--- a/Daily Reports/20_10_2026-CBOT Reports.docx
+++ b/Daily Reports/20_10_2026-CBOT Reports.docx
@@ -104,7 +104,7 @@
           <w:color w:val="5C768D"/>
           <w:sz w:val="19"/>
         </w:rPr>
-        <w:t>Cập nhật tự động qua `macro_tracker.py` vào lúc 06:28 ICT ngày 20/10/2026</w:t>
+        <w:t>Cập nhật tự động qua `macro_tracker.py` vào lúc 07:01 ICT ngày 20/10/2026</w:t>
       </w:r>
     </w:p>
     <w:tbl>
@@ -313,7 +313,7 @@
               <w:rPr>
                 <w:b/>
               </w:rPr>
-              <w:t>109.28 / thùng</w:t>
+              <w:t>109.22 / thùng</w:t>
             </w:r>
           </w:p>
         </w:tc>
@@ -442,7 +442,7 @@
               <w:rPr>
                 <w:b/>
               </w:rPr>
-              <w:t>101.97</w:t>
+              <w:t>101.98</w:t>
             </w:r>
           </w:p>
         </w:tc>
@@ -1218,7 +1218,7 @@
         <w:rPr>
           <w:b/>
         </w:rPr>
-        <w:t>`109.28` (+0.00%)</w:t>
+        <w:t>`109.22` (+0.00%)</w:t>
       </w:r>
       <w:r>
         <w:t xml:space="preserve"> | DXY: </w:t>
@@ -1227,7 +1227,7 @@
         <w:rPr>
           <w:b/>
         </w:rPr>
-        <w:t>`101.97` (+0.00%)</w:t>
+        <w:t>`101.98` (+0.00%)</w:t>
       </w:r>
       <w:r>
         <w:t xml:space="preserve"> | Lúa mì CBOT: </w:t>
@@ -1306,7 +1306,7 @@
           <w:color w:val="5C768D"/>
           <w:sz w:val="19"/>
         </w:rPr>
-        <w:t>Cập nhật tự động lúc 06:28 ICT ngày 20/10/2026 — Nguồn: NOAA, USDA, BOM Australia</w:t>
+        <w:t>Cập nhật tự động lúc 07:01 ICT ngày 20/10/2026 — Nguồn: NOAA, USDA, BOM Australia</w:t>
       </w:r>
     </w:p>
     <w:p>
@@ -11981,7 +11981,7 @@
               <w:rPr>
                 <w:b/>
               </w:rPr>
-              <w:t>109.28</w:t>
+              <w:t>109.22</w:t>
             </w:r>
           </w:p>
         </w:tc>
@@ -12104,7 +12104,7 @@
               <w:rPr>
                 <w:b/>
               </w:rPr>
-              <w:t>101.97</w:t>
+              <w:t>101.98</w:t>
             </w:r>
           </w:p>
         </w:tc>
@@ -22163,7 +22163,7 @@
               <w:rPr>
                 <w:b/>
               </w:rPr>
-              <w:t>109.28</w:t>
+              <w:t>109.22</w:t>
             </w:r>
           </w:p>
         </w:tc>
@@ -22286,7 +22286,7 @@
               <w:rPr>
                 <w:b/>
               </w:rPr>
-              <w:t>101.97</w:t>
+              <w:t>101.98</w:t>
             </w:r>
           </w:p>
         </w:tc>

--- a/Daily Reports/20_10_2026-CBOT Reports.docx
+++ b/Daily Reports/20_10_2026-CBOT Reports.docx
@@ -104,7 +104,7 @@
           <w:color w:val="5C768D"/>
           <w:sz w:val="19"/>
         </w:rPr>
-        <w:t>Cập nhật tự động qua `macro_tracker.py` vào lúc 13:46 ICT ngày 20/10/2026</w:t>
+        <w:t>Cập nhật tự động qua `macro_tracker.py` vào lúc 14:01 ICT ngày 20/10/2026</w:t>
       </w:r>
     </w:p>
     <w:tbl>
@@ -313,7 +313,7 @@
               <w:rPr>
                 <w:b/>
               </w:rPr>
-              <w:t>110.20 / thùng</w:t>
+              <w:t>109.80 / thùng</w:t>
             </w:r>
           </w:p>
         </w:tc>
@@ -344,7 +344,7 @@
               <w:rPr>
                 <w:b/>
               </w:rPr>
-              <w:t>+0.59%</w:t>
+              <w:t>+0.23%</w:t>
             </w:r>
           </w:p>
         </w:tc>
@@ -473,7 +473,7 @@
               <w:rPr>
                 <w:b/>
               </w:rPr>
-              <w:t>-0.21%</w:t>
+              <w:t>-0.20%</w:t>
             </w:r>
           </w:p>
         </w:tc>
@@ -1218,7 +1218,7 @@
         <w:rPr>
           <w:b/>
         </w:rPr>
-        <w:t>`110.20` (+0.59%)</w:t>
+        <w:t>`109.80` (+0.23%)</w:t>
       </w:r>
       <w:r>
         <w:t xml:space="preserve"> | DXY: </w:t>
@@ -1227,7 +1227,7 @@
         <w:rPr>
           <w:b/>
         </w:rPr>
-        <w:t>`101.77` (-0.21%)</w:t>
+        <w:t>`101.77` (-0.20%)</w:t>
       </w:r>
       <w:r>
         <w:t xml:space="preserve"> | Lúa mì CBOT: </w:t>
@@ -1236,7 +1236,7 @@
         <w:rPr>
           <w:b/>
         </w:rPr>
-        <w:t>`655.00` (-0.04%)</w:t>
+        <w:t>`654.50` (-0.11%)</w:t>
       </w:r>
       <w:r>
         <w:t>.</w:t>
@@ -1306,7 +1306,7 @@
           <w:color w:val="5C768D"/>
           <w:sz w:val="19"/>
         </w:rPr>
-        <w:t>Cập nhật tự động lúc 13:46 ICT ngày 20/10/2026 — Nguồn: NOAA, USDA, BOM Australia</w:t>
+        <w:t>Cập nhật tự động lúc 14:01 ICT ngày 20/10/2026 — Nguồn: NOAA, USDA, BOM Australia</w:t>
       </w:r>
     </w:p>
     <w:p>
@@ -3605,7 +3605,7 @@
               <w:rPr>
                 <w:b/>
               </w:rPr>
-              <w:t>465.90 (+0.65)</w:t>
+              <w:t>465.93 (+0.68)</w:t>
             </w:r>
           </w:p>
         </w:tc>
@@ -3661,7 +3661,7 @@
             </w:pPr>
             <w:r/>
             <w:r>
-              <w:t>0.75 cents</w:t>
+              <w:t>1.00 cents</w:t>
             </w:r>
           </w:p>
         </w:tc>
@@ -3822,7 +3822,7 @@
               <w:rPr>
                 <w:b/>
               </w:rPr>
-              <w:t>655.00</w:t>
+              <w:t>654.50</w:t>
             </w:r>
           </w:p>
         </w:tc>
@@ -3853,7 +3853,7 @@
               <w:rPr>
                 <w:b/>
               </w:rPr>
-              <w:t>654.78 (-0.22)</w:t>
+              <w:t>654.27 (-0.23)</w:t>
             </w:r>
           </w:p>
         </w:tc>
@@ -3881,7 +3881,7 @@
             </w:pPr>
             <w:r/>
             <w:r>
-              <w:t>Bearish (657.14 &lt; 661.05)</w:t>
+              <w:t>Bearish (657.09 &lt; 661.03)</w:t>
             </w:r>
           </w:p>
         </w:tc>
@@ -4347,7 +4347,7 @@
                 <w:b/>
                 <w:color w:val="15803D"/>
               </w:rPr>
-              <w:t>465.29 - 468.28 cents (Canh mua vùng hỗ trợ)</w:t>
+              <w:t>465.31 - 468.28 cents (Canh mua vùng hỗ trợ)</w:t>
             </w:r>
           </w:p>
         </w:tc>
@@ -4378,7 +4378,7 @@
               <w:rPr>
                 <w:b/>
               </w:rPr>
-              <w:t>463.12 cents (Dưới cản S2 + 1.5x ATR)</w:t>
+              <w:t>463.07 cents (Dưới cản S2 + 1.5x ATR)</w:t>
             </w:r>
           </w:p>
         </w:tc>
@@ -4945,7 +4945,7 @@
               <w:rPr>
                 <w:b/>
               </w:rPr>
-              <w:t>460.39 - 464.75 cents</w:t>
+              <w:t>460.26 - 464.75 cents</w:t>
             </w:r>
           </w:p>
         </w:tc>
@@ -5126,7 +5126,7 @@
                 <w:b/>
                 <w:color w:val="B91C1C"/>
               </w:rPr>
-              <w:t>657.14 - 661.05 cents (Canh bán hồi kỹ thuật H1)</w:t>
+              <w:t>657.09 - 661.03 cents (Canh bán hồi kỹ thuật H1)</w:t>
             </w:r>
           </w:p>
         </w:tc>
@@ -11614,10 +11614,10 @@
         <w:rPr>
           <w:b/>
         </w:rPr>
-        <w:t>`465.90 cents`</w:t>
+        <w:t>`465.93 cents`</w:t>
       </w:r>
       <w:r>
-        <w:t xml:space="preserve"> (+0.65).</w:t>
+        <w:t xml:space="preserve"> (+0.68).</w:t>
       </w:r>
     </w:p>
     <w:p>
@@ -11638,7 +11638,7 @@
         <w:rPr>
           <w:b/>
         </w:rPr>
-        <w:t>`43,583`</w:t>
+        <w:t>`43,759`</w:t>
       </w:r>
       <w:r>
         <w:t xml:space="preserve"> (Chênh lệch: </w:t>
@@ -11647,7 +11647,7 @@
         <w:rPr>
           <w:b/>
         </w:rPr>
-        <w:t>`-157,888`</w:t>
+        <w:t>`-157,712`</w:t>
       </w:r>
       <w:r>
         <w:t xml:space="preserve">) | OI: </w:t>
@@ -11981,7 +11981,7 @@
               <w:rPr>
                 <w:b/>
               </w:rPr>
-              <w:t>110.20</w:t>
+              <w:t>109.80</w:t>
             </w:r>
           </w:p>
         </w:tc>
@@ -12012,7 +12012,7 @@
               <w:rPr>
                 <w:b/>
               </w:rPr>
-              <w:t>+0.59%</w:t>
+              <w:t>+0.23%</w:t>
             </w:r>
           </w:p>
         </w:tc>
@@ -12135,7 +12135,7 @@
               <w:rPr>
                 <w:b/>
               </w:rPr>
-              <w:t>-0.21%</w:t>
+              <w:t>-0.20%</w:t>
             </w:r>
           </w:p>
         </w:tc>
@@ -12780,7 +12780,7 @@
         <w:rPr>
           <w:b/>
         </w:rPr>
-        <w:t>`1.09`</w:t>
+        <w:t>`1.12`</w:t>
       </w:r>
       <w:r>
         <w:t xml:space="preserve"> cents | Volatility = </w:t>
@@ -12789,7 +12789,7 @@
         <w:rPr>
           <w:b/>
         </w:rPr>
-        <w:t>`0.75 cents`</w:t>
+        <w:t>`1.00 cents`</w:t>
       </w:r>
       <w:r>
         <w:t>.</w:t>
@@ -12813,7 +12813,7 @@
         <w:rPr>
           <w:b/>
         </w:rPr>
-        <w:t>`465.29`</w:t>
+        <w:t>`465.31`</w:t>
       </w:r>
       <w:r>
         <w:t xml:space="preserve"> | S2: </w:t>
@@ -13574,7 +13574,7 @@
           <w:b/>
           <w:color w:val="15803D"/>
         </w:rPr>
-        <w:t>`465.29 - 468.28 cents (Canh mua vùng hỗ trợ)`</w:t>
+        <w:t>`465.31 - 468.28 cents (Canh mua vùng hỗ trợ)`</w:t>
       </w:r>
       <w:r>
         <w:t xml:space="preserve"> | SL: </w:t>
@@ -13583,7 +13583,7 @@
         <w:rPr>
           <w:b/>
         </w:rPr>
-        <w:t>`463.12 cents (Dưới cản S2 + 1.5x ATR)`</w:t>
+        <w:t>`463.07 cents (Dưới cản S2 + 1.5x ATR)`</w:t>
       </w:r>
       <w:r>
         <w:t xml:space="preserve"> | TP: </w:t>
@@ -13749,7 +13749,7 @@
         <w:rPr>
           <w:b/>
         </w:rPr>
-        <w:t>`460.39 - 464.75 cents`</w:t>
+        <w:t>`460.26 - 464.75 cents`</w:t>
       </w:r>
     </w:p>
     <w:p>
@@ -21781,7 +21781,7 @@
         <w:t>Giá Chốt Phiên (Close):</w:t>
       </w:r>
       <w:r>
-        <w:t xml:space="preserve"> 655.00 cents | </w:t>
+        <w:t xml:space="preserve"> 654.50 cents | </w:t>
       </w:r>
       <w:r>
         <w:rPr>
@@ -21796,10 +21796,10 @@
         <w:rPr>
           <w:b/>
         </w:rPr>
-        <w:t>`654.78 cents`</w:t>
+        <w:t>`654.27 cents`</w:t>
       </w:r>
       <w:r>
-        <w:t xml:space="preserve"> (-0.22).</w:t>
+        <w:t xml:space="preserve"> (-0.23).</w:t>
       </w:r>
     </w:p>
     <w:p>
@@ -21820,7 +21820,7 @@
         <w:rPr>
           <w:b/>
         </w:rPr>
-        <w:t>`2,636`</w:t>
+        <w:t>`2,823`</w:t>
       </w:r>
       <w:r>
         <w:t xml:space="preserve"> (Chênh lệch: </w:t>
@@ -21829,7 +21829,7 @@
         <w:rPr>
           <w:b/>
         </w:rPr>
-        <w:t>`-75,341`</w:t>
+        <w:t>`-75,154`</w:t>
       </w:r>
       <w:r>
         <w:t xml:space="preserve">) | OI: </w:t>
@@ -21871,7 +21871,7 @@
         <w:rPr>
           <w:b/>
         </w:rPr>
-        <w:t>`Doji (Nến lưỡng lự thế trận)`</w:t>
+        <w:t>`Không phát hiện mô hình nến đặc biệt`</w:t>
       </w:r>
     </w:p>
     <w:p>
@@ -22163,7 +22163,7 @@
               <w:rPr>
                 <w:b/>
               </w:rPr>
-              <w:t>110.20</w:t>
+              <w:t>109.80</w:t>
             </w:r>
           </w:p>
         </w:tc>
@@ -22194,7 +22194,7 @@
               <w:rPr>
                 <w:b/>
               </w:rPr>
-              <w:t>+0.59%</w:t>
+              <w:t>+0.23%</w:t>
             </w:r>
           </w:p>
         </w:tc>
@@ -22317,7 +22317,7 @@
               <w:rPr>
                 <w:b/>
               </w:rPr>
-              <w:t>-0.21%</w:t>
+              <w:t>-0.20%</w:t>
             </w:r>
           </w:p>
         </w:tc>
@@ -22921,7 +22921,7 @@
         <w:t xml:space="preserve"> EMA_21 </w:t>
       </w:r>
       <w:r>
-        <w:t xml:space="preserve"> (657.14) &lt; </w:t>
+        <w:t xml:space="preserve"> (657.09) &lt; </w:t>
       </w:r>
       <w:r>
         <w:rPr>
@@ -22932,7 +22932,7 @@
         <w:t xml:space="preserve"> EMA_50 </w:t>
       </w:r>
       <w:r>
-        <w:t xml:space="preserve"> (661.05).</w:t>
+        <w:t xml:space="preserve"> (661.03).</w:t>
       </w:r>
     </w:p>
     <w:p>
@@ -22953,7 +22953,7 @@
         <w:rPr>
           <w:b/>
         </w:rPr>
-        <w:t>`38.00`</w:t>
+        <w:t>`36.68`</w:t>
       </w:r>
       <w:r>
         <w:t xml:space="preserve"> | ATR (14) = </w:t>
@@ -23746,7 +23746,7 @@
           <w:b/>
           <w:color w:val="B91C1C"/>
         </w:rPr>
-        <w:t>`657.14 - 661.05 cents (Canh bán hồi kỹ thuật H1)`</w:t>
+        <w:t>`657.09 - 661.03 cents (Canh bán hồi kỹ thuật H1)`</w:t>
       </w:r>
       <w:r>
         <w:t xml:space="preserve"> | SL: </w:t>
@@ -24328,7 +24328,7 @@
             </w:pPr>
             <w:r/>
             <w:r>
-              <w:t>655.00</w:t>
+              <w:t>654.50</w:t>
             </w:r>
           </w:p>
         </w:tc>
@@ -24356,7 +24356,7 @@
             </w:pPr>
             <w:r/>
             <w:r>
-              <w:t>666.25</w:t>
+              <w:t>665.75</w:t>
             </w:r>
           </w:p>
         </w:tc>
@@ -24384,7 +24384,7 @@
             </w:pPr>
             <w:r/>
             <w:r>
-              <w:t>649.50</w:t>
+              <w:t>649.00</w:t>
             </w:r>
           </w:p>
         </w:tc>
@@ -24415,7 +24415,7 @@
               <w:rPr>
                 <w:b/>
               </w:rPr>
-              <w:t>654.25</w:t>
+              <w:t>653.75</w:t>
             </w:r>
           </w:p>
         </w:tc>
@@ -24563,7 +24563,7 @@
             </w:pPr>
             <w:r/>
             <w:r>
-              <w:t>654.25</w:t>
+              <w:t>653.75</w:t>
             </w:r>
           </w:p>
         </w:tc>
@@ -24591,7 +24591,7 @@
             </w:pPr>
             <w:r/>
             <w:r>
-              <w:t>661.75</w:t>
+              <w:t>661.25</w:t>
             </w:r>
           </w:p>
         </w:tc>
@@ -24619,7 +24619,7 @@
             </w:pPr>
             <w:r/>
             <w:r>
-              <w:t>648.25</w:t>
+              <w:t>647.75</w:t>
             </w:r>
           </w:p>
         </w:tc>
@@ -24650,7 +24650,7 @@
               <w:rPr>
                 <w:b/>
               </w:rPr>
-              <w:t>653.75</w:t>
+              <w:t>653.25</w:t>
             </w:r>
           </w:p>
         </w:tc>
@@ -24798,7 +24798,7 @@
             </w:pPr>
             <w:r/>
             <w:r>
-              <w:t>653.75</w:t>
+              <w:t>653.25</w:t>
             </w:r>
           </w:p>
         </w:tc>
@@ -24826,7 +24826,7 @@
             </w:pPr>
             <w:r/>
             <w:r>
-              <w:t>667.50</w:t>
+              <w:t>667.00</w:t>
             </w:r>
           </w:p>
         </w:tc>
@@ -24854,7 +24854,7 @@
             </w:pPr>
             <w:r/>
             <w:r>
-              <w:t>639.00</w:t>
+              <w:t>638.50</w:t>
             </w:r>
           </w:p>
         </w:tc>
@@ -24885,7 +24885,7 @@
               <w:rPr>
                 <w:b/>
               </w:rPr>
-              <w:t>655.75</w:t>
+              <w:t>655.25</w:t>
             </w:r>
           </w:p>
         </w:tc>
@@ -25033,7 +25033,7 @@
             </w:pPr>
             <w:r/>
             <w:r>
-              <w:t>655.75</w:t>
+              <w:t>655.25</w:t>
             </w:r>
           </w:p>
         </w:tc>
@@ -25061,7 +25061,7 @@
             </w:pPr>
             <w:r/>
             <w:r>
-              <w:t>669.00</w:t>
+              <w:t>668.50</w:t>
             </w:r>
           </w:p>
         </w:tc>
@@ -25089,7 +25089,7 @@
             </w:pPr>
             <w:r/>
             <w:r>
-              <w:t>647.50</w:t>
+              <w:t>647.00</w:t>
             </w:r>
           </w:p>
         </w:tc>
@@ -25120,7 +25120,7 @@
               <w:rPr>
                 <w:b/>
               </w:rPr>
-              <w:t>657.00</w:t>
+              <w:t>656.50</w:t>
             </w:r>
           </w:p>
         </w:tc>
@@ -25268,7 +25268,7 @@
             </w:pPr>
             <w:r/>
             <w:r>
-              <w:t>657.00</w:t>
+              <w:t>656.50</w:t>
             </w:r>
           </w:p>
         </w:tc>
@@ -25296,7 +25296,7 @@
             </w:pPr>
             <w:r/>
             <w:r>
-              <w:t>673.50</w:t>
+              <w:t>673.00</w:t>
             </w:r>
           </w:p>
         </w:tc>
@@ -25324,7 +25324,7 @@
             </w:pPr>
             <w:r/>
             <w:r>
-              <w:t>646.50</w:t>
+              <w:t>646.00</w:t>
             </w:r>
           </w:p>
         </w:tc>
@@ -25355,7 +25355,7 @@
               <w:rPr>
                 <w:b/>
               </w:rPr>
-              <w:t>661.50</w:t>
+              <w:t>661.00</w:t>
             </w:r>
           </w:p>
         </w:tc>
@@ -25503,7 +25503,7 @@
             </w:pPr>
             <w:r/>
             <w:r>
-              <w:t>661.50</w:t>
+              <w:t>661.00</w:t>
             </w:r>
           </w:p>
         </w:tc>
@@ -25531,7 +25531,7 @@
             </w:pPr>
             <w:r/>
             <w:r>
-              <w:t>669.25</w:t>
+              <w:t>668.75</w:t>
             </w:r>
           </w:p>
         </w:tc>
@@ -25559,7 +25559,7 @@
             </w:pPr>
             <w:r/>
             <w:r>
-              <w:t>650.50</w:t>
+              <w:t>650.00</w:t>
             </w:r>
           </w:p>
         </w:tc>
@@ -25590,7 +25590,7 @@
               <w:rPr>
                 <w:b/>
               </w:rPr>
-              <w:t>662.75</w:t>
+              <w:t>662.25</w:t>
             </w:r>
           </w:p>
         </w:tc>
@@ -25738,7 +25738,7 @@
             </w:pPr>
             <w:r/>
             <w:r>
-              <w:t>662.75</w:t>
+              <w:t>662.25</w:t>
             </w:r>
           </w:p>
         </w:tc>
@@ -25766,7 +25766,7 @@
             </w:pPr>
             <w:r/>
             <w:r>
-              <w:t>671.00</w:t>
+              <w:t>670.50</w:t>
             </w:r>
           </w:p>
         </w:tc>
@@ -25794,7 +25794,7 @@
             </w:pPr>
             <w:r/>
             <w:r>
-              <w:t>652.25</w:t>
+              <w:t>651.75</w:t>
             </w:r>
           </w:p>
         </w:tc>
@@ -25825,7 +25825,7 @@
               <w:rPr>
                 <w:b/>
               </w:rPr>
-              <w:t>664.50</w:t>
+              <w:t>664.00</w:t>
             </w:r>
           </w:p>
         </w:tc>
@@ -25973,7 +25973,7 @@
             </w:pPr>
             <w:r/>
             <w:r>
-              <w:t>664.50</w:t>
+              <w:t>664.00</w:t>
             </w:r>
           </w:p>
         </w:tc>
@@ -26001,7 +26001,7 @@
             </w:pPr>
             <w:r/>
             <w:r>
-              <w:t>676.75</w:t>
+              <w:t>676.25</w:t>
             </w:r>
           </w:p>
         </w:tc>
@@ -26029,7 +26029,7 @@
             </w:pPr>
             <w:r/>
             <w:r>
-              <w:t>654.75</w:t>
+              <w:t>654.25</w:t>
             </w:r>
           </w:p>
         </w:tc>
@@ -26060,7 +26060,7 @@
               <w:rPr>
                 <w:b/>
               </w:rPr>
-              <w:t>663.50</w:t>
+              <w:t>663.00</w:t>
             </w:r>
           </w:p>
         </w:tc>
@@ -26208,7 +26208,7 @@
             </w:pPr>
             <w:r/>
             <w:r>
-              <w:t>663.50</w:t>
+              <w:t>663.00</w:t>
             </w:r>
           </w:p>
         </w:tc>
@@ -26236,7 +26236,7 @@
             </w:pPr>
             <w:r/>
             <w:r>
-              <w:t>674.00</w:t>
+              <w:t>673.50</w:t>
             </w:r>
           </w:p>
         </w:tc>
@@ -26264,7 +26264,7 @@
             </w:pPr>
             <w:r/>
             <w:r>
-              <w:t>648.75</w:t>
+              <w:t>648.25</w:t>
             </w:r>
           </w:p>
         </w:tc>
@@ -26295,7 +26295,7 @@
               <w:rPr>
                 <w:b/>
               </w:rPr>
-              <w:t>665.75</w:t>
+              <w:t>665.25</w:t>
             </w:r>
           </w:p>
         </w:tc>
@@ -26443,7 +26443,7 @@
             </w:pPr>
             <w:r/>
             <w:r>
-              <w:t>665.75</w:t>
+              <w:t>665.25</w:t>
             </w:r>
           </w:p>
         </w:tc>
@@ -26471,7 +26471,7 @@
             </w:pPr>
             <w:r/>
             <w:r>
-              <w:t>676.25</w:t>
+              <w:t>675.75</w:t>
             </w:r>
           </w:p>
         </w:tc>
@@ -26499,7 +26499,7 @@
             </w:pPr>
             <w:r/>
             <w:r>
-              <w:t>659.50</w:t>
+              <w:t>659.00</w:t>
             </w:r>
           </w:p>
         </w:tc>
@@ -26530,7 +26530,7 @@
               <w:rPr>
                 <w:b/>
               </w:rPr>
-              <w:t>666.50</w:t>
+              <w:t>666.00</w:t>
             </w:r>
           </w:p>
         </w:tc>
@@ -26678,7 +26678,7 @@
             </w:pPr>
             <w:r/>
             <w:r>
-              <w:t>666.50</w:t>
+              <w:t>666.00</w:t>
             </w:r>
           </w:p>
         </w:tc>
@@ -26706,7 +26706,7 @@
             </w:pPr>
             <w:r/>
             <w:r>
-              <w:t>680.75</w:t>
+              <w:t>680.25</w:t>
             </w:r>
           </w:p>
         </w:tc>
@@ -26734,7 +26734,7 @@
             </w:pPr>
             <w:r/>
             <w:r>
-              <w:t>651.75</w:t>
+              <w:t>651.25</w:t>
             </w:r>
           </w:p>
         </w:tc>
@@ -26765,7 +26765,7 @@
               <w:rPr>
                 <w:b/>
               </w:rPr>
-              <w:t>668.50</w:t>
+              <w:t>668.00</w:t>
             </w:r>
           </w:p>
         </w:tc>
@@ -26913,7 +26913,7 @@
             </w:pPr>
             <w:r/>
             <w:r>
-              <w:t>668.50</w:t>
+              <w:t>668.00</w:t>
             </w:r>
           </w:p>
         </w:tc>
@@ -26941,7 +26941,7 @@
             </w:pPr>
             <w:r/>
             <w:r>
-              <w:t>675.00</w:t>
+              <w:t>674.50</w:t>
             </w:r>
           </w:p>
         </w:tc>
@@ -26969,7 +26969,7 @@
             </w:pPr>
             <w:r/>
             <w:r>
-              <w:t>661.75</w:t>
+              <w:t>661.25</w:t>
             </w:r>
           </w:p>
         </w:tc>
@@ -26977,6 +26977,241 @@
           <w:tcPr>
             <w:tcW w:type="dxa" w:w="1728"/>
             <w:shd w:fill="FFFFFF"/>
+            <w:tcMar>
+              <w:top w:w="100" w:type="dxa"/>
+              <w:bottom w:w="100" w:type="dxa"/>
+              <w:left w:w="120" w:type="dxa"/>
+              <w:right w:w="120" w:type="dxa"/>
+            </w:tcMar>
+            <w:tcBorders>
+              <w:top w:val="single" w:sz="4" w:space="0" w:color="CCCCCC"/>
+              <w:bottom w:val="single" w:sz="4" w:space="0" w:color="CCCCCC"/>
+              <w:left w:val="single" w:sz="4" w:space="0" w:color="CCCCCC"/>
+              <w:right w:val="single" w:sz="4" w:space="0" w:color="CCCCCC"/>
+            </w:tcBorders>
+          </w:tcPr>
+          <w:p>
+            <w:pPr>
+              <w:spacing w:before="60" w:after="60" w:line="252" w:lineRule="auto"/>
+              <w:jc w:val="left"/>
+            </w:pPr>
+            <w:r/>
+            <w:r>
+              <w:rPr>
+                <w:b/>
+              </w:rPr>
+              <w:t>668.25</w:t>
+            </w:r>
+          </w:p>
+        </w:tc>
+        <w:tc>
+          <w:tcPr>
+            <w:tcW w:type="dxa" w:w="3456"/>
+            <w:shd w:fill="FFFFFF"/>
+            <w:tcMar>
+              <w:top w:w="100" w:type="dxa"/>
+              <w:bottom w:w="100" w:type="dxa"/>
+              <w:left w:w="120" w:type="dxa"/>
+              <w:right w:w="120" w:type="dxa"/>
+            </w:tcMar>
+            <w:tcBorders>
+              <w:top w:val="single" w:sz="4" w:space="0" w:color="CCCCCC"/>
+              <w:bottom w:val="single" w:sz="4" w:space="0" w:color="CCCCCC"/>
+              <w:left w:val="single" w:sz="4" w:space="0" w:color="CCCCCC"/>
+              <w:right w:val="single" w:sz="4" w:space="0" w:color="CCCCCC"/>
+            </w:tcBorders>
+          </w:tcPr>
+          <w:p>
+            <w:pPr>
+              <w:spacing w:before="60" w:after="60" w:line="252" w:lineRule="auto"/>
+              <w:jc w:val="left"/>
+            </w:pPr>
+            <w:r/>
+            <w:r>
+              <w:rPr>
+                <w:b/>
+              </w:rPr>
+              <w:t>+0.25</w:t>
+            </w:r>
+          </w:p>
+        </w:tc>
+        <w:tc>
+          <w:tcPr>
+            <w:tcW w:type="dxa" w:w="1440"/>
+            <w:shd w:fill="FFFFFF"/>
+            <w:tcMar>
+              <w:top w:w="100" w:type="dxa"/>
+              <w:bottom w:w="100" w:type="dxa"/>
+              <w:left w:w="120" w:type="dxa"/>
+              <w:right w:w="120" w:type="dxa"/>
+            </w:tcMar>
+            <w:tcBorders>
+              <w:top w:val="single" w:sz="4" w:space="0" w:color="CCCCCC"/>
+              <w:bottom w:val="single" w:sz="4" w:space="0" w:color="CCCCCC"/>
+              <w:left w:val="single" w:sz="4" w:space="0" w:color="CCCCCC"/>
+              <w:right w:val="single" w:sz="4" w:space="0" w:color="CCCCCC"/>
+            </w:tcBorders>
+          </w:tcPr>
+          <w:p>
+            <w:pPr>
+              <w:spacing w:before="60" w:after="60" w:line="252" w:lineRule="auto"/>
+              <w:jc w:val="left"/>
+            </w:pPr>
+            <w:r/>
+            <w:r>
+              <w:t>BULL</w:t>
+            </w:r>
+          </w:p>
+        </w:tc>
+      </w:tr>
+      <w:tr>
+        <w:tc>
+          <w:tcPr>
+            <w:tcW w:type="dxa" w:w="1584"/>
+            <w:shd w:fill="F8FAFC"/>
+            <w:tcMar>
+              <w:top w:w="100" w:type="dxa"/>
+              <w:bottom w:w="100" w:type="dxa"/>
+              <w:left w:w="120" w:type="dxa"/>
+              <w:right w:w="120" w:type="dxa"/>
+            </w:tcMar>
+            <w:tcBorders>
+              <w:top w:val="single" w:sz="4" w:space="0" w:color="CCCCCC"/>
+              <w:bottom w:val="single" w:sz="4" w:space="0" w:color="CCCCCC"/>
+              <w:left w:val="single" w:sz="4" w:space="0" w:color="CCCCCC"/>
+              <w:right w:val="single" w:sz="4" w:space="0" w:color="CCCCCC"/>
+            </w:tcBorders>
+          </w:tcPr>
+          <w:p>
+            <w:pPr>
+              <w:spacing w:before="60" w:after="60" w:line="252" w:lineRule="auto"/>
+              <w:jc w:val="left"/>
+            </w:pPr>
+            <w:r/>
+            <w:r>
+              <w:rPr>
+                <w:b/>
+              </w:rPr>
+              <w:t>Wed 21/10</w:t>
+            </w:r>
+          </w:p>
+        </w:tc>
+        <w:tc>
+          <w:tcPr>
+            <w:tcW w:type="dxa" w:w="864"/>
+            <w:shd w:fill="F8FAFC"/>
+            <w:tcMar>
+              <w:top w:w="100" w:type="dxa"/>
+              <w:bottom w:w="100" w:type="dxa"/>
+              <w:left w:w="120" w:type="dxa"/>
+              <w:right w:w="120" w:type="dxa"/>
+            </w:tcMar>
+            <w:tcBorders>
+              <w:top w:val="single" w:sz="4" w:space="0" w:color="CCCCCC"/>
+              <w:bottom w:val="single" w:sz="4" w:space="0" w:color="CCCCCC"/>
+              <w:left w:val="single" w:sz="4" w:space="0" w:color="CCCCCC"/>
+              <w:right w:val="single" w:sz="4" w:space="0" w:color="CCCCCC"/>
+            </w:tcBorders>
+          </w:tcPr>
+          <w:p>
+            <w:pPr>
+              <w:spacing w:before="60" w:after="60" w:line="252" w:lineRule="auto"/>
+              <w:jc w:val="left"/>
+            </w:pPr>
+            <w:r/>
+            <w:r>
+              <w:t>Asia 07-11</w:t>
+            </w:r>
+          </w:p>
+        </w:tc>
+        <w:tc>
+          <w:tcPr>
+            <w:tcW w:type="dxa" w:w="1440"/>
+            <w:shd w:fill="F8FAFC"/>
+            <w:tcMar>
+              <w:top w:w="100" w:type="dxa"/>
+              <w:bottom w:w="100" w:type="dxa"/>
+              <w:left w:w="120" w:type="dxa"/>
+              <w:right w:w="120" w:type="dxa"/>
+            </w:tcMar>
+            <w:tcBorders>
+              <w:top w:val="single" w:sz="4" w:space="0" w:color="CCCCCC"/>
+              <w:bottom w:val="single" w:sz="4" w:space="0" w:color="CCCCCC"/>
+              <w:left w:val="single" w:sz="4" w:space="0" w:color="CCCCCC"/>
+              <w:right w:val="single" w:sz="4" w:space="0" w:color="CCCCCC"/>
+            </w:tcBorders>
+          </w:tcPr>
+          <w:p>
+            <w:pPr>
+              <w:spacing w:before="60" w:after="60" w:line="252" w:lineRule="auto"/>
+              <w:jc w:val="left"/>
+            </w:pPr>
+            <w:r/>
+            <w:r>
+              <w:t>668.25</w:t>
+            </w:r>
+          </w:p>
+        </w:tc>
+        <w:tc>
+          <w:tcPr>
+            <w:tcW w:type="dxa" w:w="2016"/>
+            <w:shd w:fill="F8FAFC"/>
+            <w:tcMar>
+              <w:top w:w="100" w:type="dxa"/>
+              <w:bottom w:w="100" w:type="dxa"/>
+              <w:left w:w="120" w:type="dxa"/>
+              <w:right w:w="120" w:type="dxa"/>
+            </w:tcMar>
+            <w:tcBorders>
+              <w:top w:val="single" w:sz="4" w:space="0" w:color="CCCCCC"/>
+              <w:bottom w:val="single" w:sz="4" w:space="0" w:color="CCCCCC"/>
+              <w:left w:val="single" w:sz="4" w:space="0" w:color="CCCCCC"/>
+              <w:right w:val="single" w:sz="4" w:space="0" w:color="CCCCCC"/>
+            </w:tcBorders>
+          </w:tcPr>
+          <w:p>
+            <w:pPr>
+              <w:spacing w:before="60" w:after="60" w:line="252" w:lineRule="auto"/>
+              <w:jc w:val="left"/>
+            </w:pPr>
+            <w:r/>
+            <w:r>
+              <w:t>678.50</w:t>
+            </w:r>
+          </w:p>
+        </w:tc>
+        <w:tc>
+          <w:tcPr>
+            <w:tcW w:type="dxa" w:w="1152"/>
+            <w:shd w:fill="F8FAFC"/>
+            <w:tcMar>
+              <w:top w:w="100" w:type="dxa"/>
+              <w:bottom w:w="100" w:type="dxa"/>
+              <w:left w:w="120" w:type="dxa"/>
+              <w:right w:w="120" w:type="dxa"/>
+            </w:tcMar>
+            <w:tcBorders>
+              <w:top w:val="single" w:sz="4" w:space="0" w:color="CCCCCC"/>
+              <w:bottom w:val="single" w:sz="4" w:space="0" w:color="CCCCCC"/>
+              <w:left w:val="single" w:sz="4" w:space="0" w:color="CCCCCC"/>
+              <w:right w:val="single" w:sz="4" w:space="0" w:color="CCCCCC"/>
+            </w:tcBorders>
+          </w:tcPr>
+          <w:p>
+            <w:pPr>
+              <w:spacing w:before="60" w:after="60" w:line="252" w:lineRule="auto"/>
+              <w:jc w:val="left"/>
+            </w:pPr>
+            <w:r/>
+            <w:r>
+              <w:t>660.25</w:t>
+            </w:r>
+          </w:p>
+        </w:tc>
+        <w:tc>
+          <w:tcPr>
+            <w:tcW w:type="dxa" w:w="1728"/>
+            <w:shd w:fill="F8FAFC"/>
             <w:tcMar>
               <w:top w:w="100" w:type="dxa"/>
               <w:bottom w:w="100" w:type="dxa"/>
@@ -27007,7 +27242,7 @@
         <w:tc>
           <w:tcPr>
             <w:tcW w:type="dxa" w:w="3456"/>
-            <w:shd w:fill="FFFFFF"/>
+            <w:shd w:fill="F8FAFC"/>
             <w:tcMar>
               <w:top w:w="100" w:type="dxa"/>
               <w:bottom w:w="100" w:type="dxa"/>
@@ -27031,14 +27266,14 @@
               <w:rPr>
                 <w:b/>
               </w:rPr>
-              <w:t>+0.25</w:t>
+              <w:t>+0.50</w:t>
             </w:r>
           </w:p>
         </w:tc>
         <w:tc>
           <w:tcPr>
             <w:tcW w:type="dxa" w:w="1440"/>
-            <w:shd w:fill="FFFFFF"/>
+            <w:shd w:fill="F8FAFC"/>
             <w:tcMar>
               <w:top w:w="100" w:type="dxa"/>
               <w:bottom w:w="100" w:type="dxa"/>
@@ -27068,7 +27303,7 @@
         <w:tc>
           <w:tcPr>
             <w:tcW w:type="dxa" w:w="1584"/>
-            <w:shd w:fill="F8FAFC"/>
+            <w:shd w:fill="FFFFFF"/>
             <w:tcMar>
               <w:top w:w="100" w:type="dxa"/>
               <w:bottom w:w="100" w:type="dxa"/>
@@ -27099,6 +27334,210 @@
         <w:tc>
           <w:tcPr>
             <w:tcW w:type="dxa" w:w="864"/>
+            <w:shd w:fill="FFFFFF"/>
+            <w:tcMar>
+              <w:top w:w="100" w:type="dxa"/>
+              <w:bottom w:w="100" w:type="dxa"/>
+              <w:left w:w="120" w:type="dxa"/>
+              <w:right w:w="120" w:type="dxa"/>
+            </w:tcMar>
+            <w:tcBorders>
+              <w:top w:val="single" w:sz="4" w:space="0" w:color="CCCCCC"/>
+              <w:bottom w:val="single" w:sz="4" w:space="0" w:color="CCCCCC"/>
+              <w:left w:val="single" w:sz="4" w:space="0" w:color="CCCCCC"/>
+              <w:right w:val="single" w:sz="4" w:space="0" w:color="CCCCCC"/>
+            </w:tcBorders>
+          </w:tcPr>
+          <w:p>
+            <w:pPr>
+              <w:spacing w:before="60" w:after="60" w:line="252" w:lineRule="auto"/>
+              <w:jc w:val="left"/>
+            </w:pPr>
+            <w:r/>
+            <w:r>
+              <w:t>Asia 11-15</w:t>
+            </w:r>
+          </w:p>
+        </w:tc>
+        <w:tc>
+          <w:tcPr>
+            <w:tcW w:type="dxa" w:w="1440"/>
+            <w:shd w:fill="FFFFFF"/>
+            <w:tcMar>
+              <w:top w:w="100" w:type="dxa"/>
+              <w:bottom w:w="100" w:type="dxa"/>
+              <w:left w:w="120" w:type="dxa"/>
+              <w:right w:w="120" w:type="dxa"/>
+            </w:tcMar>
+            <w:tcBorders>
+              <w:top w:val="single" w:sz="4" w:space="0" w:color="CCCCCC"/>
+              <w:bottom w:val="single" w:sz="4" w:space="0" w:color="CCCCCC"/>
+              <w:left w:val="single" w:sz="4" w:space="0" w:color="CCCCCC"/>
+              <w:right w:val="single" w:sz="4" w:space="0" w:color="CCCCCC"/>
+            </w:tcBorders>
+          </w:tcPr>
+          <w:p>
+            <w:pPr>
+              <w:spacing w:before="60" w:after="60" w:line="252" w:lineRule="auto"/>
+              <w:jc w:val="left"/>
+            </w:pPr>
+            <w:r/>
+            <w:r>
+              <w:t>668.75</w:t>
+            </w:r>
+          </w:p>
+        </w:tc>
+        <w:tc>
+          <w:tcPr>
+            <w:tcW w:type="dxa" w:w="2016"/>
+            <w:shd w:fill="FFFFFF"/>
+            <w:tcMar>
+              <w:top w:w="100" w:type="dxa"/>
+              <w:bottom w:w="100" w:type="dxa"/>
+              <w:left w:w="120" w:type="dxa"/>
+              <w:right w:w="120" w:type="dxa"/>
+            </w:tcMar>
+            <w:tcBorders>
+              <w:top w:val="single" w:sz="4" w:space="0" w:color="CCCCCC"/>
+              <w:bottom w:val="single" w:sz="4" w:space="0" w:color="CCCCCC"/>
+              <w:left w:val="single" w:sz="4" w:space="0" w:color="CCCCCC"/>
+              <w:right w:val="single" w:sz="4" w:space="0" w:color="CCCCCC"/>
+            </w:tcBorders>
+          </w:tcPr>
+          <w:p>
+            <w:pPr>
+              <w:spacing w:before="60" w:after="60" w:line="252" w:lineRule="auto"/>
+              <w:jc w:val="left"/>
+            </w:pPr>
+            <w:r/>
+            <w:r>
+              <w:t>675.75</w:t>
+            </w:r>
+          </w:p>
+        </w:tc>
+        <w:tc>
+          <w:tcPr>
+            <w:tcW w:type="dxa" w:w="1152"/>
+            <w:shd w:fill="FFFFFF"/>
+            <w:tcMar>
+              <w:top w:w="100" w:type="dxa"/>
+              <w:bottom w:w="100" w:type="dxa"/>
+              <w:left w:w="120" w:type="dxa"/>
+              <w:right w:w="120" w:type="dxa"/>
+            </w:tcMar>
+            <w:tcBorders>
+              <w:top w:val="single" w:sz="4" w:space="0" w:color="CCCCCC"/>
+              <w:bottom w:val="single" w:sz="4" w:space="0" w:color="CCCCCC"/>
+              <w:left w:val="single" w:sz="4" w:space="0" w:color="CCCCCC"/>
+              <w:right w:val="single" w:sz="4" w:space="0" w:color="CCCCCC"/>
+            </w:tcBorders>
+          </w:tcPr>
+          <w:p>
+            <w:pPr>
+              <w:spacing w:before="60" w:after="60" w:line="252" w:lineRule="auto"/>
+              <w:jc w:val="left"/>
+            </w:pPr>
+            <w:r/>
+            <w:r>
+              <w:t>662.75</w:t>
+            </w:r>
+          </w:p>
+        </w:tc>
+        <w:tc>
+          <w:tcPr>
+            <w:tcW w:type="dxa" w:w="1728"/>
+            <w:shd w:fill="FFFFFF"/>
+            <w:tcMar>
+              <w:top w:w="100" w:type="dxa"/>
+              <w:bottom w:w="100" w:type="dxa"/>
+              <w:left w:w="120" w:type="dxa"/>
+              <w:right w:w="120" w:type="dxa"/>
+            </w:tcMar>
+            <w:tcBorders>
+              <w:top w:val="single" w:sz="4" w:space="0" w:color="CCCCCC"/>
+              <w:bottom w:val="single" w:sz="4" w:space="0" w:color="CCCCCC"/>
+              <w:left w:val="single" w:sz="4" w:space="0" w:color="CCCCCC"/>
+              <w:right w:val="single" w:sz="4" w:space="0" w:color="CCCCCC"/>
+            </w:tcBorders>
+          </w:tcPr>
+          <w:p>
+            <w:pPr>
+              <w:spacing w:before="60" w:after="60" w:line="252" w:lineRule="auto"/>
+              <w:jc w:val="left"/>
+            </w:pPr>
+            <w:r/>
+            <w:r>
+              <w:rPr>
+                <w:b/>
+              </w:rPr>
+              <w:t>668.00</w:t>
+            </w:r>
+          </w:p>
+        </w:tc>
+        <w:tc>
+          <w:tcPr>
+            <w:tcW w:type="dxa" w:w="3456"/>
+            <w:shd w:fill="FFFFFF"/>
+            <w:tcMar>
+              <w:top w:w="100" w:type="dxa"/>
+              <w:bottom w:w="100" w:type="dxa"/>
+              <w:left w:w="120" w:type="dxa"/>
+              <w:right w:w="120" w:type="dxa"/>
+            </w:tcMar>
+            <w:tcBorders>
+              <w:top w:val="single" w:sz="4" w:space="0" w:color="CCCCCC"/>
+              <w:bottom w:val="single" w:sz="4" w:space="0" w:color="CCCCCC"/>
+              <w:left w:val="single" w:sz="4" w:space="0" w:color="CCCCCC"/>
+              <w:right w:val="single" w:sz="4" w:space="0" w:color="CCCCCC"/>
+            </w:tcBorders>
+          </w:tcPr>
+          <w:p>
+            <w:pPr>
+              <w:spacing w:before="60" w:after="60" w:line="252" w:lineRule="auto"/>
+              <w:jc w:val="left"/>
+            </w:pPr>
+            <w:r/>
+            <w:r>
+              <w:rPr>
+                <w:b/>
+              </w:rPr>
+              <w:t>-0.75</w:t>
+            </w:r>
+          </w:p>
+        </w:tc>
+        <w:tc>
+          <w:tcPr>
+            <w:tcW w:type="dxa" w:w="1440"/>
+            <w:shd w:fill="FFFFFF"/>
+            <w:tcMar>
+              <w:top w:w="100" w:type="dxa"/>
+              <w:bottom w:w="100" w:type="dxa"/>
+              <w:left w:w="120" w:type="dxa"/>
+              <w:right w:w="120" w:type="dxa"/>
+            </w:tcMar>
+            <w:tcBorders>
+              <w:top w:val="single" w:sz="4" w:space="0" w:color="CCCCCC"/>
+              <w:bottom w:val="single" w:sz="4" w:space="0" w:color="CCCCCC"/>
+              <w:left w:val="single" w:sz="4" w:space="0" w:color="CCCCCC"/>
+              <w:right w:val="single" w:sz="4" w:space="0" w:color="CCCCCC"/>
+            </w:tcBorders>
+          </w:tcPr>
+          <w:p>
+            <w:pPr>
+              <w:spacing w:before="60" w:after="60" w:line="252" w:lineRule="auto"/>
+              <w:jc w:val="left"/>
+            </w:pPr>
+            <w:r/>
+            <w:r>
+              <w:t>BEAR</w:t>
+            </w:r>
+          </w:p>
+        </w:tc>
+      </w:tr>
+      <w:tr>
+        <w:tc>
+          <w:tcPr>
+            <w:tcW w:type="dxa" w:w="1584"/>
             <w:shd w:fill="F8FAFC"/>
             <w:tcMar>
               <w:top w:w="100" w:type="dxa"/>
@@ -27120,7 +27559,38 @@
             </w:pPr>
             <w:r/>
             <w:r>
-              <w:t>Asia 07-11</w:t>
+              <w:rPr>
+                <w:b/>
+              </w:rPr>
+              <w:t>Wed 21/10</w:t>
+            </w:r>
+          </w:p>
+        </w:tc>
+        <w:tc>
+          <w:tcPr>
+            <w:tcW w:type="dxa" w:w="864"/>
+            <w:shd w:fill="F8FAFC"/>
+            <w:tcMar>
+              <w:top w:w="100" w:type="dxa"/>
+              <w:bottom w:w="100" w:type="dxa"/>
+              <w:left w:w="120" w:type="dxa"/>
+              <w:right w:w="120" w:type="dxa"/>
+            </w:tcMar>
+            <w:tcBorders>
+              <w:top w:val="single" w:sz="4" w:space="0" w:color="CCCCCC"/>
+              <w:bottom w:val="single" w:sz="4" w:space="0" w:color="CCCCCC"/>
+              <w:left w:val="single" w:sz="4" w:space="0" w:color="CCCCCC"/>
+              <w:right w:val="single" w:sz="4" w:space="0" w:color="CCCCCC"/>
+            </w:tcBorders>
+          </w:tcPr>
+          <w:p>
+            <w:pPr>
+              <w:spacing w:before="60" w:after="60" w:line="252" w:lineRule="auto"/>
+              <w:jc w:val="left"/>
+            </w:pPr>
+            <w:r/>
+            <w:r>
+              <w:t>London 15-19</w:t>
             </w:r>
           </w:p>
         </w:tc>
@@ -27148,7 +27618,7 @@
             </w:pPr>
             <w:r/>
             <w:r>
-              <w:t>668.75</w:t>
+              <w:t>668.00</w:t>
             </w:r>
           </w:p>
         </w:tc>
@@ -27176,7 +27646,7 @@
             </w:pPr>
             <w:r/>
             <w:r>
-              <w:t>679.00</w:t>
+              <w:t>681.50</w:t>
             </w:r>
           </w:p>
         </w:tc>
@@ -27204,7 +27674,7 @@
             </w:pPr>
             <w:r/>
             <w:r>
-              <w:t>660.75</w:t>
+              <w:t>655.00</w:t>
             </w:r>
           </w:p>
         </w:tc>
@@ -27212,6 +27682,711 @@
           <w:tcPr>
             <w:tcW w:type="dxa" w:w="1728"/>
             <w:shd w:fill="F8FAFC"/>
+            <w:tcMar>
+              <w:top w:w="100" w:type="dxa"/>
+              <w:bottom w:w="100" w:type="dxa"/>
+              <w:left w:w="120" w:type="dxa"/>
+              <w:right w:w="120" w:type="dxa"/>
+            </w:tcMar>
+            <w:tcBorders>
+              <w:top w:val="single" w:sz="4" w:space="0" w:color="CCCCCC"/>
+              <w:bottom w:val="single" w:sz="4" w:space="0" w:color="CCCCCC"/>
+              <w:left w:val="single" w:sz="4" w:space="0" w:color="CCCCCC"/>
+              <w:right w:val="single" w:sz="4" w:space="0" w:color="CCCCCC"/>
+            </w:tcBorders>
+          </w:tcPr>
+          <w:p>
+            <w:pPr>
+              <w:spacing w:before="60" w:after="60" w:line="252" w:lineRule="auto"/>
+              <w:jc w:val="left"/>
+            </w:pPr>
+            <w:r/>
+            <w:r>
+              <w:rPr>
+                <w:b/>
+              </w:rPr>
+              <w:t>669.75</w:t>
+            </w:r>
+          </w:p>
+        </w:tc>
+        <w:tc>
+          <w:tcPr>
+            <w:tcW w:type="dxa" w:w="3456"/>
+            <w:shd w:fill="F8FAFC"/>
+            <w:tcMar>
+              <w:top w:w="100" w:type="dxa"/>
+              <w:bottom w:w="100" w:type="dxa"/>
+              <w:left w:w="120" w:type="dxa"/>
+              <w:right w:w="120" w:type="dxa"/>
+            </w:tcMar>
+            <w:tcBorders>
+              <w:top w:val="single" w:sz="4" w:space="0" w:color="CCCCCC"/>
+              <w:bottom w:val="single" w:sz="4" w:space="0" w:color="CCCCCC"/>
+              <w:left w:val="single" w:sz="4" w:space="0" w:color="CCCCCC"/>
+              <w:right w:val="single" w:sz="4" w:space="0" w:color="CCCCCC"/>
+            </w:tcBorders>
+          </w:tcPr>
+          <w:p>
+            <w:pPr>
+              <w:spacing w:before="60" w:after="60" w:line="252" w:lineRule="auto"/>
+              <w:jc w:val="left"/>
+            </w:pPr>
+            <w:r/>
+            <w:r>
+              <w:rPr>
+                <w:b/>
+              </w:rPr>
+              <w:t>+1.75</w:t>
+            </w:r>
+          </w:p>
+        </w:tc>
+        <w:tc>
+          <w:tcPr>
+            <w:tcW w:type="dxa" w:w="1440"/>
+            <w:shd w:fill="F8FAFC"/>
+            <w:tcMar>
+              <w:top w:w="100" w:type="dxa"/>
+              <w:bottom w:w="100" w:type="dxa"/>
+              <w:left w:w="120" w:type="dxa"/>
+              <w:right w:w="120" w:type="dxa"/>
+            </w:tcMar>
+            <w:tcBorders>
+              <w:top w:val="single" w:sz="4" w:space="0" w:color="CCCCCC"/>
+              <w:bottom w:val="single" w:sz="4" w:space="0" w:color="CCCCCC"/>
+              <w:left w:val="single" w:sz="4" w:space="0" w:color="CCCCCC"/>
+              <w:right w:val="single" w:sz="4" w:space="0" w:color="CCCCCC"/>
+            </w:tcBorders>
+          </w:tcPr>
+          <w:p>
+            <w:pPr>
+              <w:spacing w:before="60" w:after="60" w:line="252" w:lineRule="auto"/>
+              <w:jc w:val="left"/>
+            </w:pPr>
+            <w:r/>
+            <w:r>
+              <w:t>BULL</w:t>
+            </w:r>
+          </w:p>
+        </w:tc>
+      </w:tr>
+      <w:tr>
+        <w:tc>
+          <w:tcPr>
+            <w:tcW w:type="dxa" w:w="1584"/>
+            <w:shd w:fill="FFFFFF"/>
+            <w:tcMar>
+              <w:top w:w="100" w:type="dxa"/>
+              <w:bottom w:w="100" w:type="dxa"/>
+              <w:left w:w="120" w:type="dxa"/>
+              <w:right w:w="120" w:type="dxa"/>
+            </w:tcMar>
+            <w:tcBorders>
+              <w:top w:val="single" w:sz="4" w:space="0" w:color="CCCCCC"/>
+              <w:bottom w:val="single" w:sz="4" w:space="0" w:color="CCCCCC"/>
+              <w:left w:val="single" w:sz="4" w:space="0" w:color="CCCCCC"/>
+              <w:right w:val="single" w:sz="4" w:space="0" w:color="CCCCCC"/>
+            </w:tcBorders>
+          </w:tcPr>
+          <w:p>
+            <w:pPr>
+              <w:spacing w:before="60" w:after="60" w:line="252" w:lineRule="auto"/>
+              <w:jc w:val="left"/>
+            </w:pPr>
+            <w:r/>
+            <w:r>
+              <w:rPr>
+                <w:b/>
+              </w:rPr>
+              <w:t>Wed 21/10</w:t>
+            </w:r>
+          </w:p>
+        </w:tc>
+        <w:tc>
+          <w:tcPr>
+            <w:tcW w:type="dxa" w:w="864"/>
+            <w:shd w:fill="FFFFFF"/>
+            <w:tcMar>
+              <w:top w:w="100" w:type="dxa"/>
+              <w:bottom w:w="100" w:type="dxa"/>
+              <w:left w:w="120" w:type="dxa"/>
+              <w:right w:w="120" w:type="dxa"/>
+            </w:tcMar>
+            <w:tcBorders>
+              <w:top w:val="single" w:sz="4" w:space="0" w:color="CCCCCC"/>
+              <w:bottom w:val="single" w:sz="4" w:space="0" w:color="CCCCCC"/>
+              <w:left w:val="single" w:sz="4" w:space="0" w:color="CCCCCC"/>
+              <w:right w:val="single" w:sz="4" w:space="0" w:color="CCCCCC"/>
+            </w:tcBorders>
+          </w:tcPr>
+          <w:p>
+            <w:pPr>
+              <w:spacing w:before="60" w:after="60" w:line="252" w:lineRule="auto"/>
+              <w:jc w:val="left"/>
+            </w:pPr>
+            <w:r/>
+            <w:r>
+              <w:t>Pre-NY 19-21</w:t>
+            </w:r>
+          </w:p>
+        </w:tc>
+        <w:tc>
+          <w:tcPr>
+            <w:tcW w:type="dxa" w:w="1440"/>
+            <w:shd w:fill="FFFFFF"/>
+            <w:tcMar>
+              <w:top w:w="100" w:type="dxa"/>
+              <w:bottom w:w="100" w:type="dxa"/>
+              <w:left w:w="120" w:type="dxa"/>
+              <w:right w:w="120" w:type="dxa"/>
+            </w:tcMar>
+            <w:tcBorders>
+              <w:top w:val="single" w:sz="4" w:space="0" w:color="CCCCCC"/>
+              <w:bottom w:val="single" w:sz="4" w:space="0" w:color="CCCCCC"/>
+              <w:left w:val="single" w:sz="4" w:space="0" w:color="CCCCCC"/>
+              <w:right w:val="single" w:sz="4" w:space="0" w:color="CCCCCC"/>
+            </w:tcBorders>
+          </w:tcPr>
+          <w:p>
+            <w:pPr>
+              <w:spacing w:before="60" w:after="60" w:line="252" w:lineRule="auto"/>
+              <w:jc w:val="left"/>
+            </w:pPr>
+            <w:r/>
+            <w:r>
+              <w:t>669.75</w:t>
+            </w:r>
+          </w:p>
+        </w:tc>
+        <w:tc>
+          <w:tcPr>
+            <w:tcW w:type="dxa" w:w="2016"/>
+            <w:shd w:fill="FFFFFF"/>
+            <w:tcMar>
+              <w:top w:w="100" w:type="dxa"/>
+              <w:bottom w:w="100" w:type="dxa"/>
+              <w:left w:w="120" w:type="dxa"/>
+              <w:right w:w="120" w:type="dxa"/>
+            </w:tcMar>
+            <w:tcBorders>
+              <w:top w:val="single" w:sz="4" w:space="0" w:color="CCCCCC"/>
+              <w:bottom w:val="single" w:sz="4" w:space="0" w:color="CCCCCC"/>
+              <w:left w:val="single" w:sz="4" w:space="0" w:color="CCCCCC"/>
+              <w:right w:val="single" w:sz="4" w:space="0" w:color="CCCCCC"/>
+            </w:tcBorders>
+          </w:tcPr>
+          <w:p>
+            <w:pPr>
+              <w:spacing w:before="60" w:after="60" w:line="252" w:lineRule="auto"/>
+              <w:jc w:val="left"/>
+            </w:pPr>
+            <w:r/>
+            <w:r>
+              <w:t>679.00</w:t>
+            </w:r>
+          </w:p>
+        </w:tc>
+        <w:tc>
+          <w:tcPr>
+            <w:tcW w:type="dxa" w:w="1152"/>
+            <w:shd w:fill="FFFFFF"/>
+            <w:tcMar>
+              <w:top w:w="100" w:type="dxa"/>
+              <w:bottom w:w="100" w:type="dxa"/>
+              <w:left w:w="120" w:type="dxa"/>
+              <w:right w:w="120" w:type="dxa"/>
+            </w:tcMar>
+            <w:tcBorders>
+              <w:top w:val="single" w:sz="4" w:space="0" w:color="CCCCCC"/>
+              <w:bottom w:val="single" w:sz="4" w:space="0" w:color="CCCCCC"/>
+              <w:left w:val="single" w:sz="4" w:space="0" w:color="CCCCCC"/>
+              <w:right w:val="single" w:sz="4" w:space="0" w:color="CCCCCC"/>
+            </w:tcBorders>
+          </w:tcPr>
+          <w:p>
+            <w:pPr>
+              <w:spacing w:before="60" w:after="60" w:line="252" w:lineRule="auto"/>
+              <w:jc w:val="left"/>
+            </w:pPr>
+            <w:r/>
+            <w:r>
+              <w:t>659.00</w:t>
+            </w:r>
+          </w:p>
+        </w:tc>
+        <w:tc>
+          <w:tcPr>
+            <w:tcW w:type="dxa" w:w="1728"/>
+            <w:shd w:fill="FFFFFF"/>
+            <w:tcMar>
+              <w:top w:w="100" w:type="dxa"/>
+              <w:bottom w:w="100" w:type="dxa"/>
+              <w:left w:w="120" w:type="dxa"/>
+              <w:right w:w="120" w:type="dxa"/>
+            </w:tcMar>
+            <w:tcBorders>
+              <w:top w:val="single" w:sz="4" w:space="0" w:color="CCCCCC"/>
+              <w:bottom w:val="single" w:sz="4" w:space="0" w:color="CCCCCC"/>
+              <w:left w:val="single" w:sz="4" w:space="0" w:color="CCCCCC"/>
+              <w:right w:val="single" w:sz="4" w:space="0" w:color="CCCCCC"/>
+            </w:tcBorders>
+          </w:tcPr>
+          <w:p>
+            <w:pPr>
+              <w:spacing w:before="60" w:after="60" w:line="252" w:lineRule="auto"/>
+              <w:jc w:val="left"/>
+            </w:pPr>
+            <w:r/>
+            <w:r>
+              <w:rPr>
+                <w:b/>
+              </w:rPr>
+              <w:t>670.25</w:t>
+            </w:r>
+          </w:p>
+        </w:tc>
+        <w:tc>
+          <w:tcPr>
+            <w:tcW w:type="dxa" w:w="3456"/>
+            <w:shd w:fill="FFFFFF"/>
+            <w:tcMar>
+              <w:top w:w="100" w:type="dxa"/>
+              <w:bottom w:w="100" w:type="dxa"/>
+              <w:left w:w="120" w:type="dxa"/>
+              <w:right w:w="120" w:type="dxa"/>
+            </w:tcMar>
+            <w:tcBorders>
+              <w:top w:val="single" w:sz="4" w:space="0" w:color="CCCCCC"/>
+              <w:bottom w:val="single" w:sz="4" w:space="0" w:color="CCCCCC"/>
+              <w:left w:val="single" w:sz="4" w:space="0" w:color="CCCCCC"/>
+              <w:right w:val="single" w:sz="4" w:space="0" w:color="CCCCCC"/>
+            </w:tcBorders>
+          </w:tcPr>
+          <w:p>
+            <w:pPr>
+              <w:spacing w:before="60" w:after="60" w:line="252" w:lineRule="auto"/>
+              <w:jc w:val="left"/>
+            </w:pPr>
+            <w:r/>
+            <w:r>
+              <w:rPr>
+                <w:b/>
+              </w:rPr>
+              <w:t>+0.50</w:t>
+            </w:r>
+          </w:p>
+        </w:tc>
+        <w:tc>
+          <w:tcPr>
+            <w:tcW w:type="dxa" w:w="1440"/>
+            <w:shd w:fill="FFFFFF"/>
+            <w:tcMar>
+              <w:top w:w="100" w:type="dxa"/>
+              <w:bottom w:w="100" w:type="dxa"/>
+              <w:left w:w="120" w:type="dxa"/>
+              <w:right w:w="120" w:type="dxa"/>
+            </w:tcMar>
+            <w:tcBorders>
+              <w:top w:val="single" w:sz="4" w:space="0" w:color="CCCCCC"/>
+              <w:bottom w:val="single" w:sz="4" w:space="0" w:color="CCCCCC"/>
+              <w:left w:val="single" w:sz="4" w:space="0" w:color="CCCCCC"/>
+              <w:right w:val="single" w:sz="4" w:space="0" w:color="CCCCCC"/>
+            </w:tcBorders>
+          </w:tcPr>
+          <w:p>
+            <w:pPr>
+              <w:spacing w:before="60" w:after="60" w:line="252" w:lineRule="auto"/>
+              <w:jc w:val="left"/>
+            </w:pPr>
+            <w:r/>
+            <w:r>
+              <w:t>BULL</w:t>
+            </w:r>
+          </w:p>
+        </w:tc>
+      </w:tr>
+      <w:tr>
+        <w:tc>
+          <w:tcPr>
+            <w:tcW w:type="dxa" w:w="1584"/>
+            <w:shd w:fill="F8FAFC"/>
+            <w:tcMar>
+              <w:top w:w="100" w:type="dxa"/>
+              <w:bottom w:w="100" w:type="dxa"/>
+              <w:left w:w="120" w:type="dxa"/>
+              <w:right w:w="120" w:type="dxa"/>
+            </w:tcMar>
+            <w:tcBorders>
+              <w:top w:val="single" w:sz="4" w:space="0" w:color="CCCCCC"/>
+              <w:bottom w:val="single" w:sz="4" w:space="0" w:color="CCCCCC"/>
+              <w:left w:val="single" w:sz="4" w:space="0" w:color="CCCCCC"/>
+              <w:right w:val="single" w:sz="4" w:space="0" w:color="CCCCCC"/>
+            </w:tcBorders>
+          </w:tcPr>
+          <w:p>
+            <w:pPr>
+              <w:spacing w:before="60" w:after="60" w:line="252" w:lineRule="auto"/>
+              <w:jc w:val="left"/>
+            </w:pPr>
+            <w:r/>
+            <w:r>
+              <w:rPr>
+                <w:b/>
+              </w:rPr>
+              <w:t>Wed 21/10</w:t>
+            </w:r>
+          </w:p>
+        </w:tc>
+        <w:tc>
+          <w:tcPr>
+            <w:tcW w:type="dxa" w:w="864"/>
+            <w:shd w:fill="F8FAFC"/>
+            <w:tcMar>
+              <w:top w:w="100" w:type="dxa"/>
+              <w:bottom w:w="100" w:type="dxa"/>
+              <w:left w:w="120" w:type="dxa"/>
+              <w:right w:w="120" w:type="dxa"/>
+            </w:tcMar>
+            <w:tcBorders>
+              <w:top w:val="single" w:sz="4" w:space="0" w:color="CCCCCC"/>
+              <w:bottom w:val="single" w:sz="4" w:space="0" w:color="CCCCCC"/>
+              <w:left w:val="single" w:sz="4" w:space="0" w:color="CCCCCC"/>
+              <w:right w:val="single" w:sz="4" w:space="0" w:color="CCCCCC"/>
+            </w:tcBorders>
+          </w:tcPr>
+          <w:p>
+            <w:pPr>
+              <w:spacing w:before="60" w:after="60" w:line="252" w:lineRule="auto"/>
+              <w:jc w:val="left"/>
+            </w:pPr>
+            <w:r/>
+            <w:r>
+              <w:t>NY Open 21-23</w:t>
+            </w:r>
+          </w:p>
+        </w:tc>
+        <w:tc>
+          <w:tcPr>
+            <w:tcW w:type="dxa" w:w="1440"/>
+            <w:shd w:fill="F8FAFC"/>
+            <w:tcMar>
+              <w:top w:w="100" w:type="dxa"/>
+              <w:bottom w:w="100" w:type="dxa"/>
+              <w:left w:w="120" w:type="dxa"/>
+              <w:right w:w="120" w:type="dxa"/>
+            </w:tcMar>
+            <w:tcBorders>
+              <w:top w:val="single" w:sz="4" w:space="0" w:color="CCCCCC"/>
+              <w:bottom w:val="single" w:sz="4" w:space="0" w:color="CCCCCC"/>
+              <w:left w:val="single" w:sz="4" w:space="0" w:color="CCCCCC"/>
+              <w:right w:val="single" w:sz="4" w:space="0" w:color="CCCCCC"/>
+            </w:tcBorders>
+          </w:tcPr>
+          <w:p>
+            <w:pPr>
+              <w:spacing w:before="60" w:after="60" w:line="252" w:lineRule="auto"/>
+              <w:jc w:val="left"/>
+            </w:pPr>
+            <w:r/>
+            <w:r>
+              <w:t>670.25</w:t>
+            </w:r>
+          </w:p>
+        </w:tc>
+        <w:tc>
+          <w:tcPr>
+            <w:tcW w:type="dxa" w:w="2016"/>
+            <w:shd w:fill="F8FAFC"/>
+            <w:tcMar>
+              <w:top w:w="100" w:type="dxa"/>
+              <w:bottom w:w="100" w:type="dxa"/>
+              <w:left w:w="120" w:type="dxa"/>
+              <w:right w:w="120" w:type="dxa"/>
+            </w:tcMar>
+            <w:tcBorders>
+              <w:top w:val="single" w:sz="4" w:space="0" w:color="CCCCCC"/>
+              <w:bottom w:val="single" w:sz="4" w:space="0" w:color="CCCCCC"/>
+              <w:left w:val="single" w:sz="4" w:space="0" w:color="CCCCCC"/>
+              <w:right w:val="single" w:sz="4" w:space="0" w:color="CCCCCC"/>
+            </w:tcBorders>
+          </w:tcPr>
+          <w:p>
+            <w:pPr>
+              <w:spacing w:before="60" w:after="60" w:line="252" w:lineRule="auto"/>
+              <w:jc w:val="left"/>
+            </w:pPr>
+            <w:r/>
+            <w:r>
+              <w:t>682.50</w:t>
+            </w:r>
+          </w:p>
+        </w:tc>
+        <w:tc>
+          <w:tcPr>
+            <w:tcW w:type="dxa" w:w="1152"/>
+            <w:shd w:fill="F8FAFC"/>
+            <w:tcMar>
+              <w:top w:w="100" w:type="dxa"/>
+              <w:bottom w:w="100" w:type="dxa"/>
+              <w:left w:w="120" w:type="dxa"/>
+              <w:right w:w="120" w:type="dxa"/>
+            </w:tcMar>
+            <w:tcBorders>
+              <w:top w:val="single" w:sz="4" w:space="0" w:color="CCCCCC"/>
+              <w:bottom w:val="single" w:sz="4" w:space="0" w:color="CCCCCC"/>
+              <w:left w:val="single" w:sz="4" w:space="0" w:color="CCCCCC"/>
+              <w:right w:val="single" w:sz="4" w:space="0" w:color="CCCCCC"/>
+            </w:tcBorders>
+          </w:tcPr>
+          <w:p>
+            <w:pPr>
+              <w:spacing w:before="60" w:after="60" w:line="252" w:lineRule="auto"/>
+              <w:jc w:val="left"/>
+            </w:pPr>
+            <w:r/>
+            <w:r>
+              <w:t>656.00</w:t>
+            </w:r>
+          </w:p>
+        </w:tc>
+        <w:tc>
+          <w:tcPr>
+            <w:tcW w:type="dxa" w:w="1728"/>
+            <w:shd w:fill="F8FAFC"/>
+            <w:tcMar>
+              <w:top w:w="100" w:type="dxa"/>
+              <w:bottom w:w="100" w:type="dxa"/>
+              <w:left w:w="120" w:type="dxa"/>
+              <w:right w:w="120" w:type="dxa"/>
+            </w:tcMar>
+            <w:tcBorders>
+              <w:top w:val="single" w:sz="4" w:space="0" w:color="CCCCCC"/>
+              <w:bottom w:val="single" w:sz="4" w:space="0" w:color="CCCCCC"/>
+              <w:left w:val="single" w:sz="4" w:space="0" w:color="CCCCCC"/>
+              <w:right w:val="single" w:sz="4" w:space="0" w:color="CCCCCC"/>
+            </w:tcBorders>
+          </w:tcPr>
+          <w:p>
+            <w:pPr>
+              <w:spacing w:before="60" w:after="60" w:line="252" w:lineRule="auto"/>
+              <w:jc w:val="left"/>
+            </w:pPr>
+            <w:r/>
+            <w:r>
+              <w:rPr>
+                <w:b/>
+              </w:rPr>
+              <w:t>668.75</w:t>
+            </w:r>
+          </w:p>
+        </w:tc>
+        <w:tc>
+          <w:tcPr>
+            <w:tcW w:type="dxa" w:w="3456"/>
+            <w:shd w:fill="F8FAFC"/>
+            <w:tcMar>
+              <w:top w:w="100" w:type="dxa"/>
+              <w:bottom w:w="100" w:type="dxa"/>
+              <w:left w:w="120" w:type="dxa"/>
+              <w:right w:w="120" w:type="dxa"/>
+            </w:tcMar>
+            <w:tcBorders>
+              <w:top w:val="single" w:sz="4" w:space="0" w:color="CCCCCC"/>
+              <w:bottom w:val="single" w:sz="4" w:space="0" w:color="CCCCCC"/>
+              <w:left w:val="single" w:sz="4" w:space="0" w:color="CCCCCC"/>
+              <w:right w:val="single" w:sz="4" w:space="0" w:color="CCCCCC"/>
+            </w:tcBorders>
+          </w:tcPr>
+          <w:p>
+            <w:pPr>
+              <w:spacing w:before="60" w:after="60" w:line="252" w:lineRule="auto"/>
+              <w:jc w:val="left"/>
+            </w:pPr>
+            <w:r/>
+            <w:r>
+              <w:rPr>
+                <w:b/>
+              </w:rPr>
+              <w:t>-1.50</w:t>
+            </w:r>
+          </w:p>
+        </w:tc>
+        <w:tc>
+          <w:tcPr>
+            <w:tcW w:type="dxa" w:w="1440"/>
+            <w:shd w:fill="F8FAFC"/>
+            <w:tcMar>
+              <w:top w:w="100" w:type="dxa"/>
+              <w:bottom w:w="100" w:type="dxa"/>
+              <w:left w:w="120" w:type="dxa"/>
+              <w:right w:w="120" w:type="dxa"/>
+            </w:tcMar>
+            <w:tcBorders>
+              <w:top w:val="single" w:sz="4" w:space="0" w:color="CCCCCC"/>
+              <w:bottom w:val="single" w:sz="4" w:space="0" w:color="CCCCCC"/>
+              <w:left w:val="single" w:sz="4" w:space="0" w:color="CCCCCC"/>
+              <w:right w:val="single" w:sz="4" w:space="0" w:color="CCCCCC"/>
+            </w:tcBorders>
+          </w:tcPr>
+          <w:p>
+            <w:pPr>
+              <w:spacing w:before="60" w:after="60" w:line="252" w:lineRule="auto"/>
+              <w:jc w:val="left"/>
+            </w:pPr>
+            <w:r/>
+            <w:r>
+              <w:t>BEAR</w:t>
+            </w:r>
+          </w:p>
+        </w:tc>
+      </w:tr>
+      <w:tr>
+        <w:tc>
+          <w:tcPr>
+            <w:tcW w:type="dxa" w:w="1584"/>
+            <w:shd w:fill="FFFFFF"/>
+            <w:tcMar>
+              <w:top w:w="100" w:type="dxa"/>
+              <w:bottom w:w="100" w:type="dxa"/>
+              <w:left w:w="120" w:type="dxa"/>
+              <w:right w:w="120" w:type="dxa"/>
+            </w:tcMar>
+            <w:tcBorders>
+              <w:top w:val="single" w:sz="4" w:space="0" w:color="CCCCCC"/>
+              <w:bottom w:val="single" w:sz="4" w:space="0" w:color="CCCCCC"/>
+              <w:left w:val="single" w:sz="4" w:space="0" w:color="CCCCCC"/>
+              <w:right w:val="single" w:sz="4" w:space="0" w:color="CCCCCC"/>
+            </w:tcBorders>
+          </w:tcPr>
+          <w:p>
+            <w:pPr>
+              <w:spacing w:before="60" w:after="60" w:line="252" w:lineRule="auto"/>
+              <w:jc w:val="left"/>
+            </w:pPr>
+            <w:r/>
+            <w:r>
+              <w:rPr>
+                <w:b/>
+              </w:rPr>
+              <w:t>Wed 21/10</w:t>
+            </w:r>
+          </w:p>
+        </w:tc>
+        <w:tc>
+          <w:tcPr>
+            <w:tcW w:type="dxa" w:w="864"/>
+            <w:shd w:fill="FFFFFF"/>
+            <w:tcMar>
+              <w:top w:w="100" w:type="dxa"/>
+              <w:bottom w:w="100" w:type="dxa"/>
+              <w:left w:w="120" w:type="dxa"/>
+              <w:right w:w="120" w:type="dxa"/>
+            </w:tcMar>
+            <w:tcBorders>
+              <w:top w:val="single" w:sz="4" w:space="0" w:color="CCCCCC"/>
+              <w:bottom w:val="single" w:sz="4" w:space="0" w:color="CCCCCC"/>
+              <w:left w:val="single" w:sz="4" w:space="0" w:color="CCCCCC"/>
+              <w:right w:val="single" w:sz="4" w:space="0" w:color="CCCCCC"/>
+            </w:tcBorders>
+          </w:tcPr>
+          <w:p>
+            <w:pPr>
+              <w:spacing w:before="60" w:after="60" w:line="252" w:lineRule="auto"/>
+              <w:jc w:val="left"/>
+            </w:pPr>
+            <w:r/>
+            <w:r>
+              <w:t>NY Close 23-01</w:t>
+            </w:r>
+          </w:p>
+        </w:tc>
+        <w:tc>
+          <w:tcPr>
+            <w:tcW w:type="dxa" w:w="1440"/>
+            <w:shd w:fill="FFFFFF"/>
+            <w:tcMar>
+              <w:top w:w="100" w:type="dxa"/>
+              <w:bottom w:w="100" w:type="dxa"/>
+              <w:left w:w="120" w:type="dxa"/>
+              <w:right w:w="120" w:type="dxa"/>
+            </w:tcMar>
+            <w:tcBorders>
+              <w:top w:val="single" w:sz="4" w:space="0" w:color="CCCCCC"/>
+              <w:bottom w:val="single" w:sz="4" w:space="0" w:color="CCCCCC"/>
+              <w:left w:val="single" w:sz="4" w:space="0" w:color="CCCCCC"/>
+              <w:right w:val="single" w:sz="4" w:space="0" w:color="CCCCCC"/>
+            </w:tcBorders>
+          </w:tcPr>
+          <w:p>
+            <w:pPr>
+              <w:spacing w:before="60" w:after="60" w:line="252" w:lineRule="auto"/>
+              <w:jc w:val="left"/>
+            </w:pPr>
+            <w:r/>
+            <w:r>
+              <w:t>668.75</w:t>
+            </w:r>
+          </w:p>
+        </w:tc>
+        <w:tc>
+          <w:tcPr>
+            <w:tcW w:type="dxa" w:w="2016"/>
+            <w:shd w:fill="FFFFFF"/>
+            <w:tcMar>
+              <w:top w:w="100" w:type="dxa"/>
+              <w:bottom w:w="100" w:type="dxa"/>
+              <w:left w:w="120" w:type="dxa"/>
+              <w:right w:w="120" w:type="dxa"/>
+            </w:tcMar>
+            <w:tcBorders>
+              <w:top w:val="single" w:sz="4" w:space="0" w:color="CCCCCC"/>
+              <w:bottom w:val="single" w:sz="4" w:space="0" w:color="CCCCCC"/>
+              <w:left w:val="single" w:sz="4" w:space="0" w:color="CCCCCC"/>
+              <w:right w:val="single" w:sz="4" w:space="0" w:color="CCCCCC"/>
+            </w:tcBorders>
+          </w:tcPr>
+          <w:p>
+            <w:pPr>
+              <w:spacing w:before="60" w:after="60" w:line="252" w:lineRule="auto"/>
+              <w:jc w:val="left"/>
+            </w:pPr>
+            <w:r/>
+            <w:r>
+              <w:t>675.75</w:t>
+            </w:r>
+          </w:p>
+        </w:tc>
+        <w:tc>
+          <w:tcPr>
+            <w:tcW w:type="dxa" w:w="1152"/>
+            <w:shd w:fill="FFFFFF"/>
+            <w:tcMar>
+              <w:top w:w="100" w:type="dxa"/>
+              <w:bottom w:w="100" w:type="dxa"/>
+              <w:left w:w="120" w:type="dxa"/>
+              <w:right w:w="120" w:type="dxa"/>
+            </w:tcMar>
+            <w:tcBorders>
+              <w:top w:val="single" w:sz="4" w:space="0" w:color="CCCCCC"/>
+              <w:bottom w:val="single" w:sz="4" w:space="0" w:color="CCCCCC"/>
+              <w:left w:val="single" w:sz="4" w:space="0" w:color="CCCCCC"/>
+              <w:right w:val="single" w:sz="4" w:space="0" w:color="CCCCCC"/>
+            </w:tcBorders>
+          </w:tcPr>
+          <w:p>
+            <w:pPr>
+              <w:spacing w:before="60" w:after="60" w:line="252" w:lineRule="auto"/>
+              <w:jc w:val="left"/>
+            </w:pPr>
+            <w:r/>
+            <w:r>
+              <w:t>659.25</w:t>
+            </w:r>
+          </w:p>
+        </w:tc>
+        <w:tc>
+          <w:tcPr>
+            <w:tcW w:type="dxa" w:w="1728"/>
+            <w:shd w:fill="FFFFFF"/>
             <w:tcMar>
               <w:top w:w="100" w:type="dxa"/>
               <w:bottom w:w="100" w:type="dxa"/>
@@ -27242,7 +28417,7 @@
         <w:tc>
           <w:tcPr>
             <w:tcW w:type="dxa" w:w="3456"/>
-            <w:shd w:fill="F8FAFC"/>
+            <w:shd w:fill="FFFFFF"/>
             <w:tcMar>
               <w:top w:w="100" w:type="dxa"/>
               <w:bottom w:w="100" w:type="dxa"/>
@@ -27273,7 +28448,7 @@
         <w:tc>
           <w:tcPr>
             <w:tcW w:type="dxa" w:w="1440"/>
-            <w:shd w:fill="F8FAFC"/>
+            <w:shd w:fill="FFFFFF"/>
             <w:tcMar>
               <w:top w:w="100" w:type="dxa"/>
               <w:bottom w:w="100" w:type="dxa"/>
@@ -27303,7 +28478,7 @@
         <w:tc>
           <w:tcPr>
             <w:tcW w:type="dxa" w:w="1584"/>
-            <w:shd w:fill="FFFFFF"/>
+            <w:shd w:fill="F8FAFC"/>
             <w:tcMar>
               <w:top w:w="100" w:type="dxa"/>
               <w:bottom w:w="100" w:type="dxa"/>
@@ -27327,42 +28502,42 @@
               <w:rPr>
                 <w:b/>
               </w:rPr>
-              <w:t>Wed 21/10</w:t>
+              <w:t>Thu 22/10</w:t>
             </w:r>
           </w:p>
         </w:tc>
         <w:tc>
           <w:tcPr>
             <w:tcW w:type="dxa" w:w="864"/>
-            <w:shd w:fill="FFFFFF"/>
-            <w:tcMar>
-              <w:top w:w="100" w:type="dxa"/>
-              <w:bottom w:w="100" w:type="dxa"/>
-              <w:left w:w="120" w:type="dxa"/>
-              <w:right w:w="120" w:type="dxa"/>
-            </w:tcMar>
-            <w:tcBorders>
-              <w:top w:val="single" w:sz="4" w:space="0" w:color="CCCCCC"/>
-              <w:bottom w:val="single" w:sz="4" w:space="0" w:color="CCCCCC"/>
-              <w:left w:val="single" w:sz="4" w:space="0" w:color="CCCCCC"/>
-              <w:right w:val="single" w:sz="4" w:space="0" w:color="CCCCCC"/>
-            </w:tcBorders>
-          </w:tcPr>
-          <w:p>
-            <w:pPr>
-              <w:spacing w:before="60" w:after="60" w:line="252" w:lineRule="auto"/>
-              <w:jc w:val="left"/>
-            </w:pPr>
-            <w:r/>
-            <w:r>
-              <w:t>Asia 11-15</w:t>
+            <w:shd w:fill="F8FAFC"/>
+            <w:tcMar>
+              <w:top w:w="100" w:type="dxa"/>
+              <w:bottom w:w="100" w:type="dxa"/>
+              <w:left w:w="120" w:type="dxa"/>
+              <w:right w:w="120" w:type="dxa"/>
+            </w:tcMar>
+            <w:tcBorders>
+              <w:top w:val="single" w:sz="4" w:space="0" w:color="CCCCCC"/>
+              <w:bottom w:val="single" w:sz="4" w:space="0" w:color="CCCCCC"/>
+              <w:left w:val="single" w:sz="4" w:space="0" w:color="CCCCCC"/>
+              <w:right w:val="single" w:sz="4" w:space="0" w:color="CCCCCC"/>
+            </w:tcBorders>
+          </w:tcPr>
+          <w:p>
+            <w:pPr>
+              <w:spacing w:before="60" w:after="60" w:line="252" w:lineRule="auto"/>
+              <w:jc w:val="left"/>
+            </w:pPr>
+            <w:r/>
+            <w:r>
+              <w:t>Asia 07-11</w:t>
             </w:r>
           </w:p>
         </w:tc>
         <w:tc>
           <w:tcPr>
             <w:tcW w:type="dxa" w:w="1440"/>
-            <w:shd w:fill="FFFFFF"/>
+            <w:shd w:fill="F8FAFC"/>
             <w:tcMar>
               <w:top w:w="100" w:type="dxa"/>
               <w:bottom w:w="100" w:type="dxa"/>
@@ -27390,63 +28565,63 @@
         <w:tc>
           <w:tcPr>
             <w:tcW w:type="dxa" w:w="2016"/>
-            <w:shd w:fill="FFFFFF"/>
-            <w:tcMar>
-              <w:top w:w="100" w:type="dxa"/>
-              <w:bottom w:w="100" w:type="dxa"/>
-              <w:left w:w="120" w:type="dxa"/>
-              <w:right w:w="120" w:type="dxa"/>
-            </w:tcMar>
-            <w:tcBorders>
-              <w:top w:val="single" w:sz="4" w:space="0" w:color="CCCCCC"/>
-              <w:bottom w:val="single" w:sz="4" w:space="0" w:color="CCCCCC"/>
-              <w:left w:val="single" w:sz="4" w:space="0" w:color="CCCCCC"/>
-              <w:right w:val="single" w:sz="4" w:space="0" w:color="CCCCCC"/>
-            </w:tcBorders>
-          </w:tcPr>
-          <w:p>
-            <w:pPr>
-              <w:spacing w:before="60" w:after="60" w:line="252" w:lineRule="auto"/>
-              <w:jc w:val="left"/>
-            </w:pPr>
-            <w:r/>
-            <w:r>
-              <w:t>676.25</w:t>
+            <w:shd w:fill="F8FAFC"/>
+            <w:tcMar>
+              <w:top w:w="100" w:type="dxa"/>
+              <w:bottom w:w="100" w:type="dxa"/>
+              <w:left w:w="120" w:type="dxa"/>
+              <w:right w:w="120" w:type="dxa"/>
+            </w:tcMar>
+            <w:tcBorders>
+              <w:top w:val="single" w:sz="4" w:space="0" w:color="CCCCCC"/>
+              <w:bottom w:val="single" w:sz="4" w:space="0" w:color="CCCCCC"/>
+              <w:left w:val="single" w:sz="4" w:space="0" w:color="CCCCCC"/>
+              <w:right w:val="single" w:sz="4" w:space="0" w:color="CCCCCC"/>
+            </w:tcBorders>
+          </w:tcPr>
+          <w:p>
+            <w:pPr>
+              <w:spacing w:before="60" w:after="60" w:line="252" w:lineRule="auto"/>
+              <w:jc w:val="left"/>
+            </w:pPr>
+            <w:r/>
+            <w:r>
+              <w:t>679.75</w:t>
             </w:r>
           </w:p>
         </w:tc>
         <w:tc>
           <w:tcPr>
             <w:tcW w:type="dxa" w:w="1152"/>
-            <w:shd w:fill="FFFFFF"/>
-            <w:tcMar>
-              <w:top w:w="100" w:type="dxa"/>
-              <w:bottom w:w="100" w:type="dxa"/>
-              <w:left w:w="120" w:type="dxa"/>
-              <w:right w:w="120" w:type="dxa"/>
-            </w:tcMar>
-            <w:tcBorders>
-              <w:top w:val="single" w:sz="4" w:space="0" w:color="CCCCCC"/>
-              <w:bottom w:val="single" w:sz="4" w:space="0" w:color="CCCCCC"/>
-              <w:left w:val="single" w:sz="4" w:space="0" w:color="CCCCCC"/>
-              <w:right w:val="single" w:sz="4" w:space="0" w:color="CCCCCC"/>
-            </w:tcBorders>
-          </w:tcPr>
-          <w:p>
-            <w:pPr>
-              <w:spacing w:before="60" w:after="60" w:line="252" w:lineRule="auto"/>
-              <w:jc w:val="left"/>
-            </w:pPr>
-            <w:r/>
-            <w:r>
-              <w:t>663.25</w:t>
+            <w:shd w:fill="F8FAFC"/>
+            <w:tcMar>
+              <w:top w:w="100" w:type="dxa"/>
+              <w:bottom w:w="100" w:type="dxa"/>
+              <w:left w:w="120" w:type="dxa"/>
+              <w:right w:w="120" w:type="dxa"/>
+            </w:tcMar>
+            <w:tcBorders>
+              <w:top w:val="single" w:sz="4" w:space="0" w:color="CCCCCC"/>
+              <w:bottom w:val="single" w:sz="4" w:space="0" w:color="CCCCCC"/>
+              <w:left w:val="single" w:sz="4" w:space="0" w:color="CCCCCC"/>
+              <w:right w:val="single" w:sz="4" w:space="0" w:color="CCCCCC"/>
+            </w:tcBorders>
+          </w:tcPr>
+          <w:p>
+            <w:pPr>
+              <w:spacing w:before="60" w:after="60" w:line="252" w:lineRule="auto"/>
+              <w:jc w:val="left"/>
+            </w:pPr>
+            <w:r/>
+            <w:r>
+              <w:t>662.00</w:t>
             </w:r>
           </w:p>
         </w:tc>
         <w:tc>
           <w:tcPr>
             <w:tcW w:type="dxa" w:w="1728"/>
-            <w:shd w:fill="FFFFFF"/>
+            <w:shd w:fill="F8FAFC"/>
             <w:tcMar>
               <w:top w:w="100" w:type="dxa"/>
               <w:bottom w:w="100" w:type="dxa"/>
@@ -27470,7 +28645,242 @@
               <w:rPr>
                 <w:b/>
               </w:rPr>
-              <w:t>668.50</w:t>
+              <w:t>669.00</w:t>
+            </w:r>
+          </w:p>
+        </w:tc>
+        <w:tc>
+          <w:tcPr>
+            <w:tcW w:type="dxa" w:w="3456"/>
+            <w:shd w:fill="F8FAFC"/>
+            <w:tcMar>
+              <w:top w:w="100" w:type="dxa"/>
+              <w:bottom w:w="100" w:type="dxa"/>
+              <w:left w:w="120" w:type="dxa"/>
+              <w:right w:w="120" w:type="dxa"/>
+            </w:tcMar>
+            <w:tcBorders>
+              <w:top w:val="single" w:sz="4" w:space="0" w:color="CCCCCC"/>
+              <w:bottom w:val="single" w:sz="4" w:space="0" w:color="CCCCCC"/>
+              <w:left w:val="single" w:sz="4" w:space="0" w:color="CCCCCC"/>
+              <w:right w:val="single" w:sz="4" w:space="0" w:color="CCCCCC"/>
+            </w:tcBorders>
+          </w:tcPr>
+          <w:p>
+            <w:pPr>
+              <w:spacing w:before="60" w:after="60" w:line="252" w:lineRule="auto"/>
+              <w:jc w:val="left"/>
+            </w:pPr>
+            <w:r/>
+            <w:r>
+              <w:rPr>
+                <w:b/>
+              </w:rPr>
+              <w:t>-0.25</w:t>
+            </w:r>
+          </w:p>
+        </w:tc>
+        <w:tc>
+          <w:tcPr>
+            <w:tcW w:type="dxa" w:w="1440"/>
+            <w:shd w:fill="F8FAFC"/>
+            <w:tcMar>
+              <w:top w:w="100" w:type="dxa"/>
+              <w:bottom w:w="100" w:type="dxa"/>
+              <w:left w:w="120" w:type="dxa"/>
+              <w:right w:w="120" w:type="dxa"/>
+            </w:tcMar>
+            <w:tcBorders>
+              <w:top w:val="single" w:sz="4" w:space="0" w:color="CCCCCC"/>
+              <w:bottom w:val="single" w:sz="4" w:space="0" w:color="CCCCCC"/>
+              <w:left w:val="single" w:sz="4" w:space="0" w:color="CCCCCC"/>
+              <w:right w:val="single" w:sz="4" w:space="0" w:color="CCCCCC"/>
+            </w:tcBorders>
+          </w:tcPr>
+          <w:p>
+            <w:pPr>
+              <w:spacing w:before="60" w:after="60" w:line="252" w:lineRule="auto"/>
+              <w:jc w:val="left"/>
+            </w:pPr>
+            <w:r/>
+            <w:r>
+              <w:t>BEAR</w:t>
+            </w:r>
+          </w:p>
+        </w:tc>
+      </w:tr>
+      <w:tr>
+        <w:tc>
+          <w:tcPr>
+            <w:tcW w:type="dxa" w:w="1584"/>
+            <w:shd w:fill="FFFFFF"/>
+            <w:tcMar>
+              <w:top w:w="100" w:type="dxa"/>
+              <w:bottom w:w="100" w:type="dxa"/>
+              <w:left w:w="120" w:type="dxa"/>
+              <w:right w:w="120" w:type="dxa"/>
+            </w:tcMar>
+            <w:tcBorders>
+              <w:top w:val="single" w:sz="4" w:space="0" w:color="CCCCCC"/>
+              <w:bottom w:val="single" w:sz="4" w:space="0" w:color="CCCCCC"/>
+              <w:left w:val="single" w:sz="4" w:space="0" w:color="CCCCCC"/>
+              <w:right w:val="single" w:sz="4" w:space="0" w:color="CCCCCC"/>
+            </w:tcBorders>
+          </w:tcPr>
+          <w:p>
+            <w:pPr>
+              <w:spacing w:before="60" w:after="60" w:line="252" w:lineRule="auto"/>
+              <w:jc w:val="left"/>
+            </w:pPr>
+            <w:r/>
+            <w:r>
+              <w:rPr>
+                <w:b/>
+              </w:rPr>
+              <w:t>Thu 22/10</w:t>
+            </w:r>
+          </w:p>
+        </w:tc>
+        <w:tc>
+          <w:tcPr>
+            <w:tcW w:type="dxa" w:w="864"/>
+            <w:shd w:fill="FFFFFF"/>
+            <w:tcMar>
+              <w:top w:w="100" w:type="dxa"/>
+              <w:bottom w:w="100" w:type="dxa"/>
+              <w:left w:w="120" w:type="dxa"/>
+              <w:right w:w="120" w:type="dxa"/>
+            </w:tcMar>
+            <w:tcBorders>
+              <w:top w:val="single" w:sz="4" w:space="0" w:color="CCCCCC"/>
+              <w:bottom w:val="single" w:sz="4" w:space="0" w:color="CCCCCC"/>
+              <w:left w:val="single" w:sz="4" w:space="0" w:color="CCCCCC"/>
+              <w:right w:val="single" w:sz="4" w:space="0" w:color="CCCCCC"/>
+            </w:tcBorders>
+          </w:tcPr>
+          <w:p>
+            <w:pPr>
+              <w:spacing w:before="60" w:after="60" w:line="252" w:lineRule="auto"/>
+              <w:jc w:val="left"/>
+            </w:pPr>
+            <w:r/>
+            <w:r>
+              <w:t>Asia 11-15</w:t>
+            </w:r>
+          </w:p>
+        </w:tc>
+        <w:tc>
+          <w:tcPr>
+            <w:tcW w:type="dxa" w:w="1440"/>
+            <w:shd w:fill="FFFFFF"/>
+            <w:tcMar>
+              <w:top w:w="100" w:type="dxa"/>
+              <w:bottom w:w="100" w:type="dxa"/>
+              <w:left w:w="120" w:type="dxa"/>
+              <w:right w:w="120" w:type="dxa"/>
+            </w:tcMar>
+            <w:tcBorders>
+              <w:top w:val="single" w:sz="4" w:space="0" w:color="CCCCCC"/>
+              <w:bottom w:val="single" w:sz="4" w:space="0" w:color="CCCCCC"/>
+              <w:left w:val="single" w:sz="4" w:space="0" w:color="CCCCCC"/>
+              <w:right w:val="single" w:sz="4" w:space="0" w:color="CCCCCC"/>
+            </w:tcBorders>
+          </w:tcPr>
+          <w:p>
+            <w:pPr>
+              <w:spacing w:before="60" w:after="60" w:line="252" w:lineRule="auto"/>
+              <w:jc w:val="left"/>
+            </w:pPr>
+            <w:r/>
+            <w:r>
+              <w:t>669.00</w:t>
+            </w:r>
+          </w:p>
+        </w:tc>
+        <w:tc>
+          <w:tcPr>
+            <w:tcW w:type="dxa" w:w="2016"/>
+            <w:shd w:fill="FFFFFF"/>
+            <w:tcMar>
+              <w:top w:w="100" w:type="dxa"/>
+              <w:bottom w:w="100" w:type="dxa"/>
+              <w:left w:w="120" w:type="dxa"/>
+              <w:right w:w="120" w:type="dxa"/>
+            </w:tcMar>
+            <w:tcBorders>
+              <w:top w:val="single" w:sz="4" w:space="0" w:color="CCCCCC"/>
+              <w:bottom w:val="single" w:sz="4" w:space="0" w:color="CCCCCC"/>
+              <w:left w:val="single" w:sz="4" w:space="0" w:color="CCCCCC"/>
+              <w:right w:val="single" w:sz="4" w:space="0" w:color="CCCCCC"/>
+            </w:tcBorders>
+          </w:tcPr>
+          <w:p>
+            <w:pPr>
+              <w:spacing w:before="60" w:after="60" w:line="252" w:lineRule="auto"/>
+              <w:jc w:val="left"/>
+            </w:pPr>
+            <w:r/>
+            <w:r>
+              <w:t>678.75</w:t>
+            </w:r>
+          </w:p>
+        </w:tc>
+        <w:tc>
+          <w:tcPr>
+            <w:tcW w:type="dxa" w:w="1152"/>
+            <w:shd w:fill="FFFFFF"/>
+            <w:tcMar>
+              <w:top w:w="100" w:type="dxa"/>
+              <w:bottom w:w="100" w:type="dxa"/>
+              <w:left w:w="120" w:type="dxa"/>
+              <w:right w:w="120" w:type="dxa"/>
+            </w:tcMar>
+            <w:tcBorders>
+              <w:top w:val="single" w:sz="4" w:space="0" w:color="CCCCCC"/>
+              <w:bottom w:val="single" w:sz="4" w:space="0" w:color="CCCCCC"/>
+              <w:left w:val="single" w:sz="4" w:space="0" w:color="CCCCCC"/>
+              <w:right w:val="single" w:sz="4" w:space="0" w:color="CCCCCC"/>
+            </w:tcBorders>
+          </w:tcPr>
+          <w:p>
+            <w:pPr>
+              <w:spacing w:before="60" w:after="60" w:line="252" w:lineRule="auto"/>
+              <w:jc w:val="left"/>
+            </w:pPr>
+            <w:r/>
+            <w:r>
+              <w:t>659.25</w:t>
+            </w:r>
+          </w:p>
+        </w:tc>
+        <w:tc>
+          <w:tcPr>
+            <w:tcW w:type="dxa" w:w="1728"/>
+            <w:shd w:fill="FFFFFF"/>
+            <w:tcMar>
+              <w:top w:w="100" w:type="dxa"/>
+              <w:bottom w:w="100" w:type="dxa"/>
+              <w:left w:w="120" w:type="dxa"/>
+              <w:right w:w="120" w:type="dxa"/>
+            </w:tcMar>
+            <w:tcBorders>
+              <w:top w:val="single" w:sz="4" w:space="0" w:color="CCCCCC"/>
+              <w:bottom w:val="single" w:sz="4" w:space="0" w:color="CCCCCC"/>
+              <w:left w:val="single" w:sz="4" w:space="0" w:color="CCCCCC"/>
+              <w:right w:val="single" w:sz="4" w:space="0" w:color="CCCCCC"/>
+            </w:tcBorders>
+          </w:tcPr>
+          <w:p>
+            <w:pPr>
+              <w:spacing w:before="60" w:after="60" w:line="252" w:lineRule="auto"/>
+              <w:jc w:val="left"/>
+            </w:pPr>
+            <w:r/>
+            <w:r>
+              <w:rPr>
+                <w:b/>
+              </w:rPr>
+              <w:t>669.50</w:t>
             </w:r>
           </w:p>
         </w:tc>
@@ -27478,6 +28888,1181 @@
           <w:tcPr>
             <w:tcW w:type="dxa" w:w="3456"/>
             <w:shd w:fill="FFFFFF"/>
+            <w:tcMar>
+              <w:top w:w="100" w:type="dxa"/>
+              <w:bottom w:w="100" w:type="dxa"/>
+              <w:left w:w="120" w:type="dxa"/>
+              <w:right w:w="120" w:type="dxa"/>
+            </w:tcMar>
+            <w:tcBorders>
+              <w:top w:val="single" w:sz="4" w:space="0" w:color="CCCCCC"/>
+              <w:bottom w:val="single" w:sz="4" w:space="0" w:color="CCCCCC"/>
+              <w:left w:val="single" w:sz="4" w:space="0" w:color="CCCCCC"/>
+              <w:right w:val="single" w:sz="4" w:space="0" w:color="CCCCCC"/>
+            </w:tcBorders>
+          </w:tcPr>
+          <w:p>
+            <w:pPr>
+              <w:spacing w:before="60" w:after="60" w:line="252" w:lineRule="auto"/>
+              <w:jc w:val="left"/>
+            </w:pPr>
+            <w:r/>
+            <w:r>
+              <w:rPr>
+                <w:b/>
+              </w:rPr>
+              <w:t>+0.50</w:t>
+            </w:r>
+          </w:p>
+        </w:tc>
+        <w:tc>
+          <w:tcPr>
+            <w:tcW w:type="dxa" w:w="1440"/>
+            <w:shd w:fill="FFFFFF"/>
+            <w:tcMar>
+              <w:top w:w="100" w:type="dxa"/>
+              <w:bottom w:w="100" w:type="dxa"/>
+              <w:left w:w="120" w:type="dxa"/>
+              <w:right w:w="120" w:type="dxa"/>
+            </w:tcMar>
+            <w:tcBorders>
+              <w:top w:val="single" w:sz="4" w:space="0" w:color="CCCCCC"/>
+              <w:bottom w:val="single" w:sz="4" w:space="0" w:color="CCCCCC"/>
+              <w:left w:val="single" w:sz="4" w:space="0" w:color="CCCCCC"/>
+              <w:right w:val="single" w:sz="4" w:space="0" w:color="CCCCCC"/>
+            </w:tcBorders>
+          </w:tcPr>
+          <w:p>
+            <w:pPr>
+              <w:spacing w:before="60" w:after="60" w:line="252" w:lineRule="auto"/>
+              <w:jc w:val="left"/>
+            </w:pPr>
+            <w:r/>
+            <w:r>
+              <w:t>BULL</w:t>
+            </w:r>
+          </w:p>
+        </w:tc>
+      </w:tr>
+      <w:tr>
+        <w:tc>
+          <w:tcPr>
+            <w:tcW w:type="dxa" w:w="1584"/>
+            <w:shd w:fill="F8FAFC"/>
+            <w:tcMar>
+              <w:top w:w="100" w:type="dxa"/>
+              <w:bottom w:w="100" w:type="dxa"/>
+              <w:left w:w="120" w:type="dxa"/>
+              <w:right w:w="120" w:type="dxa"/>
+            </w:tcMar>
+            <w:tcBorders>
+              <w:top w:val="single" w:sz="4" w:space="0" w:color="CCCCCC"/>
+              <w:bottom w:val="single" w:sz="4" w:space="0" w:color="CCCCCC"/>
+              <w:left w:val="single" w:sz="4" w:space="0" w:color="CCCCCC"/>
+              <w:right w:val="single" w:sz="4" w:space="0" w:color="CCCCCC"/>
+            </w:tcBorders>
+          </w:tcPr>
+          <w:p>
+            <w:pPr>
+              <w:spacing w:before="60" w:after="60" w:line="252" w:lineRule="auto"/>
+              <w:jc w:val="left"/>
+            </w:pPr>
+            <w:r/>
+            <w:r>
+              <w:rPr>
+                <w:b/>
+              </w:rPr>
+              <w:t>Thu 22/10</w:t>
+            </w:r>
+          </w:p>
+        </w:tc>
+        <w:tc>
+          <w:tcPr>
+            <w:tcW w:type="dxa" w:w="864"/>
+            <w:shd w:fill="F8FAFC"/>
+            <w:tcMar>
+              <w:top w:w="100" w:type="dxa"/>
+              <w:bottom w:w="100" w:type="dxa"/>
+              <w:left w:w="120" w:type="dxa"/>
+              <w:right w:w="120" w:type="dxa"/>
+            </w:tcMar>
+            <w:tcBorders>
+              <w:top w:val="single" w:sz="4" w:space="0" w:color="CCCCCC"/>
+              <w:bottom w:val="single" w:sz="4" w:space="0" w:color="CCCCCC"/>
+              <w:left w:val="single" w:sz="4" w:space="0" w:color="CCCCCC"/>
+              <w:right w:val="single" w:sz="4" w:space="0" w:color="CCCCCC"/>
+            </w:tcBorders>
+          </w:tcPr>
+          <w:p>
+            <w:pPr>
+              <w:spacing w:before="60" w:after="60" w:line="252" w:lineRule="auto"/>
+              <w:jc w:val="left"/>
+            </w:pPr>
+            <w:r/>
+            <w:r>
+              <w:t>London 15-19</w:t>
+            </w:r>
+          </w:p>
+        </w:tc>
+        <w:tc>
+          <w:tcPr>
+            <w:tcW w:type="dxa" w:w="1440"/>
+            <w:shd w:fill="F8FAFC"/>
+            <w:tcMar>
+              <w:top w:w="100" w:type="dxa"/>
+              <w:bottom w:w="100" w:type="dxa"/>
+              <w:left w:w="120" w:type="dxa"/>
+              <w:right w:w="120" w:type="dxa"/>
+            </w:tcMar>
+            <w:tcBorders>
+              <w:top w:val="single" w:sz="4" w:space="0" w:color="CCCCCC"/>
+              <w:bottom w:val="single" w:sz="4" w:space="0" w:color="CCCCCC"/>
+              <w:left w:val="single" w:sz="4" w:space="0" w:color="CCCCCC"/>
+              <w:right w:val="single" w:sz="4" w:space="0" w:color="CCCCCC"/>
+            </w:tcBorders>
+          </w:tcPr>
+          <w:p>
+            <w:pPr>
+              <w:spacing w:before="60" w:after="60" w:line="252" w:lineRule="auto"/>
+              <w:jc w:val="left"/>
+            </w:pPr>
+            <w:r/>
+            <w:r>
+              <w:t>669.50</w:t>
+            </w:r>
+          </w:p>
+        </w:tc>
+        <w:tc>
+          <w:tcPr>
+            <w:tcW w:type="dxa" w:w="2016"/>
+            <w:shd w:fill="F8FAFC"/>
+            <w:tcMar>
+              <w:top w:w="100" w:type="dxa"/>
+              <w:bottom w:w="100" w:type="dxa"/>
+              <w:left w:w="120" w:type="dxa"/>
+              <w:right w:w="120" w:type="dxa"/>
+            </w:tcMar>
+            <w:tcBorders>
+              <w:top w:val="single" w:sz="4" w:space="0" w:color="CCCCCC"/>
+              <w:bottom w:val="single" w:sz="4" w:space="0" w:color="CCCCCC"/>
+              <w:left w:val="single" w:sz="4" w:space="0" w:color="CCCCCC"/>
+              <w:right w:val="single" w:sz="4" w:space="0" w:color="CCCCCC"/>
+            </w:tcBorders>
+          </w:tcPr>
+          <w:p>
+            <w:pPr>
+              <w:spacing w:before="60" w:after="60" w:line="252" w:lineRule="auto"/>
+              <w:jc w:val="left"/>
+            </w:pPr>
+            <w:r/>
+            <w:r>
+              <w:t>680.25</w:t>
+            </w:r>
+          </w:p>
+        </w:tc>
+        <w:tc>
+          <w:tcPr>
+            <w:tcW w:type="dxa" w:w="1152"/>
+            <w:shd w:fill="F8FAFC"/>
+            <w:tcMar>
+              <w:top w:w="100" w:type="dxa"/>
+              <w:bottom w:w="100" w:type="dxa"/>
+              <w:left w:w="120" w:type="dxa"/>
+              <w:right w:w="120" w:type="dxa"/>
+            </w:tcMar>
+            <w:tcBorders>
+              <w:top w:val="single" w:sz="4" w:space="0" w:color="CCCCCC"/>
+              <w:bottom w:val="single" w:sz="4" w:space="0" w:color="CCCCCC"/>
+              <w:left w:val="single" w:sz="4" w:space="0" w:color="CCCCCC"/>
+              <w:right w:val="single" w:sz="4" w:space="0" w:color="CCCCCC"/>
+            </w:tcBorders>
+          </w:tcPr>
+          <w:p>
+            <w:pPr>
+              <w:spacing w:before="60" w:after="60" w:line="252" w:lineRule="auto"/>
+              <w:jc w:val="left"/>
+            </w:pPr>
+            <w:r/>
+            <w:r>
+              <w:t>662.25</w:t>
+            </w:r>
+          </w:p>
+        </w:tc>
+        <w:tc>
+          <w:tcPr>
+            <w:tcW w:type="dxa" w:w="1728"/>
+            <w:shd w:fill="F8FAFC"/>
+            <w:tcMar>
+              <w:top w:w="100" w:type="dxa"/>
+              <w:bottom w:w="100" w:type="dxa"/>
+              <w:left w:w="120" w:type="dxa"/>
+              <w:right w:w="120" w:type="dxa"/>
+            </w:tcMar>
+            <w:tcBorders>
+              <w:top w:val="single" w:sz="4" w:space="0" w:color="CCCCCC"/>
+              <w:bottom w:val="single" w:sz="4" w:space="0" w:color="CCCCCC"/>
+              <w:left w:val="single" w:sz="4" w:space="0" w:color="CCCCCC"/>
+              <w:right w:val="single" w:sz="4" w:space="0" w:color="CCCCCC"/>
+            </w:tcBorders>
+          </w:tcPr>
+          <w:p>
+            <w:pPr>
+              <w:spacing w:before="60" w:after="60" w:line="252" w:lineRule="auto"/>
+              <w:jc w:val="left"/>
+            </w:pPr>
+            <w:r/>
+            <w:r>
+              <w:rPr>
+                <w:b/>
+              </w:rPr>
+              <w:t>670.25</w:t>
+            </w:r>
+          </w:p>
+        </w:tc>
+        <w:tc>
+          <w:tcPr>
+            <w:tcW w:type="dxa" w:w="3456"/>
+            <w:shd w:fill="F8FAFC"/>
+            <w:tcMar>
+              <w:top w:w="100" w:type="dxa"/>
+              <w:bottom w:w="100" w:type="dxa"/>
+              <w:left w:w="120" w:type="dxa"/>
+              <w:right w:w="120" w:type="dxa"/>
+            </w:tcMar>
+            <w:tcBorders>
+              <w:top w:val="single" w:sz="4" w:space="0" w:color="CCCCCC"/>
+              <w:bottom w:val="single" w:sz="4" w:space="0" w:color="CCCCCC"/>
+              <w:left w:val="single" w:sz="4" w:space="0" w:color="CCCCCC"/>
+              <w:right w:val="single" w:sz="4" w:space="0" w:color="CCCCCC"/>
+            </w:tcBorders>
+          </w:tcPr>
+          <w:p>
+            <w:pPr>
+              <w:spacing w:before="60" w:after="60" w:line="252" w:lineRule="auto"/>
+              <w:jc w:val="left"/>
+            </w:pPr>
+            <w:r/>
+            <w:r>
+              <w:rPr>
+                <w:b/>
+              </w:rPr>
+              <w:t>+0.75</w:t>
+            </w:r>
+          </w:p>
+        </w:tc>
+        <w:tc>
+          <w:tcPr>
+            <w:tcW w:type="dxa" w:w="1440"/>
+            <w:shd w:fill="F8FAFC"/>
+            <w:tcMar>
+              <w:top w:w="100" w:type="dxa"/>
+              <w:bottom w:w="100" w:type="dxa"/>
+              <w:left w:w="120" w:type="dxa"/>
+              <w:right w:w="120" w:type="dxa"/>
+            </w:tcMar>
+            <w:tcBorders>
+              <w:top w:val="single" w:sz="4" w:space="0" w:color="CCCCCC"/>
+              <w:bottom w:val="single" w:sz="4" w:space="0" w:color="CCCCCC"/>
+              <w:left w:val="single" w:sz="4" w:space="0" w:color="CCCCCC"/>
+              <w:right w:val="single" w:sz="4" w:space="0" w:color="CCCCCC"/>
+            </w:tcBorders>
+          </w:tcPr>
+          <w:p>
+            <w:pPr>
+              <w:spacing w:before="60" w:after="60" w:line="252" w:lineRule="auto"/>
+              <w:jc w:val="left"/>
+            </w:pPr>
+            <w:r/>
+            <w:r>
+              <w:t>BULL</w:t>
+            </w:r>
+          </w:p>
+        </w:tc>
+      </w:tr>
+      <w:tr>
+        <w:tc>
+          <w:tcPr>
+            <w:tcW w:type="dxa" w:w="1584"/>
+            <w:shd w:fill="FFFFFF"/>
+            <w:tcMar>
+              <w:top w:w="100" w:type="dxa"/>
+              <w:bottom w:w="100" w:type="dxa"/>
+              <w:left w:w="120" w:type="dxa"/>
+              <w:right w:w="120" w:type="dxa"/>
+            </w:tcMar>
+            <w:tcBorders>
+              <w:top w:val="single" w:sz="4" w:space="0" w:color="CCCCCC"/>
+              <w:bottom w:val="single" w:sz="4" w:space="0" w:color="CCCCCC"/>
+              <w:left w:val="single" w:sz="4" w:space="0" w:color="CCCCCC"/>
+              <w:right w:val="single" w:sz="4" w:space="0" w:color="CCCCCC"/>
+            </w:tcBorders>
+          </w:tcPr>
+          <w:p>
+            <w:pPr>
+              <w:spacing w:before="60" w:after="60" w:line="252" w:lineRule="auto"/>
+              <w:jc w:val="left"/>
+            </w:pPr>
+            <w:r/>
+            <w:r>
+              <w:rPr>
+                <w:b/>
+              </w:rPr>
+              <w:t>Thu 22/10</w:t>
+            </w:r>
+          </w:p>
+        </w:tc>
+        <w:tc>
+          <w:tcPr>
+            <w:tcW w:type="dxa" w:w="864"/>
+            <w:shd w:fill="FFFFFF"/>
+            <w:tcMar>
+              <w:top w:w="100" w:type="dxa"/>
+              <w:bottom w:w="100" w:type="dxa"/>
+              <w:left w:w="120" w:type="dxa"/>
+              <w:right w:w="120" w:type="dxa"/>
+            </w:tcMar>
+            <w:tcBorders>
+              <w:top w:val="single" w:sz="4" w:space="0" w:color="CCCCCC"/>
+              <w:bottom w:val="single" w:sz="4" w:space="0" w:color="CCCCCC"/>
+              <w:left w:val="single" w:sz="4" w:space="0" w:color="CCCCCC"/>
+              <w:right w:val="single" w:sz="4" w:space="0" w:color="CCCCCC"/>
+            </w:tcBorders>
+          </w:tcPr>
+          <w:p>
+            <w:pPr>
+              <w:spacing w:before="60" w:after="60" w:line="252" w:lineRule="auto"/>
+              <w:jc w:val="left"/>
+            </w:pPr>
+            <w:r/>
+            <w:r>
+              <w:t>Pre-NY 19-21</w:t>
+            </w:r>
+          </w:p>
+        </w:tc>
+        <w:tc>
+          <w:tcPr>
+            <w:tcW w:type="dxa" w:w="1440"/>
+            <w:shd w:fill="FFFFFF"/>
+            <w:tcMar>
+              <w:top w:w="100" w:type="dxa"/>
+              <w:bottom w:w="100" w:type="dxa"/>
+              <w:left w:w="120" w:type="dxa"/>
+              <w:right w:w="120" w:type="dxa"/>
+            </w:tcMar>
+            <w:tcBorders>
+              <w:top w:val="single" w:sz="4" w:space="0" w:color="CCCCCC"/>
+              <w:bottom w:val="single" w:sz="4" w:space="0" w:color="CCCCCC"/>
+              <w:left w:val="single" w:sz="4" w:space="0" w:color="CCCCCC"/>
+              <w:right w:val="single" w:sz="4" w:space="0" w:color="CCCCCC"/>
+            </w:tcBorders>
+          </w:tcPr>
+          <w:p>
+            <w:pPr>
+              <w:spacing w:before="60" w:after="60" w:line="252" w:lineRule="auto"/>
+              <w:jc w:val="left"/>
+            </w:pPr>
+            <w:r/>
+            <w:r>
+              <w:t>670.25</w:t>
+            </w:r>
+          </w:p>
+        </w:tc>
+        <w:tc>
+          <w:tcPr>
+            <w:tcW w:type="dxa" w:w="2016"/>
+            <w:shd w:fill="FFFFFF"/>
+            <w:tcMar>
+              <w:top w:w="100" w:type="dxa"/>
+              <w:bottom w:w="100" w:type="dxa"/>
+              <w:left w:w="120" w:type="dxa"/>
+              <w:right w:w="120" w:type="dxa"/>
+            </w:tcMar>
+            <w:tcBorders>
+              <w:top w:val="single" w:sz="4" w:space="0" w:color="CCCCCC"/>
+              <w:bottom w:val="single" w:sz="4" w:space="0" w:color="CCCCCC"/>
+              <w:left w:val="single" w:sz="4" w:space="0" w:color="CCCCCC"/>
+              <w:right w:val="single" w:sz="4" w:space="0" w:color="CCCCCC"/>
+            </w:tcBorders>
+          </w:tcPr>
+          <w:p>
+            <w:pPr>
+              <w:spacing w:before="60" w:after="60" w:line="252" w:lineRule="auto"/>
+              <w:jc w:val="left"/>
+            </w:pPr>
+            <w:r/>
+            <w:r>
+              <w:t>676.75</w:t>
+            </w:r>
+          </w:p>
+        </w:tc>
+        <w:tc>
+          <w:tcPr>
+            <w:tcW w:type="dxa" w:w="1152"/>
+            <w:shd w:fill="FFFFFF"/>
+            <w:tcMar>
+              <w:top w:w="100" w:type="dxa"/>
+              <w:bottom w:w="100" w:type="dxa"/>
+              <w:left w:w="120" w:type="dxa"/>
+              <w:right w:w="120" w:type="dxa"/>
+            </w:tcMar>
+            <w:tcBorders>
+              <w:top w:val="single" w:sz="4" w:space="0" w:color="CCCCCC"/>
+              <w:bottom w:val="single" w:sz="4" w:space="0" w:color="CCCCCC"/>
+              <w:left w:val="single" w:sz="4" w:space="0" w:color="CCCCCC"/>
+              <w:right w:val="single" w:sz="4" w:space="0" w:color="CCCCCC"/>
+            </w:tcBorders>
+          </w:tcPr>
+          <w:p>
+            <w:pPr>
+              <w:spacing w:before="60" w:after="60" w:line="252" w:lineRule="auto"/>
+              <w:jc w:val="left"/>
+            </w:pPr>
+            <w:r/>
+            <w:r>
+              <w:t>661.75</w:t>
+            </w:r>
+          </w:p>
+        </w:tc>
+        <w:tc>
+          <w:tcPr>
+            <w:tcW w:type="dxa" w:w="1728"/>
+            <w:shd w:fill="FFFFFF"/>
+            <w:tcMar>
+              <w:top w:w="100" w:type="dxa"/>
+              <w:bottom w:w="100" w:type="dxa"/>
+              <w:left w:w="120" w:type="dxa"/>
+              <w:right w:w="120" w:type="dxa"/>
+            </w:tcMar>
+            <w:tcBorders>
+              <w:top w:val="single" w:sz="4" w:space="0" w:color="CCCCCC"/>
+              <w:bottom w:val="single" w:sz="4" w:space="0" w:color="CCCCCC"/>
+              <w:left w:val="single" w:sz="4" w:space="0" w:color="CCCCCC"/>
+              <w:right w:val="single" w:sz="4" w:space="0" w:color="CCCCCC"/>
+            </w:tcBorders>
+          </w:tcPr>
+          <w:p>
+            <w:pPr>
+              <w:spacing w:before="60" w:after="60" w:line="252" w:lineRule="auto"/>
+              <w:jc w:val="left"/>
+            </w:pPr>
+            <w:r/>
+            <w:r>
+              <w:rPr>
+                <w:b/>
+              </w:rPr>
+              <w:t>670.75</w:t>
+            </w:r>
+          </w:p>
+        </w:tc>
+        <w:tc>
+          <w:tcPr>
+            <w:tcW w:type="dxa" w:w="3456"/>
+            <w:shd w:fill="FFFFFF"/>
+            <w:tcMar>
+              <w:top w:w="100" w:type="dxa"/>
+              <w:bottom w:w="100" w:type="dxa"/>
+              <w:left w:w="120" w:type="dxa"/>
+              <w:right w:w="120" w:type="dxa"/>
+            </w:tcMar>
+            <w:tcBorders>
+              <w:top w:val="single" w:sz="4" w:space="0" w:color="CCCCCC"/>
+              <w:bottom w:val="single" w:sz="4" w:space="0" w:color="CCCCCC"/>
+              <w:left w:val="single" w:sz="4" w:space="0" w:color="CCCCCC"/>
+              <w:right w:val="single" w:sz="4" w:space="0" w:color="CCCCCC"/>
+            </w:tcBorders>
+          </w:tcPr>
+          <w:p>
+            <w:pPr>
+              <w:spacing w:before="60" w:after="60" w:line="252" w:lineRule="auto"/>
+              <w:jc w:val="left"/>
+            </w:pPr>
+            <w:r/>
+            <w:r>
+              <w:rPr>
+                <w:b/>
+              </w:rPr>
+              <w:t>+0.50</w:t>
+            </w:r>
+          </w:p>
+        </w:tc>
+        <w:tc>
+          <w:tcPr>
+            <w:tcW w:type="dxa" w:w="1440"/>
+            <w:shd w:fill="FFFFFF"/>
+            <w:tcMar>
+              <w:top w:w="100" w:type="dxa"/>
+              <w:bottom w:w="100" w:type="dxa"/>
+              <w:left w:w="120" w:type="dxa"/>
+              <w:right w:w="120" w:type="dxa"/>
+            </w:tcMar>
+            <w:tcBorders>
+              <w:top w:val="single" w:sz="4" w:space="0" w:color="CCCCCC"/>
+              <w:bottom w:val="single" w:sz="4" w:space="0" w:color="CCCCCC"/>
+              <w:left w:val="single" w:sz="4" w:space="0" w:color="CCCCCC"/>
+              <w:right w:val="single" w:sz="4" w:space="0" w:color="CCCCCC"/>
+            </w:tcBorders>
+          </w:tcPr>
+          <w:p>
+            <w:pPr>
+              <w:spacing w:before="60" w:after="60" w:line="252" w:lineRule="auto"/>
+              <w:jc w:val="left"/>
+            </w:pPr>
+            <w:r/>
+            <w:r>
+              <w:t>BULL</w:t>
+            </w:r>
+          </w:p>
+        </w:tc>
+      </w:tr>
+      <w:tr>
+        <w:tc>
+          <w:tcPr>
+            <w:tcW w:type="dxa" w:w="1584"/>
+            <w:shd w:fill="F8FAFC"/>
+            <w:tcMar>
+              <w:top w:w="100" w:type="dxa"/>
+              <w:bottom w:w="100" w:type="dxa"/>
+              <w:left w:w="120" w:type="dxa"/>
+              <w:right w:w="120" w:type="dxa"/>
+            </w:tcMar>
+            <w:tcBorders>
+              <w:top w:val="single" w:sz="4" w:space="0" w:color="CCCCCC"/>
+              <w:bottom w:val="single" w:sz="4" w:space="0" w:color="CCCCCC"/>
+              <w:left w:val="single" w:sz="4" w:space="0" w:color="CCCCCC"/>
+              <w:right w:val="single" w:sz="4" w:space="0" w:color="CCCCCC"/>
+            </w:tcBorders>
+          </w:tcPr>
+          <w:p>
+            <w:pPr>
+              <w:spacing w:before="60" w:after="60" w:line="252" w:lineRule="auto"/>
+              <w:jc w:val="left"/>
+            </w:pPr>
+            <w:r/>
+            <w:r>
+              <w:rPr>
+                <w:b/>
+              </w:rPr>
+              <w:t>Thu 22/10</w:t>
+            </w:r>
+          </w:p>
+        </w:tc>
+        <w:tc>
+          <w:tcPr>
+            <w:tcW w:type="dxa" w:w="864"/>
+            <w:shd w:fill="F8FAFC"/>
+            <w:tcMar>
+              <w:top w:w="100" w:type="dxa"/>
+              <w:bottom w:w="100" w:type="dxa"/>
+              <w:left w:w="120" w:type="dxa"/>
+              <w:right w:w="120" w:type="dxa"/>
+            </w:tcMar>
+            <w:tcBorders>
+              <w:top w:val="single" w:sz="4" w:space="0" w:color="CCCCCC"/>
+              <w:bottom w:val="single" w:sz="4" w:space="0" w:color="CCCCCC"/>
+              <w:left w:val="single" w:sz="4" w:space="0" w:color="CCCCCC"/>
+              <w:right w:val="single" w:sz="4" w:space="0" w:color="CCCCCC"/>
+            </w:tcBorders>
+          </w:tcPr>
+          <w:p>
+            <w:pPr>
+              <w:spacing w:before="60" w:after="60" w:line="252" w:lineRule="auto"/>
+              <w:jc w:val="left"/>
+            </w:pPr>
+            <w:r/>
+            <w:r>
+              <w:t>NY Open 21-23</w:t>
+            </w:r>
+          </w:p>
+        </w:tc>
+        <w:tc>
+          <w:tcPr>
+            <w:tcW w:type="dxa" w:w="1440"/>
+            <w:shd w:fill="F8FAFC"/>
+            <w:tcMar>
+              <w:top w:w="100" w:type="dxa"/>
+              <w:bottom w:w="100" w:type="dxa"/>
+              <w:left w:w="120" w:type="dxa"/>
+              <w:right w:w="120" w:type="dxa"/>
+            </w:tcMar>
+            <w:tcBorders>
+              <w:top w:val="single" w:sz="4" w:space="0" w:color="CCCCCC"/>
+              <w:bottom w:val="single" w:sz="4" w:space="0" w:color="CCCCCC"/>
+              <w:left w:val="single" w:sz="4" w:space="0" w:color="CCCCCC"/>
+              <w:right w:val="single" w:sz="4" w:space="0" w:color="CCCCCC"/>
+            </w:tcBorders>
+          </w:tcPr>
+          <w:p>
+            <w:pPr>
+              <w:spacing w:before="60" w:after="60" w:line="252" w:lineRule="auto"/>
+              <w:jc w:val="left"/>
+            </w:pPr>
+            <w:r/>
+            <w:r>
+              <w:t>670.75</w:t>
+            </w:r>
+          </w:p>
+        </w:tc>
+        <w:tc>
+          <w:tcPr>
+            <w:tcW w:type="dxa" w:w="2016"/>
+            <w:shd w:fill="F8FAFC"/>
+            <w:tcMar>
+              <w:top w:w="100" w:type="dxa"/>
+              <w:bottom w:w="100" w:type="dxa"/>
+              <w:left w:w="120" w:type="dxa"/>
+              <w:right w:w="120" w:type="dxa"/>
+            </w:tcMar>
+            <w:tcBorders>
+              <w:top w:val="single" w:sz="4" w:space="0" w:color="CCCCCC"/>
+              <w:bottom w:val="single" w:sz="4" w:space="0" w:color="CCCCCC"/>
+              <w:left w:val="single" w:sz="4" w:space="0" w:color="CCCCCC"/>
+              <w:right w:val="single" w:sz="4" w:space="0" w:color="CCCCCC"/>
+            </w:tcBorders>
+          </w:tcPr>
+          <w:p>
+            <w:pPr>
+              <w:spacing w:before="60" w:after="60" w:line="252" w:lineRule="auto"/>
+              <w:jc w:val="left"/>
+            </w:pPr>
+            <w:r/>
+            <w:r>
+              <w:t>681.75</w:t>
+            </w:r>
+          </w:p>
+        </w:tc>
+        <w:tc>
+          <w:tcPr>
+            <w:tcW w:type="dxa" w:w="1152"/>
+            <w:shd w:fill="F8FAFC"/>
+            <w:tcMar>
+              <w:top w:w="100" w:type="dxa"/>
+              <w:bottom w:w="100" w:type="dxa"/>
+              <w:left w:w="120" w:type="dxa"/>
+              <w:right w:w="120" w:type="dxa"/>
+            </w:tcMar>
+            <w:tcBorders>
+              <w:top w:val="single" w:sz="4" w:space="0" w:color="CCCCCC"/>
+              <w:bottom w:val="single" w:sz="4" w:space="0" w:color="CCCCCC"/>
+              <w:left w:val="single" w:sz="4" w:space="0" w:color="CCCCCC"/>
+              <w:right w:val="single" w:sz="4" w:space="0" w:color="CCCCCC"/>
+            </w:tcBorders>
+          </w:tcPr>
+          <w:p>
+            <w:pPr>
+              <w:spacing w:before="60" w:after="60" w:line="252" w:lineRule="auto"/>
+              <w:jc w:val="left"/>
+            </w:pPr>
+            <w:r/>
+            <w:r>
+              <w:t>659.00</w:t>
+            </w:r>
+          </w:p>
+        </w:tc>
+        <w:tc>
+          <w:tcPr>
+            <w:tcW w:type="dxa" w:w="1728"/>
+            <w:shd w:fill="F8FAFC"/>
+            <w:tcMar>
+              <w:top w:w="100" w:type="dxa"/>
+              <w:bottom w:w="100" w:type="dxa"/>
+              <w:left w:w="120" w:type="dxa"/>
+              <w:right w:w="120" w:type="dxa"/>
+            </w:tcMar>
+            <w:tcBorders>
+              <w:top w:val="single" w:sz="4" w:space="0" w:color="CCCCCC"/>
+              <w:bottom w:val="single" w:sz="4" w:space="0" w:color="CCCCCC"/>
+              <w:left w:val="single" w:sz="4" w:space="0" w:color="CCCCCC"/>
+              <w:right w:val="single" w:sz="4" w:space="0" w:color="CCCCCC"/>
+            </w:tcBorders>
+          </w:tcPr>
+          <w:p>
+            <w:pPr>
+              <w:spacing w:before="60" w:after="60" w:line="252" w:lineRule="auto"/>
+              <w:jc w:val="left"/>
+            </w:pPr>
+            <w:r/>
+            <w:r>
+              <w:rPr>
+                <w:b/>
+              </w:rPr>
+              <w:t>674.25</w:t>
+            </w:r>
+          </w:p>
+        </w:tc>
+        <w:tc>
+          <w:tcPr>
+            <w:tcW w:type="dxa" w:w="3456"/>
+            <w:shd w:fill="F8FAFC"/>
+            <w:tcMar>
+              <w:top w:w="100" w:type="dxa"/>
+              <w:bottom w:w="100" w:type="dxa"/>
+              <w:left w:w="120" w:type="dxa"/>
+              <w:right w:w="120" w:type="dxa"/>
+            </w:tcMar>
+            <w:tcBorders>
+              <w:top w:val="single" w:sz="4" w:space="0" w:color="CCCCCC"/>
+              <w:bottom w:val="single" w:sz="4" w:space="0" w:color="CCCCCC"/>
+              <w:left w:val="single" w:sz="4" w:space="0" w:color="CCCCCC"/>
+              <w:right w:val="single" w:sz="4" w:space="0" w:color="CCCCCC"/>
+            </w:tcBorders>
+          </w:tcPr>
+          <w:p>
+            <w:pPr>
+              <w:spacing w:before="60" w:after="60" w:line="252" w:lineRule="auto"/>
+              <w:jc w:val="left"/>
+            </w:pPr>
+            <w:r/>
+            <w:r>
+              <w:rPr>
+                <w:b/>
+              </w:rPr>
+              <w:t>+3.50</w:t>
+            </w:r>
+          </w:p>
+        </w:tc>
+        <w:tc>
+          <w:tcPr>
+            <w:tcW w:type="dxa" w:w="1440"/>
+            <w:shd w:fill="F8FAFC"/>
+            <w:tcMar>
+              <w:top w:w="100" w:type="dxa"/>
+              <w:bottom w:w="100" w:type="dxa"/>
+              <w:left w:w="120" w:type="dxa"/>
+              <w:right w:w="120" w:type="dxa"/>
+            </w:tcMar>
+            <w:tcBorders>
+              <w:top w:val="single" w:sz="4" w:space="0" w:color="CCCCCC"/>
+              <w:bottom w:val="single" w:sz="4" w:space="0" w:color="CCCCCC"/>
+              <w:left w:val="single" w:sz="4" w:space="0" w:color="CCCCCC"/>
+              <w:right w:val="single" w:sz="4" w:space="0" w:color="CCCCCC"/>
+            </w:tcBorders>
+          </w:tcPr>
+          <w:p>
+            <w:pPr>
+              <w:spacing w:before="60" w:after="60" w:line="252" w:lineRule="auto"/>
+              <w:jc w:val="left"/>
+            </w:pPr>
+            <w:r/>
+            <w:r>
+              <w:t>BULL</w:t>
+            </w:r>
+          </w:p>
+        </w:tc>
+      </w:tr>
+      <w:tr>
+        <w:tc>
+          <w:tcPr>
+            <w:tcW w:type="dxa" w:w="1584"/>
+            <w:shd w:fill="FFFFFF"/>
+            <w:tcMar>
+              <w:top w:w="100" w:type="dxa"/>
+              <w:bottom w:w="100" w:type="dxa"/>
+              <w:left w:w="120" w:type="dxa"/>
+              <w:right w:w="120" w:type="dxa"/>
+            </w:tcMar>
+            <w:tcBorders>
+              <w:top w:val="single" w:sz="4" w:space="0" w:color="CCCCCC"/>
+              <w:bottom w:val="single" w:sz="4" w:space="0" w:color="CCCCCC"/>
+              <w:left w:val="single" w:sz="4" w:space="0" w:color="CCCCCC"/>
+              <w:right w:val="single" w:sz="4" w:space="0" w:color="CCCCCC"/>
+            </w:tcBorders>
+          </w:tcPr>
+          <w:p>
+            <w:pPr>
+              <w:spacing w:before="60" w:after="60" w:line="252" w:lineRule="auto"/>
+              <w:jc w:val="left"/>
+            </w:pPr>
+            <w:r/>
+            <w:r>
+              <w:rPr>
+                <w:b/>
+              </w:rPr>
+              <w:t>Thu 22/10</w:t>
+            </w:r>
+          </w:p>
+        </w:tc>
+        <w:tc>
+          <w:tcPr>
+            <w:tcW w:type="dxa" w:w="864"/>
+            <w:shd w:fill="FFFFFF"/>
+            <w:tcMar>
+              <w:top w:w="100" w:type="dxa"/>
+              <w:bottom w:w="100" w:type="dxa"/>
+              <w:left w:w="120" w:type="dxa"/>
+              <w:right w:w="120" w:type="dxa"/>
+            </w:tcMar>
+            <w:tcBorders>
+              <w:top w:val="single" w:sz="4" w:space="0" w:color="CCCCCC"/>
+              <w:bottom w:val="single" w:sz="4" w:space="0" w:color="CCCCCC"/>
+              <w:left w:val="single" w:sz="4" w:space="0" w:color="CCCCCC"/>
+              <w:right w:val="single" w:sz="4" w:space="0" w:color="CCCCCC"/>
+            </w:tcBorders>
+          </w:tcPr>
+          <w:p>
+            <w:pPr>
+              <w:spacing w:before="60" w:after="60" w:line="252" w:lineRule="auto"/>
+              <w:jc w:val="left"/>
+            </w:pPr>
+            <w:r/>
+            <w:r>
+              <w:t>NY Close 23-01</w:t>
+            </w:r>
+          </w:p>
+        </w:tc>
+        <w:tc>
+          <w:tcPr>
+            <w:tcW w:type="dxa" w:w="1440"/>
+            <w:shd w:fill="FFFFFF"/>
+            <w:tcMar>
+              <w:top w:w="100" w:type="dxa"/>
+              <w:bottom w:w="100" w:type="dxa"/>
+              <w:left w:w="120" w:type="dxa"/>
+              <w:right w:w="120" w:type="dxa"/>
+            </w:tcMar>
+            <w:tcBorders>
+              <w:top w:val="single" w:sz="4" w:space="0" w:color="CCCCCC"/>
+              <w:bottom w:val="single" w:sz="4" w:space="0" w:color="CCCCCC"/>
+              <w:left w:val="single" w:sz="4" w:space="0" w:color="CCCCCC"/>
+              <w:right w:val="single" w:sz="4" w:space="0" w:color="CCCCCC"/>
+            </w:tcBorders>
+          </w:tcPr>
+          <w:p>
+            <w:pPr>
+              <w:spacing w:before="60" w:after="60" w:line="252" w:lineRule="auto"/>
+              <w:jc w:val="left"/>
+            </w:pPr>
+            <w:r/>
+            <w:r>
+              <w:t>674.25</w:t>
+            </w:r>
+          </w:p>
+        </w:tc>
+        <w:tc>
+          <w:tcPr>
+            <w:tcW w:type="dxa" w:w="2016"/>
+            <w:shd w:fill="FFFFFF"/>
+            <w:tcMar>
+              <w:top w:w="100" w:type="dxa"/>
+              <w:bottom w:w="100" w:type="dxa"/>
+              <w:left w:w="120" w:type="dxa"/>
+              <w:right w:w="120" w:type="dxa"/>
+            </w:tcMar>
+            <w:tcBorders>
+              <w:top w:val="single" w:sz="4" w:space="0" w:color="CCCCCC"/>
+              <w:bottom w:val="single" w:sz="4" w:space="0" w:color="CCCCCC"/>
+              <w:left w:val="single" w:sz="4" w:space="0" w:color="CCCCCC"/>
+              <w:right w:val="single" w:sz="4" w:space="0" w:color="CCCCCC"/>
+            </w:tcBorders>
+          </w:tcPr>
+          <w:p>
+            <w:pPr>
+              <w:spacing w:before="60" w:after="60" w:line="252" w:lineRule="auto"/>
+              <w:jc w:val="left"/>
+            </w:pPr>
+            <w:r/>
+            <w:r>
+              <w:t>679.75</w:t>
+            </w:r>
+          </w:p>
+        </w:tc>
+        <w:tc>
+          <w:tcPr>
+            <w:tcW w:type="dxa" w:w="1152"/>
+            <w:shd w:fill="FFFFFF"/>
+            <w:tcMar>
+              <w:top w:w="100" w:type="dxa"/>
+              <w:bottom w:w="100" w:type="dxa"/>
+              <w:left w:w="120" w:type="dxa"/>
+              <w:right w:w="120" w:type="dxa"/>
+            </w:tcMar>
+            <w:tcBorders>
+              <w:top w:val="single" w:sz="4" w:space="0" w:color="CCCCCC"/>
+              <w:bottom w:val="single" w:sz="4" w:space="0" w:color="CCCCCC"/>
+              <w:left w:val="single" w:sz="4" w:space="0" w:color="CCCCCC"/>
+              <w:right w:val="single" w:sz="4" w:space="0" w:color="CCCCCC"/>
+            </w:tcBorders>
+          </w:tcPr>
+          <w:p>
+            <w:pPr>
+              <w:spacing w:before="60" w:after="60" w:line="252" w:lineRule="auto"/>
+              <w:jc w:val="left"/>
+            </w:pPr>
+            <w:r/>
+            <w:r>
+              <w:t>666.50</w:t>
+            </w:r>
+          </w:p>
+        </w:tc>
+        <w:tc>
+          <w:tcPr>
+            <w:tcW w:type="dxa" w:w="1728"/>
+            <w:shd w:fill="FFFFFF"/>
+            <w:tcMar>
+              <w:top w:w="100" w:type="dxa"/>
+              <w:bottom w:w="100" w:type="dxa"/>
+              <w:left w:w="120" w:type="dxa"/>
+              <w:right w:w="120" w:type="dxa"/>
+            </w:tcMar>
+            <w:tcBorders>
+              <w:top w:val="single" w:sz="4" w:space="0" w:color="CCCCCC"/>
+              <w:bottom w:val="single" w:sz="4" w:space="0" w:color="CCCCCC"/>
+              <w:left w:val="single" w:sz="4" w:space="0" w:color="CCCCCC"/>
+              <w:right w:val="single" w:sz="4" w:space="0" w:color="CCCCCC"/>
+            </w:tcBorders>
+          </w:tcPr>
+          <w:p>
+            <w:pPr>
+              <w:spacing w:before="60" w:after="60" w:line="252" w:lineRule="auto"/>
+              <w:jc w:val="left"/>
+            </w:pPr>
+            <w:r/>
+            <w:r>
+              <w:rPr>
+                <w:b/>
+              </w:rPr>
+              <w:t>675.00</w:t>
+            </w:r>
+          </w:p>
+        </w:tc>
+        <w:tc>
+          <w:tcPr>
+            <w:tcW w:type="dxa" w:w="3456"/>
+            <w:shd w:fill="FFFFFF"/>
+            <w:tcMar>
+              <w:top w:w="100" w:type="dxa"/>
+              <w:bottom w:w="100" w:type="dxa"/>
+              <w:left w:w="120" w:type="dxa"/>
+              <w:right w:w="120" w:type="dxa"/>
+            </w:tcMar>
+            <w:tcBorders>
+              <w:top w:val="single" w:sz="4" w:space="0" w:color="CCCCCC"/>
+              <w:bottom w:val="single" w:sz="4" w:space="0" w:color="CCCCCC"/>
+              <w:left w:val="single" w:sz="4" w:space="0" w:color="CCCCCC"/>
+              <w:right w:val="single" w:sz="4" w:space="0" w:color="CCCCCC"/>
+            </w:tcBorders>
+          </w:tcPr>
+          <w:p>
+            <w:pPr>
+              <w:spacing w:before="60" w:after="60" w:line="252" w:lineRule="auto"/>
+              <w:jc w:val="left"/>
+            </w:pPr>
+            <w:r/>
+            <w:r>
+              <w:rPr>
+                <w:b/>
+              </w:rPr>
+              <w:t>+0.75</w:t>
+            </w:r>
+          </w:p>
+        </w:tc>
+        <w:tc>
+          <w:tcPr>
+            <w:tcW w:type="dxa" w:w="1440"/>
+            <w:shd w:fill="FFFFFF"/>
+            <w:tcMar>
+              <w:top w:w="100" w:type="dxa"/>
+              <w:bottom w:w="100" w:type="dxa"/>
+              <w:left w:w="120" w:type="dxa"/>
+              <w:right w:w="120" w:type="dxa"/>
+            </w:tcMar>
+            <w:tcBorders>
+              <w:top w:val="single" w:sz="4" w:space="0" w:color="CCCCCC"/>
+              <w:bottom w:val="single" w:sz="4" w:space="0" w:color="CCCCCC"/>
+              <w:left w:val="single" w:sz="4" w:space="0" w:color="CCCCCC"/>
+              <w:right w:val="single" w:sz="4" w:space="0" w:color="CCCCCC"/>
+            </w:tcBorders>
+          </w:tcPr>
+          <w:p>
+            <w:pPr>
+              <w:spacing w:before="60" w:after="60" w:line="252" w:lineRule="auto"/>
+              <w:jc w:val="left"/>
+            </w:pPr>
+            <w:r/>
+            <w:r>
+              <w:t>BULL</w:t>
+            </w:r>
+          </w:p>
+        </w:tc>
+      </w:tr>
+      <w:tr>
+        <w:tc>
+          <w:tcPr>
+            <w:tcW w:type="dxa" w:w="1584"/>
+            <w:shd w:fill="F8FAFC"/>
+            <w:tcMar>
+              <w:top w:w="100" w:type="dxa"/>
+              <w:bottom w:w="100" w:type="dxa"/>
+              <w:left w:w="120" w:type="dxa"/>
+              <w:right w:w="120" w:type="dxa"/>
+            </w:tcMar>
+            <w:tcBorders>
+              <w:top w:val="single" w:sz="4" w:space="0" w:color="CCCCCC"/>
+              <w:bottom w:val="single" w:sz="4" w:space="0" w:color="CCCCCC"/>
+              <w:left w:val="single" w:sz="4" w:space="0" w:color="CCCCCC"/>
+              <w:right w:val="single" w:sz="4" w:space="0" w:color="CCCCCC"/>
+            </w:tcBorders>
+          </w:tcPr>
+          <w:p>
+            <w:pPr>
+              <w:spacing w:before="60" w:after="60" w:line="252" w:lineRule="auto"/>
+              <w:jc w:val="left"/>
+            </w:pPr>
+            <w:r/>
+            <w:r>
+              <w:rPr>
+                <w:b/>
+              </w:rPr>
+              <w:t>Fri 23/10</w:t>
+            </w:r>
+          </w:p>
+        </w:tc>
+        <w:tc>
+          <w:tcPr>
+            <w:tcW w:type="dxa" w:w="864"/>
+            <w:shd w:fill="F8FAFC"/>
+            <w:tcMar>
+              <w:top w:w="100" w:type="dxa"/>
+              <w:bottom w:w="100" w:type="dxa"/>
+              <w:left w:w="120" w:type="dxa"/>
+              <w:right w:w="120" w:type="dxa"/>
+            </w:tcMar>
+            <w:tcBorders>
+              <w:top w:val="single" w:sz="4" w:space="0" w:color="CCCCCC"/>
+              <w:bottom w:val="single" w:sz="4" w:space="0" w:color="CCCCCC"/>
+              <w:left w:val="single" w:sz="4" w:space="0" w:color="CCCCCC"/>
+              <w:right w:val="single" w:sz="4" w:space="0" w:color="CCCCCC"/>
+            </w:tcBorders>
+          </w:tcPr>
+          <w:p>
+            <w:pPr>
+              <w:spacing w:before="60" w:after="60" w:line="252" w:lineRule="auto"/>
+              <w:jc w:val="left"/>
+            </w:pPr>
+            <w:r/>
+            <w:r>
+              <w:t>Asia 07-11</w:t>
+            </w:r>
+          </w:p>
+        </w:tc>
+        <w:tc>
+          <w:tcPr>
+            <w:tcW w:type="dxa" w:w="1440"/>
+            <w:shd w:fill="F8FAFC"/>
+            <w:tcMar>
+              <w:top w:w="100" w:type="dxa"/>
+              <w:bottom w:w="100" w:type="dxa"/>
+              <w:left w:w="120" w:type="dxa"/>
+              <w:right w:w="120" w:type="dxa"/>
+            </w:tcMar>
+            <w:tcBorders>
+              <w:top w:val="single" w:sz="4" w:space="0" w:color="CCCCCC"/>
+              <w:bottom w:val="single" w:sz="4" w:space="0" w:color="CCCCCC"/>
+              <w:left w:val="single" w:sz="4" w:space="0" w:color="CCCCCC"/>
+              <w:right w:val="single" w:sz="4" w:space="0" w:color="CCCCCC"/>
+            </w:tcBorders>
+          </w:tcPr>
+          <w:p>
+            <w:pPr>
+              <w:spacing w:before="60" w:after="60" w:line="252" w:lineRule="auto"/>
+              <w:jc w:val="left"/>
+            </w:pPr>
+            <w:r/>
+            <w:r>
+              <w:t>675.00</w:t>
+            </w:r>
+          </w:p>
+        </w:tc>
+        <w:tc>
+          <w:tcPr>
+            <w:tcW w:type="dxa" w:w="2016"/>
+            <w:shd w:fill="F8FAFC"/>
+            <w:tcMar>
+              <w:top w:w="100" w:type="dxa"/>
+              <w:bottom w:w="100" w:type="dxa"/>
+              <w:left w:w="120" w:type="dxa"/>
+              <w:right w:w="120" w:type="dxa"/>
+            </w:tcMar>
+            <w:tcBorders>
+              <w:top w:val="single" w:sz="4" w:space="0" w:color="CCCCCC"/>
+              <w:bottom w:val="single" w:sz="4" w:space="0" w:color="CCCCCC"/>
+              <w:left w:val="single" w:sz="4" w:space="0" w:color="CCCCCC"/>
+              <w:right w:val="single" w:sz="4" w:space="0" w:color="CCCCCC"/>
+            </w:tcBorders>
+          </w:tcPr>
+          <w:p>
+            <w:pPr>
+              <w:spacing w:before="60" w:after="60" w:line="252" w:lineRule="auto"/>
+              <w:jc w:val="left"/>
+            </w:pPr>
+            <w:r/>
+            <w:r>
+              <w:t>684.25</w:t>
+            </w:r>
+          </w:p>
+        </w:tc>
+        <w:tc>
+          <w:tcPr>
+            <w:tcW w:type="dxa" w:w="1152"/>
+            <w:shd w:fill="F8FAFC"/>
+            <w:tcMar>
+              <w:top w:w="100" w:type="dxa"/>
+              <w:bottom w:w="100" w:type="dxa"/>
+              <w:left w:w="120" w:type="dxa"/>
+              <w:right w:w="120" w:type="dxa"/>
+            </w:tcMar>
+            <w:tcBorders>
+              <w:top w:val="single" w:sz="4" w:space="0" w:color="CCCCCC"/>
+              <w:bottom w:val="single" w:sz="4" w:space="0" w:color="CCCCCC"/>
+              <w:left w:val="single" w:sz="4" w:space="0" w:color="CCCCCC"/>
+              <w:right w:val="single" w:sz="4" w:space="0" w:color="CCCCCC"/>
+            </w:tcBorders>
+          </w:tcPr>
+          <w:p>
+            <w:pPr>
+              <w:spacing w:before="60" w:after="60" w:line="252" w:lineRule="auto"/>
+              <w:jc w:val="left"/>
+            </w:pPr>
+            <w:r/>
+            <w:r>
+              <w:t>668.50</w:t>
+            </w:r>
+          </w:p>
+        </w:tc>
+        <w:tc>
+          <w:tcPr>
+            <w:tcW w:type="dxa" w:w="1728"/>
+            <w:shd w:fill="F8FAFC"/>
+            <w:tcMar>
+              <w:top w:w="100" w:type="dxa"/>
+              <w:bottom w:w="100" w:type="dxa"/>
+              <w:left w:w="120" w:type="dxa"/>
+              <w:right w:w="120" w:type="dxa"/>
+            </w:tcMar>
+            <w:tcBorders>
+              <w:top w:val="single" w:sz="4" w:space="0" w:color="CCCCCC"/>
+              <w:bottom w:val="single" w:sz="4" w:space="0" w:color="CCCCCC"/>
+              <w:left w:val="single" w:sz="4" w:space="0" w:color="CCCCCC"/>
+              <w:right w:val="single" w:sz="4" w:space="0" w:color="CCCCCC"/>
+            </w:tcBorders>
+          </w:tcPr>
+          <w:p>
+            <w:pPr>
+              <w:spacing w:before="60" w:after="60" w:line="252" w:lineRule="auto"/>
+              <w:jc w:val="left"/>
+            </w:pPr>
+            <w:r/>
+            <w:r>
+              <w:rPr>
+                <w:b/>
+              </w:rPr>
+              <w:t>674.25</w:t>
+            </w:r>
+          </w:p>
+        </w:tc>
+        <w:tc>
+          <w:tcPr>
+            <w:tcW w:type="dxa" w:w="3456"/>
+            <w:shd w:fill="F8FAFC"/>
             <w:tcMar>
               <w:top w:w="100" w:type="dxa"/>
               <w:bottom w:w="100" w:type="dxa"/>
@@ -27508,7 +30093,7 @@
         <w:tc>
           <w:tcPr>
             <w:tcW w:type="dxa" w:w="1440"/>
-            <w:shd w:fill="FFFFFF"/>
+            <w:shd w:fill="F8FAFC"/>
             <w:tcMar>
               <w:top w:w="100" w:type="dxa"/>
               <w:bottom w:w="100" w:type="dxa"/>
@@ -27538,7 +30123,7 @@
         <w:tc>
           <w:tcPr>
             <w:tcW w:type="dxa" w:w="1584"/>
-            <w:shd w:fill="F8FAFC"/>
+            <w:shd w:fill="FFFFFF"/>
             <w:tcMar>
               <w:top w:w="100" w:type="dxa"/>
               <w:bottom w:w="100" w:type="dxa"/>
@@ -27562,126 +30147,126 @@
               <w:rPr>
                 <w:b/>
               </w:rPr>
-              <w:t>Wed 21/10</w:t>
+              <w:t>Fri 23/10</w:t>
             </w:r>
           </w:p>
         </w:tc>
         <w:tc>
           <w:tcPr>
             <w:tcW w:type="dxa" w:w="864"/>
-            <w:shd w:fill="F8FAFC"/>
-            <w:tcMar>
-              <w:top w:w="100" w:type="dxa"/>
-              <w:bottom w:w="100" w:type="dxa"/>
-              <w:left w:w="120" w:type="dxa"/>
-              <w:right w:w="120" w:type="dxa"/>
-            </w:tcMar>
-            <w:tcBorders>
-              <w:top w:val="single" w:sz="4" w:space="0" w:color="CCCCCC"/>
-              <w:bottom w:val="single" w:sz="4" w:space="0" w:color="CCCCCC"/>
-              <w:left w:val="single" w:sz="4" w:space="0" w:color="CCCCCC"/>
-              <w:right w:val="single" w:sz="4" w:space="0" w:color="CCCCCC"/>
-            </w:tcBorders>
-          </w:tcPr>
-          <w:p>
-            <w:pPr>
-              <w:spacing w:before="60" w:after="60" w:line="252" w:lineRule="auto"/>
-              <w:jc w:val="left"/>
-            </w:pPr>
-            <w:r/>
-            <w:r>
-              <w:t>London 15-19</w:t>
+            <w:shd w:fill="FFFFFF"/>
+            <w:tcMar>
+              <w:top w:w="100" w:type="dxa"/>
+              <w:bottom w:w="100" w:type="dxa"/>
+              <w:left w:w="120" w:type="dxa"/>
+              <w:right w:w="120" w:type="dxa"/>
+            </w:tcMar>
+            <w:tcBorders>
+              <w:top w:val="single" w:sz="4" w:space="0" w:color="CCCCCC"/>
+              <w:bottom w:val="single" w:sz="4" w:space="0" w:color="CCCCCC"/>
+              <w:left w:val="single" w:sz="4" w:space="0" w:color="CCCCCC"/>
+              <w:right w:val="single" w:sz="4" w:space="0" w:color="CCCCCC"/>
+            </w:tcBorders>
+          </w:tcPr>
+          <w:p>
+            <w:pPr>
+              <w:spacing w:before="60" w:after="60" w:line="252" w:lineRule="auto"/>
+              <w:jc w:val="left"/>
+            </w:pPr>
+            <w:r/>
+            <w:r>
+              <w:t>Asia 11-15</w:t>
             </w:r>
           </w:p>
         </w:tc>
         <w:tc>
           <w:tcPr>
             <w:tcW w:type="dxa" w:w="1440"/>
-            <w:shd w:fill="F8FAFC"/>
-            <w:tcMar>
-              <w:top w:w="100" w:type="dxa"/>
-              <w:bottom w:w="100" w:type="dxa"/>
-              <w:left w:w="120" w:type="dxa"/>
-              <w:right w:w="120" w:type="dxa"/>
-            </w:tcMar>
-            <w:tcBorders>
-              <w:top w:val="single" w:sz="4" w:space="0" w:color="CCCCCC"/>
-              <w:bottom w:val="single" w:sz="4" w:space="0" w:color="CCCCCC"/>
-              <w:left w:val="single" w:sz="4" w:space="0" w:color="CCCCCC"/>
-              <w:right w:val="single" w:sz="4" w:space="0" w:color="CCCCCC"/>
-            </w:tcBorders>
-          </w:tcPr>
-          <w:p>
-            <w:pPr>
-              <w:spacing w:before="60" w:after="60" w:line="252" w:lineRule="auto"/>
-              <w:jc w:val="left"/>
-            </w:pPr>
-            <w:r/>
-            <w:r>
-              <w:t>668.50</w:t>
+            <w:shd w:fill="FFFFFF"/>
+            <w:tcMar>
+              <w:top w:w="100" w:type="dxa"/>
+              <w:bottom w:w="100" w:type="dxa"/>
+              <w:left w:w="120" w:type="dxa"/>
+              <w:right w:w="120" w:type="dxa"/>
+            </w:tcMar>
+            <w:tcBorders>
+              <w:top w:val="single" w:sz="4" w:space="0" w:color="CCCCCC"/>
+              <w:bottom w:val="single" w:sz="4" w:space="0" w:color="CCCCCC"/>
+              <w:left w:val="single" w:sz="4" w:space="0" w:color="CCCCCC"/>
+              <w:right w:val="single" w:sz="4" w:space="0" w:color="CCCCCC"/>
+            </w:tcBorders>
+          </w:tcPr>
+          <w:p>
+            <w:pPr>
+              <w:spacing w:before="60" w:after="60" w:line="252" w:lineRule="auto"/>
+              <w:jc w:val="left"/>
+            </w:pPr>
+            <w:r/>
+            <w:r>
+              <w:t>674.25</w:t>
             </w:r>
           </w:p>
         </w:tc>
         <w:tc>
           <w:tcPr>
             <w:tcW w:type="dxa" w:w="2016"/>
-            <w:shd w:fill="F8FAFC"/>
-            <w:tcMar>
-              <w:top w:w="100" w:type="dxa"/>
-              <w:bottom w:w="100" w:type="dxa"/>
-              <w:left w:w="120" w:type="dxa"/>
-              <w:right w:w="120" w:type="dxa"/>
-            </w:tcMar>
-            <w:tcBorders>
-              <w:top w:val="single" w:sz="4" w:space="0" w:color="CCCCCC"/>
-              <w:bottom w:val="single" w:sz="4" w:space="0" w:color="CCCCCC"/>
-              <w:left w:val="single" w:sz="4" w:space="0" w:color="CCCCCC"/>
-              <w:right w:val="single" w:sz="4" w:space="0" w:color="CCCCCC"/>
-            </w:tcBorders>
-          </w:tcPr>
-          <w:p>
-            <w:pPr>
-              <w:spacing w:before="60" w:after="60" w:line="252" w:lineRule="auto"/>
-              <w:jc w:val="left"/>
-            </w:pPr>
-            <w:r/>
-            <w:r>
-              <w:t>682.00</w:t>
+            <w:shd w:fill="FFFFFF"/>
+            <w:tcMar>
+              <w:top w:w="100" w:type="dxa"/>
+              <w:bottom w:w="100" w:type="dxa"/>
+              <w:left w:w="120" w:type="dxa"/>
+              <w:right w:w="120" w:type="dxa"/>
+            </w:tcMar>
+            <w:tcBorders>
+              <w:top w:val="single" w:sz="4" w:space="0" w:color="CCCCCC"/>
+              <w:bottom w:val="single" w:sz="4" w:space="0" w:color="CCCCCC"/>
+              <w:left w:val="single" w:sz="4" w:space="0" w:color="CCCCCC"/>
+              <w:right w:val="single" w:sz="4" w:space="0" w:color="CCCCCC"/>
+            </w:tcBorders>
+          </w:tcPr>
+          <w:p>
+            <w:pPr>
+              <w:spacing w:before="60" w:after="60" w:line="252" w:lineRule="auto"/>
+              <w:jc w:val="left"/>
+            </w:pPr>
+            <w:r/>
+            <w:r>
+              <w:t>681.75</w:t>
             </w:r>
           </w:p>
         </w:tc>
         <w:tc>
           <w:tcPr>
             <w:tcW w:type="dxa" w:w="1152"/>
-            <w:shd w:fill="F8FAFC"/>
-            <w:tcMar>
-              <w:top w:w="100" w:type="dxa"/>
-              <w:bottom w:w="100" w:type="dxa"/>
-              <w:left w:w="120" w:type="dxa"/>
-              <w:right w:w="120" w:type="dxa"/>
-            </w:tcMar>
-            <w:tcBorders>
-              <w:top w:val="single" w:sz="4" w:space="0" w:color="CCCCCC"/>
-              <w:bottom w:val="single" w:sz="4" w:space="0" w:color="CCCCCC"/>
-              <w:left w:val="single" w:sz="4" w:space="0" w:color="CCCCCC"/>
-              <w:right w:val="single" w:sz="4" w:space="0" w:color="CCCCCC"/>
-            </w:tcBorders>
-          </w:tcPr>
-          <w:p>
-            <w:pPr>
-              <w:spacing w:before="60" w:after="60" w:line="252" w:lineRule="auto"/>
-              <w:jc w:val="left"/>
-            </w:pPr>
-            <w:r/>
-            <w:r>
-              <w:t>655.50</w:t>
+            <w:shd w:fill="FFFFFF"/>
+            <w:tcMar>
+              <w:top w:w="100" w:type="dxa"/>
+              <w:bottom w:w="100" w:type="dxa"/>
+              <w:left w:w="120" w:type="dxa"/>
+              <w:right w:w="120" w:type="dxa"/>
+            </w:tcMar>
+            <w:tcBorders>
+              <w:top w:val="single" w:sz="4" w:space="0" w:color="CCCCCC"/>
+              <w:bottom w:val="single" w:sz="4" w:space="0" w:color="CCCCCC"/>
+              <w:left w:val="single" w:sz="4" w:space="0" w:color="CCCCCC"/>
+              <w:right w:val="single" w:sz="4" w:space="0" w:color="CCCCCC"/>
+            </w:tcBorders>
+          </w:tcPr>
+          <w:p>
+            <w:pPr>
+              <w:spacing w:before="60" w:after="60" w:line="252" w:lineRule="auto"/>
+              <w:jc w:val="left"/>
+            </w:pPr>
+            <w:r/>
+            <w:r>
+              <w:t>668.25</w:t>
             </w:r>
           </w:p>
         </w:tc>
         <w:tc>
           <w:tcPr>
             <w:tcW w:type="dxa" w:w="1728"/>
-            <w:shd w:fill="F8FAFC"/>
+            <w:shd w:fill="FFFFFF"/>
             <w:tcMar>
               <w:top w:w="100" w:type="dxa"/>
               <w:bottom w:w="100" w:type="dxa"/>
@@ -27705,7 +30290,712 @@
               <w:rPr>
                 <w:b/>
               </w:rPr>
-              <w:t>670.25</w:t>
+              <w:t>673.25</w:t>
+            </w:r>
+          </w:p>
+        </w:tc>
+        <w:tc>
+          <w:tcPr>
+            <w:tcW w:type="dxa" w:w="3456"/>
+            <w:shd w:fill="FFFFFF"/>
+            <w:tcMar>
+              <w:top w:w="100" w:type="dxa"/>
+              <w:bottom w:w="100" w:type="dxa"/>
+              <w:left w:w="120" w:type="dxa"/>
+              <w:right w:w="120" w:type="dxa"/>
+            </w:tcMar>
+            <w:tcBorders>
+              <w:top w:val="single" w:sz="4" w:space="0" w:color="CCCCCC"/>
+              <w:bottom w:val="single" w:sz="4" w:space="0" w:color="CCCCCC"/>
+              <w:left w:val="single" w:sz="4" w:space="0" w:color="CCCCCC"/>
+              <w:right w:val="single" w:sz="4" w:space="0" w:color="CCCCCC"/>
+            </w:tcBorders>
+          </w:tcPr>
+          <w:p>
+            <w:pPr>
+              <w:spacing w:before="60" w:after="60" w:line="252" w:lineRule="auto"/>
+              <w:jc w:val="left"/>
+            </w:pPr>
+            <w:r/>
+            <w:r>
+              <w:rPr>
+                <w:b/>
+              </w:rPr>
+              <w:t>-1.00</w:t>
+            </w:r>
+          </w:p>
+        </w:tc>
+        <w:tc>
+          <w:tcPr>
+            <w:tcW w:type="dxa" w:w="1440"/>
+            <w:shd w:fill="FFFFFF"/>
+            <w:tcMar>
+              <w:top w:w="100" w:type="dxa"/>
+              <w:bottom w:w="100" w:type="dxa"/>
+              <w:left w:w="120" w:type="dxa"/>
+              <w:right w:w="120" w:type="dxa"/>
+            </w:tcMar>
+            <w:tcBorders>
+              <w:top w:val="single" w:sz="4" w:space="0" w:color="CCCCCC"/>
+              <w:bottom w:val="single" w:sz="4" w:space="0" w:color="CCCCCC"/>
+              <w:left w:val="single" w:sz="4" w:space="0" w:color="CCCCCC"/>
+              <w:right w:val="single" w:sz="4" w:space="0" w:color="CCCCCC"/>
+            </w:tcBorders>
+          </w:tcPr>
+          <w:p>
+            <w:pPr>
+              <w:spacing w:before="60" w:after="60" w:line="252" w:lineRule="auto"/>
+              <w:jc w:val="left"/>
+            </w:pPr>
+            <w:r/>
+            <w:r>
+              <w:t>BEAR</w:t>
+            </w:r>
+          </w:p>
+        </w:tc>
+      </w:tr>
+      <w:tr>
+        <w:tc>
+          <w:tcPr>
+            <w:tcW w:type="dxa" w:w="1584"/>
+            <w:shd w:fill="F8FAFC"/>
+            <w:tcMar>
+              <w:top w:w="100" w:type="dxa"/>
+              <w:bottom w:w="100" w:type="dxa"/>
+              <w:left w:w="120" w:type="dxa"/>
+              <w:right w:w="120" w:type="dxa"/>
+            </w:tcMar>
+            <w:tcBorders>
+              <w:top w:val="single" w:sz="4" w:space="0" w:color="CCCCCC"/>
+              <w:bottom w:val="single" w:sz="4" w:space="0" w:color="CCCCCC"/>
+              <w:left w:val="single" w:sz="4" w:space="0" w:color="CCCCCC"/>
+              <w:right w:val="single" w:sz="4" w:space="0" w:color="CCCCCC"/>
+            </w:tcBorders>
+          </w:tcPr>
+          <w:p>
+            <w:pPr>
+              <w:spacing w:before="60" w:after="60" w:line="252" w:lineRule="auto"/>
+              <w:jc w:val="left"/>
+            </w:pPr>
+            <w:r/>
+            <w:r>
+              <w:rPr>
+                <w:b/>
+              </w:rPr>
+              <w:t>Fri 23/10</w:t>
+            </w:r>
+          </w:p>
+        </w:tc>
+        <w:tc>
+          <w:tcPr>
+            <w:tcW w:type="dxa" w:w="864"/>
+            <w:shd w:fill="F8FAFC"/>
+            <w:tcMar>
+              <w:top w:w="100" w:type="dxa"/>
+              <w:bottom w:w="100" w:type="dxa"/>
+              <w:left w:w="120" w:type="dxa"/>
+              <w:right w:w="120" w:type="dxa"/>
+            </w:tcMar>
+            <w:tcBorders>
+              <w:top w:val="single" w:sz="4" w:space="0" w:color="CCCCCC"/>
+              <w:bottom w:val="single" w:sz="4" w:space="0" w:color="CCCCCC"/>
+              <w:left w:val="single" w:sz="4" w:space="0" w:color="CCCCCC"/>
+              <w:right w:val="single" w:sz="4" w:space="0" w:color="CCCCCC"/>
+            </w:tcBorders>
+          </w:tcPr>
+          <w:p>
+            <w:pPr>
+              <w:spacing w:before="60" w:after="60" w:line="252" w:lineRule="auto"/>
+              <w:jc w:val="left"/>
+            </w:pPr>
+            <w:r/>
+            <w:r>
+              <w:t>London 15-19</w:t>
+            </w:r>
+          </w:p>
+        </w:tc>
+        <w:tc>
+          <w:tcPr>
+            <w:tcW w:type="dxa" w:w="1440"/>
+            <w:shd w:fill="F8FAFC"/>
+            <w:tcMar>
+              <w:top w:w="100" w:type="dxa"/>
+              <w:bottom w:w="100" w:type="dxa"/>
+              <w:left w:w="120" w:type="dxa"/>
+              <w:right w:w="120" w:type="dxa"/>
+            </w:tcMar>
+            <w:tcBorders>
+              <w:top w:val="single" w:sz="4" w:space="0" w:color="CCCCCC"/>
+              <w:bottom w:val="single" w:sz="4" w:space="0" w:color="CCCCCC"/>
+              <w:left w:val="single" w:sz="4" w:space="0" w:color="CCCCCC"/>
+              <w:right w:val="single" w:sz="4" w:space="0" w:color="CCCCCC"/>
+            </w:tcBorders>
+          </w:tcPr>
+          <w:p>
+            <w:pPr>
+              <w:spacing w:before="60" w:after="60" w:line="252" w:lineRule="auto"/>
+              <w:jc w:val="left"/>
+            </w:pPr>
+            <w:r/>
+            <w:r>
+              <w:t>673.25</w:t>
+            </w:r>
+          </w:p>
+        </w:tc>
+        <w:tc>
+          <w:tcPr>
+            <w:tcW w:type="dxa" w:w="2016"/>
+            <w:shd w:fill="F8FAFC"/>
+            <w:tcMar>
+              <w:top w:w="100" w:type="dxa"/>
+              <w:bottom w:w="100" w:type="dxa"/>
+              <w:left w:w="120" w:type="dxa"/>
+              <w:right w:w="120" w:type="dxa"/>
+            </w:tcMar>
+            <w:tcBorders>
+              <w:top w:val="single" w:sz="4" w:space="0" w:color="CCCCCC"/>
+              <w:bottom w:val="single" w:sz="4" w:space="0" w:color="CCCCCC"/>
+              <w:left w:val="single" w:sz="4" w:space="0" w:color="CCCCCC"/>
+              <w:right w:val="single" w:sz="4" w:space="0" w:color="CCCCCC"/>
+            </w:tcBorders>
+          </w:tcPr>
+          <w:p>
+            <w:pPr>
+              <w:spacing w:before="60" w:after="60" w:line="252" w:lineRule="auto"/>
+              <w:jc w:val="left"/>
+            </w:pPr>
+            <w:r/>
+            <w:r>
+              <w:t>680.25</w:t>
+            </w:r>
+          </w:p>
+        </w:tc>
+        <w:tc>
+          <w:tcPr>
+            <w:tcW w:type="dxa" w:w="1152"/>
+            <w:shd w:fill="F8FAFC"/>
+            <w:tcMar>
+              <w:top w:w="100" w:type="dxa"/>
+              <w:bottom w:w="100" w:type="dxa"/>
+              <w:left w:w="120" w:type="dxa"/>
+              <w:right w:w="120" w:type="dxa"/>
+            </w:tcMar>
+            <w:tcBorders>
+              <w:top w:val="single" w:sz="4" w:space="0" w:color="CCCCCC"/>
+              <w:bottom w:val="single" w:sz="4" w:space="0" w:color="CCCCCC"/>
+              <w:left w:val="single" w:sz="4" w:space="0" w:color="CCCCCC"/>
+              <w:right w:val="single" w:sz="4" w:space="0" w:color="CCCCCC"/>
+            </w:tcBorders>
+          </w:tcPr>
+          <w:p>
+            <w:pPr>
+              <w:spacing w:before="60" w:after="60" w:line="252" w:lineRule="auto"/>
+              <w:jc w:val="left"/>
+            </w:pPr>
+            <w:r/>
+            <w:r>
+              <w:t>659.75</w:t>
+            </w:r>
+          </w:p>
+        </w:tc>
+        <w:tc>
+          <w:tcPr>
+            <w:tcW w:type="dxa" w:w="1728"/>
+            <w:shd w:fill="F8FAFC"/>
+            <w:tcMar>
+              <w:top w:w="100" w:type="dxa"/>
+              <w:bottom w:w="100" w:type="dxa"/>
+              <w:left w:w="120" w:type="dxa"/>
+              <w:right w:w="120" w:type="dxa"/>
+            </w:tcMar>
+            <w:tcBorders>
+              <w:top w:val="single" w:sz="4" w:space="0" w:color="CCCCCC"/>
+              <w:bottom w:val="single" w:sz="4" w:space="0" w:color="CCCCCC"/>
+              <w:left w:val="single" w:sz="4" w:space="0" w:color="CCCCCC"/>
+              <w:right w:val="single" w:sz="4" w:space="0" w:color="CCCCCC"/>
+            </w:tcBorders>
+          </w:tcPr>
+          <w:p>
+            <w:pPr>
+              <w:spacing w:before="60" w:after="60" w:line="252" w:lineRule="auto"/>
+              <w:jc w:val="left"/>
+            </w:pPr>
+            <w:r/>
+            <w:r>
+              <w:rPr>
+                <w:b/>
+              </w:rPr>
+              <w:t>674.00</w:t>
+            </w:r>
+          </w:p>
+        </w:tc>
+        <w:tc>
+          <w:tcPr>
+            <w:tcW w:type="dxa" w:w="3456"/>
+            <w:shd w:fill="F8FAFC"/>
+            <w:tcMar>
+              <w:top w:w="100" w:type="dxa"/>
+              <w:bottom w:w="100" w:type="dxa"/>
+              <w:left w:w="120" w:type="dxa"/>
+              <w:right w:w="120" w:type="dxa"/>
+            </w:tcMar>
+            <w:tcBorders>
+              <w:top w:val="single" w:sz="4" w:space="0" w:color="CCCCCC"/>
+              <w:bottom w:val="single" w:sz="4" w:space="0" w:color="CCCCCC"/>
+              <w:left w:val="single" w:sz="4" w:space="0" w:color="CCCCCC"/>
+              <w:right w:val="single" w:sz="4" w:space="0" w:color="CCCCCC"/>
+            </w:tcBorders>
+          </w:tcPr>
+          <w:p>
+            <w:pPr>
+              <w:spacing w:before="60" w:after="60" w:line="252" w:lineRule="auto"/>
+              <w:jc w:val="left"/>
+            </w:pPr>
+            <w:r/>
+            <w:r>
+              <w:rPr>
+                <w:b/>
+              </w:rPr>
+              <w:t>+0.75</w:t>
+            </w:r>
+          </w:p>
+        </w:tc>
+        <w:tc>
+          <w:tcPr>
+            <w:tcW w:type="dxa" w:w="1440"/>
+            <w:shd w:fill="F8FAFC"/>
+            <w:tcMar>
+              <w:top w:w="100" w:type="dxa"/>
+              <w:bottom w:w="100" w:type="dxa"/>
+              <w:left w:w="120" w:type="dxa"/>
+              <w:right w:w="120" w:type="dxa"/>
+            </w:tcMar>
+            <w:tcBorders>
+              <w:top w:val="single" w:sz="4" w:space="0" w:color="CCCCCC"/>
+              <w:bottom w:val="single" w:sz="4" w:space="0" w:color="CCCCCC"/>
+              <w:left w:val="single" w:sz="4" w:space="0" w:color="CCCCCC"/>
+              <w:right w:val="single" w:sz="4" w:space="0" w:color="CCCCCC"/>
+            </w:tcBorders>
+          </w:tcPr>
+          <w:p>
+            <w:pPr>
+              <w:spacing w:before="60" w:after="60" w:line="252" w:lineRule="auto"/>
+              <w:jc w:val="left"/>
+            </w:pPr>
+            <w:r/>
+            <w:r>
+              <w:t>BULL</w:t>
+            </w:r>
+          </w:p>
+        </w:tc>
+      </w:tr>
+      <w:tr>
+        <w:tc>
+          <w:tcPr>
+            <w:tcW w:type="dxa" w:w="1584"/>
+            <w:shd w:fill="FFFFFF"/>
+            <w:tcMar>
+              <w:top w:w="100" w:type="dxa"/>
+              <w:bottom w:w="100" w:type="dxa"/>
+              <w:left w:w="120" w:type="dxa"/>
+              <w:right w:w="120" w:type="dxa"/>
+            </w:tcMar>
+            <w:tcBorders>
+              <w:top w:val="single" w:sz="4" w:space="0" w:color="CCCCCC"/>
+              <w:bottom w:val="single" w:sz="4" w:space="0" w:color="CCCCCC"/>
+              <w:left w:val="single" w:sz="4" w:space="0" w:color="CCCCCC"/>
+              <w:right w:val="single" w:sz="4" w:space="0" w:color="CCCCCC"/>
+            </w:tcBorders>
+          </w:tcPr>
+          <w:p>
+            <w:pPr>
+              <w:spacing w:before="60" w:after="60" w:line="252" w:lineRule="auto"/>
+              <w:jc w:val="left"/>
+            </w:pPr>
+            <w:r/>
+            <w:r>
+              <w:rPr>
+                <w:b/>
+              </w:rPr>
+              <w:t>Fri 23/10</w:t>
+            </w:r>
+          </w:p>
+        </w:tc>
+        <w:tc>
+          <w:tcPr>
+            <w:tcW w:type="dxa" w:w="864"/>
+            <w:shd w:fill="FFFFFF"/>
+            <w:tcMar>
+              <w:top w:w="100" w:type="dxa"/>
+              <w:bottom w:w="100" w:type="dxa"/>
+              <w:left w:w="120" w:type="dxa"/>
+              <w:right w:w="120" w:type="dxa"/>
+            </w:tcMar>
+            <w:tcBorders>
+              <w:top w:val="single" w:sz="4" w:space="0" w:color="CCCCCC"/>
+              <w:bottom w:val="single" w:sz="4" w:space="0" w:color="CCCCCC"/>
+              <w:left w:val="single" w:sz="4" w:space="0" w:color="CCCCCC"/>
+              <w:right w:val="single" w:sz="4" w:space="0" w:color="CCCCCC"/>
+            </w:tcBorders>
+          </w:tcPr>
+          <w:p>
+            <w:pPr>
+              <w:spacing w:before="60" w:after="60" w:line="252" w:lineRule="auto"/>
+              <w:jc w:val="left"/>
+            </w:pPr>
+            <w:r/>
+            <w:r>
+              <w:t>Pre-NY 19-21</w:t>
+            </w:r>
+          </w:p>
+        </w:tc>
+        <w:tc>
+          <w:tcPr>
+            <w:tcW w:type="dxa" w:w="1440"/>
+            <w:shd w:fill="FFFFFF"/>
+            <w:tcMar>
+              <w:top w:w="100" w:type="dxa"/>
+              <w:bottom w:w="100" w:type="dxa"/>
+              <w:left w:w="120" w:type="dxa"/>
+              <w:right w:w="120" w:type="dxa"/>
+            </w:tcMar>
+            <w:tcBorders>
+              <w:top w:val="single" w:sz="4" w:space="0" w:color="CCCCCC"/>
+              <w:bottom w:val="single" w:sz="4" w:space="0" w:color="CCCCCC"/>
+              <w:left w:val="single" w:sz="4" w:space="0" w:color="CCCCCC"/>
+              <w:right w:val="single" w:sz="4" w:space="0" w:color="CCCCCC"/>
+            </w:tcBorders>
+          </w:tcPr>
+          <w:p>
+            <w:pPr>
+              <w:spacing w:before="60" w:after="60" w:line="252" w:lineRule="auto"/>
+              <w:jc w:val="left"/>
+            </w:pPr>
+            <w:r/>
+            <w:r>
+              <w:t>674.00</w:t>
+            </w:r>
+          </w:p>
+        </w:tc>
+        <w:tc>
+          <w:tcPr>
+            <w:tcW w:type="dxa" w:w="2016"/>
+            <w:shd w:fill="FFFFFF"/>
+            <w:tcMar>
+              <w:top w:w="100" w:type="dxa"/>
+              <w:bottom w:w="100" w:type="dxa"/>
+              <w:left w:w="120" w:type="dxa"/>
+              <w:right w:w="120" w:type="dxa"/>
+            </w:tcMar>
+            <w:tcBorders>
+              <w:top w:val="single" w:sz="4" w:space="0" w:color="CCCCCC"/>
+              <w:bottom w:val="single" w:sz="4" w:space="0" w:color="CCCCCC"/>
+              <w:left w:val="single" w:sz="4" w:space="0" w:color="CCCCCC"/>
+              <w:right w:val="single" w:sz="4" w:space="0" w:color="CCCCCC"/>
+            </w:tcBorders>
+          </w:tcPr>
+          <w:p>
+            <w:pPr>
+              <w:spacing w:before="60" w:after="60" w:line="252" w:lineRule="auto"/>
+              <w:jc w:val="left"/>
+            </w:pPr>
+            <w:r/>
+            <w:r>
+              <w:t>683.25</w:t>
+            </w:r>
+          </w:p>
+        </w:tc>
+        <w:tc>
+          <w:tcPr>
+            <w:tcW w:type="dxa" w:w="1152"/>
+            <w:shd w:fill="FFFFFF"/>
+            <w:tcMar>
+              <w:top w:w="100" w:type="dxa"/>
+              <w:bottom w:w="100" w:type="dxa"/>
+              <w:left w:w="120" w:type="dxa"/>
+              <w:right w:w="120" w:type="dxa"/>
+            </w:tcMar>
+            <w:tcBorders>
+              <w:top w:val="single" w:sz="4" w:space="0" w:color="CCCCCC"/>
+              <w:bottom w:val="single" w:sz="4" w:space="0" w:color="CCCCCC"/>
+              <w:left w:val="single" w:sz="4" w:space="0" w:color="CCCCCC"/>
+              <w:right w:val="single" w:sz="4" w:space="0" w:color="CCCCCC"/>
+            </w:tcBorders>
+          </w:tcPr>
+          <w:p>
+            <w:pPr>
+              <w:spacing w:before="60" w:after="60" w:line="252" w:lineRule="auto"/>
+              <w:jc w:val="left"/>
+            </w:pPr>
+            <w:r/>
+            <w:r>
+              <w:t>666.75</w:t>
+            </w:r>
+          </w:p>
+        </w:tc>
+        <w:tc>
+          <w:tcPr>
+            <w:tcW w:type="dxa" w:w="1728"/>
+            <w:shd w:fill="FFFFFF"/>
+            <w:tcMar>
+              <w:top w:w="100" w:type="dxa"/>
+              <w:bottom w:w="100" w:type="dxa"/>
+              <w:left w:w="120" w:type="dxa"/>
+              <w:right w:w="120" w:type="dxa"/>
+            </w:tcMar>
+            <w:tcBorders>
+              <w:top w:val="single" w:sz="4" w:space="0" w:color="CCCCCC"/>
+              <w:bottom w:val="single" w:sz="4" w:space="0" w:color="CCCCCC"/>
+              <w:left w:val="single" w:sz="4" w:space="0" w:color="CCCCCC"/>
+              <w:right w:val="single" w:sz="4" w:space="0" w:color="CCCCCC"/>
+            </w:tcBorders>
+          </w:tcPr>
+          <w:p>
+            <w:pPr>
+              <w:spacing w:before="60" w:after="60" w:line="252" w:lineRule="auto"/>
+              <w:jc w:val="left"/>
+            </w:pPr>
+            <w:r/>
+            <w:r>
+              <w:rPr>
+                <w:b/>
+              </w:rPr>
+              <w:t>673.75</w:t>
+            </w:r>
+          </w:p>
+        </w:tc>
+        <w:tc>
+          <w:tcPr>
+            <w:tcW w:type="dxa" w:w="3456"/>
+            <w:shd w:fill="FFFFFF"/>
+            <w:tcMar>
+              <w:top w:w="100" w:type="dxa"/>
+              <w:bottom w:w="100" w:type="dxa"/>
+              <w:left w:w="120" w:type="dxa"/>
+              <w:right w:w="120" w:type="dxa"/>
+            </w:tcMar>
+            <w:tcBorders>
+              <w:top w:val="single" w:sz="4" w:space="0" w:color="CCCCCC"/>
+              <w:bottom w:val="single" w:sz="4" w:space="0" w:color="CCCCCC"/>
+              <w:left w:val="single" w:sz="4" w:space="0" w:color="CCCCCC"/>
+              <w:right w:val="single" w:sz="4" w:space="0" w:color="CCCCCC"/>
+            </w:tcBorders>
+          </w:tcPr>
+          <w:p>
+            <w:pPr>
+              <w:spacing w:before="60" w:after="60" w:line="252" w:lineRule="auto"/>
+              <w:jc w:val="left"/>
+            </w:pPr>
+            <w:r/>
+            <w:r>
+              <w:rPr>
+                <w:b/>
+              </w:rPr>
+              <w:t>-0.25</w:t>
+            </w:r>
+          </w:p>
+        </w:tc>
+        <w:tc>
+          <w:tcPr>
+            <w:tcW w:type="dxa" w:w="1440"/>
+            <w:shd w:fill="FFFFFF"/>
+            <w:tcMar>
+              <w:top w:w="100" w:type="dxa"/>
+              <w:bottom w:w="100" w:type="dxa"/>
+              <w:left w:w="120" w:type="dxa"/>
+              <w:right w:w="120" w:type="dxa"/>
+            </w:tcMar>
+            <w:tcBorders>
+              <w:top w:val="single" w:sz="4" w:space="0" w:color="CCCCCC"/>
+              <w:bottom w:val="single" w:sz="4" w:space="0" w:color="CCCCCC"/>
+              <w:left w:val="single" w:sz="4" w:space="0" w:color="CCCCCC"/>
+              <w:right w:val="single" w:sz="4" w:space="0" w:color="CCCCCC"/>
+            </w:tcBorders>
+          </w:tcPr>
+          <w:p>
+            <w:pPr>
+              <w:spacing w:before="60" w:after="60" w:line="252" w:lineRule="auto"/>
+              <w:jc w:val="left"/>
+            </w:pPr>
+            <w:r/>
+            <w:r>
+              <w:t>BEAR</w:t>
+            </w:r>
+          </w:p>
+        </w:tc>
+      </w:tr>
+      <w:tr>
+        <w:tc>
+          <w:tcPr>
+            <w:tcW w:type="dxa" w:w="1584"/>
+            <w:shd w:fill="F8FAFC"/>
+            <w:tcMar>
+              <w:top w:w="100" w:type="dxa"/>
+              <w:bottom w:w="100" w:type="dxa"/>
+              <w:left w:w="120" w:type="dxa"/>
+              <w:right w:w="120" w:type="dxa"/>
+            </w:tcMar>
+            <w:tcBorders>
+              <w:top w:val="single" w:sz="4" w:space="0" w:color="CCCCCC"/>
+              <w:bottom w:val="single" w:sz="4" w:space="0" w:color="CCCCCC"/>
+              <w:left w:val="single" w:sz="4" w:space="0" w:color="CCCCCC"/>
+              <w:right w:val="single" w:sz="4" w:space="0" w:color="CCCCCC"/>
+            </w:tcBorders>
+          </w:tcPr>
+          <w:p>
+            <w:pPr>
+              <w:spacing w:before="60" w:after="60" w:line="252" w:lineRule="auto"/>
+              <w:jc w:val="left"/>
+            </w:pPr>
+            <w:r/>
+            <w:r>
+              <w:rPr>
+                <w:b/>
+              </w:rPr>
+              <w:t>Fri 23/10</w:t>
+            </w:r>
+          </w:p>
+        </w:tc>
+        <w:tc>
+          <w:tcPr>
+            <w:tcW w:type="dxa" w:w="864"/>
+            <w:shd w:fill="F8FAFC"/>
+            <w:tcMar>
+              <w:top w:w="100" w:type="dxa"/>
+              <w:bottom w:w="100" w:type="dxa"/>
+              <w:left w:w="120" w:type="dxa"/>
+              <w:right w:w="120" w:type="dxa"/>
+            </w:tcMar>
+            <w:tcBorders>
+              <w:top w:val="single" w:sz="4" w:space="0" w:color="CCCCCC"/>
+              <w:bottom w:val="single" w:sz="4" w:space="0" w:color="CCCCCC"/>
+              <w:left w:val="single" w:sz="4" w:space="0" w:color="CCCCCC"/>
+              <w:right w:val="single" w:sz="4" w:space="0" w:color="CCCCCC"/>
+            </w:tcBorders>
+          </w:tcPr>
+          <w:p>
+            <w:pPr>
+              <w:spacing w:before="60" w:after="60" w:line="252" w:lineRule="auto"/>
+              <w:jc w:val="left"/>
+            </w:pPr>
+            <w:r/>
+            <w:r>
+              <w:t>NY Open 21-23</w:t>
+            </w:r>
+          </w:p>
+        </w:tc>
+        <w:tc>
+          <w:tcPr>
+            <w:tcW w:type="dxa" w:w="1440"/>
+            <w:shd w:fill="F8FAFC"/>
+            <w:tcMar>
+              <w:top w:w="100" w:type="dxa"/>
+              <w:bottom w:w="100" w:type="dxa"/>
+              <w:left w:w="120" w:type="dxa"/>
+              <w:right w:w="120" w:type="dxa"/>
+            </w:tcMar>
+            <w:tcBorders>
+              <w:top w:val="single" w:sz="4" w:space="0" w:color="CCCCCC"/>
+              <w:bottom w:val="single" w:sz="4" w:space="0" w:color="CCCCCC"/>
+              <w:left w:val="single" w:sz="4" w:space="0" w:color="CCCCCC"/>
+              <w:right w:val="single" w:sz="4" w:space="0" w:color="CCCCCC"/>
+            </w:tcBorders>
+          </w:tcPr>
+          <w:p>
+            <w:pPr>
+              <w:spacing w:before="60" w:after="60" w:line="252" w:lineRule="auto"/>
+              <w:jc w:val="left"/>
+            </w:pPr>
+            <w:r/>
+            <w:r>
+              <w:t>673.75</w:t>
+            </w:r>
+          </w:p>
+        </w:tc>
+        <w:tc>
+          <w:tcPr>
+            <w:tcW w:type="dxa" w:w="2016"/>
+            <w:shd w:fill="F8FAFC"/>
+            <w:tcMar>
+              <w:top w:w="100" w:type="dxa"/>
+              <w:bottom w:w="100" w:type="dxa"/>
+              <w:left w:w="120" w:type="dxa"/>
+              <w:right w:w="120" w:type="dxa"/>
+            </w:tcMar>
+            <w:tcBorders>
+              <w:top w:val="single" w:sz="4" w:space="0" w:color="CCCCCC"/>
+              <w:bottom w:val="single" w:sz="4" w:space="0" w:color="CCCCCC"/>
+              <w:left w:val="single" w:sz="4" w:space="0" w:color="CCCCCC"/>
+              <w:right w:val="single" w:sz="4" w:space="0" w:color="CCCCCC"/>
+            </w:tcBorders>
+          </w:tcPr>
+          <w:p>
+            <w:pPr>
+              <w:spacing w:before="60" w:after="60" w:line="252" w:lineRule="auto"/>
+              <w:jc w:val="left"/>
+            </w:pPr>
+            <w:r/>
+            <w:r>
+              <w:t>682.25</w:t>
+            </w:r>
+          </w:p>
+        </w:tc>
+        <w:tc>
+          <w:tcPr>
+            <w:tcW w:type="dxa" w:w="1152"/>
+            <w:shd w:fill="F8FAFC"/>
+            <w:tcMar>
+              <w:top w:w="100" w:type="dxa"/>
+              <w:bottom w:w="100" w:type="dxa"/>
+              <w:left w:w="120" w:type="dxa"/>
+              <w:right w:w="120" w:type="dxa"/>
+            </w:tcMar>
+            <w:tcBorders>
+              <w:top w:val="single" w:sz="4" w:space="0" w:color="CCCCCC"/>
+              <w:bottom w:val="single" w:sz="4" w:space="0" w:color="CCCCCC"/>
+              <w:left w:val="single" w:sz="4" w:space="0" w:color="CCCCCC"/>
+              <w:right w:val="single" w:sz="4" w:space="0" w:color="CCCCCC"/>
+            </w:tcBorders>
+          </w:tcPr>
+          <w:p>
+            <w:pPr>
+              <w:spacing w:before="60" w:after="60" w:line="252" w:lineRule="auto"/>
+              <w:jc w:val="left"/>
+            </w:pPr>
+            <w:r/>
+            <w:r>
+              <w:t>659.75</w:t>
+            </w:r>
+          </w:p>
+        </w:tc>
+        <w:tc>
+          <w:tcPr>
+            <w:tcW w:type="dxa" w:w="1728"/>
+            <w:shd w:fill="F8FAFC"/>
+            <w:tcMar>
+              <w:top w:w="100" w:type="dxa"/>
+              <w:bottom w:w="100" w:type="dxa"/>
+              <w:left w:w="120" w:type="dxa"/>
+              <w:right w:w="120" w:type="dxa"/>
+            </w:tcMar>
+            <w:tcBorders>
+              <w:top w:val="single" w:sz="4" w:space="0" w:color="CCCCCC"/>
+              <w:bottom w:val="single" w:sz="4" w:space="0" w:color="CCCCCC"/>
+              <w:left w:val="single" w:sz="4" w:space="0" w:color="CCCCCC"/>
+              <w:right w:val="single" w:sz="4" w:space="0" w:color="CCCCCC"/>
+            </w:tcBorders>
+          </w:tcPr>
+          <w:p>
+            <w:pPr>
+              <w:spacing w:before="60" w:after="60" w:line="252" w:lineRule="auto"/>
+              <w:jc w:val="left"/>
+            </w:pPr>
+            <w:r/>
+            <w:r>
+              <w:rPr>
+                <w:b/>
+              </w:rPr>
+              <w:t>675.50</w:t>
             </w:r>
           </w:p>
         </w:tc>
@@ -27797,7 +31087,7 @@
               <w:rPr>
                 <w:b/>
               </w:rPr>
-              <w:t>Wed 21/10</w:t>
+              <w:t>Fri 23/10</w:t>
             </w:r>
           </w:p>
         </w:tc>
@@ -27825,7 +31115,7 @@
             </w:pPr>
             <w:r/>
             <w:r>
-              <w:t>Pre-NY 19-21</w:t>
+              <w:t>NY Close 23-01</w:t>
             </w:r>
           </w:p>
         </w:tc>
@@ -27853,7 +31143,7 @@
             </w:pPr>
             <w:r/>
             <w:r>
-              <w:t>670.25</w:t>
+              <w:t>675.50</w:t>
             </w:r>
           </w:p>
         </w:tc>
@@ -27881,7 +31171,7 @@
             </w:pPr>
             <w:r/>
             <w:r>
-              <w:t>679.50</w:t>
+              <w:t>681.75</w:t>
             </w:r>
           </w:p>
         </w:tc>
@@ -27909,7 +31199,7 @@
             </w:pPr>
             <w:r/>
             <w:r>
-              <w:t>659.50</w:t>
+              <w:t>669.00</w:t>
             </w:r>
           </w:p>
         </w:tc>
@@ -27917,1651 +31207,6 @@
           <w:tcPr>
             <w:tcW w:type="dxa" w:w="1728"/>
             <w:shd w:fill="FFFFFF"/>
-            <w:tcMar>
-              <w:top w:w="100" w:type="dxa"/>
-              <w:bottom w:w="100" w:type="dxa"/>
-              <w:left w:w="120" w:type="dxa"/>
-              <w:right w:w="120" w:type="dxa"/>
-            </w:tcMar>
-            <w:tcBorders>
-              <w:top w:val="single" w:sz="4" w:space="0" w:color="CCCCCC"/>
-              <w:bottom w:val="single" w:sz="4" w:space="0" w:color="CCCCCC"/>
-              <w:left w:val="single" w:sz="4" w:space="0" w:color="CCCCCC"/>
-              <w:right w:val="single" w:sz="4" w:space="0" w:color="CCCCCC"/>
-            </w:tcBorders>
-          </w:tcPr>
-          <w:p>
-            <w:pPr>
-              <w:spacing w:before="60" w:after="60" w:line="252" w:lineRule="auto"/>
-              <w:jc w:val="left"/>
-            </w:pPr>
-            <w:r/>
-            <w:r>
-              <w:rPr>
-                <w:b/>
-              </w:rPr>
-              <w:t>670.75</w:t>
-            </w:r>
-          </w:p>
-        </w:tc>
-        <w:tc>
-          <w:tcPr>
-            <w:tcW w:type="dxa" w:w="3456"/>
-            <w:shd w:fill="FFFFFF"/>
-            <w:tcMar>
-              <w:top w:w="100" w:type="dxa"/>
-              <w:bottom w:w="100" w:type="dxa"/>
-              <w:left w:w="120" w:type="dxa"/>
-              <w:right w:w="120" w:type="dxa"/>
-            </w:tcMar>
-            <w:tcBorders>
-              <w:top w:val="single" w:sz="4" w:space="0" w:color="CCCCCC"/>
-              <w:bottom w:val="single" w:sz="4" w:space="0" w:color="CCCCCC"/>
-              <w:left w:val="single" w:sz="4" w:space="0" w:color="CCCCCC"/>
-              <w:right w:val="single" w:sz="4" w:space="0" w:color="CCCCCC"/>
-            </w:tcBorders>
-          </w:tcPr>
-          <w:p>
-            <w:pPr>
-              <w:spacing w:before="60" w:after="60" w:line="252" w:lineRule="auto"/>
-              <w:jc w:val="left"/>
-            </w:pPr>
-            <w:r/>
-            <w:r>
-              <w:rPr>
-                <w:b/>
-              </w:rPr>
-              <w:t>+0.50</w:t>
-            </w:r>
-          </w:p>
-        </w:tc>
-        <w:tc>
-          <w:tcPr>
-            <w:tcW w:type="dxa" w:w="1440"/>
-            <w:shd w:fill="FFFFFF"/>
-            <w:tcMar>
-              <w:top w:w="100" w:type="dxa"/>
-              <w:bottom w:w="100" w:type="dxa"/>
-              <w:left w:w="120" w:type="dxa"/>
-              <w:right w:w="120" w:type="dxa"/>
-            </w:tcMar>
-            <w:tcBorders>
-              <w:top w:val="single" w:sz="4" w:space="0" w:color="CCCCCC"/>
-              <w:bottom w:val="single" w:sz="4" w:space="0" w:color="CCCCCC"/>
-              <w:left w:val="single" w:sz="4" w:space="0" w:color="CCCCCC"/>
-              <w:right w:val="single" w:sz="4" w:space="0" w:color="CCCCCC"/>
-            </w:tcBorders>
-          </w:tcPr>
-          <w:p>
-            <w:pPr>
-              <w:spacing w:before="60" w:after="60" w:line="252" w:lineRule="auto"/>
-              <w:jc w:val="left"/>
-            </w:pPr>
-            <w:r/>
-            <w:r>
-              <w:t>BULL</w:t>
-            </w:r>
-          </w:p>
-        </w:tc>
-      </w:tr>
-      <w:tr>
-        <w:tc>
-          <w:tcPr>
-            <w:tcW w:type="dxa" w:w="1584"/>
-            <w:shd w:fill="F8FAFC"/>
-            <w:tcMar>
-              <w:top w:w="100" w:type="dxa"/>
-              <w:bottom w:w="100" w:type="dxa"/>
-              <w:left w:w="120" w:type="dxa"/>
-              <w:right w:w="120" w:type="dxa"/>
-            </w:tcMar>
-            <w:tcBorders>
-              <w:top w:val="single" w:sz="4" w:space="0" w:color="CCCCCC"/>
-              <w:bottom w:val="single" w:sz="4" w:space="0" w:color="CCCCCC"/>
-              <w:left w:val="single" w:sz="4" w:space="0" w:color="CCCCCC"/>
-              <w:right w:val="single" w:sz="4" w:space="0" w:color="CCCCCC"/>
-            </w:tcBorders>
-          </w:tcPr>
-          <w:p>
-            <w:pPr>
-              <w:spacing w:before="60" w:after="60" w:line="252" w:lineRule="auto"/>
-              <w:jc w:val="left"/>
-            </w:pPr>
-            <w:r/>
-            <w:r>
-              <w:rPr>
-                <w:b/>
-              </w:rPr>
-              <w:t>Wed 21/10</w:t>
-            </w:r>
-          </w:p>
-        </w:tc>
-        <w:tc>
-          <w:tcPr>
-            <w:tcW w:type="dxa" w:w="864"/>
-            <w:shd w:fill="F8FAFC"/>
-            <w:tcMar>
-              <w:top w:w="100" w:type="dxa"/>
-              <w:bottom w:w="100" w:type="dxa"/>
-              <w:left w:w="120" w:type="dxa"/>
-              <w:right w:w="120" w:type="dxa"/>
-            </w:tcMar>
-            <w:tcBorders>
-              <w:top w:val="single" w:sz="4" w:space="0" w:color="CCCCCC"/>
-              <w:bottom w:val="single" w:sz="4" w:space="0" w:color="CCCCCC"/>
-              <w:left w:val="single" w:sz="4" w:space="0" w:color="CCCCCC"/>
-              <w:right w:val="single" w:sz="4" w:space="0" w:color="CCCCCC"/>
-            </w:tcBorders>
-          </w:tcPr>
-          <w:p>
-            <w:pPr>
-              <w:spacing w:before="60" w:after="60" w:line="252" w:lineRule="auto"/>
-              <w:jc w:val="left"/>
-            </w:pPr>
-            <w:r/>
-            <w:r>
-              <w:t>NY Open 21-23</w:t>
-            </w:r>
-          </w:p>
-        </w:tc>
-        <w:tc>
-          <w:tcPr>
-            <w:tcW w:type="dxa" w:w="1440"/>
-            <w:shd w:fill="F8FAFC"/>
-            <w:tcMar>
-              <w:top w:w="100" w:type="dxa"/>
-              <w:bottom w:w="100" w:type="dxa"/>
-              <w:left w:w="120" w:type="dxa"/>
-              <w:right w:w="120" w:type="dxa"/>
-            </w:tcMar>
-            <w:tcBorders>
-              <w:top w:val="single" w:sz="4" w:space="0" w:color="CCCCCC"/>
-              <w:bottom w:val="single" w:sz="4" w:space="0" w:color="CCCCCC"/>
-              <w:left w:val="single" w:sz="4" w:space="0" w:color="CCCCCC"/>
-              <w:right w:val="single" w:sz="4" w:space="0" w:color="CCCCCC"/>
-            </w:tcBorders>
-          </w:tcPr>
-          <w:p>
-            <w:pPr>
-              <w:spacing w:before="60" w:after="60" w:line="252" w:lineRule="auto"/>
-              <w:jc w:val="left"/>
-            </w:pPr>
-            <w:r/>
-            <w:r>
-              <w:t>670.75</w:t>
-            </w:r>
-          </w:p>
-        </w:tc>
-        <w:tc>
-          <w:tcPr>
-            <w:tcW w:type="dxa" w:w="2016"/>
-            <w:shd w:fill="F8FAFC"/>
-            <w:tcMar>
-              <w:top w:w="100" w:type="dxa"/>
-              <w:bottom w:w="100" w:type="dxa"/>
-              <w:left w:w="120" w:type="dxa"/>
-              <w:right w:w="120" w:type="dxa"/>
-            </w:tcMar>
-            <w:tcBorders>
-              <w:top w:val="single" w:sz="4" w:space="0" w:color="CCCCCC"/>
-              <w:bottom w:val="single" w:sz="4" w:space="0" w:color="CCCCCC"/>
-              <w:left w:val="single" w:sz="4" w:space="0" w:color="CCCCCC"/>
-              <w:right w:val="single" w:sz="4" w:space="0" w:color="CCCCCC"/>
-            </w:tcBorders>
-          </w:tcPr>
-          <w:p>
-            <w:pPr>
-              <w:spacing w:before="60" w:after="60" w:line="252" w:lineRule="auto"/>
-              <w:jc w:val="left"/>
-            </w:pPr>
-            <w:r/>
-            <w:r>
-              <w:t>683.00</w:t>
-            </w:r>
-          </w:p>
-        </w:tc>
-        <w:tc>
-          <w:tcPr>
-            <w:tcW w:type="dxa" w:w="1152"/>
-            <w:shd w:fill="F8FAFC"/>
-            <w:tcMar>
-              <w:top w:w="100" w:type="dxa"/>
-              <w:bottom w:w="100" w:type="dxa"/>
-              <w:left w:w="120" w:type="dxa"/>
-              <w:right w:w="120" w:type="dxa"/>
-            </w:tcMar>
-            <w:tcBorders>
-              <w:top w:val="single" w:sz="4" w:space="0" w:color="CCCCCC"/>
-              <w:bottom w:val="single" w:sz="4" w:space="0" w:color="CCCCCC"/>
-              <w:left w:val="single" w:sz="4" w:space="0" w:color="CCCCCC"/>
-              <w:right w:val="single" w:sz="4" w:space="0" w:color="CCCCCC"/>
-            </w:tcBorders>
-          </w:tcPr>
-          <w:p>
-            <w:pPr>
-              <w:spacing w:before="60" w:after="60" w:line="252" w:lineRule="auto"/>
-              <w:jc w:val="left"/>
-            </w:pPr>
-            <w:r/>
-            <w:r>
-              <w:t>656.50</w:t>
-            </w:r>
-          </w:p>
-        </w:tc>
-        <w:tc>
-          <w:tcPr>
-            <w:tcW w:type="dxa" w:w="1728"/>
-            <w:shd w:fill="F8FAFC"/>
-            <w:tcMar>
-              <w:top w:w="100" w:type="dxa"/>
-              <w:bottom w:w="100" w:type="dxa"/>
-              <w:left w:w="120" w:type="dxa"/>
-              <w:right w:w="120" w:type="dxa"/>
-            </w:tcMar>
-            <w:tcBorders>
-              <w:top w:val="single" w:sz="4" w:space="0" w:color="CCCCCC"/>
-              <w:bottom w:val="single" w:sz="4" w:space="0" w:color="CCCCCC"/>
-              <w:left w:val="single" w:sz="4" w:space="0" w:color="CCCCCC"/>
-              <w:right w:val="single" w:sz="4" w:space="0" w:color="CCCCCC"/>
-            </w:tcBorders>
-          </w:tcPr>
-          <w:p>
-            <w:pPr>
-              <w:spacing w:before="60" w:after="60" w:line="252" w:lineRule="auto"/>
-              <w:jc w:val="left"/>
-            </w:pPr>
-            <w:r/>
-            <w:r>
-              <w:rPr>
-                <w:b/>
-              </w:rPr>
-              <w:t>669.25</w:t>
-            </w:r>
-          </w:p>
-        </w:tc>
-        <w:tc>
-          <w:tcPr>
-            <w:tcW w:type="dxa" w:w="3456"/>
-            <w:shd w:fill="F8FAFC"/>
-            <w:tcMar>
-              <w:top w:w="100" w:type="dxa"/>
-              <w:bottom w:w="100" w:type="dxa"/>
-              <w:left w:w="120" w:type="dxa"/>
-              <w:right w:w="120" w:type="dxa"/>
-            </w:tcMar>
-            <w:tcBorders>
-              <w:top w:val="single" w:sz="4" w:space="0" w:color="CCCCCC"/>
-              <w:bottom w:val="single" w:sz="4" w:space="0" w:color="CCCCCC"/>
-              <w:left w:val="single" w:sz="4" w:space="0" w:color="CCCCCC"/>
-              <w:right w:val="single" w:sz="4" w:space="0" w:color="CCCCCC"/>
-            </w:tcBorders>
-          </w:tcPr>
-          <w:p>
-            <w:pPr>
-              <w:spacing w:before="60" w:after="60" w:line="252" w:lineRule="auto"/>
-              <w:jc w:val="left"/>
-            </w:pPr>
-            <w:r/>
-            <w:r>
-              <w:rPr>
-                <w:b/>
-              </w:rPr>
-              <w:t>-1.50</w:t>
-            </w:r>
-          </w:p>
-        </w:tc>
-        <w:tc>
-          <w:tcPr>
-            <w:tcW w:type="dxa" w:w="1440"/>
-            <w:shd w:fill="F8FAFC"/>
-            <w:tcMar>
-              <w:top w:w="100" w:type="dxa"/>
-              <w:bottom w:w="100" w:type="dxa"/>
-              <w:left w:w="120" w:type="dxa"/>
-              <w:right w:w="120" w:type="dxa"/>
-            </w:tcMar>
-            <w:tcBorders>
-              <w:top w:val="single" w:sz="4" w:space="0" w:color="CCCCCC"/>
-              <w:bottom w:val="single" w:sz="4" w:space="0" w:color="CCCCCC"/>
-              <w:left w:val="single" w:sz="4" w:space="0" w:color="CCCCCC"/>
-              <w:right w:val="single" w:sz="4" w:space="0" w:color="CCCCCC"/>
-            </w:tcBorders>
-          </w:tcPr>
-          <w:p>
-            <w:pPr>
-              <w:spacing w:before="60" w:after="60" w:line="252" w:lineRule="auto"/>
-              <w:jc w:val="left"/>
-            </w:pPr>
-            <w:r/>
-            <w:r>
-              <w:t>BEAR</w:t>
-            </w:r>
-          </w:p>
-        </w:tc>
-      </w:tr>
-      <w:tr>
-        <w:tc>
-          <w:tcPr>
-            <w:tcW w:type="dxa" w:w="1584"/>
-            <w:shd w:fill="FFFFFF"/>
-            <w:tcMar>
-              <w:top w:w="100" w:type="dxa"/>
-              <w:bottom w:w="100" w:type="dxa"/>
-              <w:left w:w="120" w:type="dxa"/>
-              <w:right w:w="120" w:type="dxa"/>
-            </w:tcMar>
-            <w:tcBorders>
-              <w:top w:val="single" w:sz="4" w:space="0" w:color="CCCCCC"/>
-              <w:bottom w:val="single" w:sz="4" w:space="0" w:color="CCCCCC"/>
-              <w:left w:val="single" w:sz="4" w:space="0" w:color="CCCCCC"/>
-              <w:right w:val="single" w:sz="4" w:space="0" w:color="CCCCCC"/>
-            </w:tcBorders>
-          </w:tcPr>
-          <w:p>
-            <w:pPr>
-              <w:spacing w:before="60" w:after="60" w:line="252" w:lineRule="auto"/>
-              <w:jc w:val="left"/>
-            </w:pPr>
-            <w:r/>
-            <w:r>
-              <w:rPr>
-                <w:b/>
-              </w:rPr>
-              <w:t>Wed 21/10</w:t>
-            </w:r>
-          </w:p>
-        </w:tc>
-        <w:tc>
-          <w:tcPr>
-            <w:tcW w:type="dxa" w:w="864"/>
-            <w:shd w:fill="FFFFFF"/>
-            <w:tcMar>
-              <w:top w:w="100" w:type="dxa"/>
-              <w:bottom w:w="100" w:type="dxa"/>
-              <w:left w:w="120" w:type="dxa"/>
-              <w:right w:w="120" w:type="dxa"/>
-            </w:tcMar>
-            <w:tcBorders>
-              <w:top w:val="single" w:sz="4" w:space="0" w:color="CCCCCC"/>
-              <w:bottom w:val="single" w:sz="4" w:space="0" w:color="CCCCCC"/>
-              <w:left w:val="single" w:sz="4" w:space="0" w:color="CCCCCC"/>
-              <w:right w:val="single" w:sz="4" w:space="0" w:color="CCCCCC"/>
-            </w:tcBorders>
-          </w:tcPr>
-          <w:p>
-            <w:pPr>
-              <w:spacing w:before="60" w:after="60" w:line="252" w:lineRule="auto"/>
-              <w:jc w:val="left"/>
-            </w:pPr>
-            <w:r/>
-            <w:r>
-              <w:t>NY Close 23-01</w:t>
-            </w:r>
-          </w:p>
-        </w:tc>
-        <w:tc>
-          <w:tcPr>
-            <w:tcW w:type="dxa" w:w="1440"/>
-            <w:shd w:fill="FFFFFF"/>
-            <w:tcMar>
-              <w:top w:w="100" w:type="dxa"/>
-              <w:bottom w:w="100" w:type="dxa"/>
-              <w:left w:w="120" w:type="dxa"/>
-              <w:right w:w="120" w:type="dxa"/>
-            </w:tcMar>
-            <w:tcBorders>
-              <w:top w:val="single" w:sz="4" w:space="0" w:color="CCCCCC"/>
-              <w:bottom w:val="single" w:sz="4" w:space="0" w:color="CCCCCC"/>
-              <w:left w:val="single" w:sz="4" w:space="0" w:color="CCCCCC"/>
-              <w:right w:val="single" w:sz="4" w:space="0" w:color="CCCCCC"/>
-            </w:tcBorders>
-          </w:tcPr>
-          <w:p>
-            <w:pPr>
-              <w:spacing w:before="60" w:after="60" w:line="252" w:lineRule="auto"/>
-              <w:jc w:val="left"/>
-            </w:pPr>
-            <w:r/>
-            <w:r>
-              <w:t>669.25</w:t>
-            </w:r>
-          </w:p>
-        </w:tc>
-        <w:tc>
-          <w:tcPr>
-            <w:tcW w:type="dxa" w:w="2016"/>
-            <w:shd w:fill="FFFFFF"/>
-            <w:tcMar>
-              <w:top w:w="100" w:type="dxa"/>
-              <w:bottom w:w="100" w:type="dxa"/>
-              <w:left w:w="120" w:type="dxa"/>
-              <w:right w:w="120" w:type="dxa"/>
-            </w:tcMar>
-            <w:tcBorders>
-              <w:top w:val="single" w:sz="4" w:space="0" w:color="CCCCCC"/>
-              <w:bottom w:val="single" w:sz="4" w:space="0" w:color="CCCCCC"/>
-              <w:left w:val="single" w:sz="4" w:space="0" w:color="CCCCCC"/>
-              <w:right w:val="single" w:sz="4" w:space="0" w:color="CCCCCC"/>
-            </w:tcBorders>
-          </w:tcPr>
-          <w:p>
-            <w:pPr>
-              <w:spacing w:before="60" w:after="60" w:line="252" w:lineRule="auto"/>
-              <w:jc w:val="left"/>
-            </w:pPr>
-            <w:r/>
-            <w:r>
-              <w:t>676.25</w:t>
-            </w:r>
-          </w:p>
-        </w:tc>
-        <w:tc>
-          <w:tcPr>
-            <w:tcW w:type="dxa" w:w="1152"/>
-            <w:shd w:fill="FFFFFF"/>
-            <w:tcMar>
-              <w:top w:w="100" w:type="dxa"/>
-              <w:bottom w:w="100" w:type="dxa"/>
-              <w:left w:w="120" w:type="dxa"/>
-              <w:right w:w="120" w:type="dxa"/>
-            </w:tcMar>
-            <w:tcBorders>
-              <w:top w:val="single" w:sz="4" w:space="0" w:color="CCCCCC"/>
-              <w:bottom w:val="single" w:sz="4" w:space="0" w:color="CCCCCC"/>
-              <w:left w:val="single" w:sz="4" w:space="0" w:color="CCCCCC"/>
-              <w:right w:val="single" w:sz="4" w:space="0" w:color="CCCCCC"/>
-            </w:tcBorders>
-          </w:tcPr>
-          <w:p>
-            <w:pPr>
-              <w:spacing w:before="60" w:after="60" w:line="252" w:lineRule="auto"/>
-              <w:jc w:val="left"/>
-            </w:pPr>
-            <w:r/>
-            <w:r>
-              <w:t>659.75</w:t>
-            </w:r>
-          </w:p>
-        </w:tc>
-        <w:tc>
-          <w:tcPr>
-            <w:tcW w:type="dxa" w:w="1728"/>
-            <w:shd w:fill="FFFFFF"/>
-            <w:tcMar>
-              <w:top w:w="100" w:type="dxa"/>
-              <w:bottom w:w="100" w:type="dxa"/>
-              <w:left w:w="120" w:type="dxa"/>
-              <w:right w:w="120" w:type="dxa"/>
-            </w:tcMar>
-            <w:tcBorders>
-              <w:top w:val="single" w:sz="4" w:space="0" w:color="CCCCCC"/>
-              <w:bottom w:val="single" w:sz="4" w:space="0" w:color="CCCCCC"/>
-              <w:left w:val="single" w:sz="4" w:space="0" w:color="CCCCCC"/>
-              <w:right w:val="single" w:sz="4" w:space="0" w:color="CCCCCC"/>
-            </w:tcBorders>
-          </w:tcPr>
-          <w:p>
-            <w:pPr>
-              <w:spacing w:before="60" w:after="60" w:line="252" w:lineRule="auto"/>
-              <w:jc w:val="left"/>
-            </w:pPr>
-            <w:r/>
-            <w:r>
-              <w:rPr>
-                <w:b/>
-              </w:rPr>
-              <w:t>669.75</w:t>
-            </w:r>
-          </w:p>
-        </w:tc>
-        <w:tc>
-          <w:tcPr>
-            <w:tcW w:type="dxa" w:w="3456"/>
-            <w:shd w:fill="FFFFFF"/>
-            <w:tcMar>
-              <w:top w:w="100" w:type="dxa"/>
-              <w:bottom w:w="100" w:type="dxa"/>
-              <w:left w:w="120" w:type="dxa"/>
-              <w:right w:w="120" w:type="dxa"/>
-            </w:tcMar>
-            <w:tcBorders>
-              <w:top w:val="single" w:sz="4" w:space="0" w:color="CCCCCC"/>
-              <w:bottom w:val="single" w:sz="4" w:space="0" w:color="CCCCCC"/>
-              <w:left w:val="single" w:sz="4" w:space="0" w:color="CCCCCC"/>
-              <w:right w:val="single" w:sz="4" w:space="0" w:color="CCCCCC"/>
-            </w:tcBorders>
-          </w:tcPr>
-          <w:p>
-            <w:pPr>
-              <w:spacing w:before="60" w:after="60" w:line="252" w:lineRule="auto"/>
-              <w:jc w:val="left"/>
-            </w:pPr>
-            <w:r/>
-            <w:r>
-              <w:rPr>
-                <w:b/>
-              </w:rPr>
-              <w:t>+0.50</w:t>
-            </w:r>
-          </w:p>
-        </w:tc>
-        <w:tc>
-          <w:tcPr>
-            <w:tcW w:type="dxa" w:w="1440"/>
-            <w:shd w:fill="FFFFFF"/>
-            <w:tcMar>
-              <w:top w:w="100" w:type="dxa"/>
-              <w:bottom w:w="100" w:type="dxa"/>
-              <w:left w:w="120" w:type="dxa"/>
-              <w:right w:w="120" w:type="dxa"/>
-            </w:tcMar>
-            <w:tcBorders>
-              <w:top w:val="single" w:sz="4" w:space="0" w:color="CCCCCC"/>
-              <w:bottom w:val="single" w:sz="4" w:space="0" w:color="CCCCCC"/>
-              <w:left w:val="single" w:sz="4" w:space="0" w:color="CCCCCC"/>
-              <w:right w:val="single" w:sz="4" w:space="0" w:color="CCCCCC"/>
-            </w:tcBorders>
-          </w:tcPr>
-          <w:p>
-            <w:pPr>
-              <w:spacing w:before="60" w:after="60" w:line="252" w:lineRule="auto"/>
-              <w:jc w:val="left"/>
-            </w:pPr>
-            <w:r/>
-            <w:r>
-              <w:t>BULL</w:t>
-            </w:r>
-          </w:p>
-        </w:tc>
-      </w:tr>
-      <w:tr>
-        <w:tc>
-          <w:tcPr>
-            <w:tcW w:type="dxa" w:w="1584"/>
-            <w:shd w:fill="F8FAFC"/>
-            <w:tcMar>
-              <w:top w:w="100" w:type="dxa"/>
-              <w:bottom w:w="100" w:type="dxa"/>
-              <w:left w:w="120" w:type="dxa"/>
-              <w:right w:w="120" w:type="dxa"/>
-            </w:tcMar>
-            <w:tcBorders>
-              <w:top w:val="single" w:sz="4" w:space="0" w:color="CCCCCC"/>
-              <w:bottom w:val="single" w:sz="4" w:space="0" w:color="CCCCCC"/>
-              <w:left w:val="single" w:sz="4" w:space="0" w:color="CCCCCC"/>
-              <w:right w:val="single" w:sz="4" w:space="0" w:color="CCCCCC"/>
-            </w:tcBorders>
-          </w:tcPr>
-          <w:p>
-            <w:pPr>
-              <w:spacing w:before="60" w:after="60" w:line="252" w:lineRule="auto"/>
-              <w:jc w:val="left"/>
-            </w:pPr>
-            <w:r/>
-            <w:r>
-              <w:rPr>
-                <w:b/>
-              </w:rPr>
-              <w:t>Thu 22/10</w:t>
-            </w:r>
-          </w:p>
-        </w:tc>
-        <w:tc>
-          <w:tcPr>
-            <w:tcW w:type="dxa" w:w="864"/>
-            <w:shd w:fill="F8FAFC"/>
-            <w:tcMar>
-              <w:top w:w="100" w:type="dxa"/>
-              <w:bottom w:w="100" w:type="dxa"/>
-              <w:left w:w="120" w:type="dxa"/>
-              <w:right w:w="120" w:type="dxa"/>
-            </w:tcMar>
-            <w:tcBorders>
-              <w:top w:val="single" w:sz="4" w:space="0" w:color="CCCCCC"/>
-              <w:bottom w:val="single" w:sz="4" w:space="0" w:color="CCCCCC"/>
-              <w:left w:val="single" w:sz="4" w:space="0" w:color="CCCCCC"/>
-              <w:right w:val="single" w:sz="4" w:space="0" w:color="CCCCCC"/>
-            </w:tcBorders>
-          </w:tcPr>
-          <w:p>
-            <w:pPr>
-              <w:spacing w:before="60" w:after="60" w:line="252" w:lineRule="auto"/>
-              <w:jc w:val="left"/>
-            </w:pPr>
-            <w:r/>
-            <w:r>
-              <w:t>Asia 07-11</w:t>
-            </w:r>
-          </w:p>
-        </w:tc>
-        <w:tc>
-          <w:tcPr>
-            <w:tcW w:type="dxa" w:w="1440"/>
-            <w:shd w:fill="F8FAFC"/>
-            <w:tcMar>
-              <w:top w:w="100" w:type="dxa"/>
-              <w:bottom w:w="100" w:type="dxa"/>
-              <w:left w:w="120" w:type="dxa"/>
-              <w:right w:w="120" w:type="dxa"/>
-            </w:tcMar>
-            <w:tcBorders>
-              <w:top w:val="single" w:sz="4" w:space="0" w:color="CCCCCC"/>
-              <w:bottom w:val="single" w:sz="4" w:space="0" w:color="CCCCCC"/>
-              <w:left w:val="single" w:sz="4" w:space="0" w:color="CCCCCC"/>
-              <w:right w:val="single" w:sz="4" w:space="0" w:color="CCCCCC"/>
-            </w:tcBorders>
-          </w:tcPr>
-          <w:p>
-            <w:pPr>
-              <w:spacing w:before="60" w:after="60" w:line="252" w:lineRule="auto"/>
-              <w:jc w:val="left"/>
-            </w:pPr>
-            <w:r/>
-            <w:r>
-              <w:t>669.75</w:t>
-            </w:r>
-          </w:p>
-        </w:tc>
-        <w:tc>
-          <w:tcPr>
-            <w:tcW w:type="dxa" w:w="2016"/>
-            <w:shd w:fill="F8FAFC"/>
-            <w:tcMar>
-              <w:top w:w="100" w:type="dxa"/>
-              <w:bottom w:w="100" w:type="dxa"/>
-              <w:left w:w="120" w:type="dxa"/>
-              <w:right w:w="120" w:type="dxa"/>
-            </w:tcMar>
-            <w:tcBorders>
-              <w:top w:val="single" w:sz="4" w:space="0" w:color="CCCCCC"/>
-              <w:bottom w:val="single" w:sz="4" w:space="0" w:color="CCCCCC"/>
-              <w:left w:val="single" w:sz="4" w:space="0" w:color="CCCCCC"/>
-              <w:right w:val="single" w:sz="4" w:space="0" w:color="CCCCCC"/>
-            </w:tcBorders>
-          </w:tcPr>
-          <w:p>
-            <w:pPr>
-              <w:spacing w:before="60" w:after="60" w:line="252" w:lineRule="auto"/>
-              <w:jc w:val="left"/>
-            </w:pPr>
-            <w:r/>
-            <w:r>
-              <w:t>680.25</w:t>
-            </w:r>
-          </w:p>
-        </w:tc>
-        <w:tc>
-          <w:tcPr>
-            <w:tcW w:type="dxa" w:w="1152"/>
-            <w:shd w:fill="F8FAFC"/>
-            <w:tcMar>
-              <w:top w:w="100" w:type="dxa"/>
-              <w:bottom w:w="100" w:type="dxa"/>
-              <w:left w:w="120" w:type="dxa"/>
-              <w:right w:w="120" w:type="dxa"/>
-            </w:tcMar>
-            <w:tcBorders>
-              <w:top w:val="single" w:sz="4" w:space="0" w:color="CCCCCC"/>
-              <w:bottom w:val="single" w:sz="4" w:space="0" w:color="CCCCCC"/>
-              <w:left w:val="single" w:sz="4" w:space="0" w:color="CCCCCC"/>
-              <w:right w:val="single" w:sz="4" w:space="0" w:color="CCCCCC"/>
-            </w:tcBorders>
-          </w:tcPr>
-          <w:p>
-            <w:pPr>
-              <w:spacing w:before="60" w:after="60" w:line="252" w:lineRule="auto"/>
-              <w:jc w:val="left"/>
-            </w:pPr>
-            <w:r/>
-            <w:r>
-              <w:t>662.50</w:t>
-            </w:r>
-          </w:p>
-        </w:tc>
-        <w:tc>
-          <w:tcPr>
-            <w:tcW w:type="dxa" w:w="1728"/>
-            <w:shd w:fill="F8FAFC"/>
-            <w:tcMar>
-              <w:top w:w="100" w:type="dxa"/>
-              <w:bottom w:w="100" w:type="dxa"/>
-              <w:left w:w="120" w:type="dxa"/>
-              <w:right w:w="120" w:type="dxa"/>
-            </w:tcMar>
-            <w:tcBorders>
-              <w:top w:val="single" w:sz="4" w:space="0" w:color="CCCCCC"/>
-              <w:bottom w:val="single" w:sz="4" w:space="0" w:color="CCCCCC"/>
-              <w:left w:val="single" w:sz="4" w:space="0" w:color="CCCCCC"/>
-              <w:right w:val="single" w:sz="4" w:space="0" w:color="CCCCCC"/>
-            </w:tcBorders>
-          </w:tcPr>
-          <w:p>
-            <w:pPr>
-              <w:spacing w:before="60" w:after="60" w:line="252" w:lineRule="auto"/>
-              <w:jc w:val="left"/>
-            </w:pPr>
-            <w:r/>
-            <w:r>
-              <w:rPr>
-                <w:b/>
-              </w:rPr>
-              <w:t>669.50</w:t>
-            </w:r>
-          </w:p>
-        </w:tc>
-        <w:tc>
-          <w:tcPr>
-            <w:tcW w:type="dxa" w:w="3456"/>
-            <w:shd w:fill="F8FAFC"/>
-            <w:tcMar>
-              <w:top w:w="100" w:type="dxa"/>
-              <w:bottom w:w="100" w:type="dxa"/>
-              <w:left w:w="120" w:type="dxa"/>
-              <w:right w:w="120" w:type="dxa"/>
-            </w:tcMar>
-            <w:tcBorders>
-              <w:top w:val="single" w:sz="4" w:space="0" w:color="CCCCCC"/>
-              <w:bottom w:val="single" w:sz="4" w:space="0" w:color="CCCCCC"/>
-              <w:left w:val="single" w:sz="4" w:space="0" w:color="CCCCCC"/>
-              <w:right w:val="single" w:sz="4" w:space="0" w:color="CCCCCC"/>
-            </w:tcBorders>
-          </w:tcPr>
-          <w:p>
-            <w:pPr>
-              <w:spacing w:before="60" w:after="60" w:line="252" w:lineRule="auto"/>
-              <w:jc w:val="left"/>
-            </w:pPr>
-            <w:r/>
-            <w:r>
-              <w:rPr>
-                <w:b/>
-              </w:rPr>
-              <w:t>-0.25</w:t>
-            </w:r>
-          </w:p>
-        </w:tc>
-        <w:tc>
-          <w:tcPr>
-            <w:tcW w:type="dxa" w:w="1440"/>
-            <w:shd w:fill="F8FAFC"/>
-            <w:tcMar>
-              <w:top w:w="100" w:type="dxa"/>
-              <w:bottom w:w="100" w:type="dxa"/>
-              <w:left w:w="120" w:type="dxa"/>
-              <w:right w:w="120" w:type="dxa"/>
-            </w:tcMar>
-            <w:tcBorders>
-              <w:top w:val="single" w:sz="4" w:space="0" w:color="CCCCCC"/>
-              <w:bottom w:val="single" w:sz="4" w:space="0" w:color="CCCCCC"/>
-              <w:left w:val="single" w:sz="4" w:space="0" w:color="CCCCCC"/>
-              <w:right w:val="single" w:sz="4" w:space="0" w:color="CCCCCC"/>
-            </w:tcBorders>
-          </w:tcPr>
-          <w:p>
-            <w:pPr>
-              <w:spacing w:before="60" w:after="60" w:line="252" w:lineRule="auto"/>
-              <w:jc w:val="left"/>
-            </w:pPr>
-            <w:r/>
-            <w:r>
-              <w:t>BEAR</w:t>
-            </w:r>
-          </w:p>
-        </w:tc>
-      </w:tr>
-      <w:tr>
-        <w:tc>
-          <w:tcPr>
-            <w:tcW w:type="dxa" w:w="1584"/>
-            <w:shd w:fill="FFFFFF"/>
-            <w:tcMar>
-              <w:top w:w="100" w:type="dxa"/>
-              <w:bottom w:w="100" w:type="dxa"/>
-              <w:left w:w="120" w:type="dxa"/>
-              <w:right w:w="120" w:type="dxa"/>
-            </w:tcMar>
-            <w:tcBorders>
-              <w:top w:val="single" w:sz="4" w:space="0" w:color="CCCCCC"/>
-              <w:bottom w:val="single" w:sz="4" w:space="0" w:color="CCCCCC"/>
-              <w:left w:val="single" w:sz="4" w:space="0" w:color="CCCCCC"/>
-              <w:right w:val="single" w:sz="4" w:space="0" w:color="CCCCCC"/>
-            </w:tcBorders>
-          </w:tcPr>
-          <w:p>
-            <w:pPr>
-              <w:spacing w:before="60" w:after="60" w:line="252" w:lineRule="auto"/>
-              <w:jc w:val="left"/>
-            </w:pPr>
-            <w:r/>
-            <w:r>
-              <w:rPr>
-                <w:b/>
-              </w:rPr>
-              <w:t>Thu 22/10</w:t>
-            </w:r>
-          </w:p>
-        </w:tc>
-        <w:tc>
-          <w:tcPr>
-            <w:tcW w:type="dxa" w:w="864"/>
-            <w:shd w:fill="FFFFFF"/>
-            <w:tcMar>
-              <w:top w:w="100" w:type="dxa"/>
-              <w:bottom w:w="100" w:type="dxa"/>
-              <w:left w:w="120" w:type="dxa"/>
-              <w:right w:w="120" w:type="dxa"/>
-            </w:tcMar>
-            <w:tcBorders>
-              <w:top w:val="single" w:sz="4" w:space="0" w:color="CCCCCC"/>
-              <w:bottom w:val="single" w:sz="4" w:space="0" w:color="CCCCCC"/>
-              <w:left w:val="single" w:sz="4" w:space="0" w:color="CCCCCC"/>
-              <w:right w:val="single" w:sz="4" w:space="0" w:color="CCCCCC"/>
-            </w:tcBorders>
-          </w:tcPr>
-          <w:p>
-            <w:pPr>
-              <w:spacing w:before="60" w:after="60" w:line="252" w:lineRule="auto"/>
-              <w:jc w:val="left"/>
-            </w:pPr>
-            <w:r/>
-            <w:r>
-              <w:t>Asia 11-15</w:t>
-            </w:r>
-          </w:p>
-        </w:tc>
-        <w:tc>
-          <w:tcPr>
-            <w:tcW w:type="dxa" w:w="1440"/>
-            <w:shd w:fill="FFFFFF"/>
-            <w:tcMar>
-              <w:top w:w="100" w:type="dxa"/>
-              <w:bottom w:w="100" w:type="dxa"/>
-              <w:left w:w="120" w:type="dxa"/>
-              <w:right w:w="120" w:type="dxa"/>
-            </w:tcMar>
-            <w:tcBorders>
-              <w:top w:val="single" w:sz="4" w:space="0" w:color="CCCCCC"/>
-              <w:bottom w:val="single" w:sz="4" w:space="0" w:color="CCCCCC"/>
-              <w:left w:val="single" w:sz="4" w:space="0" w:color="CCCCCC"/>
-              <w:right w:val="single" w:sz="4" w:space="0" w:color="CCCCCC"/>
-            </w:tcBorders>
-          </w:tcPr>
-          <w:p>
-            <w:pPr>
-              <w:spacing w:before="60" w:after="60" w:line="252" w:lineRule="auto"/>
-              <w:jc w:val="left"/>
-            </w:pPr>
-            <w:r/>
-            <w:r>
-              <w:t>669.50</w:t>
-            </w:r>
-          </w:p>
-        </w:tc>
-        <w:tc>
-          <w:tcPr>
-            <w:tcW w:type="dxa" w:w="2016"/>
-            <w:shd w:fill="FFFFFF"/>
-            <w:tcMar>
-              <w:top w:w="100" w:type="dxa"/>
-              <w:bottom w:w="100" w:type="dxa"/>
-              <w:left w:w="120" w:type="dxa"/>
-              <w:right w:w="120" w:type="dxa"/>
-            </w:tcMar>
-            <w:tcBorders>
-              <w:top w:val="single" w:sz="4" w:space="0" w:color="CCCCCC"/>
-              <w:bottom w:val="single" w:sz="4" w:space="0" w:color="CCCCCC"/>
-              <w:left w:val="single" w:sz="4" w:space="0" w:color="CCCCCC"/>
-              <w:right w:val="single" w:sz="4" w:space="0" w:color="CCCCCC"/>
-            </w:tcBorders>
-          </w:tcPr>
-          <w:p>
-            <w:pPr>
-              <w:spacing w:before="60" w:after="60" w:line="252" w:lineRule="auto"/>
-              <w:jc w:val="left"/>
-            </w:pPr>
-            <w:r/>
-            <w:r>
-              <w:t>679.25</w:t>
-            </w:r>
-          </w:p>
-        </w:tc>
-        <w:tc>
-          <w:tcPr>
-            <w:tcW w:type="dxa" w:w="1152"/>
-            <w:shd w:fill="FFFFFF"/>
-            <w:tcMar>
-              <w:top w:w="100" w:type="dxa"/>
-              <w:bottom w:w="100" w:type="dxa"/>
-              <w:left w:w="120" w:type="dxa"/>
-              <w:right w:w="120" w:type="dxa"/>
-            </w:tcMar>
-            <w:tcBorders>
-              <w:top w:val="single" w:sz="4" w:space="0" w:color="CCCCCC"/>
-              <w:bottom w:val="single" w:sz="4" w:space="0" w:color="CCCCCC"/>
-              <w:left w:val="single" w:sz="4" w:space="0" w:color="CCCCCC"/>
-              <w:right w:val="single" w:sz="4" w:space="0" w:color="CCCCCC"/>
-            </w:tcBorders>
-          </w:tcPr>
-          <w:p>
-            <w:pPr>
-              <w:spacing w:before="60" w:after="60" w:line="252" w:lineRule="auto"/>
-              <w:jc w:val="left"/>
-            </w:pPr>
-            <w:r/>
-            <w:r>
-              <w:t>659.75</w:t>
-            </w:r>
-          </w:p>
-        </w:tc>
-        <w:tc>
-          <w:tcPr>
-            <w:tcW w:type="dxa" w:w="1728"/>
-            <w:shd w:fill="FFFFFF"/>
-            <w:tcMar>
-              <w:top w:w="100" w:type="dxa"/>
-              <w:bottom w:w="100" w:type="dxa"/>
-              <w:left w:w="120" w:type="dxa"/>
-              <w:right w:w="120" w:type="dxa"/>
-            </w:tcMar>
-            <w:tcBorders>
-              <w:top w:val="single" w:sz="4" w:space="0" w:color="CCCCCC"/>
-              <w:bottom w:val="single" w:sz="4" w:space="0" w:color="CCCCCC"/>
-              <w:left w:val="single" w:sz="4" w:space="0" w:color="CCCCCC"/>
-              <w:right w:val="single" w:sz="4" w:space="0" w:color="CCCCCC"/>
-            </w:tcBorders>
-          </w:tcPr>
-          <w:p>
-            <w:pPr>
-              <w:spacing w:before="60" w:after="60" w:line="252" w:lineRule="auto"/>
-              <w:jc w:val="left"/>
-            </w:pPr>
-            <w:r/>
-            <w:r>
-              <w:rPr>
-                <w:b/>
-              </w:rPr>
-              <w:t>670.00</w:t>
-            </w:r>
-          </w:p>
-        </w:tc>
-        <w:tc>
-          <w:tcPr>
-            <w:tcW w:type="dxa" w:w="3456"/>
-            <w:shd w:fill="FFFFFF"/>
-            <w:tcMar>
-              <w:top w:w="100" w:type="dxa"/>
-              <w:bottom w:w="100" w:type="dxa"/>
-              <w:left w:w="120" w:type="dxa"/>
-              <w:right w:w="120" w:type="dxa"/>
-            </w:tcMar>
-            <w:tcBorders>
-              <w:top w:val="single" w:sz="4" w:space="0" w:color="CCCCCC"/>
-              <w:bottom w:val="single" w:sz="4" w:space="0" w:color="CCCCCC"/>
-              <w:left w:val="single" w:sz="4" w:space="0" w:color="CCCCCC"/>
-              <w:right w:val="single" w:sz="4" w:space="0" w:color="CCCCCC"/>
-            </w:tcBorders>
-          </w:tcPr>
-          <w:p>
-            <w:pPr>
-              <w:spacing w:before="60" w:after="60" w:line="252" w:lineRule="auto"/>
-              <w:jc w:val="left"/>
-            </w:pPr>
-            <w:r/>
-            <w:r>
-              <w:rPr>
-                <w:b/>
-              </w:rPr>
-              <w:t>+0.50</w:t>
-            </w:r>
-          </w:p>
-        </w:tc>
-        <w:tc>
-          <w:tcPr>
-            <w:tcW w:type="dxa" w:w="1440"/>
-            <w:shd w:fill="FFFFFF"/>
-            <w:tcMar>
-              <w:top w:w="100" w:type="dxa"/>
-              <w:bottom w:w="100" w:type="dxa"/>
-              <w:left w:w="120" w:type="dxa"/>
-              <w:right w:w="120" w:type="dxa"/>
-            </w:tcMar>
-            <w:tcBorders>
-              <w:top w:val="single" w:sz="4" w:space="0" w:color="CCCCCC"/>
-              <w:bottom w:val="single" w:sz="4" w:space="0" w:color="CCCCCC"/>
-              <w:left w:val="single" w:sz="4" w:space="0" w:color="CCCCCC"/>
-              <w:right w:val="single" w:sz="4" w:space="0" w:color="CCCCCC"/>
-            </w:tcBorders>
-          </w:tcPr>
-          <w:p>
-            <w:pPr>
-              <w:spacing w:before="60" w:after="60" w:line="252" w:lineRule="auto"/>
-              <w:jc w:val="left"/>
-            </w:pPr>
-            <w:r/>
-            <w:r>
-              <w:t>BULL</w:t>
-            </w:r>
-          </w:p>
-        </w:tc>
-      </w:tr>
-      <w:tr>
-        <w:tc>
-          <w:tcPr>
-            <w:tcW w:type="dxa" w:w="1584"/>
-            <w:shd w:fill="F8FAFC"/>
-            <w:tcMar>
-              <w:top w:w="100" w:type="dxa"/>
-              <w:bottom w:w="100" w:type="dxa"/>
-              <w:left w:w="120" w:type="dxa"/>
-              <w:right w:w="120" w:type="dxa"/>
-            </w:tcMar>
-            <w:tcBorders>
-              <w:top w:val="single" w:sz="4" w:space="0" w:color="CCCCCC"/>
-              <w:bottom w:val="single" w:sz="4" w:space="0" w:color="CCCCCC"/>
-              <w:left w:val="single" w:sz="4" w:space="0" w:color="CCCCCC"/>
-              <w:right w:val="single" w:sz="4" w:space="0" w:color="CCCCCC"/>
-            </w:tcBorders>
-          </w:tcPr>
-          <w:p>
-            <w:pPr>
-              <w:spacing w:before="60" w:after="60" w:line="252" w:lineRule="auto"/>
-              <w:jc w:val="left"/>
-            </w:pPr>
-            <w:r/>
-            <w:r>
-              <w:rPr>
-                <w:b/>
-              </w:rPr>
-              <w:t>Thu 22/10</w:t>
-            </w:r>
-          </w:p>
-        </w:tc>
-        <w:tc>
-          <w:tcPr>
-            <w:tcW w:type="dxa" w:w="864"/>
-            <w:shd w:fill="F8FAFC"/>
-            <w:tcMar>
-              <w:top w:w="100" w:type="dxa"/>
-              <w:bottom w:w="100" w:type="dxa"/>
-              <w:left w:w="120" w:type="dxa"/>
-              <w:right w:w="120" w:type="dxa"/>
-            </w:tcMar>
-            <w:tcBorders>
-              <w:top w:val="single" w:sz="4" w:space="0" w:color="CCCCCC"/>
-              <w:bottom w:val="single" w:sz="4" w:space="0" w:color="CCCCCC"/>
-              <w:left w:val="single" w:sz="4" w:space="0" w:color="CCCCCC"/>
-              <w:right w:val="single" w:sz="4" w:space="0" w:color="CCCCCC"/>
-            </w:tcBorders>
-          </w:tcPr>
-          <w:p>
-            <w:pPr>
-              <w:spacing w:before="60" w:after="60" w:line="252" w:lineRule="auto"/>
-              <w:jc w:val="left"/>
-            </w:pPr>
-            <w:r/>
-            <w:r>
-              <w:t>London 15-19</w:t>
-            </w:r>
-          </w:p>
-        </w:tc>
-        <w:tc>
-          <w:tcPr>
-            <w:tcW w:type="dxa" w:w="1440"/>
-            <w:shd w:fill="F8FAFC"/>
-            <w:tcMar>
-              <w:top w:w="100" w:type="dxa"/>
-              <w:bottom w:w="100" w:type="dxa"/>
-              <w:left w:w="120" w:type="dxa"/>
-              <w:right w:w="120" w:type="dxa"/>
-            </w:tcMar>
-            <w:tcBorders>
-              <w:top w:val="single" w:sz="4" w:space="0" w:color="CCCCCC"/>
-              <w:bottom w:val="single" w:sz="4" w:space="0" w:color="CCCCCC"/>
-              <w:left w:val="single" w:sz="4" w:space="0" w:color="CCCCCC"/>
-              <w:right w:val="single" w:sz="4" w:space="0" w:color="CCCCCC"/>
-            </w:tcBorders>
-          </w:tcPr>
-          <w:p>
-            <w:pPr>
-              <w:spacing w:before="60" w:after="60" w:line="252" w:lineRule="auto"/>
-              <w:jc w:val="left"/>
-            </w:pPr>
-            <w:r/>
-            <w:r>
-              <w:t>670.00</w:t>
-            </w:r>
-          </w:p>
-        </w:tc>
-        <w:tc>
-          <w:tcPr>
-            <w:tcW w:type="dxa" w:w="2016"/>
-            <w:shd w:fill="F8FAFC"/>
-            <w:tcMar>
-              <w:top w:w="100" w:type="dxa"/>
-              <w:bottom w:w="100" w:type="dxa"/>
-              <w:left w:w="120" w:type="dxa"/>
-              <w:right w:w="120" w:type="dxa"/>
-            </w:tcMar>
-            <w:tcBorders>
-              <w:top w:val="single" w:sz="4" w:space="0" w:color="CCCCCC"/>
-              <w:bottom w:val="single" w:sz="4" w:space="0" w:color="CCCCCC"/>
-              <w:left w:val="single" w:sz="4" w:space="0" w:color="CCCCCC"/>
-              <w:right w:val="single" w:sz="4" w:space="0" w:color="CCCCCC"/>
-            </w:tcBorders>
-          </w:tcPr>
-          <w:p>
-            <w:pPr>
-              <w:spacing w:before="60" w:after="60" w:line="252" w:lineRule="auto"/>
-              <w:jc w:val="left"/>
-            </w:pPr>
-            <w:r/>
-            <w:r>
-              <w:t>680.75</w:t>
-            </w:r>
-          </w:p>
-        </w:tc>
-        <w:tc>
-          <w:tcPr>
-            <w:tcW w:type="dxa" w:w="1152"/>
-            <w:shd w:fill="F8FAFC"/>
-            <w:tcMar>
-              <w:top w:w="100" w:type="dxa"/>
-              <w:bottom w:w="100" w:type="dxa"/>
-              <w:left w:w="120" w:type="dxa"/>
-              <w:right w:w="120" w:type="dxa"/>
-            </w:tcMar>
-            <w:tcBorders>
-              <w:top w:val="single" w:sz="4" w:space="0" w:color="CCCCCC"/>
-              <w:bottom w:val="single" w:sz="4" w:space="0" w:color="CCCCCC"/>
-              <w:left w:val="single" w:sz="4" w:space="0" w:color="CCCCCC"/>
-              <w:right w:val="single" w:sz="4" w:space="0" w:color="CCCCCC"/>
-            </w:tcBorders>
-          </w:tcPr>
-          <w:p>
-            <w:pPr>
-              <w:spacing w:before="60" w:after="60" w:line="252" w:lineRule="auto"/>
-              <w:jc w:val="left"/>
-            </w:pPr>
-            <w:r/>
-            <w:r>
-              <w:t>662.75</w:t>
-            </w:r>
-          </w:p>
-        </w:tc>
-        <w:tc>
-          <w:tcPr>
-            <w:tcW w:type="dxa" w:w="1728"/>
-            <w:shd w:fill="F8FAFC"/>
-            <w:tcMar>
-              <w:top w:w="100" w:type="dxa"/>
-              <w:bottom w:w="100" w:type="dxa"/>
-              <w:left w:w="120" w:type="dxa"/>
-              <w:right w:w="120" w:type="dxa"/>
-            </w:tcMar>
-            <w:tcBorders>
-              <w:top w:val="single" w:sz="4" w:space="0" w:color="CCCCCC"/>
-              <w:bottom w:val="single" w:sz="4" w:space="0" w:color="CCCCCC"/>
-              <w:left w:val="single" w:sz="4" w:space="0" w:color="CCCCCC"/>
-              <w:right w:val="single" w:sz="4" w:space="0" w:color="CCCCCC"/>
-            </w:tcBorders>
-          </w:tcPr>
-          <w:p>
-            <w:pPr>
-              <w:spacing w:before="60" w:after="60" w:line="252" w:lineRule="auto"/>
-              <w:jc w:val="left"/>
-            </w:pPr>
-            <w:r/>
-            <w:r>
-              <w:rPr>
-                <w:b/>
-              </w:rPr>
-              <w:t>670.75</w:t>
-            </w:r>
-          </w:p>
-        </w:tc>
-        <w:tc>
-          <w:tcPr>
-            <w:tcW w:type="dxa" w:w="3456"/>
-            <w:shd w:fill="F8FAFC"/>
-            <w:tcMar>
-              <w:top w:w="100" w:type="dxa"/>
-              <w:bottom w:w="100" w:type="dxa"/>
-              <w:left w:w="120" w:type="dxa"/>
-              <w:right w:w="120" w:type="dxa"/>
-            </w:tcMar>
-            <w:tcBorders>
-              <w:top w:val="single" w:sz="4" w:space="0" w:color="CCCCCC"/>
-              <w:bottom w:val="single" w:sz="4" w:space="0" w:color="CCCCCC"/>
-              <w:left w:val="single" w:sz="4" w:space="0" w:color="CCCCCC"/>
-              <w:right w:val="single" w:sz="4" w:space="0" w:color="CCCCCC"/>
-            </w:tcBorders>
-          </w:tcPr>
-          <w:p>
-            <w:pPr>
-              <w:spacing w:before="60" w:after="60" w:line="252" w:lineRule="auto"/>
-              <w:jc w:val="left"/>
-            </w:pPr>
-            <w:r/>
-            <w:r>
-              <w:rPr>
-                <w:b/>
-              </w:rPr>
-              <w:t>+0.75</w:t>
-            </w:r>
-          </w:p>
-        </w:tc>
-        <w:tc>
-          <w:tcPr>
-            <w:tcW w:type="dxa" w:w="1440"/>
-            <w:shd w:fill="F8FAFC"/>
-            <w:tcMar>
-              <w:top w:w="100" w:type="dxa"/>
-              <w:bottom w:w="100" w:type="dxa"/>
-              <w:left w:w="120" w:type="dxa"/>
-              <w:right w:w="120" w:type="dxa"/>
-            </w:tcMar>
-            <w:tcBorders>
-              <w:top w:val="single" w:sz="4" w:space="0" w:color="CCCCCC"/>
-              <w:bottom w:val="single" w:sz="4" w:space="0" w:color="CCCCCC"/>
-              <w:left w:val="single" w:sz="4" w:space="0" w:color="CCCCCC"/>
-              <w:right w:val="single" w:sz="4" w:space="0" w:color="CCCCCC"/>
-            </w:tcBorders>
-          </w:tcPr>
-          <w:p>
-            <w:pPr>
-              <w:spacing w:before="60" w:after="60" w:line="252" w:lineRule="auto"/>
-              <w:jc w:val="left"/>
-            </w:pPr>
-            <w:r/>
-            <w:r>
-              <w:t>BULL</w:t>
-            </w:r>
-          </w:p>
-        </w:tc>
-      </w:tr>
-      <w:tr>
-        <w:tc>
-          <w:tcPr>
-            <w:tcW w:type="dxa" w:w="1584"/>
-            <w:shd w:fill="FFFFFF"/>
-            <w:tcMar>
-              <w:top w:w="100" w:type="dxa"/>
-              <w:bottom w:w="100" w:type="dxa"/>
-              <w:left w:w="120" w:type="dxa"/>
-              <w:right w:w="120" w:type="dxa"/>
-            </w:tcMar>
-            <w:tcBorders>
-              <w:top w:val="single" w:sz="4" w:space="0" w:color="CCCCCC"/>
-              <w:bottom w:val="single" w:sz="4" w:space="0" w:color="CCCCCC"/>
-              <w:left w:val="single" w:sz="4" w:space="0" w:color="CCCCCC"/>
-              <w:right w:val="single" w:sz="4" w:space="0" w:color="CCCCCC"/>
-            </w:tcBorders>
-          </w:tcPr>
-          <w:p>
-            <w:pPr>
-              <w:spacing w:before="60" w:after="60" w:line="252" w:lineRule="auto"/>
-              <w:jc w:val="left"/>
-            </w:pPr>
-            <w:r/>
-            <w:r>
-              <w:rPr>
-                <w:b/>
-              </w:rPr>
-              <w:t>Thu 22/10</w:t>
-            </w:r>
-          </w:p>
-        </w:tc>
-        <w:tc>
-          <w:tcPr>
-            <w:tcW w:type="dxa" w:w="864"/>
-            <w:shd w:fill="FFFFFF"/>
-            <w:tcMar>
-              <w:top w:w="100" w:type="dxa"/>
-              <w:bottom w:w="100" w:type="dxa"/>
-              <w:left w:w="120" w:type="dxa"/>
-              <w:right w:w="120" w:type="dxa"/>
-            </w:tcMar>
-            <w:tcBorders>
-              <w:top w:val="single" w:sz="4" w:space="0" w:color="CCCCCC"/>
-              <w:bottom w:val="single" w:sz="4" w:space="0" w:color="CCCCCC"/>
-              <w:left w:val="single" w:sz="4" w:space="0" w:color="CCCCCC"/>
-              <w:right w:val="single" w:sz="4" w:space="0" w:color="CCCCCC"/>
-            </w:tcBorders>
-          </w:tcPr>
-          <w:p>
-            <w:pPr>
-              <w:spacing w:before="60" w:after="60" w:line="252" w:lineRule="auto"/>
-              <w:jc w:val="left"/>
-            </w:pPr>
-            <w:r/>
-            <w:r>
-              <w:t>Pre-NY 19-21</w:t>
-            </w:r>
-          </w:p>
-        </w:tc>
-        <w:tc>
-          <w:tcPr>
-            <w:tcW w:type="dxa" w:w="1440"/>
-            <w:shd w:fill="FFFFFF"/>
-            <w:tcMar>
-              <w:top w:w="100" w:type="dxa"/>
-              <w:bottom w:w="100" w:type="dxa"/>
-              <w:left w:w="120" w:type="dxa"/>
-              <w:right w:w="120" w:type="dxa"/>
-            </w:tcMar>
-            <w:tcBorders>
-              <w:top w:val="single" w:sz="4" w:space="0" w:color="CCCCCC"/>
-              <w:bottom w:val="single" w:sz="4" w:space="0" w:color="CCCCCC"/>
-              <w:left w:val="single" w:sz="4" w:space="0" w:color="CCCCCC"/>
-              <w:right w:val="single" w:sz="4" w:space="0" w:color="CCCCCC"/>
-            </w:tcBorders>
-          </w:tcPr>
-          <w:p>
-            <w:pPr>
-              <w:spacing w:before="60" w:after="60" w:line="252" w:lineRule="auto"/>
-              <w:jc w:val="left"/>
-            </w:pPr>
-            <w:r/>
-            <w:r>
-              <w:t>670.75</w:t>
-            </w:r>
-          </w:p>
-        </w:tc>
-        <w:tc>
-          <w:tcPr>
-            <w:tcW w:type="dxa" w:w="2016"/>
-            <w:shd w:fill="FFFFFF"/>
-            <w:tcMar>
-              <w:top w:w="100" w:type="dxa"/>
-              <w:bottom w:w="100" w:type="dxa"/>
-              <w:left w:w="120" w:type="dxa"/>
-              <w:right w:w="120" w:type="dxa"/>
-            </w:tcMar>
-            <w:tcBorders>
-              <w:top w:val="single" w:sz="4" w:space="0" w:color="CCCCCC"/>
-              <w:bottom w:val="single" w:sz="4" w:space="0" w:color="CCCCCC"/>
-              <w:left w:val="single" w:sz="4" w:space="0" w:color="CCCCCC"/>
-              <w:right w:val="single" w:sz="4" w:space="0" w:color="CCCCCC"/>
-            </w:tcBorders>
-          </w:tcPr>
-          <w:p>
-            <w:pPr>
-              <w:spacing w:before="60" w:after="60" w:line="252" w:lineRule="auto"/>
-              <w:jc w:val="left"/>
-            </w:pPr>
-            <w:r/>
-            <w:r>
-              <w:t>677.25</w:t>
-            </w:r>
-          </w:p>
-        </w:tc>
-        <w:tc>
-          <w:tcPr>
-            <w:tcW w:type="dxa" w:w="1152"/>
-            <w:shd w:fill="FFFFFF"/>
-            <w:tcMar>
-              <w:top w:w="100" w:type="dxa"/>
-              <w:bottom w:w="100" w:type="dxa"/>
-              <w:left w:w="120" w:type="dxa"/>
-              <w:right w:w="120" w:type="dxa"/>
-            </w:tcMar>
-            <w:tcBorders>
-              <w:top w:val="single" w:sz="4" w:space="0" w:color="CCCCCC"/>
-              <w:bottom w:val="single" w:sz="4" w:space="0" w:color="CCCCCC"/>
-              <w:left w:val="single" w:sz="4" w:space="0" w:color="CCCCCC"/>
-              <w:right w:val="single" w:sz="4" w:space="0" w:color="CCCCCC"/>
-            </w:tcBorders>
-          </w:tcPr>
-          <w:p>
-            <w:pPr>
-              <w:spacing w:before="60" w:after="60" w:line="252" w:lineRule="auto"/>
-              <w:jc w:val="left"/>
-            </w:pPr>
-            <w:r/>
-            <w:r>
-              <w:t>662.25</w:t>
-            </w:r>
-          </w:p>
-        </w:tc>
-        <w:tc>
-          <w:tcPr>
-            <w:tcW w:type="dxa" w:w="1728"/>
-            <w:shd w:fill="FFFFFF"/>
-            <w:tcMar>
-              <w:top w:w="100" w:type="dxa"/>
-              <w:bottom w:w="100" w:type="dxa"/>
-              <w:left w:w="120" w:type="dxa"/>
-              <w:right w:w="120" w:type="dxa"/>
-            </w:tcMar>
-            <w:tcBorders>
-              <w:top w:val="single" w:sz="4" w:space="0" w:color="CCCCCC"/>
-              <w:bottom w:val="single" w:sz="4" w:space="0" w:color="CCCCCC"/>
-              <w:left w:val="single" w:sz="4" w:space="0" w:color="CCCCCC"/>
-              <w:right w:val="single" w:sz="4" w:space="0" w:color="CCCCCC"/>
-            </w:tcBorders>
-          </w:tcPr>
-          <w:p>
-            <w:pPr>
-              <w:spacing w:before="60" w:after="60" w:line="252" w:lineRule="auto"/>
-              <w:jc w:val="left"/>
-            </w:pPr>
-            <w:r/>
-            <w:r>
-              <w:rPr>
-                <w:b/>
-              </w:rPr>
-              <w:t>671.25</w:t>
-            </w:r>
-          </w:p>
-        </w:tc>
-        <w:tc>
-          <w:tcPr>
-            <w:tcW w:type="dxa" w:w="3456"/>
-            <w:shd w:fill="FFFFFF"/>
-            <w:tcMar>
-              <w:top w:w="100" w:type="dxa"/>
-              <w:bottom w:w="100" w:type="dxa"/>
-              <w:left w:w="120" w:type="dxa"/>
-              <w:right w:w="120" w:type="dxa"/>
-            </w:tcMar>
-            <w:tcBorders>
-              <w:top w:val="single" w:sz="4" w:space="0" w:color="CCCCCC"/>
-              <w:bottom w:val="single" w:sz="4" w:space="0" w:color="CCCCCC"/>
-              <w:left w:val="single" w:sz="4" w:space="0" w:color="CCCCCC"/>
-              <w:right w:val="single" w:sz="4" w:space="0" w:color="CCCCCC"/>
-            </w:tcBorders>
-          </w:tcPr>
-          <w:p>
-            <w:pPr>
-              <w:spacing w:before="60" w:after="60" w:line="252" w:lineRule="auto"/>
-              <w:jc w:val="left"/>
-            </w:pPr>
-            <w:r/>
-            <w:r>
-              <w:rPr>
-                <w:b/>
-              </w:rPr>
-              <w:t>+0.50</w:t>
-            </w:r>
-          </w:p>
-        </w:tc>
-        <w:tc>
-          <w:tcPr>
-            <w:tcW w:type="dxa" w:w="1440"/>
-            <w:shd w:fill="FFFFFF"/>
-            <w:tcMar>
-              <w:top w:w="100" w:type="dxa"/>
-              <w:bottom w:w="100" w:type="dxa"/>
-              <w:left w:w="120" w:type="dxa"/>
-              <w:right w:w="120" w:type="dxa"/>
-            </w:tcMar>
-            <w:tcBorders>
-              <w:top w:val="single" w:sz="4" w:space="0" w:color="CCCCCC"/>
-              <w:bottom w:val="single" w:sz="4" w:space="0" w:color="CCCCCC"/>
-              <w:left w:val="single" w:sz="4" w:space="0" w:color="CCCCCC"/>
-              <w:right w:val="single" w:sz="4" w:space="0" w:color="CCCCCC"/>
-            </w:tcBorders>
-          </w:tcPr>
-          <w:p>
-            <w:pPr>
-              <w:spacing w:before="60" w:after="60" w:line="252" w:lineRule="auto"/>
-              <w:jc w:val="left"/>
-            </w:pPr>
-            <w:r/>
-            <w:r>
-              <w:t>BULL</w:t>
-            </w:r>
-          </w:p>
-        </w:tc>
-      </w:tr>
-      <w:tr>
-        <w:tc>
-          <w:tcPr>
-            <w:tcW w:type="dxa" w:w="1584"/>
-            <w:shd w:fill="F8FAFC"/>
-            <w:tcMar>
-              <w:top w:w="100" w:type="dxa"/>
-              <w:bottom w:w="100" w:type="dxa"/>
-              <w:left w:w="120" w:type="dxa"/>
-              <w:right w:w="120" w:type="dxa"/>
-            </w:tcMar>
-            <w:tcBorders>
-              <w:top w:val="single" w:sz="4" w:space="0" w:color="CCCCCC"/>
-              <w:bottom w:val="single" w:sz="4" w:space="0" w:color="CCCCCC"/>
-              <w:left w:val="single" w:sz="4" w:space="0" w:color="CCCCCC"/>
-              <w:right w:val="single" w:sz="4" w:space="0" w:color="CCCCCC"/>
-            </w:tcBorders>
-          </w:tcPr>
-          <w:p>
-            <w:pPr>
-              <w:spacing w:before="60" w:after="60" w:line="252" w:lineRule="auto"/>
-              <w:jc w:val="left"/>
-            </w:pPr>
-            <w:r/>
-            <w:r>
-              <w:rPr>
-                <w:b/>
-              </w:rPr>
-              <w:t>Thu 22/10</w:t>
-            </w:r>
-          </w:p>
-        </w:tc>
-        <w:tc>
-          <w:tcPr>
-            <w:tcW w:type="dxa" w:w="864"/>
-            <w:shd w:fill="F8FAFC"/>
-            <w:tcMar>
-              <w:top w:w="100" w:type="dxa"/>
-              <w:bottom w:w="100" w:type="dxa"/>
-              <w:left w:w="120" w:type="dxa"/>
-              <w:right w:w="120" w:type="dxa"/>
-            </w:tcMar>
-            <w:tcBorders>
-              <w:top w:val="single" w:sz="4" w:space="0" w:color="CCCCCC"/>
-              <w:bottom w:val="single" w:sz="4" w:space="0" w:color="CCCCCC"/>
-              <w:left w:val="single" w:sz="4" w:space="0" w:color="CCCCCC"/>
-              <w:right w:val="single" w:sz="4" w:space="0" w:color="CCCCCC"/>
-            </w:tcBorders>
-          </w:tcPr>
-          <w:p>
-            <w:pPr>
-              <w:spacing w:before="60" w:after="60" w:line="252" w:lineRule="auto"/>
-              <w:jc w:val="left"/>
-            </w:pPr>
-            <w:r/>
-            <w:r>
-              <w:t>NY Open 21-23</w:t>
-            </w:r>
-          </w:p>
-        </w:tc>
-        <w:tc>
-          <w:tcPr>
-            <w:tcW w:type="dxa" w:w="1440"/>
-            <w:shd w:fill="F8FAFC"/>
-            <w:tcMar>
-              <w:top w:w="100" w:type="dxa"/>
-              <w:bottom w:w="100" w:type="dxa"/>
-              <w:left w:w="120" w:type="dxa"/>
-              <w:right w:w="120" w:type="dxa"/>
-            </w:tcMar>
-            <w:tcBorders>
-              <w:top w:val="single" w:sz="4" w:space="0" w:color="CCCCCC"/>
-              <w:bottom w:val="single" w:sz="4" w:space="0" w:color="CCCCCC"/>
-              <w:left w:val="single" w:sz="4" w:space="0" w:color="CCCCCC"/>
-              <w:right w:val="single" w:sz="4" w:space="0" w:color="CCCCCC"/>
-            </w:tcBorders>
-          </w:tcPr>
-          <w:p>
-            <w:pPr>
-              <w:spacing w:before="60" w:after="60" w:line="252" w:lineRule="auto"/>
-              <w:jc w:val="left"/>
-            </w:pPr>
-            <w:r/>
-            <w:r>
-              <w:t>671.25</w:t>
-            </w:r>
-          </w:p>
-        </w:tc>
-        <w:tc>
-          <w:tcPr>
-            <w:tcW w:type="dxa" w:w="2016"/>
-            <w:shd w:fill="F8FAFC"/>
-            <w:tcMar>
-              <w:top w:w="100" w:type="dxa"/>
-              <w:bottom w:w="100" w:type="dxa"/>
-              <w:left w:w="120" w:type="dxa"/>
-              <w:right w:w="120" w:type="dxa"/>
-            </w:tcMar>
-            <w:tcBorders>
-              <w:top w:val="single" w:sz="4" w:space="0" w:color="CCCCCC"/>
-              <w:bottom w:val="single" w:sz="4" w:space="0" w:color="CCCCCC"/>
-              <w:left w:val="single" w:sz="4" w:space="0" w:color="CCCCCC"/>
-              <w:right w:val="single" w:sz="4" w:space="0" w:color="CCCCCC"/>
-            </w:tcBorders>
-          </w:tcPr>
-          <w:p>
-            <w:pPr>
-              <w:spacing w:before="60" w:after="60" w:line="252" w:lineRule="auto"/>
-              <w:jc w:val="left"/>
-            </w:pPr>
-            <w:r/>
-            <w:r>
-              <w:t>682.25</w:t>
-            </w:r>
-          </w:p>
-        </w:tc>
-        <w:tc>
-          <w:tcPr>
-            <w:tcW w:type="dxa" w:w="1152"/>
-            <w:shd w:fill="F8FAFC"/>
-            <w:tcMar>
-              <w:top w:w="100" w:type="dxa"/>
-              <w:bottom w:w="100" w:type="dxa"/>
-              <w:left w:w="120" w:type="dxa"/>
-              <w:right w:w="120" w:type="dxa"/>
-            </w:tcMar>
-            <w:tcBorders>
-              <w:top w:val="single" w:sz="4" w:space="0" w:color="CCCCCC"/>
-              <w:bottom w:val="single" w:sz="4" w:space="0" w:color="CCCCCC"/>
-              <w:left w:val="single" w:sz="4" w:space="0" w:color="CCCCCC"/>
-              <w:right w:val="single" w:sz="4" w:space="0" w:color="CCCCCC"/>
-            </w:tcBorders>
-          </w:tcPr>
-          <w:p>
-            <w:pPr>
-              <w:spacing w:before="60" w:after="60" w:line="252" w:lineRule="auto"/>
-              <w:jc w:val="left"/>
-            </w:pPr>
-            <w:r/>
-            <w:r>
-              <w:t>659.50</w:t>
-            </w:r>
-          </w:p>
-        </w:tc>
-        <w:tc>
-          <w:tcPr>
-            <w:tcW w:type="dxa" w:w="1728"/>
-            <w:shd w:fill="F8FAFC"/>
             <w:tcMar>
               <w:top w:w="100" w:type="dxa"/>
               <w:bottom w:w="100" w:type="dxa"/>
@@ -29586,1651 +31231,6 @@
                 <w:b/>
               </w:rPr>
               <w:t>674.75</w:t>
-            </w:r>
-          </w:p>
-        </w:tc>
-        <w:tc>
-          <w:tcPr>
-            <w:tcW w:type="dxa" w:w="3456"/>
-            <w:shd w:fill="F8FAFC"/>
-            <w:tcMar>
-              <w:top w:w="100" w:type="dxa"/>
-              <w:bottom w:w="100" w:type="dxa"/>
-              <w:left w:w="120" w:type="dxa"/>
-              <w:right w:w="120" w:type="dxa"/>
-            </w:tcMar>
-            <w:tcBorders>
-              <w:top w:val="single" w:sz="4" w:space="0" w:color="CCCCCC"/>
-              <w:bottom w:val="single" w:sz="4" w:space="0" w:color="CCCCCC"/>
-              <w:left w:val="single" w:sz="4" w:space="0" w:color="CCCCCC"/>
-              <w:right w:val="single" w:sz="4" w:space="0" w:color="CCCCCC"/>
-            </w:tcBorders>
-          </w:tcPr>
-          <w:p>
-            <w:pPr>
-              <w:spacing w:before="60" w:after="60" w:line="252" w:lineRule="auto"/>
-              <w:jc w:val="left"/>
-            </w:pPr>
-            <w:r/>
-            <w:r>
-              <w:rPr>
-                <w:b/>
-              </w:rPr>
-              <w:t>+3.50</w:t>
-            </w:r>
-          </w:p>
-        </w:tc>
-        <w:tc>
-          <w:tcPr>
-            <w:tcW w:type="dxa" w:w="1440"/>
-            <w:shd w:fill="F8FAFC"/>
-            <w:tcMar>
-              <w:top w:w="100" w:type="dxa"/>
-              <w:bottom w:w="100" w:type="dxa"/>
-              <w:left w:w="120" w:type="dxa"/>
-              <w:right w:w="120" w:type="dxa"/>
-            </w:tcMar>
-            <w:tcBorders>
-              <w:top w:val="single" w:sz="4" w:space="0" w:color="CCCCCC"/>
-              <w:bottom w:val="single" w:sz="4" w:space="0" w:color="CCCCCC"/>
-              <w:left w:val="single" w:sz="4" w:space="0" w:color="CCCCCC"/>
-              <w:right w:val="single" w:sz="4" w:space="0" w:color="CCCCCC"/>
-            </w:tcBorders>
-          </w:tcPr>
-          <w:p>
-            <w:pPr>
-              <w:spacing w:before="60" w:after="60" w:line="252" w:lineRule="auto"/>
-              <w:jc w:val="left"/>
-            </w:pPr>
-            <w:r/>
-            <w:r>
-              <w:t>BULL</w:t>
-            </w:r>
-          </w:p>
-        </w:tc>
-      </w:tr>
-      <w:tr>
-        <w:tc>
-          <w:tcPr>
-            <w:tcW w:type="dxa" w:w="1584"/>
-            <w:shd w:fill="FFFFFF"/>
-            <w:tcMar>
-              <w:top w:w="100" w:type="dxa"/>
-              <w:bottom w:w="100" w:type="dxa"/>
-              <w:left w:w="120" w:type="dxa"/>
-              <w:right w:w="120" w:type="dxa"/>
-            </w:tcMar>
-            <w:tcBorders>
-              <w:top w:val="single" w:sz="4" w:space="0" w:color="CCCCCC"/>
-              <w:bottom w:val="single" w:sz="4" w:space="0" w:color="CCCCCC"/>
-              <w:left w:val="single" w:sz="4" w:space="0" w:color="CCCCCC"/>
-              <w:right w:val="single" w:sz="4" w:space="0" w:color="CCCCCC"/>
-            </w:tcBorders>
-          </w:tcPr>
-          <w:p>
-            <w:pPr>
-              <w:spacing w:before="60" w:after="60" w:line="252" w:lineRule="auto"/>
-              <w:jc w:val="left"/>
-            </w:pPr>
-            <w:r/>
-            <w:r>
-              <w:rPr>
-                <w:b/>
-              </w:rPr>
-              <w:t>Thu 22/10</w:t>
-            </w:r>
-          </w:p>
-        </w:tc>
-        <w:tc>
-          <w:tcPr>
-            <w:tcW w:type="dxa" w:w="864"/>
-            <w:shd w:fill="FFFFFF"/>
-            <w:tcMar>
-              <w:top w:w="100" w:type="dxa"/>
-              <w:bottom w:w="100" w:type="dxa"/>
-              <w:left w:w="120" w:type="dxa"/>
-              <w:right w:w="120" w:type="dxa"/>
-            </w:tcMar>
-            <w:tcBorders>
-              <w:top w:val="single" w:sz="4" w:space="0" w:color="CCCCCC"/>
-              <w:bottom w:val="single" w:sz="4" w:space="0" w:color="CCCCCC"/>
-              <w:left w:val="single" w:sz="4" w:space="0" w:color="CCCCCC"/>
-              <w:right w:val="single" w:sz="4" w:space="0" w:color="CCCCCC"/>
-            </w:tcBorders>
-          </w:tcPr>
-          <w:p>
-            <w:pPr>
-              <w:spacing w:before="60" w:after="60" w:line="252" w:lineRule="auto"/>
-              <w:jc w:val="left"/>
-            </w:pPr>
-            <w:r/>
-            <w:r>
-              <w:t>NY Close 23-01</w:t>
-            </w:r>
-          </w:p>
-        </w:tc>
-        <w:tc>
-          <w:tcPr>
-            <w:tcW w:type="dxa" w:w="1440"/>
-            <w:shd w:fill="FFFFFF"/>
-            <w:tcMar>
-              <w:top w:w="100" w:type="dxa"/>
-              <w:bottom w:w="100" w:type="dxa"/>
-              <w:left w:w="120" w:type="dxa"/>
-              <w:right w:w="120" w:type="dxa"/>
-            </w:tcMar>
-            <w:tcBorders>
-              <w:top w:val="single" w:sz="4" w:space="0" w:color="CCCCCC"/>
-              <w:bottom w:val="single" w:sz="4" w:space="0" w:color="CCCCCC"/>
-              <w:left w:val="single" w:sz="4" w:space="0" w:color="CCCCCC"/>
-              <w:right w:val="single" w:sz="4" w:space="0" w:color="CCCCCC"/>
-            </w:tcBorders>
-          </w:tcPr>
-          <w:p>
-            <w:pPr>
-              <w:spacing w:before="60" w:after="60" w:line="252" w:lineRule="auto"/>
-              <w:jc w:val="left"/>
-            </w:pPr>
-            <w:r/>
-            <w:r>
-              <w:t>674.75</w:t>
-            </w:r>
-          </w:p>
-        </w:tc>
-        <w:tc>
-          <w:tcPr>
-            <w:tcW w:type="dxa" w:w="2016"/>
-            <w:shd w:fill="FFFFFF"/>
-            <w:tcMar>
-              <w:top w:w="100" w:type="dxa"/>
-              <w:bottom w:w="100" w:type="dxa"/>
-              <w:left w:w="120" w:type="dxa"/>
-              <w:right w:w="120" w:type="dxa"/>
-            </w:tcMar>
-            <w:tcBorders>
-              <w:top w:val="single" w:sz="4" w:space="0" w:color="CCCCCC"/>
-              <w:bottom w:val="single" w:sz="4" w:space="0" w:color="CCCCCC"/>
-              <w:left w:val="single" w:sz="4" w:space="0" w:color="CCCCCC"/>
-              <w:right w:val="single" w:sz="4" w:space="0" w:color="CCCCCC"/>
-            </w:tcBorders>
-          </w:tcPr>
-          <w:p>
-            <w:pPr>
-              <w:spacing w:before="60" w:after="60" w:line="252" w:lineRule="auto"/>
-              <w:jc w:val="left"/>
-            </w:pPr>
-            <w:r/>
-            <w:r>
-              <w:t>680.25</w:t>
-            </w:r>
-          </w:p>
-        </w:tc>
-        <w:tc>
-          <w:tcPr>
-            <w:tcW w:type="dxa" w:w="1152"/>
-            <w:shd w:fill="FFFFFF"/>
-            <w:tcMar>
-              <w:top w:w="100" w:type="dxa"/>
-              <w:bottom w:w="100" w:type="dxa"/>
-              <w:left w:w="120" w:type="dxa"/>
-              <w:right w:w="120" w:type="dxa"/>
-            </w:tcMar>
-            <w:tcBorders>
-              <w:top w:val="single" w:sz="4" w:space="0" w:color="CCCCCC"/>
-              <w:bottom w:val="single" w:sz="4" w:space="0" w:color="CCCCCC"/>
-              <w:left w:val="single" w:sz="4" w:space="0" w:color="CCCCCC"/>
-              <w:right w:val="single" w:sz="4" w:space="0" w:color="CCCCCC"/>
-            </w:tcBorders>
-          </w:tcPr>
-          <w:p>
-            <w:pPr>
-              <w:spacing w:before="60" w:after="60" w:line="252" w:lineRule="auto"/>
-              <w:jc w:val="left"/>
-            </w:pPr>
-            <w:r/>
-            <w:r>
-              <w:t>667.00</w:t>
-            </w:r>
-          </w:p>
-        </w:tc>
-        <w:tc>
-          <w:tcPr>
-            <w:tcW w:type="dxa" w:w="1728"/>
-            <w:shd w:fill="FFFFFF"/>
-            <w:tcMar>
-              <w:top w:w="100" w:type="dxa"/>
-              <w:bottom w:w="100" w:type="dxa"/>
-              <w:left w:w="120" w:type="dxa"/>
-              <w:right w:w="120" w:type="dxa"/>
-            </w:tcMar>
-            <w:tcBorders>
-              <w:top w:val="single" w:sz="4" w:space="0" w:color="CCCCCC"/>
-              <w:bottom w:val="single" w:sz="4" w:space="0" w:color="CCCCCC"/>
-              <w:left w:val="single" w:sz="4" w:space="0" w:color="CCCCCC"/>
-              <w:right w:val="single" w:sz="4" w:space="0" w:color="CCCCCC"/>
-            </w:tcBorders>
-          </w:tcPr>
-          <w:p>
-            <w:pPr>
-              <w:spacing w:before="60" w:after="60" w:line="252" w:lineRule="auto"/>
-              <w:jc w:val="left"/>
-            </w:pPr>
-            <w:r/>
-            <w:r>
-              <w:rPr>
-                <w:b/>
-              </w:rPr>
-              <w:t>675.50</w:t>
-            </w:r>
-          </w:p>
-        </w:tc>
-        <w:tc>
-          <w:tcPr>
-            <w:tcW w:type="dxa" w:w="3456"/>
-            <w:shd w:fill="FFFFFF"/>
-            <w:tcMar>
-              <w:top w:w="100" w:type="dxa"/>
-              <w:bottom w:w="100" w:type="dxa"/>
-              <w:left w:w="120" w:type="dxa"/>
-              <w:right w:w="120" w:type="dxa"/>
-            </w:tcMar>
-            <w:tcBorders>
-              <w:top w:val="single" w:sz="4" w:space="0" w:color="CCCCCC"/>
-              <w:bottom w:val="single" w:sz="4" w:space="0" w:color="CCCCCC"/>
-              <w:left w:val="single" w:sz="4" w:space="0" w:color="CCCCCC"/>
-              <w:right w:val="single" w:sz="4" w:space="0" w:color="CCCCCC"/>
-            </w:tcBorders>
-          </w:tcPr>
-          <w:p>
-            <w:pPr>
-              <w:spacing w:before="60" w:after="60" w:line="252" w:lineRule="auto"/>
-              <w:jc w:val="left"/>
-            </w:pPr>
-            <w:r/>
-            <w:r>
-              <w:rPr>
-                <w:b/>
-              </w:rPr>
-              <w:t>+0.75</w:t>
-            </w:r>
-          </w:p>
-        </w:tc>
-        <w:tc>
-          <w:tcPr>
-            <w:tcW w:type="dxa" w:w="1440"/>
-            <w:shd w:fill="FFFFFF"/>
-            <w:tcMar>
-              <w:top w:w="100" w:type="dxa"/>
-              <w:bottom w:w="100" w:type="dxa"/>
-              <w:left w:w="120" w:type="dxa"/>
-              <w:right w:w="120" w:type="dxa"/>
-            </w:tcMar>
-            <w:tcBorders>
-              <w:top w:val="single" w:sz="4" w:space="0" w:color="CCCCCC"/>
-              <w:bottom w:val="single" w:sz="4" w:space="0" w:color="CCCCCC"/>
-              <w:left w:val="single" w:sz="4" w:space="0" w:color="CCCCCC"/>
-              <w:right w:val="single" w:sz="4" w:space="0" w:color="CCCCCC"/>
-            </w:tcBorders>
-          </w:tcPr>
-          <w:p>
-            <w:pPr>
-              <w:spacing w:before="60" w:after="60" w:line="252" w:lineRule="auto"/>
-              <w:jc w:val="left"/>
-            </w:pPr>
-            <w:r/>
-            <w:r>
-              <w:t>BULL</w:t>
-            </w:r>
-          </w:p>
-        </w:tc>
-      </w:tr>
-      <w:tr>
-        <w:tc>
-          <w:tcPr>
-            <w:tcW w:type="dxa" w:w="1584"/>
-            <w:shd w:fill="F8FAFC"/>
-            <w:tcMar>
-              <w:top w:w="100" w:type="dxa"/>
-              <w:bottom w:w="100" w:type="dxa"/>
-              <w:left w:w="120" w:type="dxa"/>
-              <w:right w:w="120" w:type="dxa"/>
-            </w:tcMar>
-            <w:tcBorders>
-              <w:top w:val="single" w:sz="4" w:space="0" w:color="CCCCCC"/>
-              <w:bottom w:val="single" w:sz="4" w:space="0" w:color="CCCCCC"/>
-              <w:left w:val="single" w:sz="4" w:space="0" w:color="CCCCCC"/>
-              <w:right w:val="single" w:sz="4" w:space="0" w:color="CCCCCC"/>
-            </w:tcBorders>
-          </w:tcPr>
-          <w:p>
-            <w:pPr>
-              <w:spacing w:before="60" w:after="60" w:line="252" w:lineRule="auto"/>
-              <w:jc w:val="left"/>
-            </w:pPr>
-            <w:r/>
-            <w:r>
-              <w:rPr>
-                <w:b/>
-              </w:rPr>
-              <w:t>Fri 23/10</w:t>
-            </w:r>
-          </w:p>
-        </w:tc>
-        <w:tc>
-          <w:tcPr>
-            <w:tcW w:type="dxa" w:w="864"/>
-            <w:shd w:fill="F8FAFC"/>
-            <w:tcMar>
-              <w:top w:w="100" w:type="dxa"/>
-              <w:bottom w:w="100" w:type="dxa"/>
-              <w:left w:w="120" w:type="dxa"/>
-              <w:right w:w="120" w:type="dxa"/>
-            </w:tcMar>
-            <w:tcBorders>
-              <w:top w:val="single" w:sz="4" w:space="0" w:color="CCCCCC"/>
-              <w:bottom w:val="single" w:sz="4" w:space="0" w:color="CCCCCC"/>
-              <w:left w:val="single" w:sz="4" w:space="0" w:color="CCCCCC"/>
-              <w:right w:val="single" w:sz="4" w:space="0" w:color="CCCCCC"/>
-            </w:tcBorders>
-          </w:tcPr>
-          <w:p>
-            <w:pPr>
-              <w:spacing w:before="60" w:after="60" w:line="252" w:lineRule="auto"/>
-              <w:jc w:val="left"/>
-            </w:pPr>
-            <w:r/>
-            <w:r>
-              <w:t>Asia 07-11</w:t>
-            </w:r>
-          </w:p>
-        </w:tc>
-        <w:tc>
-          <w:tcPr>
-            <w:tcW w:type="dxa" w:w="1440"/>
-            <w:shd w:fill="F8FAFC"/>
-            <w:tcMar>
-              <w:top w:w="100" w:type="dxa"/>
-              <w:bottom w:w="100" w:type="dxa"/>
-              <w:left w:w="120" w:type="dxa"/>
-              <w:right w:w="120" w:type="dxa"/>
-            </w:tcMar>
-            <w:tcBorders>
-              <w:top w:val="single" w:sz="4" w:space="0" w:color="CCCCCC"/>
-              <w:bottom w:val="single" w:sz="4" w:space="0" w:color="CCCCCC"/>
-              <w:left w:val="single" w:sz="4" w:space="0" w:color="CCCCCC"/>
-              <w:right w:val="single" w:sz="4" w:space="0" w:color="CCCCCC"/>
-            </w:tcBorders>
-          </w:tcPr>
-          <w:p>
-            <w:pPr>
-              <w:spacing w:before="60" w:after="60" w:line="252" w:lineRule="auto"/>
-              <w:jc w:val="left"/>
-            </w:pPr>
-            <w:r/>
-            <w:r>
-              <w:t>675.50</w:t>
-            </w:r>
-          </w:p>
-        </w:tc>
-        <w:tc>
-          <w:tcPr>
-            <w:tcW w:type="dxa" w:w="2016"/>
-            <w:shd w:fill="F8FAFC"/>
-            <w:tcMar>
-              <w:top w:w="100" w:type="dxa"/>
-              <w:bottom w:w="100" w:type="dxa"/>
-              <w:left w:w="120" w:type="dxa"/>
-              <w:right w:w="120" w:type="dxa"/>
-            </w:tcMar>
-            <w:tcBorders>
-              <w:top w:val="single" w:sz="4" w:space="0" w:color="CCCCCC"/>
-              <w:bottom w:val="single" w:sz="4" w:space="0" w:color="CCCCCC"/>
-              <w:left w:val="single" w:sz="4" w:space="0" w:color="CCCCCC"/>
-              <w:right w:val="single" w:sz="4" w:space="0" w:color="CCCCCC"/>
-            </w:tcBorders>
-          </w:tcPr>
-          <w:p>
-            <w:pPr>
-              <w:spacing w:before="60" w:after="60" w:line="252" w:lineRule="auto"/>
-              <w:jc w:val="left"/>
-            </w:pPr>
-            <w:r/>
-            <w:r>
-              <w:t>684.75</w:t>
-            </w:r>
-          </w:p>
-        </w:tc>
-        <w:tc>
-          <w:tcPr>
-            <w:tcW w:type="dxa" w:w="1152"/>
-            <w:shd w:fill="F8FAFC"/>
-            <w:tcMar>
-              <w:top w:w="100" w:type="dxa"/>
-              <w:bottom w:w="100" w:type="dxa"/>
-              <w:left w:w="120" w:type="dxa"/>
-              <w:right w:w="120" w:type="dxa"/>
-            </w:tcMar>
-            <w:tcBorders>
-              <w:top w:val="single" w:sz="4" w:space="0" w:color="CCCCCC"/>
-              <w:bottom w:val="single" w:sz="4" w:space="0" w:color="CCCCCC"/>
-              <w:left w:val="single" w:sz="4" w:space="0" w:color="CCCCCC"/>
-              <w:right w:val="single" w:sz="4" w:space="0" w:color="CCCCCC"/>
-            </w:tcBorders>
-          </w:tcPr>
-          <w:p>
-            <w:pPr>
-              <w:spacing w:before="60" w:after="60" w:line="252" w:lineRule="auto"/>
-              <w:jc w:val="left"/>
-            </w:pPr>
-            <w:r/>
-            <w:r>
-              <w:t>669.00</w:t>
-            </w:r>
-          </w:p>
-        </w:tc>
-        <w:tc>
-          <w:tcPr>
-            <w:tcW w:type="dxa" w:w="1728"/>
-            <w:shd w:fill="F8FAFC"/>
-            <w:tcMar>
-              <w:top w:w="100" w:type="dxa"/>
-              <w:bottom w:w="100" w:type="dxa"/>
-              <w:left w:w="120" w:type="dxa"/>
-              <w:right w:w="120" w:type="dxa"/>
-            </w:tcMar>
-            <w:tcBorders>
-              <w:top w:val="single" w:sz="4" w:space="0" w:color="CCCCCC"/>
-              <w:bottom w:val="single" w:sz="4" w:space="0" w:color="CCCCCC"/>
-              <w:left w:val="single" w:sz="4" w:space="0" w:color="CCCCCC"/>
-              <w:right w:val="single" w:sz="4" w:space="0" w:color="CCCCCC"/>
-            </w:tcBorders>
-          </w:tcPr>
-          <w:p>
-            <w:pPr>
-              <w:spacing w:before="60" w:after="60" w:line="252" w:lineRule="auto"/>
-              <w:jc w:val="left"/>
-            </w:pPr>
-            <w:r/>
-            <w:r>
-              <w:rPr>
-                <w:b/>
-              </w:rPr>
-              <w:t>674.75</w:t>
-            </w:r>
-          </w:p>
-        </w:tc>
-        <w:tc>
-          <w:tcPr>
-            <w:tcW w:type="dxa" w:w="3456"/>
-            <w:shd w:fill="F8FAFC"/>
-            <w:tcMar>
-              <w:top w:w="100" w:type="dxa"/>
-              <w:bottom w:w="100" w:type="dxa"/>
-              <w:left w:w="120" w:type="dxa"/>
-              <w:right w:w="120" w:type="dxa"/>
-            </w:tcMar>
-            <w:tcBorders>
-              <w:top w:val="single" w:sz="4" w:space="0" w:color="CCCCCC"/>
-              <w:bottom w:val="single" w:sz="4" w:space="0" w:color="CCCCCC"/>
-              <w:left w:val="single" w:sz="4" w:space="0" w:color="CCCCCC"/>
-              <w:right w:val="single" w:sz="4" w:space="0" w:color="CCCCCC"/>
-            </w:tcBorders>
-          </w:tcPr>
-          <w:p>
-            <w:pPr>
-              <w:spacing w:before="60" w:after="60" w:line="252" w:lineRule="auto"/>
-              <w:jc w:val="left"/>
-            </w:pPr>
-            <w:r/>
-            <w:r>
-              <w:rPr>
-                <w:b/>
-              </w:rPr>
-              <w:t>-0.75</w:t>
-            </w:r>
-          </w:p>
-        </w:tc>
-        <w:tc>
-          <w:tcPr>
-            <w:tcW w:type="dxa" w:w="1440"/>
-            <w:shd w:fill="F8FAFC"/>
-            <w:tcMar>
-              <w:top w:w="100" w:type="dxa"/>
-              <w:bottom w:w="100" w:type="dxa"/>
-              <w:left w:w="120" w:type="dxa"/>
-              <w:right w:w="120" w:type="dxa"/>
-            </w:tcMar>
-            <w:tcBorders>
-              <w:top w:val="single" w:sz="4" w:space="0" w:color="CCCCCC"/>
-              <w:bottom w:val="single" w:sz="4" w:space="0" w:color="CCCCCC"/>
-              <w:left w:val="single" w:sz="4" w:space="0" w:color="CCCCCC"/>
-              <w:right w:val="single" w:sz="4" w:space="0" w:color="CCCCCC"/>
-            </w:tcBorders>
-          </w:tcPr>
-          <w:p>
-            <w:pPr>
-              <w:spacing w:before="60" w:after="60" w:line="252" w:lineRule="auto"/>
-              <w:jc w:val="left"/>
-            </w:pPr>
-            <w:r/>
-            <w:r>
-              <w:t>BEAR</w:t>
-            </w:r>
-          </w:p>
-        </w:tc>
-      </w:tr>
-      <w:tr>
-        <w:tc>
-          <w:tcPr>
-            <w:tcW w:type="dxa" w:w="1584"/>
-            <w:shd w:fill="FFFFFF"/>
-            <w:tcMar>
-              <w:top w:w="100" w:type="dxa"/>
-              <w:bottom w:w="100" w:type="dxa"/>
-              <w:left w:w="120" w:type="dxa"/>
-              <w:right w:w="120" w:type="dxa"/>
-            </w:tcMar>
-            <w:tcBorders>
-              <w:top w:val="single" w:sz="4" w:space="0" w:color="CCCCCC"/>
-              <w:bottom w:val="single" w:sz="4" w:space="0" w:color="CCCCCC"/>
-              <w:left w:val="single" w:sz="4" w:space="0" w:color="CCCCCC"/>
-              <w:right w:val="single" w:sz="4" w:space="0" w:color="CCCCCC"/>
-            </w:tcBorders>
-          </w:tcPr>
-          <w:p>
-            <w:pPr>
-              <w:spacing w:before="60" w:after="60" w:line="252" w:lineRule="auto"/>
-              <w:jc w:val="left"/>
-            </w:pPr>
-            <w:r/>
-            <w:r>
-              <w:rPr>
-                <w:b/>
-              </w:rPr>
-              <w:t>Fri 23/10</w:t>
-            </w:r>
-          </w:p>
-        </w:tc>
-        <w:tc>
-          <w:tcPr>
-            <w:tcW w:type="dxa" w:w="864"/>
-            <w:shd w:fill="FFFFFF"/>
-            <w:tcMar>
-              <w:top w:w="100" w:type="dxa"/>
-              <w:bottom w:w="100" w:type="dxa"/>
-              <w:left w:w="120" w:type="dxa"/>
-              <w:right w:w="120" w:type="dxa"/>
-            </w:tcMar>
-            <w:tcBorders>
-              <w:top w:val="single" w:sz="4" w:space="0" w:color="CCCCCC"/>
-              <w:bottom w:val="single" w:sz="4" w:space="0" w:color="CCCCCC"/>
-              <w:left w:val="single" w:sz="4" w:space="0" w:color="CCCCCC"/>
-              <w:right w:val="single" w:sz="4" w:space="0" w:color="CCCCCC"/>
-            </w:tcBorders>
-          </w:tcPr>
-          <w:p>
-            <w:pPr>
-              <w:spacing w:before="60" w:after="60" w:line="252" w:lineRule="auto"/>
-              <w:jc w:val="left"/>
-            </w:pPr>
-            <w:r/>
-            <w:r>
-              <w:t>Asia 11-15</w:t>
-            </w:r>
-          </w:p>
-        </w:tc>
-        <w:tc>
-          <w:tcPr>
-            <w:tcW w:type="dxa" w:w="1440"/>
-            <w:shd w:fill="FFFFFF"/>
-            <w:tcMar>
-              <w:top w:w="100" w:type="dxa"/>
-              <w:bottom w:w="100" w:type="dxa"/>
-              <w:left w:w="120" w:type="dxa"/>
-              <w:right w:w="120" w:type="dxa"/>
-            </w:tcMar>
-            <w:tcBorders>
-              <w:top w:val="single" w:sz="4" w:space="0" w:color="CCCCCC"/>
-              <w:bottom w:val="single" w:sz="4" w:space="0" w:color="CCCCCC"/>
-              <w:left w:val="single" w:sz="4" w:space="0" w:color="CCCCCC"/>
-              <w:right w:val="single" w:sz="4" w:space="0" w:color="CCCCCC"/>
-            </w:tcBorders>
-          </w:tcPr>
-          <w:p>
-            <w:pPr>
-              <w:spacing w:before="60" w:after="60" w:line="252" w:lineRule="auto"/>
-              <w:jc w:val="left"/>
-            </w:pPr>
-            <w:r/>
-            <w:r>
-              <w:t>674.75</w:t>
-            </w:r>
-          </w:p>
-        </w:tc>
-        <w:tc>
-          <w:tcPr>
-            <w:tcW w:type="dxa" w:w="2016"/>
-            <w:shd w:fill="FFFFFF"/>
-            <w:tcMar>
-              <w:top w:w="100" w:type="dxa"/>
-              <w:bottom w:w="100" w:type="dxa"/>
-              <w:left w:w="120" w:type="dxa"/>
-              <w:right w:w="120" w:type="dxa"/>
-            </w:tcMar>
-            <w:tcBorders>
-              <w:top w:val="single" w:sz="4" w:space="0" w:color="CCCCCC"/>
-              <w:bottom w:val="single" w:sz="4" w:space="0" w:color="CCCCCC"/>
-              <w:left w:val="single" w:sz="4" w:space="0" w:color="CCCCCC"/>
-              <w:right w:val="single" w:sz="4" w:space="0" w:color="CCCCCC"/>
-            </w:tcBorders>
-          </w:tcPr>
-          <w:p>
-            <w:pPr>
-              <w:spacing w:before="60" w:after="60" w:line="252" w:lineRule="auto"/>
-              <w:jc w:val="left"/>
-            </w:pPr>
-            <w:r/>
-            <w:r>
-              <w:t>682.25</w:t>
-            </w:r>
-          </w:p>
-        </w:tc>
-        <w:tc>
-          <w:tcPr>
-            <w:tcW w:type="dxa" w:w="1152"/>
-            <w:shd w:fill="FFFFFF"/>
-            <w:tcMar>
-              <w:top w:w="100" w:type="dxa"/>
-              <w:bottom w:w="100" w:type="dxa"/>
-              <w:left w:w="120" w:type="dxa"/>
-              <w:right w:w="120" w:type="dxa"/>
-            </w:tcMar>
-            <w:tcBorders>
-              <w:top w:val="single" w:sz="4" w:space="0" w:color="CCCCCC"/>
-              <w:bottom w:val="single" w:sz="4" w:space="0" w:color="CCCCCC"/>
-              <w:left w:val="single" w:sz="4" w:space="0" w:color="CCCCCC"/>
-              <w:right w:val="single" w:sz="4" w:space="0" w:color="CCCCCC"/>
-            </w:tcBorders>
-          </w:tcPr>
-          <w:p>
-            <w:pPr>
-              <w:spacing w:before="60" w:after="60" w:line="252" w:lineRule="auto"/>
-              <w:jc w:val="left"/>
-            </w:pPr>
-            <w:r/>
-            <w:r>
-              <w:t>668.75</w:t>
-            </w:r>
-          </w:p>
-        </w:tc>
-        <w:tc>
-          <w:tcPr>
-            <w:tcW w:type="dxa" w:w="1728"/>
-            <w:shd w:fill="FFFFFF"/>
-            <w:tcMar>
-              <w:top w:w="100" w:type="dxa"/>
-              <w:bottom w:w="100" w:type="dxa"/>
-              <w:left w:w="120" w:type="dxa"/>
-              <w:right w:w="120" w:type="dxa"/>
-            </w:tcMar>
-            <w:tcBorders>
-              <w:top w:val="single" w:sz="4" w:space="0" w:color="CCCCCC"/>
-              <w:bottom w:val="single" w:sz="4" w:space="0" w:color="CCCCCC"/>
-              <w:left w:val="single" w:sz="4" w:space="0" w:color="CCCCCC"/>
-              <w:right w:val="single" w:sz="4" w:space="0" w:color="CCCCCC"/>
-            </w:tcBorders>
-          </w:tcPr>
-          <w:p>
-            <w:pPr>
-              <w:spacing w:before="60" w:after="60" w:line="252" w:lineRule="auto"/>
-              <w:jc w:val="left"/>
-            </w:pPr>
-            <w:r/>
-            <w:r>
-              <w:rPr>
-                <w:b/>
-              </w:rPr>
-              <w:t>673.75</w:t>
-            </w:r>
-          </w:p>
-        </w:tc>
-        <w:tc>
-          <w:tcPr>
-            <w:tcW w:type="dxa" w:w="3456"/>
-            <w:shd w:fill="FFFFFF"/>
-            <w:tcMar>
-              <w:top w:w="100" w:type="dxa"/>
-              <w:bottom w:w="100" w:type="dxa"/>
-              <w:left w:w="120" w:type="dxa"/>
-              <w:right w:w="120" w:type="dxa"/>
-            </w:tcMar>
-            <w:tcBorders>
-              <w:top w:val="single" w:sz="4" w:space="0" w:color="CCCCCC"/>
-              <w:bottom w:val="single" w:sz="4" w:space="0" w:color="CCCCCC"/>
-              <w:left w:val="single" w:sz="4" w:space="0" w:color="CCCCCC"/>
-              <w:right w:val="single" w:sz="4" w:space="0" w:color="CCCCCC"/>
-            </w:tcBorders>
-          </w:tcPr>
-          <w:p>
-            <w:pPr>
-              <w:spacing w:before="60" w:after="60" w:line="252" w:lineRule="auto"/>
-              <w:jc w:val="left"/>
-            </w:pPr>
-            <w:r/>
-            <w:r>
-              <w:rPr>
-                <w:b/>
-              </w:rPr>
-              <w:t>-1.00</w:t>
-            </w:r>
-          </w:p>
-        </w:tc>
-        <w:tc>
-          <w:tcPr>
-            <w:tcW w:type="dxa" w:w="1440"/>
-            <w:shd w:fill="FFFFFF"/>
-            <w:tcMar>
-              <w:top w:w="100" w:type="dxa"/>
-              <w:bottom w:w="100" w:type="dxa"/>
-              <w:left w:w="120" w:type="dxa"/>
-              <w:right w:w="120" w:type="dxa"/>
-            </w:tcMar>
-            <w:tcBorders>
-              <w:top w:val="single" w:sz="4" w:space="0" w:color="CCCCCC"/>
-              <w:bottom w:val="single" w:sz="4" w:space="0" w:color="CCCCCC"/>
-              <w:left w:val="single" w:sz="4" w:space="0" w:color="CCCCCC"/>
-              <w:right w:val="single" w:sz="4" w:space="0" w:color="CCCCCC"/>
-            </w:tcBorders>
-          </w:tcPr>
-          <w:p>
-            <w:pPr>
-              <w:spacing w:before="60" w:after="60" w:line="252" w:lineRule="auto"/>
-              <w:jc w:val="left"/>
-            </w:pPr>
-            <w:r/>
-            <w:r>
-              <w:t>BEAR</w:t>
-            </w:r>
-          </w:p>
-        </w:tc>
-      </w:tr>
-      <w:tr>
-        <w:tc>
-          <w:tcPr>
-            <w:tcW w:type="dxa" w:w="1584"/>
-            <w:shd w:fill="F8FAFC"/>
-            <w:tcMar>
-              <w:top w:w="100" w:type="dxa"/>
-              <w:bottom w:w="100" w:type="dxa"/>
-              <w:left w:w="120" w:type="dxa"/>
-              <w:right w:w="120" w:type="dxa"/>
-            </w:tcMar>
-            <w:tcBorders>
-              <w:top w:val="single" w:sz="4" w:space="0" w:color="CCCCCC"/>
-              <w:bottom w:val="single" w:sz="4" w:space="0" w:color="CCCCCC"/>
-              <w:left w:val="single" w:sz="4" w:space="0" w:color="CCCCCC"/>
-              <w:right w:val="single" w:sz="4" w:space="0" w:color="CCCCCC"/>
-            </w:tcBorders>
-          </w:tcPr>
-          <w:p>
-            <w:pPr>
-              <w:spacing w:before="60" w:after="60" w:line="252" w:lineRule="auto"/>
-              <w:jc w:val="left"/>
-            </w:pPr>
-            <w:r/>
-            <w:r>
-              <w:rPr>
-                <w:b/>
-              </w:rPr>
-              <w:t>Fri 23/10</w:t>
-            </w:r>
-          </w:p>
-        </w:tc>
-        <w:tc>
-          <w:tcPr>
-            <w:tcW w:type="dxa" w:w="864"/>
-            <w:shd w:fill="F8FAFC"/>
-            <w:tcMar>
-              <w:top w:w="100" w:type="dxa"/>
-              <w:bottom w:w="100" w:type="dxa"/>
-              <w:left w:w="120" w:type="dxa"/>
-              <w:right w:w="120" w:type="dxa"/>
-            </w:tcMar>
-            <w:tcBorders>
-              <w:top w:val="single" w:sz="4" w:space="0" w:color="CCCCCC"/>
-              <w:bottom w:val="single" w:sz="4" w:space="0" w:color="CCCCCC"/>
-              <w:left w:val="single" w:sz="4" w:space="0" w:color="CCCCCC"/>
-              <w:right w:val="single" w:sz="4" w:space="0" w:color="CCCCCC"/>
-            </w:tcBorders>
-          </w:tcPr>
-          <w:p>
-            <w:pPr>
-              <w:spacing w:before="60" w:after="60" w:line="252" w:lineRule="auto"/>
-              <w:jc w:val="left"/>
-            </w:pPr>
-            <w:r/>
-            <w:r>
-              <w:t>London 15-19</w:t>
-            </w:r>
-          </w:p>
-        </w:tc>
-        <w:tc>
-          <w:tcPr>
-            <w:tcW w:type="dxa" w:w="1440"/>
-            <w:shd w:fill="F8FAFC"/>
-            <w:tcMar>
-              <w:top w:w="100" w:type="dxa"/>
-              <w:bottom w:w="100" w:type="dxa"/>
-              <w:left w:w="120" w:type="dxa"/>
-              <w:right w:w="120" w:type="dxa"/>
-            </w:tcMar>
-            <w:tcBorders>
-              <w:top w:val="single" w:sz="4" w:space="0" w:color="CCCCCC"/>
-              <w:bottom w:val="single" w:sz="4" w:space="0" w:color="CCCCCC"/>
-              <w:left w:val="single" w:sz="4" w:space="0" w:color="CCCCCC"/>
-              <w:right w:val="single" w:sz="4" w:space="0" w:color="CCCCCC"/>
-            </w:tcBorders>
-          </w:tcPr>
-          <w:p>
-            <w:pPr>
-              <w:spacing w:before="60" w:after="60" w:line="252" w:lineRule="auto"/>
-              <w:jc w:val="left"/>
-            </w:pPr>
-            <w:r/>
-            <w:r>
-              <w:t>673.75</w:t>
-            </w:r>
-          </w:p>
-        </w:tc>
-        <w:tc>
-          <w:tcPr>
-            <w:tcW w:type="dxa" w:w="2016"/>
-            <w:shd w:fill="F8FAFC"/>
-            <w:tcMar>
-              <w:top w:w="100" w:type="dxa"/>
-              <w:bottom w:w="100" w:type="dxa"/>
-              <w:left w:w="120" w:type="dxa"/>
-              <w:right w:w="120" w:type="dxa"/>
-            </w:tcMar>
-            <w:tcBorders>
-              <w:top w:val="single" w:sz="4" w:space="0" w:color="CCCCCC"/>
-              <w:bottom w:val="single" w:sz="4" w:space="0" w:color="CCCCCC"/>
-              <w:left w:val="single" w:sz="4" w:space="0" w:color="CCCCCC"/>
-              <w:right w:val="single" w:sz="4" w:space="0" w:color="CCCCCC"/>
-            </w:tcBorders>
-          </w:tcPr>
-          <w:p>
-            <w:pPr>
-              <w:spacing w:before="60" w:after="60" w:line="252" w:lineRule="auto"/>
-              <w:jc w:val="left"/>
-            </w:pPr>
-            <w:r/>
-            <w:r>
-              <w:t>680.75</w:t>
-            </w:r>
-          </w:p>
-        </w:tc>
-        <w:tc>
-          <w:tcPr>
-            <w:tcW w:type="dxa" w:w="1152"/>
-            <w:shd w:fill="F8FAFC"/>
-            <w:tcMar>
-              <w:top w:w="100" w:type="dxa"/>
-              <w:bottom w:w="100" w:type="dxa"/>
-              <w:left w:w="120" w:type="dxa"/>
-              <w:right w:w="120" w:type="dxa"/>
-            </w:tcMar>
-            <w:tcBorders>
-              <w:top w:val="single" w:sz="4" w:space="0" w:color="CCCCCC"/>
-              <w:bottom w:val="single" w:sz="4" w:space="0" w:color="CCCCCC"/>
-              <w:left w:val="single" w:sz="4" w:space="0" w:color="CCCCCC"/>
-              <w:right w:val="single" w:sz="4" w:space="0" w:color="CCCCCC"/>
-            </w:tcBorders>
-          </w:tcPr>
-          <w:p>
-            <w:pPr>
-              <w:spacing w:before="60" w:after="60" w:line="252" w:lineRule="auto"/>
-              <w:jc w:val="left"/>
-            </w:pPr>
-            <w:r/>
-            <w:r>
-              <w:t>660.25</w:t>
-            </w:r>
-          </w:p>
-        </w:tc>
-        <w:tc>
-          <w:tcPr>
-            <w:tcW w:type="dxa" w:w="1728"/>
-            <w:shd w:fill="F8FAFC"/>
-            <w:tcMar>
-              <w:top w:w="100" w:type="dxa"/>
-              <w:bottom w:w="100" w:type="dxa"/>
-              <w:left w:w="120" w:type="dxa"/>
-              <w:right w:w="120" w:type="dxa"/>
-            </w:tcMar>
-            <w:tcBorders>
-              <w:top w:val="single" w:sz="4" w:space="0" w:color="CCCCCC"/>
-              <w:bottom w:val="single" w:sz="4" w:space="0" w:color="CCCCCC"/>
-              <w:left w:val="single" w:sz="4" w:space="0" w:color="CCCCCC"/>
-              <w:right w:val="single" w:sz="4" w:space="0" w:color="CCCCCC"/>
-            </w:tcBorders>
-          </w:tcPr>
-          <w:p>
-            <w:pPr>
-              <w:spacing w:before="60" w:after="60" w:line="252" w:lineRule="auto"/>
-              <w:jc w:val="left"/>
-            </w:pPr>
-            <w:r/>
-            <w:r>
-              <w:rPr>
-                <w:b/>
-              </w:rPr>
-              <w:t>674.50</w:t>
-            </w:r>
-          </w:p>
-        </w:tc>
-        <w:tc>
-          <w:tcPr>
-            <w:tcW w:type="dxa" w:w="3456"/>
-            <w:shd w:fill="F8FAFC"/>
-            <w:tcMar>
-              <w:top w:w="100" w:type="dxa"/>
-              <w:bottom w:w="100" w:type="dxa"/>
-              <w:left w:w="120" w:type="dxa"/>
-              <w:right w:w="120" w:type="dxa"/>
-            </w:tcMar>
-            <w:tcBorders>
-              <w:top w:val="single" w:sz="4" w:space="0" w:color="CCCCCC"/>
-              <w:bottom w:val="single" w:sz="4" w:space="0" w:color="CCCCCC"/>
-              <w:left w:val="single" w:sz="4" w:space="0" w:color="CCCCCC"/>
-              <w:right w:val="single" w:sz="4" w:space="0" w:color="CCCCCC"/>
-            </w:tcBorders>
-          </w:tcPr>
-          <w:p>
-            <w:pPr>
-              <w:spacing w:before="60" w:after="60" w:line="252" w:lineRule="auto"/>
-              <w:jc w:val="left"/>
-            </w:pPr>
-            <w:r/>
-            <w:r>
-              <w:rPr>
-                <w:b/>
-              </w:rPr>
-              <w:t>+0.75</w:t>
-            </w:r>
-          </w:p>
-        </w:tc>
-        <w:tc>
-          <w:tcPr>
-            <w:tcW w:type="dxa" w:w="1440"/>
-            <w:shd w:fill="F8FAFC"/>
-            <w:tcMar>
-              <w:top w:w="100" w:type="dxa"/>
-              <w:bottom w:w="100" w:type="dxa"/>
-              <w:left w:w="120" w:type="dxa"/>
-              <w:right w:w="120" w:type="dxa"/>
-            </w:tcMar>
-            <w:tcBorders>
-              <w:top w:val="single" w:sz="4" w:space="0" w:color="CCCCCC"/>
-              <w:bottom w:val="single" w:sz="4" w:space="0" w:color="CCCCCC"/>
-              <w:left w:val="single" w:sz="4" w:space="0" w:color="CCCCCC"/>
-              <w:right w:val="single" w:sz="4" w:space="0" w:color="CCCCCC"/>
-            </w:tcBorders>
-          </w:tcPr>
-          <w:p>
-            <w:pPr>
-              <w:spacing w:before="60" w:after="60" w:line="252" w:lineRule="auto"/>
-              <w:jc w:val="left"/>
-            </w:pPr>
-            <w:r/>
-            <w:r>
-              <w:t>BULL</w:t>
-            </w:r>
-          </w:p>
-        </w:tc>
-      </w:tr>
-      <w:tr>
-        <w:tc>
-          <w:tcPr>
-            <w:tcW w:type="dxa" w:w="1584"/>
-            <w:shd w:fill="FFFFFF"/>
-            <w:tcMar>
-              <w:top w:w="100" w:type="dxa"/>
-              <w:bottom w:w="100" w:type="dxa"/>
-              <w:left w:w="120" w:type="dxa"/>
-              <w:right w:w="120" w:type="dxa"/>
-            </w:tcMar>
-            <w:tcBorders>
-              <w:top w:val="single" w:sz="4" w:space="0" w:color="CCCCCC"/>
-              <w:bottom w:val="single" w:sz="4" w:space="0" w:color="CCCCCC"/>
-              <w:left w:val="single" w:sz="4" w:space="0" w:color="CCCCCC"/>
-              <w:right w:val="single" w:sz="4" w:space="0" w:color="CCCCCC"/>
-            </w:tcBorders>
-          </w:tcPr>
-          <w:p>
-            <w:pPr>
-              <w:spacing w:before="60" w:after="60" w:line="252" w:lineRule="auto"/>
-              <w:jc w:val="left"/>
-            </w:pPr>
-            <w:r/>
-            <w:r>
-              <w:rPr>
-                <w:b/>
-              </w:rPr>
-              <w:t>Fri 23/10</w:t>
-            </w:r>
-          </w:p>
-        </w:tc>
-        <w:tc>
-          <w:tcPr>
-            <w:tcW w:type="dxa" w:w="864"/>
-            <w:shd w:fill="FFFFFF"/>
-            <w:tcMar>
-              <w:top w:w="100" w:type="dxa"/>
-              <w:bottom w:w="100" w:type="dxa"/>
-              <w:left w:w="120" w:type="dxa"/>
-              <w:right w:w="120" w:type="dxa"/>
-            </w:tcMar>
-            <w:tcBorders>
-              <w:top w:val="single" w:sz="4" w:space="0" w:color="CCCCCC"/>
-              <w:bottom w:val="single" w:sz="4" w:space="0" w:color="CCCCCC"/>
-              <w:left w:val="single" w:sz="4" w:space="0" w:color="CCCCCC"/>
-              <w:right w:val="single" w:sz="4" w:space="0" w:color="CCCCCC"/>
-            </w:tcBorders>
-          </w:tcPr>
-          <w:p>
-            <w:pPr>
-              <w:spacing w:before="60" w:after="60" w:line="252" w:lineRule="auto"/>
-              <w:jc w:val="left"/>
-            </w:pPr>
-            <w:r/>
-            <w:r>
-              <w:t>Pre-NY 19-21</w:t>
-            </w:r>
-          </w:p>
-        </w:tc>
-        <w:tc>
-          <w:tcPr>
-            <w:tcW w:type="dxa" w:w="1440"/>
-            <w:shd w:fill="FFFFFF"/>
-            <w:tcMar>
-              <w:top w:w="100" w:type="dxa"/>
-              <w:bottom w:w="100" w:type="dxa"/>
-              <w:left w:w="120" w:type="dxa"/>
-              <w:right w:w="120" w:type="dxa"/>
-            </w:tcMar>
-            <w:tcBorders>
-              <w:top w:val="single" w:sz="4" w:space="0" w:color="CCCCCC"/>
-              <w:bottom w:val="single" w:sz="4" w:space="0" w:color="CCCCCC"/>
-              <w:left w:val="single" w:sz="4" w:space="0" w:color="CCCCCC"/>
-              <w:right w:val="single" w:sz="4" w:space="0" w:color="CCCCCC"/>
-            </w:tcBorders>
-          </w:tcPr>
-          <w:p>
-            <w:pPr>
-              <w:spacing w:before="60" w:after="60" w:line="252" w:lineRule="auto"/>
-              <w:jc w:val="left"/>
-            </w:pPr>
-            <w:r/>
-            <w:r>
-              <w:t>674.50</w:t>
-            </w:r>
-          </w:p>
-        </w:tc>
-        <w:tc>
-          <w:tcPr>
-            <w:tcW w:type="dxa" w:w="2016"/>
-            <w:shd w:fill="FFFFFF"/>
-            <w:tcMar>
-              <w:top w:w="100" w:type="dxa"/>
-              <w:bottom w:w="100" w:type="dxa"/>
-              <w:left w:w="120" w:type="dxa"/>
-              <w:right w:w="120" w:type="dxa"/>
-            </w:tcMar>
-            <w:tcBorders>
-              <w:top w:val="single" w:sz="4" w:space="0" w:color="CCCCCC"/>
-              <w:bottom w:val="single" w:sz="4" w:space="0" w:color="CCCCCC"/>
-              <w:left w:val="single" w:sz="4" w:space="0" w:color="CCCCCC"/>
-              <w:right w:val="single" w:sz="4" w:space="0" w:color="CCCCCC"/>
-            </w:tcBorders>
-          </w:tcPr>
-          <w:p>
-            <w:pPr>
-              <w:spacing w:before="60" w:after="60" w:line="252" w:lineRule="auto"/>
-              <w:jc w:val="left"/>
-            </w:pPr>
-            <w:r/>
-            <w:r>
-              <w:t>683.75</w:t>
-            </w:r>
-          </w:p>
-        </w:tc>
-        <w:tc>
-          <w:tcPr>
-            <w:tcW w:type="dxa" w:w="1152"/>
-            <w:shd w:fill="FFFFFF"/>
-            <w:tcMar>
-              <w:top w:w="100" w:type="dxa"/>
-              <w:bottom w:w="100" w:type="dxa"/>
-              <w:left w:w="120" w:type="dxa"/>
-              <w:right w:w="120" w:type="dxa"/>
-            </w:tcMar>
-            <w:tcBorders>
-              <w:top w:val="single" w:sz="4" w:space="0" w:color="CCCCCC"/>
-              <w:bottom w:val="single" w:sz="4" w:space="0" w:color="CCCCCC"/>
-              <w:left w:val="single" w:sz="4" w:space="0" w:color="CCCCCC"/>
-              <w:right w:val="single" w:sz="4" w:space="0" w:color="CCCCCC"/>
-            </w:tcBorders>
-          </w:tcPr>
-          <w:p>
-            <w:pPr>
-              <w:spacing w:before="60" w:after="60" w:line="252" w:lineRule="auto"/>
-              <w:jc w:val="left"/>
-            </w:pPr>
-            <w:r/>
-            <w:r>
-              <w:t>667.25</w:t>
-            </w:r>
-          </w:p>
-        </w:tc>
-        <w:tc>
-          <w:tcPr>
-            <w:tcW w:type="dxa" w:w="1728"/>
-            <w:shd w:fill="FFFFFF"/>
-            <w:tcMar>
-              <w:top w:w="100" w:type="dxa"/>
-              <w:bottom w:w="100" w:type="dxa"/>
-              <w:left w:w="120" w:type="dxa"/>
-              <w:right w:w="120" w:type="dxa"/>
-            </w:tcMar>
-            <w:tcBorders>
-              <w:top w:val="single" w:sz="4" w:space="0" w:color="CCCCCC"/>
-              <w:bottom w:val="single" w:sz="4" w:space="0" w:color="CCCCCC"/>
-              <w:left w:val="single" w:sz="4" w:space="0" w:color="CCCCCC"/>
-              <w:right w:val="single" w:sz="4" w:space="0" w:color="CCCCCC"/>
-            </w:tcBorders>
-          </w:tcPr>
-          <w:p>
-            <w:pPr>
-              <w:spacing w:before="60" w:after="60" w:line="252" w:lineRule="auto"/>
-              <w:jc w:val="left"/>
-            </w:pPr>
-            <w:r/>
-            <w:r>
-              <w:rPr>
-                <w:b/>
-              </w:rPr>
-              <w:t>674.25</w:t>
-            </w:r>
-          </w:p>
-        </w:tc>
-        <w:tc>
-          <w:tcPr>
-            <w:tcW w:type="dxa" w:w="3456"/>
-            <w:shd w:fill="FFFFFF"/>
-            <w:tcMar>
-              <w:top w:w="100" w:type="dxa"/>
-              <w:bottom w:w="100" w:type="dxa"/>
-              <w:left w:w="120" w:type="dxa"/>
-              <w:right w:w="120" w:type="dxa"/>
-            </w:tcMar>
-            <w:tcBorders>
-              <w:top w:val="single" w:sz="4" w:space="0" w:color="CCCCCC"/>
-              <w:bottom w:val="single" w:sz="4" w:space="0" w:color="CCCCCC"/>
-              <w:left w:val="single" w:sz="4" w:space="0" w:color="CCCCCC"/>
-              <w:right w:val="single" w:sz="4" w:space="0" w:color="CCCCCC"/>
-            </w:tcBorders>
-          </w:tcPr>
-          <w:p>
-            <w:pPr>
-              <w:spacing w:before="60" w:after="60" w:line="252" w:lineRule="auto"/>
-              <w:jc w:val="left"/>
-            </w:pPr>
-            <w:r/>
-            <w:r>
-              <w:rPr>
-                <w:b/>
-              </w:rPr>
-              <w:t>-0.25</w:t>
-            </w:r>
-          </w:p>
-        </w:tc>
-        <w:tc>
-          <w:tcPr>
-            <w:tcW w:type="dxa" w:w="1440"/>
-            <w:shd w:fill="FFFFFF"/>
-            <w:tcMar>
-              <w:top w:w="100" w:type="dxa"/>
-              <w:bottom w:w="100" w:type="dxa"/>
-              <w:left w:w="120" w:type="dxa"/>
-              <w:right w:w="120" w:type="dxa"/>
-            </w:tcMar>
-            <w:tcBorders>
-              <w:top w:val="single" w:sz="4" w:space="0" w:color="CCCCCC"/>
-              <w:bottom w:val="single" w:sz="4" w:space="0" w:color="CCCCCC"/>
-              <w:left w:val="single" w:sz="4" w:space="0" w:color="CCCCCC"/>
-              <w:right w:val="single" w:sz="4" w:space="0" w:color="CCCCCC"/>
-            </w:tcBorders>
-          </w:tcPr>
-          <w:p>
-            <w:pPr>
-              <w:spacing w:before="60" w:after="60" w:line="252" w:lineRule="auto"/>
-              <w:jc w:val="left"/>
-            </w:pPr>
-            <w:r/>
-            <w:r>
-              <w:t>BEAR</w:t>
-            </w:r>
-          </w:p>
-        </w:tc>
-      </w:tr>
-      <w:tr>
-        <w:tc>
-          <w:tcPr>
-            <w:tcW w:type="dxa" w:w="1584"/>
-            <w:shd w:fill="F8FAFC"/>
-            <w:tcMar>
-              <w:top w:w="100" w:type="dxa"/>
-              <w:bottom w:w="100" w:type="dxa"/>
-              <w:left w:w="120" w:type="dxa"/>
-              <w:right w:w="120" w:type="dxa"/>
-            </w:tcMar>
-            <w:tcBorders>
-              <w:top w:val="single" w:sz="4" w:space="0" w:color="CCCCCC"/>
-              <w:bottom w:val="single" w:sz="4" w:space="0" w:color="CCCCCC"/>
-              <w:left w:val="single" w:sz="4" w:space="0" w:color="CCCCCC"/>
-              <w:right w:val="single" w:sz="4" w:space="0" w:color="CCCCCC"/>
-            </w:tcBorders>
-          </w:tcPr>
-          <w:p>
-            <w:pPr>
-              <w:spacing w:before="60" w:after="60" w:line="252" w:lineRule="auto"/>
-              <w:jc w:val="left"/>
-            </w:pPr>
-            <w:r/>
-            <w:r>
-              <w:rPr>
-                <w:b/>
-              </w:rPr>
-              <w:t>Fri 23/10</w:t>
-            </w:r>
-          </w:p>
-        </w:tc>
-        <w:tc>
-          <w:tcPr>
-            <w:tcW w:type="dxa" w:w="864"/>
-            <w:shd w:fill="F8FAFC"/>
-            <w:tcMar>
-              <w:top w:w="100" w:type="dxa"/>
-              <w:bottom w:w="100" w:type="dxa"/>
-              <w:left w:w="120" w:type="dxa"/>
-              <w:right w:w="120" w:type="dxa"/>
-            </w:tcMar>
-            <w:tcBorders>
-              <w:top w:val="single" w:sz="4" w:space="0" w:color="CCCCCC"/>
-              <w:bottom w:val="single" w:sz="4" w:space="0" w:color="CCCCCC"/>
-              <w:left w:val="single" w:sz="4" w:space="0" w:color="CCCCCC"/>
-              <w:right w:val="single" w:sz="4" w:space="0" w:color="CCCCCC"/>
-            </w:tcBorders>
-          </w:tcPr>
-          <w:p>
-            <w:pPr>
-              <w:spacing w:before="60" w:after="60" w:line="252" w:lineRule="auto"/>
-              <w:jc w:val="left"/>
-            </w:pPr>
-            <w:r/>
-            <w:r>
-              <w:t>NY Open 21-23</w:t>
-            </w:r>
-          </w:p>
-        </w:tc>
-        <w:tc>
-          <w:tcPr>
-            <w:tcW w:type="dxa" w:w="1440"/>
-            <w:shd w:fill="F8FAFC"/>
-            <w:tcMar>
-              <w:top w:w="100" w:type="dxa"/>
-              <w:bottom w:w="100" w:type="dxa"/>
-              <w:left w:w="120" w:type="dxa"/>
-              <w:right w:w="120" w:type="dxa"/>
-            </w:tcMar>
-            <w:tcBorders>
-              <w:top w:val="single" w:sz="4" w:space="0" w:color="CCCCCC"/>
-              <w:bottom w:val="single" w:sz="4" w:space="0" w:color="CCCCCC"/>
-              <w:left w:val="single" w:sz="4" w:space="0" w:color="CCCCCC"/>
-              <w:right w:val="single" w:sz="4" w:space="0" w:color="CCCCCC"/>
-            </w:tcBorders>
-          </w:tcPr>
-          <w:p>
-            <w:pPr>
-              <w:spacing w:before="60" w:after="60" w:line="252" w:lineRule="auto"/>
-              <w:jc w:val="left"/>
-            </w:pPr>
-            <w:r/>
-            <w:r>
-              <w:t>674.25</w:t>
-            </w:r>
-          </w:p>
-        </w:tc>
-        <w:tc>
-          <w:tcPr>
-            <w:tcW w:type="dxa" w:w="2016"/>
-            <w:shd w:fill="F8FAFC"/>
-            <w:tcMar>
-              <w:top w:w="100" w:type="dxa"/>
-              <w:bottom w:w="100" w:type="dxa"/>
-              <w:left w:w="120" w:type="dxa"/>
-              <w:right w:w="120" w:type="dxa"/>
-            </w:tcMar>
-            <w:tcBorders>
-              <w:top w:val="single" w:sz="4" w:space="0" w:color="CCCCCC"/>
-              <w:bottom w:val="single" w:sz="4" w:space="0" w:color="CCCCCC"/>
-              <w:left w:val="single" w:sz="4" w:space="0" w:color="CCCCCC"/>
-              <w:right w:val="single" w:sz="4" w:space="0" w:color="CCCCCC"/>
-            </w:tcBorders>
-          </w:tcPr>
-          <w:p>
-            <w:pPr>
-              <w:spacing w:before="60" w:after="60" w:line="252" w:lineRule="auto"/>
-              <w:jc w:val="left"/>
-            </w:pPr>
-            <w:r/>
-            <w:r>
-              <w:t>682.75</w:t>
-            </w:r>
-          </w:p>
-        </w:tc>
-        <w:tc>
-          <w:tcPr>
-            <w:tcW w:type="dxa" w:w="1152"/>
-            <w:shd w:fill="F8FAFC"/>
-            <w:tcMar>
-              <w:top w:w="100" w:type="dxa"/>
-              <w:bottom w:w="100" w:type="dxa"/>
-              <w:left w:w="120" w:type="dxa"/>
-              <w:right w:w="120" w:type="dxa"/>
-            </w:tcMar>
-            <w:tcBorders>
-              <w:top w:val="single" w:sz="4" w:space="0" w:color="CCCCCC"/>
-              <w:bottom w:val="single" w:sz="4" w:space="0" w:color="CCCCCC"/>
-              <w:left w:val="single" w:sz="4" w:space="0" w:color="CCCCCC"/>
-              <w:right w:val="single" w:sz="4" w:space="0" w:color="CCCCCC"/>
-            </w:tcBorders>
-          </w:tcPr>
-          <w:p>
-            <w:pPr>
-              <w:spacing w:before="60" w:after="60" w:line="252" w:lineRule="auto"/>
-              <w:jc w:val="left"/>
-            </w:pPr>
-            <w:r/>
-            <w:r>
-              <w:t>660.25</w:t>
-            </w:r>
-          </w:p>
-        </w:tc>
-        <w:tc>
-          <w:tcPr>
-            <w:tcW w:type="dxa" w:w="1728"/>
-            <w:shd w:fill="F8FAFC"/>
-            <w:tcMar>
-              <w:top w:w="100" w:type="dxa"/>
-              <w:bottom w:w="100" w:type="dxa"/>
-              <w:left w:w="120" w:type="dxa"/>
-              <w:right w:w="120" w:type="dxa"/>
-            </w:tcMar>
-            <w:tcBorders>
-              <w:top w:val="single" w:sz="4" w:space="0" w:color="CCCCCC"/>
-              <w:bottom w:val="single" w:sz="4" w:space="0" w:color="CCCCCC"/>
-              <w:left w:val="single" w:sz="4" w:space="0" w:color="CCCCCC"/>
-              <w:right w:val="single" w:sz="4" w:space="0" w:color="CCCCCC"/>
-            </w:tcBorders>
-          </w:tcPr>
-          <w:p>
-            <w:pPr>
-              <w:spacing w:before="60" w:after="60" w:line="252" w:lineRule="auto"/>
-              <w:jc w:val="left"/>
-            </w:pPr>
-            <w:r/>
-            <w:r>
-              <w:rPr>
-                <w:b/>
-              </w:rPr>
-              <w:t>676.00</w:t>
-            </w:r>
-          </w:p>
-        </w:tc>
-        <w:tc>
-          <w:tcPr>
-            <w:tcW w:type="dxa" w:w="3456"/>
-            <w:shd w:fill="F8FAFC"/>
-            <w:tcMar>
-              <w:top w:w="100" w:type="dxa"/>
-              <w:bottom w:w="100" w:type="dxa"/>
-              <w:left w:w="120" w:type="dxa"/>
-              <w:right w:w="120" w:type="dxa"/>
-            </w:tcMar>
-            <w:tcBorders>
-              <w:top w:val="single" w:sz="4" w:space="0" w:color="CCCCCC"/>
-              <w:bottom w:val="single" w:sz="4" w:space="0" w:color="CCCCCC"/>
-              <w:left w:val="single" w:sz="4" w:space="0" w:color="CCCCCC"/>
-              <w:right w:val="single" w:sz="4" w:space="0" w:color="CCCCCC"/>
-            </w:tcBorders>
-          </w:tcPr>
-          <w:p>
-            <w:pPr>
-              <w:spacing w:before="60" w:after="60" w:line="252" w:lineRule="auto"/>
-              <w:jc w:val="left"/>
-            </w:pPr>
-            <w:r/>
-            <w:r>
-              <w:rPr>
-                <w:b/>
-              </w:rPr>
-              <w:t>+1.75</w:t>
-            </w:r>
-          </w:p>
-        </w:tc>
-        <w:tc>
-          <w:tcPr>
-            <w:tcW w:type="dxa" w:w="1440"/>
-            <w:shd w:fill="F8FAFC"/>
-            <w:tcMar>
-              <w:top w:w="100" w:type="dxa"/>
-              <w:bottom w:w="100" w:type="dxa"/>
-              <w:left w:w="120" w:type="dxa"/>
-              <w:right w:w="120" w:type="dxa"/>
-            </w:tcMar>
-            <w:tcBorders>
-              <w:top w:val="single" w:sz="4" w:space="0" w:color="CCCCCC"/>
-              <w:bottom w:val="single" w:sz="4" w:space="0" w:color="CCCCCC"/>
-              <w:left w:val="single" w:sz="4" w:space="0" w:color="CCCCCC"/>
-              <w:right w:val="single" w:sz="4" w:space="0" w:color="CCCCCC"/>
-            </w:tcBorders>
-          </w:tcPr>
-          <w:p>
-            <w:pPr>
-              <w:spacing w:before="60" w:after="60" w:line="252" w:lineRule="auto"/>
-              <w:jc w:val="left"/>
-            </w:pPr>
-            <w:r/>
-            <w:r>
-              <w:t>BULL</w:t>
-            </w:r>
-          </w:p>
-        </w:tc>
-      </w:tr>
-      <w:tr>
-        <w:tc>
-          <w:tcPr>
-            <w:tcW w:type="dxa" w:w="1584"/>
-            <w:shd w:fill="FFFFFF"/>
-            <w:tcMar>
-              <w:top w:w="100" w:type="dxa"/>
-              <w:bottom w:w="100" w:type="dxa"/>
-              <w:left w:w="120" w:type="dxa"/>
-              <w:right w:w="120" w:type="dxa"/>
-            </w:tcMar>
-            <w:tcBorders>
-              <w:top w:val="single" w:sz="4" w:space="0" w:color="CCCCCC"/>
-              <w:bottom w:val="single" w:sz="4" w:space="0" w:color="CCCCCC"/>
-              <w:left w:val="single" w:sz="4" w:space="0" w:color="CCCCCC"/>
-              <w:right w:val="single" w:sz="4" w:space="0" w:color="CCCCCC"/>
-            </w:tcBorders>
-          </w:tcPr>
-          <w:p>
-            <w:pPr>
-              <w:spacing w:before="60" w:after="60" w:line="252" w:lineRule="auto"/>
-              <w:jc w:val="left"/>
-            </w:pPr>
-            <w:r/>
-            <w:r>
-              <w:rPr>
-                <w:b/>
-              </w:rPr>
-              <w:t>Fri 23/10</w:t>
-            </w:r>
-          </w:p>
-        </w:tc>
-        <w:tc>
-          <w:tcPr>
-            <w:tcW w:type="dxa" w:w="864"/>
-            <w:shd w:fill="FFFFFF"/>
-            <w:tcMar>
-              <w:top w:w="100" w:type="dxa"/>
-              <w:bottom w:w="100" w:type="dxa"/>
-              <w:left w:w="120" w:type="dxa"/>
-              <w:right w:w="120" w:type="dxa"/>
-            </w:tcMar>
-            <w:tcBorders>
-              <w:top w:val="single" w:sz="4" w:space="0" w:color="CCCCCC"/>
-              <w:bottom w:val="single" w:sz="4" w:space="0" w:color="CCCCCC"/>
-              <w:left w:val="single" w:sz="4" w:space="0" w:color="CCCCCC"/>
-              <w:right w:val="single" w:sz="4" w:space="0" w:color="CCCCCC"/>
-            </w:tcBorders>
-          </w:tcPr>
-          <w:p>
-            <w:pPr>
-              <w:spacing w:before="60" w:after="60" w:line="252" w:lineRule="auto"/>
-              <w:jc w:val="left"/>
-            </w:pPr>
-            <w:r/>
-            <w:r>
-              <w:t>NY Close 23-01</w:t>
-            </w:r>
-          </w:p>
-        </w:tc>
-        <w:tc>
-          <w:tcPr>
-            <w:tcW w:type="dxa" w:w="1440"/>
-            <w:shd w:fill="FFFFFF"/>
-            <w:tcMar>
-              <w:top w:w="100" w:type="dxa"/>
-              <w:bottom w:w="100" w:type="dxa"/>
-              <w:left w:w="120" w:type="dxa"/>
-              <w:right w:w="120" w:type="dxa"/>
-            </w:tcMar>
-            <w:tcBorders>
-              <w:top w:val="single" w:sz="4" w:space="0" w:color="CCCCCC"/>
-              <w:bottom w:val="single" w:sz="4" w:space="0" w:color="CCCCCC"/>
-              <w:left w:val="single" w:sz="4" w:space="0" w:color="CCCCCC"/>
-              <w:right w:val="single" w:sz="4" w:space="0" w:color="CCCCCC"/>
-            </w:tcBorders>
-          </w:tcPr>
-          <w:p>
-            <w:pPr>
-              <w:spacing w:before="60" w:after="60" w:line="252" w:lineRule="auto"/>
-              <w:jc w:val="left"/>
-            </w:pPr>
-            <w:r/>
-            <w:r>
-              <w:t>676.00</w:t>
-            </w:r>
-          </w:p>
-        </w:tc>
-        <w:tc>
-          <w:tcPr>
-            <w:tcW w:type="dxa" w:w="2016"/>
-            <w:shd w:fill="FFFFFF"/>
-            <w:tcMar>
-              <w:top w:w="100" w:type="dxa"/>
-              <w:bottom w:w="100" w:type="dxa"/>
-              <w:left w:w="120" w:type="dxa"/>
-              <w:right w:w="120" w:type="dxa"/>
-            </w:tcMar>
-            <w:tcBorders>
-              <w:top w:val="single" w:sz="4" w:space="0" w:color="CCCCCC"/>
-              <w:bottom w:val="single" w:sz="4" w:space="0" w:color="CCCCCC"/>
-              <w:left w:val="single" w:sz="4" w:space="0" w:color="CCCCCC"/>
-              <w:right w:val="single" w:sz="4" w:space="0" w:color="CCCCCC"/>
-            </w:tcBorders>
-          </w:tcPr>
-          <w:p>
-            <w:pPr>
-              <w:spacing w:before="60" w:after="60" w:line="252" w:lineRule="auto"/>
-              <w:jc w:val="left"/>
-            </w:pPr>
-            <w:r/>
-            <w:r>
-              <w:t>682.25</w:t>
-            </w:r>
-          </w:p>
-        </w:tc>
-        <w:tc>
-          <w:tcPr>
-            <w:tcW w:type="dxa" w:w="1152"/>
-            <w:shd w:fill="FFFFFF"/>
-            <w:tcMar>
-              <w:top w:w="100" w:type="dxa"/>
-              <w:bottom w:w="100" w:type="dxa"/>
-              <w:left w:w="120" w:type="dxa"/>
-              <w:right w:w="120" w:type="dxa"/>
-            </w:tcMar>
-            <w:tcBorders>
-              <w:top w:val="single" w:sz="4" w:space="0" w:color="CCCCCC"/>
-              <w:bottom w:val="single" w:sz="4" w:space="0" w:color="CCCCCC"/>
-              <w:left w:val="single" w:sz="4" w:space="0" w:color="CCCCCC"/>
-              <w:right w:val="single" w:sz="4" w:space="0" w:color="CCCCCC"/>
-            </w:tcBorders>
-          </w:tcPr>
-          <w:p>
-            <w:pPr>
-              <w:spacing w:before="60" w:after="60" w:line="252" w:lineRule="auto"/>
-              <w:jc w:val="left"/>
-            </w:pPr>
-            <w:r/>
-            <w:r>
-              <w:t>669.50</w:t>
-            </w:r>
-          </w:p>
-        </w:tc>
-        <w:tc>
-          <w:tcPr>
-            <w:tcW w:type="dxa" w:w="1728"/>
-            <w:shd w:fill="FFFFFF"/>
-            <w:tcMar>
-              <w:top w:w="100" w:type="dxa"/>
-              <w:bottom w:w="100" w:type="dxa"/>
-              <w:left w:w="120" w:type="dxa"/>
-              <w:right w:w="120" w:type="dxa"/>
-            </w:tcMar>
-            <w:tcBorders>
-              <w:top w:val="single" w:sz="4" w:space="0" w:color="CCCCCC"/>
-              <w:bottom w:val="single" w:sz="4" w:space="0" w:color="CCCCCC"/>
-              <w:left w:val="single" w:sz="4" w:space="0" w:color="CCCCCC"/>
-              <w:right w:val="single" w:sz="4" w:space="0" w:color="CCCCCC"/>
-            </w:tcBorders>
-          </w:tcPr>
-          <w:p>
-            <w:pPr>
-              <w:spacing w:before="60" w:after="60" w:line="252" w:lineRule="auto"/>
-              <w:jc w:val="left"/>
-            </w:pPr>
-            <w:r/>
-            <w:r>
-              <w:rPr>
-                <w:b/>
-              </w:rPr>
-              <w:t>675.25</w:t>
             </w:r>
           </w:p>
         </w:tc>

--- a/Daily Reports/20_10_2026-CBOT Reports.docx
+++ b/Daily Reports/20_10_2026-CBOT Reports.docx
@@ -104,7 +104,7 @@
           <w:color w:val="5C768D"/>
           <w:sz w:val="19"/>
         </w:rPr>
-        <w:t>Cập nhật tự động qua `macro_tracker.py` vào lúc 14:01 ICT ngày 20/10/2026</w:t>
+        <w:t>Cập nhật tự động qua `macro_tracker.py` vào lúc 17:18 ICT ngày 20/10/2026</w:t>
       </w:r>
     </w:p>
     <w:tbl>
@@ -313,7 +313,7 @@
               <w:rPr>
                 <w:b/>
               </w:rPr>
-              <w:t>109.80 / thùng</w:t>
+              <w:t>111.27 / thùng</w:t>
             </w:r>
           </w:p>
         </w:tc>
@@ -344,7 +344,7 @@
               <w:rPr>
                 <w:b/>
               </w:rPr>
-              <w:t>+0.23%</w:t>
+              <w:t>+1.57%</w:t>
             </w:r>
           </w:p>
         </w:tc>
@@ -442,7 +442,7 @@
               <w:rPr>
                 <w:b/>
               </w:rPr>
-              <w:t>101.77</w:t>
+              <w:t>101.82</w:t>
             </w:r>
           </w:p>
         </w:tc>
@@ -473,7 +473,7 @@
               <w:rPr>
                 <w:b/>
               </w:rPr>
-              <w:t>-0.20%</w:t>
+              <w:t>-0.16%</w:t>
             </w:r>
           </w:p>
         </w:tc>
@@ -1218,7 +1218,7 @@
         <w:rPr>
           <w:b/>
         </w:rPr>
-        <w:t>`109.80` (+0.23%)</w:t>
+        <w:t>`111.27` (+1.57%)</w:t>
       </w:r>
       <w:r>
         <w:t xml:space="preserve"> | DXY: </w:t>
@@ -1227,7 +1227,7 @@
         <w:rPr>
           <w:b/>
         </w:rPr>
-        <w:t>`101.77` (-0.20%)</w:t>
+        <w:t>`101.82` (-0.16%)</w:t>
       </w:r>
       <w:r>
         <w:t xml:space="preserve"> | Lúa mì CBOT: </w:t>
@@ -1236,7 +1236,7 @@
         <w:rPr>
           <w:b/>
         </w:rPr>
-        <w:t>`654.50` (-0.11%)</w:t>
+        <w:t>`657.50` (+0.34%)</w:t>
       </w:r>
       <w:r>
         <w:t>.</w:t>
@@ -1306,7 +1306,7 @@
           <w:color w:val="5C768D"/>
           <w:sz w:val="19"/>
         </w:rPr>
-        <w:t>Cập nhật tự động lúc 14:01 ICT ngày 20/10/2026 — Nguồn: NOAA, USDA, BOM Australia</w:t>
+        <w:t>Cập nhật tự động lúc 17:18 ICT ngày 20/10/2026 — Nguồn: NOAA, USDA, BOM Australia</w:t>
       </w:r>
     </w:p>
     <w:p>
@@ -3574,7 +3574,7 @@
               <w:rPr>
                 <w:b/>
               </w:rPr>
-              <w:t>465.25</w:t>
+              <w:t>466.75</w:t>
             </w:r>
           </w:p>
         </w:tc>
@@ -3605,7 +3605,7 @@
               <w:rPr>
                 <w:b/>
               </w:rPr>
-              <w:t>465.93 (+0.68)</w:t>
+              <w:t>466.51 (-0.24)</w:t>
             </w:r>
           </w:p>
         </w:tc>
@@ -3633,7 +3633,7 @@
             </w:pPr>
             <w:r/>
             <w:r>
-              <w:t>Bearish (468.28 &lt; 472.18)</w:t>
+              <w:t>Bearish (467.73 &lt; 471.35)</w:t>
             </w:r>
           </w:p>
         </w:tc>
@@ -3661,7 +3661,7 @@
             </w:pPr>
             <w:r/>
             <w:r>
-              <w:t>1.00 cents</w:t>
+              <w:t>0.75 cents</w:t>
             </w:r>
           </w:p>
         </w:tc>
@@ -3822,7 +3822,7 @@
               <w:rPr>
                 <w:b/>
               </w:rPr>
-              <w:t>654.50</w:t>
+              <w:t>657.50</w:t>
             </w:r>
           </w:p>
         </w:tc>
@@ -3853,7 +3853,7 @@
               <w:rPr>
                 <w:b/>
               </w:rPr>
-              <w:t>654.27 (-0.23)</w:t>
+              <w:t>657.34 (-0.16)</w:t>
             </w:r>
           </w:p>
         </w:tc>
@@ -3881,7 +3881,7 @@
             </w:pPr>
             <w:r/>
             <w:r>
-              <w:t>Bearish (657.09 &lt; 661.03)</w:t>
+              <w:t>Bearish (657.13 &lt; 660.47)</w:t>
             </w:r>
           </w:p>
         </w:tc>
@@ -3909,7 +3909,7 @@
             </w:pPr>
             <w:r/>
             <w:r>
-              <w:t>1.50 cents</w:t>
+              <w:t>0.75 cents</w:t>
             </w:r>
           </w:p>
         </w:tc>
@@ -4347,7 +4347,7 @@
                 <w:b/>
                 <w:color w:val="15803D"/>
               </w:rPr>
-              <w:t>465.31 - 468.28 cents (Canh mua vùng hỗ trợ)</w:t>
+              <w:t>465.00 - 467.73 cents (Canh mua vùng hỗ trợ)</w:t>
             </w:r>
           </w:p>
         </w:tc>
@@ -4378,7 +4378,7 @@
               <w:rPr>
                 <w:b/>
               </w:rPr>
-              <w:t>463.07 cents (Dưới cản S2 + 1.5x ATR)</w:t>
+              <w:t>463.05 cents (Dưới cản S2 + 1.5x ATR)</w:t>
             </w:r>
           </w:p>
         </w:tc>
@@ -4559,7 +4559,7 @@
               <w:rPr>
                 <w:b/>
               </w:rPr>
-              <w:t>477.98 - 479.48 cents</w:t>
+              <w:t>478.25 - 479.75 cents</w:t>
             </w:r>
           </w:p>
         </w:tc>
@@ -4590,7 +4590,7 @@
               <w:rPr>
                 <w:b/>
               </w:rPr>
-              <w:t>478.03 cents (Chống quét SL tuyệt đối)</w:t>
+              <w:t>478.09 cents (Chống quét SL tuyệt đối)</w:t>
             </w:r>
           </w:p>
         </w:tc>
@@ -4783,7 +4783,7 @@
               <w:rPr>
                 <w:b/>
               </w:rPr>
-              <w:t>487.47 cents</w:t>
+              <w:t>487.41 cents</w:t>
             </w:r>
           </w:p>
         </w:tc>
@@ -4945,7 +4945,7 @@
               <w:rPr>
                 <w:b/>
               </w:rPr>
-              <w:t>460.26 - 464.75 cents</w:t>
+              <w:t>460.20 - 464.75 cents</w:t>
             </w:r>
           </w:p>
         </w:tc>
@@ -5126,7 +5126,7 @@
                 <w:b/>
                 <w:color w:val="B91C1C"/>
               </w:rPr>
-              <w:t>657.09 - 661.03 cents (Canh bán hồi kỹ thuật H1)</w:t>
+              <w:t>657.13 - 660.47 cents (Canh bán hồi kỹ thuật H1)</w:t>
             </w:r>
           </w:p>
         </w:tc>
@@ -5157,7 +5157,7 @@
               <w:rPr>
                 <w:b/>
               </w:rPr>
-              <w:t>739.10 cents (Trên kháng cự R2 + 1.5x ATR)</w:t>
+              <w:t>738.87 cents (Trên kháng cự R2 + 1.5x ATR)</w:t>
             </w:r>
           </w:p>
         </w:tc>
@@ -5193,7 +5193,7 @@
                 <w:color w:val="D97706"/>
                 <w:sz w:val="19"/>
               </w:rPr>
-              <w:t xml:space="preserve"> 653.53 cents </w:t>
+              <w:t xml:space="preserve"> 656.25 cents </w:t>
             </w:r>
             <w:r>
               <w:t xml:space="preserve"> / TP2: </w:t>
@@ -5335,7 +5335,7 @@
               <w:rPr>
                 <w:b/>
               </w:rPr>
-              <w:t>666.18 - 668.18 cents</w:t>
+              <w:t>669.00 - 671.00 cents</w:t>
             </w:r>
           </w:p>
         </w:tc>
@@ -5366,7 +5366,7 @@
               <w:rPr>
                 <w:b/>
               </w:rPr>
-              <w:t>665.39 cents</w:t>
+              <w:t>665.56 cents</w:t>
             </w:r>
           </w:p>
         </w:tc>
@@ -5559,7 +5559,7 @@
               <w:rPr>
                 <w:b/>
               </w:rPr>
-              <w:t>682.11 cents</w:t>
+              <w:t>681.94 cents</w:t>
             </w:r>
           </w:p>
         </w:tc>
@@ -5721,7 +5721,7 @@
               <w:rPr>
                 <w:b/>
               </w:rPr>
-              <w:t>644.23 - 652.50 cents</w:t>
+              <w:t>644.84 - 652.50 cents</w:t>
             </w:r>
           </w:p>
         </w:tc>
@@ -11599,7 +11599,7 @@
         <w:t>Giá Chốt Phiên (Close):</w:t>
       </w:r>
       <w:r>
-        <w:t xml:space="preserve"> 465.25 cents | </w:t>
+        <w:t xml:space="preserve"> 466.75 cents | </w:t>
       </w:r>
       <w:r>
         <w:rPr>
@@ -11614,10 +11614,10 @@
         <w:rPr>
           <w:b/>
         </w:rPr>
-        <w:t>`465.93 cents`</w:t>
+        <w:t>`466.51 cents`</w:t>
       </w:r>
       <w:r>
-        <w:t xml:space="preserve"> (+0.68).</w:t>
+        <w:t xml:space="preserve"> (-0.24).</w:t>
       </w:r>
     </w:p>
     <w:p>
@@ -11638,7 +11638,7 @@
         <w:rPr>
           <w:b/>
         </w:rPr>
-        <w:t>`43,759`</w:t>
+        <w:t>`53,458`</w:t>
       </w:r>
       <w:r>
         <w:t xml:space="preserve"> (Chênh lệch: </w:t>
@@ -11647,7 +11647,7 @@
         <w:rPr>
           <w:b/>
         </w:rPr>
-        <w:t>`-157,712`</w:t>
+        <w:t>`-148,013`</w:t>
       </w:r>
       <w:r>
         <w:t xml:space="preserve">) | OI: </w:t>
@@ -11689,7 +11689,7 @@
         <w:rPr>
           <w:b/>
         </w:rPr>
-        <w:t>`Bearish Engulfing (Nhấn chìm giảm thiểu)`</w:t>
+        <w:t>`Không phát hiện mô hình nến đặc biệt`</w:t>
       </w:r>
     </w:p>
     <w:p>
@@ -11726,16 +11726,16 @@
         <w:t>Đánh giá xu hướng kết hợp:</w:t>
       </w:r>
       <w:r>
-        <w:t xml:space="preserve"> ️ </w:t>
+        <w:t xml:space="preserve"> </w:t>
       </w:r>
       <w:r>
         <w:rPr>
           <w:b/>
         </w:rPr>
-        <w:t>HỒI KỸ THUẬT YẾU (Weak Bullish Retest):</w:t>
+        <w:t>TÍCH LŨY TIÊU CỰC (Distribution):</w:t>
       </w:r>
       <w:r>
-        <w:t xml:space="preserve"> Xuất hiện nến tăng nhưng dòng tiền/thanh khoản yếu. Cần quan sát thêm lực cầu.</w:t>
+        <w:t xml:space="preserve"> Nến đi ngang nhưng dòng tiền rút dần (OI giảm), cảnh báo rủi ro suy sụt sắp tới.</w:t>
       </w:r>
     </w:p>
     <w:p>
@@ -11981,7 +11981,7 @@
               <w:rPr>
                 <w:b/>
               </w:rPr>
-              <w:t>109.80</w:t>
+              <w:t>111.27</w:t>
             </w:r>
           </w:p>
         </w:tc>
@@ -12012,7 +12012,7 @@
               <w:rPr>
                 <w:b/>
               </w:rPr>
-              <w:t>+0.23%</w:t>
+              <w:t>+1.57%</w:t>
             </w:r>
           </w:p>
         </w:tc>
@@ -12104,7 +12104,7 @@
               <w:rPr>
                 <w:b/>
               </w:rPr>
-              <w:t>101.77</w:t>
+              <w:t>101.82</w:t>
             </w:r>
           </w:p>
         </w:tc>
@@ -12135,7 +12135,7 @@
               <w:rPr>
                 <w:b/>
               </w:rPr>
-              <w:t>-0.20%</w:t>
+              <w:t>-0.16%</w:t>
             </w:r>
           </w:p>
         </w:tc>
@@ -12739,7 +12739,7 @@
         <w:t xml:space="preserve"> EMA_21 </w:t>
       </w:r>
       <w:r>
-        <w:t xml:space="preserve"> (468.28) &lt; </w:t>
+        <w:t xml:space="preserve"> (467.73) &lt; </w:t>
       </w:r>
       <w:r>
         <w:rPr>
@@ -12750,7 +12750,7 @@
         <w:t xml:space="preserve"> EMA_50 </w:t>
       </w:r>
       <w:r>
-        <w:t xml:space="preserve"> (472.18).</w:t>
+        <w:t xml:space="preserve"> (471.35).</w:t>
       </w:r>
     </w:p>
     <w:p>
@@ -12771,7 +12771,7 @@
         <w:rPr>
           <w:b/>
         </w:rPr>
-        <w:t>`25.62`</w:t>
+        <w:t>`38.36`</w:t>
       </w:r>
       <w:r>
         <w:t xml:space="preserve"> | ATR (14) = </w:t>
@@ -12780,7 +12780,7 @@
         <w:rPr>
           <w:b/>
         </w:rPr>
-        <w:t>`1.12`</w:t>
+        <w:t>`1.14`</w:t>
       </w:r>
       <w:r>
         <w:t xml:space="preserve"> cents | Volatility = </w:t>
@@ -12789,7 +12789,7 @@
         <w:rPr>
           <w:b/>
         </w:rPr>
-        <w:t>`1.00 cents`</w:t>
+        <w:t>`0.75 cents`</w:t>
       </w:r>
       <w:r>
         <w:t>.</w:t>
@@ -12813,7 +12813,7 @@
         <w:rPr>
           <w:b/>
         </w:rPr>
-        <w:t>`465.31`</w:t>
+        <w:t>`465.00`</w:t>
       </w:r>
       <w:r>
         <w:t xml:space="preserve"> | S2: </w:t>
@@ -13574,7 +13574,7 @@
           <w:b/>
           <w:color w:val="15803D"/>
         </w:rPr>
-        <w:t>`465.31 - 468.28 cents (Canh mua vùng hỗ trợ)`</w:t>
+        <w:t>`465.00 - 467.73 cents (Canh mua vùng hỗ trợ)`</w:t>
       </w:r>
       <w:r>
         <w:t xml:space="preserve"> | SL: </w:t>
@@ -13583,7 +13583,7 @@
         <w:rPr>
           <w:b/>
         </w:rPr>
-        <w:t>`463.07 cents (Dưới cản S2 + 1.5x ATR)`</w:t>
+        <w:t>`463.05 cents (Dưới cản S2 + 1.5x ATR)`</w:t>
       </w:r>
       <w:r>
         <w:t xml:space="preserve"> | TP: </w:t>
@@ -13645,7 +13645,7 @@
         <w:rPr>
           <w:b/>
         </w:rPr>
-        <w:t>`477.98 - 479.48 cents`</w:t>
+        <w:t>`478.25 - 479.75 cents`</w:t>
       </w:r>
       <w:r>
         <w:t xml:space="preserve"> | SL: </w:t>
@@ -13654,7 +13654,7 @@
         <w:rPr>
           <w:b/>
         </w:rPr>
-        <w:t>`478.03 cents (Chống quét SL tuyệt đối)`</w:t>
+        <w:t>`478.09 cents (Chống quét SL tuyệt đối)`</w:t>
       </w:r>
       <w:r>
         <w:t xml:space="preserve"> | TP: </w:t>
@@ -13700,7 +13700,7 @@
         <w:rPr>
           <w:b/>
         </w:rPr>
-        <w:t>`487.47 cents`</w:t>
+        <w:t>`487.41 cents`</w:t>
       </w:r>
       <w:r>
         <w:t xml:space="preserve"> | TP: </w:t>
@@ -13749,7 +13749,7 @@
         <w:rPr>
           <w:b/>
         </w:rPr>
-        <w:t>`460.26 - 464.75 cents`</w:t>
+        <w:t>`460.20 - 464.75 cents`</w:t>
       </w:r>
     </w:p>
     <w:p>
@@ -14156,7 +14156,7 @@
             </w:pPr>
             <w:r/>
             <w:r>
-              <w:t>465.25</w:t>
+              <w:t>466.75</w:t>
             </w:r>
           </w:p>
         </w:tc>
@@ -14184,7 +14184,7 @@
             </w:pPr>
             <w:r/>
             <w:r>
-              <w:t>469.00</w:t>
+              <w:t>470.50</w:t>
             </w:r>
           </w:p>
         </w:tc>
@@ -14212,7 +14212,7 @@
             </w:pPr>
             <w:r/>
             <w:r>
-              <w:t>462.00</w:t>
+              <w:t>463.50</w:t>
             </w:r>
           </w:p>
         </w:tc>
@@ -14243,7 +14243,7 @@
               <w:rPr>
                 <w:b/>
               </w:rPr>
-              <w:t>465.50</w:t>
+              <w:t>467.00</w:t>
             </w:r>
           </w:p>
         </w:tc>
@@ -14391,7 +14391,7 @@
             </w:pPr>
             <w:r/>
             <w:r>
-              <w:t>465.50</w:t>
+              <w:t>467.00</w:t>
             </w:r>
           </w:p>
         </w:tc>
@@ -14419,7 +14419,7 @@
             </w:pPr>
             <w:r/>
             <w:r>
-              <w:t>468.25</w:t>
+              <w:t>469.75</w:t>
             </w:r>
           </w:p>
         </w:tc>
@@ -14447,7 +14447,7 @@
             </w:pPr>
             <w:r/>
             <w:r>
-              <w:t>461.75</w:t>
+              <w:t>463.25</w:t>
             </w:r>
           </w:p>
         </w:tc>
@@ -14478,7 +14478,7 @@
               <w:rPr>
                 <w:b/>
               </w:rPr>
-              <w:t>465.00</w:t>
+              <w:t>466.50</w:t>
             </w:r>
           </w:p>
         </w:tc>
@@ -14626,7 +14626,7 @@
             </w:pPr>
             <w:r/>
             <w:r>
-              <w:t>465.00</w:t>
+              <w:t>466.50</w:t>
             </w:r>
           </w:p>
         </w:tc>
@@ -14654,7 +14654,7 @@
             </w:pPr>
             <w:r/>
             <w:r>
-              <w:t>468.00</w:t>
+              <w:t>469.50</w:t>
             </w:r>
           </w:p>
         </w:tc>
@@ -14682,7 +14682,7 @@
             </w:pPr>
             <w:r/>
             <w:r>
-              <w:t>461.00</w:t>
+              <w:t>462.50</w:t>
             </w:r>
           </w:p>
         </w:tc>
@@ -14713,7 +14713,7 @@
               <w:rPr>
                 <w:b/>
               </w:rPr>
-              <w:t>465.75</w:t>
+              <w:t>467.25</w:t>
             </w:r>
           </w:p>
         </w:tc>
@@ -14861,7 +14861,7 @@
             </w:pPr>
             <w:r/>
             <w:r>
-              <w:t>465.75</w:t>
+              <w:t>467.25</w:t>
             </w:r>
           </w:p>
         </w:tc>
@@ -14889,7 +14889,7 @@
             </w:pPr>
             <w:r/>
             <w:r>
-              <w:t>470.25</w:t>
+              <w:t>471.75</w:t>
             </w:r>
           </w:p>
         </w:tc>
@@ -14917,7 +14917,7 @@
             </w:pPr>
             <w:r/>
             <w:r>
-              <w:t>460.75</w:t>
+              <w:t>462.25</w:t>
             </w:r>
           </w:p>
         </w:tc>
@@ -14948,7 +14948,7 @@
               <w:rPr>
                 <w:b/>
               </w:rPr>
-              <w:t>466.50</w:t>
+              <w:t>468.00</w:t>
             </w:r>
           </w:p>
         </w:tc>
@@ -15096,7 +15096,7 @@
             </w:pPr>
             <w:r/>
             <w:r>
-              <w:t>466.50</w:t>
+              <w:t>468.00</w:t>
             </w:r>
           </w:p>
         </w:tc>
@@ -15124,7 +15124,7 @@
             </w:pPr>
             <w:r/>
             <w:r>
-              <w:t>472.00</w:t>
+              <w:t>473.50</w:t>
             </w:r>
           </w:p>
         </w:tc>
@@ -15152,7 +15152,7 @@
             </w:pPr>
             <w:r/>
             <w:r>
-              <w:t>460.25</w:t>
+              <w:t>461.75</w:t>
             </w:r>
           </w:p>
         </w:tc>
@@ -15183,7 +15183,7 @@
               <w:rPr>
                 <w:b/>
               </w:rPr>
-              <w:t>468.75</w:t>
+              <w:t>470.25</w:t>
             </w:r>
           </w:p>
         </w:tc>
@@ -15331,7 +15331,7 @@
             </w:pPr>
             <w:r/>
             <w:r>
-              <w:t>468.75</w:t>
+              <w:t>470.25</w:t>
             </w:r>
           </w:p>
         </w:tc>
@@ -15359,7 +15359,7 @@
             </w:pPr>
             <w:r/>
             <w:r>
-              <w:t>471.75</w:t>
+              <w:t>473.25</w:t>
             </w:r>
           </w:p>
         </w:tc>
@@ -15387,7 +15387,7 @@
             </w:pPr>
             <w:r/>
             <w:r>
-              <w:t>464.50</w:t>
+              <w:t>466.00</w:t>
             </w:r>
           </w:p>
         </w:tc>
@@ -15418,7 +15418,7 @@
               <w:rPr>
                 <w:b/>
               </w:rPr>
-              <w:t>469.00</w:t>
+              <w:t>470.50</w:t>
             </w:r>
           </w:p>
         </w:tc>
@@ -15566,7 +15566,7 @@
             </w:pPr>
             <w:r/>
             <w:r>
-              <w:t>469.00</w:t>
+              <w:t>470.50</w:t>
             </w:r>
           </w:p>
         </w:tc>
@@ -15594,7 +15594,7 @@
             </w:pPr>
             <w:r/>
             <w:r>
-              <w:t>472.25</w:t>
+              <w:t>473.75</w:t>
             </w:r>
           </w:p>
         </w:tc>
@@ -15622,7 +15622,7 @@
             </w:pPr>
             <w:r/>
             <w:r>
-              <w:t>462.50</w:t>
+              <w:t>464.00</w:t>
             </w:r>
           </w:p>
         </w:tc>
@@ -15653,7 +15653,7 @@
               <w:rPr>
                 <w:b/>
               </w:rPr>
-              <w:t>469.75</w:t>
+              <w:t>471.25</w:t>
             </w:r>
           </w:p>
         </w:tc>
@@ -15801,7 +15801,7 @@
             </w:pPr>
             <w:r/>
             <w:r>
-              <w:t>469.75</w:t>
+              <w:t>471.25</w:t>
             </w:r>
           </w:p>
         </w:tc>
@@ -15829,7 +15829,7 @@
             </w:pPr>
             <w:r/>
             <w:r>
-              <w:t>472.75</w:t>
+              <w:t>474.25</w:t>
             </w:r>
           </w:p>
         </w:tc>
@@ -15857,7 +15857,7 @@
             </w:pPr>
             <w:r/>
             <w:r>
-              <w:t>465.25</w:t>
+              <w:t>466.75</w:t>
             </w:r>
           </w:p>
         </w:tc>
@@ -15888,7 +15888,7 @@
               <w:rPr>
                 <w:b/>
               </w:rPr>
-              <w:t>469.25</w:t>
+              <w:t>470.75</w:t>
             </w:r>
           </w:p>
         </w:tc>
@@ -16036,7 +16036,7 @@
             </w:pPr>
             <w:r/>
             <w:r>
-              <w:t>469.25</w:t>
+              <w:t>470.75</w:t>
             </w:r>
           </w:p>
         </w:tc>
@@ -16064,7 +16064,7 @@
             </w:pPr>
             <w:r/>
             <w:r>
-              <w:t>473.25</w:t>
+              <w:t>474.75</w:t>
             </w:r>
           </w:p>
         </w:tc>
@@ -16092,7 +16092,7 @@
             </w:pPr>
             <w:r/>
             <w:r>
-              <w:t>463.50</w:t>
+              <w:t>465.00</w:t>
             </w:r>
           </w:p>
         </w:tc>
@@ -16123,7 +16123,7 @@
               <w:rPr>
                 <w:b/>
               </w:rPr>
-              <w:t>469.75</w:t>
+              <w:t>471.25</w:t>
             </w:r>
           </w:p>
         </w:tc>
@@ -16271,7 +16271,7 @@
             </w:pPr>
             <w:r/>
             <w:r>
-              <w:t>469.75</w:t>
+              <w:t>471.25</w:t>
             </w:r>
           </w:p>
         </w:tc>
@@ -16299,7 +16299,7 @@
             </w:pPr>
             <w:r/>
             <w:r>
-              <w:t>472.25</w:t>
+              <w:t>473.75</w:t>
             </w:r>
           </w:p>
         </w:tc>
@@ -16327,7 +16327,7 @@
             </w:pPr>
             <w:r/>
             <w:r>
-              <w:t>466.50</w:t>
+              <w:t>468.00</w:t>
             </w:r>
           </w:p>
         </w:tc>
@@ -16358,7 +16358,7 @@
               <w:rPr>
                 <w:b/>
               </w:rPr>
-              <w:t>470.25</w:t>
+              <w:t>471.75</w:t>
             </w:r>
           </w:p>
         </w:tc>
@@ -16506,7 +16506,7 @@
             </w:pPr>
             <w:r/>
             <w:r>
-              <w:t>470.25</w:t>
+              <w:t>471.75</w:t>
             </w:r>
           </w:p>
         </w:tc>
@@ -16534,7 +16534,7 @@
             </w:pPr>
             <w:r/>
             <w:r>
-              <w:t>473.75</w:t>
+              <w:t>475.25</w:t>
             </w:r>
           </w:p>
         </w:tc>
@@ -16562,7 +16562,7 @@
             </w:pPr>
             <w:r/>
             <w:r>
-              <w:t>464.25</w:t>
+              <w:t>465.75</w:t>
             </w:r>
           </w:p>
         </w:tc>
@@ -16593,7 +16593,7 @@
               <w:rPr>
                 <w:b/>
               </w:rPr>
-              <w:t>471.25</w:t>
+              <w:t>472.75</w:t>
             </w:r>
           </w:p>
         </w:tc>
@@ -16741,7 +16741,7 @@
             </w:pPr>
             <w:r/>
             <w:r>
-              <w:t>471.25</w:t>
+              <w:t>472.75</w:t>
             </w:r>
           </w:p>
         </w:tc>
@@ -16769,7 +16769,7 @@
             </w:pPr>
             <w:r/>
             <w:r>
-              <w:t>474.00</w:t>
+              <w:t>475.50</w:t>
             </w:r>
           </w:p>
         </w:tc>
@@ -16797,7 +16797,7 @@
             </w:pPr>
             <w:r/>
             <w:r>
-              <w:t>468.75</w:t>
+              <w:t>470.25</w:t>
             </w:r>
           </w:p>
         </w:tc>
@@ -16828,7 +16828,7 @@
               <w:rPr>
                 <w:b/>
               </w:rPr>
-              <w:t>471.25</w:t>
+              <w:t>472.75</w:t>
             </w:r>
           </w:p>
         </w:tc>
@@ -16976,7 +16976,7 @@
             </w:pPr>
             <w:r/>
             <w:r>
-              <w:t>471.25</w:t>
+              <w:t>472.75</w:t>
             </w:r>
           </w:p>
         </w:tc>
@@ -17004,7 +17004,7 @@
             </w:pPr>
             <w:r/>
             <w:r>
-              <w:t>474.00</w:t>
+              <w:t>475.50</w:t>
             </w:r>
           </w:p>
         </w:tc>
@@ -17032,7 +17032,7 @@
             </w:pPr>
             <w:r/>
             <w:r>
-              <w:t>468.75</w:t>
+              <w:t>470.25</w:t>
             </w:r>
           </w:p>
         </w:tc>
@@ -17063,7 +17063,7 @@
               <w:rPr>
                 <w:b/>
               </w:rPr>
-              <w:t>470.75</w:t>
+              <w:t>472.25</w:t>
             </w:r>
           </w:p>
         </w:tc>
@@ -17211,7 +17211,7 @@
             </w:pPr>
             <w:r/>
             <w:r>
-              <w:t>470.75</w:t>
+              <w:t>472.25</w:t>
             </w:r>
           </w:p>
         </w:tc>
@@ -17239,7 +17239,7 @@
             </w:pPr>
             <w:r/>
             <w:r>
-              <w:t>473.75</w:t>
+              <w:t>475.25</w:t>
             </w:r>
           </w:p>
         </w:tc>
@@ -17267,7 +17267,7 @@
             </w:pPr>
             <w:r/>
             <w:r>
-              <w:t>467.50</w:t>
+              <w:t>469.00</w:t>
             </w:r>
           </w:p>
         </w:tc>
@@ -17298,7 +17298,7 @@
               <w:rPr>
                 <w:b/>
               </w:rPr>
-              <w:t>470.50</w:t>
+              <w:t>472.00</w:t>
             </w:r>
           </w:p>
         </w:tc>
@@ -17446,7 +17446,7 @@
             </w:pPr>
             <w:r/>
             <w:r>
-              <w:t>470.50</w:t>
+              <w:t>472.00</w:t>
             </w:r>
           </w:p>
         </w:tc>
@@ -17474,7 +17474,7 @@
             </w:pPr>
             <w:r/>
             <w:r>
-              <w:t>474.50</w:t>
+              <w:t>476.00</w:t>
             </w:r>
           </w:p>
         </w:tc>
@@ -17502,7 +17502,7 @@
             </w:pPr>
             <w:r/>
             <w:r>
-              <w:t>465.25</w:t>
+              <w:t>466.75</w:t>
             </w:r>
           </w:p>
         </w:tc>
@@ -17533,7 +17533,7 @@
               <w:rPr>
                 <w:b/>
               </w:rPr>
-              <w:t>471.00</w:t>
+              <w:t>472.50</w:t>
             </w:r>
           </w:p>
         </w:tc>
@@ -17681,7 +17681,7 @@
             </w:pPr>
             <w:r/>
             <w:r>
-              <w:t>471.00</w:t>
+              <w:t>472.50</w:t>
             </w:r>
           </w:p>
         </w:tc>
@@ -17709,7 +17709,7 @@
             </w:pPr>
             <w:r/>
             <w:r>
-              <w:t>475.75</w:t>
+              <w:t>477.25</w:t>
             </w:r>
           </w:p>
         </w:tc>
@@ -17737,7 +17737,7 @@
             </w:pPr>
             <w:r/>
             <w:r>
-              <w:t>464.00</w:t>
+              <w:t>465.50</w:t>
             </w:r>
           </w:p>
         </w:tc>
@@ -17768,7 +17768,7 @@
               <w:rPr>
                 <w:b/>
               </w:rPr>
-              <w:t>473.00</w:t>
+              <w:t>474.50</w:t>
             </w:r>
           </w:p>
         </w:tc>
@@ -17916,7 +17916,7 @@
             </w:pPr>
             <w:r/>
             <w:r>
-              <w:t>473.00</w:t>
+              <w:t>474.50</w:t>
             </w:r>
           </w:p>
         </w:tc>
@@ -17944,7 +17944,7 @@
             </w:pPr>
             <w:r/>
             <w:r>
-              <w:t>481.00</w:t>
+              <w:t>482.50</w:t>
             </w:r>
           </w:p>
         </w:tc>
@@ -17972,7 +17972,7 @@
             </w:pPr>
             <w:r/>
             <w:r>
-              <w:t>466.00</w:t>
+              <w:t>467.50</w:t>
             </w:r>
           </w:p>
         </w:tc>
@@ -18003,7 +18003,7 @@
               <w:rPr>
                 <w:b/>
               </w:rPr>
-              <w:t>474.50</w:t>
+              <w:t>476.00</w:t>
             </w:r>
           </w:p>
         </w:tc>
@@ -18151,7 +18151,7 @@
             </w:pPr>
             <w:r/>
             <w:r>
-              <w:t>474.50</w:t>
+              <w:t>476.00</w:t>
             </w:r>
           </w:p>
         </w:tc>
@@ -18179,7 +18179,7 @@
             </w:pPr>
             <w:r/>
             <w:r>
-              <w:t>479.00</w:t>
+              <w:t>480.50</w:t>
             </w:r>
           </w:p>
         </w:tc>
@@ -18207,7 +18207,7 @@
             </w:pPr>
             <w:r/>
             <w:r>
-              <w:t>470.25</w:t>
+              <w:t>471.75</w:t>
             </w:r>
           </w:p>
         </w:tc>
@@ -18238,7 +18238,7 @@
               <w:rPr>
                 <w:b/>
               </w:rPr>
-              <w:t>474.00</w:t>
+              <w:t>475.50</w:t>
             </w:r>
           </w:p>
         </w:tc>
@@ -18386,7 +18386,7 @@
             </w:pPr>
             <w:r/>
             <w:r>
-              <w:t>474.00</w:t>
+              <w:t>475.50</w:t>
             </w:r>
           </w:p>
         </w:tc>
@@ -18414,7 +18414,7 @@
             </w:pPr>
             <w:r/>
             <w:r>
-              <w:t>476.25</w:t>
+              <w:t>477.75</w:t>
             </w:r>
           </w:p>
         </w:tc>
@@ -18442,7 +18442,7 @@
             </w:pPr>
             <w:r/>
             <w:r>
-              <w:t>471.25</w:t>
+              <w:t>472.75</w:t>
             </w:r>
           </w:p>
         </w:tc>
@@ -18473,7 +18473,7 @@
               <w:rPr>
                 <w:b/>
               </w:rPr>
-              <w:t>473.75</w:t>
+              <w:t>475.25</w:t>
             </w:r>
           </w:p>
         </w:tc>
@@ -18621,7 +18621,7 @@
             </w:pPr>
             <w:r/>
             <w:r>
-              <w:t>473.75</w:t>
+              <w:t>475.25</w:t>
             </w:r>
           </w:p>
         </w:tc>
@@ -18649,7 +18649,7 @@
             </w:pPr>
             <w:r/>
             <w:r>
-              <w:t>475.75</w:t>
+              <w:t>477.25</w:t>
             </w:r>
           </w:p>
         </w:tc>
@@ -18677,7 +18677,7 @@
             </w:pPr>
             <w:r/>
             <w:r>
-              <w:t>469.25</w:t>
+              <w:t>470.75</w:t>
             </w:r>
           </w:p>
         </w:tc>
@@ -18708,7 +18708,7 @@
               <w:rPr>
                 <w:b/>
               </w:rPr>
-              <w:t>474.00</w:t>
+              <w:t>475.50</w:t>
             </w:r>
           </w:p>
         </w:tc>
@@ -18856,7 +18856,7 @@
             </w:pPr>
             <w:r/>
             <w:r>
-              <w:t>474.00</w:t>
+              <w:t>475.50</w:t>
             </w:r>
           </w:p>
         </w:tc>
@@ -18884,7 +18884,7 @@
             </w:pPr>
             <w:r/>
             <w:r>
-              <w:t>477.75</w:t>
+              <w:t>479.25</w:t>
             </w:r>
           </w:p>
         </w:tc>
@@ -18912,7 +18912,7 @@
             </w:pPr>
             <w:r/>
             <w:r>
-              <w:t>471.25</w:t>
+              <w:t>472.75</w:t>
             </w:r>
           </w:p>
         </w:tc>
@@ -18943,7 +18943,7 @@
               <w:rPr>
                 <w:b/>
               </w:rPr>
-              <w:t>474.50</w:t>
+              <w:t>476.00</w:t>
             </w:r>
           </w:p>
         </w:tc>
@@ -19091,7 +19091,7 @@
             </w:pPr>
             <w:r/>
             <w:r>
-              <w:t>474.50</w:t>
+              <w:t>476.00</w:t>
             </w:r>
           </w:p>
         </w:tc>
@@ -19119,7 +19119,7 @@
             </w:pPr>
             <w:r/>
             <w:r>
-              <w:t>477.50</w:t>
+              <w:t>479.00</w:t>
             </w:r>
           </w:p>
         </w:tc>
@@ -19147,7 +19147,7 @@
             </w:pPr>
             <w:r/>
             <w:r>
-              <w:t>470.00</w:t>
+              <w:t>471.50</w:t>
             </w:r>
           </w:p>
         </w:tc>
@@ -19178,7 +19178,7 @@
               <w:rPr>
                 <w:b/>
               </w:rPr>
-              <w:t>474.75</w:t>
+              <w:t>476.25</w:t>
             </w:r>
           </w:p>
         </w:tc>
@@ -19326,7 +19326,7 @@
             </w:pPr>
             <w:r/>
             <w:r>
-              <w:t>474.75</w:t>
+              <w:t>476.25</w:t>
             </w:r>
           </w:p>
         </w:tc>
@@ -19354,7 +19354,7 @@
             </w:pPr>
             <w:r/>
             <w:r>
-              <w:t>479.00</w:t>
+              <w:t>480.50</w:t>
             </w:r>
           </w:p>
         </w:tc>
@@ -19382,7 +19382,7 @@
             </w:pPr>
             <w:r/>
             <w:r>
-              <w:t>471.50</w:t>
+              <w:t>473.00</w:t>
             </w:r>
           </w:p>
         </w:tc>
@@ -19413,7 +19413,7 @@
               <w:rPr>
                 <w:b/>
               </w:rPr>
-              <w:t>475.50</w:t>
+              <w:t>477.00</w:t>
             </w:r>
           </w:p>
         </w:tc>
@@ -19561,7 +19561,7 @@
             </w:pPr>
             <w:r/>
             <w:r>
-              <w:t>475.50</w:t>
+              <w:t>477.00</w:t>
             </w:r>
           </w:p>
         </w:tc>
@@ -19589,7 +19589,7 @@
             </w:pPr>
             <w:r/>
             <w:r>
-              <w:t>479.00</w:t>
+              <w:t>480.50</w:t>
             </w:r>
           </w:p>
         </w:tc>
@@ -19617,7 +19617,7 @@
             </w:pPr>
             <w:r/>
             <w:r>
-              <w:t>473.25</w:t>
+              <w:t>474.75</w:t>
             </w:r>
           </w:p>
         </w:tc>
@@ -19648,7 +19648,7 @@
               <w:rPr>
                 <w:b/>
               </w:rPr>
-              <w:t>475.50</w:t>
+              <w:t>477.00</w:t>
             </w:r>
           </w:p>
         </w:tc>
@@ -19796,7 +19796,7 @@
             </w:pPr>
             <w:r/>
             <w:r>
-              <w:t>475.50</w:t>
+              <w:t>477.00</w:t>
             </w:r>
           </w:p>
         </w:tc>
@@ -19824,7 +19824,7 @@
             </w:pPr>
             <w:r/>
             <w:r>
-              <w:t>479.25</w:t>
+              <w:t>480.75</w:t>
             </w:r>
           </w:p>
         </w:tc>
@@ -19852,7 +19852,7 @@
             </w:pPr>
             <w:r/>
             <w:r>
-              <w:t>472.00</w:t>
+              <w:t>473.50</w:t>
             </w:r>
           </w:p>
         </w:tc>
@@ -19883,7 +19883,7 @@
               <w:rPr>
                 <w:b/>
               </w:rPr>
-              <w:t>475.25</w:t>
+              <w:t>476.75</w:t>
             </w:r>
           </w:p>
         </w:tc>
@@ -20031,7 +20031,7 @@
             </w:pPr>
             <w:r/>
             <w:r>
-              <w:t>475.25</w:t>
+              <w:t>476.75</w:t>
             </w:r>
           </w:p>
         </w:tc>
@@ -20059,7 +20059,7 @@
             </w:pPr>
             <w:r/>
             <w:r>
-              <w:t>478.75</w:t>
+              <w:t>480.25</w:t>
             </w:r>
           </w:p>
         </w:tc>
@@ -20087,7 +20087,7 @@
             </w:pPr>
             <w:r/>
             <w:r>
-              <w:t>472.00</w:t>
+              <w:t>473.50</w:t>
             </w:r>
           </w:p>
         </w:tc>
@@ -20118,7 +20118,7 @@
               <w:rPr>
                 <w:b/>
               </w:rPr>
-              <w:t>475.00</w:t>
+              <w:t>476.50</w:t>
             </w:r>
           </w:p>
         </w:tc>
@@ -20266,7 +20266,7 @@
             </w:pPr>
             <w:r/>
             <w:r>
-              <w:t>475.00</w:t>
+              <w:t>476.50</w:t>
             </w:r>
           </w:p>
         </w:tc>
@@ -20294,7 +20294,7 @@
             </w:pPr>
             <w:r/>
             <w:r>
-              <w:t>478.00</w:t>
+              <w:t>479.50</w:t>
             </w:r>
           </w:p>
         </w:tc>
@@ -20322,7 +20322,7 @@
             </w:pPr>
             <w:r/>
             <w:r>
-              <w:t>472.25</w:t>
+              <w:t>473.75</w:t>
             </w:r>
           </w:p>
         </w:tc>
@@ -20353,7 +20353,7 @@
               <w:rPr>
                 <w:b/>
               </w:rPr>
-              <w:t>475.25</w:t>
+              <w:t>476.75</w:t>
             </w:r>
           </w:p>
         </w:tc>
@@ -20501,7 +20501,7 @@
             </w:pPr>
             <w:r/>
             <w:r>
-              <w:t>475.25</w:t>
+              <w:t>476.75</w:t>
             </w:r>
           </w:p>
         </w:tc>
@@ -20529,7 +20529,7 @@
             </w:pPr>
             <w:r/>
             <w:r>
-              <w:t>478.25</w:t>
+              <w:t>479.75</w:t>
             </w:r>
           </w:p>
         </w:tc>
@@ -20557,7 +20557,7 @@
             </w:pPr>
             <w:r/>
             <w:r>
-              <w:t>472.50</w:t>
+              <w:t>474.00</w:t>
             </w:r>
           </w:p>
         </w:tc>
@@ -20588,7 +20588,7 @@
               <w:rPr>
                 <w:b/>
               </w:rPr>
-              <w:t>475.25</w:t>
+              <w:t>476.75</w:t>
             </w:r>
           </w:p>
         </w:tc>
@@ -20736,7 +20736,7 @@
             </w:pPr>
             <w:r/>
             <w:r>
-              <w:t>475.25</w:t>
+              <w:t>476.75</w:t>
             </w:r>
           </w:p>
         </w:tc>
@@ -20764,7 +20764,7 @@
             </w:pPr>
             <w:r/>
             <w:r>
-              <w:t>479.25</w:t>
+              <w:t>480.75</w:t>
             </w:r>
           </w:p>
         </w:tc>
@@ -20792,7 +20792,7 @@
             </w:pPr>
             <w:r/>
             <w:r>
-              <w:t>471.75</w:t>
+              <w:t>473.25</w:t>
             </w:r>
           </w:p>
         </w:tc>
@@ -20823,7 +20823,7 @@
               <w:rPr>
                 <w:b/>
               </w:rPr>
-              <w:t>475.75</w:t>
+              <w:t>477.25</w:t>
             </w:r>
           </w:p>
         </w:tc>
@@ -20971,7 +20971,7 @@
             </w:pPr>
             <w:r/>
             <w:r>
-              <w:t>475.75</w:t>
+              <w:t>477.25</w:t>
             </w:r>
           </w:p>
         </w:tc>
@@ -20999,7 +20999,7 @@
             </w:pPr>
             <w:r/>
             <w:r>
-              <w:t>479.75</w:t>
+              <w:t>481.25</w:t>
             </w:r>
           </w:p>
         </w:tc>
@@ -21027,7 +21027,7 @@
             </w:pPr>
             <w:r/>
             <w:r>
-              <w:t>474.00</w:t>
+              <w:t>475.50</w:t>
             </w:r>
           </w:p>
         </w:tc>
@@ -21058,7 +21058,7 @@
               <w:rPr>
                 <w:b/>
               </w:rPr>
-              <w:t>475.50</w:t>
+              <w:t>477.00</w:t>
             </w:r>
           </w:p>
         </w:tc>
@@ -21781,7 +21781,7 @@
         <w:t>Giá Chốt Phiên (Close):</w:t>
       </w:r>
       <w:r>
-        <w:t xml:space="preserve"> 654.50 cents | </w:t>
+        <w:t xml:space="preserve"> 657.50 cents | </w:t>
       </w:r>
       <w:r>
         <w:rPr>
@@ -21796,10 +21796,10 @@
         <w:rPr>
           <w:b/>
         </w:rPr>
-        <w:t>`654.27 cents`</w:t>
+        <w:t>`657.34 cents`</w:t>
       </w:r>
       <w:r>
-        <w:t xml:space="preserve"> (-0.23).</w:t>
+        <w:t xml:space="preserve"> (-0.16).</w:t>
       </w:r>
     </w:p>
     <w:p>
@@ -21820,7 +21820,7 @@
         <w:rPr>
           <w:b/>
         </w:rPr>
-        <w:t>`2,823`</w:t>
+        <w:t>`5,983`</w:t>
       </w:r>
       <w:r>
         <w:t xml:space="preserve"> (Chênh lệch: </w:t>
@@ -21829,7 +21829,7 @@
         <w:rPr>
           <w:b/>
         </w:rPr>
-        <w:t>`-75,154`</w:t>
+        <w:t>`-71,994`</w:t>
       </w:r>
       <w:r>
         <w:t xml:space="preserve">) | OI: </w:t>
@@ -21891,9 +21891,9 @@
       <w:r>
         <w:rPr>
           <w:b/>
-          <w:color w:val="15803D"/>
+          <w:color w:val="B91C1C"/>
         </w:rPr>
-        <w:t>`Giảm suy yếu / Đáy ngắn hạn (Long Liquidation Decline)`</w:t>
+        <w:t>`Tăng yếu / Rủi ro đảo chiều (Short Covering Rally)`</w:t>
       </w:r>
     </w:p>
     <w:p>
@@ -21914,10 +21914,10 @@
         <w:rPr>
           <w:b/>
         </w:rPr>
-        <w:t>TÍCH LŨY TIÊU CỰC (Distribution):</w:t>
+        <w:t>TÍCH LŨY TÍCH CỰC (Accumulation):</w:t>
       </w:r>
       <w:r>
-        <w:t xml:space="preserve"> Nến đi ngang nhưng dòng tiền rút dần (OI giảm), cảnh báo rủi ro suy sụt sắp tới.</w:t>
+        <w:t xml:space="preserve"> Nến đi ngang nhưng dòng tiền âm thầm gia tăng (OI tăng), báo hiệu chuẩn bị có nhịp bứt phá tăng.</w:t>
       </w:r>
     </w:p>
     <w:p>
@@ -22163,7 +22163,7 @@
               <w:rPr>
                 <w:b/>
               </w:rPr>
-              <w:t>109.80</w:t>
+              <w:t>111.27</w:t>
             </w:r>
           </w:p>
         </w:tc>
@@ -22194,7 +22194,7 @@
               <w:rPr>
                 <w:b/>
               </w:rPr>
-              <w:t>+0.23%</w:t>
+              <w:t>+1.57%</w:t>
             </w:r>
           </w:p>
         </w:tc>
@@ -22286,7 +22286,7 @@
               <w:rPr>
                 <w:b/>
               </w:rPr>
-              <w:t>101.77</w:t>
+              <w:t>101.82</w:t>
             </w:r>
           </w:p>
         </w:tc>
@@ -22317,7 +22317,7 @@
               <w:rPr>
                 <w:b/>
               </w:rPr>
-              <w:t>-0.20%</w:t>
+              <w:t>-0.16%</w:t>
             </w:r>
           </w:p>
         </w:tc>
@@ -22921,7 +22921,7 @@
         <w:t xml:space="preserve"> EMA_21 </w:t>
       </w:r>
       <w:r>
-        <w:t xml:space="preserve"> (657.09) &lt; </w:t>
+        <w:t xml:space="preserve"> (657.13) &lt; </w:t>
       </w:r>
       <w:r>
         <w:rPr>
@@ -22932,7 +22932,7 @@
         <w:t xml:space="preserve"> EMA_50 </w:t>
       </w:r>
       <w:r>
-        <w:t xml:space="preserve"> (661.03).</w:t>
+        <w:t xml:space="preserve"> (660.47).</w:t>
       </w:r>
     </w:p>
     <w:p>
@@ -22953,7 +22953,7 @@
         <w:rPr>
           <w:b/>
         </w:rPr>
-        <w:t>`36.68`</w:t>
+        <w:t>`48.61`</w:t>
       </w:r>
       <w:r>
         <w:t xml:space="preserve"> | ATR (14) = </w:t>
@@ -22962,7 +22962,7 @@
         <w:rPr>
           <w:b/>
         </w:rPr>
-        <w:t>`2.07`</w:t>
+        <w:t>`1.91`</w:t>
       </w:r>
       <w:r>
         <w:t xml:space="preserve"> cents | Volatility = </w:t>
@@ -22971,7 +22971,7 @@
         <w:rPr>
           <w:b/>
         </w:rPr>
-        <w:t>`1.50 cents`</w:t>
+        <w:t>`0.75 cents`</w:t>
       </w:r>
       <w:r>
         <w:t>.</w:t>
@@ -22995,7 +22995,7 @@
         <w:rPr>
           <w:b/>
         </w:rPr>
-        <w:t>`653.53`</w:t>
+        <w:t>`656.25`</w:t>
       </w:r>
       <w:r>
         <w:t xml:space="preserve"> | S2: </w:t>
@@ -23746,7 +23746,7 @@
           <w:b/>
           <w:color w:val="B91C1C"/>
         </w:rPr>
-        <w:t>`657.09 - 661.03 cents (Canh bán hồi kỹ thuật H1)`</w:t>
+        <w:t>`657.13 - 660.47 cents (Canh bán hồi kỹ thuật H1)`</w:t>
       </w:r>
       <w:r>
         <w:t xml:space="preserve"> | SL: </w:t>
@@ -23755,7 +23755,7 @@
         <w:rPr>
           <w:b/>
         </w:rPr>
-        <w:t>`739.10 cents (Trên kháng cự R2 + 1.5x ATR)`</w:t>
+        <w:t>`738.87 cents (Trên kháng cự R2 + 1.5x ATR)`</w:t>
       </w:r>
       <w:r>
         <w:t xml:space="preserve"> | TP: </w:t>
@@ -23766,7 +23766,7 @@
           <w:color w:val="D97706"/>
           <w:sz w:val="19"/>
         </w:rPr>
-        <w:t xml:space="preserve"> 653.53 cents </w:t>
+        <w:t xml:space="preserve"> 656.25 cents </w:t>
       </w:r>
       <w:r>
         <w:t xml:space="preserve"> / </w:t>
@@ -23817,7 +23817,7 @@
         <w:rPr>
           <w:b/>
         </w:rPr>
-        <w:t>`666.18 - 668.18 cents`</w:t>
+        <w:t>`669.00 - 671.00 cents`</w:t>
       </w:r>
       <w:r>
         <w:t xml:space="preserve"> | SL: </w:t>
@@ -23826,7 +23826,7 @@
         <w:rPr>
           <w:b/>
         </w:rPr>
-        <w:t>`665.39 cents`</w:t>
+        <w:t>`665.56 cents`</w:t>
       </w:r>
       <w:r>
         <w:t xml:space="preserve"> | TP: </w:t>
@@ -23872,7 +23872,7 @@
         <w:rPr>
           <w:b/>
         </w:rPr>
-        <w:t>`682.11 cents`</w:t>
+        <w:t>`681.94 cents`</w:t>
       </w:r>
       <w:r>
         <w:t xml:space="preserve"> | TP: </w:t>
@@ -23921,7 +23921,7 @@
         <w:rPr>
           <w:b/>
         </w:rPr>
-        <w:t>`644.23 - 652.50 cents`</w:t>
+        <w:t>`644.84 - 652.50 cents`</w:t>
       </w:r>
     </w:p>
     <w:p>
@@ -24328,7 +24328,7 @@
             </w:pPr>
             <w:r/>
             <w:r>
-              <w:t>654.50</w:t>
+              <w:t>657.50</w:t>
             </w:r>
           </w:p>
         </w:tc>
@@ -24356,7 +24356,7 @@
             </w:pPr>
             <w:r/>
             <w:r>
-              <w:t>665.75</w:t>
+              <w:t>668.75</w:t>
             </w:r>
           </w:p>
         </w:tc>
@@ -24384,7 +24384,7 @@
             </w:pPr>
             <w:r/>
             <w:r>
-              <w:t>649.00</w:t>
+              <w:t>652.00</w:t>
             </w:r>
           </w:p>
         </w:tc>
@@ -24415,7 +24415,7 @@
               <w:rPr>
                 <w:b/>
               </w:rPr>
-              <w:t>653.75</w:t>
+              <w:t>656.75</w:t>
             </w:r>
           </w:p>
         </w:tc>
@@ -24563,7 +24563,7 @@
             </w:pPr>
             <w:r/>
             <w:r>
-              <w:t>653.75</w:t>
+              <w:t>656.75</w:t>
             </w:r>
           </w:p>
         </w:tc>
@@ -24591,7 +24591,7 @@
             </w:pPr>
             <w:r/>
             <w:r>
-              <w:t>661.25</w:t>
+              <w:t>664.25</w:t>
             </w:r>
           </w:p>
         </w:tc>
@@ -24619,7 +24619,7 @@
             </w:pPr>
             <w:r/>
             <w:r>
-              <w:t>647.75</w:t>
+              <w:t>650.75</w:t>
             </w:r>
           </w:p>
         </w:tc>
@@ -24650,7 +24650,7 @@
               <w:rPr>
                 <w:b/>
               </w:rPr>
-              <w:t>653.25</w:t>
+              <w:t>656.25</w:t>
             </w:r>
           </w:p>
         </w:tc>
@@ -24798,7 +24798,7 @@
             </w:pPr>
             <w:r/>
             <w:r>
-              <w:t>653.25</w:t>
+              <w:t>656.25</w:t>
             </w:r>
           </w:p>
         </w:tc>
@@ -24826,7 +24826,7 @@
             </w:pPr>
             <w:r/>
             <w:r>
-              <w:t>667.00</w:t>
+              <w:t>670.00</w:t>
             </w:r>
           </w:p>
         </w:tc>
@@ -24854,7 +24854,7 @@
             </w:pPr>
             <w:r/>
             <w:r>
-              <w:t>638.50</w:t>
+              <w:t>641.50</w:t>
             </w:r>
           </w:p>
         </w:tc>
@@ -24885,7 +24885,7 @@
               <w:rPr>
                 <w:b/>
               </w:rPr>
-              <w:t>655.25</w:t>
+              <w:t>658.25</w:t>
             </w:r>
           </w:p>
         </w:tc>
@@ -25033,7 +25033,7 @@
             </w:pPr>
             <w:r/>
             <w:r>
-              <w:t>655.25</w:t>
+              <w:t>658.25</w:t>
             </w:r>
           </w:p>
         </w:tc>
@@ -25061,7 +25061,7 @@
             </w:pPr>
             <w:r/>
             <w:r>
-              <w:t>668.50</w:t>
+              <w:t>671.50</w:t>
             </w:r>
           </w:p>
         </w:tc>
@@ -25089,7 +25089,7 @@
             </w:pPr>
             <w:r/>
             <w:r>
-              <w:t>647.00</w:t>
+              <w:t>650.00</w:t>
             </w:r>
           </w:p>
         </w:tc>
@@ -25120,7 +25120,7 @@
               <w:rPr>
                 <w:b/>
               </w:rPr>
-              <w:t>656.50</w:t>
+              <w:t>659.50</w:t>
             </w:r>
           </w:p>
         </w:tc>
@@ -25268,7 +25268,7 @@
             </w:pPr>
             <w:r/>
             <w:r>
-              <w:t>656.50</w:t>
+              <w:t>659.50</w:t>
             </w:r>
           </w:p>
         </w:tc>
@@ -25296,7 +25296,7 @@
             </w:pPr>
             <w:r/>
             <w:r>
-              <w:t>673.00</w:t>
+              <w:t>676.00</w:t>
             </w:r>
           </w:p>
         </w:tc>
@@ -25324,7 +25324,7 @@
             </w:pPr>
             <w:r/>
             <w:r>
-              <w:t>646.00</w:t>
+              <w:t>649.00</w:t>
             </w:r>
           </w:p>
         </w:tc>
@@ -25355,7 +25355,7 @@
               <w:rPr>
                 <w:b/>
               </w:rPr>
-              <w:t>661.00</w:t>
+              <w:t>664.00</w:t>
             </w:r>
           </w:p>
         </w:tc>
@@ -25503,7 +25503,7 @@
             </w:pPr>
             <w:r/>
             <w:r>
-              <w:t>661.00</w:t>
+              <w:t>664.00</w:t>
             </w:r>
           </w:p>
         </w:tc>
@@ -25531,7 +25531,7 @@
             </w:pPr>
             <w:r/>
             <w:r>
-              <w:t>668.75</w:t>
+              <w:t>671.75</w:t>
             </w:r>
           </w:p>
         </w:tc>
@@ -25559,7 +25559,7 @@
             </w:pPr>
             <w:r/>
             <w:r>
-              <w:t>650.00</w:t>
+              <w:t>653.00</w:t>
             </w:r>
           </w:p>
         </w:tc>
@@ -25590,7 +25590,7 @@
               <w:rPr>
                 <w:b/>
               </w:rPr>
-              <w:t>662.25</w:t>
+              <w:t>665.25</w:t>
             </w:r>
           </w:p>
         </w:tc>
@@ -25738,7 +25738,7 @@
             </w:pPr>
             <w:r/>
             <w:r>
-              <w:t>662.25</w:t>
+              <w:t>665.25</w:t>
             </w:r>
           </w:p>
         </w:tc>
@@ -25766,7 +25766,7 @@
             </w:pPr>
             <w:r/>
             <w:r>
-              <w:t>670.50</w:t>
+              <w:t>673.50</w:t>
             </w:r>
           </w:p>
         </w:tc>
@@ -25794,7 +25794,7 @@
             </w:pPr>
             <w:r/>
             <w:r>
-              <w:t>651.75</w:t>
+              <w:t>654.75</w:t>
             </w:r>
           </w:p>
         </w:tc>
@@ -25825,7 +25825,7 @@
               <w:rPr>
                 <w:b/>
               </w:rPr>
-              <w:t>664.00</w:t>
+              <w:t>667.00</w:t>
             </w:r>
           </w:p>
         </w:tc>
@@ -25973,7 +25973,7 @@
             </w:pPr>
             <w:r/>
             <w:r>
-              <w:t>664.00</w:t>
+              <w:t>667.00</w:t>
             </w:r>
           </w:p>
         </w:tc>
@@ -26001,7 +26001,7 @@
             </w:pPr>
             <w:r/>
             <w:r>
-              <w:t>676.25</w:t>
+              <w:t>679.25</w:t>
             </w:r>
           </w:p>
         </w:tc>
@@ -26029,7 +26029,7 @@
             </w:pPr>
             <w:r/>
             <w:r>
-              <w:t>654.25</w:t>
+              <w:t>657.25</w:t>
             </w:r>
           </w:p>
         </w:tc>
@@ -26060,7 +26060,7 @@
               <w:rPr>
                 <w:b/>
               </w:rPr>
-              <w:t>663.00</w:t>
+              <w:t>666.00</w:t>
             </w:r>
           </w:p>
         </w:tc>
@@ -26208,7 +26208,7 @@
             </w:pPr>
             <w:r/>
             <w:r>
-              <w:t>663.00</w:t>
+              <w:t>666.00</w:t>
             </w:r>
           </w:p>
         </w:tc>
@@ -26236,7 +26236,7 @@
             </w:pPr>
             <w:r/>
             <w:r>
-              <w:t>673.50</w:t>
+              <w:t>676.50</w:t>
             </w:r>
           </w:p>
         </w:tc>
@@ -26264,7 +26264,7 @@
             </w:pPr>
             <w:r/>
             <w:r>
-              <w:t>648.25</w:t>
+              <w:t>651.25</w:t>
             </w:r>
           </w:p>
         </w:tc>
@@ -26295,7 +26295,7 @@
               <w:rPr>
                 <w:b/>
               </w:rPr>
-              <w:t>665.25</w:t>
+              <w:t>668.25</w:t>
             </w:r>
           </w:p>
         </w:tc>
@@ -26443,7 +26443,7 @@
             </w:pPr>
             <w:r/>
             <w:r>
-              <w:t>665.25</w:t>
+              <w:t>668.25</w:t>
             </w:r>
           </w:p>
         </w:tc>
@@ -26471,7 +26471,7 @@
             </w:pPr>
             <w:r/>
             <w:r>
-              <w:t>675.75</w:t>
+              <w:t>678.75</w:t>
             </w:r>
           </w:p>
         </w:tc>
@@ -26499,7 +26499,7 @@
             </w:pPr>
             <w:r/>
             <w:r>
-              <w:t>659.00</w:t>
+              <w:t>662.00</w:t>
             </w:r>
           </w:p>
         </w:tc>
@@ -26530,7 +26530,7 @@
               <w:rPr>
                 <w:b/>
               </w:rPr>
-              <w:t>666.00</w:t>
+              <w:t>669.00</w:t>
             </w:r>
           </w:p>
         </w:tc>
@@ -26678,7 +26678,7 @@
             </w:pPr>
             <w:r/>
             <w:r>
-              <w:t>666.00</w:t>
+              <w:t>669.00</w:t>
             </w:r>
           </w:p>
         </w:tc>
@@ -26706,7 +26706,7 @@
             </w:pPr>
             <w:r/>
             <w:r>
-              <w:t>680.25</w:t>
+              <w:t>683.25</w:t>
             </w:r>
           </w:p>
         </w:tc>
@@ -26734,7 +26734,7 @@
             </w:pPr>
             <w:r/>
             <w:r>
-              <w:t>651.25</w:t>
+              <w:t>654.25</w:t>
             </w:r>
           </w:p>
         </w:tc>
@@ -26765,7 +26765,7 @@
               <w:rPr>
                 <w:b/>
               </w:rPr>
-              <w:t>668.00</w:t>
+              <w:t>671.00</w:t>
             </w:r>
           </w:p>
         </w:tc>
@@ -26913,7 +26913,7 @@
             </w:pPr>
             <w:r/>
             <w:r>
-              <w:t>668.00</w:t>
+              <w:t>671.00</w:t>
             </w:r>
           </w:p>
         </w:tc>
@@ -26941,7 +26941,7 @@
             </w:pPr>
             <w:r/>
             <w:r>
-              <w:t>674.50</w:t>
+              <w:t>677.50</w:t>
             </w:r>
           </w:p>
         </w:tc>
@@ -26969,7 +26969,7 @@
             </w:pPr>
             <w:r/>
             <w:r>
-              <w:t>661.25</w:t>
+              <w:t>664.25</w:t>
             </w:r>
           </w:p>
         </w:tc>
@@ -27000,7 +27000,7 @@
               <w:rPr>
                 <w:b/>
               </w:rPr>
-              <w:t>668.25</w:t>
+              <w:t>671.25</w:t>
             </w:r>
           </w:p>
         </w:tc>
@@ -27148,7 +27148,7 @@
             </w:pPr>
             <w:r/>
             <w:r>
-              <w:t>668.25</w:t>
+              <w:t>671.25</w:t>
             </w:r>
           </w:p>
         </w:tc>
@@ -27176,7 +27176,7 @@
             </w:pPr>
             <w:r/>
             <w:r>
-              <w:t>678.50</w:t>
+              <w:t>681.50</w:t>
             </w:r>
           </w:p>
         </w:tc>
@@ -27204,7 +27204,7 @@
             </w:pPr>
             <w:r/>
             <w:r>
-              <w:t>660.25</w:t>
+              <w:t>663.25</w:t>
             </w:r>
           </w:p>
         </w:tc>
@@ -27235,7 +27235,7 @@
               <w:rPr>
                 <w:b/>
               </w:rPr>
-              <w:t>668.75</w:t>
+              <w:t>671.75</w:t>
             </w:r>
           </w:p>
         </w:tc>
@@ -27383,7 +27383,7 @@
             </w:pPr>
             <w:r/>
             <w:r>
-              <w:t>668.75</w:t>
+              <w:t>671.75</w:t>
             </w:r>
           </w:p>
         </w:tc>
@@ -27411,7 +27411,7 @@
             </w:pPr>
             <w:r/>
             <w:r>
-              <w:t>675.75</w:t>
+              <w:t>678.75</w:t>
             </w:r>
           </w:p>
         </w:tc>
@@ -27439,7 +27439,7 @@
             </w:pPr>
             <w:r/>
             <w:r>
-              <w:t>662.75</w:t>
+              <w:t>665.75</w:t>
             </w:r>
           </w:p>
         </w:tc>
@@ -27470,7 +27470,7 @@
               <w:rPr>
                 <w:b/>
               </w:rPr>
-              <w:t>668.00</w:t>
+              <w:t>671.00</w:t>
             </w:r>
           </w:p>
         </w:tc>
@@ -27618,7 +27618,7 @@
             </w:pPr>
             <w:r/>
             <w:r>
-              <w:t>668.00</w:t>
+              <w:t>671.00</w:t>
             </w:r>
           </w:p>
         </w:tc>
@@ -27646,7 +27646,7 @@
             </w:pPr>
             <w:r/>
             <w:r>
-              <w:t>681.50</w:t>
+              <w:t>684.50</w:t>
             </w:r>
           </w:p>
         </w:tc>
@@ -27674,7 +27674,7 @@
             </w:pPr>
             <w:r/>
             <w:r>
-              <w:t>655.00</w:t>
+              <w:t>658.00</w:t>
             </w:r>
           </w:p>
         </w:tc>
@@ -27705,7 +27705,7 @@
               <w:rPr>
                 <w:b/>
               </w:rPr>
-              <w:t>669.75</w:t>
+              <w:t>672.75</w:t>
             </w:r>
           </w:p>
         </w:tc>
@@ -27853,7 +27853,7 @@
             </w:pPr>
             <w:r/>
             <w:r>
-              <w:t>669.75</w:t>
+              <w:t>672.75</w:t>
             </w:r>
           </w:p>
         </w:tc>
@@ -27881,7 +27881,7 @@
             </w:pPr>
             <w:r/>
             <w:r>
-              <w:t>679.00</w:t>
+              <w:t>682.00</w:t>
             </w:r>
           </w:p>
         </w:tc>
@@ -27909,7 +27909,7 @@
             </w:pPr>
             <w:r/>
             <w:r>
-              <w:t>659.00</w:t>
+              <w:t>662.00</w:t>
             </w:r>
           </w:p>
         </w:tc>
@@ -27940,7 +27940,7 @@
               <w:rPr>
                 <w:b/>
               </w:rPr>
-              <w:t>670.25</w:t>
+              <w:t>673.25</w:t>
             </w:r>
           </w:p>
         </w:tc>
@@ -28088,7 +28088,7 @@
             </w:pPr>
             <w:r/>
             <w:r>
-              <w:t>670.25</w:t>
+              <w:t>673.25</w:t>
             </w:r>
           </w:p>
         </w:tc>
@@ -28116,7 +28116,7 @@
             </w:pPr>
             <w:r/>
             <w:r>
-              <w:t>682.50</w:t>
+              <w:t>685.50</w:t>
             </w:r>
           </w:p>
         </w:tc>
@@ -28144,7 +28144,7 @@
             </w:pPr>
             <w:r/>
             <w:r>
-              <w:t>656.00</w:t>
+              <w:t>659.00</w:t>
             </w:r>
           </w:p>
         </w:tc>
@@ -28175,7 +28175,7 @@
               <w:rPr>
                 <w:b/>
               </w:rPr>
-              <w:t>668.75</w:t>
+              <w:t>671.75</w:t>
             </w:r>
           </w:p>
         </w:tc>
@@ -28323,7 +28323,7 @@
             </w:pPr>
             <w:r/>
             <w:r>
-              <w:t>668.75</w:t>
+              <w:t>671.75</w:t>
             </w:r>
           </w:p>
         </w:tc>
@@ -28351,7 +28351,7 @@
             </w:pPr>
             <w:r/>
             <w:r>
-              <w:t>675.75</w:t>
+              <w:t>678.75</w:t>
             </w:r>
           </w:p>
         </w:tc>
@@ -28379,7 +28379,7 @@
             </w:pPr>
             <w:r/>
             <w:r>
-              <w:t>659.25</w:t>
+              <w:t>662.25</w:t>
             </w:r>
           </w:p>
         </w:tc>
@@ -28410,7 +28410,7 @@
               <w:rPr>
                 <w:b/>
               </w:rPr>
-              <w:t>669.25</w:t>
+              <w:t>672.25</w:t>
             </w:r>
           </w:p>
         </w:tc>
@@ -28558,7 +28558,7 @@
             </w:pPr>
             <w:r/>
             <w:r>
-              <w:t>669.25</w:t>
+              <w:t>672.25</w:t>
             </w:r>
           </w:p>
         </w:tc>
@@ -28586,7 +28586,7 @@
             </w:pPr>
             <w:r/>
             <w:r>
-              <w:t>679.75</w:t>
+              <w:t>682.75</w:t>
             </w:r>
           </w:p>
         </w:tc>
@@ -28614,7 +28614,7 @@
             </w:pPr>
             <w:r/>
             <w:r>
-              <w:t>662.00</w:t>
+              <w:t>665.00</w:t>
             </w:r>
           </w:p>
         </w:tc>
@@ -28645,7 +28645,7 @@
               <w:rPr>
                 <w:b/>
               </w:rPr>
-              <w:t>669.00</w:t>
+              <w:t>672.00</w:t>
             </w:r>
           </w:p>
         </w:tc>
@@ -28793,7 +28793,7 @@
             </w:pPr>
             <w:r/>
             <w:r>
-              <w:t>669.00</w:t>
+              <w:t>672.00</w:t>
             </w:r>
           </w:p>
         </w:tc>
@@ -28821,7 +28821,7 @@
             </w:pPr>
             <w:r/>
             <w:r>
-              <w:t>678.75</w:t>
+              <w:t>681.75</w:t>
             </w:r>
           </w:p>
         </w:tc>
@@ -28849,7 +28849,7 @@
             </w:pPr>
             <w:r/>
             <w:r>
-              <w:t>659.25</w:t>
+              <w:t>662.25</w:t>
             </w:r>
           </w:p>
         </w:tc>
@@ -28880,7 +28880,7 @@
               <w:rPr>
                 <w:b/>
               </w:rPr>
-              <w:t>669.50</w:t>
+              <w:t>672.50</w:t>
             </w:r>
           </w:p>
         </w:tc>
@@ -29028,7 +29028,7 @@
             </w:pPr>
             <w:r/>
             <w:r>
-              <w:t>669.50</w:t>
+              <w:t>672.50</w:t>
             </w:r>
           </w:p>
         </w:tc>
@@ -29056,7 +29056,7 @@
             </w:pPr>
             <w:r/>
             <w:r>
-              <w:t>680.25</w:t>
+              <w:t>683.25</w:t>
             </w:r>
           </w:p>
         </w:tc>
@@ -29084,7 +29084,7 @@
             </w:pPr>
             <w:r/>
             <w:r>
-              <w:t>662.25</w:t>
+              <w:t>665.25</w:t>
             </w:r>
           </w:p>
         </w:tc>
@@ -29115,7 +29115,7 @@
               <w:rPr>
                 <w:b/>
               </w:rPr>
-              <w:t>670.25</w:t>
+              <w:t>673.25</w:t>
             </w:r>
           </w:p>
         </w:tc>
@@ -29263,7 +29263,7 @@
             </w:pPr>
             <w:r/>
             <w:r>
-              <w:t>670.25</w:t>
+              <w:t>673.25</w:t>
             </w:r>
           </w:p>
         </w:tc>
@@ -29291,7 +29291,7 @@
             </w:pPr>
             <w:r/>
             <w:r>
-              <w:t>676.75</w:t>
+              <w:t>679.75</w:t>
             </w:r>
           </w:p>
         </w:tc>
@@ -29319,7 +29319,7 @@
             </w:pPr>
             <w:r/>
             <w:r>
-              <w:t>661.75</w:t>
+              <w:t>664.75</w:t>
             </w:r>
           </w:p>
         </w:tc>
@@ -29350,7 +29350,7 @@
               <w:rPr>
                 <w:b/>
               </w:rPr>
-              <w:t>670.75</w:t>
+              <w:t>673.75</w:t>
             </w:r>
           </w:p>
         </w:tc>
@@ -29498,7 +29498,7 @@
             </w:pPr>
             <w:r/>
             <w:r>
-              <w:t>670.75</w:t>
+              <w:t>673.75</w:t>
             </w:r>
           </w:p>
         </w:tc>
@@ -29526,7 +29526,7 @@
             </w:pPr>
             <w:r/>
             <w:r>
-              <w:t>681.75</w:t>
+              <w:t>684.75</w:t>
             </w:r>
           </w:p>
         </w:tc>
@@ -29554,7 +29554,7 @@
             </w:pPr>
             <w:r/>
             <w:r>
-              <w:t>659.00</w:t>
+              <w:t>662.00</w:t>
             </w:r>
           </w:p>
         </w:tc>
@@ -29585,7 +29585,7 @@
               <w:rPr>
                 <w:b/>
               </w:rPr>
-              <w:t>674.25</w:t>
+              <w:t>677.25</w:t>
             </w:r>
           </w:p>
         </w:tc>
@@ -29733,7 +29733,7 @@
             </w:pPr>
             <w:r/>
             <w:r>
-              <w:t>674.25</w:t>
+              <w:t>677.25</w:t>
             </w:r>
           </w:p>
         </w:tc>
@@ -29761,7 +29761,7 @@
             </w:pPr>
             <w:r/>
             <w:r>
-              <w:t>679.75</w:t>
+              <w:t>682.75</w:t>
             </w:r>
           </w:p>
         </w:tc>
@@ -29789,7 +29789,7 @@
             </w:pPr>
             <w:r/>
             <w:r>
-              <w:t>666.50</w:t>
+              <w:t>669.50</w:t>
             </w:r>
           </w:p>
         </w:tc>
@@ -29820,7 +29820,7 @@
               <w:rPr>
                 <w:b/>
               </w:rPr>
-              <w:t>675.00</w:t>
+              <w:t>678.00</w:t>
             </w:r>
           </w:p>
         </w:tc>
@@ -29968,7 +29968,7 @@
             </w:pPr>
             <w:r/>
             <w:r>
-              <w:t>675.00</w:t>
+              <w:t>678.00</w:t>
             </w:r>
           </w:p>
         </w:tc>
@@ -29996,7 +29996,7 @@
             </w:pPr>
             <w:r/>
             <w:r>
-              <w:t>684.25</w:t>
+              <w:t>687.25</w:t>
             </w:r>
           </w:p>
         </w:tc>
@@ -30024,7 +30024,7 @@
             </w:pPr>
             <w:r/>
             <w:r>
-              <w:t>668.50</w:t>
+              <w:t>671.50</w:t>
             </w:r>
           </w:p>
         </w:tc>
@@ -30055,7 +30055,7 @@
               <w:rPr>
                 <w:b/>
               </w:rPr>
-              <w:t>674.25</w:t>
+              <w:t>677.25</w:t>
             </w:r>
           </w:p>
         </w:tc>
@@ -30203,7 +30203,7 @@
             </w:pPr>
             <w:r/>
             <w:r>
-              <w:t>674.25</w:t>
+              <w:t>677.25</w:t>
             </w:r>
           </w:p>
         </w:tc>
@@ -30231,7 +30231,7 @@
             </w:pPr>
             <w:r/>
             <w:r>
-              <w:t>681.75</w:t>
+              <w:t>684.75</w:t>
             </w:r>
           </w:p>
         </w:tc>
@@ -30259,7 +30259,7 @@
             </w:pPr>
             <w:r/>
             <w:r>
-              <w:t>668.25</w:t>
+              <w:t>671.25</w:t>
             </w:r>
           </w:p>
         </w:tc>
@@ -30290,7 +30290,7 @@
               <w:rPr>
                 <w:b/>
               </w:rPr>
-              <w:t>673.25</w:t>
+              <w:t>676.25</w:t>
             </w:r>
           </w:p>
         </w:tc>
@@ -30438,7 +30438,7 @@
             </w:pPr>
             <w:r/>
             <w:r>
-              <w:t>673.25</w:t>
+              <w:t>676.25</w:t>
             </w:r>
           </w:p>
         </w:tc>
@@ -30466,7 +30466,7 @@
             </w:pPr>
             <w:r/>
             <w:r>
-              <w:t>680.25</w:t>
+              <w:t>683.25</w:t>
             </w:r>
           </w:p>
         </w:tc>
@@ -30494,7 +30494,7 @@
             </w:pPr>
             <w:r/>
             <w:r>
-              <w:t>659.75</w:t>
+              <w:t>662.75</w:t>
             </w:r>
           </w:p>
         </w:tc>
@@ -30525,7 +30525,7 @@
               <w:rPr>
                 <w:b/>
               </w:rPr>
-              <w:t>674.00</w:t>
+              <w:t>677.00</w:t>
             </w:r>
           </w:p>
         </w:tc>
@@ -30673,7 +30673,7 @@
             </w:pPr>
             <w:r/>
             <w:r>
-              <w:t>674.00</w:t>
+              <w:t>677.00</w:t>
             </w:r>
           </w:p>
         </w:tc>
@@ -30701,7 +30701,7 @@
             </w:pPr>
             <w:r/>
             <w:r>
-              <w:t>683.25</w:t>
+              <w:t>686.25</w:t>
             </w:r>
           </w:p>
         </w:tc>
@@ -30729,7 +30729,7 @@
             </w:pPr>
             <w:r/>
             <w:r>
-              <w:t>666.75</w:t>
+              <w:t>669.75</w:t>
             </w:r>
           </w:p>
         </w:tc>
@@ -30760,7 +30760,7 @@
               <w:rPr>
                 <w:b/>
               </w:rPr>
-              <w:t>673.75</w:t>
+              <w:t>676.75</w:t>
             </w:r>
           </w:p>
         </w:tc>
@@ -30908,7 +30908,7 @@
             </w:pPr>
             <w:r/>
             <w:r>
-              <w:t>673.75</w:t>
+              <w:t>676.75</w:t>
             </w:r>
           </w:p>
         </w:tc>
@@ -30936,7 +30936,7 @@
             </w:pPr>
             <w:r/>
             <w:r>
-              <w:t>682.25</w:t>
+              <w:t>685.25</w:t>
             </w:r>
           </w:p>
         </w:tc>
@@ -30964,7 +30964,7 @@
             </w:pPr>
             <w:r/>
             <w:r>
-              <w:t>659.75</w:t>
+              <w:t>662.75</w:t>
             </w:r>
           </w:p>
         </w:tc>
@@ -30995,7 +30995,7 @@
               <w:rPr>
                 <w:b/>
               </w:rPr>
-              <w:t>675.50</w:t>
+              <w:t>678.50</w:t>
             </w:r>
           </w:p>
         </w:tc>
@@ -31143,7 +31143,7 @@
             </w:pPr>
             <w:r/>
             <w:r>
-              <w:t>675.50</w:t>
+              <w:t>678.50</w:t>
             </w:r>
           </w:p>
         </w:tc>
@@ -31171,7 +31171,7 @@
             </w:pPr>
             <w:r/>
             <w:r>
-              <w:t>681.75</w:t>
+              <w:t>684.75</w:t>
             </w:r>
           </w:p>
         </w:tc>
@@ -31199,7 +31199,7 @@
             </w:pPr>
             <w:r/>
             <w:r>
-              <w:t>669.00</w:t>
+              <w:t>672.00</w:t>
             </w:r>
           </w:p>
         </w:tc>
@@ -31230,7 +31230,7 @@
               <w:rPr>
                 <w:b/>
               </w:rPr>
-              <w:t>674.75</w:t>
+              <w:t>677.75</w:t>
             </w:r>
           </w:p>
         </w:tc>

--- a/Daily Reports/20_10_2026-CBOT Reports.docx
+++ b/Daily Reports/20_10_2026-CBOT Reports.docx
@@ -104,7 +104,7 @@
           <w:color w:val="5C768D"/>
           <w:sz w:val="19"/>
         </w:rPr>
-        <w:t>Cập nhật tự động qua `macro_tracker.py` vào lúc 17:18 ICT ngày 20/10/2026</w:t>
+        <w:t>Cập nhật tự động qua `macro_tracker.py` vào lúc 18:00 ICT ngày 20/10/2026</w:t>
       </w:r>
     </w:p>
     <w:tbl>
@@ -313,7 +313,7 @@
               <w:rPr>
                 <w:b/>
               </w:rPr>
-              <w:t>111.27 / thùng</w:t>
+              <w:t>111.47 / thùng</w:t>
             </w:r>
           </w:p>
         </w:tc>
@@ -344,7 +344,7 @@
               <w:rPr>
                 <w:b/>
               </w:rPr>
-              <w:t>+1.57%</w:t>
+              <w:t>+1.75%</w:t>
             </w:r>
           </w:p>
         </w:tc>
@@ -442,7 +442,7 @@
               <w:rPr>
                 <w:b/>
               </w:rPr>
-              <w:t>101.82</w:t>
+              <w:t>101.86</w:t>
             </w:r>
           </w:p>
         </w:tc>
@@ -473,7 +473,7 @@
               <w:rPr>
                 <w:b/>
               </w:rPr>
-              <w:t>-0.16%</w:t>
+              <w:t>-0.11%</w:t>
             </w:r>
           </w:p>
         </w:tc>
@@ -1218,7 +1218,7 @@
         <w:rPr>
           <w:b/>
         </w:rPr>
-        <w:t>`111.27` (+1.57%)</w:t>
+        <w:t>`111.47` (+1.75%)</w:t>
       </w:r>
       <w:r>
         <w:t xml:space="preserve"> | DXY: </w:t>
@@ -1227,7 +1227,7 @@
         <w:rPr>
           <w:b/>
         </w:rPr>
-        <w:t>`101.82` (-0.16%)</w:t>
+        <w:t>`101.86` (-0.11%)</w:t>
       </w:r>
       <w:r>
         <w:t xml:space="preserve"> | Lúa mì CBOT: </w:t>
@@ -1236,7 +1236,7 @@
         <w:rPr>
           <w:b/>
         </w:rPr>
-        <w:t>`657.50` (+0.34%)</w:t>
+        <w:t>`659.25` (+0.61%)</w:t>
       </w:r>
       <w:r>
         <w:t>.</w:t>
@@ -1306,7 +1306,7 @@
           <w:color w:val="5C768D"/>
           <w:sz w:val="19"/>
         </w:rPr>
-        <w:t>Cập nhật tự động lúc 17:18 ICT ngày 20/10/2026 — Nguồn: NOAA, USDA, BOM Australia</w:t>
+        <w:t>Cập nhật tự động lúc 18:00 ICT ngày 20/10/2026 — Nguồn: NOAA, USDA, BOM Australia</w:t>
       </w:r>
     </w:p>
     <w:p>
@@ -3574,7 +3574,7 @@
               <w:rPr>
                 <w:b/>
               </w:rPr>
-              <w:t>466.75</w:t>
+              <w:t>467.75</w:t>
             </w:r>
           </w:p>
         </w:tc>
@@ -3605,7 +3605,7 @@
               <w:rPr>
                 <w:b/>
               </w:rPr>
-              <w:t>466.51 (-0.24)</w:t>
+              <w:t>467.59 (-0.16)</w:t>
             </w:r>
           </w:p>
         </w:tc>
@@ -3633,7 +3633,7 @@
             </w:pPr>
             <w:r/>
             <w:r>
-              <w:t>Bearish (467.73 &lt; 471.35)</w:t>
+              <w:t>Bearish (467.82 &lt; 471.39)</w:t>
             </w:r>
           </w:p>
         </w:tc>
@@ -3661,7 +3661,7 @@
             </w:pPr>
             <w:r/>
             <w:r>
-              <w:t>0.75 cents</w:t>
+              <w:t>2.00 cents</w:t>
             </w:r>
           </w:p>
         </w:tc>
@@ -3822,7 +3822,7 @@
               <w:rPr>
                 <w:b/>
               </w:rPr>
-              <w:t>657.50</w:t>
+              <w:t>659.25</w:t>
             </w:r>
           </w:p>
         </w:tc>
@@ -3853,7 +3853,7 @@
               <w:rPr>
                 <w:b/>
               </w:rPr>
-              <w:t>657.34 (-0.16)</w:t>
+              <w:t>659.17 (-0.08)</w:t>
             </w:r>
           </w:p>
         </w:tc>
@@ -3881,7 +3881,7 @@
             </w:pPr>
             <w:r/>
             <w:r>
-              <w:t>Bearish (657.13 &lt; 660.47)</w:t>
+              <w:t>Bearish (657.29 &lt; 660.54)</w:t>
             </w:r>
           </w:p>
         </w:tc>
@@ -3909,7 +3909,7 @@
             </w:pPr>
             <w:r/>
             <w:r>
-              <w:t>0.75 cents</w:t>
+              <w:t>3.00 cents</w:t>
             </w:r>
           </w:p>
         </w:tc>
@@ -4347,7 +4347,7 @@
                 <w:b/>
                 <w:color w:val="15803D"/>
               </w:rPr>
-              <w:t>465.00 - 467.73 cents (Canh mua vùng hỗ trợ)</w:t>
+              <w:t>465.00 - 467.82 cents (Canh mua vùng hỗ trợ)</w:t>
             </w:r>
           </w:p>
         </w:tc>
@@ -4378,7 +4378,7 @@
               <w:rPr>
                 <w:b/>
               </w:rPr>
-              <w:t>463.05 cents (Dưới cản S2 + 1.5x ATR)</w:t>
+              <w:t>462.80 cents (Dưới cản S2 + 1.5x ATR)</w:t>
             </w:r>
           </w:p>
         </w:tc>
@@ -4590,7 +4590,7 @@
               <w:rPr>
                 <w:b/>
               </w:rPr>
-              <w:t>478.09 cents (Chống quét SL tuyệt đối)</w:t>
+              <w:t>477.89 cents (Chống quét SL tuyệt đối)</w:t>
             </w:r>
           </w:p>
         </w:tc>
@@ -4783,7 +4783,7 @@
               <w:rPr>
                 <w:b/>
               </w:rPr>
-              <w:t>487.41 cents</w:t>
+              <w:t>487.61 cents</w:t>
             </w:r>
           </w:p>
         </w:tc>
@@ -4945,7 +4945,7 @@
               <w:rPr>
                 <w:b/>
               </w:rPr>
-              <w:t>460.20 - 464.75 cents</w:t>
+              <w:t>459.54 - 464.75 cents</w:t>
             </w:r>
           </w:p>
         </w:tc>
@@ -5126,7 +5126,7 @@
                 <w:b/>
                 <w:color w:val="B91C1C"/>
               </w:rPr>
-              <w:t>657.13 - 660.47 cents (Canh bán hồi kỹ thuật H1)</w:t>
+              <w:t>657.29 - 660.54 cents (Canh bán hồi kỹ thuật H1)</w:t>
             </w:r>
           </w:p>
         </w:tc>
@@ -5157,7 +5157,7 @@
               <w:rPr>
                 <w:b/>
               </w:rPr>
-              <w:t>738.87 cents (Trên kháng cự R2 + 1.5x ATR)</w:t>
+              <w:t>739.32 cents (Trên kháng cự R2 + 1.5x ATR)</w:t>
             </w:r>
           </w:p>
         </w:tc>
@@ -5193,7 +5193,7 @@
                 <w:color w:val="D97706"/>
                 <w:sz w:val="19"/>
               </w:rPr>
-              <w:t xml:space="preserve"> 656.25 cents </w:t>
+              <w:t xml:space="preserve"> 657.25 cents </w:t>
             </w:r>
             <w:r>
               <w:t xml:space="preserve"> / TP2: </w:t>
@@ -5335,7 +5335,7 @@
               <w:rPr>
                 <w:b/>
               </w:rPr>
-              <w:t>669.00 - 671.00 cents</w:t>
+              <w:t>669.75 - 671.75 cents</w:t>
             </w:r>
           </w:p>
         </w:tc>
@@ -5366,7 +5366,7 @@
               <w:rPr>
                 <w:b/>
               </w:rPr>
-              <w:t>665.56 cents</w:t>
+              <w:t>665.23 cents</w:t>
             </w:r>
           </w:p>
         </w:tc>
@@ -5559,7 +5559,7 @@
               <w:rPr>
                 <w:b/>
               </w:rPr>
-              <w:t>681.94 cents</w:t>
+              <w:t>682.27 cents</w:t>
             </w:r>
           </w:p>
         </w:tc>
@@ -5721,7 +5721,7 @@
               <w:rPr>
                 <w:b/>
               </w:rPr>
-              <w:t>644.84 - 652.50 cents</w:t>
+              <w:t>643.64 - 652.50 cents</w:t>
             </w:r>
           </w:p>
         </w:tc>
@@ -11599,7 +11599,7 @@
         <w:t>Giá Chốt Phiên (Close):</w:t>
       </w:r>
       <w:r>
-        <w:t xml:space="preserve"> 466.75 cents | </w:t>
+        <w:t xml:space="preserve"> 467.75 cents | </w:t>
       </w:r>
       <w:r>
         <w:rPr>
@@ -11614,10 +11614,10 @@
         <w:rPr>
           <w:b/>
         </w:rPr>
-        <w:t>`466.51 cents`</w:t>
+        <w:t>`467.59 cents`</w:t>
       </w:r>
       <w:r>
-        <w:t xml:space="preserve"> (-0.24).</w:t>
+        <w:t xml:space="preserve"> (-0.16).</w:t>
       </w:r>
     </w:p>
     <w:p>
@@ -11638,7 +11638,7 @@
         <w:rPr>
           <w:b/>
         </w:rPr>
-        <w:t>`53,458`</w:t>
+        <w:t>`56,168`</w:t>
       </w:r>
       <w:r>
         <w:t xml:space="preserve"> (Chênh lệch: </w:t>
@@ -11647,7 +11647,7 @@
         <w:rPr>
           <w:b/>
         </w:rPr>
-        <w:t>`-148,013`</w:t>
+        <w:t>`-145,303`</w:t>
       </w:r>
       <w:r>
         <w:t xml:space="preserve">) | OI: </w:t>
@@ -11689,7 +11689,7 @@
         <w:rPr>
           <w:b/>
         </w:rPr>
-        <w:t>`Không phát hiện mô hình nến đặc biệt`</w:t>
+        <w:t>`Bullish Engulfing (Nhấn chìm tăng trưởng)`</w:t>
       </w:r>
     </w:p>
     <w:p>
@@ -11709,9 +11709,9 @@
       <w:r>
         <w:rPr>
           <w:b/>
-          <w:color w:val="15803D"/>
+          <w:color w:val="B91C1C"/>
         </w:rPr>
-        <w:t>`Giảm suy yếu / Đáy ngắn hạn (Long Liquidation Decline)`</w:t>
+        <w:t>`Tăng yếu / Rủi ro đảo chiều (Short Covering Rally)`</w:t>
       </w:r>
     </w:p>
     <w:p>
@@ -11732,10 +11732,10 @@
         <w:rPr>
           <w:b/>
         </w:rPr>
-        <w:t>TÍCH LŨY TIÊU CỰC (Distribution):</w:t>
+        <w:t>TĂNG MẠNH MẼ (Strong Bullish Confirmation):</w:t>
       </w:r>
       <w:r>
-        <w:t xml:space="preserve"> Nến đi ngang nhưng dòng tiền rút dần (OI giảm), cảnh báo rủi ro suy sụt sắp tới.</w:t>
+        <w:t xml:space="preserve"> Mô hình nến tăng được củng cố bởi dòng tiền gia tăng tích cực, hỗ trợ lực mua lên bền vững.</w:t>
       </w:r>
     </w:p>
     <w:p>
@@ -11981,7 +11981,7 @@
               <w:rPr>
                 <w:b/>
               </w:rPr>
-              <w:t>111.27</w:t>
+              <w:t>111.47</w:t>
             </w:r>
           </w:p>
         </w:tc>
@@ -12012,7 +12012,7 @@
               <w:rPr>
                 <w:b/>
               </w:rPr>
-              <w:t>+1.57%</w:t>
+              <w:t>+1.75%</w:t>
             </w:r>
           </w:p>
         </w:tc>
@@ -12104,7 +12104,7 @@
               <w:rPr>
                 <w:b/>
               </w:rPr>
-              <w:t>101.82</w:t>
+              <w:t>101.86</w:t>
             </w:r>
           </w:p>
         </w:tc>
@@ -12135,7 +12135,7 @@
               <w:rPr>
                 <w:b/>
               </w:rPr>
-              <w:t>-0.16%</w:t>
+              <w:t>-0.11%</w:t>
             </w:r>
           </w:p>
         </w:tc>
@@ -12739,7 +12739,7 @@
         <w:t xml:space="preserve"> EMA_21 </w:t>
       </w:r>
       <w:r>
-        <w:t xml:space="preserve"> (467.73) &lt; </w:t>
+        <w:t xml:space="preserve"> (467.82) &lt; </w:t>
       </w:r>
       <w:r>
         <w:rPr>
@@ -12750,7 +12750,7 @@
         <w:t xml:space="preserve"> EMA_50 </w:t>
       </w:r>
       <w:r>
-        <w:t xml:space="preserve"> (471.35).</w:t>
+        <w:t xml:space="preserve"> (471.39).</w:t>
       </w:r>
     </w:p>
     <w:p>
@@ -12771,7 +12771,7 @@
         <w:rPr>
           <w:b/>
         </w:rPr>
-        <w:t>`38.36`</w:t>
+        <w:t>`44.93`</w:t>
       </w:r>
       <w:r>
         <w:t xml:space="preserve"> | ATR (14) = </w:t>
@@ -12780,7 +12780,7 @@
         <w:rPr>
           <w:b/>
         </w:rPr>
-        <w:t>`1.14`</w:t>
+        <w:t>`1.30`</w:t>
       </w:r>
       <w:r>
         <w:t xml:space="preserve"> cents | Volatility = </w:t>
@@ -12789,7 +12789,7 @@
         <w:rPr>
           <w:b/>
         </w:rPr>
-        <w:t>`0.75 cents`</w:t>
+        <w:t>`2.00 cents`</w:t>
       </w:r>
       <w:r>
         <w:t>.</w:t>
@@ -13574,7 +13574,7 @@
           <w:b/>
           <w:color w:val="15803D"/>
         </w:rPr>
-        <w:t>`465.00 - 467.73 cents (Canh mua vùng hỗ trợ)`</w:t>
+        <w:t>`465.00 - 467.82 cents (Canh mua vùng hỗ trợ)`</w:t>
       </w:r>
       <w:r>
         <w:t xml:space="preserve"> | SL: </w:t>
@@ -13583,7 +13583,7 @@
         <w:rPr>
           <w:b/>
         </w:rPr>
-        <w:t>`463.05 cents (Dưới cản S2 + 1.5x ATR)`</w:t>
+        <w:t>`462.80 cents (Dưới cản S2 + 1.5x ATR)`</w:t>
       </w:r>
       <w:r>
         <w:t xml:space="preserve"> | TP: </w:t>
@@ -13654,7 +13654,7 @@
         <w:rPr>
           <w:b/>
         </w:rPr>
-        <w:t>`478.09 cents (Chống quét SL tuyệt đối)`</w:t>
+        <w:t>`477.89 cents (Chống quét SL tuyệt đối)`</w:t>
       </w:r>
       <w:r>
         <w:t xml:space="preserve"> | TP: </w:t>
@@ -13700,7 +13700,7 @@
         <w:rPr>
           <w:b/>
         </w:rPr>
-        <w:t>`487.41 cents`</w:t>
+        <w:t>`487.61 cents`</w:t>
       </w:r>
       <w:r>
         <w:t xml:space="preserve"> | TP: </w:t>
@@ -13749,7 +13749,7 @@
         <w:rPr>
           <w:b/>
         </w:rPr>
-        <w:t>`460.20 - 464.75 cents`</w:t>
+        <w:t>`459.54 - 464.75 cents`</w:t>
       </w:r>
     </w:p>
     <w:p>
@@ -14156,7 +14156,7 @@
             </w:pPr>
             <w:r/>
             <w:r>
-              <w:t>466.75</w:t>
+              <w:t>467.75</w:t>
             </w:r>
           </w:p>
         </w:tc>
@@ -14184,7 +14184,7 @@
             </w:pPr>
             <w:r/>
             <w:r>
-              <w:t>470.50</w:t>
+              <w:t>471.50</w:t>
             </w:r>
           </w:p>
         </w:tc>
@@ -14212,7 +14212,7 @@
             </w:pPr>
             <w:r/>
             <w:r>
-              <w:t>463.50</w:t>
+              <w:t>464.50</w:t>
             </w:r>
           </w:p>
         </w:tc>
@@ -14243,7 +14243,7 @@
               <w:rPr>
                 <w:b/>
               </w:rPr>
-              <w:t>467.00</w:t>
+              <w:t>468.00</w:t>
             </w:r>
           </w:p>
         </w:tc>
@@ -14391,7 +14391,7 @@
             </w:pPr>
             <w:r/>
             <w:r>
-              <w:t>467.00</w:t>
+              <w:t>468.00</w:t>
             </w:r>
           </w:p>
         </w:tc>
@@ -14419,7 +14419,7 @@
             </w:pPr>
             <w:r/>
             <w:r>
-              <w:t>469.75</w:t>
+              <w:t>470.75</w:t>
             </w:r>
           </w:p>
         </w:tc>
@@ -14447,7 +14447,7 @@
             </w:pPr>
             <w:r/>
             <w:r>
-              <w:t>463.25</w:t>
+              <w:t>464.25</w:t>
             </w:r>
           </w:p>
         </w:tc>
@@ -14478,7 +14478,7 @@
               <w:rPr>
                 <w:b/>
               </w:rPr>
-              <w:t>466.50</w:t>
+              <w:t>467.50</w:t>
             </w:r>
           </w:p>
         </w:tc>
@@ -14626,7 +14626,7 @@
             </w:pPr>
             <w:r/>
             <w:r>
-              <w:t>466.50</w:t>
+              <w:t>467.50</w:t>
             </w:r>
           </w:p>
         </w:tc>
@@ -14654,7 +14654,7 @@
             </w:pPr>
             <w:r/>
             <w:r>
-              <w:t>469.50</w:t>
+              <w:t>470.50</w:t>
             </w:r>
           </w:p>
         </w:tc>
@@ -14682,7 +14682,7 @@
             </w:pPr>
             <w:r/>
             <w:r>
-              <w:t>462.50</w:t>
+              <w:t>463.50</w:t>
             </w:r>
           </w:p>
         </w:tc>
@@ -14713,7 +14713,7 @@
               <w:rPr>
                 <w:b/>
               </w:rPr>
-              <w:t>467.25</w:t>
+              <w:t>468.25</w:t>
             </w:r>
           </w:p>
         </w:tc>
@@ -14861,7 +14861,7 @@
             </w:pPr>
             <w:r/>
             <w:r>
-              <w:t>467.25</w:t>
+              <w:t>468.25</w:t>
             </w:r>
           </w:p>
         </w:tc>
@@ -14889,7 +14889,7 @@
             </w:pPr>
             <w:r/>
             <w:r>
-              <w:t>471.75</w:t>
+              <w:t>472.75</w:t>
             </w:r>
           </w:p>
         </w:tc>
@@ -14917,7 +14917,7 @@
             </w:pPr>
             <w:r/>
             <w:r>
-              <w:t>462.25</w:t>
+              <w:t>463.25</w:t>
             </w:r>
           </w:p>
         </w:tc>
@@ -14948,7 +14948,7 @@
               <w:rPr>
                 <w:b/>
               </w:rPr>
-              <w:t>468.00</w:t>
+              <w:t>469.00</w:t>
             </w:r>
           </w:p>
         </w:tc>
@@ -15096,7 +15096,7 @@
             </w:pPr>
             <w:r/>
             <w:r>
-              <w:t>468.00</w:t>
+              <w:t>469.00</w:t>
             </w:r>
           </w:p>
         </w:tc>
@@ -15124,7 +15124,7 @@
             </w:pPr>
             <w:r/>
             <w:r>
-              <w:t>473.50</w:t>
+              <w:t>474.50</w:t>
             </w:r>
           </w:p>
         </w:tc>
@@ -15152,7 +15152,7 @@
             </w:pPr>
             <w:r/>
             <w:r>
-              <w:t>461.75</w:t>
+              <w:t>462.75</w:t>
             </w:r>
           </w:p>
         </w:tc>
@@ -15183,7 +15183,7 @@
               <w:rPr>
                 <w:b/>
               </w:rPr>
-              <w:t>470.25</w:t>
+              <w:t>471.25</w:t>
             </w:r>
           </w:p>
         </w:tc>
@@ -15331,7 +15331,7 @@
             </w:pPr>
             <w:r/>
             <w:r>
-              <w:t>470.25</w:t>
+              <w:t>471.25</w:t>
             </w:r>
           </w:p>
         </w:tc>
@@ -15359,7 +15359,7 @@
             </w:pPr>
             <w:r/>
             <w:r>
-              <w:t>473.25</w:t>
+              <w:t>474.25</w:t>
             </w:r>
           </w:p>
         </w:tc>
@@ -15387,7 +15387,7 @@
             </w:pPr>
             <w:r/>
             <w:r>
-              <w:t>466.00</w:t>
+              <w:t>467.00</w:t>
             </w:r>
           </w:p>
         </w:tc>
@@ -15418,7 +15418,7 @@
               <w:rPr>
                 <w:b/>
               </w:rPr>
-              <w:t>470.50</w:t>
+              <w:t>471.50</w:t>
             </w:r>
           </w:p>
         </w:tc>
@@ -15566,7 +15566,7 @@
             </w:pPr>
             <w:r/>
             <w:r>
-              <w:t>470.50</w:t>
+              <w:t>471.50</w:t>
             </w:r>
           </w:p>
         </w:tc>
@@ -15594,7 +15594,7 @@
             </w:pPr>
             <w:r/>
             <w:r>
-              <w:t>473.75</w:t>
+              <w:t>474.75</w:t>
             </w:r>
           </w:p>
         </w:tc>
@@ -15622,7 +15622,7 @@
             </w:pPr>
             <w:r/>
             <w:r>
-              <w:t>464.00</w:t>
+              <w:t>465.00</w:t>
             </w:r>
           </w:p>
         </w:tc>
@@ -15653,7 +15653,7 @@
               <w:rPr>
                 <w:b/>
               </w:rPr>
-              <w:t>471.25</w:t>
+              <w:t>472.25</w:t>
             </w:r>
           </w:p>
         </w:tc>
@@ -15801,7 +15801,7 @@
             </w:pPr>
             <w:r/>
             <w:r>
-              <w:t>471.25</w:t>
+              <w:t>472.25</w:t>
             </w:r>
           </w:p>
         </w:tc>
@@ -15829,7 +15829,7 @@
             </w:pPr>
             <w:r/>
             <w:r>
-              <w:t>474.25</w:t>
+              <w:t>475.25</w:t>
             </w:r>
           </w:p>
         </w:tc>
@@ -15857,7 +15857,7 @@
             </w:pPr>
             <w:r/>
             <w:r>
-              <w:t>466.75</w:t>
+              <w:t>467.75</w:t>
             </w:r>
           </w:p>
         </w:tc>
@@ -15888,7 +15888,7 @@
               <w:rPr>
                 <w:b/>
               </w:rPr>
-              <w:t>470.75</w:t>
+              <w:t>471.75</w:t>
             </w:r>
           </w:p>
         </w:tc>
@@ -16036,7 +16036,7 @@
             </w:pPr>
             <w:r/>
             <w:r>
-              <w:t>470.75</w:t>
+              <w:t>471.75</w:t>
             </w:r>
           </w:p>
         </w:tc>
@@ -16064,7 +16064,7 @@
             </w:pPr>
             <w:r/>
             <w:r>
-              <w:t>474.75</w:t>
+              <w:t>475.75</w:t>
             </w:r>
           </w:p>
         </w:tc>
@@ -16092,7 +16092,7 @@
             </w:pPr>
             <w:r/>
             <w:r>
-              <w:t>465.00</w:t>
+              <w:t>466.00</w:t>
             </w:r>
           </w:p>
         </w:tc>
@@ -16123,7 +16123,7 @@
               <w:rPr>
                 <w:b/>
               </w:rPr>
-              <w:t>471.25</w:t>
+              <w:t>472.25</w:t>
             </w:r>
           </w:p>
         </w:tc>
@@ -16271,7 +16271,7 @@
             </w:pPr>
             <w:r/>
             <w:r>
-              <w:t>471.25</w:t>
+              <w:t>472.25</w:t>
             </w:r>
           </w:p>
         </w:tc>
@@ -16299,7 +16299,7 @@
             </w:pPr>
             <w:r/>
             <w:r>
-              <w:t>473.75</w:t>
+              <w:t>474.75</w:t>
             </w:r>
           </w:p>
         </w:tc>
@@ -16327,7 +16327,7 @@
             </w:pPr>
             <w:r/>
             <w:r>
-              <w:t>468.00</w:t>
+              <w:t>469.00</w:t>
             </w:r>
           </w:p>
         </w:tc>
@@ -16358,7 +16358,7 @@
               <w:rPr>
                 <w:b/>
               </w:rPr>
-              <w:t>471.75</w:t>
+              <w:t>472.75</w:t>
             </w:r>
           </w:p>
         </w:tc>
@@ -16506,7 +16506,7 @@
             </w:pPr>
             <w:r/>
             <w:r>
-              <w:t>471.75</w:t>
+              <w:t>472.75</w:t>
             </w:r>
           </w:p>
         </w:tc>
@@ -16534,7 +16534,7 @@
             </w:pPr>
             <w:r/>
             <w:r>
-              <w:t>475.25</w:t>
+              <w:t>476.25</w:t>
             </w:r>
           </w:p>
         </w:tc>
@@ -16562,7 +16562,7 @@
             </w:pPr>
             <w:r/>
             <w:r>
-              <w:t>465.75</w:t>
+              <w:t>466.75</w:t>
             </w:r>
           </w:p>
         </w:tc>
@@ -16593,7 +16593,7 @@
               <w:rPr>
                 <w:b/>
               </w:rPr>
-              <w:t>472.75</w:t>
+              <w:t>473.75</w:t>
             </w:r>
           </w:p>
         </w:tc>
@@ -16741,7 +16741,7 @@
             </w:pPr>
             <w:r/>
             <w:r>
-              <w:t>472.75</w:t>
+              <w:t>473.75</w:t>
             </w:r>
           </w:p>
         </w:tc>
@@ -16769,7 +16769,7 @@
             </w:pPr>
             <w:r/>
             <w:r>
-              <w:t>475.50</w:t>
+              <w:t>476.50</w:t>
             </w:r>
           </w:p>
         </w:tc>
@@ -16797,7 +16797,7 @@
             </w:pPr>
             <w:r/>
             <w:r>
-              <w:t>470.25</w:t>
+              <w:t>471.25</w:t>
             </w:r>
           </w:p>
         </w:tc>
@@ -16828,7 +16828,7 @@
               <w:rPr>
                 <w:b/>
               </w:rPr>
-              <w:t>472.75</w:t>
+              <w:t>473.75</w:t>
             </w:r>
           </w:p>
         </w:tc>
@@ -16976,7 +16976,7 @@
             </w:pPr>
             <w:r/>
             <w:r>
-              <w:t>472.75</w:t>
+              <w:t>473.75</w:t>
             </w:r>
           </w:p>
         </w:tc>
@@ -17004,7 +17004,7 @@
             </w:pPr>
             <w:r/>
             <w:r>
-              <w:t>475.50</w:t>
+              <w:t>476.50</w:t>
             </w:r>
           </w:p>
         </w:tc>
@@ -17032,7 +17032,7 @@
             </w:pPr>
             <w:r/>
             <w:r>
-              <w:t>470.25</w:t>
+              <w:t>471.25</w:t>
             </w:r>
           </w:p>
         </w:tc>
@@ -17063,7 +17063,7 @@
               <w:rPr>
                 <w:b/>
               </w:rPr>
-              <w:t>472.25</w:t>
+              <w:t>473.25</w:t>
             </w:r>
           </w:p>
         </w:tc>
@@ -17211,7 +17211,7 @@
             </w:pPr>
             <w:r/>
             <w:r>
-              <w:t>472.25</w:t>
+              <w:t>473.25</w:t>
             </w:r>
           </w:p>
         </w:tc>
@@ -17239,7 +17239,7 @@
             </w:pPr>
             <w:r/>
             <w:r>
-              <w:t>475.25</w:t>
+              <w:t>476.25</w:t>
             </w:r>
           </w:p>
         </w:tc>
@@ -17267,7 +17267,7 @@
             </w:pPr>
             <w:r/>
             <w:r>
-              <w:t>469.00</w:t>
+              <w:t>470.00</w:t>
             </w:r>
           </w:p>
         </w:tc>
@@ -17298,7 +17298,7 @@
               <w:rPr>
                 <w:b/>
               </w:rPr>
-              <w:t>472.00</w:t>
+              <w:t>473.00</w:t>
             </w:r>
           </w:p>
         </w:tc>
@@ -17446,7 +17446,7 @@
             </w:pPr>
             <w:r/>
             <w:r>
-              <w:t>472.00</w:t>
+              <w:t>473.00</w:t>
             </w:r>
           </w:p>
         </w:tc>
@@ -17474,7 +17474,7 @@
             </w:pPr>
             <w:r/>
             <w:r>
-              <w:t>476.00</w:t>
+              <w:t>477.00</w:t>
             </w:r>
           </w:p>
         </w:tc>
@@ -17502,7 +17502,7 @@
             </w:pPr>
             <w:r/>
             <w:r>
-              <w:t>466.75</w:t>
+              <w:t>467.75</w:t>
             </w:r>
           </w:p>
         </w:tc>
@@ -17533,7 +17533,7 @@
               <w:rPr>
                 <w:b/>
               </w:rPr>
-              <w:t>472.50</w:t>
+              <w:t>473.50</w:t>
             </w:r>
           </w:p>
         </w:tc>
@@ -17681,7 +17681,7 @@
             </w:pPr>
             <w:r/>
             <w:r>
-              <w:t>472.50</w:t>
+              <w:t>473.50</w:t>
             </w:r>
           </w:p>
         </w:tc>
@@ -17709,7 +17709,7 @@
             </w:pPr>
             <w:r/>
             <w:r>
-              <w:t>477.25</w:t>
+              <w:t>478.25</w:t>
             </w:r>
           </w:p>
         </w:tc>
@@ -17737,7 +17737,7 @@
             </w:pPr>
             <w:r/>
             <w:r>
-              <w:t>465.50</w:t>
+              <w:t>466.50</w:t>
             </w:r>
           </w:p>
         </w:tc>
@@ -17768,7 +17768,7 @@
               <w:rPr>
                 <w:b/>
               </w:rPr>
-              <w:t>474.50</w:t>
+              <w:t>475.50</w:t>
             </w:r>
           </w:p>
         </w:tc>
@@ -17916,7 +17916,7 @@
             </w:pPr>
             <w:r/>
             <w:r>
-              <w:t>474.50</w:t>
+              <w:t>475.50</w:t>
             </w:r>
           </w:p>
         </w:tc>
@@ -17944,7 +17944,7 @@
             </w:pPr>
             <w:r/>
             <w:r>
-              <w:t>482.50</w:t>
+              <w:t>483.50</w:t>
             </w:r>
           </w:p>
         </w:tc>
@@ -17972,7 +17972,7 @@
             </w:pPr>
             <w:r/>
             <w:r>
-              <w:t>467.50</w:t>
+              <w:t>468.50</w:t>
             </w:r>
           </w:p>
         </w:tc>
@@ -18003,7 +18003,7 @@
               <w:rPr>
                 <w:b/>
               </w:rPr>
-              <w:t>476.00</w:t>
+              <w:t>477.00</w:t>
             </w:r>
           </w:p>
         </w:tc>
@@ -18151,7 +18151,7 @@
             </w:pPr>
             <w:r/>
             <w:r>
-              <w:t>476.00</w:t>
+              <w:t>477.00</w:t>
             </w:r>
           </w:p>
         </w:tc>
@@ -18179,7 +18179,7 @@
             </w:pPr>
             <w:r/>
             <w:r>
-              <w:t>480.50</w:t>
+              <w:t>481.50</w:t>
             </w:r>
           </w:p>
         </w:tc>
@@ -18207,7 +18207,7 @@
             </w:pPr>
             <w:r/>
             <w:r>
-              <w:t>471.75</w:t>
+              <w:t>472.75</w:t>
             </w:r>
           </w:p>
         </w:tc>
@@ -18238,7 +18238,7 @@
               <w:rPr>
                 <w:b/>
               </w:rPr>
-              <w:t>475.50</w:t>
+              <w:t>476.50</w:t>
             </w:r>
           </w:p>
         </w:tc>
@@ -18386,7 +18386,7 @@
             </w:pPr>
             <w:r/>
             <w:r>
-              <w:t>475.50</w:t>
+              <w:t>476.50</w:t>
             </w:r>
           </w:p>
         </w:tc>
@@ -18414,7 +18414,7 @@
             </w:pPr>
             <w:r/>
             <w:r>
-              <w:t>477.75</w:t>
+              <w:t>478.75</w:t>
             </w:r>
           </w:p>
         </w:tc>
@@ -18442,7 +18442,7 @@
             </w:pPr>
             <w:r/>
             <w:r>
-              <w:t>472.75</w:t>
+              <w:t>473.75</w:t>
             </w:r>
           </w:p>
         </w:tc>
@@ -18473,7 +18473,7 @@
               <w:rPr>
                 <w:b/>
               </w:rPr>
-              <w:t>475.25</w:t>
+              <w:t>476.25</w:t>
             </w:r>
           </w:p>
         </w:tc>
@@ -18621,7 +18621,7 @@
             </w:pPr>
             <w:r/>
             <w:r>
-              <w:t>475.25</w:t>
+              <w:t>476.25</w:t>
             </w:r>
           </w:p>
         </w:tc>
@@ -18649,7 +18649,7 @@
             </w:pPr>
             <w:r/>
             <w:r>
-              <w:t>477.25</w:t>
+              <w:t>478.25</w:t>
             </w:r>
           </w:p>
         </w:tc>
@@ -18677,7 +18677,7 @@
             </w:pPr>
             <w:r/>
             <w:r>
-              <w:t>470.75</w:t>
+              <w:t>471.75</w:t>
             </w:r>
           </w:p>
         </w:tc>
@@ -18708,7 +18708,7 @@
               <w:rPr>
                 <w:b/>
               </w:rPr>
-              <w:t>475.50</w:t>
+              <w:t>476.50</w:t>
             </w:r>
           </w:p>
         </w:tc>
@@ -18856,7 +18856,7 @@
             </w:pPr>
             <w:r/>
             <w:r>
-              <w:t>475.50</w:t>
+              <w:t>476.50</w:t>
             </w:r>
           </w:p>
         </w:tc>
@@ -18884,7 +18884,7 @@
             </w:pPr>
             <w:r/>
             <w:r>
-              <w:t>479.25</w:t>
+              <w:t>480.25</w:t>
             </w:r>
           </w:p>
         </w:tc>
@@ -18912,7 +18912,7 @@
             </w:pPr>
             <w:r/>
             <w:r>
-              <w:t>472.75</w:t>
+              <w:t>473.75</w:t>
             </w:r>
           </w:p>
         </w:tc>
@@ -18943,7 +18943,7 @@
               <w:rPr>
                 <w:b/>
               </w:rPr>
-              <w:t>476.00</w:t>
+              <w:t>477.00</w:t>
             </w:r>
           </w:p>
         </w:tc>
@@ -19091,7 +19091,7 @@
             </w:pPr>
             <w:r/>
             <w:r>
-              <w:t>476.00</w:t>
+              <w:t>477.00</w:t>
             </w:r>
           </w:p>
         </w:tc>
@@ -19119,7 +19119,7 @@
             </w:pPr>
             <w:r/>
             <w:r>
-              <w:t>479.00</w:t>
+              <w:t>480.00</w:t>
             </w:r>
           </w:p>
         </w:tc>
@@ -19147,7 +19147,7 @@
             </w:pPr>
             <w:r/>
             <w:r>
-              <w:t>471.50</w:t>
+              <w:t>472.50</w:t>
             </w:r>
           </w:p>
         </w:tc>
@@ -19178,7 +19178,7 @@
               <w:rPr>
                 <w:b/>
               </w:rPr>
-              <w:t>476.25</w:t>
+              <w:t>477.25</w:t>
             </w:r>
           </w:p>
         </w:tc>
@@ -19326,7 +19326,7 @@
             </w:pPr>
             <w:r/>
             <w:r>
-              <w:t>476.25</w:t>
+              <w:t>477.25</w:t>
             </w:r>
           </w:p>
         </w:tc>
@@ -19354,7 +19354,7 @@
             </w:pPr>
             <w:r/>
             <w:r>
-              <w:t>480.50</w:t>
+              <w:t>481.50</w:t>
             </w:r>
           </w:p>
         </w:tc>
@@ -19382,7 +19382,7 @@
             </w:pPr>
             <w:r/>
             <w:r>
-              <w:t>473.00</w:t>
+              <w:t>474.00</w:t>
             </w:r>
           </w:p>
         </w:tc>
@@ -19413,7 +19413,7 @@
               <w:rPr>
                 <w:b/>
               </w:rPr>
-              <w:t>477.00</w:t>
+              <w:t>478.00</w:t>
             </w:r>
           </w:p>
         </w:tc>
@@ -19561,7 +19561,7 @@
             </w:pPr>
             <w:r/>
             <w:r>
-              <w:t>477.00</w:t>
+              <w:t>478.00</w:t>
             </w:r>
           </w:p>
         </w:tc>
@@ -19589,7 +19589,7 @@
             </w:pPr>
             <w:r/>
             <w:r>
-              <w:t>480.50</w:t>
+              <w:t>481.50</w:t>
             </w:r>
           </w:p>
         </w:tc>
@@ -19617,7 +19617,7 @@
             </w:pPr>
             <w:r/>
             <w:r>
-              <w:t>474.75</w:t>
+              <w:t>475.75</w:t>
             </w:r>
           </w:p>
         </w:tc>
@@ -19648,7 +19648,7 @@
               <w:rPr>
                 <w:b/>
               </w:rPr>
-              <w:t>477.00</w:t>
+              <w:t>478.00</w:t>
             </w:r>
           </w:p>
         </w:tc>
@@ -19796,7 +19796,7 @@
             </w:pPr>
             <w:r/>
             <w:r>
-              <w:t>477.00</w:t>
+              <w:t>478.00</w:t>
             </w:r>
           </w:p>
         </w:tc>
@@ -19824,7 +19824,7 @@
             </w:pPr>
             <w:r/>
             <w:r>
-              <w:t>480.75</w:t>
+              <w:t>481.75</w:t>
             </w:r>
           </w:p>
         </w:tc>
@@ -19852,7 +19852,7 @@
             </w:pPr>
             <w:r/>
             <w:r>
-              <w:t>473.50</w:t>
+              <w:t>474.50</w:t>
             </w:r>
           </w:p>
         </w:tc>
@@ -19883,7 +19883,7 @@
               <w:rPr>
                 <w:b/>
               </w:rPr>
-              <w:t>476.75</w:t>
+              <w:t>477.75</w:t>
             </w:r>
           </w:p>
         </w:tc>
@@ -20031,7 +20031,7 @@
             </w:pPr>
             <w:r/>
             <w:r>
-              <w:t>476.75</w:t>
+              <w:t>477.75</w:t>
             </w:r>
           </w:p>
         </w:tc>
@@ -20059,7 +20059,7 @@
             </w:pPr>
             <w:r/>
             <w:r>
-              <w:t>480.25</w:t>
+              <w:t>481.25</w:t>
             </w:r>
           </w:p>
         </w:tc>
@@ -20087,7 +20087,7 @@
             </w:pPr>
             <w:r/>
             <w:r>
-              <w:t>473.50</w:t>
+              <w:t>474.50</w:t>
             </w:r>
           </w:p>
         </w:tc>
@@ -20118,7 +20118,7 @@
               <w:rPr>
                 <w:b/>
               </w:rPr>
-              <w:t>476.50</w:t>
+              <w:t>477.50</w:t>
             </w:r>
           </w:p>
         </w:tc>
@@ -20266,7 +20266,7 @@
             </w:pPr>
             <w:r/>
             <w:r>
-              <w:t>476.50</w:t>
+              <w:t>477.50</w:t>
             </w:r>
           </w:p>
         </w:tc>
@@ -20294,7 +20294,7 @@
             </w:pPr>
             <w:r/>
             <w:r>
-              <w:t>479.50</w:t>
+              <w:t>480.50</w:t>
             </w:r>
           </w:p>
         </w:tc>
@@ -20322,7 +20322,7 @@
             </w:pPr>
             <w:r/>
             <w:r>
-              <w:t>473.75</w:t>
+              <w:t>474.75</w:t>
             </w:r>
           </w:p>
         </w:tc>
@@ -20353,7 +20353,7 @@
               <w:rPr>
                 <w:b/>
               </w:rPr>
-              <w:t>476.75</w:t>
+              <w:t>477.75</w:t>
             </w:r>
           </w:p>
         </w:tc>
@@ -20501,7 +20501,7 @@
             </w:pPr>
             <w:r/>
             <w:r>
-              <w:t>476.75</w:t>
+              <w:t>477.75</w:t>
             </w:r>
           </w:p>
         </w:tc>
@@ -20529,7 +20529,7 @@
             </w:pPr>
             <w:r/>
             <w:r>
-              <w:t>479.75</w:t>
+              <w:t>480.75</w:t>
             </w:r>
           </w:p>
         </w:tc>
@@ -20557,7 +20557,7 @@
             </w:pPr>
             <w:r/>
             <w:r>
-              <w:t>474.00</w:t>
+              <w:t>475.00</w:t>
             </w:r>
           </w:p>
         </w:tc>
@@ -20588,7 +20588,7 @@
               <w:rPr>
                 <w:b/>
               </w:rPr>
-              <w:t>476.75</w:t>
+              <w:t>477.75</w:t>
             </w:r>
           </w:p>
         </w:tc>
@@ -20736,7 +20736,7 @@
             </w:pPr>
             <w:r/>
             <w:r>
-              <w:t>476.75</w:t>
+              <w:t>477.75</w:t>
             </w:r>
           </w:p>
         </w:tc>
@@ -20764,7 +20764,7 @@
             </w:pPr>
             <w:r/>
             <w:r>
-              <w:t>480.75</w:t>
+              <w:t>481.75</w:t>
             </w:r>
           </w:p>
         </w:tc>
@@ -20792,7 +20792,7 @@
             </w:pPr>
             <w:r/>
             <w:r>
-              <w:t>473.25</w:t>
+              <w:t>474.25</w:t>
             </w:r>
           </w:p>
         </w:tc>
@@ -20823,7 +20823,7 @@
               <w:rPr>
                 <w:b/>
               </w:rPr>
-              <w:t>477.25</w:t>
+              <w:t>478.25</w:t>
             </w:r>
           </w:p>
         </w:tc>
@@ -20971,7 +20971,7 @@
             </w:pPr>
             <w:r/>
             <w:r>
-              <w:t>477.25</w:t>
+              <w:t>478.25</w:t>
             </w:r>
           </w:p>
         </w:tc>
@@ -20999,7 +20999,7 @@
             </w:pPr>
             <w:r/>
             <w:r>
-              <w:t>481.25</w:t>
+              <w:t>482.25</w:t>
             </w:r>
           </w:p>
         </w:tc>
@@ -21027,7 +21027,7 @@
             </w:pPr>
             <w:r/>
             <w:r>
-              <w:t>475.50</w:t>
+              <w:t>476.50</w:t>
             </w:r>
           </w:p>
         </w:tc>
@@ -21058,7 +21058,7 @@
               <w:rPr>
                 <w:b/>
               </w:rPr>
-              <w:t>477.00</w:t>
+              <w:t>478.00</w:t>
             </w:r>
           </w:p>
         </w:tc>
@@ -21781,7 +21781,7 @@
         <w:t>Giá Chốt Phiên (Close):</w:t>
       </w:r>
       <w:r>
-        <w:t xml:space="preserve"> 657.50 cents | </w:t>
+        <w:t xml:space="preserve"> 659.25 cents | </w:t>
       </w:r>
       <w:r>
         <w:rPr>
@@ -21796,10 +21796,10 @@
         <w:rPr>
           <w:b/>
         </w:rPr>
-        <w:t>`657.34 cents`</w:t>
+        <w:t>`659.17 cents`</w:t>
       </w:r>
       <w:r>
-        <w:t xml:space="preserve"> (-0.16).</w:t>
+        <w:t xml:space="preserve"> (-0.08).</w:t>
       </w:r>
     </w:p>
     <w:p>
@@ -21820,7 +21820,7 @@
         <w:rPr>
           <w:b/>
         </w:rPr>
-        <w:t>`5,983`</w:t>
+        <w:t>`8,467`</w:t>
       </w:r>
       <w:r>
         <w:t xml:space="preserve"> (Chênh lệch: </w:t>
@@ -21829,7 +21829,7 @@
         <w:rPr>
           <w:b/>
         </w:rPr>
-        <w:t>`-71,994`</w:t>
+        <w:t>`-69,510`</w:t>
       </w:r>
       <w:r>
         <w:t xml:space="preserve">) | OI: </w:t>
@@ -21871,7 +21871,7 @@
         <w:rPr>
           <w:b/>
         </w:rPr>
-        <w:t>`Không phát hiện mô hình nến đặc biệt`</w:t>
+        <w:t>`Bullish Engulfing (Nhấn chìm tăng trưởng)`</w:t>
       </w:r>
     </w:p>
     <w:p>
@@ -21914,10 +21914,10 @@
         <w:rPr>
           <w:b/>
         </w:rPr>
-        <w:t>TÍCH LŨY TÍCH CỰC (Accumulation):</w:t>
+        <w:t>TĂNG MẠNH MẼ (Strong Bullish Confirmation):</w:t>
       </w:r>
       <w:r>
-        <w:t xml:space="preserve"> Nến đi ngang nhưng dòng tiền âm thầm gia tăng (OI tăng), báo hiệu chuẩn bị có nhịp bứt phá tăng.</w:t>
+        <w:t xml:space="preserve"> Mô hình nến tăng được củng cố bởi dòng tiền gia tăng tích cực, hỗ trợ lực mua lên bền vững.</w:t>
       </w:r>
     </w:p>
     <w:p>
@@ -22163,7 +22163,7 @@
               <w:rPr>
                 <w:b/>
               </w:rPr>
-              <w:t>111.27</w:t>
+              <w:t>111.47</w:t>
             </w:r>
           </w:p>
         </w:tc>
@@ -22194,7 +22194,7 @@
               <w:rPr>
                 <w:b/>
               </w:rPr>
-              <w:t>+1.57%</w:t>
+              <w:t>+1.75%</w:t>
             </w:r>
           </w:p>
         </w:tc>
@@ -22286,7 +22286,7 @@
               <w:rPr>
                 <w:b/>
               </w:rPr>
-              <w:t>101.82</w:t>
+              <w:t>101.86</w:t>
             </w:r>
           </w:p>
         </w:tc>
@@ -22317,7 +22317,7 @@
               <w:rPr>
                 <w:b/>
               </w:rPr>
-              <w:t>-0.16%</w:t>
+              <w:t>-0.11%</w:t>
             </w:r>
           </w:p>
         </w:tc>
@@ -22921,7 +22921,7 @@
         <w:t xml:space="preserve"> EMA_21 </w:t>
       </w:r>
       <w:r>
-        <w:t xml:space="preserve"> (657.13) &lt; </w:t>
+        <w:t xml:space="preserve"> (657.29) &lt; </w:t>
       </w:r>
       <w:r>
         <w:rPr>
@@ -22932,7 +22932,7 @@
         <w:t xml:space="preserve"> EMA_50 </w:t>
       </w:r>
       <w:r>
-        <w:t xml:space="preserve"> (660.47).</w:t>
+        <w:t xml:space="preserve"> (660.54).</w:t>
       </w:r>
     </w:p>
     <w:p>
@@ -22953,7 +22953,7 @@
         <w:rPr>
           <w:b/>
         </w:rPr>
-        <w:t>`48.61`</w:t>
+        <w:t>`54.40`</w:t>
       </w:r>
       <w:r>
         <w:t xml:space="preserve"> | ATR (14) = </w:t>
@@ -22962,7 +22962,7 @@
         <w:rPr>
           <w:b/>
         </w:rPr>
-        <w:t>`1.91`</w:t>
+        <w:t>`2.21`</w:t>
       </w:r>
       <w:r>
         <w:t xml:space="preserve"> cents | Volatility = </w:t>
@@ -22971,7 +22971,7 @@
         <w:rPr>
           <w:b/>
         </w:rPr>
-        <w:t>`0.75 cents`</w:t>
+        <w:t>`3.00 cents`</w:t>
       </w:r>
       <w:r>
         <w:t>.</w:t>
@@ -22995,7 +22995,7 @@
         <w:rPr>
           <w:b/>
         </w:rPr>
-        <w:t>`656.25`</w:t>
+        <w:t>`657.25`</w:t>
       </w:r>
       <w:r>
         <w:t xml:space="preserve"> | S2: </w:t>
@@ -23746,7 +23746,7 @@
           <w:b/>
           <w:color w:val="B91C1C"/>
         </w:rPr>
-        <w:t>`657.13 - 660.47 cents (Canh bán hồi kỹ thuật H1)`</w:t>
+        <w:t>`657.29 - 660.54 cents (Canh bán hồi kỹ thuật H1)`</w:t>
       </w:r>
       <w:r>
         <w:t xml:space="preserve"> | SL: </w:t>
@@ -23755,7 +23755,7 @@
         <w:rPr>
           <w:b/>
         </w:rPr>
-        <w:t>`738.87 cents (Trên kháng cự R2 + 1.5x ATR)`</w:t>
+        <w:t>`739.32 cents (Trên kháng cự R2 + 1.5x ATR)`</w:t>
       </w:r>
       <w:r>
         <w:t xml:space="preserve"> | TP: </w:t>
@@ -23766,7 +23766,7 @@
           <w:color w:val="D97706"/>
           <w:sz w:val="19"/>
         </w:rPr>
-        <w:t xml:space="preserve"> 656.25 cents </w:t>
+        <w:t xml:space="preserve"> 657.25 cents </w:t>
       </w:r>
       <w:r>
         <w:t xml:space="preserve"> / </w:t>
@@ -23817,7 +23817,7 @@
         <w:rPr>
           <w:b/>
         </w:rPr>
-        <w:t>`669.00 - 671.00 cents`</w:t>
+        <w:t>`669.75 - 671.75 cents`</w:t>
       </w:r>
       <w:r>
         <w:t xml:space="preserve"> | SL: </w:t>
@@ -23826,7 +23826,7 @@
         <w:rPr>
           <w:b/>
         </w:rPr>
-        <w:t>`665.56 cents`</w:t>
+        <w:t>`665.23 cents`</w:t>
       </w:r>
       <w:r>
         <w:t xml:space="preserve"> | TP: </w:t>
@@ -23872,7 +23872,7 @@
         <w:rPr>
           <w:b/>
         </w:rPr>
-        <w:t>`681.94 cents`</w:t>
+        <w:t>`682.27 cents`</w:t>
       </w:r>
       <w:r>
         <w:t xml:space="preserve"> | TP: </w:t>
@@ -23921,7 +23921,7 @@
         <w:rPr>
           <w:b/>
         </w:rPr>
-        <w:t>`644.84 - 652.50 cents`</w:t>
+        <w:t>`643.64 - 652.50 cents`</w:t>
       </w:r>
     </w:p>
     <w:p>
@@ -24328,7 +24328,7 @@
             </w:pPr>
             <w:r/>
             <w:r>
-              <w:t>657.50</w:t>
+              <w:t>659.25</w:t>
             </w:r>
           </w:p>
         </w:tc>
@@ -24356,7 +24356,7 @@
             </w:pPr>
             <w:r/>
             <w:r>
-              <w:t>668.75</w:t>
+              <w:t>670.50</w:t>
             </w:r>
           </w:p>
         </w:tc>
@@ -24384,7 +24384,7 @@
             </w:pPr>
             <w:r/>
             <w:r>
-              <w:t>652.00</w:t>
+              <w:t>653.75</w:t>
             </w:r>
           </w:p>
         </w:tc>
@@ -24415,7 +24415,7 @@
               <w:rPr>
                 <w:b/>
               </w:rPr>
-              <w:t>656.75</w:t>
+              <w:t>658.50</w:t>
             </w:r>
           </w:p>
         </w:tc>
@@ -24563,7 +24563,7 @@
             </w:pPr>
             <w:r/>
             <w:r>
-              <w:t>656.75</w:t>
+              <w:t>658.50</w:t>
             </w:r>
           </w:p>
         </w:tc>
@@ -24591,7 +24591,7 @@
             </w:pPr>
             <w:r/>
             <w:r>
-              <w:t>664.25</w:t>
+              <w:t>666.00</w:t>
             </w:r>
           </w:p>
         </w:tc>
@@ -24619,7 +24619,7 @@
             </w:pPr>
             <w:r/>
             <w:r>
-              <w:t>650.75</w:t>
+              <w:t>652.50</w:t>
             </w:r>
           </w:p>
         </w:tc>
@@ -24650,7 +24650,7 @@
               <w:rPr>
                 <w:b/>
               </w:rPr>
-              <w:t>656.25</w:t>
+              <w:t>658.00</w:t>
             </w:r>
           </w:p>
         </w:tc>
@@ -24798,7 +24798,7 @@
             </w:pPr>
             <w:r/>
             <w:r>
-              <w:t>656.25</w:t>
+              <w:t>658.00</w:t>
             </w:r>
           </w:p>
         </w:tc>
@@ -24826,7 +24826,7 @@
             </w:pPr>
             <w:r/>
             <w:r>
-              <w:t>670.00</w:t>
+              <w:t>671.75</w:t>
             </w:r>
           </w:p>
         </w:tc>
@@ -24854,7 +24854,7 @@
             </w:pPr>
             <w:r/>
             <w:r>
-              <w:t>641.50</w:t>
+              <w:t>643.25</w:t>
             </w:r>
           </w:p>
         </w:tc>
@@ -24885,7 +24885,7 @@
               <w:rPr>
                 <w:b/>
               </w:rPr>
-              <w:t>658.25</w:t>
+              <w:t>660.00</w:t>
             </w:r>
           </w:p>
         </w:tc>
@@ -25033,7 +25033,7 @@
             </w:pPr>
             <w:r/>
             <w:r>
-              <w:t>658.25</w:t>
+              <w:t>660.00</w:t>
             </w:r>
           </w:p>
         </w:tc>
@@ -25061,7 +25061,7 @@
             </w:pPr>
             <w:r/>
             <w:r>
-              <w:t>671.50</w:t>
+              <w:t>673.25</w:t>
             </w:r>
           </w:p>
         </w:tc>
@@ -25089,7 +25089,7 @@
             </w:pPr>
             <w:r/>
             <w:r>
-              <w:t>650.00</w:t>
+              <w:t>651.75</w:t>
             </w:r>
           </w:p>
         </w:tc>
@@ -25120,7 +25120,7 @@
               <w:rPr>
                 <w:b/>
               </w:rPr>
-              <w:t>659.50</w:t>
+              <w:t>661.25</w:t>
             </w:r>
           </w:p>
         </w:tc>
@@ -25268,7 +25268,7 @@
             </w:pPr>
             <w:r/>
             <w:r>
-              <w:t>659.50</w:t>
+              <w:t>661.25</w:t>
             </w:r>
           </w:p>
         </w:tc>
@@ -25296,7 +25296,7 @@
             </w:pPr>
             <w:r/>
             <w:r>
-              <w:t>676.00</w:t>
+              <w:t>677.75</w:t>
             </w:r>
           </w:p>
         </w:tc>
@@ -25324,7 +25324,7 @@
             </w:pPr>
             <w:r/>
             <w:r>
-              <w:t>649.00</w:t>
+              <w:t>650.75</w:t>
             </w:r>
           </w:p>
         </w:tc>
@@ -25355,7 +25355,7 @@
               <w:rPr>
                 <w:b/>
               </w:rPr>
-              <w:t>664.00</w:t>
+              <w:t>665.75</w:t>
             </w:r>
           </w:p>
         </w:tc>
@@ -25503,7 +25503,7 @@
             </w:pPr>
             <w:r/>
             <w:r>
-              <w:t>664.00</w:t>
+              <w:t>665.75</w:t>
             </w:r>
           </w:p>
         </w:tc>
@@ -25531,7 +25531,7 @@
             </w:pPr>
             <w:r/>
             <w:r>
-              <w:t>671.75</w:t>
+              <w:t>673.50</w:t>
             </w:r>
           </w:p>
         </w:tc>
@@ -25559,7 +25559,7 @@
             </w:pPr>
             <w:r/>
             <w:r>
-              <w:t>653.00</w:t>
+              <w:t>654.75</w:t>
             </w:r>
           </w:p>
         </w:tc>
@@ -25590,7 +25590,7 @@
               <w:rPr>
                 <w:b/>
               </w:rPr>
-              <w:t>665.25</w:t>
+              <w:t>667.00</w:t>
             </w:r>
           </w:p>
         </w:tc>
@@ -25738,7 +25738,7 @@
             </w:pPr>
             <w:r/>
             <w:r>
-              <w:t>665.25</w:t>
+              <w:t>667.00</w:t>
             </w:r>
           </w:p>
         </w:tc>
@@ -25766,7 +25766,7 @@
             </w:pPr>
             <w:r/>
             <w:r>
-              <w:t>673.50</w:t>
+              <w:t>675.25</w:t>
             </w:r>
           </w:p>
         </w:tc>
@@ -25794,7 +25794,7 @@
             </w:pPr>
             <w:r/>
             <w:r>
-              <w:t>654.75</w:t>
+              <w:t>656.50</w:t>
             </w:r>
           </w:p>
         </w:tc>
@@ -25825,7 +25825,7 @@
               <w:rPr>
                 <w:b/>
               </w:rPr>
-              <w:t>667.00</w:t>
+              <w:t>668.75</w:t>
             </w:r>
           </w:p>
         </w:tc>
@@ -25973,7 +25973,7 @@
             </w:pPr>
             <w:r/>
             <w:r>
-              <w:t>667.00</w:t>
+              <w:t>668.75</w:t>
             </w:r>
           </w:p>
         </w:tc>
@@ -26001,7 +26001,7 @@
             </w:pPr>
             <w:r/>
             <w:r>
-              <w:t>679.25</w:t>
+              <w:t>681.00</w:t>
             </w:r>
           </w:p>
         </w:tc>
@@ -26029,7 +26029,7 @@
             </w:pPr>
             <w:r/>
             <w:r>
-              <w:t>657.25</w:t>
+              <w:t>659.00</w:t>
             </w:r>
           </w:p>
         </w:tc>
@@ -26060,7 +26060,7 @@
               <w:rPr>
                 <w:b/>
               </w:rPr>
-              <w:t>666.00</w:t>
+              <w:t>667.75</w:t>
             </w:r>
           </w:p>
         </w:tc>
@@ -26208,7 +26208,7 @@
             </w:pPr>
             <w:r/>
             <w:r>
-              <w:t>666.00</w:t>
+              <w:t>667.75</w:t>
             </w:r>
           </w:p>
         </w:tc>
@@ -26236,7 +26236,7 @@
             </w:pPr>
             <w:r/>
             <w:r>
-              <w:t>676.50</w:t>
+              <w:t>678.25</w:t>
             </w:r>
           </w:p>
         </w:tc>
@@ -26264,7 +26264,7 @@
             </w:pPr>
             <w:r/>
             <w:r>
-              <w:t>651.25</w:t>
+              <w:t>653.00</w:t>
             </w:r>
           </w:p>
         </w:tc>
@@ -26295,7 +26295,7 @@
               <w:rPr>
                 <w:b/>
               </w:rPr>
-              <w:t>668.25</w:t>
+              <w:t>670.00</w:t>
             </w:r>
           </w:p>
         </w:tc>
@@ -26443,7 +26443,7 @@
             </w:pPr>
             <w:r/>
             <w:r>
-              <w:t>668.25</w:t>
+              <w:t>670.00</w:t>
             </w:r>
           </w:p>
         </w:tc>
@@ -26471,7 +26471,7 @@
             </w:pPr>
             <w:r/>
             <w:r>
-              <w:t>678.75</w:t>
+              <w:t>680.50</w:t>
             </w:r>
           </w:p>
         </w:tc>
@@ -26499,7 +26499,7 @@
             </w:pPr>
             <w:r/>
             <w:r>
-              <w:t>662.00</w:t>
+              <w:t>663.75</w:t>
             </w:r>
           </w:p>
         </w:tc>
@@ -26530,7 +26530,7 @@
               <w:rPr>
                 <w:b/>
               </w:rPr>
-              <w:t>669.00</w:t>
+              <w:t>670.75</w:t>
             </w:r>
           </w:p>
         </w:tc>
@@ -26678,7 +26678,7 @@
             </w:pPr>
             <w:r/>
             <w:r>
-              <w:t>669.00</w:t>
+              <w:t>670.75</w:t>
             </w:r>
           </w:p>
         </w:tc>
@@ -26706,7 +26706,7 @@
             </w:pPr>
             <w:r/>
             <w:r>
-              <w:t>683.25</w:t>
+              <w:t>685.00</w:t>
             </w:r>
           </w:p>
         </w:tc>
@@ -26734,7 +26734,7 @@
             </w:pPr>
             <w:r/>
             <w:r>
-              <w:t>654.25</w:t>
+              <w:t>656.00</w:t>
             </w:r>
           </w:p>
         </w:tc>
@@ -26765,7 +26765,7 @@
               <w:rPr>
                 <w:b/>
               </w:rPr>
-              <w:t>671.00</w:t>
+              <w:t>672.75</w:t>
             </w:r>
           </w:p>
         </w:tc>
@@ -26913,7 +26913,7 @@
             </w:pPr>
             <w:r/>
             <w:r>
-              <w:t>671.00</w:t>
+              <w:t>672.75</w:t>
             </w:r>
           </w:p>
         </w:tc>
@@ -26941,7 +26941,7 @@
             </w:pPr>
             <w:r/>
             <w:r>
-              <w:t>677.50</w:t>
+              <w:t>679.25</w:t>
             </w:r>
           </w:p>
         </w:tc>
@@ -26969,7 +26969,7 @@
             </w:pPr>
             <w:r/>
             <w:r>
-              <w:t>664.25</w:t>
+              <w:t>666.00</w:t>
             </w:r>
           </w:p>
         </w:tc>
@@ -27000,7 +27000,7 @@
               <w:rPr>
                 <w:b/>
               </w:rPr>
-              <w:t>671.25</w:t>
+              <w:t>673.00</w:t>
             </w:r>
           </w:p>
         </w:tc>
@@ -27148,7 +27148,7 @@
             </w:pPr>
             <w:r/>
             <w:r>
-              <w:t>671.25</w:t>
+              <w:t>673.00</w:t>
             </w:r>
           </w:p>
         </w:tc>
@@ -27176,7 +27176,7 @@
             </w:pPr>
             <w:r/>
             <w:r>
-              <w:t>681.50</w:t>
+              <w:t>683.25</w:t>
             </w:r>
           </w:p>
         </w:tc>
@@ -27204,7 +27204,7 @@
             </w:pPr>
             <w:r/>
             <w:r>
-              <w:t>663.25</w:t>
+              <w:t>665.00</w:t>
             </w:r>
           </w:p>
         </w:tc>
@@ -27235,7 +27235,7 @@
               <w:rPr>
                 <w:b/>
               </w:rPr>
-              <w:t>671.75</w:t>
+              <w:t>673.50</w:t>
             </w:r>
           </w:p>
         </w:tc>
@@ -27383,7 +27383,7 @@
             </w:pPr>
             <w:r/>
             <w:r>
-              <w:t>671.75</w:t>
+              <w:t>673.50</w:t>
             </w:r>
           </w:p>
         </w:tc>
@@ -27411,7 +27411,7 @@
             </w:pPr>
             <w:r/>
             <w:r>
-              <w:t>678.75</w:t>
+              <w:t>680.50</w:t>
             </w:r>
           </w:p>
         </w:tc>
@@ -27439,7 +27439,7 @@
             </w:pPr>
             <w:r/>
             <w:r>
-              <w:t>665.75</w:t>
+              <w:t>667.50</w:t>
             </w:r>
           </w:p>
         </w:tc>
@@ -27470,7 +27470,7 @@
               <w:rPr>
                 <w:b/>
               </w:rPr>
-              <w:t>671.00</w:t>
+              <w:t>672.75</w:t>
             </w:r>
           </w:p>
         </w:tc>
@@ -27618,7 +27618,7 @@
             </w:pPr>
             <w:r/>
             <w:r>
-              <w:t>671.00</w:t>
+              <w:t>672.75</w:t>
             </w:r>
           </w:p>
         </w:tc>
@@ -27646,7 +27646,7 @@
             </w:pPr>
             <w:r/>
             <w:r>
-              <w:t>684.50</w:t>
+              <w:t>686.25</w:t>
             </w:r>
           </w:p>
         </w:tc>
@@ -27674,7 +27674,7 @@
             </w:pPr>
             <w:r/>
             <w:r>
-              <w:t>658.00</w:t>
+              <w:t>659.75</w:t>
             </w:r>
           </w:p>
         </w:tc>
@@ -27705,7 +27705,7 @@
               <w:rPr>
                 <w:b/>
               </w:rPr>
-              <w:t>672.75</w:t>
+              <w:t>674.50</w:t>
             </w:r>
           </w:p>
         </w:tc>
@@ -27853,7 +27853,7 @@
             </w:pPr>
             <w:r/>
             <w:r>
-              <w:t>672.75</w:t>
+              <w:t>674.50</w:t>
             </w:r>
           </w:p>
         </w:tc>
@@ -27881,7 +27881,7 @@
             </w:pPr>
             <w:r/>
             <w:r>
-              <w:t>682.00</w:t>
+              <w:t>683.75</w:t>
             </w:r>
           </w:p>
         </w:tc>
@@ -27909,7 +27909,7 @@
             </w:pPr>
             <w:r/>
             <w:r>
-              <w:t>662.00</w:t>
+              <w:t>663.75</w:t>
             </w:r>
           </w:p>
         </w:tc>
@@ -27940,7 +27940,7 @@
               <w:rPr>
                 <w:b/>
               </w:rPr>
-              <w:t>673.25</w:t>
+              <w:t>675.00</w:t>
             </w:r>
           </w:p>
         </w:tc>
@@ -28088,7 +28088,7 @@
             </w:pPr>
             <w:r/>
             <w:r>
-              <w:t>673.25</w:t>
+              <w:t>675.00</w:t>
             </w:r>
           </w:p>
         </w:tc>
@@ -28116,7 +28116,7 @@
             </w:pPr>
             <w:r/>
             <w:r>
-              <w:t>685.50</w:t>
+              <w:t>687.25</w:t>
             </w:r>
           </w:p>
         </w:tc>
@@ -28144,7 +28144,7 @@
             </w:pPr>
             <w:r/>
             <w:r>
-              <w:t>659.00</w:t>
+              <w:t>660.75</w:t>
             </w:r>
           </w:p>
         </w:tc>
@@ -28175,7 +28175,7 @@
               <w:rPr>
                 <w:b/>
               </w:rPr>
-              <w:t>671.75</w:t>
+              <w:t>673.50</w:t>
             </w:r>
           </w:p>
         </w:tc>
@@ -28323,7 +28323,7 @@
             </w:pPr>
             <w:r/>
             <w:r>
-              <w:t>671.75</w:t>
+              <w:t>673.50</w:t>
             </w:r>
           </w:p>
         </w:tc>
@@ -28351,7 +28351,7 @@
             </w:pPr>
             <w:r/>
             <w:r>
-              <w:t>678.75</w:t>
+              <w:t>680.50</w:t>
             </w:r>
           </w:p>
         </w:tc>
@@ -28379,7 +28379,7 @@
             </w:pPr>
             <w:r/>
             <w:r>
-              <w:t>662.25</w:t>
+              <w:t>664.00</w:t>
             </w:r>
           </w:p>
         </w:tc>
@@ -28410,7 +28410,7 @@
               <w:rPr>
                 <w:b/>
               </w:rPr>
-              <w:t>672.25</w:t>
+              <w:t>674.00</w:t>
             </w:r>
           </w:p>
         </w:tc>
@@ -28558,7 +28558,7 @@
             </w:pPr>
             <w:r/>
             <w:r>
-              <w:t>672.25</w:t>
+              <w:t>674.00</w:t>
             </w:r>
           </w:p>
         </w:tc>
@@ -28586,7 +28586,7 @@
             </w:pPr>
             <w:r/>
             <w:r>
-              <w:t>682.75</w:t>
+              <w:t>684.50</w:t>
             </w:r>
           </w:p>
         </w:tc>
@@ -28614,7 +28614,7 @@
             </w:pPr>
             <w:r/>
             <w:r>
-              <w:t>665.00</w:t>
+              <w:t>666.75</w:t>
             </w:r>
           </w:p>
         </w:tc>
@@ -28645,7 +28645,7 @@
               <w:rPr>
                 <w:b/>
               </w:rPr>
-              <w:t>672.00</w:t>
+              <w:t>673.75</w:t>
             </w:r>
           </w:p>
         </w:tc>
@@ -28793,7 +28793,7 @@
             </w:pPr>
             <w:r/>
             <w:r>
-              <w:t>672.00</w:t>
+              <w:t>673.75</w:t>
             </w:r>
           </w:p>
         </w:tc>
@@ -28821,7 +28821,7 @@
             </w:pPr>
             <w:r/>
             <w:r>
-              <w:t>681.75</w:t>
+              <w:t>683.50</w:t>
             </w:r>
           </w:p>
         </w:tc>
@@ -28849,7 +28849,7 @@
             </w:pPr>
             <w:r/>
             <w:r>
-              <w:t>662.25</w:t>
+              <w:t>664.00</w:t>
             </w:r>
           </w:p>
         </w:tc>
@@ -28880,7 +28880,7 @@
               <w:rPr>
                 <w:b/>
               </w:rPr>
-              <w:t>672.50</w:t>
+              <w:t>674.25</w:t>
             </w:r>
           </w:p>
         </w:tc>
@@ -29028,7 +29028,7 @@
             </w:pPr>
             <w:r/>
             <w:r>
-              <w:t>672.50</w:t>
+              <w:t>674.25</w:t>
             </w:r>
           </w:p>
         </w:tc>
@@ -29056,7 +29056,7 @@
             </w:pPr>
             <w:r/>
             <w:r>
-              <w:t>683.25</w:t>
+              <w:t>685.00</w:t>
             </w:r>
           </w:p>
         </w:tc>
@@ -29084,7 +29084,7 @@
             </w:pPr>
             <w:r/>
             <w:r>
-              <w:t>665.25</w:t>
+              <w:t>667.00</w:t>
             </w:r>
           </w:p>
         </w:tc>
@@ -29115,7 +29115,7 @@
               <w:rPr>
                 <w:b/>
               </w:rPr>
-              <w:t>673.25</w:t>
+              <w:t>675.00</w:t>
             </w:r>
           </w:p>
         </w:tc>
@@ -29263,7 +29263,7 @@
             </w:pPr>
             <w:r/>
             <w:r>
-              <w:t>673.25</w:t>
+              <w:t>675.00</w:t>
             </w:r>
           </w:p>
         </w:tc>
@@ -29291,7 +29291,7 @@
             </w:pPr>
             <w:r/>
             <w:r>
-              <w:t>679.75</w:t>
+              <w:t>681.50</w:t>
             </w:r>
           </w:p>
         </w:tc>
@@ -29319,7 +29319,7 @@
             </w:pPr>
             <w:r/>
             <w:r>
-              <w:t>664.75</w:t>
+              <w:t>666.50</w:t>
             </w:r>
           </w:p>
         </w:tc>
@@ -29350,7 +29350,7 @@
               <w:rPr>
                 <w:b/>
               </w:rPr>
-              <w:t>673.75</w:t>
+              <w:t>675.50</w:t>
             </w:r>
           </w:p>
         </w:tc>
@@ -29498,7 +29498,7 @@
             </w:pPr>
             <w:r/>
             <w:r>
-              <w:t>673.75</w:t>
+              <w:t>675.50</w:t>
             </w:r>
           </w:p>
         </w:tc>
@@ -29526,7 +29526,7 @@
             </w:pPr>
             <w:r/>
             <w:r>
-              <w:t>684.75</w:t>
+              <w:t>686.50</w:t>
             </w:r>
           </w:p>
         </w:tc>
@@ -29554,7 +29554,7 @@
             </w:pPr>
             <w:r/>
             <w:r>
-              <w:t>662.00</w:t>
+              <w:t>663.75</w:t>
             </w:r>
           </w:p>
         </w:tc>
@@ -29585,7 +29585,7 @@
               <w:rPr>
                 <w:b/>
               </w:rPr>
-              <w:t>677.25</w:t>
+              <w:t>679.00</w:t>
             </w:r>
           </w:p>
         </w:tc>
@@ -29733,7 +29733,7 @@
             </w:pPr>
             <w:r/>
             <w:r>
-              <w:t>677.25</w:t>
+              <w:t>679.00</w:t>
             </w:r>
           </w:p>
         </w:tc>
@@ -29761,7 +29761,7 @@
             </w:pPr>
             <w:r/>
             <w:r>
-              <w:t>682.75</w:t>
+              <w:t>684.50</w:t>
             </w:r>
           </w:p>
         </w:tc>
@@ -29789,7 +29789,477 @@
             </w:pPr>
             <w:r/>
             <w:r>
-              <w:t>669.50</w:t>
+              <w:t>671.25</w:t>
+            </w:r>
+          </w:p>
+        </w:tc>
+        <w:tc>
+          <w:tcPr>
+            <w:tcW w:type="dxa" w:w="1728"/>
+            <w:shd w:fill="FFFFFF"/>
+            <w:tcMar>
+              <w:top w:w="100" w:type="dxa"/>
+              <w:bottom w:w="100" w:type="dxa"/>
+              <w:left w:w="120" w:type="dxa"/>
+              <w:right w:w="120" w:type="dxa"/>
+            </w:tcMar>
+            <w:tcBorders>
+              <w:top w:val="single" w:sz="4" w:space="0" w:color="CCCCCC"/>
+              <w:bottom w:val="single" w:sz="4" w:space="0" w:color="CCCCCC"/>
+              <w:left w:val="single" w:sz="4" w:space="0" w:color="CCCCCC"/>
+              <w:right w:val="single" w:sz="4" w:space="0" w:color="CCCCCC"/>
+            </w:tcBorders>
+          </w:tcPr>
+          <w:p>
+            <w:pPr>
+              <w:spacing w:before="60" w:after="60" w:line="252" w:lineRule="auto"/>
+              <w:jc w:val="left"/>
+            </w:pPr>
+            <w:r/>
+            <w:r>
+              <w:rPr>
+                <w:b/>
+              </w:rPr>
+              <w:t>679.75</w:t>
+            </w:r>
+          </w:p>
+        </w:tc>
+        <w:tc>
+          <w:tcPr>
+            <w:tcW w:type="dxa" w:w="3456"/>
+            <w:shd w:fill="FFFFFF"/>
+            <w:tcMar>
+              <w:top w:w="100" w:type="dxa"/>
+              <w:bottom w:w="100" w:type="dxa"/>
+              <w:left w:w="120" w:type="dxa"/>
+              <w:right w:w="120" w:type="dxa"/>
+            </w:tcMar>
+            <w:tcBorders>
+              <w:top w:val="single" w:sz="4" w:space="0" w:color="CCCCCC"/>
+              <w:bottom w:val="single" w:sz="4" w:space="0" w:color="CCCCCC"/>
+              <w:left w:val="single" w:sz="4" w:space="0" w:color="CCCCCC"/>
+              <w:right w:val="single" w:sz="4" w:space="0" w:color="CCCCCC"/>
+            </w:tcBorders>
+          </w:tcPr>
+          <w:p>
+            <w:pPr>
+              <w:spacing w:before="60" w:after="60" w:line="252" w:lineRule="auto"/>
+              <w:jc w:val="left"/>
+            </w:pPr>
+            <w:r/>
+            <w:r>
+              <w:rPr>
+                <w:b/>
+              </w:rPr>
+              <w:t>+0.75</w:t>
+            </w:r>
+          </w:p>
+        </w:tc>
+        <w:tc>
+          <w:tcPr>
+            <w:tcW w:type="dxa" w:w="1440"/>
+            <w:shd w:fill="FFFFFF"/>
+            <w:tcMar>
+              <w:top w:w="100" w:type="dxa"/>
+              <w:bottom w:w="100" w:type="dxa"/>
+              <w:left w:w="120" w:type="dxa"/>
+              <w:right w:w="120" w:type="dxa"/>
+            </w:tcMar>
+            <w:tcBorders>
+              <w:top w:val="single" w:sz="4" w:space="0" w:color="CCCCCC"/>
+              <w:bottom w:val="single" w:sz="4" w:space="0" w:color="CCCCCC"/>
+              <w:left w:val="single" w:sz="4" w:space="0" w:color="CCCCCC"/>
+              <w:right w:val="single" w:sz="4" w:space="0" w:color="CCCCCC"/>
+            </w:tcBorders>
+          </w:tcPr>
+          <w:p>
+            <w:pPr>
+              <w:spacing w:before="60" w:after="60" w:line="252" w:lineRule="auto"/>
+              <w:jc w:val="left"/>
+            </w:pPr>
+            <w:r/>
+            <w:r>
+              <w:t>BULL</w:t>
+            </w:r>
+          </w:p>
+        </w:tc>
+      </w:tr>
+      <w:tr>
+        <w:tc>
+          <w:tcPr>
+            <w:tcW w:type="dxa" w:w="1584"/>
+            <w:shd w:fill="F8FAFC"/>
+            <w:tcMar>
+              <w:top w:w="100" w:type="dxa"/>
+              <w:bottom w:w="100" w:type="dxa"/>
+              <w:left w:w="120" w:type="dxa"/>
+              <w:right w:w="120" w:type="dxa"/>
+            </w:tcMar>
+            <w:tcBorders>
+              <w:top w:val="single" w:sz="4" w:space="0" w:color="CCCCCC"/>
+              <w:bottom w:val="single" w:sz="4" w:space="0" w:color="CCCCCC"/>
+              <w:left w:val="single" w:sz="4" w:space="0" w:color="CCCCCC"/>
+              <w:right w:val="single" w:sz="4" w:space="0" w:color="CCCCCC"/>
+            </w:tcBorders>
+          </w:tcPr>
+          <w:p>
+            <w:pPr>
+              <w:spacing w:before="60" w:after="60" w:line="252" w:lineRule="auto"/>
+              <w:jc w:val="left"/>
+            </w:pPr>
+            <w:r/>
+            <w:r>
+              <w:rPr>
+                <w:b/>
+              </w:rPr>
+              <w:t>Fri 23/10</w:t>
+            </w:r>
+          </w:p>
+        </w:tc>
+        <w:tc>
+          <w:tcPr>
+            <w:tcW w:type="dxa" w:w="864"/>
+            <w:shd w:fill="F8FAFC"/>
+            <w:tcMar>
+              <w:top w:w="100" w:type="dxa"/>
+              <w:bottom w:w="100" w:type="dxa"/>
+              <w:left w:w="120" w:type="dxa"/>
+              <w:right w:w="120" w:type="dxa"/>
+            </w:tcMar>
+            <w:tcBorders>
+              <w:top w:val="single" w:sz="4" w:space="0" w:color="CCCCCC"/>
+              <w:bottom w:val="single" w:sz="4" w:space="0" w:color="CCCCCC"/>
+              <w:left w:val="single" w:sz="4" w:space="0" w:color="CCCCCC"/>
+              <w:right w:val="single" w:sz="4" w:space="0" w:color="CCCCCC"/>
+            </w:tcBorders>
+          </w:tcPr>
+          <w:p>
+            <w:pPr>
+              <w:spacing w:before="60" w:after="60" w:line="252" w:lineRule="auto"/>
+              <w:jc w:val="left"/>
+            </w:pPr>
+            <w:r/>
+            <w:r>
+              <w:t>Asia 07-11</w:t>
+            </w:r>
+          </w:p>
+        </w:tc>
+        <w:tc>
+          <w:tcPr>
+            <w:tcW w:type="dxa" w:w="1440"/>
+            <w:shd w:fill="F8FAFC"/>
+            <w:tcMar>
+              <w:top w:w="100" w:type="dxa"/>
+              <w:bottom w:w="100" w:type="dxa"/>
+              <w:left w:w="120" w:type="dxa"/>
+              <w:right w:w="120" w:type="dxa"/>
+            </w:tcMar>
+            <w:tcBorders>
+              <w:top w:val="single" w:sz="4" w:space="0" w:color="CCCCCC"/>
+              <w:bottom w:val="single" w:sz="4" w:space="0" w:color="CCCCCC"/>
+              <w:left w:val="single" w:sz="4" w:space="0" w:color="CCCCCC"/>
+              <w:right w:val="single" w:sz="4" w:space="0" w:color="CCCCCC"/>
+            </w:tcBorders>
+          </w:tcPr>
+          <w:p>
+            <w:pPr>
+              <w:spacing w:before="60" w:after="60" w:line="252" w:lineRule="auto"/>
+              <w:jc w:val="left"/>
+            </w:pPr>
+            <w:r/>
+            <w:r>
+              <w:t>679.75</w:t>
+            </w:r>
+          </w:p>
+        </w:tc>
+        <w:tc>
+          <w:tcPr>
+            <w:tcW w:type="dxa" w:w="2016"/>
+            <w:shd w:fill="F8FAFC"/>
+            <w:tcMar>
+              <w:top w:w="100" w:type="dxa"/>
+              <w:bottom w:w="100" w:type="dxa"/>
+              <w:left w:w="120" w:type="dxa"/>
+              <w:right w:w="120" w:type="dxa"/>
+            </w:tcMar>
+            <w:tcBorders>
+              <w:top w:val="single" w:sz="4" w:space="0" w:color="CCCCCC"/>
+              <w:bottom w:val="single" w:sz="4" w:space="0" w:color="CCCCCC"/>
+              <w:left w:val="single" w:sz="4" w:space="0" w:color="CCCCCC"/>
+              <w:right w:val="single" w:sz="4" w:space="0" w:color="CCCCCC"/>
+            </w:tcBorders>
+          </w:tcPr>
+          <w:p>
+            <w:pPr>
+              <w:spacing w:before="60" w:after="60" w:line="252" w:lineRule="auto"/>
+              <w:jc w:val="left"/>
+            </w:pPr>
+            <w:r/>
+            <w:r>
+              <w:t>689.00</w:t>
+            </w:r>
+          </w:p>
+        </w:tc>
+        <w:tc>
+          <w:tcPr>
+            <w:tcW w:type="dxa" w:w="1152"/>
+            <w:shd w:fill="F8FAFC"/>
+            <w:tcMar>
+              <w:top w:w="100" w:type="dxa"/>
+              <w:bottom w:w="100" w:type="dxa"/>
+              <w:left w:w="120" w:type="dxa"/>
+              <w:right w:w="120" w:type="dxa"/>
+            </w:tcMar>
+            <w:tcBorders>
+              <w:top w:val="single" w:sz="4" w:space="0" w:color="CCCCCC"/>
+              <w:bottom w:val="single" w:sz="4" w:space="0" w:color="CCCCCC"/>
+              <w:left w:val="single" w:sz="4" w:space="0" w:color="CCCCCC"/>
+              <w:right w:val="single" w:sz="4" w:space="0" w:color="CCCCCC"/>
+            </w:tcBorders>
+          </w:tcPr>
+          <w:p>
+            <w:pPr>
+              <w:spacing w:before="60" w:after="60" w:line="252" w:lineRule="auto"/>
+              <w:jc w:val="left"/>
+            </w:pPr>
+            <w:r/>
+            <w:r>
+              <w:t>673.25</w:t>
+            </w:r>
+          </w:p>
+        </w:tc>
+        <w:tc>
+          <w:tcPr>
+            <w:tcW w:type="dxa" w:w="1728"/>
+            <w:shd w:fill="F8FAFC"/>
+            <w:tcMar>
+              <w:top w:w="100" w:type="dxa"/>
+              <w:bottom w:w="100" w:type="dxa"/>
+              <w:left w:w="120" w:type="dxa"/>
+              <w:right w:w="120" w:type="dxa"/>
+            </w:tcMar>
+            <w:tcBorders>
+              <w:top w:val="single" w:sz="4" w:space="0" w:color="CCCCCC"/>
+              <w:bottom w:val="single" w:sz="4" w:space="0" w:color="CCCCCC"/>
+              <w:left w:val="single" w:sz="4" w:space="0" w:color="CCCCCC"/>
+              <w:right w:val="single" w:sz="4" w:space="0" w:color="CCCCCC"/>
+            </w:tcBorders>
+          </w:tcPr>
+          <w:p>
+            <w:pPr>
+              <w:spacing w:before="60" w:after="60" w:line="252" w:lineRule="auto"/>
+              <w:jc w:val="left"/>
+            </w:pPr>
+            <w:r/>
+            <w:r>
+              <w:rPr>
+                <w:b/>
+              </w:rPr>
+              <w:t>679.00</w:t>
+            </w:r>
+          </w:p>
+        </w:tc>
+        <w:tc>
+          <w:tcPr>
+            <w:tcW w:type="dxa" w:w="3456"/>
+            <w:shd w:fill="F8FAFC"/>
+            <w:tcMar>
+              <w:top w:w="100" w:type="dxa"/>
+              <w:bottom w:w="100" w:type="dxa"/>
+              <w:left w:w="120" w:type="dxa"/>
+              <w:right w:w="120" w:type="dxa"/>
+            </w:tcMar>
+            <w:tcBorders>
+              <w:top w:val="single" w:sz="4" w:space="0" w:color="CCCCCC"/>
+              <w:bottom w:val="single" w:sz="4" w:space="0" w:color="CCCCCC"/>
+              <w:left w:val="single" w:sz="4" w:space="0" w:color="CCCCCC"/>
+              <w:right w:val="single" w:sz="4" w:space="0" w:color="CCCCCC"/>
+            </w:tcBorders>
+          </w:tcPr>
+          <w:p>
+            <w:pPr>
+              <w:spacing w:before="60" w:after="60" w:line="252" w:lineRule="auto"/>
+              <w:jc w:val="left"/>
+            </w:pPr>
+            <w:r/>
+            <w:r>
+              <w:rPr>
+                <w:b/>
+              </w:rPr>
+              <w:t>-0.75</w:t>
+            </w:r>
+          </w:p>
+        </w:tc>
+        <w:tc>
+          <w:tcPr>
+            <w:tcW w:type="dxa" w:w="1440"/>
+            <w:shd w:fill="F8FAFC"/>
+            <w:tcMar>
+              <w:top w:w="100" w:type="dxa"/>
+              <w:bottom w:w="100" w:type="dxa"/>
+              <w:left w:w="120" w:type="dxa"/>
+              <w:right w:w="120" w:type="dxa"/>
+            </w:tcMar>
+            <w:tcBorders>
+              <w:top w:val="single" w:sz="4" w:space="0" w:color="CCCCCC"/>
+              <w:bottom w:val="single" w:sz="4" w:space="0" w:color="CCCCCC"/>
+              <w:left w:val="single" w:sz="4" w:space="0" w:color="CCCCCC"/>
+              <w:right w:val="single" w:sz="4" w:space="0" w:color="CCCCCC"/>
+            </w:tcBorders>
+          </w:tcPr>
+          <w:p>
+            <w:pPr>
+              <w:spacing w:before="60" w:after="60" w:line="252" w:lineRule="auto"/>
+              <w:jc w:val="left"/>
+            </w:pPr>
+            <w:r/>
+            <w:r>
+              <w:t>BEAR</w:t>
+            </w:r>
+          </w:p>
+        </w:tc>
+      </w:tr>
+      <w:tr>
+        <w:tc>
+          <w:tcPr>
+            <w:tcW w:type="dxa" w:w="1584"/>
+            <w:shd w:fill="FFFFFF"/>
+            <w:tcMar>
+              <w:top w:w="100" w:type="dxa"/>
+              <w:bottom w:w="100" w:type="dxa"/>
+              <w:left w:w="120" w:type="dxa"/>
+              <w:right w:w="120" w:type="dxa"/>
+            </w:tcMar>
+            <w:tcBorders>
+              <w:top w:val="single" w:sz="4" w:space="0" w:color="CCCCCC"/>
+              <w:bottom w:val="single" w:sz="4" w:space="0" w:color="CCCCCC"/>
+              <w:left w:val="single" w:sz="4" w:space="0" w:color="CCCCCC"/>
+              <w:right w:val="single" w:sz="4" w:space="0" w:color="CCCCCC"/>
+            </w:tcBorders>
+          </w:tcPr>
+          <w:p>
+            <w:pPr>
+              <w:spacing w:before="60" w:after="60" w:line="252" w:lineRule="auto"/>
+              <w:jc w:val="left"/>
+            </w:pPr>
+            <w:r/>
+            <w:r>
+              <w:rPr>
+                <w:b/>
+              </w:rPr>
+              <w:t>Fri 23/10</w:t>
+            </w:r>
+          </w:p>
+        </w:tc>
+        <w:tc>
+          <w:tcPr>
+            <w:tcW w:type="dxa" w:w="864"/>
+            <w:shd w:fill="FFFFFF"/>
+            <w:tcMar>
+              <w:top w:w="100" w:type="dxa"/>
+              <w:bottom w:w="100" w:type="dxa"/>
+              <w:left w:w="120" w:type="dxa"/>
+              <w:right w:w="120" w:type="dxa"/>
+            </w:tcMar>
+            <w:tcBorders>
+              <w:top w:val="single" w:sz="4" w:space="0" w:color="CCCCCC"/>
+              <w:bottom w:val="single" w:sz="4" w:space="0" w:color="CCCCCC"/>
+              <w:left w:val="single" w:sz="4" w:space="0" w:color="CCCCCC"/>
+              <w:right w:val="single" w:sz="4" w:space="0" w:color="CCCCCC"/>
+            </w:tcBorders>
+          </w:tcPr>
+          <w:p>
+            <w:pPr>
+              <w:spacing w:before="60" w:after="60" w:line="252" w:lineRule="auto"/>
+              <w:jc w:val="left"/>
+            </w:pPr>
+            <w:r/>
+            <w:r>
+              <w:t>Asia 11-15</w:t>
+            </w:r>
+          </w:p>
+        </w:tc>
+        <w:tc>
+          <w:tcPr>
+            <w:tcW w:type="dxa" w:w="1440"/>
+            <w:shd w:fill="FFFFFF"/>
+            <w:tcMar>
+              <w:top w:w="100" w:type="dxa"/>
+              <w:bottom w:w="100" w:type="dxa"/>
+              <w:left w:w="120" w:type="dxa"/>
+              <w:right w:w="120" w:type="dxa"/>
+            </w:tcMar>
+            <w:tcBorders>
+              <w:top w:val="single" w:sz="4" w:space="0" w:color="CCCCCC"/>
+              <w:bottom w:val="single" w:sz="4" w:space="0" w:color="CCCCCC"/>
+              <w:left w:val="single" w:sz="4" w:space="0" w:color="CCCCCC"/>
+              <w:right w:val="single" w:sz="4" w:space="0" w:color="CCCCCC"/>
+            </w:tcBorders>
+          </w:tcPr>
+          <w:p>
+            <w:pPr>
+              <w:spacing w:before="60" w:after="60" w:line="252" w:lineRule="auto"/>
+              <w:jc w:val="left"/>
+            </w:pPr>
+            <w:r/>
+            <w:r>
+              <w:t>679.00</w:t>
+            </w:r>
+          </w:p>
+        </w:tc>
+        <w:tc>
+          <w:tcPr>
+            <w:tcW w:type="dxa" w:w="2016"/>
+            <w:shd w:fill="FFFFFF"/>
+            <w:tcMar>
+              <w:top w:w="100" w:type="dxa"/>
+              <w:bottom w:w="100" w:type="dxa"/>
+              <w:left w:w="120" w:type="dxa"/>
+              <w:right w:w="120" w:type="dxa"/>
+            </w:tcMar>
+            <w:tcBorders>
+              <w:top w:val="single" w:sz="4" w:space="0" w:color="CCCCCC"/>
+              <w:bottom w:val="single" w:sz="4" w:space="0" w:color="CCCCCC"/>
+              <w:left w:val="single" w:sz="4" w:space="0" w:color="CCCCCC"/>
+              <w:right w:val="single" w:sz="4" w:space="0" w:color="CCCCCC"/>
+            </w:tcBorders>
+          </w:tcPr>
+          <w:p>
+            <w:pPr>
+              <w:spacing w:before="60" w:after="60" w:line="252" w:lineRule="auto"/>
+              <w:jc w:val="left"/>
+            </w:pPr>
+            <w:r/>
+            <w:r>
+              <w:t>686.50</w:t>
+            </w:r>
+          </w:p>
+        </w:tc>
+        <w:tc>
+          <w:tcPr>
+            <w:tcW w:type="dxa" w:w="1152"/>
+            <w:shd w:fill="FFFFFF"/>
+            <w:tcMar>
+              <w:top w:w="100" w:type="dxa"/>
+              <w:bottom w:w="100" w:type="dxa"/>
+              <w:left w:w="120" w:type="dxa"/>
+              <w:right w:w="120" w:type="dxa"/>
+            </w:tcMar>
+            <w:tcBorders>
+              <w:top w:val="single" w:sz="4" w:space="0" w:color="CCCCCC"/>
+              <w:bottom w:val="single" w:sz="4" w:space="0" w:color="CCCCCC"/>
+              <w:left w:val="single" w:sz="4" w:space="0" w:color="CCCCCC"/>
+              <w:right w:val="single" w:sz="4" w:space="0" w:color="CCCCCC"/>
+            </w:tcBorders>
+          </w:tcPr>
+          <w:p>
+            <w:pPr>
+              <w:spacing w:before="60" w:after="60" w:line="252" w:lineRule="auto"/>
+              <w:jc w:val="left"/>
+            </w:pPr>
+            <w:r/>
+            <w:r>
+              <w:t>673.00</w:t>
             </w:r>
           </w:p>
         </w:tc>
@@ -29851,7 +30321,7 @@
               <w:rPr>
                 <w:b/>
               </w:rPr>
-              <w:t>+0.75</w:t>
+              <w:t>-1.00</w:t>
             </w:r>
           </w:p>
         </w:tc>
@@ -29879,7 +30349,7 @@
             </w:pPr>
             <w:r/>
             <w:r>
-              <w:t>BULL</w:t>
+              <w:t>BEAR</w:t>
             </w:r>
           </w:p>
         </w:tc>
@@ -29940,7 +30410,7 @@
             </w:pPr>
             <w:r/>
             <w:r>
-              <w:t>Asia 07-11</w:t>
+              <w:t>London 15-19</w:t>
             </w:r>
           </w:p>
         </w:tc>
@@ -29996,7 +30466,7 @@
             </w:pPr>
             <w:r/>
             <w:r>
-              <w:t>687.25</w:t>
+              <w:t>685.00</w:t>
             </w:r>
           </w:p>
         </w:tc>
@@ -30024,7 +30494,7 @@
             </w:pPr>
             <w:r/>
             <w:r>
-              <w:t>671.50</w:t>
+              <w:t>664.50</w:t>
             </w:r>
           </w:p>
         </w:tc>
@@ -30055,7 +30525,7 @@
               <w:rPr>
                 <w:b/>
               </w:rPr>
-              <w:t>677.25</w:t>
+              <w:t>678.75</w:t>
             </w:r>
           </w:p>
         </w:tc>
@@ -30086,7 +30556,7 @@
               <w:rPr>
                 <w:b/>
               </w:rPr>
-              <w:t>-0.75</w:t>
+              <w:t>+0.75</w:t>
             </w:r>
           </w:p>
         </w:tc>
@@ -30114,7 +30584,7 @@
             </w:pPr>
             <w:r/>
             <w:r>
-              <w:t>BEAR</w:t>
+              <w:t>BULL</w:t>
             </w:r>
           </w:p>
         </w:tc>
@@ -30175,7 +30645,7 @@
             </w:pPr>
             <w:r/>
             <w:r>
-              <w:t>Asia 11-15</w:t>
+              <w:t>Pre-NY 19-21</w:t>
             </w:r>
           </w:p>
         </w:tc>
@@ -30203,7 +30673,7 @@
             </w:pPr>
             <w:r/>
             <w:r>
-              <w:t>677.25</w:t>
+              <w:t>678.75</w:t>
             </w:r>
           </w:p>
         </w:tc>
@@ -30231,7 +30701,7 @@
             </w:pPr>
             <w:r/>
             <w:r>
-              <w:t>684.75</w:t>
+              <w:t>688.00</w:t>
             </w:r>
           </w:p>
         </w:tc>
@@ -30259,7 +30729,7 @@
             </w:pPr>
             <w:r/>
             <w:r>
-              <w:t>671.25</w:t>
+              <w:t>671.50</w:t>
             </w:r>
           </w:p>
         </w:tc>
@@ -30290,7 +30760,7 @@
               <w:rPr>
                 <w:b/>
               </w:rPr>
-              <w:t>676.25</w:t>
+              <w:t>678.50</w:t>
             </w:r>
           </w:p>
         </w:tc>
@@ -30321,7 +30791,7 @@
               <w:rPr>
                 <w:b/>
               </w:rPr>
-              <w:t>-1.00</w:t>
+              <w:t>-0.25</w:t>
             </w:r>
           </w:p>
         </w:tc>
@@ -30410,7 +30880,7 @@
             </w:pPr>
             <w:r/>
             <w:r>
-              <w:t>London 15-19</w:t>
+              <w:t>NY Open 21-23</w:t>
             </w:r>
           </w:p>
         </w:tc>
@@ -30438,7 +30908,7 @@
             </w:pPr>
             <w:r/>
             <w:r>
-              <w:t>676.25</w:t>
+              <w:t>678.50</w:t>
             </w:r>
           </w:p>
         </w:tc>
@@ -30466,7 +30936,7 @@
             </w:pPr>
             <w:r/>
             <w:r>
-              <w:t>683.25</w:t>
+              <w:t>687.00</w:t>
             </w:r>
           </w:p>
         </w:tc>
@@ -30494,7 +30964,7 @@
             </w:pPr>
             <w:r/>
             <w:r>
-              <w:t>662.75</w:t>
+              <w:t>664.50</w:t>
             </w:r>
           </w:p>
         </w:tc>
@@ -30525,7 +30995,7 @@
               <w:rPr>
                 <w:b/>
               </w:rPr>
-              <w:t>677.00</w:t>
+              <w:t>680.25</w:t>
             </w:r>
           </w:p>
         </w:tc>
@@ -30556,7 +31026,7 @@
               <w:rPr>
                 <w:b/>
               </w:rPr>
-              <w:t>+0.75</w:t>
+              <w:t>+1.75</w:t>
             </w:r>
           </w:p>
         </w:tc>
@@ -30645,7 +31115,7 @@
             </w:pPr>
             <w:r/>
             <w:r>
-              <w:t>Pre-NY 19-21</w:t>
+              <w:t>NY Close 23-01</w:t>
             </w:r>
           </w:p>
         </w:tc>
@@ -30673,7 +31143,7 @@
             </w:pPr>
             <w:r/>
             <w:r>
-              <w:t>677.00</w:t>
+              <w:t>680.25</w:t>
             </w:r>
           </w:p>
         </w:tc>
@@ -30701,7 +31171,7 @@
             </w:pPr>
             <w:r/>
             <w:r>
-              <w:t>686.25</w:t>
+              <w:t>686.50</w:t>
             </w:r>
           </w:p>
         </w:tc>
@@ -30729,7 +31199,7 @@
             </w:pPr>
             <w:r/>
             <w:r>
-              <w:t>669.75</w:t>
+              <w:t>673.75</w:t>
             </w:r>
           </w:p>
         </w:tc>
@@ -30760,477 +31230,7 @@
               <w:rPr>
                 <w:b/>
               </w:rPr>
-              <w:t>676.75</w:t>
-            </w:r>
-          </w:p>
-        </w:tc>
-        <w:tc>
-          <w:tcPr>
-            <w:tcW w:type="dxa" w:w="3456"/>
-            <w:shd w:fill="FFFFFF"/>
-            <w:tcMar>
-              <w:top w:w="100" w:type="dxa"/>
-              <w:bottom w:w="100" w:type="dxa"/>
-              <w:left w:w="120" w:type="dxa"/>
-              <w:right w:w="120" w:type="dxa"/>
-            </w:tcMar>
-            <w:tcBorders>
-              <w:top w:val="single" w:sz="4" w:space="0" w:color="CCCCCC"/>
-              <w:bottom w:val="single" w:sz="4" w:space="0" w:color="CCCCCC"/>
-              <w:left w:val="single" w:sz="4" w:space="0" w:color="CCCCCC"/>
-              <w:right w:val="single" w:sz="4" w:space="0" w:color="CCCCCC"/>
-            </w:tcBorders>
-          </w:tcPr>
-          <w:p>
-            <w:pPr>
-              <w:spacing w:before="60" w:after="60" w:line="252" w:lineRule="auto"/>
-              <w:jc w:val="left"/>
-            </w:pPr>
-            <w:r/>
-            <w:r>
-              <w:rPr>
-                <w:b/>
-              </w:rPr>
-              <w:t>-0.25</w:t>
-            </w:r>
-          </w:p>
-        </w:tc>
-        <w:tc>
-          <w:tcPr>
-            <w:tcW w:type="dxa" w:w="1440"/>
-            <w:shd w:fill="FFFFFF"/>
-            <w:tcMar>
-              <w:top w:w="100" w:type="dxa"/>
-              <w:bottom w:w="100" w:type="dxa"/>
-              <w:left w:w="120" w:type="dxa"/>
-              <w:right w:w="120" w:type="dxa"/>
-            </w:tcMar>
-            <w:tcBorders>
-              <w:top w:val="single" w:sz="4" w:space="0" w:color="CCCCCC"/>
-              <w:bottom w:val="single" w:sz="4" w:space="0" w:color="CCCCCC"/>
-              <w:left w:val="single" w:sz="4" w:space="0" w:color="CCCCCC"/>
-              <w:right w:val="single" w:sz="4" w:space="0" w:color="CCCCCC"/>
-            </w:tcBorders>
-          </w:tcPr>
-          <w:p>
-            <w:pPr>
-              <w:spacing w:before="60" w:after="60" w:line="252" w:lineRule="auto"/>
-              <w:jc w:val="left"/>
-            </w:pPr>
-            <w:r/>
-            <w:r>
-              <w:t>BEAR</w:t>
-            </w:r>
-          </w:p>
-        </w:tc>
-      </w:tr>
-      <w:tr>
-        <w:tc>
-          <w:tcPr>
-            <w:tcW w:type="dxa" w:w="1584"/>
-            <w:shd w:fill="F8FAFC"/>
-            <w:tcMar>
-              <w:top w:w="100" w:type="dxa"/>
-              <w:bottom w:w="100" w:type="dxa"/>
-              <w:left w:w="120" w:type="dxa"/>
-              <w:right w:w="120" w:type="dxa"/>
-            </w:tcMar>
-            <w:tcBorders>
-              <w:top w:val="single" w:sz="4" w:space="0" w:color="CCCCCC"/>
-              <w:bottom w:val="single" w:sz="4" w:space="0" w:color="CCCCCC"/>
-              <w:left w:val="single" w:sz="4" w:space="0" w:color="CCCCCC"/>
-              <w:right w:val="single" w:sz="4" w:space="0" w:color="CCCCCC"/>
-            </w:tcBorders>
-          </w:tcPr>
-          <w:p>
-            <w:pPr>
-              <w:spacing w:before="60" w:after="60" w:line="252" w:lineRule="auto"/>
-              <w:jc w:val="left"/>
-            </w:pPr>
-            <w:r/>
-            <w:r>
-              <w:rPr>
-                <w:b/>
-              </w:rPr>
-              <w:t>Fri 23/10</w:t>
-            </w:r>
-          </w:p>
-        </w:tc>
-        <w:tc>
-          <w:tcPr>
-            <w:tcW w:type="dxa" w:w="864"/>
-            <w:shd w:fill="F8FAFC"/>
-            <w:tcMar>
-              <w:top w:w="100" w:type="dxa"/>
-              <w:bottom w:w="100" w:type="dxa"/>
-              <w:left w:w="120" w:type="dxa"/>
-              <w:right w:w="120" w:type="dxa"/>
-            </w:tcMar>
-            <w:tcBorders>
-              <w:top w:val="single" w:sz="4" w:space="0" w:color="CCCCCC"/>
-              <w:bottom w:val="single" w:sz="4" w:space="0" w:color="CCCCCC"/>
-              <w:left w:val="single" w:sz="4" w:space="0" w:color="CCCCCC"/>
-              <w:right w:val="single" w:sz="4" w:space="0" w:color="CCCCCC"/>
-            </w:tcBorders>
-          </w:tcPr>
-          <w:p>
-            <w:pPr>
-              <w:spacing w:before="60" w:after="60" w:line="252" w:lineRule="auto"/>
-              <w:jc w:val="left"/>
-            </w:pPr>
-            <w:r/>
-            <w:r>
-              <w:t>NY Open 21-23</w:t>
-            </w:r>
-          </w:p>
-        </w:tc>
-        <w:tc>
-          <w:tcPr>
-            <w:tcW w:type="dxa" w:w="1440"/>
-            <w:shd w:fill="F8FAFC"/>
-            <w:tcMar>
-              <w:top w:w="100" w:type="dxa"/>
-              <w:bottom w:w="100" w:type="dxa"/>
-              <w:left w:w="120" w:type="dxa"/>
-              <w:right w:w="120" w:type="dxa"/>
-            </w:tcMar>
-            <w:tcBorders>
-              <w:top w:val="single" w:sz="4" w:space="0" w:color="CCCCCC"/>
-              <w:bottom w:val="single" w:sz="4" w:space="0" w:color="CCCCCC"/>
-              <w:left w:val="single" w:sz="4" w:space="0" w:color="CCCCCC"/>
-              <w:right w:val="single" w:sz="4" w:space="0" w:color="CCCCCC"/>
-            </w:tcBorders>
-          </w:tcPr>
-          <w:p>
-            <w:pPr>
-              <w:spacing w:before="60" w:after="60" w:line="252" w:lineRule="auto"/>
-              <w:jc w:val="left"/>
-            </w:pPr>
-            <w:r/>
-            <w:r>
-              <w:t>676.75</w:t>
-            </w:r>
-          </w:p>
-        </w:tc>
-        <w:tc>
-          <w:tcPr>
-            <w:tcW w:type="dxa" w:w="2016"/>
-            <w:shd w:fill="F8FAFC"/>
-            <w:tcMar>
-              <w:top w:w="100" w:type="dxa"/>
-              <w:bottom w:w="100" w:type="dxa"/>
-              <w:left w:w="120" w:type="dxa"/>
-              <w:right w:w="120" w:type="dxa"/>
-            </w:tcMar>
-            <w:tcBorders>
-              <w:top w:val="single" w:sz="4" w:space="0" w:color="CCCCCC"/>
-              <w:bottom w:val="single" w:sz="4" w:space="0" w:color="CCCCCC"/>
-              <w:left w:val="single" w:sz="4" w:space="0" w:color="CCCCCC"/>
-              <w:right w:val="single" w:sz="4" w:space="0" w:color="CCCCCC"/>
-            </w:tcBorders>
-          </w:tcPr>
-          <w:p>
-            <w:pPr>
-              <w:spacing w:before="60" w:after="60" w:line="252" w:lineRule="auto"/>
-              <w:jc w:val="left"/>
-            </w:pPr>
-            <w:r/>
-            <w:r>
-              <w:t>685.25</w:t>
-            </w:r>
-          </w:p>
-        </w:tc>
-        <w:tc>
-          <w:tcPr>
-            <w:tcW w:type="dxa" w:w="1152"/>
-            <w:shd w:fill="F8FAFC"/>
-            <w:tcMar>
-              <w:top w:w="100" w:type="dxa"/>
-              <w:bottom w:w="100" w:type="dxa"/>
-              <w:left w:w="120" w:type="dxa"/>
-              <w:right w:w="120" w:type="dxa"/>
-            </w:tcMar>
-            <w:tcBorders>
-              <w:top w:val="single" w:sz="4" w:space="0" w:color="CCCCCC"/>
-              <w:bottom w:val="single" w:sz="4" w:space="0" w:color="CCCCCC"/>
-              <w:left w:val="single" w:sz="4" w:space="0" w:color="CCCCCC"/>
-              <w:right w:val="single" w:sz="4" w:space="0" w:color="CCCCCC"/>
-            </w:tcBorders>
-          </w:tcPr>
-          <w:p>
-            <w:pPr>
-              <w:spacing w:before="60" w:after="60" w:line="252" w:lineRule="auto"/>
-              <w:jc w:val="left"/>
-            </w:pPr>
-            <w:r/>
-            <w:r>
-              <w:t>662.75</w:t>
-            </w:r>
-          </w:p>
-        </w:tc>
-        <w:tc>
-          <w:tcPr>
-            <w:tcW w:type="dxa" w:w="1728"/>
-            <w:shd w:fill="F8FAFC"/>
-            <w:tcMar>
-              <w:top w:w="100" w:type="dxa"/>
-              <w:bottom w:w="100" w:type="dxa"/>
-              <w:left w:w="120" w:type="dxa"/>
-              <w:right w:w="120" w:type="dxa"/>
-            </w:tcMar>
-            <w:tcBorders>
-              <w:top w:val="single" w:sz="4" w:space="0" w:color="CCCCCC"/>
-              <w:bottom w:val="single" w:sz="4" w:space="0" w:color="CCCCCC"/>
-              <w:left w:val="single" w:sz="4" w:space="0" w:color="CCCCCC"/>
-              <w:right w:val="single" w:sz="4" w:space="0" w:color="CCCCCC"/>
-            </w:tcBorders>
-          </w:tcPr>
-          <w:p>
-            <w:pPr>
-              <w:spacing w:before="60" w:after="60" w:line="252" w:lineRule="auto"/>
-              <w:jc w:val="left"/>
-            </w:pPr>
-            <w:r/>
-            <w:r>
-              <w:rPr>
-                <w:b/>
-              </w:rPr>
-              <w:t>678.50</w:t>
-            </w:r>
-          </w:p>
-        </w:tc>
-        <w:tc>
-          <w:tcPr>
-            <w:tcW w:type="dxa" w:w="3456"/>
-            <w:shd w:fill="F8FAFC"/>
-            <w:tcMar>
-              <w:top w:w="100" w:type="dxa"/>
-              <w:bottom w:w="100" w:type="dxa"/>
-              <w:left w:w="120" w:type="dxa"/>
-              <w:right w:w="120" w:type="dxa"/>
-            </w:tcMar>
-            <w:tcBorders>
-              <w:top w:val="single" w:sz="4" w:space="0" w:color="CCCCCC"/>
-              <w:bottom w:val="single" w:sz="4" w:space="0" w:color="CCCCCC"/>
-              <w:left w:val="single" w:sz="4" w:space="0" w:color="CCCCCC"/>
-              <w:right w:val="single" w:sz="4" w:space="0" w:color="CCCCCC"/>
-            </w:tcBorders>
-          </w:tcPr>
-          <w:p>
-            <w:pPr>
-              <w:spacing w:before="60" w:after="60" w:line="252" w:lineRule="auto"/>
-              <w:jc w:val="left"/>
-            </w:pPr>
-            <w:r/>
-            <w:r>
-              <w:rPr>
-                <w:b/>
-              </w:rPr>
-              <w:t>+1.75</w:t>
-            </w:r>
-          </w:p>
-        </w:tc>
-        <w:tc>
-          <w:tcPr>
-            <w:tcW w:type="dxa" w:w="1440"/>
-            <w:shd w:fill="F8FAFC"/>
-            <w:tcMar>
-              <w:top w:w="100" w:type="dxa"/>
-              <w:bottom w:w="100" w:type="dxa"/>
-              <w:left w:w="120" w:type="dxa"/>
-              <w:right w:w="120" w:type="dxa"/>
-            </w:tcMar>
-            <w:tcBorders>
-              <w:top w:val="single" w:sz="4" w:space="0" w:color="CCCCCC"/>
-              <w:bottom w:val="single" w:sz="4" w:space="0" w:color="CCCCCC"/>
-              <w:left w:val="single" w:sz="4" w:space="0" w:color="CCCCCC"/>
-              <w:right w:val="single" w:sz="4" w:space="0" w:color="CCCCCC"/>
-            </w:tcBorders>
-          </w:tcPr>
-          <w:p>
-            <w:pPr>
-              <w:spacing w:before="60" w:after="60" w:line="252" w:lineRule="auto"/>
-              <w:jc w:val="left"/>
-            </w:pPr>
-            <w:r/>
-            <w:r>
-              <w:t>BULL</w:t>
-            </w:r>
-          </w:p>
-        </w:tc>
-      </w:tr>
-      <w:tr>
-        <w:tc>
-          <w:tcPr>
-            <w:tcW w:type="dxa" w:w="1584"/>
-            <w:shd w:fill="FFFFFF"/>
-            <w:tcMar>
-              <w:top w:w="100" w:type="dxa"/>
-              <w:bottom w:w="100" w:type="dxa"/>
-              <w:left w:w="120" w:type="dxa"/>
-              <w:right w:w="120" w:type="dxa"/>
-            </w:tcMar>
-            <w:tcBorders>
-              <w:top w:val="single" w:sz="4" w:space="0" w:color="CCCCCC"/>
-              <w:bottom w:val="single" w:sz="4" w:space="0" w:color="CCCCCC"/>
-              <w:left w:val="single" w:sz="4" w:space="0" w:color="CCCCCC"/>
-              <w:right w:val="single" w:sz="4" w:space="0" w:color="CCCCCC"/>
-            </w:tcBorders>
-          </w:tcPr>
-          <w:p>
-            <w:pPr>
-              <w:spacing w:before="60" w:after="60" w:line="252" w:lineRule="auto"/>
-              <w:jc w:val="left"/>
-            </w:pPr>
-            <w:r/>
-            <w:r>
-              <w:rPr>
-                <w:b/>
-              </w:rPr>
-              <w:t>Fri 23/10</w:t>
-            </w:r>
-          </w:p>
-        </w:tc>
-        <w:tc>
-          <w:tcPr>
-            <w:tcW w:type="dxa" w:w="864"/>
-            <w:shd w:fill="FFFFFF"/>
-            <w:tcMar>
-              <w:top w:w="100" w:type="dxa"/>
-              <w:bottom w:w="100" w:type="dxa"/>
-              <w:left w:w="120" w:type="dxa"/>
-              <w:right w:w="120" w:type="dxa"/>
-            </w:tcMar>
-            <w:tcBorders>
-              <w:top w:val="single" w:sz="4" w:space="0" w:color="CCCCCC"/>
-              <w:bottom w:val="single" w:sz="4" w:space="0" w:color="CCCCCC"/>
-              <w:left w:val="single" w:sz="4" w:space="0" w:color="CCCCCC"/>
-              <w:right w:val="single" w:sz="4" w:space="0" w:color="CCCCCC"/>
-            </w:tcBorders>
-          </w:tcPr>
-          <w:p>
-            <w:pPr>
-              <w:spacing w:before="60" w:after="60" w:line="252" w:lineRule="auto"/>
-              <w:jc w:val="left"/>
-            </w:pPr>
-            <w:r/>
-            <w:r>
-              <w:t>NY Close 23-01</w:t>
-            </w:r>
-          </w:p>
-        </w:tc>
-        <w:tc>
-          <w:tcPr>
-            <w:tcW w:type="dxa" w:w="1440"/>
-            <w:shd w:fill="FFFFFF"/>
-            <w:tcMar>
-              <w:top w:w="100" w:type="dxa"/>
-              <w:bottom w:w="100" w:type="dxa"/>
-              <w:left w:w="120" w:type="dxa"/>
-              <w:right w:w="120" w:type="dxa"/>
-            </w:tcMar>
-            <w:tcBorders>
-              <w:top w:val="single" w:sz="4" w:space="0" w:color="CCCCCC"/>
-              <w:bottom w:val="single" w:sz="4" w:space="0" w:color="CCCCCC"/>
-              <w:left w:val="single" w:sz="4" w:space="0" w:color="CCCCCC"/>
-              <w:right w:val="single" w:sz="4" w:space="0" w:color="CCCCCC"/>
-            </w:tcBorders>
-          </w:tcPr>
-          <w:p>
-            <w:pPr>
-              <w:spacing w:before="60" w:after="60" w:line="252" w:lineRule="auto"/>
-              <w:jc w:val="left"/>
-            </w:pPr>
-            <w:r/>
-            <w:r>
-              <w:t>678.50</w:t>
-            </w:r>
-          </w:p>
-        </w:tc>
-        <w:tc>
-          <w:tcPr>
-            <w:tcW w:type="dxa" w:w="2016"/>
-            <w:shd w:fill="FFFFFF"/>
-            <w:tcMar>
-              <w:top w:w="100" w:type="dxa"/>
-              <w:bottom w:w="100" w:type="dxa"/>
-              <w:left w:w="120" w:type="dxa"/>
-              <w:right w:w="120" w:type="dxa"/>
-            </w:tcMar>
-            <w:tcBorders>
-              <w:top w:val="single" w:sz="4" w:space="0" w:color="CCCCCC"/>
-              <w:bottom w:val="single" w:sz="4" w:space="0" w:color="CCCCCC"/>
-              <w:left w:val="single" w:sz="4" w:space="0" w:color="CCCCCC"/>
-              <w:right w:val="single" w:sz="4" w:space="0" w:color="CCCCCC"/>
-            </w:tcBorders>
-          </w:tcPr>
-          <w:p>
-            <w:pPr>
-              <w:spacing w:before="60" w:after="60" w:line="252" w:lineRule="auto"/>
-              <w:jc w:val="left"/>
-            </w:pPr>
-            <w:r/>
-            <w:r>
-              <w:t>684.75</w:t>
-            </w:r>
-          </w:p>
-        </w:tc>
-        <w:tc>
-          <w:tcPr>
-            <w:tcW w:type="dxa" w:w="1152"/>
-            <w:shd w:fill="FFFFFF"/>
-            <w:tcMar>
-              <w:top w:w="100" w:type="dxa"/>
-              <w:bottom w:w="100" w:type="dxa"/>
-              <w:left w:w="120" w:type="dxa"/>
-              <w:right w:w="120" w:type="dxa"/>
-            </w:tcMar>
-            <w:tcBorders>
-              <w:top w:val="single" w:sz="4" w:space="0" w:color="CCCCCC"/>
-              <w:bottom w:val="single" w:sz="4" w:space="0" w:color="CCCCCC"/>
-              <w:left w:val="single" w:sz="4" w:space="0" w:color="CCCCCC"/>
-              <w:right w:val="single" w:sz="4" w:space="0" w:color="CCCCCC"/>
-            </w:tcBorders>
-          </w:tcPr>
-          <w:p>
-            <w:pPr>
-              <w:spacing w:before="60" w:after="60" w:line="252" w:lineRule="auto"/>
-              <w:jc w:val="left"/>
-            </w:pPr>
-            <w:r/>
-            <w:r>
-              <w:t>672.00</w:t>
-            </w:r>
-          </w:p>
-        </w:tc>
-        <w:tc>
-          <w:tcPr>
-            <w:tcW w:type="dxa" w:w="1728"/>
-            <w:shd w:fill="FFFFFF"/>
-            <w:tcMar>
-              <w:top w:w="100" w:type="dxa"/>
-              <w:bottom w:w="100" w:type="dxa"/>
-              <w:left w:w="120" w:type="dxa"/>
-              <w:right w:w="120" w:type="dxa"/>
-            </w:tcMar>
-            <w:tcBorders>
-              <w:top w:val="single" w:sz="4" w:space="0" w:color="CCCCCC"/>
-              <w:bottom w:val="single" w:sz="4" w:space="0" w:color="CCCCCC"/>
-              <w:left w:val="single" w:sz="4" w:space="0" w:color="CCCCCC"/>
-              <w:right w:val="single" w:sz="4" w:space="0" w:color="CCCCCC"/>
-            </w:tcBorders>
-          </w:tcPr>
-          <w:p>
-            <w:pPr>
-              <w:spacing w:before="60" w:after="60" w:line="252" w:lineRule="auto"/>
-              <w:jc w:val="left"/>
-            </w:pPr>
-            <w:r/>
-            <w:r>
-              <w:rPr>
-                <w:b/>
-              </w:rPr>
-              <w:t>677.75</w:t>
+              <w:t>679.50</w:t>
             </w:r>
           </w:p>
         </w:tc>

--- a/Daily Reports/20_10_2026-CBOT Reports.docx
+++ b/Daily Reports/20_10_2026-CBOT Reports.docx
@@ -104,7 +104,7 @@
           <w:color w:val="5C768D"/>
           <w:sz w:val="19"/>
         </w:rPr>
-        <w:t>Cập nhật tự động qua `macro_tracker.py` vào lúc 20:53 ICT ngày 20/10/2026</w:t>
+        <w:t>Cập nhật tự động qua `macro_tracker.py` vào lúc 21:00 ICT ngày 20/10/2026</w:t>
       </w:r>
     </w:p>
     <w:tbl>
@@ -313,7 +313,7 @@
               <w:rPr>
                 <w:b/>
               </w:rPr>
-              <w:t>109.55 / thùng</w:t>
+              <w:t>109.39 / thùng</w:t>
             </w:r>
           </w:p>
         </w:tc>
@@ -344,7 +344,7 @@
               <w:rPr>
                 <w:b/>
               </w:rPr>
-              <w:t>+0.00%</w:t>
+              <w:t>-0.15%</w:t>
             </w:r>
           </w:p>
         </w:tc>
@@ -442,7 +442,7 @@
               <w:rPr>
                 <w:b/>
               </w:rPr>
-              <w:t>101.65</w:t>
+              <w:t>101.66</w:t>
             </w:r>
           </w:p>
         </w:tc>
@@ -473,7 +473,7 @@
               <w:rPr>
                 <w:b/>
               </w:rPr>
-              <w:t>-0.32%</w:t>
+              <w:t>-0.31%</w:t>
             </w:r>
           </w:p>
         </w:tc>
@@ -1218,7 +1218,7 @@
         <w:rPr>
           <w:b/>
         </w:rPr>
-        <w:t>`109.55` (+0.00%)</w:t>
+        <w:t>`109.39` (-0.15%)</w:t>
       </w:r>
       <w:r>
         <w:t xml:space="preserve"> | DXY: </w:t>
@@ -1227,7 +1227,7 @@
         <w:rPr>
           <w:b/>
         </w:rPr>
-        <w:t>`101.65` (-0.32%)</w:t>
+        <w:t>`101.66` (-0.31%)</w:t>
       </w:r>
       <w:r>
         <w:t xml:space="preserve"> | Lúa mì CBOT: </w:t>
@@ -1236,7 +1236,7 @@
         <w:rPr>
           <w:b/>
         </w:rPr>
-        <w:t>`657.25` (+0.27%)</w:t>
+        <w:t>`656.50` (+0.19%)</w:t>
       </w:r>
       <w:r>
         <w:t>.</w:t>
@@ -1306,7 +1306,7 @@
           <w:color w:val="5C768D"/>
           <w:sz w:val="19"/>
         </w:rPr>
-        <w:t>Cập nhật tự động lúc 20:53 ICT ngày 20/10/2026 — Nguồn: NOAA, USDA, BOM Australia</w:t>
+        <w:t>Cập nhật tự động lúc 21:00 ICT ngày 20/10/2026 — Nguồn: NOAA, USDA, BOM Australia</w:t>
       </w:r>
     </w:p>
     <w:p>
@@ -3605,7 +3605,7 @@
               <w:rPr>
                 <w:b/>
               </w:rPr>
-              <w:t>464.84 (+0.59)</w:t>
+              <w:t>464.85 (+0.60)</w:t>
             </w:r>
           </w:p>
         </w:tc>
@@ -3661,7 +3661,7 @@
             </w:pPr>
             <w:r/>
             <w:r>
-              <w:t>4.25 cents</w:t>
+              <w:t>4.50 cents</w:t>
             </w:r>
           </w:p>
         </w:tc>
@@ -3822,7 +3822,7 @@
               <w:rPr>
                 <w:b/>
               </w:rPr>
-              <w:t>657.25</w:t>
+              <w:t>656.50</w:t>
             </w:r>
           </w:p>
         </w:tc>
@@ -3853,7 +3853,7 @@
               <w:rPr>
                 <w:b/>
               </w:rPr>
-              <w:t>657.43 (+0.18)</w:t>
+              <w:t>656.68 (+0.18)</w:t>
             </w:r>
           </w:p>
         </w:tc>
@@ -3881,7 +3881,7 @@
             </w:pPr>
             <w:r/>
             <w:r>
-              <w:t>Bearish (657.87 &lt; 660.44)</w:t>
+              <w:t>Bearish (657.80 &lt; 660.41)</w:t>
             </w:r>
           </w:p>
         </w:tc>
@@ -3909,7 +3909,7 @@
             </w:pPr>
             <w:r/>
             <w:r>
-              <w:t>4.00 cents</w:t>
+              <w:t>4.25 cents</w:t>
             </w:r>
           </w:p>
         </w:tc>
@@ -4347,7 +4347,7 @@
                 <w:b/>
                 <w:color w:val="15803D"/>
               </w:rPr>
-              <w:t>464.61 - 467.51 cents (Canh mua vùng hỗ trợ)</w:t>
+              <w:t>464.38 - 467.51 cents (Canh mua vùng hỗ trợ)</w:t>
             </w:r>
           </w:p>
         </w:tc>
@@ -4378,7 +4378,7 @@
               <w:rPr>
                 <w:b/>
               </w:rPr>
-              <w:t>461.17 cents (Dưới cản S2 + 1.5x ATR)</w:t>
+              <w:t>460.87 cents (Dưới cản S2 + 1.5x ATR)</w:t>
             </w:r>
           </w:p>
         </w:tc>
@@ -4559,7 +4559,7 @@
               <w:rPr>
                 <w:b/>
               </w:rPr>
-              <w:t>477.73 - 479.23 cents</w:t>
+              <w:t>477.50 - 479.00 cents</w:t>
             </w:r>
           </w:p>
         </w:tc>
@@ -4590,7 +4590,7 @@
               <w:rPr>
                 <w:b/>
               </w:rPr>
-              <w:t>477.03 cents (Chống quét SL tuyệt đối)</w:t>
+              <w:t>476.75 cents (Chống quét SL tuyệt đối)</w:t>
             </w:r>
           </w:p>
         </w:tc>
@@ -4783,7 +4783,7 @@
               <w:rPr>
                 <w:b/>
               </w:rPr>
-              <w:t>487.97 cents</w:t>
+              <w:t>488.00 cents</w:t>
             </w:r>
           </w:p>
         </w:tc>
@@ -4814,7 +4814,7 @@
               <w:rPr>
                 <w:b/>
               </w:rPr>
-              <w:t>479.50 cents</w:t>
+              <w:t>479.25 cents</w:t>
             </w:r>
           </w:p>
         </w:tc>
@@ -4945,7 +4945,7 @@
               <w:rPr>
                 <w:b/>
               </w:rPr>
-              <w:t>456.88 - 463.75 cents</w:t>
+              <w:t>456.50 - 463.50 cents</w:t>
             </w:r>
           </w:p>
         </w:tc>
@@ -5126,7 +5126,7 @@
                 <w:b/>
                 <w:color w:val="B91C1C"/>
               </w:rPr>
-              <w:t>657.87 - 660.44 cents (Canh bán hồi kỹ thuật H1)</w:t>
+              <w:t>657.80 - 660.41 cents (Canh bán hồi kỹ thuật H1)</w:t>
             </w:r>
           </w:p>
         </w:tc>
@@ -5157,7 +5157,7 @@
               <w:rPr>
                 <w:b/>
               </w:rPr>
-              <w:t>739.61 cents (Trên kháng cự R2 + 1.5x ATR)</w:t>
+              <w:t>739.66 cents (Trên kháng cự R2 + 1.5x ATR)</w:t>
             </w:r>
           </w:p>
         </w:tc>
@@ -5721,7 +5721,7 @@
               <w:rPr>
                 <w:b/>
               </w:rPr>
-              <w:t>642.87 - 652.50 cents</w:t>
+              <w:t>642.74 - 652.50 cents</w:t>
             </w:r>
           </w:p>
         </w:tc>
@@ -11614,10 +11614,10 @@
         <w:rPr>
           <w:b/>
         </w:rPr>
-        <w:t>`464.84 cents`</w:t>
+        <w:t>`464.85 cents`</w:t>
       </w:r>
       <w:r>
-        <w:t xml:space="preserve"> (+0.59).</w:t>
+        <w:t xml:space="preserve"> (+0.60).</w:t>
       </w:r>
     </w:p>
     <w:p>
@@ -11638,7 +11638,7 @@
         <w:rPr>
           <w:b/>
         </w:rPr>
-        <w:t>`86,364`</w:t>
+        <w:t>`96,030`</w:t>
       </w:r>
       <w:r>
         <w:t xml:space="preserve"> (Chênh lệch: </w:t>
@@ -11647,7 +11647,7 @@
         <w:rPr>
           <w:b/>
         </w:rPr>
-        <w:t>`-115,107`</w:t>
+        <w:t>`-105,441`</w:t>
       </w:r>
       <w:r>
         <w:t xml:space="preserve">) | OI: </w:t>
@@ -11981,7 +11981,7 @@
               <w:rPr>
                 <w:b/>
               </w:rPr>
-              <w:t>109.55</w:t>
+              <w:t>109.39</w:t>
             </w:r>
           </w:p>
         </w:tc>
@@ -12012,7 +12012,7 @@
               <w:rPr>
                 <w:b/>
               </w:rPr>
-              <w:t>+0.00%</w:t>
+              <w:t>-0.15%</w:t>
             </w:r>
           </w:p>
         </w:tc>
@@ -12040,7 +12040,7 @@
             </w:pPr>
             <w:r/>
             <w:r>
-              <w:t>Giá dầu Tăng hỗ trợ biên lợi nhuận pha chế Ethanol, kéo theo nhu cầu ngô tích cực.</w:t>
+              <w:t>Giá dầu Giảm làm giảm biên lợi nhuận pha chế Ethanol, tạo sức ép lên nhu cầu ngô.</w:t>
             </w:r>
           </w:p>
         </w:tc>
@@ -12104,7 +12104,7 @@
               <w:rPr>
                 <w:b/>
               </w:rPr>
-              <w:t>101.65</w:t>
+              <w:t>101.66</w:t>
             </w:r>
           </w:p>
         </w:tc>
@@ -12135,7 +12135,7 @@
               <w:rPr>
                 <w:b/>
               </w:rPr>
-              <w:t>-0.32%</w:t>
+              <w:t>-0.31%</w:t>
             </w:r>
           </w:p>
         </w:tc>
@@ -12780,7 +12780,7 @@
         <w:rPr>
           <w:b/>
         </w:rPr>
-        <w:t>`1.72`</w:t>
+        <w:t>`1.75`</w:t>
       </w:r>
       <w:r>
         <w:t xml:space="preserve"> cents | Volatility = </w:t>
@@ -12789,7 +12789,7 @@
         <w:rPr>
           <w:b/>
         </w:rPr>
-        <w:t>`4.25 cents`</w:t>
+        <w:t>`4.50 cents`</w:t>
       </w:r>
       <w:r>
         <w:t>.</w:t>
@@ -12813,7 +12813,7 @@
         <w:rPr>
           <w:b/>
         </w:rPr>
-        <w:t>`464.61`</w:t>
+        <w:t>`464.38`</w:t>
       </w:r>
       <w:r>
         <w:t xml:space="preserve"> | S2: </w:t>
@@ -12822,7 +12822,7 @@
         <w:rPr>
           <w:b/>
         </w:rPr>
-        <w:t>`463.75`</w:t>
+        <w:t>`463.50`</w:t>
       </w:r>
       <w:r>
         <w:t xml:space="preserve"> || Kháng cự R1: </w:t>
@@ -13574,7 +13574,7 @@
           <w:b/>
           <w:color w:val="15803D"/>
         </w:rPr>
-        <w:t>`464.61 - 467.51 cents (Canh mua vùng hỗ trợ)`</w:t>
+        <w:t>`464.38 - 467.51 cents (Canh mua vùng hỗ trợ)`</w:t>
       </w:r>
       <w:r>
         <w:t xml:space="preserve"> | SL: </w:t>
@@ -13583,7 +13583,7 @@
         <w:rPr>
           <w:b/>
         </w:rPr>
-        <w:t>`461.17 cents (Dưới cản S2 + 1.5x ATR)`</w:t>
+        <w:t>`460.87 cents (Dưới cản S2 + 1.5x ATR)`</w:t>
       </w:r>
       <w:r>
         <w:t xml:space="preserve"> | TP: </w:t>
@@ -13645,7 +13645,7 @@
         <w:rPr>
           <w:b/>
         </w:rPr>
-        <w:t>`477.73 - 479.23 cents`</w:t>
+        <w:t>`477.50 - 479.00 cents`</w:t>
       </w:r>
       <w:r>
         <w:t xml:space="preserve"> | SL: </w:t>
@@ -13654,7 +13654,7 @@
         <w:rPr>
           <w:b/>
         </w:rPr>
-        <w:t>`477.03 cents (Chống quét SL tuyệt đối)`</w:t>
+        <w:t>`476.75 cents (Chống quét SL tuyệt đối)`</w:t>
       </w:r>
       <w:r>
         <w:t xml:space="preserve"> | TP: </w:t>
@@ -13700,7 +13700,7 @@
         <w:rPr>
           <w:b/>
         </w:rPr>
-        <w:t>`487.97 cents`</w:t>
+        <w:t>`488.00 cents`</w:t>
       </w:r>
       <w:r>
         <w:t xml:space="preserve"> | TP: </w:t>
@@ -13709,7 +13709,7 @@
         <w:rPr>
           <w:b/>
         </w:rPr>
-        <w:t>`479.50 cents`</w:t>
+        <w:t>`479.25 cents`</w:t>
       </w:r>
       <w:r>
         <w:t>.</w:t>
@@ -13749,7 +13749,7 @@
         <w:rPr>
           <w:b/>
         </w:rPr>
-        <w:t>`456.88 - 463.75 cents`</w:t>
+        <w:t>`456.50 - 463.50 cents`</w:t>
       </w:r>
     </w:p>
     <w:p>
@@ -21781,7 +21781,7 @@
         <w:t>Giá Chốt Phiên (Close):</w:t>
       </w:r>
       <w:r>
-        <w:t xml:space="preserve"> 657.25 cents | </w:t>
+        <w:t xml:space="preserve"> 656.50 cents | </w:t>
       </w:r>
       <w:r>
         <w:rPr>
@@ -21796,7 +21796,7 @@
         <w:rPr>
           <w:b/>
         </w:rPr>
-        <w:t>`657.43 cents`</w:t>
+        <w:t>`656.68 cents`</w:t>
       </w:r>
       <w:r>
         <w:t xml:space="preserve"> (+0.18).</w:t>
@@ -21820,7 +21820,7 @@
         <w:rPr>
           <w:b/>
         </w:rPr>
-        <w:t>`17,035`</w:t>
+        <w:t>`18,261`</w:t>
       </w:r>
       <w:r>
         <w:t xml:space="preserve"> (Chênh lệch: </w:t>
@@ -21829,7 +21829,7 @@
         <w:rPr>
           <w:b/>
         </w:rPr>
-        <w:t>`-60,942`</w:t>
+        <w:t>`-59,716`</w:t>
       </w:r>
       <w:r>
         <w:t xml:space="preserve">) | OI: </w:t>
@@ -22163,7 +22163,7 @@
               <w:rPr>
                 <w:b/>
               </w:rPr>
-              <w:t>109.55</w:t>
+              <w:t>109.39</w:t>
             </w:r>
           </w:p>
         </w:tc>
@@ -22194,7 +22194,7 @@
               <w:rPr>
                 <w:b/>
               </w:rPr>
-              <w:t>+0.00%</w:t>
+              <w:t>-0.15%</w:t>
             </w:r>
           </w:p>
         </w:tc>
@@ -22222,7 +22222,7 @@
             </w:pPr>
             <w:r/>
             <w:r>
-              <w:t>Giá dầu Tăng tăng premium rủi ro địa chính trị và logistics Biển Đen, hỗ trợ giá lúa mì.</w:t>
+              <w:t>Giá dầu Giảm giảm bớt premium rủi ro địa chính trị, tạo áp lực chốt lời lúa mì.</w:t>
             </w:r>
           </w:p>
         </w:tc>
@@ -22286,7 +22286,7 @@
               <w:rPr>
                 <w:b/>
               </w:rPr>
-              <w:t>101.65</w:t>
+              <w:t>101.66</w:t>
             </w:r>
           </w:p>
         </w:tc>
@@ -22317,7 +22317,7 @@
               <w:rPr>
                 <w:b/>
               </w:rPr>
-              <w:t>-0.32%</w:t>
+              <w:t>-0.31%</w:t>
             </w:r>
           </w:p>
         </w:tc>
@@ -22921,7 +22921,7 @@
         <w:t xml:space="preserve"> EMA_21 </w:t>
       </w:r>
       <w:r>
-        <w:t xml:space="preserve"> (657.87) &lt; </w:t>
+        <w:t xml:space="preserve"> (657.80) &lt; </w:t>
       </w:r>
       <w:r>
         <w:rPr>
@@ -22932,7 +22932,7 @@
         <w:t xml:space="preserve"> EMA_50 </w:t>
       </w:r>
       <w:r>
-        <w:t xml:space="preserve"> (660.44).</w:t>
+        <w:t xml:space="preserve"> (660.41).</w:t>
       </w:r>
     </w:p>
     <w:p>
@@ -22953,7 +22953,7 @@
         <w:rPr>
           <w:b/>
         </w:rPr>
-        <w:t>`46.76`</w:t>
+        <w:t>`44.86`</w:t>
       </w:r>
       <w:r>
         <w:t xml:space="preserve"> | ATR (14) = </w:t>
@@ -22962,7 +22962,7 @@
         <w:rPr>
           <w:b/>
         </w:rPr>
-        <w:t>`2.41`</w:t>
+        <w:t>`2.44`</w:t>
       </w:r>
       <w:r>
         <w:t xml:space="preserve"> cents | Volatility = </w:t>
@@ -22971,7 +22971,7 @@
         <w:rPr>
           <w:b/>
         </w:rPr>
-        <w:t>`4.00 cents`</w:t>
+        <w:t>`4.25 cents`</w:t>
       </w:r>
       <w:r>
         <w:t>.</w:t>
@@ -23746,7 +23746,7 @@
           <w:b/>
           <w:color w:val="B91C1C"/>
         </w:rPr>
-        <w:t>`657.87 - 660.44 cents (Canh bán hồi kỹ thuật H1)`</w:t>
+        <w:t>`657.80 - 660.41 cents (Canh bán hồi kỹ thuật H1)`</w:t>
       </w:r>
       <w:r>
         <w:t xml:space="preserve"> | SL: </w:t>
@@ -23755,7 +23755,7 @@
         <w:rPr>
           <w:b/>
         </w:rPr>
-        <w:t>`739.61 cents (Trên kháng cự R2 + 1.5x ATR)`</w:t>
+        <w:t>`739.66 cents (Trên kháng cự R2 + 1.5x ATR)`</w:t>
       </w:r>
       <w:r>
         <w:t xml:space="preserve"> | TP: </w:t>
@@ -23921,7 +23921,7 @@
         <w:rPr>
           <w:b/>
         </w:rPr>
-        <w:t>`642.87 - 652.50 cents`</w:t>
+        <w:t>`642.74 - 652.50 cents`</w:t>
       </w:r>
     </w:p>
     <w:p>
@@ -24328,7 +24328,7 @@
             </w:pPr>
             <w:r/>
             <w:r>
-              <w:t>657.25</w:t>
+              <w:t>656.50</w:t>
             </w:r>
           </w:p>
         </w:tc>
@@ -24356,7 +24356,7 @@
             </w:pPr>
             <w:r/>
             <w:r>
-              <w:t>668.50</w:t>
+              <w:t>667.75</w:t>
             </w:r>
           </w:p>
         </w:tc>
@@ -24384,7 +24384,7 @@
             </w:pPr>
             <w:r/>
             <w:r>
-              <w:t>651.75</w:t>
+              <w:t>651.00</w:t>
             </w:r>
           </w:p>
         </w:tc>
@@ -24415,7 +24415,7 @@
               <w:rPr>
                 <w:b/>
               </w:rPr>
-              <w:t>656.50</w:t>
+              <w:t>655.75</w:t>
             </w:r>
           </w:p>
         </w:tc>
@@ -24563,7 +24563,7 @@
             </w:pPr>
             <w:r/>
             <w:r>
-              <w:t>656.50</w:t>
+              <w:t>655.75</w:t>
             </w:r>
           </w:p>
         </w:tc>
@@ -24591,7 +24591,7 @@
             </w:pPr>
             <w:r/>
             <w:r>
-              <w:t>664.00</w:t>
+              <w:t>663.25</w:t>
             </w:r>
           </w:p>
         </w:tc>
@@ -24619,7 +24619,7 @@
             </w:pPr>
             <w:r/>
             <w:r>
-              <w:t>650.50</w:t>
+              <w:t>649.75</w:t>
             </w:r>
           </w:p>
         </w:tc>
@@ -24650,7 +24650,7 @@
               <w:rPr>
                 <w:b/>
               </w:rPr>
-              <w:t>656.00</w:t>
+              <w:t>655.25</w:t>
             </w:r>
           </w:p>
         </w:tc>
@@ -24798,7 +24798,7 @@
             </w:pPr>
             <w:r/>
             <w:r>
-              <w:t>656.00</w:t>
+              <w:t>655.25</w:t>
             </w:r>
           </w:p>
         </w:tc>
@@ -24826,7 +24826,7 @@
             </w:pPr>
             <w:r/>
             <w:r>
-              <w:t>669.75</w:t>
+              <w:t>669.00</w:t>
             </w:r>
           </w:p>
         </w:tc>
@@ -24854,7 +24854,7 @@
             </w:pPr>
             <w:r/>
             <w:r>
-              <w:t>641.25</w:t>
+              <w:t>640.50</w:t>
             </w:r>
           </w:p>
         </w:tc>
@@ -24885,7 +24885,7 @@
               <w:rPr>
                 <w:b/>
               </w:rPr>
-              <w:t>658.00</w:t>
+              <w:t>657.25</w:t>
             </w:r>
           </w:p>
         </w:tc>
@@ -25033,7 +25033,7 @@
             </w:pPr>
             <w:r/>
             <w:r>
-              <w:t>658.00</w:t>
+              <w:t>657.25</w:t>
             </w:r>
           </w:p>
         </w:tc>
@@ -25061,7 +25061,7 @@
             </w:pPr>
             <w:r/>
             <w:r>
-              <w:t>671.25</w:t>
+              <w:t>670.50</w:t>
             </w:r>
           </w:p>
         </w:tc>
@@ -25089,7 +25089,7 @@
             </w:pPr>
             <w:r/>
             <w:r>
-              <w:t>649.75</w:t>
+              <w:t>649.00</w:t>
             </w:r>
           </w:p>
         </w:tc>
@@ -25120,7 +25120,7 @@
               <w:rPr>
                 <w:b/>
               </w:rPr>
-              <w:t>659.25</w:t>
+              <w:t>658.50</w:t>
             </w:r>
           </w:p>
         </w:tc>
@@ -25268,7 +25268,7 @@
             </w:pPr>
             <w:r/>
             <w:r>
-              <w:t>659.25</w:t>
+              <w:t>658.50</w:t>
             </w:r>
           </w:p>
         </w:tc>
@@ -25296,7 +25296,7 @@
             </w:pPr>
             <w:r/>
             <w:r>
-              <w:t>675.75</w:t>
+              <w:t>675.00</w:t>
             </w:r>
           </w:p>
         </w:tc>
@@ -25324,7 +25324,7 @@
             </w:pPr>
             <w:r/>
             <w:r>
-              <w:t>648.75</w:t>
+              <w:t>648.00</w:t>
             </w:r>
           </w:p>
         </w:tc>
@@ -25355,7 +25355,7 @@
               <w:rPr>
                 <w:b/>
               </w:rPr>
-              <w:t>663.75</w:t>
+              <w:t>663.00</w:t>
             </w:r>
           </w:p>
         </w:tc>
@@ -25503,7 +25503,7 @@
             </w:pPr>
             <w:r/>
             <w:r>
-              <w:t>663.75</w:t>
+              <w:t>663.00</w:t>
             </w:r>
           </w:p>
         </w:tc>
@@ -25531,7 +25531,7 @@
             </w:pPr>
             <w:r/>
             <w:r>
-              <w:t>671.50</w:t>
+              <w:t>670.75</w:t>
             </w:r>
           </w:p>
         </w:tc>
@@ -25559,7 +25559,477 @@
             </w:pPr>
             <w:r/>
             <w:r>
-              <w:t>652.75</w:t>
+              <w:t>652.00</w:t>
+            </w:r>
+          </w:p>
+        </w:tc>
+        <w:tc>
+          <w:tcPr>
+            <w:tcW w:type="dxa" w:w="1728"/>
+            <w:shd w:fill="FFFFFF"/>
+            <w:tcMar>
+              <w:top w:w="100" w:type="dxa"/>
+              <w:bottom w:w="100" w:type="dxa"/>
+              <w:left w:w="120" w:type="dxa"/>
+              <w:right w:w="120" w:type="dxa"/>
+            </w:tcMar>
+            <w:tcBorders>
+              <w:top w:val="single" w:sz="4" w:space="0" w:color="CCCCCC"/>
+              <w:bottom w:val="single" w:sz="4" w:space="0" w:color="CCCCCC"/>
+              <w:left w:val="single" w:sz="4" w:space="0" w:color="CCCCCC"/>
+              <w:right w:val="single" w:sz="4" w:space="0" w:color="CCCCCC"/>
+            </w:tcBorders>
+          </w:tcPr>
+          <w:p>
+            <w:pPr>
+              <w:spacing w:before="60" w:after="60" w:line="252" w:lineRule="auto"/>
+              <w:jc w:val="left"/>
+            </w:pPr>
+            <w:r/>
+            <w:r>
+              <w:rPr>
+                <w:b/>
+              </w:rPr>
+              <w:t>664.25</w:t>
+            </w:r>
+          </w:p>
+        </w:tc>
+        <w:tc>
+          <w:tcPr>
+            <w:tcW w:type="dxa" w:w="3456"/>
+            <w:shd w:fill="FFFFFF"/>
+            <w:tcMar>
+              <w:top w:w="100" w:type="dxa"/>
+              <w:bottom w:w="100" w:type="dxa"/>
+              <w:left w:w="120" w:type="dxa"/>
+              <w:right w:w="120" w:type="dxa"/>
+            </w:tcMar>
+            <w:tcBorders>
+              <w:top w:val="single" w:sz="4" w:space="0" w:color="CCCCCC"/>
+              <w:bottom w:val="single" w:sz="4" w:space="0" w:color="CCCCCC"/>
+              <w:left w:val="single" w:sz="4" w:space="0" w:color="CCCCCC"/>
+              <w:right w:val="single" w:sz="4" w:space="0" w:color="CCCCCC"/>
+            </w:tcBorders>
+          </w:tcPr>
+          <w:p>
+            <w:pPr>
+              <w:spacing w:before="60" w:after="60" w:line="252" w:lineRule="auto"/>
+              <w:jc w:val="left"/>
+            </w:pPr>
+            <w:r/>
+            <w:r>
+              <w:rPr>
+                <w:b/>
+              </w:rPr>
+              <w:t>+1.25</w:t>
+            </w:r>
+          </w:p>
+        </w:tc>
+        <w:tc>
+          <w:tcPr>
+            <w:tcW w:type="dxa" w:w="1440"/>
+            <w:shd w:fill="FFFFFF"/>
+            <w:tcMar>
+              <w:top w:w="100" w:type="dxa"/>
+              <w:bottom w:w="100" w:type="dxa"/>
+              <w:left w:w="120" w:type="dxa"/>
+              <w:right w:w="120" w:type="dxa"/>
+            </w:tcMar>
+            <w:tcBorders>
+              <w:top w:val="single" w:sz="4" w:space="0" w:color="CCCCCC"/>
+              <w:bottom w:val="single" w:sz="4" w:space="0" w:color="CCCCCC"/>
+              <w:left w:val="single" w:sz="4" w:space="0" w:color="CCCCCC"/>
+              <w:right w:val="single" w:sz="4" w:space="0" w:color="CCCCCC"/>
+            </w:tcBorders>
+          </w:tcPr>
+          <w:p>
+            <w:pPr>
+              <w:spacing w:before="60" w:after="60" w:line="252" w:lineRule="auto"/>
+              <w:jc w:val="left"/>
+            </w:pPr>
+            <w:r/>
+            <w:r>
+              <w:t>BULL</w:t>
+            </w:r>
+          </w:p>
+        </w:tc>
+      </w:tr>
+      <w:tr>
+        <w:tc>
+          <w:tcPr>
+            <w:tcW w:type="dxa" w:w="1584"/>
+            <w:shd w:fill="F8FAFC"/>
+            <w:tcMar>
+              <w:top w:w="100" w:type="dxa"/>
+              <w:bottom w:w="100" w:type="dxa"/>
+              <w:left w:w="120" w:type="dxa"/>
+              <w:right w:w="120" w:type="dxa"/>
+            </w:tcMar>
+            <w:tcBorders>
+              <w:top w:val="single" w:sz="4" w:space="0" w:color="CCCCCC"/>
+              <w:bottom w:val="single" w:sz="4" w:space="0" w:color="CCCCCC"/>
+              <w:left w:val="single" w:sz="4" w:space="0" w:color="CCCCCC"/>
+              <w:right w:val="single" w:sz="4" w:space="0" w:color="CCCCCC"/>
+            </w:tcBorders>
+          </w:tcPr>
+          <w:p>
+            <w:pPr>
+              <w:spacing w:before="60" w:after="60" w:line="252" w:lineRule="auto"/>
+              <w:jc w:val="left"/>
+            </w:pPr>
+            <w:r/>
+            <w:r>
+              <w:rPr>
+                <w:b/>
+              </w:rPr>
+              <w:t>Tue 20/10</w:t>
+            </w:r>
+          </w:p>
+        </w:tc>
+        <w:tc>
+          <w:tcPr>
+            <w:tcW w:type="dxa" w:w="864"/>
+            <w:shd w:fill="F8FAFC"/>
+            <w:tcMar>
+              <w:top w:w="100" w:type="dxa"/>
+              <w:bottom w:w="100" w:type="dxa"/>
+              <w:left w:w="120" w:type="dxa"/>
+              <w:right w:w="120" w:type="dxa"/>
+            </w:tcMar>
+            <w:tcBorders>
+              <w:top w:val="single" w:sz="4" w:space="0" w:color="CCCCCC"/>
+              <w:bottom w:val="single" w:sz="4" w:space="0" w:color="CCCCCC"/>
+              <w:left w:val="single" w:sz="4" w:space="0" w:color="CCCCCC"/>
+              <w:right w:val="single" w:sz="4" w:space="0" w:color="CCCCCC"/>
+            </w:tcBorders>
+          </w:tcPr>
+          <w:p>
+            <w:pPr>
+              <w:spacing w:before="60" w:after="60" w:line="252" w:lineRule="auto"/>
+              <w:jc w:val="left"/>
+            </w:pPr>
+            <w:r/>
+            <w:r>
+              <w:t>Asia 07-11</w:t>
+            </w:r>
+          </w:p>
+        </w:tc>
+        <w:tc>
+          <w:tcPr>
+            <w:tcW w:type="dxa" w:w="1440"/>
+            <w:shd w:fill="F8FAFC"/>
+            <w:tcMar>
+              <w:top w:w="100" w:type="dxa"/>
+              <w:bottom w:w="100" w:type="dxa"/>
+              <w:left w:w="120" w:type="dxa"/>
+              <w:right w:w="120" w:type="dxa"/>
+            </w:tcMar>
+            <w:tcBorders>
+              <w:top w:val="single" w:sz="4" w:space="0" w:color="CCCCCC"/>
+              <w:bottom w:val="single" w:sz="4" w:space="0" w:color="CCCCCC"/>
+              <w:left w:val="single" w:sz="4" w:space="0" w:color="CCCCCC"/>
+              <w:right w:val="single" w:sz="4" w:space="0" w:color="CCCCCC"/>
+            </w:tcBorders>
+          </w:tcPr>
+          <w:p>
+            <w:pPr>
+              <w:spacing w:before="60" w:after="60" w:line="252" w:lineRule="auto"/>
+              <w:jc w:val="left"/>
+            </w:pPr>
+            <w:r/>
+            <w:r>
+              <w:t>664.25</w:t>
+            </w:r>
+          </w:p>
+        </w:tc>
+        <w:tc>
+          <w:tcPr>
+            <w:tcW w:type="dxa" w:w="2016"/>
+            <w:shd w:fill="F8FAFC"/>
+            <w:tcMar>
+              <w:top w:w="100" w:type="dxa"/>
+              <w:bottom w:w="100" w:type="dxa"/>
+              <w:left w:w="120" w:type="dxa"/>
+              <w:right w:w="120" w:type="dxa"/>
+            </w:tcMar>
+            <w:tcBorders>
+              <w:top w:val="single" w:sz="4" w:space="0" w:color="CCCCCC"/>
+              <w:bottom w:val="single" w:sz="4" w:space="0" w:color="CCCCCC"/>
+              <w:left w:val="single" w:sz="4" w:space="0" w:color="CCCCCC"/>
+              <w:right w:val="single" w:sz="4" w:space="0" w:color="CCCCCC"/>
+            </w:tcBorders>
+          </w:tcPr>
+          <w:p>
+            <w:pPr>
+              <w:spacing w:before="60" w:after="60" w:line="252" w:lineRule="auto"/>
+              <w:jc w:val="left"/>
+            </w:pPr>
+            <w:r/>
+            <w:r>
+              <w:t>672.50</w:t>
+            </w:r>
+          </w:p>
+        </w:tc>
+        <w:tc>
+          <w:tcPr>
+            <w:tcW w:type="dxa" w:w="1152"/>
+            <w:shd w:fill="F8FAFC"/>
+            <w:tcMar>
+              <w:top w:w="100" w:type="dxa"/>
+              <w:bottom w:w="100" w:type="dxa"/>
+              <w:left w:w="120" w:type="dxa"/>
+              <w:right w:w="120" w:type="dxa"/>
+            </w:tcMar>
+            <w:tcBorders>
+              <w:top w:val="single" w:sz="4" w:space="0" w:color="CCCCCC"/>
+              <w:bottom w:val="single" w:sz="4" w:space="0" w:color="CCCCCC"/>
+              <w:left w:val="single" w:sz="4" w:space="0" w:color="CCCCCC"/>
+              <w:right w:val="single" w:sz="4" w:space="0" w:color="CCCCCC"/>
+            </w:tcBorders>
+          </w:tcPr>
+          <w:p>
+            <w:pPr>
+              <w:spacing w:before="60" w:after="60" w:line="252" w:lineRule="auto"/>
+              <w:jc w:val="left"/>
+            </w:pPr>
+            <w:r/>
+            <w:r>
+              <w:t>653.75</w:t>
+            </w:r>
+          </w:p>
+        </w:tc>
+        <w:tc>
+          <w:tcPr>
+            <w:tcW w:type="dxa" w:w="1728"/>
+            <w:shd w:fill="F8FAFC"/>
+            <w:tcMar>
+              <w:top w:w="100" w:type="dxa"/>
+              <w:bottom w:w="100" w:type="dxa"/>
+              <w:left w:w="120" w:type="dxa"/>
+              <w:right w:w="120" w:type="dxa"/>
+            </w:tcMar>
+            <w:tcBorders>
+              <w:top w:val="single" w:sz="4" w:space="0" w:color="CCCCCC"/>
+              <w:bottom w:val="single" w:sz="4" w:space="0" w:color="CCCCCC"/>
+              <w:left w:val="single" w:sz="4" w:space="0" w:color="CCCCCC"/>
+              <w:right w:val="single" w:sz="4" w:space="0" w:color="CCCCCC"/>
+            </w:tcBorders>
+          </w:tcPr>
+          <w:p>
+            <w:pPr>
+              <w:spacing w:before="60" w:after="60" w:line="252" w:lineRule="auto"/>
+              <w:jc w:val="left"/>
+            </w:pPr>
+            <w:r/>
+            <w:r>
+              <w:rPr>
+                <w:b/>
+              </w:rPr>
+              <w:t>666.00</w:t>
+            </w:r>
+          </w:p>
+        </w:tc>
+        <w:tc>
+          <w:tcPr>
+            <w:tcW w:type="dxa" w:w="3456"/>
+            <w:shd w:fill="F8FAFC"/>
+            <w:tcMar>
+              <w:top w:w="100" w:type="dxa"/>
+              <w:bottom w:w="100" w:type="dxa"/>
+              <w:left w:w="120" w:type="dxa"/>
+              <w:right w:w="120" w:type="dxa"/>
+            </w:tcMar>
+            <w:tcBorders>
+              <w:top w:val="single" w:sz="4" w:space="0" w:color="CCCCCC"/>
+              <w:bottom w:val="single" w:sz="4" w:space="0" w:color="CCCCCC"/>
+              <w:left w:val="single" w:sz="4" w:space="0" w:color="CCCCCC"/>
+              <w:right w:val="single" w:sz="4" w:space="0" w:color="CCCCCC"/>
+            </w:tcBorders>
+          </w:tcPr>
+          <w:p>
+            <w:pPr>
+              <w:spacing w:before="60" w:after="60" w:line="252" w:lineRule="auto"/>
+              <w:jc w:val="left"/>
+            </w:pPr>
+            <w:r/>
+            <w:r>
+              <w:rPr>
+                <w:b/>
+              </w:rPr>
+              <w:t>+1.75</w:t>
+            </w:r>
+          </w:p>
+        </w:tc>
+        <w:tc>
+          <w:tcPr>
+            <w:tcW w:type="dxa" w:w="1440"/>
+            <w:shd w:fill="F8FAFC"/>
+            <w:tcMar>
+              <w:top w:w="100" w:type="dxa"/>
+              <w:bottom w:w="100" w:type="dxa"/>
+              <w:left w:w="120" w:type="dxa"/>
+              <w:right w:w="120" w:type="dxa"/>
+            </w:tcMar>
+            <w:tcBorders>
+              <w:top w:val="single" w:sz="4" w:space="0" w:color="CCCCCC"/>
+              <w:bottom w:val="single" w:sz="4" w:space="0" w:color="CCCCCC"/>
+              <w:left w:val="single" w:sz="4" w:space="0" w:color="CCCCCC"/>
+              <w:right w:val="single" w:sz="4" w:space="0" w:color="CCCCCC"/>
+            </w:tcBorders>
+          </w:tcPr>
+          <w:p>
+            <w:pPr>
+              <w:spacing w:before="60" w:after="60" w:line="252" w:lineRule="auto"/>
+              <w:jc w:val="left"/>
+            </w:pPr>
+            <w:r/>
+            <w:r>
+              <w:t>BULL</w:t>
+            </w:r>
+          </w:p>
+        </w:tc>
+      </w:tr>
+      <w:tr>
+        <w:tc>
+          <w:tcPr>
+            <w:tcW w:type="dxa" w:w="1584"/>
+            <w:shd w:fill="FFFFFF"/>
+            <w:tcMar>
+              <w:top w:w="100" w:type="dxa"/>
+              <w:bottom w:w="100" w:type="dxa"/>
+              <w:left w:w="120" w:type="dxa"/>
+              <w:right w:w="120" w:type="dxa"/>
+            </w:tcMar>
+            <w:tcBorders>
+              <w:top w:val="single" w:sz="4" w:space="0" w:color="CCCCCC"/>
+              <w:bottom w:val="single" w:sz="4" w:space="0" w:color="CCCCCC"/>
+              <w:left w:val="single" w:sz="4" w:space="0" w:color="CCCCCC"/>
+              <w:right w:val="single" w:sz="4" w:space="0" w:color="CCCCCC"/>
+            </w:tcBorders>
+          </w:tcPr>
+          <w:p>
+            <w:pPr>
+              <w:spacing w:before="60" w:after="60" w:line="252" w:lineRule="auto"/>
+              <w:jc w:val="left"/>
+            </w:pPr>
+            <w:r/>
+            <w:r>
+              <w:rPr>
+                <w:b/>
+              </w:rPr>
+              <w:t>Tue 20/10</w:t>
+            </w:r>
+          </w:p>
+        </w:tc>
+        <w:tc>
+          <w:tcPr>
+            <w:tcW w:type="dxa" w:w="864"/>
+            <w:shd w:fill="FFFFFF"/>
+            <w:tcMar>
+              <w:top w:w="100" w:type="dxa"/>
+              <w:bottom w:w="100" w:type="dxa"/>
+              <w:left w:w="120" w:type="dxa"/>
+              <w:right w:w="120" w:type="dxa"/>
+            </w:tcMar>
+            <w:tcBorders>
+              <w:top w:val="single" w:sz="4" w:space="0" w:color="CCCCCC"/>
+              <w:bottom w:val="single" w:sz="4" w:space="0" w:color="CCCCCC"/>
+              <w:left w:val="single" w:sz="4" w:space="0" w:color="CCCCCC"/>
+              <w:right w:val="single" w:sz="4" w:space="0" w:color="CCCCCC"/>
+            </w:tcBorders>
+          </w:tcPr>
+          <w:p>
+            <w:pPr>
+              <w:spacing w:before="60" w:after="60" w:line="252" w:lineRule="auto"/>
+              <w:jc w:val="left"/>
+            </w:pPr>
+            <w:r/>
+            <w:r>
+              <w:t>Asia 11-15</w:t>
+            </w:r>
+          </w:p>
+        </w:tc>
+        <w:tc>
+          <w:tcPr>
+            <w:tcW w:type="dxa" w:w="1440"/>
+            <w:shd w:fill="FFFFFF"/>
+            <w:tcMar>
+              <w:top w:w="100" w:type="dxa"/>
+              <w:bottom w:w="100" w:type="dxa"/>
+              <w:left w:w="120" w:type="dxa"/>
+              <w:right w:w="120" w:type="dxa"/>
+            </w:tcMar>
+            <w:tcBorders>
+              <w:top w:val="single" w:sz="4" w:space="0" w:color="CCCCCC"/>
+              <w:bottom w:val="single" w:sz="4" w:space="0" w:color="CCCCCC"/>
+              <w:left w:val="single" w:sz="4" w:space="0" w:color="CCCCCC"/>
+              <w:right w:val="single" w:sz="4" w:space="0" w:color="CCCCCC"/>
+            </w:tcBorders>
+          </w:tcPr>
+          <w:p>
+            <w:pPr>
+              <w:spacing w:before="60" w:after="60" w:line="252" w:lineRule="auto"/>
+              <w:jc w:val="left"/>
+            </w:pPr>
+            <w:r/>
+            <w:r>
+              <w:t>666.00</w:t>
+            </w:r>
+          </w:p>
+        </w:tc>
+        <w:tc>
+          <w:tcPr>
+            <w:tcW w:type="dxa" w:w="2016"/>
+            <w:shd w:fill="FFFFFF"/>
+            <w:tcMar>
+              <w:top w:w="100" w:type="dxa"/>
+              <w:bottom w:w="100" w:type="dxa"/>
+              <w:left w:w="120" w:type="dxa"/>
+              <w:right w:w="120" w:type="dxa"/>
+            </w:tcMar>
+            <w:tcBorders>
+              <w:top w:val="single" w:sz="4" w:space="0" w:color="CCCCCC"/>
+              <w:bottom w:val="single" w:sz="4" w:space="0" w:color="CCCCCC"/>
+              <w:left w:val="single" w:sz="4" w:space="0" w:color="CCCCCC"/>
+              <w:right w:val="single" w:sz="4" w:space="0" w:color="CCCCCC"/>
+            </w:tcBorders>
+          </w:tcPr>
+          <w:p>
+            <w:pPr>
+              <w:spacing w:before="60" w:after="60" w:line="252" w:lineRule="auto"/>
+              <w:jc w:val="left"/>
+            </w:pPr>
+            <w:r/>
+            <w:r>
+              <w:t>678.25</w:t>
+            </w:r>
+          </w:p>
+        </w:tc>
+        <w:tc>
+          <w:tcPr>
+            <w:tcW w:type="dxa" w:w="1152"/>
+            <w:shd w:fill="FFFFFF"/>
+            <w:tcMar>
+              <w:top w:w="100" w:type="dxa"/>
+              <w:bottom w:w="100" w:type="dxa"/>
+              <w:left w:w="120" w:type="dxa"/>
+              <w:right w:w="120" w:type="dxa"/>
+            </w:tcMar>
+            <w:tcBorders>
+              <w:top w:val="single" w:sz="4" w:space="0" w:color="CCCCCC"/>
+              <w:bottom w:val="single" w:sz="4" w:space="0" w:color="CCCCCC"/>
+              <w:left w:val="single" w:sz="4" w:space="0" w:color="CCCCCC"/>
+              <w:right w:val="single" w:sz="4" w:space="0" w:color="CCCCCC"/>
+            </w:tcBorders>
+          </w:tcPr>
+          <w:p>
+            <w:pPr>
+              <w:spacing w:before="60" w:after="60" w:line="252" w:lineRule="auto"/>
+              <w:jc w:val="left"/>
+            </w:pPr>
+            <w:r/>
+            <w:r>
+              <w:t>656.25</w:t>
             </w:r>
           </w:p>
         </w:tc>
@@ -25621,7 +26091,7 @@
               <w:rPr>
                 <w:b/>
               </w:rPr>
-              <w:t>+1.25</w:t>
+              <w:t>-1.00</w:t>
             </w:r>
           </w:p>
         </w:tc>
@@ -25649,7 +26119,7 @@
             </w:pPr>
             <w:r/>
             <w:r>
-              <w:t>BULL</w:t>
+              <w:t>BEAR</w:t>
             </w:r>
           </w:p>
         </w:tc>
@@ -25710,7 +26180,7 @@
             </w:pPr>
             <w:r/>
             <w:r>
-              <w:t>Asia 07-11</w:t>
+              <w:t>London 15-19</w:t>
             </w:r>
           </w:p>
         </w:tc>
@@ -25766,7 +26236,7 @@
             </w:pPr>
             <w:r/>
             <w:r>
-              <w:t>673.25</w:t>
+              <w:t>675.50</w:t>
             </w:r>
           </w:p>
         </w:tc>
@@ -25794,7 +26264,7 @@
             </w:pPr>
             <w:r/>
             <w:r>
-              <w:t>654.50</w:t>
+              <w:t>650.25</w:t>
             </w:r>
           </w:p>
         </w:tc>
@@ -25825,7 +26295,1417 @@
               <w:rPr>
                 <w:b/>
               </w:rPr>
-              <w:t>666.75</w:t>
+              <w:t>667.25</w:t>
+            </w:r>
+          </w:p>
+        </w:tc>
+        <w:tc>
+          <w:tcPr>
+            <w:tcW w:type="dxa" w:w="3456"/>
+            <w:shd w:fill="F8FAFC"/>
+            <w:tcMar>
+              <w:top w:w="100" w:type="dxa"/>
+              <w:bottom w:w="100" w:type="dxa"/>
+              <w:left w:w="120" w:type="dxa"/>
+              <w:right w:w="120" w:type="dxa"/>
+            </w:tcMar>
+            <w:tcBorders>
+              <w:top w:val="single" w:sz="4" w:space="0" w:color="CCCCCC"/>
+              <w:bottom w:val="single" w:sz="4" w:space="0" w:color="CCCCCC"/>
+              <w:left w:val="single" w:sz="4" w:space="0" w:color="CCCCCC"/>
+              <w:right w:val="single" w:sz="4" w:space="0" w:color="CCCCCC"/>
+            </w:tcBorders>
+          </w:tcPr>
+          <w:p>
+            <w:pPr>
+              <w:spacing w:before="60" w:after="60" w:line="252" w:lineRule="auto"/>
+              <w:jc w:val="left"/>
+            </w:pPr>
+            <w:r/>
+            <w:r>
+              <w:rPr>
+                <w:b/>
+              </w:rPr>
+              <w:t>+2.25</w:t>
+            </w:r>
+          </w:p>
+        </w:tc>
+        <w:tc>
+          <w:tcPr>
+            <w:tcW w:type="dxa" w:w="1440"/>
+            <w:shd w:fill="F8FAFC"/>
+            <w:tcMar>
+              <w:top w:w="100" w:type="dxa"/>
+              <w:bottom w:w="100" w:type="dxa"/>
+              <w:left w:w="120" w:type="dxa"/>
+              <w:right w:w="120" w:type="dxa"/>
+            </w:tcMar>
+            <w:tcBorders>
+              <w:top w:val="single" w:sz="4" w:space="0" w:color="CCCCCC"/>
+              <w:bottom w:val="single" w:sz="4" w:space="0" w:color="CCCCCC"/>
+              <w:left w:val="single" w:sz="4" w:space="0" w:color="CCCCCC"/>
+              <w:right w:val="single" w:sz="4" w:space="0" w:color="CCCCCC"/>
+            </w:tcBorders>
+          </w:tcPr>
+          <w:p>
+            <w:pPr>
+              <w:spacing w:before="60" w:after="60" w:line="252" w:lineRule="auto"/>
+              <w:jc w:val="left"/>
+            </w:pPr>
+            <w:r/>
+            <w:r>
+              <w:t>BULL</w:t>
+            </w:r>
+          </w:p>
+        </w:tc>
+      </w:tr>
+      <w:tr>
+        <w:tc>
+          <w:tcPr>
+            <w:tcW w:type="dxa" w:w="1584"/>
+            <w:shd w:fill="FFFFFF"/>
+            <w:tcMar>
+              <w:top w:w="100" w:type="dxa"/>
+              <w:bottom w:w="100" w:type="dxa"/>
+              <w:left w:w="120" w:type="dxa"/>
+              <w:right w:w="120" w:type="dxa"/>
+            </w:tcMar>
+            <w:tcBorders>
+              <w:top w:val="single" w:sz="4" w:space="0" w:color="CCCCCC"/>
+              <w:bottom w:val="single" w:sz="4" w:space="0" w:color="CCCCCC"/>
+              <w:left w:val="single" w:sz="4" w:space="0" w:color="CCCCCC"/>
+              <w:right w:val="single" w:sz="4" w:space="0" w:color="CCCCCC"/>
+            </w:tcBorders>
+          </w:tcPr>
+          <w:p>
+            <w:pPr>
+              <w:spacing w:before="60" w:after="60" w:line="252" w:lineRule="auto"/>
+              <w:jc w:val="left"/>
+            </w:pPr>
+            <w:r/>
+            <w:r>
+              <w:rPr>
+                <w:b/>
+              </w:rPr>
+              <w:t>Tue 20/10</w:t>
+            </w:r>
+          </w:p>
+        </w:tc>
+        <w:tc>
+          <w:tcPr>
+            <w:tcW w:type="dxa" w:w="864"/>
+            <w:shd w:fill="FFFFFF"/>
+            <w:tcMar>
+              <w:top w:w="100" w:type="dxa"/>
+              <w:bottom w:w="100" w:type="dxa"/>
+              <w:left w:w="120" w:type="dxa"/>
+              <w:right w:w="120" w:type="dxa"/>
+            </w:tcMar>
+            <w:tcBorders>
+              <w:top w:val="single" w:sz="4" w:space="0" w:color="CCCCCC"/>
+              <w:bottom w:val="single" w:sz="4" w:space="0" w:color="CCCCCC"/>
+              <w:left w:val="single" w:sz="4" w:space="0" w:color="CCCCCC"/>
+              <w:right w:val="single" w:sz="4" w:space="0" w:color="CCCCCC"/>
+            </w:tcBorders>
+          </w:tcPr>
+          <w:p>
+            <w:pPr>
+              <w:spacing w:before="60" w:after="60" w:line="252" w:lineRule="auto"/>
+              <w:jc w:val="left"/>
+            </w:pPr>
+            <w:r/>
+            <w:r>
+              <w:t>Pre-NY 19-21</w:t>
+            </w:r>
+          </w:p>
+        </w:tc>
+        <w:tc>
+          <w:tcPr>
+            <w:tcW w:type="dxa" w:w="1440"/>
+            <w:shd w:fill="FFFFFF"/>
+            <w:tcMar>
+              <w:top w:w="100" w:type="dxa"/>
+              <w:bottom w:w="100" w:type="dxa"/>
+              <w:left w:w="120" w:type="dxa"/>
+              <w:right w:w="120" w:type="dxa"/>
+            </w:tcMar>
+            <w:tcBorders>
+              <w:top w:val="single" w:sz="4" w:space="0" w:color="CCCCCC"/>
+              <w:bottom w:val="single" w:sz="4" w:space="0" w:color="CCCCCC"/>
+              <w:left w:val="single" w:sz="4" w:space="0" w:color="CCCCCC"/>
+              <w:right w:val="single" w:sz="4" w:space="0" w:color="CCCCCC"/>
+            </w:tcBorders>
+          </w:tcPr>
+          <w:p>
+            <w:pPr>
+              <w:spacing w:before="60" w:after="60" w:line="252" w:lineRule="auto"/>
+              <w:jc w:val="left"/>
+            </w:pPr>
+            <w:r/>
+            <w:r>
+              <w:t>667.25</w:t>
+            </w:r>
+          </w:p>
+        </w:tc>
+        <w:tc>
+          <w:tcPr>
+            <w:tcW w:type="dxa" w:w="2016"/>
+            <w:shd w:fill="FFFFFF"/>
+            <w:tcMar>
+              <w:top w:w="100" w:type="dxa"/>
+              <w:bottom w:w="100" w:type="dxa"/>
+              <w:left w:w="120" w:type="dxa"/>
+              <w:right w:w="120" w:type="dxa"/>
+            </w:tcMar>
+            <w:tcBorders>
+              <w:top w:val="single" w:sz="4" w:space="0" w:color="CCCCCC"/>
+              <w:bottom w:val="single" w:sz="4" w:space="0" w:color="CCCCCC"/>
+              <w:left w:val="single" w:sz="4" w:space="0" w:color="CCCCCC"/>
+              <w:right w:val="single" w:sz="4" w:space="0" w:color="CCCCCC"/>
+            </w:tcBorders>
+          </w:tcPr>
+          <w:p>
+            <w:pPr>
+              <w:spacing w:before="60" w:after="60" w:line="252" w:lineRule="auto"/>
+              <w:jc w:val="left"/>
+            </w:pPr>
+            <w:r/>
+            <w:r>
+              <w:t>677.75</w:t>
+            </w:r>
+          </w:p>
+        </w:tc>
+        <w:tc>
+          <w:tcPr>
+            <w:tcW w:type="dxa" w:w="1152"/>
+            <w:shd w:fill="FFFFFF"/>
+            <w:tcMar>
+              <w:top w:w="100" w:type="dxa"/>
+              <w:bottom w:w="100" w:type="dxa"/>
+              <w:left w:w="120" w:type="dxa"/>
+              <w:right w:w="120" w:type="dxa"/>
+            </w:tcMar>
+            <w:tcBorders>
+              <w:top w:val="single" w:sz="4" w:space="0" w:color="CCCCCC"/>
+              <w:bottom w:val="single" w:sz="4" w:space="0" w:color="CCCCCC"/>
+              <w:left w:val="single" w:sz="4" w:space="0" w:color="CCCCCC"/>
+              <w:right w:val="single" w:sz="4" w:space="0" w:color="CCCCCC"/>
+            </w:tcBorders>
+          </w:tcPr>
+          <w:p>
+            <w:pPr>
+              <w:spacing w:before="60" w:after="60" w:line="252" w:lineRule="auto"/>
+              <w:jc w:val="left"/>
+            </w:pPr>
+            <w:r/>
+            <w:r>
+              <w:t>661.00</w:t>
+            </w:r>
+          </w:p>
+        </w:tc>
+        <w:tc>
+          <w:tcPr>
+            <w:tcW w:type="dxa" w:w="1728"/>
+            <w:shd w:fill="FFFFFF"/>
+            <w:tcMar>
+              <w:top w:w="100" w:type="dxa"/>
+              <w:bottom w:w="100" w:type="dxa"/>
+              <w:left w:w="120" w:type="dxa"/>
+              <w:right w:w="120" w:type="dxa"/>
+            </w:tcMar>
+            <w:tcBorders>
+              <w:top w:val="single" w:sz="4" w:space="0" w:color="CCCCCC"/>
+              <w:bottom w:val="single" w:sz="4" w:space="0" w:color="CCCCCC"/>
+              <w:left w:val="single" w:sz="4" w:space="0" w:color="CCCCCC"/>
+              <w:right w:val="single" w:sz="4" w:space="0" w:color="CCCCCC"/>
+            </w:tcBorders>
+          </w:tcPr>
+          <w:p>
+            <w:pPr>
+              <w:spacing w:before="60" w:after="60" w:line="252" w:lineRule="auto"/>
+              <w:jc w:val="left"/>
+            </w:pPr>
+            <w:r/>
+            <w:r>
+              <w:rPr>
+                <w:b/>
+              </w:rPr>
+              <w:t>668.00</w:t>
+            </w:r>
+          </w:p>
+        </w:tc>
+        <w:tc>
+          <w:tcPr>
+            <w:tcW w:type="dxa" w:w="3456"/>
+            <w:shd w:fill="FFFFFF"/>
+            <w:tcMar>
+              <w:top w:w="100" w:type="dxa"/>
+              <w:bottom w:w="100" w:type="dxa"/>
+              <w:left w:w="120" w:type="dxa"/>
+              <w:right w:w="120" w:type="dxa"/>
+            </w:tcMar>
+            <w:tcBorders>
+              <w:top w:val="single" w:sz="4" w:space="0" w:color="CCCCCC"/>
+              <w:bottom w:val="single" w:sz="4" w:space="0" w:color="CCCCCC"/>
+              <w:left w:val="single" w:sz="4" w:space="0" w:color="CCCCCC"/>
+              <w:right w:val="single" w:sz="4" w:space="0" w:color="CCCCCC"/>
+            </w:tcBorders>
+          </w:tcPr>
+          <w:p>
+            <w:pPr>
+              <w:spacing w:before="60" w:after="60" w:line="252" w:lineRule="auto"/>
+              <w:jc w:val="left"/>
+            </w:pPr>
+            <w:r/>
+            <w:r>
+              <w:rPr>
+                <w:b/>
+              </w:rPr>
+              <w:t>+0.75</w:t>
+            </w:r>
+          </w:p>
+        </w:tc>
+        <w:tc>
+          <w:tcPr>
+            <w:tcW w:type="dxa" w:w="1440"/>
+            <w:shd w:fill="FFFFFF"/>
+            <w:tcMar>
+              <w:top w:w="100" w:type="dxa"/>
+              <w:bottom w:w="100" w:type="dxa"/>
+              <w:left w:w="120" w:type="dxa"/>
+              <w:right w:w="120" w:type="dxa"/>
+            </w:tcMar>
+            <w:tcBorders>
+              <w:top w:val="single" w:sz="4" w:space="0" w:color="CCCCCC"/>
+              <w:bottom w:val="single" w:sz="4" w:space="0" w:color="CCCCCC"/>
+              <w:left w:val="single" w:sz="4" w:space="0" w:color="CCCCCC"/>
+              <w:right w:val="single" w:sz="4" w:space="0" w:color="CCCCCC"/>
+            </w:tcBorders>
+          </w:tcPr>
+          <w:p>
+            <w:pPr>
+              <w:spacing w:before="60" w:after="60" w:line="252" w:lineRule="auto"/>
+              <w:jc w:val="left"/>
+            </w:pPr>
+            <w:r/>
+            <w:r>
+              <w:t>BULL</w:t>
+            </w:r>
+          </w:p>
+        </w:tc>
+      </w:tr>
+      <w:tr>
+        <w:tc>
+          <w:tcPr>
+            <w:tcW w:type="dxa" w:w="1584"/>
+            <w:shd w:fill="F8FAFC"/>
+            <w:tcMar>
+              <w:top w:w="100" w:type="dxa"/>
+              <w:bottom w:w="100" w:type="dxa"/>
+              <w:left w:w="120" w:type="dxa"/>
+              <w:right w:w="120" w:type="dxa"/>
+            </w:tcMar>
+            <w:tcBorders>
+              <w:top w:val="single" w:sz="4" w:space="0" w:color="CCCCCC"/>
+              <w:bottom w:val="single" w:sz="4" w:space="0" w:color="CCCCCC"/>
+              <w:left w:val="single" w:sz="4" w:space="0" w:color="CCCCCC"/>
+              <w:right w:val="single" w:sz="4" w:space="0" w:color="CCCCCC"/>
+            </w:tcBorders>
+          </w:tcPr>
+          <w:p>
+            <w:pPr>
+              <w:spacing w:before="60" w:after="60" w:line="252" w:lineRule="auto"/>
+              <w:jc w:val="left"/>
+            </w:pPr>
+            <w:r/>
+            <w:r>
+              <w:rPr>
+                <w:b/>
+              </w:rPr>
+              <w:t>Tue 20/10</w:t>
+            </w:r>
+          </w:p>
+        </w:tc>
+        <w:tc>
+          <w:tcPr>
+            <w:tcW w:type="dxa" w:w="864"/>
+            <w:shd w:fill="F8FAFC"/>
+            <w:tcMar>
+              <w:top w:w="100" w:type="dxa"/>
+              <w:bottom w:w="100" w:type="dxa"/>
+              <w:left w:w="120" w:type="dxa"/>
+              <w:right w:w="120" w:type="dxa"/>
+            </w:tcMar>
+            <w:tcBorders>
+              <w:top w:val="single" w:sz="4" w:space="0" w:color="CCCCCC"/>
+              <w:bottom w:val="single" w:sz="4" w:space="0" w:color="CCCCCC"/>
+              <w:left w:val="single" w:sz="4" w:space="0" w:color="CCCCCC"/>
+              <w:right w:val="single" w:sz="4" w:space="0" w:color="CCCCCC"/>
+            </w:tcBorders>
+          </w:tcPr>
+          <w:p>
+            <w:pPr>
+              <w:spacing w:before="60" w:after="60" w:line="252" w:lineRule="auto"/>
+              <w:jc w:val="left"/>
+            </w:pPr>
+            <w:r/>
+            <w:r>
+              <w:t>NY Open 21-23</w:t>
+            </w:r>
+          </w:p>
+        </w:tc>
+        <w:tc>
+          <w:tcPr>
+            <w:tcW w:type="dxa" w:w="1440"/>
+            <w:shd w:fill="F8FAFC"/>
+            <w:tcMar>
+              <w:top w:w="100" w:type="dxa"/>
+              <w:bottom w:w="100" w:type="dxa"/>
+              <w:left w:w="120" w:type="dxa"/>
+              <w:right w:w="120" w:type="dxa"/>
+            </w:tcMar>
+            <w:tcBorders>
+              <w:top w:val="single" w:sz="4" w:space="0" w:color="CCCCCC"/>
+              <w:bottom w:val="single" w:sz="4" w:space="0" w:color="CCCCCC"/>
+              <w:left w:val="single" w:sz="4" w:space="0" w:color="CCCCCC"/>
+              <w:right w:val="single" w:sz="4" w:space="0" w:color="CCCCCC"/>
+            </w:tcBorders>
+          </w:tcPr>
+          <w:p>
+            <w:pPr>
+              <w:spacing w:before="60" w:after="60" w:line="252" w:lineRule="auto"/>
+              <w:jc w:val="left"/>
+            </w:pPr>
+            <w:r/>
+            <w:r>
+              <w:t>668.00</w:t>
+            </w:r>
+          </w:p>
+        </w:tc>
+        <w:tc>
+          <w:tcPr>
+            <w:tcW w:type="dxa" w:w="2016"/>
+            <w:shd w:fill="F8FAFC"/>
+            <w:tcMar>
+              <w:top w:w="100" w:type="dxa"/>
+              <w:bottom w:w="100" w:type="dxa"/>
+              <w:left w:w="120" w:type="dxa"/>
+              <w:right w:w="120" w:type="dxa"/>
+            </w:tcMar>
+            <w:tcBorders>
+              <w:top w:val="single" w:sz="4" w:space="0" w:color="CCCCCC"/>
+              <w:bottom w:val="single" w:sz="4" w:space="0" w:color="CCCCCC"/>
+              <w:left w:val="single" w:sz="4" w:space="0" w:color="CCCCCC"/>
+              <w:right w:val="single" w:sz="4" w:space="0" w:color="CCCCCC"/>
+            </w:tcBorders>
+          </w:tcPr>
+          <w:p>
+            <w:pPr>
+              <w:spacing w:before="60" w:after="60" w:line="252" w:lineRule="auto"/>
+              <w:jc w:val="left"/>
+            </w:pPr>
+            <w:r/>
+            <w:r>
+              <w:t>682.25</w:t>
+            </w:r>
+          </w:p>
+        </w:tc>
+        <w:tc>
+          <w:tcPr>
+            <w:tcW w:type="dxa" w:w="1152"/>
+            <w:shd w:fill="F8FAFC"/>
+            <w:tcMar>
+              <w:top w:w="100" w:type="dxa"/>
+              <w:bottom w:w="100" w:type="dxa"/>
+              <w:left w:w="120" w:type="dxa"/>
+              <w:right w:w="120" w:type="dxa"/>
+            </w:tcMar>
+            <w:tcBorders>
+              <w:top w:val="single" w:sz="4" w:space="0" w:color="CCCCCC"/>
+              <w:bottom w:val="single" w:sz="4" w:space="0" w:color="CCCCCC"/>
+              <w:left w:val="single" w:sz="4" w:space="0" w:color="CCCCCC"/>
+              <w:right w:val="single" w:sz="4" w:space="0" w:color="CCCCCC"/>
+            </w:tcBorders>
+          </w:tcPr>
+          <w:p>
+            <w:pPr>
+              <w:spacing w:before="60" w:after="60" w:line="252" w:lineRule="auto"/>
+              <w:jc w:val="left"/>
+            </w:pPr>
+            <w:r/>
+            <w:r>
+              <w:t>653.25</w:t>
+            </w:r>
+          </w:p>
+        </w:tc>
+        <w:tc>
+          <w:tcPr>
+            <w:tcW w:type="dxa" w:w="1728"/>
+            <w:shd w:fill="F8FAFC"/>
+            <w:tcMar>
+              <w:top w:w="100" w:type="dxa"/>
+              <w:bottom w:w="100" w:type="dxa"/>
+              <w:left w:w="120" w:type="dxa"/>
+              <w:right w:w="120" w:type="dxa"/>
+            </w:tcMar>
+            <w:tcBorders>
+              <w:top w:val="single" w:sz="4" w:space="0" w:color="CCCCCC"/>
+              <w:bottom w:val="single" w:sz="4" w:space="0" w:color="CCCCCC"/>
+              <w:left w:val="single" w:sz="4" w:space="0" w:color="CCCCCC"/>
+              <w:right w:val="single" w:sz="4" w:space="0" w:color="CCCCCC"/>
+            </w:tcBorders>
+          </w:tcPr>
+          <w:p>
+            <w:pPr>
+              <w:spacing w:before="60" w:after="60" w:line="252" w:lineRule="auto"/>
+              <w:jc w:val="left"/>
+            </w:pPr>
+            <w:r/>
+            <w:r>
+              <w:rPr>
+                <w:b/>
+              </w:rPr>
+              <w:t>670.00</w:t>
+            </w:r>
+          </w:p>
+        </w:tc>
+        <w:tc>
+          <w:tcPr>
+            <w:tcW w:type="dxa" w:w="3456"/>
+            <w:shd w:fill="F8FAFC"/>
+            <w:tcMar>
+              <w:top w:w="100" w:type="dxa"/>
+              <w:bottom w:w="100" w:type="dxa"/>
+              <w:left w:w="120" w:type="dxa"/>
+              <w:right w:w="120" w:type="dxa"/>
+            </w:tcMar>
+            <w:tcBorders>
+              <w:top w:val="single" w:sz="4" w:space="0" w:color="CCCCCC"/>
+              <w:bottom w:val="single" w:sz="4" w:space="0" w:color="CCCCCC"/>
+              <w:left w:val="single" w:sz="4" w:space="0" w:color="CCCCCC"/>
+              <w:right w:val="single" w:sz="4" w:space="0" w:color="CCCCCC"/>
+            </w:tcBorders>
+          </w:tcPr>
+          <w:p>
+            <w:pPr>
+              <w:spacing w:before="60" w:after="60" w:line="252" w:lineRule="auto"/>
+              <w:jc w:val="left"/>
+            </w:pPr>
+            <w:r/>
+            <w:r>
+              <w:rPr>
+                <w:b/>
+              </w:rPr>
+              <w:t>+2.00</w:t>
+            </w:r>
+          </w:p>
+        </w:tc>
+        <w:tc>
+          <w:tcPr>
+            <w:tcW w:type="dxa" w:w="1440"/>
+            <w:shd w:fill="F8FAFC"/>
+            <w:tcMar>
+              <w:top w:w="100" w:type="dxa"/>
+              <w:bottom w:w="100" w:type="dxa"/>
+              <w:left w:w="120" w:type="dxa"/>
+              <w:right w:w="120" w:type="dxa"/>
+            </w:tcMar>
+            <w:tcBorders>
+              <w:top w:val="single" w:sz="4" w:space="0" w:color="CCCCCC"/>
+              <w:bottom w:val="single" w:sz="4" w:space="0" w:color="CCCCCC"/>
+              <w:left w:val="single" w:sz="4" w:space="0" w:color="CCCCCC"/>
+              <w:right w:val="single" w:sz="4" w:space="0" w:color="CCCCCC"/>
+            </w:tcBorders>
+          </w:tcPr>
+          <w:p>
+            <w:pPr>
+              <w:spacing w:before="60" w:after="60" w:line="252" w:lineRule="auto"/>
+              <w:jc w:val="left"/>
+            </w:pPr>
+            <w:r/>
+            <w:r>
+              <w:t>BULL</w:t>
+            </w:r>
+          </w:p>
+        </w:tc>
+      </w:tr>
+      <w:tr>
+        <w:tc>
+          <w:tcPr>
+            <w:tcW w:type="dxa" w:w="1584"/>
+            <w:shd w:fill="FFFFFF"/>
+            <w:tcMar>
+              <w:top w:w="100" w:type="dxa"/>
+              <w:bottom w:w="100" w:type="dxa"/>
+              <w:left w:w="120" w:type="dxa"/>
+              <w:right w:w="120" w:type="dxa"/>
+            </w:tcMar>
+            <w:tcBorders>
+              <w:top w:val="single" w:sz="4" w:space="0" w:color="CCCCCC"/>
+              <w:bottom w:val="single" w:sz="4" w:space="0" w:color="CCCCCC"/>
+              <w:left w:val="single" w:sz="4" w:space="0" w:color="CCCCCC"/>
+              <w:right w:val="single" w:sz="4" w:space="0" w:color="CCCCCC"/>
+            </w:tcBorders>
+          </w:tcPr>
+          <w:p>
+            <w:pPr>
+              <w:spacing w:before="60" w:after="60" w:line="252" w:lineRule="auto"/>
+              <w:jc w:val="left"/>
+            </w:pPr>
+            <w:r/>
+            <w:r>
+              <w:rPr>
+                <w:b/>
+              </w:rPr>
+              <w:t>Tue 20/10</w:t>
+            </w:r>
+          </w:p>
+        </w:tc>
+        <w:tc>
+          <w:tcPr>
+            <w:tcW w:type="dxa" w:w="864"/>
+            <w:shd w:fill="FFFFFF"/>
+            <w:tcMar>
+              <w:top w:w="100" w:type="dxa"/>
+              <w:bottom w:w="100" w:type="dxa"/>
+              <w:left w:w="120" w:type="dxa"/>
+              <w:right w:w="120" w:type="dxa"/>
+            </w:tcMar>
+            <w:tcBorders>
+              <w:top w:val="single" w:sz="4" w:space="0" w:color="CCCCCC"/>
+              <w:bottom w:val="single" w:sz="4" w:space="0" w:color="CCCCCC"/>
+              <w:left w:val="single" w:sz="4" w:space="0" w:color="CCCCCC"/>
+              <w:right w:val="single" w:sz="4" w:space="0" w:color="CCCCCC"/>
+            </w:tcBorders>
+          </w:tcPr>
+          <w:p>
+            <w:pPr>
+              <w:spacing w:before="60" w:after="60" w:line="252" w:lineRule="auto"/>
+              <w:jc w:val="left"/>
+            </w:pPr>
+            <w:r/>
+            <w:r>
+              <w:t>NY Close 23-01</w:t>
+            </w:r>
+          </w:p>
+        </w:tc>
+        <w:tc>
+          <w:tcPr>
+            <w:tcW w:type="dxa" w:w="1440"/>
+            <w:shd w:fill="FFFFFF"/>
+            <w:tcMar>
+              <w:top w:w="100" w:type="dxa"/>
+              <w:bottom w:w="100" w:type="dxa"/>
+              <w:left w:w="120" w:type="dxa"/>
+              <w:right w:w="120" w:type="dxa"/>
+            </w:tcMar>
+            <w:tcBorders>
+              <w:top w:val="single" w:sz="4" w:space="0" w:color="CCCCCC"/>
+              <w:bottom w:val="single" w:sz="4" w:space="0" w:color="CCCCCC"/>
+              <w:left w:val="single" w:sz="4" w:space="0" w:color="CCCCCC"/>
+              <w:right w:val="single" w:sz="4" w:space="0" w:color="CCCCCC"/>
+            </w:tcBorders>
+          </w:tcPr>
+          <w:p>
+            <w:pPr>
+              <w:spacing w:before="60" w:after="60" w:line="252" w:lineRule="auto"/>
+              <w:jc w:val="left"/>
+            </w:pPr>
+            <w:r/>
+            <w:r>
+              <w:t>670.00</w:t>
+            </w:r>
+          </w:p>
+        </w:tc>
+        <w:tc>
+          <w:tcPr>
+            <w:tcW w:type="dxa" w:w="2016"/>
+            <w:shd w:fill="FFFFFF"/>
+            <w:tcMar>
+              <w:top w:w="100" w:type="dxa"/>
+              <w:bottom w:w="100" w:type="dxa"/>
+              <w:left w:w="120" w:type="dxa"/>
+              <w:right w:w="120" w:type="dxa"/>
+            </w:tcMar>
+            <w:tcBorders>
+              <w:top w:val="single" w:sz="4" w:space="0" w:color="CCCCCC"/>
+              <w:bottom w:val="single" w:sz="4" w:space="0" w:color="CCCCCC"/>
+              <w:left w:val="single" w:sz="4" w:space="0" w:color="CCCCCC"/>
+              <w:right w:val="single" w:sz="4" w:space="0" w:color="CCCCCC"/>
+            </w:tcBorders>
+          </w:tcPr>
+          <w:p>
+            <w:pPr>
+              <w:spacing w:before="60" w:after="60" w:line="252" w:lineRule="auto"/>
+              <w:jc w:val="left"/>
+            </w:pPr>
+            <w:r/>
+            <w:r>
+              <w:t>676.50</w:t>
+            </w:r>
+          </w:p>
+        </w:tc>
+        <w:tc>
+          <w:tcPr>
+            <w:tcW w:type="dxa" w:w="1152"/>
+            <w:shd w:fill="FFFFFF"/>
+            <w:tcMar>
+              <w:top w:w="100" w:type="dxa"/>
+              <w:bottom w:w="100" w:type="dxa"/>
+              <w:left w:w="120" w:type="dxa"/>
+              <w:right w:w="120" w:type="dxa"/>
+            </w:tcMar>
+            <w:tcBorders>
+              <w:top w:val="single" w:sz="4" w:space="0" w:color="CCCCCC"/>
+              <w:bottom w:val="single" w:sz="4" w:space="0" w:color="CCCCCC"/>
+              <w:left w:val="single" w:sz="4" w:space="0" w:color="CCCCCC"/>
+              <w:right w:val="single" w:sz="4" w:space="0" w:color="CCCCCC"/>
+            </w:tcBorders>
+          </w:tcPr>
+          <w:p>
+            <w:pPr>
+              <w:spacing w:before="60" w:after="60" w:line="252" w:lineRule="auto"/>
+              <w:jc w:val="left"/>
+            </w:pPr>
+            <w:r/>
+            <w:r>
+              <w:t>663.25</w:t>
+            </w:r>
+          </w:p>
+        </w:tc>
+        <w:tc>
+          <w:tcPr>
+            <w:tcW w:type="dxa" w:w="1728"/>
+            <w:shd w:fill="FFFFFF"/>
+            <w:tcMar>
+              <w:top w:w="100" w:type="dxa"/>
+              <w:bottom w:w="100" w:type="dxa"/>
+              <w:left w:w="120" w:type="dxa"/>
+              <w:right w:w="120" w:type="dxa"/>
+            </w:tcMar>
+            <w:tcBorders>
+              <w:top w:val="single" w:sz="4" w:space="0" w:color="CCCCCC"/>
+              <w:bottom w:val="single" w:sz="4" w:space="0" w:color="CCCCCC"/>
+              <w:left w:val="single" w:sz="4" w:space="0" w:color="CCCCCC"/>
+              <w:right w:val="single" w:sz="4" w:space="0" w:color="CCCCCC"/>
+            </w:tcBorders>
+          </w:tcPr>
+          <w:p>
+            <w:pPr>
+              <w:spacing w:before="60" w:after="60" w:line="252" w:lineRule="auto"/>
+              <w:jc w:val="left"/>
+            </w:pPr>
+            <w:r/>
+            <w:r>
+              <w:rPr>
+                <w:b/>
+              </w:rPr>
+              <w:t>670.25</w:t>
+            </w:r>
+          </w:p>
+        </w:tc>
+        <w:tc>
+          <w:tcPr>
+            <w:tcW w:type="dxa" w:w="3456"/>
+            <w:shd w:fill="FFFFFF"/>
+            <w:tcMar>
+              <w:top w:w="100" w:type="dxa"/>
+              <w:bottom w:w="100" w:type="dxa"/>
+              <w:left w:w="120" w:type="dxa"/>
+              <w:right w:w="120" w:type="dxa"/>
+            </w:tcMar>
+            <w:tcBorders>
+              <w:top w:val="single" w:sz="4" w:space="0" w:color="CCCCCC"/>
+              <w:bottom w:val="single" w:sz="4" w:space="0" w:color="CCCCCC"/>
+              <w:left w:val="single" w:sz="4" w:space="0" w:color="CCCCCC"/>
+              <w:right w:val="single" w:sz="4" w:space="0" w:color="CCCCCC"/>
+            </w:tcBorders>
+          </w:tcPr>
+          <w:p>
+            <w:pPr>
+              <w:spacing w:before="60" w:after="60" w:line="252" w:lineRule="auto"/>
+              <w:jc w:val="left"/>
+            </w:pPr>
+            <w:r/>
+            <w:r>
+              <w:rPr>
+                <w:b/>
+              </w:rPr>
+              <w:t>+0.25</w:t>
+            </w:r>
+          </w:p>
+        </w:tc>
+        <w:tc>
+          <w:tcPr>
+            <w:tcW w:type="dxa" w:w="1440"/>
+            <w:shd w:fill="FFFFFF"/>
+            <w:tcMar>
+              <w:top w:w="100" w:type="dxa"/>
+              <w:bottom w:w="100" w:type="dxa"/>
+              <w:left w:w="120" w:type="dxa"/>
+              <w:right w:w="120" w:type="dxa"/>
+            </w:tcMar>
+            <w:tcBorders>
+              <w:top w:val="single" w:sz="4" w:space="0" w:color="CCCCCC"/>
+              <w:bottom w:val="single" w:sz="4" w:space="0" w:color="CCCCCC"/>
+              <w:left w:val="single" w:sz="4" w:space="0" w:color="CCCCCC"/>
+              <w:right w:val="single" w:sz="4" w:space="0" w:color="CCCCCC"/>
+            </w:tcBorders>
+          </w:tcPr>
+          <w:p>
+            <w:pPr>
+              <w:spacing w:before="60" w:after="60" w:line="252" w:lineRule="auto"/>
+              <w:jc w:val="left"/>
+            </w:pPr>
+            <w:r/>
+            <w:r>
+              <w:t>BULL</w:t>
+            </w:r>
+          </w:p>
+        </w:tc>
+      </w:tr>
+      <w:tr>
+        <w:tc>
+          <w:tcPr>
+            <w:tcW w:type="dxa" w:w="1584"/>
+            <w:shd w:fill="F8FAFC"/>
+            <w:tcMar>
+              <w:top w:w="100" w:type="dxa"/>
+              <w:bottom w:w="100" w:type="dxa"/>
+              <w:left w:w="120" w:type="dxa"/>
+              <w:right w:w="120" w:type="dxa"/>
+            </w:tcMar>
+            <w:tcBorders>
+              <w:top w:val="single" w:sz="4" w:space="0" w:color="CCCCCC"/>
+              <w:bottom w:val="single" w:sz="4" w:space="0" w:color="CCCCCC"/>
+              <w:left w:val="single" w:sz="4" w:space="0" w:color="CCCCCC"/>
+              <w:right w:val="single" w:sz="4" w:space="0" w:color="CCCCCC"/>
+            </w:tcBorders>
+          </w:tcPr>
+          <w:p>
+            <w:pPr>
+              <w:spacing w:before="60" w:after="60" w:line="252" w:lineRule="auto"/>
+              <w:jc w:val="left"/>
+            </w:pPr>
+            <w:r/>
+            <w:r>
+              <w:rPr>
+                <w:b/>
+              </w:rPr>
+              <w:t>Wed 21/10</w:t>
+            </w:r>
+          </w:p>
+        </w:tc>
+        <w:tc>
+          <w:tcPr>
+            <w:tcW w:type="dxa" w:w="864"/>
+            <w:shd w:fill="F8FAFC"/>
+            <w:tcMar>
+              <w:top w:w="100" w:type="dxa"/>
+              <w:bottom w:w="100" w:type="dxa"/>
+              <w:left w:w="120" w:type="dxa"/>
+              <w:right w:w="120" w:type="dxa"/>
+            </w:tcMar>
+            <w:tcBorders>
+              <w:top w:val="single" w:sz="4" w:space="0" w:color="CCCCCC"/>
+              <w:bottom w:val="single" w:sz="4" w:space="0" w:color="CCCCCC"/>
+              <w:left w:val="single" w:sz="4" w:space="0" w:color="CCCCCC"/>
+              <w:right w:val="single" w:sz="4" w:space="0" w:color="CCCCCC"/>
+            </w:tcBorders>
+          </w:tcPr>
+          <w:p>
+            <w:pPr>
+              <w:spacing w:before="60" w:after="60" w:line="252" w:lineRule="auto"/>
+              <w:jc w:val="left"/>
+            </w:pPr>
+            <w:r/>
+            <w:r>
+              <w:t>Asia 07-11</w:t>
+            </w:r>
+          </w:p>
+        </w:tc>
+        <w:tc>
+          <w:tcPr>
+            <w:tcW w:type="dxa" w:w="1440"/>
+            <w:shd w:fill="F8FAFC"/>
+            <w:tcMar>
+              <w:top w:w="100" w:type="dxa"/>
+              <w:bottom w:w="100" w:type="dxa"/>
+              <w:left w:w="120" w:type="dxa"/>
+              <w:right w:w="120" w:type="dxa"/>
+            </w:tcMar>
+            <w:tcBorders>
+              <w:top w:val="single" w:sz="4" w:space="0" w:color="CCCCCC"/>
+              <w:bottom w:val="single" w:sz="4" w:space="0" w:color="CCCCCC"/>
+              <w:left w:val="single" w:sz="4" w:space="0" w:color="CCCCCC"/>
+              <w:right w:val="single" w:sz="4" w:space="0" w:color="CCCCCC"/>
+            </w:tcBorders>
+          </w:tcPr>
+          <w:p>
+            <w:pPr>
+              <w:spacing w:before="60" w:after="60" w:line="252" w:lineRule="auto"/>
+              <w:jc w:val="left"/>
+            </w:pPr>
+            <w:r/>
+            <w:r>
+              <w:t>670.25</w:t>
+            </w:r>
+          </w:p>
+        </w:tc>
+        <w:tc>
+          <w:tcPr>
+            <w:tcW w:type="dxa" w:w="2016"/>
+            <w:shd w:fill="F8FAFC"/>
+            <w:tcMar>
+              <w:top w:w="100" w:type="dxa"/>
+              <w:bottom w:w="100" w:type="dxa"/>
+              <w:left w:w="120" w:type="dxa"/>
+              <w:right w:w="120" w:type="dxa"/>
+            </w:tcMar>
+            <w:tcBorders>
+              <w:top w:val="single" w:sz="4" w:space="0" w:color="CCCCCC"/>
+              <w:bottom w:val="single" w:sz="4" w:space="0" w:color="CCCCCC"/>
+              <w:left w:val="single" w:sz="4" w:space="0" w:color="CCCCCC"/>
+              <w:right w:val="single" w:sz="4" w:space="0" w:color="CCCCCC"/>
+            </w:tcBorders>
+          </w:tcPr>
+          <w:p>
+            <w:pPr>
+              <w:spacing w:before="60" w:after="60" w:line="252" w:lineRule="auto"/>
+              <w:jc w:val="left"/>
+            </w:pPr>
+            <w:r/>
+            <w:r>
+              <w:t>680.50</w:t>
+            </w:r>
+          </w:p>
+        </w:tc>
+        <w:tc>
+          <w:tcPr>
+            <w:tcW w:type="dxa" w:w="1152"/>
+            <w:shd w:fill="F8FAFC"/>
+            <w:tcMar>
+              <w:top w:w="100" w:type="dxa"/>
+              <w:bottom w:w="100" w:type="dxa"/>
+              <w:left w:w="120" w:type="dxa"/>
+              <w:right w:w="120" w:type="dxa"/>
+            </w:tcMar>
+            <w:tcBorders>
+              <w:top w:val="single" w:sz="4" w:space="0" w:color="CCCCCC"/>
+              <w:bottom w:val="single" w:sz="4" w:space="0" w:color="CCCCCC"/>
+              <w:left w:val="single" w:sz="4" w:space="0" w:color="CCCCCC"/>
+              <w:right w:val="single" w:sz="4" w:space="0" w:color="CCCCCC"/>
+            </w:tcBorders>
+          </w:tcPr>
+          <w:p>
+            <w:pPr>
+              <w:spacing w:before="60" w:after="60" w:line="252" w:lineRule="auto"/>
+              <w:jc w:val="left"/>
+            </w:pPr>
+            <w:r/>
+            <w:r>
+              <w:t>662.25</w:t>
+            </w:r>
+          </w:p>
+        </w:tc>
+        <w:tc>
+          <w:tcPr>
+            <w:tcW w:type="dxa" w:w="1728"/>
+            <w:shd w:fill="F8FAFC"/>
+            <w:tcMar>
+              <w:top w:w="100" w:type="dxa"/>
+              <w:bottom w:w="100" w:type="dxa"/>
+              <w:left w:w="120" w:type="dxa"/>
+              <w:right w:w="120" w:type="dxa"/>
+            </w:tcMar>
+            <w:tcBorders>
+              <w:top w:val="single" w:sz="4" w:space="0" w:color="CCCCCC"/>
+              <w:bottom w:val="single" w:sz="4" w:space="0" w:color="CCCCCC"/>
+              <w:left w:val="single" w:sz="4" w:space="0" w:color="CCCCCC"/>
+              <w:right w:val="single" w:sz="4" w:space="0" w:color="CCCCCC"/>
+            </w:tcBorders>
+          </w:tcPr>
+          <w:p>
+            <w:pPr>
+              <w:spacing w:before="60" w:after="60" w:line="252" w:lineRule="auto"/>
+              <w:jc w:val="left"/>
+            </w:pPr>
+            <w:r/>
+            <w:r>
+              <w:rPr>
+                <w:b/>
+              </w:rPr>
+              <w:t>670.75</w:t>
+            </w:r>
+          </w:p>
+        </w:tc>
+        <w:tc>
+          <w:tcPr>
+            <w:tcW w:type="dxa" w:w="3456"/>
+            <w:shd w:fill="F8FAFC"/>
+            <w:tcMar>
+              <w:top w:w="100" w:type="dxa"/>
+              <w:bottom w:w="100" w:type="dxa"/>
+              <w:left w:w="120" w:type="dxa"/>
+              <w:right w:w="120" w:type="dxa"/>
+            </w:tcMar>
+            <w:tcBorders>
+              <w:top w:val="single" w:sz="4" w:space="0" w:color="CCCCCC"/>
+              <w:bottom w:val="single" w:sz="4" w:space="0" w:color="CCCCCC"/>
+              <w:left w:val="single" w:sz="4" w:space="0" w:color="CCCCCC"/>
+              <w:right w:val="single" w:sz="4" w:space="0" w:color="CCCCCC"/>
+            </w:tcBorders>
+          </w:tcPr>
+          <w:p>
+            <w:pPr>
+              <w:spacing w:before="60" w:after="60" w:line="252" w:lineRule="auto"/>
+              <w:jc w:val="left"/>
+            </w:pPr>
+            <w:r/>
+            <w:r>
+              <w:rPr>
+                <w:b/>
+              </w:rPr>
+              <w:t>+0.50</w:t>
+            </w:r>
+          </w:p>
+        </w:tc>
+        <w:tc>
+          <w:tcPr>
+            <w:tcW w:type="dxa" w:w="1440"/>
+            <w:shd w:fill="F8FAFC"/>
+            <w:tcMar>
+              <w:top w:w="100" w:type="dxa"/>
+              <w:bottom w:w="100" w:type="dxa"/>
+              <w:left w:w="120" w:type="dxa"/>
+              <w:right w:w="120" w:type="dxa"/>
+            </w:tcMar>
+            <w:tcBorders>
+              <w:top w:val="single" w:sz="4" w:space="0" w:color="CCCCCC"/>
+              <w:bottom w:val="single" w:sz="4" w:space="0" w:color="CCCCCC"/>
+              <w:left w:val="single" w:sz="4" w:space="0" w:color="CCCCCC"/>
+              <w:right w:val="single" w:sz="4" w:space="0" w:color="CCCCCC"/>
+            </w:tcBorders>
+          </w:tcPr>
+          <w:p>
+            <w:pPr>
+              <w:spacing w:before="60" w:after="60" w:line="252" w:lineRule="auto"/>
+              <w:jc w:val="left"/>
+            </w:pPr>
+            <w:r/>
+            <w:r>
+              <w:t>BULL</w:t>
+            </w:r>
+          </w:p>
+        </w:tc>
+      </w:tr>
+      <w:tr>
+        <w:tc>
+          <w:tcPr>
+            <w:tcW w:type="dxa" w:w="1584"/>
+            <w:shd w:fill="FFFFFF"/>
+            <w:tcMar>
+              <w:top w:w="100" w:type="dxa"/>
+              <w:bottom w:w="100" w:type="dxa"/>
+              <w:left w:w="120" w:type="dxa"/>
+              <w:right w:w="120" w:type="dxa"/>
+            </w:tcMar>
+            <w:tcBorders>
+              <w:top w:val="single" w:sz="4" w:space="0" w:color="CCCCCC"/>
+              <w:bottom w:val="single" w:sz="4" w:space="0" w:color="CCCCCC"/>
+              <w:left w:val="single" w:sz="4" w:space="0" w:color="CCCCCC"/>
+              <w:right w:val="single" w:sz="4" w:space="0" w:color="CCCCCC"/>
+            </w:tcBorders>
+          </w:tcPr>
+          <w:p>
+            <w:pPr>
+              <w:spacing w:before="60" w:after="60" w:line="252" w:lineRule="auto"/>
+              <w:jc w:val="left"/>
+            </w:pPr>
+            <w:r/>
+            <w:r>
+              <w:rPr>
+                <w:b/>
+              </w:rPr>
+              <w:t>Wed 21/10</w:t>
+            </w:r>
+          </w:p>
+        </w:tc>
+        <w:tc>
+          <w:tcPr>
+            <w:tcW w:type="dxa" w:w="864"/>
+            <w:shd w:fill="FFFFFF"/>
+            <w:tcMar>
+              <w:top w:w="100" w:type="dxa"/>
+              <w:bottom w:w="100" w:type="dxa"/>
+              <w:left w:w="120" w:type="dxa"/>
+              <w:right w:w="120" w:type="dxa"/>
+            </w:tcMar>
+            <w:tcBorders>
+              <w:top w:val="single" w:sz="4" w:space="0" w:color="CCCCCC"/>
+              <w:bottom w:val="single" w:sz="4" w:space="0" w:color="CCCCCC"/>
+              <w:left w:val="single" w:sz="4" w:space="0" w:color="CCCCCC"/>
+              <w:right w:val="single" w:sz="4" w:space="0" w:color="CCCCCC"/>
+            </w:tcBorders>
+          </w:tcPr>
+          <w:p>
+            <w:pPr>
+              <w:spacing w:before="60" w:after="60" w:line="252" w:lineRule="auto"/>
+              <w:jc w:val="left"/>
+            </w:pPr>
+            <w:r/>
+            <w:r>
+              <w:t>Asia 11-15</w:t>
+            </w:r>
+          </w:p>
+        </w:tc>
+        <w:tc>
+          <w:tcPr>
+            <w:tcW w:type="dxa" w:w="1440"/>
+            <w:shd w:fill="FFFFFF"/>
+            <w:tcMar>
+              <w:top w:w="100" w:type="dxa"/>
+              <w:bottom w:w="100" w:type="dxa"/>
+              <w:left w:w="120" w:type="dxa"/>
+              <w:right w:w="120" w:type="dxa"/>
+            </w:tcMar>
+            <w:tcBorders>
+              <w:top w:val="single" w:sz="4" w:space="0" w:color="CCCCCC"/>
+              <w:bottom w:val="single" w:sz="4" w:space="0" w:color="CCCCCC"/>
+              <w:left w:val="single" w:sz="4" w:space="0" w:color="CCCCCC"/>
+              <w:right w:val="single" w:sz="4" w:space="0" w:color="CCCCCC"/>
+            </w:tcBorders>
+          </w:tcPr>
+          <w:p>
+            <w:pPr>
+              <w:spacing w:before="60" w:after="60" w:line="252" w:lineRule="auto"/>
+              <w:jc w:val="left"/>
+            </w:pPr>
+            <w:r/>
+            <w:r>
+              <w:t>670.75</w:t>
+            </w:r>
+          </w:p>
+        </w:tc>
+        <w:tc>
+          <w:tcPr>
+            <w:tcW w:type="dxa" w:w="2016"/>
+            <w:shd w:fill="FFFFFF"/>
+            <w:tcMar>
+              <w:top w:w="100" w:type="dxa"/>
+              <w:bottom w:w="100" w:type="dxa"/>
+              <w:left w:w="120" w:type="dxa"/>
+              <w:right w:w="120" w:type="dxa"/>
+            </w:tcMar>
+            <w:tcBorders>
+              <w:top w:val="single" w:sz="4" w:space="0" w:color="CCCCCC"/>
+              <w:bottom w:val="single" w:sz="4" w:space="0" w:color="CCCCCC"/>
+              <w:left w:val="single" w:sz="4" w:space="0" w:color="CCCCCC"/>
+              <w:right w:val="single" w:sz="4" w:space="0" w:color="CCCCCC"/>
+            </w:tcBorders>
+          </w:tcPr>
+          <w:p>
+            <w:pPr>
+              <w:spacing w:before="60" w:after="60" w:line="252" w:lineRule="auto"/>
+              <w:jc w:val="left"/>
+            </w:pPr>
+            <w:r/>
+            <w:r>
+              <w:t>677.75</w:t>
+            </w:r>
+          </w:p>
+        </w:tc>
+        <w:tc>
+          <w:tcPr>
+            <w:tcW w:type="dxa" w:w="1152"/>
+            <w:shd w:fill="FFFFFF"/>
+            <w:tcMar>
+              <w:top w:w="100" w:type="dxa"/>
+              <w:bottom w:w="100" w:type="dxa"/>
+              <w:left w:w="120" w:type="dxa"/>
+              <w:right w:w="120" w:type="dxa"/>
+            </w:tcMar>
+            <w:tcBorders>
+              <w:top w:val="single" w:sz="4" w:space="0" w:color="CCCCCC"/>
+              <w:bottom w:val="single" w:sz="4" w:space="0" w:color="CCCCCC"/>
+              <w:left w:val="single" w:sz="4" w:space="0" w:color="CCCCCC"/>
+              <w:right w:val="single" w:sz="4" w:space="0" w:color="CCCCCC"/>
+            </w:tcBorders>
+          </w:tcPr>
+          <w:p>
+            <w:pPr>
+              <w:spacing w:before="60" w:after="60" w:line="252" w:lineRule="auto"/>
+              <w:jc w:val="left"/>
+            </w:pPr>
+            <w:r/>
+            <w:r>
+              <w:t>664.75</w:t>
+            </w:r>
+          </w:p>
+        </w:tc>
+        <w:tc>
+          <w:tcPr>
+            <w:tcW w:type="dxa" w:w="1728"/>
+            <w:shd w:fill="FFFFFF"/>
+            <w:tcMar>
+              <w:top w:w="100" w:type="dxa"/>
+              <w:bottom w:w="100" w:type="dxa"/>
+              <w:left w:w="120" w:type="dxa"/>
+              <w:right w:w="120" w:type="dxa"/>
+            </w:tcMar>
+            <w:tcBorders>
+              <w:top w:val="single" w:sz="4" w:space="0" w:color="CCCCCC"/>
+              <w:bottom w:val="single" w:sz="4" w:space="0" w:color="CCCCCC"/>
+              <w:left w:val="single" w:sz="4" w:space="0" w:color="CCCCCC"/>
+              <w:right w:val="single" w:sz="4" w:space="0" w:color="CCCCCC"/>
+            </w:tcBorders>
+          </w:tcPr>
+          <w:p>
+            <w:pPr>
+              <w:spacing w:before="60" w:after="60" w:line="252" w:lineRule="auto"/>
+              <w:jc w:val="left"/>
+            </w:pPr>
+            <w:r/>
+            <w:r>
+              <w:rPr>
+                <w:b/>
+              </w:rPr>
+              <w:t>670.00</w:t>
+            </w:r>
+          </w:p>
+        </w:tc>
+        <w:tc>
+          <w:tcPr>
+            <w:tcW w:type="dxa" w:w="3456"/>
+            <w:shd w:fill="FFFFFF"/>
+            <w:tcMar>
+              <w:top w:w="100" w:type="dxa"/>
+              <w:bottom w:w="100" w:type="dxa"/>
+              <w:left w:w="120" w:type="dxa"/>
+              <w:right w:w="120" w:type="dxa"/>
+            </w:tcMar>
+            <w:tcBorders>
+              <w:top w:val="single" w:sz="4" w:space="0" w:color="CCCCCC"/>
+              <w:bottom w:val="single" w:sz="4" w:space="0" w:color="CCCCCC"/>
+              <w:left w:val="single" w:sz="4" w:space="0" w:color="CCCCCC"/>
+              <w:right w:val="single" w:sz="4" w:space="0" w:color="CCCCCC"/>
+            </w:tcBorders>
+          </w:tcPr>
+          <w:p>
+            <w:pPr>
+              <w:spacing w:before="60" w:after="60" w:line="252" w:lineRule="auto"/>
+              <w:jc w:val="left"/>
+            </w:pPr>
+            <w:r/>
+            <w:r>
+              <w:rPr>
+                <w:b/>
+              </w:rPr>
+              <w:t>-0.75</w:t>
+            </w:r>
+          </w:p>
+        </w:tc>
+        <w:tc>
+          <w:tcPr>
+            <w:tcW w:type="dxa" w:w="1440"/>
+            <w:shd w:fill="FFFFFF"/>
+            <w:tcMar>
+              <w:top w:w="100" w:type="dxa"/>
+              <w:bottom w:w="100" w:type="dxa"/>
+              <w:left w:w="120" w:type="dxa"/>
+              <w:right w:w="120" w:type="dxa"/>
+            </w:tcMar>
+            <w:tcBorders>
+              <w:top w:val="single" w:sz="4" w:space="0" w:color="CCCCCC"/>
+              <w:bottom w:val="single" w:sz="4" w:space="0" w:color="CCCCCC"/>
+              <w:left w:val="single" w:sz="4" w:space="0" w:color="CCCCCC"/>
+              <w:right w:val="single" w:sz="4" w:space="0" w:color="CCCCCC"/>
+            </w:tcBorders>
+          </w:tcPr>
+          <w:p>
+            <w:pPr>
+              <w:spacing w:before="60" w:after="60" w:line="252" w:lineRule="auto"/>
+              <w:jc w:val="left"/>
+            </w:pPr>
+            <w:r/>
+            <w:r>
+              <w:t>BEAR</w:t>
+            </w:r>
+          </w:p>
+        </w:tc>
+      </w:tr>
+      <w:tr>
+        <w:tc>
+          <w:tcPr>
+            <w:tcW w:type="dxa" w:w="1584"/>
+            <w:shd w:fill="F8FAFC"/>
+            <w:tcMar>
+              <w:top w:w="100" w:type="dxa"/>
+              <w:bottom w:w="100" w:type="dxa"/>
+              <w:left w:w="120" w:type="dxa"/>
+              <w:right w:w="120" w:type="dxa"/>
+            </w:tcMar>
+            <w:tcBorders>
+              <w:top w:val="single" w:sz="4" w:space="0" w:color="CCCCCC"/>
+              <w:bottom w:val="single" w:sz="4" w:space="0" w:color="CCCCCC"/>
+              <w:left w:val="single" w:sz="4" w:space="0" w:color="CCCCCC"/>
+              <w:right w:val="single" w:sz="4" w:space="0" w:color="CCCCCC"/>
+            </w:tcBorders>
+          </w:tcPr>
+          <w:p>
+            <w:pPr>
+              <w:spacing w:before="60" w:after="60" w:line="252" w:lineRule="auto"/>
+              <w:jc w:val="left"/>
+            </w:pPr>
+            <w:r/>
+            <w:r>
+              <w:rPr>
+                <w:b/>
+              </w:rPr>
+              <w:t>Wed 21/10</w:t>
+            </w:r>
+          </w:p>
+        </w:tc>
+        <w:tc>
+          <w:tcPr>
+            <w:tcW w:type="dxa" w:w="864"/>
+            <w:shd w:fill="F8FAFC"/>
+            <w:tcMar>
+              <w:top w:w="100" w:type="dxa"/>
+              <w:bottom w:w="100" w:type="dxa"/>
+              <w:left w:w="120" w:type="dxa"/>
+              <w:right w:w="120" w:type="dxa"/>
+            </w:tcMar>
+            <w:tcBorders>
+              <w:top w:val="single" w:sz="4" w:space="0" w:color="CCCCCC"/>
+              <w:bottom w:val="single" w:sz="4" w:space="0" w:color="CCCCCC"/>
+              <w:left w:val="single" w:sz="4" w:space="0" w:color="CCCCCC"/>
+              <w:right w:val="single" w:sz="4" w:space="0" w:color="CCCCCC"/>
+            </w:tcBorders>
+          </w:tcPr>
+          <w:p>
+            <w:pPr>
+              <w:spacing w:before="60" w:after="60" w:line="252" w:lineRule="auto"/>
+              <w:jc w:val="left"/>
+            </w:pPr>
+            <w:r/>
+            <w:r>
+              <w:t>London 15-19</w:t>
+            </w:r>
+          </w:p>
+        </w:tc>
+        <w:tc>
+          <w:tcPr>
+            <w:tcW w:type="dxa" w:w="1440"/>
+            <w:shd w:fill="F8FAFC"/>
+            <w:tcMar>
+              <w:top w:w="100" w:type="dxa"/>
+              <w:bottom w:w="100" w:type="dxa"/>
+              <w:left w:w="120" w:type="dxa"/>
+              <w:right w:w="120" w:type="dxa"/>
+            </w:tcMar>
+            <w:tcBorders>
+              <w:top w:val="single" w:sz="4" w:space="0" w:color="CCCCCC"/>
+              <w:bottom w:val="single" w:sz="4" w:space="0" w:color="CCCCCC"/>
+              <w:left w:val="single" w:sz="4" w:space="0" w:color="CCCCCC"/>
+              <w:right w:val="single" w:sz="4" w:space="0" w:color="CCCCCC"/>
+            </w:tcBorders>
+          </w:tcPr>
+          <w:p>
+            <w:pPr>
+              <w:spacing w:before="60" w:after="60" w:line="252" w:lineRule="auto"/>
+              <w:jc w:val="left"/>
+            </w:pPr>
+            <w:r/>
+            <w:r>
+              <w:t>670.00</w:t>
+            </w:r>
+          </w:p>
+        </w:tc>
+        <w:tc>
+          <w:tcPr>
+            <w:tcW w:type="dxa" w:w="2016"/>
+            <w:shd w:fill="F8FAFC"/>
+            <w:tcMar>
+              <w:top w:w="100" w:type="dxa"/>
+              <w:bottom w:w="100" w:type="dxa"/>
+              <w:left w:w="120" w:type="dxa"/>
+              <w:right w:w="120" w:type="dxa"/>
+            </w:tcMar>
+            <w:tcBorders>
+              <w:top w:val="single" w:sz="4" w:space="0" w:color="CCCCCC"/>
+              <w:bottom w:val="single" w:sz="4" w:space="0" w:color="CCCCCC"/>
+              <w:left w:val="single" w:sz="4" w:space="0" w:color="CCCCCC"/>
+              <w:right w:val="single" w:sz="4" w:space="0" w:color="CCCCCC"/>
+            </w:tcBorders>
+          </w:tcPr>
+          <w:p>
+            <w:pPr>
+              <w:spacing w:before="60" w:after="60" w:line="252" w:lineRule="auto"/>
+              <w:jc w:val="left"/>
+            </w:pPr>
+            <w:r/>
+            <w:r>
+              <w:t>683.50</w:t>
+            </w:r>
+          </w:p>
+        </w:tc>
+        <w:tc>
+          <w:tcPr>
+            <w:tcW w:type="dxa" w:w="1152"/>
+            <w:shd w:fill="F8FAFC"/>
+            <w:tcMar>
+              <w:top w:w="100" w:type="dxa"/>
+              <w:bottom w:w="100" w:type="dxa"/>
+              <w:left w:w="120" w:type="dxa"/>
+              <w:right w:w="120" w:type="dxa"/>
+            </w:tcMar>
+            <w:tcBorders>
+              <w:top w:val="single" w:sz="4" w:space="0" w:color="CCCCCC"/>
+              <w:bottom w:val="single" w:sz="4" w:space="0" w:color="CCCCCC"/>
+              <w:left w:val="single" w:sz="4" w:space="0" w:color="CCCCCC"/>
+              <w:right w:val="single" w:sz="4" w:space="0" w:color="CCCCCC"/>
+            </w:tcBorders>
+          </w:tcPr>
+          <w:p>
+            <w:pPr>
+              <w:spacing w:before="60" w:after="60" w:line="252" w:lineRule="auto"/>
+              <w:jc w:val="left"/>
+            </w:pPr>
+            <w:r/>
+            <w:r>
+              <w:t>657.00</w:t>
+            </w:r>
+          </w:p>
+        </w:tc>
+        <w:tc>
+          <w:tcPr>
+            <w:tcW w:type="dxa" w:w="1728"/>
+            <w:shd w:fill="F8FAFC"/>
+            <w:tcMar>
+              <w:top w:w="100" w:type="dxa"/>
+              <w:bottom w:w="100" w:type="dxa"/>
+              <w:left w:w="120" w:type="dxa"/>
+              <w:right w:w="120" w:type="dxa"/>
+            </w:tcMar>
+            <w:tcBorders>
+              <w:top w:val="single" w:sz="4" w:space="0" w:color="CCCCCC"/>
+              <w:bottom w:val="single" w:sz="4" w:space="0" w:color="CCCCCC"/>
+              <w:left w:val="single" w:sz="4" w:space="0" w:color="CCCCCC"/>
+              <w:right w:val="single" w:sz="4" w:space="0" w:color="CCCCCC"/>
+            </w:tcBorders>
+          </w:tcPr>
+          <w:p>
+            <w:pPr>
+              <w:spacing w:before="60" w:after="60" w:line="252" w:lineRule="auto"/>
+              <w:jc w:val="left"/>
+            </w:pPr>
+            <w:r/>
+            <w:r>
+              <w:rPr>
+                <w:b/>
+              </w:rPr>
+              <w:t>671.75</w:t>
             </w:r>
           </w:p>
         </w:tc>
@@ -25917,7 +27797,7 @@
               <w:rPr>
                 <w:b/>
               </w:rPr>
-              <w:t>Tue 20/10</w:t>
+              <w:t>Wed 21/10</w:t>
             </w:r>
           </w:p>
         </w:tc>
@@ -25945,7 +27825,7 @@
             </w:pPr>
             <w:r/>
             <w:r>
-              <w:t>Asia 11-15</w:t>
+              <w:t>Pre-NY 19-21</w:t>
             </w:r>
           </w:p>
         </w:tc>
@@ -25973,7 +27853,7 @@
             </w:pPr>
             <w:r/>
             <w:r>
-              <w:t>666.75</w:t>
+              <w:t>671.75</w:t>
             </w:r>
           </w:p>
         </w:tc>
@@ -26001,7 +27881,7 @@
             </w:pPr>
             <w:r/>
             <w:r>
-              <w:t>679.00</w:t>
+              <w:t>681.00</w:t>
             </w:r>
           </w:p>
         </w:tc>
@@ -26029,7 +27909,7 @@
             </w:pPr>
             <w:r/>
             <w:r>
-              <w:t>657.00</w:t>
+              <w:t>661.00</w:t>
             </w:r>
           </w:p>
         </w:tc>
@@ -26060,7 +27940,2357 @@
               <w:rPr>
                 <w:b/>
               </w:rPr>
-              <w:t>665.75</w:t>
+              <w:t>672.25</w:t>
+            </w:r>
+          </w:p>
+        </w:tc>
+        <w:tc>
+          <w:tcPr>
+            <w:tcW w:type="dxa" w:w="3456"/>
+            <w:shd w:fill="FFFFFF"/>
+            <w:tcMar>
+              <w:top w:w="100" w:type="dxa"/>
+              <w:bottom w:w="100" w:type="dxa"/>
+              <w:left w:w="120" w:type="dxa"/>
+              <w:right w:w="120" w:type="dxa"/>
+            </w:tcMar>
+            <w:tcBorders>
+              <w:top w:val="single" w:sz="4" w:space="0" w:color="CCCCCC"/>
+              <w:bottom w:val="single" w:sz="4" w:space="0" w:color="CCCCCC"/>
+              <w:left w:val="single" w:sz="4" w:space="0" w:color="CCCCCC"/>
+              <w:right w:val="single" w:sz="4" w:space="0" w:color="CCCCCC"/>
+            </w:tcBorders>
+          </w:tcPr>
+          <w:p>
+            <w:pPr>
+              <w:spacing w:before="60" w:after="60" w:line="252" w:lineRule="auto"/>
+              <w:jc w:val="left"/>
+            </w:pPr>
+            <w:r/>
+            <w:r>
+              <w:rPr>
+                <w:b/>
+              </w:rPr>
+              <w:t>+0.50</w:t>
+            </w:r>
+          </w:p>
+        </w:tc>
+        <w:tc>
+          <w:tcPr>
+            <w:tcW w:type="dxa" w:w="1440"/>
+            <w:shd w:fill="FFFFFF"/>
+            <w:tcMar>
+              <w:top w:w="100" w:type="dxa"/>
+              <w:bottom w:w="100" w:type="dxa"/>
+              <w:left w:w="120" w:type="dxa"/>
+              <w:right w:w="120" w:type="dxa"/>
+            </w:tcMar>
+            <w:tcBorders>
+              <w:top w:val="single" w:sz="4" w:space="0" w:color="CCCCCC"/>
+              <w:bottom w:val="single" w:sz="4" w:space="0" w:color="CCCCCC"/>
+              <w:left w:val="single" w:sz="4" w:space="0" w:color="CCCCCC"/>
+              <w:right w:val="single" w:sz="4" w:space="0" w:color="CCCCCC"/>
+            </w:tcBorders>
+          </w:tcPr>
+          <w:p>
+            <w:pPr>
+              <w:spacing w:before="60" w:after="60" w:line="252" w:lineRule="auto"/>
+              <w:jc w:val="left"/>
+            </w:pPr>
+            <w:r/>
+            <w:r>
+              <w:t>BULL</w:t>
+            </w:r>
+          </w:p>
+        </w:tc>
+      </w:tr>
+      <w:tr>
+        <w:tc>
+          <w:tcPr>
+            <w:tcW w:type="dxa" w:w="1584"/>
+            <w:shd w:fill="F8FAFC"/>
+            <w:tcMar>
+              <w:top w:w="100" w:type="dxa"/>
+              <w:bottom w:w="100" w:type="dxa"/>
+              <w:left w:w="120" w:type="dxa"/>
+              <w:right w:w="120" w:type="dxa"/>
+            </w:tcMar>
+            <w:tcBorders>
+              <w:top w:val="single" w:sz="4" w:space="0" w:color="CCCCCC"/>
+              <w:bottom w:val="single" w:sz="4" w:space="0" w:color="CCCCCC"/>
+              <w:left w:val="single" w:sz="4" w:space="0" w:color="CCCCCC"/>
+              <w:right w:val="single" w:sz="4" w:space="0" w:color="CCCCCC"/>
+            </w:tcBorders>
+          </w:tcPr>
+          <w:p>
+            <w:pPr>
+              <w:spacing w:before="60" w:after="60" w:line="252" w:lineRule="auto"/>
+              <w:jc w:val="left"/>
+            </w:pPr>
+            <w:r/>
+            <w:r>
+              <w:rPr>
+                <w:b/>
+              </w:rPr>
+              <w:t>Wed 21/10</w:t>
+            </w:r>
+          </w:p>
+        </w:tc>
+        <w:tc>
+          <w:tcPr>
+            <w:tcW w:type="dxa" w:w="864"/>
+            <w:shd w:fill="F8FAFC"/>
+            <w:tcMar>
+              <w:top w:w="100" w:type="dxa"/>
+              <w:bottom w:w="100" w:type="dxa"/>
+              <w:left w:w="120" w:type="dxa"/>
+              <w:right w:w="120" w:type="dxa"/>
+            </w:tcMar>
+            <w:tcBorders>
+              <w:top w:val="single" w:sz="4" w:space="0" w:color="CCCCCC"/>
+              <w:bottom w:val="single" w:sz="4" w:space="0" w:color="CCCCCC"/>
+              <w:left w:val="single" w:sz="4" w:space="0" w:color="CCCCCC"/>
+              <w:right w:val="single" w:sz="4" w:space="0" w:color="CCCCCC"/>
+            </w:tcBorders>
+          </w:tcPr>
+          <w:p>
+            <w:pPr>
+              <w:spacing w:before="60" w:after="60" w:line="252" w:lineRule="auto"/>
+              <w:jc w:val="left"/>
+            </w:pPr>
+            <w:r/>
+            <w:r>
+              <w:t>NY Open 21-23</w:t>
+            </w:r>
+          </w:p>
+        </w:tc>
+        <w:tc>
+          <w:tcPr>
+            <w:tcW w:type="dxa" w:w="1440"/>
+            <w:shd w:fill="F8FAFC"/>
+            <w:tcMar>
+              <w:top w:w="100" w:type="dxa"/>
+              <w:bottom w:w="100" w:type="dxa"/>
+              <w:left w:w="120" w:type="dxa"/>
+              <w:right w:w="120" w:type="dxa"/>
+            </w:tcMar>
+            <w:tcBorders>
+              <w:top w:val="single" w:sz="4" w:space="0" w:color="CCCCCC"/>
+              <w:bottom w:val="single" w:sz="4" w:space="0" w:color="CCCCCC"/>
+              <w:left w:val="single" w:sz="4" w:space="0" w:color="CCCCCC"/>
+              <w:right w:val="single" w:sz="4" w:space="0" w:color="CCCCCC"/>
+            </w:tcBorders>
+          </w:tcPr>
+          <w:p>
+            <w:pPr>
+              <w:spacing w:before="60" w:after="60" w:line="252" w:lineRule="auto"/>
+              <w:jc w:val="left"/>
+            </w:pPr>
+            <w:r/>
+            <w:r>
+              <w:t>672.25</w:t>
+            </w:r>
+          </w:p>
+        </w:tc>
+        <w:tc>
+          <w:tcPr>
+            <w:tcW w:type="dxa" w:w="2016"/>
+            <w:shd w:fill="F8FAFC"/>
+            <w:tcMar>
+              <w:top w:w="100" w:type="dxa"/>
+              <w:bottom w:w="100" w:type="dxa"/>
+              <w:left w:w="120" w:type="dxa"/>
+              <w:right w:w="120" w:type="dxa"/>
+            </w:tcMar>
+            <w:tcBorders>
+              <w:top w:val="single" w:sz="4" w:space="0" w:color="CCCCCC"/>
+              <w:bottom w:val="single" w:sz="4" w:space="0" w:color="CCCCCC"/>
+              <w:left w:val="single" w:sz="4" w:space="0" w:color="CCCCCC"/>
+              <w:right w:val="single" w:sz="4" w:space="0" w:color="CCCCCC"/>
+            </w:tcBorders>
+          </w:tcPr>
+          <w:p>
+            <w:pPr>
+              <w:spacing w:before="60" w:after="60" w:line="252" w:lineRule="auto"/>
+              <w:jc w:val="left"/>
+            </w:pPr>
+            <w:r/>
+            <w:r>
+              <w:t>684.50</w:t>
+            </w:r>
+          </w:p>
+        </w:tc>
+        <w:tc>
+          <w:tcPr>
+            <w:tcW w:type="dxa" w:w="1152"/>
+            <w:shd w:fill="F8FAFC"/>
+            <w:tcMar>
+              <w:top w:w="100" w:type="dxa"/>
+              <w:bottom w:w="100" w:type="dxa"/>
+              <w:left w:w="120" w:type="dxa"/>
+              <w:right w:w="120" w:type="dxa"/>
+            </w:tcMar>
+            <w:tcBorders>
+              <w:top w:val="single" w:sz="4" w:space="0" w:color="CCCCCC"/>
+              <w:bottom w:val="single" w:sz="4" w:space="0" w:color="CCCCCC"/>
+              <w:left w:val="single" w:sz="4" w:space="0" w:color="CCCCCC"/>
+              <w:right w:val="single" w:sz="4" w:space="0" w:color="CCCCCC"/>
+            </w:tcBorders>
+          </w:tcPr>
+          <w:p>
+            <w:pPr>
+              <w:spacing w:before="60" w:after="60" w:line="252" w:lineRule="auto"/>
+              <w:jc w:val="left"/>
+            </w:pPr>
+            <w:r/>
+            <w:r>
+              <w:t>658.00</w:t>
+            </w:r>
+          </w:p>
+        </w:tc>
+        <w:tc>
+          <w:tcPr>
+            <w:tcW w:type="dxa" w:w="1728"/>
+            <w:shd w:fill="F8FAFC"/>
+            <w:tcMar>
+              <w:top w:w="100" w:type="dxa"/>
+              <w:bottom w:w="100" w:type="dxa"/>
+              <w:left w:w="120" w:type="dxa"/>
+              <w:right w:w="120" w:type="dxa"/>
+            </w:tcMar>
+            <w:tcBorders>
+              <w:top w:val="single" w:sz="4" w:space="0" w:color="CCCCCC"/>
+              <w:bottom w:val="single" w:sz="4" w:space="0" w:color="CCCCCC"/>
+              <w:left w:val="single" w:sz="4" w:space="0" w:color="CCCCCC"/>
+              <w:right w:val="single" w:sz="4" w:space="0" w:color="CCCCCC"/>
+            </w:tcBorders>
+          </w:tcPr>
+          <w:p>
+            <w:pPr>
+              <w:spacing w:before="60" w:after="60" w:line="252" w:lineRule="auto"/>
+              <w:jc w:val="left"/>
+            </w:pPr>
+            <w:r/>
+            <w:r>
+              <w:rPr>
+                <w:b/>
+              </w:rPr>
+              <w:t>670.75</w:t>
+            </w:r>
+          </w:p>
+        </w:tc>
+        <w:tc>
+          <w:tcPr>
+            <w:tcW w:type="dxa" w:w="3456"/>
+            <w:shd w:fill="F8FAFC"/>
+            <w:tcMar>
+              <w:top w:w="100" w:type="dxa"/>
+              <w:bottom w:w="100" w:type="dxa"/>
+              <w:left w:w="120" w:type="dxa"/>
+              <w:right w:w="120" w:type="dxa"/>
+            </w:tcMar>
+            <w:tcBorders>
+              <w:top w:val="single" w:sz="4" w:space="0" w:color="CCCCCC"/>
+              <w:bottom w:val="single" w:sz="4" w:space="0" w:color="CCCCCC"/>
+              <w:left w:val="single" w:sz="4" w:space="0" w:color="CCCCCC"/>
+              <w:right w:val="single" w:sz="4" w:space="0" w:color="CCCCCC"/>
+            </w:tcBorders>
+          </w:tcPr>
+          <w:p>
+            <w:pPr>
+              <w:spacing w:before="60" w:after="60" w:line="252" w:lineRule="auto"/>
+              <w:jc w:val="left"/>
+            </w:pPr>
+            <w:r/>
+            <w:r>
+              <w:rPr>
+                <w:b/>
+              </w:rPr>
+              <w:t>-1.50</w:t>
+            </w:r>
+          </w:p>
+        </w:tc>
+        <w:tc>
+          <w:tcPr>
+            <w:tcW w:type="dxa" w:w="1440"/>
+            <w:shd w:fill="F8FAFC"/>
+            <w:tcMar>
+              <w:top w:w="100" w:type="dxa"/>
+              <w:bottom w:w="100" w:type="dxa"/>
+              <w:left w:w="120" w:type="dxa"/>
+              <w:right w:w="120" w:type="dxa"/>
+            </w:tcMar>
+            <w:tcBorders>
+              <w:top w:val="single" w:sz="4" w:space="0" w:color="CCCCCC"/>
+              <w:bottom w:val="single" w:sz="4" w:space="0" w:color="CCCCCC"/>
+              <w:left w:val="single" w:sz="4" w:space="0" w:color="CCCCCC"/>
+              <w:right w:val="single" w:sz="4" w:space="0" w:color="CCCCCC"/>
+            </w:tcBorders>
+          </w:tcPr>
+          <w:p>
+            <w:pPr>
+              <w:spacing w:before="60" w:after="60" w:line="252" w:lineRule="auto"/>
+              <w:jc w:val="left"/>
+            </w:pPr>
+            <w:r/>
+            <w:r>
+              <w:t>BEAR</w:t>
+            </w:r>
+          </w:p>
+        </w:tc>
+      </w:tr>
+      <w:tr>
+        <w:tc>
+          <w:tcPr>
+            <w:tcW w:type="dxa" w:w="1584"/>
+            <w:shd w:fill="FFFFFF"/>
+            <w:tcMar>
+              <w:top w:w="100" w:type="dxa"/>
+              <w:bottom w:w="100" w:type="dxa"/>
+              <w:left w:w="120" w:type="dxa"/>
+              <w:right w:w="120" w:type="dxa"/>
+            </w:tcMar>
+            <w:tcBorders>
+              <w:top w:val="single" w:sz="4" w:space="0" w:color="CCCCCC"/>
+              <w:bottom w:val="single" w:sz="4" w:space="0" w:color="CCCCCC"/>
+              <w:left w:val="single" w:sz="4" w:space="0" w:color="CCCCCC"/>
+              <w:right w:val="single" w:sz="4" w:space="0" w:color="CCCCCC"/>
+            </w:tcBorders>
+          </w:tcPr>
+          <w:p>
+            <w:pPr>
+              <w:spacing w:before="60" w:after="60" w:line="252" w:lineRule="auto"/>
+              <w:jc w:val="left"/>
+            </w:pPr>
+            <w:r/>
+            <w:r>
+              <w:rPr>
+                <w:b/>
+              </w:rPr>
+              <w:t>Wed 21/10</w:t>
+            </w:r>
+          </w:p>
+        </w:tc>
+        <w:tc>
+          <w:tcPr>
+            <w:tcW w:type="dxa" w:w="864"/>
+            <w:shd w:fill="FFFFFF"/>
+            <w:tcMar>
+              <w:top w:w="100" w:type="dxa"/>
+              <w:bottom w:w="100" w:type="dxa"/>
+              <w:left w:w="120" w:type="dxa"/>
+              <w:right w:w="120" w:type="dxa"/>
+            </w:tcMar>
+            <w:tcBorders>
+              <w:top w:val="single" w:sz="4" w:space="0" w:color="CCCCCC"/>
+              <w:bottom w:val="single" w:sz="4" w:space="0" w:color="CCCCCC"/>
+              <w:left w:val="single" w:sz="4" w:space="0" w:color="CCCCCC"/>
+              <w:right w:val="single" w:sz="4" w:space="0" w:color="CCCCCC"/>
+            </w:tcBorders>
+          </w:tcPr>
+          <w:p>
+            <w:pPr>
+              <w:spacing w:before="60" w:after="60" w:line="252" w:lineRule="auto"/>
+              <w:jc w:val="left"/>
+            </w:pPr>
+            <w:r/>
+            <w:r>
+              <w:t>NY Close 23-01</w:t>
+            </w:r>
+          </w:p>
+        </w:tc>
+        <w:tc>
+          <w:tcPr>
+            <w:tcW w:type="dxa" w:w="1440"/>
+            <w:shd w:fill="FFFFFF"/>
+            <w:tcMar>
+              <w:top w:w="100" w:type="dxa"/>
+              <w:bottom w:w="100" w:type="dxa"/>
+              <w:left w:w="120" w:type="dxa"/>
+              <w:right w:w="120" w:type="dxa"/>
+            </w:tcMar>
+            <w:tcBorders>
+              <w:top w:val="single" w:sz="4" w:space="0" w:color="CCCCCC"/>
+              <w:bottom w:val="single" w:sz="4" w:space="0" w:color="CCCCCC"/>
+              <w:left w:val="single" w:sz="4" w:space="0" w:color="CCCCCC"/>
+              <w:right w:val="single" w:sz="4" w:space="0" w:color="CCCCCC"/>
+            </w:tcBorders>
+          </w:tcPr>
+          <w:p>
+            <w:pPr>
+              <w:spacing w:before="60" w:after="60" w:line="252" w:lineRule="auto"/>
+              <w:jc w:val="left"/>
+            </w:pPr>
+            <w:r/>
+            <w:r>
+              <w:t>670.75</w:t>
+            </w:r>
+          </w:p>
+        </w:tc>
+        <w:tc>
+          <w:tcPr>
+            <w:tcW w:type="dxa" w:w="2016"/>
+            <w:shd w:fill="FFFFFF"/>
+            <w:tcMar>
+              <w:top w:w="100" w:type="dxa"/>
+              <w:bottom w:w="100" w:type="dxa"/>
+              <w:left w:w="120" w:type="dxa"/>
+              <w:right w:w="120" w:type="dxa"/>
+            </w:tcMar>
+            <w:tcBorders>
+              <w:top w:val="single" w:sz="4" w:space="0" w:color="CCCCCC"/>
+              <w:bottom w:val="single" w:sz="4" w:space="0" w:color="CCCCCC"/>
+              <w:left w:val="single" w:sz="4" w:space="0" w:color="CCCCCC"/>
+              <w:right w:val="single" w:sz="4" w:space="0" w:color="CCCCCC"/>
+            </w:tcBorders>
+          </w:tcPr>
+          <w:p>
+            <w:pPr>
+              <w:spacing w:before="60" w:after="60" w:line="252" w:lineRule="auto"/>
+              <w:jc w:val="left"/>
+            </w:pPr>
+            <w:r/>
+            <w:r>
+              <w:t>677.75</w:t>
+            </w:r>
+          </w:p>
+        </w:tc>
+        <w:tc>
+          <w:tcPr>
+            <w:tcW w:type="dxa" w:w="1152"/>
+            <w:shd w:fill="FFFFFF"/>
+            <w:tcMar>
+              <w:top w:w="100" w:type="dxa"/>
+              <w:bottom w:w="100" w:type="dxa"/>
+              <w:left w:w="120" w:type="dxa"/>
+              <w:right w:w="120" w:type="dxa"/>
+            </w:tcMar>
+            <w:tcBorders>
+              <w:top w:val="single" w:sz="4" w:space="0" w:color="CCCCCC"/>
+              <w:bottom w:val="single" w:sz="4" w:space="0" w:color="CCCCCC"/>
+              <w:left w:val="single" w:sz="4" w:space="0" w:color="CCCCCC"/>
+              <w:right w:val="single" w:sz="4" w:space="0" w:color="CCCCCC"/>
+            </w:tcBorders>
+          </w:tcPr>
+          <w:p>
+            <w:pPr>
+              <w:spacing w:before="60" w:after="60" w:line="252" w:lineRule="auto"/>
+              <w:jc w:val="left"/>
+            </w:pPr>
+            <w:r/>
+            <w:r>
+              <w:t>661.25</w:t>
+            </w:r>
+          </w:p>
+        </w:tc>
+        <w:tc>
+          <w:tcPr>
+            <w:tcW w:type="dxa" w:w="1728"/>
+            <w:shd w:fill="FFFFFF"/>
+            <w:tcMar>
+              <w:top w:w="100" w:type="dxa"/>
+              <w:bottom w:w="100" w:type="dxa"/>
+              <w:left w:w="120" w:type="dxa"/>
+              <w:right w:w="120" w:type="dxa"/>
+            </w:tcMar>
+            <w:tcBorders>
+              <w:top w:val="single" w:sz="4" w:space="0" w:color="CCCCCC"/>
+              <w:bottom w:val="single" w:sz="4" w:space="0" w:color="CCCCCC"/>
+              <w:left w:val="single" w:sz="4" w:space="0" w:color="CCCCCC"/>
+              <w:right w:val="single" w:sz="4" w:space="0" w:color="CCCCCC"/>
+            </w:tcBorders>
+          </w:tcPr>
+          <w:p>
+            <w:pPr>
+              <w:spacing w:before="60" w:after="60" w:line="252" w:lineRule="auto"/>
+              <w:jc w:val="left"/>
+            </w:pPr>
+            <w:r/>
+            <w:r>
+              <w:rPr>
+                <w:b/>
+              </w:rPr>
+              <w:t>671.25</w:t>
+            </w:r>
+          </w:p>
+        </w:tc>
+        <w:tc>
+          <w:tcPr>
+            <w:tcW w:type="dxa" w:w="3456"/>
+            <w:shd w:fill="FFFFFF"/>
+            <w:tcMar>
+              <w:top w:w="100" w:type="dxa"/>
+              <w:bottom w:w="100" w:type="dxa"/>
+              <w:left w:w="120" w:type="dxa"/>
+              <w:right w:w="120" w:type="dxa"/>
+            </w:tcMar>
+            <w:tcBorders>
+              <w:top w:val="single" w:sz="4" w:space="0" w:color="CCCCCC"/>
+              <w:bottom w:val="single" w:sz="4" w:space="0" w:color="CCCCCC"/>
+              <w:left w:val="single" w:sz="4" w:space="0" w:color="CCCCCC"/>
+              <w:right w:val="single" w:sz="4" w:space="0" w:color="CCCCCC"/>
+            </w:tcBorders>
+          </w:tcPr>
+          <w:p>
+            <w:pPr>
+              <w:spacing w:before="60" w:after="60" w:line="252" w:lineRule="auto"/>
+              <w:jc w:val="left"/>
+            </w:pPr>
+            <w:r/>
+            <w:r>
+              <w:rPr>
+                <w:b/>
+              </w:rPr>
+              <w:t>+0.50</w:t>
+            </w:r>
+          </w:p>
+        </w:tc>
+        <w:tc>
+          <w:tcPr>
+            <w:tcW w:type="dxa" w:w="1440"/>
+            <w:shd w:fill="FFFFFF"/>
+            <w:tcMar>
+              <w:top w:w="100" w:type="dxa"/>
+              <w:bottom w:w="100" w:type="dxa"/>
+              <w:left w:w="120" w:type="dxa"/>
+              <w:right w:w="120" w:type="dxa"/>
+            </w:tcMar>
+            <w:tcBorders>
+              <w:top w:val="single" w:sz="4" w:space="0" w:color="CCCCCC"/>
+              <w:bottom w:val="single" w:sz="4" w:space="0" w:color="CCCCCC"/>
+              <w:left w:val="single" w:sz="4" w:space="0" w:color="CCCCCC"/>
+              <w:right w:val="single" w:sz="4" w:space="0" w:color="CCCCCC"/>
+            </w:tcBorders>
+          </w:tcPr>
+          <w:p>
+            <w:pPr>
+              <w:spacing w:before="60" w:after="60" w:line="252" w:lineRule="auto"/>
+              <w:jc w:val="left"/>
+            </w:pPr>
+            <w:r/>
+            <w:r>
+              <w:t>BULL</w:t>
+            </w:r>
+          </w:p>
+        </w:tc>
+      </w:tr>
+      <w:tr>
+        <w:tc>
+          <w:tcPr>
+            <w:tcW w:type="dxa" w:w="1584"/>
+            <w:shd w:fill="F8FAFC"/>
+            <w:tcMar>
+              <w:top w:w="100" w:type="dxa"/>
+              <w:bottom w:w="100" w:type="dxa"/>
+              <w:left w:w="120" w:type="dxa"/>
+              <w:right w:w="120" w:type="dxa"/>
+            </w:tcMar>
+            <w:tcBorders>
+              <w:top w:val="single" w:sz="4" w:space="0" w:color="CCCCCC"/>
+              <w:bottom w:val="single" w:sz="4" w:space="0" w:color="CCCCCC"/>
+              <w:left w:val="single" w:sz="4" w:space="0" w:color="CCCCCC"/>
+              <w:right w:val="single" w:sz="4" w:space="0" w:color="CCCCCC"/>
+            </w:tcBorders>
+          </w:tcPr>
+          <w:p>
+            <w:pPr>
+              <w:spacing w:before="60" w:after="60" w:line="252" w:lineRule="auto"/>
+              <w:jc w:val="left"/>
+            </w:pPr>
+            <w:r/>
+            <w:r>
+              <w:rPr>
+                <w:b/>
+              </w:rPr>
+              <w:t>Thu 22/10</w:t>
+            </w:r>
+          </w:p>
+        </w:tc>
+        <w:tc>
+          <w:tcPr>
+            <w:tcW w:type="dxa" w:w="864"/>
+            <w:shd w:fill="F8FAFC"/>
+            <w:tcMar>
+              <w:top w:w="100" w:type="dxa"/>
+              <w:bottom w:w="100" w:type="dxa"/>
+              <w:left w:w="120" w:type="dxa"/>
+              <w:right w:w="120" w:type="dxa"/>
+            </w:tcMar>
+            <w:tcBorders>
+              <w:top w:val="single" w:sz="4" w:space="0" w:color="CCCCCC"/>
+              <w:bottom w:val="single" w:sz="4" w:space="0" w:color="CCCCCC"/>
+              <w:left w:val="single" w:sz="4" w:space="0" w:color="CCCCCC"/>
+              <w:right w:val="single" w:sz="4" w:space="0" w:color="CCCCCC"/>
+            </w:tcBorders>
+          </w:tcPr>
+          <w:p>
+            <w:pPr>
+              <w:spacing w:before="60" w:after="60" w:line="252" w:lineRule="auto"/>
+              <w:jc w:val="left"/>
+            </w:pPr>
+            <w:r/>
+            <w:r>
+              <w:t>Asia 07-11</w:t>
+            </w:r>
+          </w:p>
+        </w:tc>
+        <w:tc>
+          <w:tcPr>
+            <w:tcW w:type="dxa" w:w="1440"/>
+            <w:shd w:fill="F8FAFC"/>
+            <w:tcMar>
+              <w:top w:w="100" w:type="dxa"/>
+              <w:bottom w:w="100" w:type="dxa"/>
+              <w:left w:w="120" w:type="dxa"/>
+              <w:right w:w="120" w:type="dxa"/>
+            </w:tcMar>
+            <w:tcBorders>
+              <w:top w:val="single" w:sz="4" w:space="0" w:color="CCCCCC"/>
+              <w:bottom w:val="single" w:sz="4" w:space="0" w:color="CCCCCC"/>
+              <w:left w:val="single" w:sz="4" w:space="0" w:color="CCCCCC"/>
+              <w:right w:val="single" w:sz="4" w:space="0" w:color="CCCCCC"/>
+            </w:tcBorders>
+          </w:tcPr>
+          <w:p>
+            <w:pPr>
+              <w:spacing w:before="60" w:after="60" w:line="252" w:lineRule="auto"/>
+              <w:jc w:val="left"/>
+            </w:pPr>
+            <w:r/>
+            <w:r>
+              <w:t>671.25</w:t>
+            </w:r>
+          </w:p>
+        </w:tc>
+        <w:tc>
+          <w:tcPr>
+            <w:tcW w:type="dxa" w:w="2016"/>
+            <w:shd w:fill="F8FAFC"/>
+            <w:tcMar>
+              <w:top w:w="100" w:type="dxa"/>
+              <w:bottom w:w="100" w:type="dxa"/>
+              <w:left w:w="120" w:type="dxa"/>
+              <w:right w:w="120" w:type="dxa"/>
+            </w:tcMar>
+            <w:tcBorders>
+              <w:top w:val="single" w:sz="4" w:space="0" w:color="CCCCCC"/>
+              <w:bottom w:val="single" w:sz="4" w:space="0" w:color="CCCCCC"/>
+              <w:left w:val="single" w:sz="4" w:space="0" w:color="CCCCCC"/>
+              <w:right w:val="single" w:sz="4" w:space="0" w:color="CCCCCC"/>
+            </w:tcBorders>
+          </w:tcPr>
+          <w:p>
+            <w:pPr>
+              <w:spacing w:before="60" w:after="60" w:line="252" w:lineRule="auto"/>
+              <w:jc w:val="left"/>
+            </w:pPr>
+            <w:r/>
+            <w:r>
+              <w:t>681.75</w:t>
+            </w:r>
+          </w:p>
+        </w:tc>
+        <w:tc>
+          <w:tcPr>
+            <w:tcW w:type="dxa" w:w="1152"/>
+            <w:shd w:fill="F8FAFC"/>
+            <w:tcMar>
+              <w:top w:w="100" w:type="dxa"/>
+              <w:bottom w:w="100" w:type="dxa"/>
+              <w:left w:w="120" w:type="dxa"/>
+              <w:right w:w="120" w:type="dxa"/>
+            </w:tcMar>
+            <w:tcBorders>
+              <w:top w:val="single" w:sz="4" w:space="0" w:color="CCCCCC"/>
+              <w:bottom w:val="single" w:sz="4" w:space="0" w:color="CCCCCC"/>
+              <w:left w:val="single" w:sz="4" w:space="0" w:color="CCCCCC"/>
+              <w:right w:val="single" w:sz="4" w:space="0" w:color="CCCCCC"/>
+            </w:tcBorders>
+          </w:tcPr>
+          <w:p>
+            <w:pPr>
+              <w:spacing w:before="60" w:after="60" w:line="252" w:lineRule="auto"/>
+              <w:jc w:val="left"/>
+            </w:pPr>
+            <w:r/>
+            <w:r>
+              <w:t>664.00</w:t>
+            </w:r>
+          </w:p>
+        </w:tc>
+        <w:tc>
+          <w:tcPr>
+            <w:tcW w:type="dxa" w:w="1728"/>
+            <w:shd w:fill="F8FAFC"/>
+            <w:tcMar>
+              <w:top w:w="100" w:type="dxa"/>
+              <w:bottom w:w="100" w:type="dxa"/>
+              <w:left w:w="120" w:type="dxa"/>
+              <w:right w:w="120" w:type="dxa"/>
+            </w:tcMar>
+            <w:tcBorders>
+              <w:top w:val="single" w:sz="4" w:space="0" w:color="CCCCCC"/>
+              <w:bottom w:val="single" w:sz="4" w:space="0" w:color="CCCCCC"/>
+              <w:left w:val="single" w:sz="4" w:space="0" w:color="CCCCCC"/>
+              <w:right w:val="single" w:sz="4" w:space="0" w:color="CCCCCC"/>
+            </w:tcBorders>
+          </w:tcPr>
+          <w:p>
+            <w:pPr>
+              <w:spacing w:before="60" w:after="60" w:line="252" w:lineRule="auto"/>
+              <w:jc w:val="left"/>
+            </w:pPr>
+            <w:r/>
+            <w:r>
+              <w:rPr>
+                <w:b/>
+              </w:rPr>
+              <w:t>671.00</w:t>
+            </w:r>
+          </w:p>
+        </w:tc>
+        <w:tc>
+          <w:tcPr>
+            <w:tcW w:type="dxa" w:w="3456"/>
+            <w:shd w:fill="F8FAFC"/>
+            <w:tcMar>
+              <w:top w:w="100" w:type="dxa"/>
+              <w:bottom w:w="100" w:type="dxa"/>
+              <w:left w:w="120" w:type="dxa"/>
+              <w:right w:w="120" w:type="dxa"/>
+            </w:tcMar>
+            <w:tcBorders>
+              <w:top w:val="single" w:sz="4" w:space="0" w:color="CCCCCC"/>
+              <w:bottom w:val="single" w:sz="4" w:space="0" w:color="CCCCCC"/>
+              <w:left w:val="single" w:sz="4" w:space="0" w:color="CCCCCC"/>
+              <w:right w:val="single" w:sz="4" w:space="0" w:color="CCCCCC"/>
+            </w:tcBorders>
+          </w:tcPr>
+          <w:p>
+            <w:pPr>
+              <w:spacing w:before="60" w:after="60" w:line="252" w:lineRule="auto"/>
+              <w:jc w:val="left"/>
+            </w:pPr>
+            <w:r/>
+            <w:r>
+              <w:rPr>
+                <w:b/>
+              </w:rPr>
+              <w:t>-0.25</w:t>
+            </w:r>
+          </w:p>
+        </w:tc>
+        <w:tc>
+          <w:tcPr>
+            <w:tcW w:type="dxa" w:w="1440"/>
+            <w:shd w:fill="F8FAFC"/>
+            <w:tcMar>
+              <w:top w:w="100" w:type="dxa"/>
+              <w:bottom w:w="100" w:type="dxa"/>
+              <w:left w:w="120" w:type="dxa"/>
+              <w:right w:w="120" w:type="dxa"/>
+            </w:tcMar>
+            <w:tcBorders>
+              <w:top w:val="single" w:sz="4" w:space="0" w:color="CCCCCC"/>
+              <w:bottom w:val="single" w:sz="4" w:space="0" w:color="CCCCCC"/>
+              <w:left w:val="single" w:sz="4" w:space="0" w:color="CCCCCC"/>
+              <w:right w:val="single" w:sz="4" w:space="0" w:color="CCCCCC"/>
+            </w:tcBorders>
+          </w:tcPr>
+          <w:p>
+            <w:pPr>
+              <w:spacing w:before="60" w:after="60" w:line="252" w:lineRule="auto"/>
+              <w:jc w:val="left"/>
+            </w:pPr>
+            <w:r/>
+            <w:r>
+              <w:t>BEAR</w:t>
+            </w:r>
+          </w:p>
+        </w:tc>
+      </w:tr>
+      <w:tr>
+        <w:tc>
+          <w:tcPr>
+            <w:tcW w:type="dxa" w:w="1584"/>
+            <w:shd w:fill="FFFFFF"/>
+            <w:tcMar>
+              <w:top w:w="100" w:type="dxa"/>
+              <w:bottom w:w="100" w:type="dxa"/>
+              <w:left w:w="120" w:type="dxa"/>
+              <w:right w:w="120" w:type="dxa"/>
+            </w:tcMar>
+            <w:tcBorders>
+              <w:top w:val="single" w:sz="4" w:space="0" w:color="CCCCCC"/>
+              <w:bottom w:val="single" w:sz="4" w:space="0" w:color="CCCCCC"/>
+              <w:left w:val="single" w:sz="4" w:space="0" w:color="CCCCCC"/>
+              <w:right w:val="single" w:sz="4" w:space="0" w:color="CCCCCC"/>
+            </w:tcBorders>
+          </w:tcPr>
+          <w:p>
+            <w:pPr>
+              <w:spacing w:before="60" w:after="60" w:line="252" w:lineRule="auto"/>
+              <w:jc w:val="left"/>
+            </w:pPr>
+            <w:r/>
+            <w:r>
+              <w:rPr>
+                <w:b/>
+              </w:rPr>
+              <w:t>Thu 22/10</w:t>
+            </w:r>
+          </w:p>
+        </w:tc>
+        <w:tc>
+          <w:tcPr>
+            <w:tcW w:type="dxa" w:w="864"/>
+            <w:shd w:fill="FFFFFF"/>
+            <w:tcMar>
+              <w:top w:w="100" w:type="dxa"/>
+              <w:bottom w:w="100" w:type="dxa"/>
+              <w:left w:w="120" w:type="dxa"/>
+              <w:right w:w="120" w:type="dxa"/>
+            </w:tcMar>
+            <w:tcBorders>
+              <w:top w:val="single" w:sz="4" w:space="0" w:color="CCCCCC"/>
+              <w:bottom w:val="single" w:sz="4" w:space="0" w:color="CCCCCC"/>
+              <w:left w:val="single" w:sz="4" w:space="0" w:color="CCCCCC"/>
+              <w:right w:val="single" w:sz="4" w:space="0" w:color="CCCCCC"/>
+            </w:tcBorders>
+          </w:tcPr>
+          <w:p>
+            <w:pPr>
+              <w:spacing w:before="60" w:after="60" w:line="252" w:lineRule="auto"/>
+              <w:jc w:val="left"/>
+            </w:pPr>
+            <w:r/>
+            <w:r>
+              <w:t>Asia 11-15</w:t>
+            </w:r>
+          </w:p>
+        </w:tc>
+        <w:tc>
+          <w:tcPr>
+            <w:tcW w:type="dxa" w:w="1440"/>
+            <w:shd w:fill="FFFFFF"/>
+            <w:tcMar>
+              <w:top w:w="100" w:type="dxa"/>
+              <w:bottom w:w="100" w:type="dxa"/>
+              <w:left w:w="120" w:type="dxa"/>
+              <w:right w:w="120" w:type="dxa"/>
+            </w:tcMar>
+            <w:tcBorders>
+              <w:top w:val="single" w:sz="4" w:space="0" w:color="CCCCCC"/>
+              <w:bottom w:val="single" w:sz="4" w:space="0" w:color="CCCCCC"/>
+              <w:left w:val="single" w:sz="4" w:space="0" w:color="CCCCCC"/>
+              <w:right w:val="single" w:sz="4" w:space="0" w:color="CCCCCC"/>
+            </w:tcBorders>
+          </w:tcPr>
+          <w:p>
+            <w:pPr>
+              <w:spacing w:before="60" w:after="60" w:line="252" w:lineRule="auto"/>
+              <w:jc w:val="left"/>
+            </w:pPr>
+            <w:r/>
+            <w:r>
+              <w:t>671.00</w:t>
+            </w:r>
+          </w:p>
+        </w:tc>
+        <w:tc>
+          <w:tcPr>
+            <w:tcW w:type="dxa" w:w="2016"/>
+            <w:shd w:fill="FFFFFF"/>
+            <w:tcMar>
+              <w:top w:w="100" w:type="dxa"/>
+              <w:bottom w:w="100" w:type="dxa"/>
+              <w:left w:w="120" w:type="dxa"/>
+              <w:right w:w="120" w:type="dxa"/>
+            </w:tcMar>
+            <w:tcBorders>
+              <w:top w:val="single" w:sz="4" w:space="0" w:color="CCCCCC"/>
+              <w:bottom w:val="single" w:sz="4" w:space="0" w:color="CCCCCC"/>
+              <w:left w:val="single" w:sz="4" w:space="0" w:color="CCCCCC"/>
+              <w:right w:val="single" w:sz="4" w:space="0" w:color="CCCCCC"/>
+            </w:tcBorders>
+          </w:tcPr>
+          <w:p>
+            <w:pPr>
+              <w:spacing w:before="60" w:after="60" w:line="252" w:lineRule="auto"/>
+              <w:jc w:val="left"/>
+            </w:pPr>
+            <w:r/>
+            <w:r>
+              <w:t>680.75</w:t>
+            </w:r>
+          </w:p>
+        </w:tc>
+        <w:tc>
+          <w:tcPr>
+            <w:tcW w:type="dxa" w:w="1152"/>
+            <w:shd w:fill="FFFFFF"/>
+            <w:tcMar>
+              <w:top w:w="100" w:type="dxa"/>
+              <w:bottom w:w="100" w:type="dxa"/>
+              <w:left w:w="120" w:type="dxa"/>
+              <w:right w:w="120" w:type="dxa"/>
+            </w:tcMar>
+            <w:tcBorders>
+              <w:top w:val="single" w:sz="4" w:space="0" w:color="CCCCCC"/>
+              <w:bottom w:val="single" w:sz="4" w:space="0" w:color="CCCCCC"/>
+              <w:left w:val="single" w:sz="4" w:space="0" w:color="CCCCCC"/>
+              <w:right w:val="single" w:sz="4" w:space="0" w:color="CCCCCC"/>
+            </w:tcBorders>
+          </w:tcPr>
+          <w:p>
+            <w:pPr>
+              <w:spacing w:before="60" w:after="60" w:line="252" w:lineRule="auto"/>
+              <w:jc w:val="left"/>
+            </w:pPr>
+            <w:r/>
+            <w:r>
+              <w:t>661.25</w:t>
+            </w:r>
+          </w:p>
+        </w:tc>
+        <w:tc>
+          <w:tcPr>
+            <w:tcW w:type="dxa" w:w="1728"/>
+            <w:shd w:fill="FFFFFF"/>
+            <w:tcMar>
+              <w:top w:w="100" w:type="dxa"/>
+              <w:bottom w:w="100" w:type="dxa"/>
+              <w:left w:w="120" w:type="dxa"/>
+              <w:right w:w="120" w:type="dxa"/>
+            </w:tcMar>
+            <w:tcBorders>
+              <w:top w:val="single" w:sz="4" w:space="0" w:color="CCCCCC"/>
+              <w:bottom w:val="single" w:sz="4" w:space="0" w:color="CCCCCC"/>
+              <w:left w:val="single" w:sz="4" w:space="0" w:color="CCCCCC"/>
+              <w:right w:val="single" w:sz="4" w:space="0" w:color="CCCCCC"/>
+            </w:tcBorders>
+          </w:tcPr>
+          <w:p>
+            <w:pPr>
+              <w:spacing w:before="60" w:after="60" w:line="252" w:lineRule="auto"/>
+              <w:jc w:val="left"/>
+            </w:pPr>
+            <w:r/>
+            <w:r>
+              <w:rPr>
+                <w:b/>
+              </w:rPr>
+              <w:t>671.50</w:t>
+            </w:r>
+          </w:p>
+        </w:tc>
+        <w:tc>
+          <w:tcPr>
+            <w:tcW w:type="dxa" w:w="3456"/>
+            <w:shd w:fill="FFFFFF"/>
+            <w:tcMar>
+              <w:top w:w="100" w:type="dxa"/>
+              <w:bottom w:w="100" w:type="dxa"/>
+              <w:left w:w="120" w:type="dxa"/>
+              <w:right w:w="120" w:type="dxa"/>
+            </w:tcMar>
+            <w:tcBorders>
+              <w:top w:val="single" w:sz="4" w:space="0" w:color="CCCCCC"/>
+              <w:bottom w:val="single" w:sz="4" w:space="0" w:color="CCCCCC"/>
+              <w:left w:val="single" w:sz="4" w:space="0" w:color="CCCCCC"/>
+              <w:right w:val="single" w:sz="4" w:space="0" w:color="CCCCCC"/>
+            </w:tcBorders>
+          </w:tcPr>
+          <w:p>
+            <w:pPr>
+              <w:spacing w:before="60" w:after="60" w:line="252" w:lineRule="auto"/>
+              <w:jc w:val="left"/>
+            </w:pPr>
+            <w:r/>
+            <w:r>
+              <w:rPr>
+                <w:b/>
+              </w:rPr>
+              <w:t>+0.50</w:t>
+            </w:r>
+          </w:p>
+        </w:tc>
+        <w:tc>
+          <w:tcPr>
+            <w:tcW w:type="dxa" w:w="1440"/>
+            <w:shd w:fill="FFFFFF"/>
+            <w:tcMar>
+              <w:top w:w="100" w:type="dxa"/>
+              <w:bottom w:w="100" w:type="dxa"/>
+              <w:left w:w="120" w:type="dxa"/>
+              <w:right w:w="120" w:type="dxa"/>
+            </w:tcMar>
+            <w:tcBorders>
+              <w:top w:val="single" w:sz="4" w:space="0" w:color="CCCCCC"/>
+              <w:bottom w:val="single" w:sz="4" w:space="0" w:color="CCCCCC"/>
+              <w:left w:val="single" w:sz="4" w:space="0" w:color="CCCCCC"/>
+              <w:right w:val="single" w:sz="4" w:space="0" w:color="CCCCCC"/>
+            </w:tcBorders>
+          </w:tcPr>
+          <w:p>
+            <w:pPr>
+              <w:spacing w:before="60" w:after="60" w:line="252" w:lineRule="auto"/>
+              <w:jc w:val="left"/>
+            </w:pPr>
+            <w:r/>
+            <w:r>
+              <w:t>BULL</w:t>
+            </w:r>
+          </w:p>
+        </w:tc>
+      </w:tr>
+      <w:tr>
+        <w:tc>
+          <w:tcPr>
+            <w:tcW w:type="dxa" w:w="1584"/>
+            <w:shd w:fill="F8FAFC"/>
+            <w:tcMar>
+              <w:top w:w="100" w:type="dxa"/>
+              <w:bottom w:w="100" w:type="dxa"/>
+              <w:left w:w="120" w:type="dxa"/>
+              <w:right w:w="120" w:type="dxa"/>
+            </w:tcMar>
+            <w:tcBorders>
+              <w:top w:val="single" w:sz="4" w:space="0" w:color="CCCCCC"/>
+              <w:bottom w:val="single" w:sz="4" w:space="0" w:color="CCCCCC"/>
+              <w:left w:val="single" w:sz="4" w:space="0" w:color="CCCCCC"/>
+              <w:right w:val="single" w:sz="4" w:space="0" w:color="CCCCCC"/>
+            </w:tcBorders>
+          </w:tcPr>
+          <w:p>
+            <w:pPr>
+              <w:spacing w:before="60" w:after="60" w:line="252" w:lineRule="auto"/>
+              <w:jc w:val="left"/>
+            </w:pPr>
+            <w:r/>
+            <w:r>
+              <w:rPr>
+                <w:b/>
+              </w:rPr>
+              <w:t>Thu 22/10</w:t>
+            </w:r>
+          </w:p>
+        </w:tc>
+        <w:tc>
+          <w:tcPr>
+            <w:tcW w:type="dxa" w:w="864"/>
+            <w:shd w:fill="F8FAFC"/>
+            <w:tcMar>
+              <w:top w:w="100" w:type="dxa"/>
+              <w:bottom w:w="100" w:type="dxa"/>
+              <w:left w:w="120" w:type="dxa"/>
+              <w:right w:w="120" w:type="dxa"/>
+            </w:tcMar>
+            <w:tcBorders>
+              <w:top w:val="single" w:sz="4" w:space="0" w:color="CCCCCC"/>
+              <w:bottom w:val="single" w:sz="4" w:space="0" w:color="CCCCCC"/>
+              <w:left w:val="single" w:sz="4" w:space="0" w:color="CCCCCC"/>
+              <w:right w:val="single" w:sz="4" w:space="0" w:color="CCCCCC"/>
+            </w:tcBorders>
+          </w:tcPr>
+          <w:p>
+            <w:pPr>
+              <w:spacing w:before="60" w:after="60" w:line="252" w:lineRule="auto"/>
+              <w:jc w:val="left"/>
+            </w:pPr>
+            <w:r/>
+            <w:r>
+              <w:t>London 15-19</w:t>
+            </w:r>
+          </w:p>
+        </w:tc>
+        <w:tc>
+          <w:tcPr>
+            <w:tcW w:type="dxa" w:w="1440"/>
+            <w:shd w:fill="F8FAFC"/>
+            <w:tcMar>
+              <w:top w:w="100" w:type="dxa"/>
+              <w:bottom w:w="100" w:type="dxa"/>
+              <w:left w:w="120" w:type="dxa"/>
+              <w:right w:w="120" w:type="dxa"/>
+            </w:tcMar>
+            <w:tcBorders>
+              <w:top w:val="single" w:sz="4" w:space="0" w:color="CCCCCC"/>
+              <w:bottom w:val="single" w:sz="4" w:space="0" w:color="CCCCCC"/>
+              <w:left w:val="single" w:sz="4" w:space="0" w:color="CCCCCC"/>
+              <w:right w:val="single" w:sz="4" w:space="0" w:color="CCCCCC"/>
+            </w:tcBorders>
+          </w:tcPr>
+          <w:p>
+            <w:pPr>
+              <w:spacing w:before="60" w:after="60" w:line="252" w:lineRule="auto"/>
+              <w:jc w:val="left"/>
+            </w:pPr>
+            <w:r/>
+            <w:r>
+              <w:t>671.50</w:t>
+            </w:r>
+          </w:p>
+        </w:tc>
+        <w:tc>
+          <w:tcPr>
+            <w:tcW w:type="dxa" w:w="2016"/>
+            <w:shd w:fill="F8FAFC"/>
+            <w:tcMar>
+              <w:top w:w="100" w:type="dxa"/>
+              <w:bottom w:w="100" w:type="dxa"/>
+              <w:left w:w="120" w:type="dxa"/>
+              <w:right w:w="120" w:type="dxa"/>
+            </w:tcMar>
+            <w:tcBorders>
+              <w:top w:val="single" w:sz="4" w:space="0" w:color="CCCCCC"/>
+              <w:bottom w:val="single" w:sz="4" w:space="0" w:color="CCCCCC"/>
+              <w:left w:val="single" w:sz="4" w:space="0" w:color="CCCCCC"/>
+              <w:right w:val="single" w:sz="4" w:space="0" w:color="CCCCCC"/>
+            </w:tcBorders>
+          </w:tcPr>
+          <w:p>
+            <w:pPr>
+              <w:spacing w:before="60" w:after="60" w:line="252" w:lineRule="auto"/>
+              <w:jc w:val="left"/>
+            </w:pPr>
+            <w:r/>
+            <w:r>
+              <w:t>682.25</w:t>
+            </w:r>
+          </w:p>
+        </w:tc>
+        <w:tc>
+          <w:tcPr>
+            <w:tcW w:type="dxa" w:w="1152"/>
+            <w:shd w:fill="F8FAFC"/>
+            <w:tcMar>
+              <w:top w:w="100" w:type="dxa"/>
+              <w:bottom w:w="100" w:type="dxa"/>
+              <w:left w:w="120" w:type="dxa"/>
+              <w:right w:w="120" w:type="dxa"/>
+            </w:tcMar>
+            <w:tcBorders>
+              <w:top w:val="single" w:sz="4" w:space="0" w:color="CCCCCC"/>
+              <w:bottom w:val="single" w:sz="4" w:space="0" w:color="CCCCCC"/>
+              <w:left w:val="single" w:sz="4" w:space="0" w:color="CCCCCC"/>
+              <w:right w:val="single" w:sz="4" w:space="0" w:color="CCCCCC"/>
+            </w:tcBorders>
+          </w:tcPr>
+          <w:p>
+            <w:pPr>
+              <w:spacing w:before="60" w:after="60" w:line="252" w:lineRule="auto"/>
+              <w:jc w:val="left"/>
+            </w:pPr>
+            <w:r/>
+            <w:r>
+              <w:t>664.25</w:t>
+            </w:r>
+          </w:p>
+        </w:tc>
+        <w:tc>
+          <w:tcPr>
+            <w:tcW w:type="dxa" w:w="1728"/>
+            <w:shd w:fill="F8FAFC"/>
+            <w:tcMar>
+              <w:top w:w="100" w:type="dxa"/>
+              <w:bottom w:w="100" w:type="dxa"/>
+              <w:left w:w="120" w:type="dxa"/>
+              <w:right w:w="120" w:type="dxa"/>
+            </w:tcMar>
+            <w:tcBorders>
+              <w:top w:val="single" w:sz="4" w:space="0" w:color="CCCCCC"/>
+              <w:bottom w:val="single" w:sz="4" w:space="0" w:color="CCCCCC"/>
+              <w:left w:val="single" w:sz="4" w:space="0" w:color="CCCCCC"/>
+              <w:right w:val="single" w:sz="4" w:space="0" w:color="CCCCCC"/>
+            </w:tcBorders>
+          </w:tcPr>
+          <w:p>
+            <w:pPr>
+              <w:spacing w:before="60" w:after="60" w:line="252" w:lineRule="auto"/>
+              <w:jc w:val="left"/>
+            </w:pPr>
+            <w:r/>
+            <w:r>
+              <w:rPr>
+                <w:b/>
+              </w:rPr>
+              <w:t>672.25</w:t>
+            </w:r>
+          </w:p>
+        </w:tc>
+        <w:tc>
+          <w:tcPr>
+            <w:tcW w:type="dxa" w:w="3456"/>
+            <w:shd w:fill="F8FAFC"/>
+            <w:tcMar>
+              <w:top w:w="100" w:type="dxa"/>
+              <w:bottom w:w="100" w:type="dxa"/>
+              <w:left w:w="120" w:type="dxa"/>
+              <w:right w:w="120" w:type="dxa"/>
+            </w:tcMar>
+            <w:tcBorders>
+              <w:top w:val="single" w:sz="4" w:space="0" w:color="CCCCCC"/>
+              <w:bottom w:val="single" w:sz="4" w:space="0" w:color="CCCCCC"/>
+              <w:left w:val="single" w:sz="4" w:space="0" w:color="CCCCCC"/>
+              <w:right w:val="single" w:sz="4" w:space="0" w:color="CCCCCC"/>
+            </w:tcBorders>
+          </w:tcPr>
+          <w:p>
+            <w:pPr>
+              <w:spacing w:before="60" w:after="60" w:line="252" w:lineRule="auto"/>
+              <w:jc w:val="left"/>
+            </w:pPr>
+            <w:r/>
+            <w:r>
+              <w:rPr>
+                <w:b/>
+              </w:rPr>
+              <w:t>+0.75</w:t>
+            </w:r>
+          </w:p>
+        </w:tc>
+        <w:tc>
+          <w:tcPr>
+            <w:tcW w:type="dxa" w:w="1440"/>
+            <w:shd w:fill="F8FAFC"/>
+            <w:tcMar>
+              <w:top w:w="100" w:type="dxa"/>
+              <w:bottom w:w="100" w:type="dxa"/>
+              <w:left w:w="120" w:type="dxa"/>
+              <w:right w:w="120" w:type="dxa"/>
+            </w:tcMar>
+            <w:tcBorders>
+              <w:top w:val="single" w:sz="4" w:space="0" w:color="CCCCCC"/>
+              <w:bottom w:val="single" w:sz="4" w:space="0" w:color="CCCCCC"/>
+              <w:left w:val="single" w:sz="4" w:space="0" w:color="CCCCCC"/>
+              <w:right w:val="single" w:sz="4" w:space="0" w:color="CCCCCC"/>
+            </w:tcBorders>
+          </w:tcPr>
+          <w:p>
+            <w:pPr>
+              <w:spacing w:before="60" w:after="60" w:line="252" w:lineRule="auto"/>
+              <w:jc w:val="left"/>
+            </w:pPr>
+            <w:r/>
+            <w:r>
+              <w:t>BULL</w:t>
+            </w:r>
+          </w:p>
+        </w:tc>
+      </w:tr>
+      <w:tr>
+        <w:tc>
+          <w:tcPr>
+            <w:tcW w:type="dxa" w:w="1584"/>
+            <w:shd w:fill="FFFFFF"/>
+            <w:tcMar>
+              <w:top w:w="100" w:type="dxa"/>
+              <w:bottom w:w="100" w:type="dxa"/>
+              <w:left w:w="120" w:type="dxa"/>
+              <w:right w:w="120" w:type="dxa"/>
+            </w:tcMar>
+            <w:tcBorders>
+              <w:top w:val="single" w:sz="4" w:space="0" w:color="CCCCCC"/>
+              <w:bottom w:val="single" w:sz="4" w:space="0" w:color="CCCCCC"/>
+              <w:left w:val="single" w:sz="4" w:space="0" w:color="CCCCCC"/>
+              <w:right w:val="single" w:sz="4" w:space="0" w:color="CCCCCC"/>
+            </w:tcBorders>
+          </w:tcPr>
+          <w:p>
+            <w:pPr>
+              <w:spacing w:before="60" w:after="60" w:line="252" w:lineRule="auto"/>
+              <w:jc w:val="left"/>
+            </w:pPr>
+            <w:r/>
+            <w:r>
+              <w:rPr>
+                <w:b/>
+              </w:rPr>
+              <w:t>Thu 22/10</w:t>
+            </w:r>
+          </w:p>
+        </w:tc>
+        <w:tc>
+          <w:tcPr>
+            <w:tcW w:type="dxa" w:w="864"/>
+            <w:shd w:fill="FFFFFF"/>
+            <w:tcMar>
+              <w:top w:w="100" w:type="dxa"/>
+              <w:bottom w:w="100" w:type="dxa"/>
+              <w:left w:w="120" w:type="dxa"/>
+              <w:right w:w="120" w:type="dxa"/>
+            </w:tcMar>
+            <w:tcBorders>
+              <w:top w:val="single" w:sz="4" w:space="0" w:color="CCCCCC"/>
+              <w:bottom w:val="single" w:sz="4" w:space="0" w:color="CCCCCC"/>
+              <w:left w:val="single" w:sz="4" w:space="0" w:color="CCCCCC"/>
+              <w:right w:val="single" w:sz="4" w:space="0" w:color="CCCCCC"/>
+            </w:tcBorders>
+          </w:tcPr>
+          <w:p>
+            <w:pPr>
+              <w:spacing w:before="60" w:after="60" w:line="252" w:lineRule="auto"/>
+              <w:jc w:val="left"/>
+            </w:pPr>
+            <w:r/>
+            <w:r>
+              <w:t>Pre-NY 19-21</w:t>
+            </w:r>
+          </w:p>
+        </w:tc>
+        <w:tc>
+          <w:tcPr>
+            <w:tcW w:type="dxa" w:w="1440"/>
+            <w:shd w:fill="FFFFFF"/>
+            <w:tcMar>
+              <w:top w:w="100" w:type="dxa"/>
+              <w:bottom w:w="100" w:type="dxa"/>
+              <w:left w:w="120" w:type="dxa"/>
+              <w:right w:w="120" w:type="dxa"/>
+            </w:tcMar>
+            <w:tcBorders>
+              <w:top w:val="single" w:sz="4" w:space="0" w:color="CCCCCC"/>
+              <w:bottom w:val="single" w:sz="4" w:space="0" w:color="CCCCCC"/>
+              <w:left w:val="single" w:sz="4" w:space="0" w:color="CCCCCC"/>
+              <w:right w:val="single" w:sz="4" w:space="0" w:color="CCCCCC"/>
+            </w:tcBorders>
+          </w:tcPr>
+          <w:p>
+            <w:pPr>
+              <w:spacing w:before="60" w:after="60" w:line="252" w:lineRule="auto"/>
+              <w:jc w:val="left"/>
+            </w:pPr>
+            <w:r/>
+            <w:r>
+              <w:t>672.25</w:t>
+            </w:r>
+          </w:p>
+        </w:tc>
+        <w:tc>
+          <w:tcPr>
+            <w:tcW w:type="dxa" w:w="2016"/>
+            <w:shd w:fill="FFFFFF"/>
+            <w:tcMar>
+              <w:top w:w="100" w:type="dxa"/>
+              <w:bottom w:w="100" w:type="dxa"/>
+              <w:left w:w="120" w:type="dxa"/>
+              <w:right w:w="120" w:type="dxa"/>
+            </w:tcMar>
+            <w:tcBorders>
+              <w:top w:val="single" w:sz="4" w:space="0" w:color="CCCCCC"/>
+              <w:bottom w:val="single" w:sz="4" w:space="0" w:color="CCCCCC"/>
+              <w:left w:val="single" w:sz="4" w:space="0" w:color="CCCCCC"/>
+              <w:right w:val="single" w:sz="4" w:space="0" w:color="CCCCCC"/>
+            </w:tcBorders>
+          </w:tcPr>
+          <w:p>
+            <w:pPr>
+              <w:spacing w:before="60" w:after="60" w:line="252" w:lineRule="auto"/>
+              <w:jc w:val="left"/>
+            </w:pPr>
+            <w:r/>
+            <w:r>
+              <w:t>678.75</w:t>
+            </w:r>
+          </w:p>
+        </w:tc>
+        <w:tc>
+          <w:tcPr>
+            <w:tcW w:type="dxa" w:w="1152"/>
+            <w:shd w:fill="FFFFFF"/>
+            <w:tcMar>
+              <w:top w:w="100" w:type="dxa"/>
+              <w:bottom w:w="100" w:type="dxa"/>
+              <w:left w:w="120" w:type="dxa"/>
+              <w:right w:w="120" w:type="dxa"/>
+            </w:tcMar>
+            <w:tcBorders>
+              <w:top w:val="single" w:sz="4" w:space="0" w:color="CCCCCC"/>
+              <w:bottom w:val="single" w:sz="4" w:space="0" w:color="CCCCCC"/>
+              <w:left w:val="single" w:sz="4" w:space="0" w:color="CCCCCC"/>
+              <w:right w:val="single" w:sz="4" w:space="0" w:color="CCCCCC"/>
+            </w:tcBorders>
+          </w:tcPr>
+          <w:p>
+            <w:pPr>
+              <w:spacing w:before="60" w:after="60" w:line="252" w:lineRule="auto"/>
+              <w:jc w:val="left"/>
+            </w:pPr>
+            <w:r/>
+            <w:r>
+              <w:t>663.75</w:t>
+            </w:r>
+          </w:p>
+        </w:tc>
+        <w:tc>
+          <w:tcPr>
+            <w:tcW w:type="dxa" w:w="1728"/>
+            <w:shd w:fill="FFFFFF"/>
+            <w:tcMar>
+              <w:top w:w="100" w:type="dxa"/>
+              <w:bottom w:w="100" w:type="dxa"/>
+              <w:left w:w="120" w:type="dxa"/>
+              <w:right w:w="120" w:type="dxa"/>
+            </w:tcMar>
+            <w:tcBorders>
+              <w:top w:val="single" w:sz="4" w:space="0" w:color="CCCCCC"/>
+              <w:bottom w:val="single" w:sz="4" w:space="0" w:color="CCCCCC"/>
+              <w:left w:val="single" w:sz="4" w:space="0" w:color="CCCCCC"/>
+              <w:right w:val="single" w:sz="4" w:space="0" w:color="CCCCCC"/>
+            </w:tcBorders>
+          </w:tcPr>
+          <w:p>
+            <w:pPr>
+              <w:spacing w:before="60" w:after="60" w:line="252" w:lineRule="auto"/>
+              <w:jc w:val="left"/>
+            </w:pPr>
+            <w:r/>
+            <w:r>
+              <w:rPr>
+                <w:b/>
+              </w:rPr>
+              <w:t>672.75</w:t>
+            </w:r>
+          </w:p>
+        </w:tc>
+        <w:tc>
+          <w:tcPr>
+            <w:tcW w:type="dxa" w:w="3456"/>
+            <w:shd w:fill="FFFFFF"/>
+            <w:tcMar>
+              <w:top w:w="100" w:type="dxa"/>
+              <w:bottom w:w="100" w:type="dxa"/>
+              <w:left w:w="120" w:type="dxa"/>
+              <w:right w:w="120" w:type="dxa"/>
+            </w:tcMar>
+            <w:tcBorders>
+              <w:top w:val="single" w:sz="4" w:space="0" w:color="CCCCCC"/>
+              <w:bottom w:val="single" w:sz="4" w:space="0" w:color="CCCCCC"/>
+              <w:left w:val="single" w:sz="4" w:space="0" w:color="CCCCCC"/>
+              <w:right w:val="single" w:sz="4" w:space="0" w:color="CCCCCC"/>
+            </w:tcBorders>
+          </w:tcPr>
+          <w:p>
+            <w:pPr>
+              <w:spacing w:before="60" w:after="60" w:line="252" w:lineRule="auto"/>
+              <w:jc w:val="left"/>
+            </w:pPr>
+            <w:r/>
+            <w:r>
+              <w:rPr>
+                <w:b/>
+              </w:rPr>
+              <w:t>+0.50</w:t>
+            </w:r>
+          </w:p>
+        </w:tc>
+        <w:tc>
+          <w:tcPr>
+            <w:tcW w:type="dxa" w:w="1440"/>
+            <w:shd w:fill="FFFFFF"/>
+            <w:tcMar>
+              <w:top w:w="100" w:type="dxa"/>
+              <w:bottom w:w="100" w:type="dxa"/>
+              <w:left w:w="120" w:type="dxa"/>
+              <w:right w:w="120" w:type="dxa"/>
+            </w:tcMar>
+            <w:tcBorders>
+              <w:top w:val="single" w:sz="4" w:space="0" w:color="CCCCCC"/>
+              <w:bottom w:val="single" w:sz="4" w:space="0" w:color="CCCCCC"/>
+              <w:left w:val="single" w:sz="4" w:space="0" w:color="CCCCCC"/>
+              <w:right w:val="single" w:sz="4" w:space="0" w:color="CCCCCC"/>
+            </w:tcBorders>
+          </w:tcPr>
+          <w:p>
+            <w:pPr>
+              <w:spacing w:before="60" w:after="60" w:line="252" w:lineRule="auto"/>
+              <w:jc w:val="left"/>
+            </w:pPr>
+            <w:r/>
+            <w:r>
+              <w:t>BULL</w:t>
+            </w:r>
+          </w:p>
+        </w:tc>
+      </w:tr>
+      <w:tr>
+        <w:tc>
+          <w:tcPr>
+            <w:tcW w:type="dxa" w:w="1584"/>
+            <w:shd w:fill="F8FAFC"/>
+            <w:tcMar>
+              <w:top w:w="100" w:type="dxa"/>
+              <w:bottom w:w="100" w:type="dxa"/>
+              <w:left w:w="120" w:type="dxa"/>
+              <w:right w:w="120" w:type="dxa"/>
+            </w:tcMar>
+            <w:tcBorders>
+              <w:top w:val="single" w:sz="4" w:space="0" w:color="CCCCCC"/>
+              <w:bottom w:val="single" w:sz="4" w:space="0" w:color="CCCCCC"/>
+              <w:left w:val="single" w:sz="4" w:space="0" w:color="CCCCCC"/>
+              <w:right w:val="single" w:sz="4" w:space="0" w:color="CCCCCC"/>
+            </w:tcBorders>
+          </w:tcPr>
+          <w:p>
+            <w:pPr>
+              <w:spacing w:before="60" w:after="60" w:line="252" w:lineRule="auto"/>
+              <w:jc w:val="left"/>
+            </w:pPr>
+            <w:r/>
+            <w:r>
+              <w:rPr>
+                <w:b/>
+              </w:rPr>
+              <w:t>Thu 22/10</w:t>
+            </w:r>
+          </w:p>
+        </w:tc>
+        <w:tc>
+          <w:tcPr>
+            <w:tcW w:type="dxa" w:w="864"/>
+            <w:shd w:fill="F8FAFC"/>
+            <w:tcMar>
+              <w:top w:w="100" w:type="dxa"/>
+              <w:bottom w:w="100" w:type="dxa"/>
+              <w:left w:w="120" w:type="dxa"/>
+              <w:right w:w="120" w:type="dxa"/>
+            </w:tcMar>
+            <w:tcBorders>
+              <w:top w:val="single" w:sz="4" w:space="0" w:color="CCCCCC"/>
+              <w:bottom w:val="single" w:sz="4" w:space="0" w:color="CCCCCC"/>
+              <w:left w:val="single" w:sz="4" w:space="0" w:color="CCCCCC"/>
+              <w:right w:val="single" w:sz="4" w:space="0" w:color="CCCCCC"/>
+            </w:tcBorders>
+          </w:tcPr>
+          <w:p>
+            <w:pPr>
+              <w:spacing w:before="60" w:after="60" w:line="252" w:lineRule="auto"/>
+              <w:jc w:val="left"/>
+            </w:pPr>
+            <w:r/>
+            <w:r>
+              <w:t>NY Open 21-23</w:t>
+            </w:r>
+          </w:p>
+        </w:tc>
+        <w:tc>
+          <w:tcPr>
+            <w:tcW w:type="dxa" w:w="1440"/>
+            <w:shd w:fill="F8FAFC"/>
+            <w:tcMar>
+              <w:top w:w="100" w:type="dxa"/>
+              <w:bottom w:w="100" w:type="dxa"/>
+              <w:left w:w="120" w:type="dxa"/>
+              <w:right w:w="120" w:type="dxa"/>
+            </w:tcMar>
+            <w:tcBorders>
+              <w:top w:val="single" w:sz="4" w:space="0" w:color="CCCCCC"/>
+              <w:bottom w:val="single" w:sz="4" w:space="0" w:color="CCCCCC"/>
+              <w:left w:val="single" w:sz="4" w:space="0" w:color="CCCCCC"/>
+              <w:right w:val="single" w:sz="4" w:space="0" w:color="CCCCCC"/>
+            </w:tcBorders>
+          </w:tcPr>
+          <w:p>
+            <w:pPr>
+              <w:spacing w:before="60" w:after="60" w:line="252" w:lineRule="auto"/>
+              <w:jc w:val="left"/>
+            </w:pPr>
+            <w:r/>
+            <w:r>
+              <w:t>672.75</w:t>
+            </w:r>
+          </w:p>
+        </w:tc>
+        <w:tc>
+          <w:tcPr>
+            <w:tcW w:type="dxa" w:w="2016"/>
+            <w:shd w:fill="F8FAFC"/>
+            <w:tcMar>
+              <w:top w:w="100" w:type="dxa"/>
+              <w:bottom w:w="100" w:type="dxa"/>
+              <w:left w:w="120" w:type="dxa"/>
+              <w:right w:w="120" w:type="dxa"/>
+            </w:tcMar>
+            <w:tcBorders>
+              <w:top w:val="single" w:sz="4" w:space="0" w:color="CCCCCC"/>
+              <w:bottom w:val="single" w:sz="4" w:space="0" w:color="CCCCCC"/>
+              <w:left w:val="single" w:sz="4" w:space="0" w:color="CCCCCC"/>
+              <w:right w:val="single" w:sz="4" w:space="0" w:color="CCCCCC"/>
+            </w:tcBorders>
+          </w:tcPr>
+          <w:p>
+            <w:pPr>
+              <w:spacing w:before="60" w:after="60" w:line="252" w:lineRule="auto"/>
+              <w:jc w:val="left"/>
+            </w:pPr>
+            <w:r/>
+            <w:r>
+              <w:t>683.75</w:t>
+            </w:r>
+          </w:p>
+        </w:tc>
+        <w:tc>
+          <w:tcPr>
+            <w:tcW w:type="dxa" w:w="1152"/>
+            <w:shd w:fill="F8FAFC"/>
+            <w:tcMar>
+              <w:top w:w="100" w:type="dxa"/>
+              <w:bottom w:w="100" w:type="dxa"/>
+              <w:left w:w="120" w:type="dxa"/>
+              <w:right w:w="120" w:type="dxa"/>
+            </w:tcMar>
+            <w:tcBorders>
+              <w:top w:val="single" w:sz="4" w:space="0" w:color="CCCCCC"/>
+              <w:bottom w:val="single" w:sz="4" w:space="0" w:color="CCCCCC"/>
+              <w:left w:val="single" w:sz="4" w:space="0" w:color="CCCCCC"/>
+              <w:right w:val="single" w:sz="4" w:space="0" w:color="CCCCCC"/>
+            </w:tcBorders>
+          </w:tcPr>
+          <w:p>
+            <w:pPr>
+              <w:spacing w:before="60" w:after="60" w:line="252" w:lineRule="auto"/>
+              <w:jc w:val="left"/>
+            </w:pPr>
+            <w:r/>
+            <w:r>
+              <w:t>661.00</w:t>
+            </w:r>
+          </w:p>
+        </w:tc>
+        <w:tc>
+          <w:tcPr>
+            <w:tcW w:type="dxa" w:w="1728"/>
+            <w:shd w:fill="F8FAFC"/>
+            <w:tcMar>
+              <w:top w:w="100" w:type="dxa"/>
+              <w:bottom w:w="100" w:type="dxa"/>
+              <w:left w:w="120" w:type="dxa"/>
+              <w:right w:w="120" w:type="dxa"/>
+            </w:tcMar>
+            <w:tcBorders>
+              <w:top w:val="single" w:sz="4" w:space="0" w:color="CCCCCC"/>
+              <w:bottom w:val="single" w:sz="4" w:space="0" w:color="CCCCCC"/>
+              <w:left w:val="single" w:sz="4" w:space="0" w:color="CCCCCC"/>
+              <w:right w:val="single" w:sz="4" w:space="0" w:color="CCCCCC"/>
+            </w:tcBorders>
+          </w:tcPr>
+          <w:p>
+            <w:pPr>
+              <w:spacing w:before="60" w:after="60" w:line="252" w:lineRule="auto"/>
+              <w:jc w:val="left"/>
+            </w:pPr>
+            <w:r/>
+            <w:r>
+              <w:rPr>
+                <w:b/>
+              </w:rPr>
+              <w:t>676.25</w:t>
+            </w:r>
+          </w:p>
+        </w:tc>
+        <w:tc>
+          <w:tcPr>
+            <w:tcW w:type="dxa" w:w="3456"/>
+            <w:shd w:fill="F8FAFC"/>
+            <w:tcMar>
+              <w:top w:w="100" w:type="dxa"/>
+              <w:bottom w:w="100" w:type="dxa"/>
+              <w:left w:w="120" w:type="dxa"/>
+              <w:right w:w="120" w:type="dxa"/>
+            </w:tcMar>
+            <w:tcBorders>
+              <w:top w:val="single" w:sz="4" w:space="0" w:color="CCCCCC"/>
+              <w:bottom w:val="single" w:sz="4" w:space="0" w:color="CCCCCC"/>
+              <w:left w:val="single" w:sz="4" w:space="0" w:color="CCCCCC"/>
+              <w:right w:val="single" w:sz="4" w:space="0" w:color="CCCCCC"/>
+            </w:tcBorders>
+          </w:tcPr>
+          <w:p>
+            <w:pPr>
+              <w:spacing w:before="60" w:after="60" w:line="252" w:lineRule="auto"/>
+              <w:jc w:val="left"/>
+            </w:pPr>
+            <w:r/>
+            <w:r>
+              <w:rPr>
+                <w:b/>
+              </w:rPr>
+              <w:t>+3.50</w:t>
+            </w:r>
+          </w:p>
+        </w:tc>
+        <w:tc>
+          <w:tcPr>
+            <w:tcW w:type="dxa" w:w="1440"/>
+            <w:shd w:fill="F8FAFC"/>
+            <w:tcMar>
+              <w:top w:w="100" w:type="dxa"/>
+              <w:bottom w:w="100" w:type="dxa"/>
+              <w:left w:w="120" w:type="dxa"/>
+              <w:right w:w="120" w:type="dxa"/>
+            </w:tcMar>
+            <w:tcBorders>
+              <w:top w:val="single" w:sz="4" w:space="0" w:color="CCCCCC"/>
+              <w:bottom w:val="single" w:sz="4" w:space="0" w:color="CCCCCC"/>
+              <w:left w:val="single" w:sz="4" w:space="0" w:color="CCCCCC"/>
+              <w:right w:val="single" w:sz="4" w:space="0" w:color="CCCCCC"/>
+            </w:tcBorders>
+          </w:tcPr>
+          <w:p>
+            <w:pPr>
+              <w:spacing w:before="60" w:after="60" w:line="252" w:lineRule="auto"/>
+              <w:jc w:val="left"/>
+            </w:pPr>
+            <w:r/>
+            <w:r>
+              <w:t>BULL</w:t>
+            </w:r>
+          </w:p>
+        </w:tc>
+      </w:tr>
+      <w:tr>
+        <w:tc>
+          <w:tcPr>
+            <w:tcW w:type="dxa" w:w="1584"/>
+            <w:shd w:fill="FFFFFF"/>
+            <w:tcMar>
+              <w:top w:w="100" w:type="dxa"/>
+              <w:bottom w:w="100" w:type="dxa"/>
+              <w:left w:w="120" w:type="dxa"/>
+              <w:right w:w="120" w:type="dxa"/>
+            </w:tcMar>
+            <w:tcBorders>
+              <w:top w:val="single" w:sz="4" w:space="0" w:color="CCCCCC"/>
+              <w:bottom w:val="single" w:sz="4" w:space="0" w:color="CCCCCC"/>
+              <w:left w:val="single" w:sz="4" w:space="0" w:color="CCCCCC"/>
+              <w:right w:val="single" w:sz="4" w:space="0" w:color="CCCCCC"/>
+            </w:tcBorders>
+          </w:tcPr>
+          <w:p>
+            <w:pPr>
+              <w:spacing w:before="60" w:after="60" w:line="252" w:lineRule="auto"/>
+              <w:jc w:val="left"/>
+            </w:pPr>
+            <w:r/>
+            <w:r>
+              <w:rPr>
+                <w:b/>
+              </w:rPr>
+              <w:t>Thu 22/10</w:t>
+            </w:r>
+          </w:p>
+        </w:tc>
+        <w:tc>
+          <w:tcPr>
+            <w:tcW w:type="dxa" w:w="864"/>
+            <w:shd w:fill="FFFFFF"/>
+            <w:tcMar>
+              <w:top w:w="100" w:type="dxa"/>
+              <w:bottom w:w="100" w:type="dxa"/>
+              <w:left w:w="120" w:type="dxa"/>
+              <w:right w:w="120" w:type="dxa"/>
+            </w:tcMar>
+            <w:tcBorders>
+              <w:top w:val="single" w:sz="4" w:space="0" w:color="CCCCCC"/>
+              <w:bottom w:val="single" w:sz="4" w:space="0" w:color="CCCCCC"/>
+              <w:left w:val="single" w:sz="4" w:space="0" w:color="CCCCCC"/>
+              <w:right w:val="single" w:sz="4" w:space="0" w:color="CCCCCC"/>
+            </w:tcBorders>
+          </w:tcPr>
+          <w:p>
+            <w:pPr>
+              <w:spacing w:before="60" w:after="60" w:line="252" w:lineRule="auto"/>
+              <w:jc w:val="left"/>
+            </w:pPr>
+            <w:r/>
+            <w:r>
+              <w:t>NY Close 23-01</w:t>
+            </w:r>
+          </w:p>
+        </w:tc>
+        <w:tc>
+          <w:tcPr>
+            <w:tcW w:type="dxa" w:w="1440"/>
+            <w:shd w:fill="FFFFFF"/>
+            <w:tcMar>
+              <w:top w:w="100" w:type="dxa"/>
+              <w:bottom w:w="100" w:type="dxa"/>
+              <w:left w:w="120" w:type="dxa"/>
+              <w:right w:w="120" w:type="dxa"/>
+            </w:tcMar>
+            <w:tcBorders>
+              <w:top w:val="single" w:sz="4" w:space="0" w:color="CCCCCC"/>
+              <w:bottom w:val="single" w:sz="4" w:space="0" w:color="CCCCCC"/>
+              <w:left w:val="single" w:sz="4" w:space="0" w:color="CCCCCC"/>
+              <w:right w:val="single" w:sz="4" w:space="0" w:color="CCCCCC"/>
+            </w:tcBorders>
+          </w:tcPr>
+          <w:p>
+            <w:pPr>
+              <w:spacing w:before="60" w:after="60" w:line="252" w:lineRule="auto"/>
+              <w:jc w:val="left"/>
+            </w:pPr>
+            <w:r/>
+            <w:r>
+              <w:t>676.25</w:t>
+            </w:r>
+          </w:p>
+        </w:tc>
+        <w:tc>
+          <w:tcPr>
+            <w:tcW w:type="dxa" w:w="2016"/>
+            <w:shd w:fill="FFFFFF"/>
+            <w:tcMar>
+              <w:top w:w="100" w:type="dxa"/>
+              <w:bottom w:w="100" w:type="dxa"/>
+              <w:left w:w="120" w:type="dxa"/>
+              <w:right w:w="120" w:type="dxa"/>
+            </w:tcMar>
+            <w:tcBorders>
+              <w:top w:val="single" w:sz="4" w:space="0" w:color="CCCCCC"/>
+              <w:bottom w:val="single" w:sz="4" w:space="0" w:color="CCCCCC"/>
+              <w:left w:val="single" w:sz="4" w:space="0" w:color="CCCCCC"/>
+              <w:right w:val="single" w:sz="4" w:space="0" w:color="CCCCCC"/>
+            </w:tcBorders>
+          </w:tcPr>
+          <w:p>
+            <w:pPr>
+              <w:spacing w:before="60" w:after="60" w:line="252" w:lineRule="auto"/>
+              <w:jc w:val="left"/>
+            </w:pPr>
+            <w:r/>
+            <w:r>
+              <w:t>681.75</w:t>
+            </w:r>
+          </w:p>
+        </w:tc>
+        <w:tc>
+          <w:tcPr>
+            <w:tcW w:type="dxa" w:w="1152"/>
+            <w:shd w:fill="FFFFFF"/>
+            <w:tcMar>
+              <w:top w:w="100" w:type="dxa"/>
+              <w:bottom w:w="100" w:type="dxa"/>
+              <w:left w:w="120" w:type="dxa"/>
+              <w:right w:w="120" w:type="dxa"/>
+            </w:tcMar>
+            <w:tcBorders>
+              <w:top w:val="single" w:sz="4" w:space="0" w:color="CCCCCC"/>
+              <w:bottom w:val="single" w:sz="4" w:space="0" w:color="CCCCCC"/>
+              <w:left w:val="single" w:sz="4" w:space="0" w:color="CCCCCC"/>
+              <w:right w:val="single" w:sz="4" w:space="0" w:color="CCCCCC"/>
+            </w:tcBorders>
+          </w:tcPr>
+          <w:p>
+            <w:pPr>
+              <w:spacing w:before="60" w:after="60" w:line="252" w:lineRule="auto"/>
+              <w:jc w:val="left"/>
+            </w:pPr>
+            <w:r/>
+            <w:r>
+              <w:t>668.50</w:t>
+            </w:r>
+          </w:p>
+        </w:tc>
+        <w:tc>
+          <w:tcPr>
+            <w:tcW w:type="dxa" w:w="1728"/>
+            <w:shd w:fill="FFFFFF"/>
+            <w:tcMar>
+              <w:top w:w="100" w:type="dxa"/>
+              <w:bottom w:w="100" w:type="dxa"/>
+              <w:left w:w="120" w:type="dxa"/>
+              <w:right w:w="120" w:type="dxa"/>
+            </w:tcMar>
+            <w:tcBorders>
+              <w:top w:val="single" w:sz="4" w:space="0" w:color="CCCCCC"/>
+              <w:bottom w:val="single" w:sz="4" w:space="0" w:color="CCCCCC"/>
+              <w:left w:val="single" w:sz="4" w:space="0" w:color="CCCCCC"/>
+              <w:right w:val="single" w:sz="4" w:space="0" w:color="CCCCCC"/>
+            </w:tcBorders>
+          </w:tcPr>
+          <w:p>
+            <w:pPr>
+              <w:spacing w:before="60" w:after="60" w:line="252" w:lineRule="auto"/>
+              <w:jc w:val="left"/>
+            </w:pPr>
+            <w:r/>
+            <w:r>
+              <w:rPr>
+                <w:b/>
+              </w:rPr>
+              <w:t>677.00</w:t>
+            </w:r>
+          </w:p>
+        </w:tc>
+        <w:tc>
+          <w:tcPr>
+            <w:tcW w:type="dxa" w:w="3456"/>
+            <w:shd w:fill="FFFFFF"/>
+            <w:tcMar>
+              <w:top w:w="100" w:type="dxa"/>
+              <w:bottom w:w="100" w:type="dxa"/>
+              <w:left w:w="120" w:type="dxa"/>
+              <w:right w:w="120" w:type="dxa"/>
+            </w:tcMar>
+            <w:tcBorders>
+              <w:top w:val="single" w:sz="4" w:space="0" w:color="CCCCCC"/>
+              <w:bottom w:val="single" w:sz="4" w:space="0" w:color="CCCCCC"/>
+              <w:left w:val="single" w:sz="4" w:space="0" w:color="CCCCCC"/>
+              <w:right w:val="single" w:sz="4" w:space="0" w:color="CCCCCC"/>
+            </w:tcBorders>
+          </w:tcPr>
+          <w:p>
+            <w:pPr>
+              <w:spacing w:before="60" w:after="60" w:line="252" w:lineRule="auto"/>
+              <w:jc w:val="left"/>
+            </w:pPr>
+            <w:r/>
+            <w:r>
+              <w:rPr>
+                <w:b/>
+              </w:rPr>
+              <w:t>+0.75</w:t>
+            </w:r>
+          </w:p>
+        </w:tc>
+        <w:tc>
+          <w:tcPr>
+            <w:tcW w:type="dxa" w:w="1440"/>
+            <w:shd w:fill="FFFFFF"/>
+            <w:tcMar>
+              <w:top w:w="100" w:type="dxa"/>
+              <w:bottom w:w="100" w:type="dxa"/>
+              <w:left w:w="120" w:type="dxa"/>
+              <w:right w:w="120" w:type="dxa"/>
+            </w:tcMar>
+            <w:tcBorders>
+              <w:top w:val="single" w:sz="4" w:space="0" w:color="CCCCCC"/>
+              <w:bottom w:val="single" w:sz="4" w:space="0" w:color="CCCCCC"/>
+              <w:left w:val="single" w:sz="4" w:space="0" w:color="CCCCCC"/>
+              <w:right w:val="single" w:sz="4" w:space="0" w:color="CCCCCC"/>
+            </w:tcBorders>
+          </w:tcPr>
+          <w:p>
+            <w:pPr>
+              <w:spacing w:before="60" w:after="60" w:line="252" w:lineRule="auto"/>
+              <w:jc w:val="left"/>
+            </w:pPr>
+            <w:r/>
+            <w:r>
+              <w:t>BULL</w:t>
+            </w:r>
+          </w:p>
+        </w:tc>
+      </w:tr>
+      <w:tr>
+        <w:tc>
+          <w:tcPr>
+            <w:tcW w:type="dxa" w:w="1584"/>
+            <w:shd w:fill="F8FAFC"/>
+            <w:tcMar>
+              <w:top w:w="100" w:type="dxa"/>
+              <w:bottom w:w="100" w:type="dxa"/>
+              <w:left w:w="120" w:type="dxa"/>
+              <w:right w:w="120" w:type="dxa"/>
+            </w:tcMar>
+            <w:tcBorders>
+              <w:top w:val="single" w:sz="4" w:space="0" w:color="CCCCCC"/>
+              <w:bottom w:val="single" w:sz="4" w:space="0" w:color="CCCCCC"/>
+              <w:left w:val="single" w:sz="4" w:space="0" w:color="CCCCCC"/>
+              <w:right w:val="single" w:sz="4" w:space="0" w:color="CCCCCC"/>
+            </w:tcBorders>
+          </w:tcPr>
+          <w:p>
+            <w:pPr>
+              <w:spacing w:before="60" w:after="60" w:line="252" w:lineRule="auto"/>
+              <w:jc w:val="left"/>
+            </w:pPr>
+            <w:r/>
+            <w:r>
+              <w:rPr>
+                <w:b/>
+              </w:rPr>
+              <w:t>Fri 23/10</w:t>
+            </w:r>
+          </w:p>
+        </w:tc>
+        <w:tc>
+          <w:tcPr>
+            <w:tcW w:type="dxa" w:w="864"/>
+            <w:shd w:fill="F8FAFC"/>
+            <w:tcMar>
+              <w:top w:w="100" w:type="dxa"/>
+              <w:bottom w:w="100" w:type="dxa"/>
+              <w:left w:w="120" w:type="dxa"/>
+              <w:right w:w="120" w:type="dxa"/>
+            </w:tcMar>
+            <w:tcBorders>
+              <w:top w:val="single" w:sz="4" w:space="0" w:color="CCCCCC"/>
+              <w:bottom w:val="single" w:sz="4" w:space="0" w:color="CCCCCC"/>
+              <w:left w:val="single" w:sz="4" w:space="0" w:color="CCCCCC"/>
+              <w:right w:val="single" w:sz="4" w:space="0" w:color="CCCCCC"/>
+            </w:tcBorders>
+          </w:tcPr>
+          <w:p>
+            <w:pPr>
+              <w:spacing w:before="60" w:after="60" w:line="252" w:lineRule="auto"/>
+              <w:jc w:val="left"/>
+            </w:pPr>
+            <w:r/>
+            <w:r>
+              <w:t>Asia 07-11</w:t>
+            </w:r>
+          </w:p>
+        </w:tc>
+        <w:tc>
+          <w:tcPr>
+            <w:tcW w:type="dxa" w:w="1440"/>
+            <w:shd w:fill="F8FAFC"/>
+            <w:tcMar>
+              <w:top w:w="100" w:type="dxa"/>
+              <w:bottom w:w="100" w:type="dxa"/>
+              <w:left w:w="120" w:type="dxa"/>
+              <w:right w:w="120" w:type="dxa"/>
+            </w:tcMar>
+            <w:tcBorders>
+              <w:top w:val="single" w:sz="4" w:space="0" w:color="CCCCCC"/>
+              <w:bottom w:val="single" w:sz="4" w:space="0" w:color="CCCCCC"/>
+              <w:left w:val="single" w:sz="4" w:space="0" w:color="CCCCCC"/>
+              <w:right w:val="single" w:sz="4" w:space="0" w:color="CCCCCC"/>
+            </w:tcBorders>
+          </w:tcPr>
+          <w:p>
+            <w:pPr>
+              <w:spacing w:before="60" w:after="60" w:line="252" w:lineRule="auto"/>
+              <w:jc w:val="left"/>
+            </w:pPr>
+            <w:r/>
+            <w:r>
+              <w:t>677.00</w:t>
+            </w:r>
+          </w:p>
+        </w:tc>
+        <w:tc>
+          <w:tcPr>
+            <w:tcW w:type="dxa" w:w="2016"/>
+            <w:shd w:fill="F8FAFC"/>
+            <w:tcMar>
+              <w:top w:w="100" w:type="dxa"/>
+              <w:bottom w:w="100" w:type="dxa"/>
+              <w:left w:w="120" w:type="dxa"/>
+              <w:right w:w="120" w:type="dxa"/>
+            </w:tcMar>
+            <w:tcBorders>
+              <w:top w:val="single" w:sz="4" w:space="0" w:color="CCCCCC"/>
+              <w:bottom w:val="single" w:sz="4" w:space="0" w:color="CCCCCC"/>
+              <w:left w:val="single" w:sz="4" w:space="0" w:color="CCCCCC"/>
+              <w:right w:val="single" w:sz="4" w:space="0" w:color="CCCCCC"/>
+            </w:tcBorders>
+          </w:tcPr>
+          <w:p>
+            <w:pPr>
+              <w:spacing w:before="60" w:after="60" w:line="252" w:lineRule="auto"/>
+              <w:jc w:val="left"/>
+            </w:pPr>
+            <w:r/>
+            <w:r>
+              <w:t>686.25</w:t>
+            </w:r>
+          </w:p>
+        </w:tc>
+        <w:tc>
+          <w:tcPr>
+            <w:tcW w:type="dxa" w:w="1152"/>
+            <w:shd w:fill="F8FAFC"/>
+            <w:tcMar>
+              <w:top w:w="100" w:type="dxa"/>
+              <w:bottom w:w="100" w:type="dxa"/>
+              <w:left w:w="120" w:type="dxa"/>
+              <w:right w:w="120" w:type="dxa"/>
+            </w:tcMar>
+            <w:tcBorders>
+              <w:top w:val="single" w:sz="4" w:space="0" w:color="CCCCCC"/>
+              <w:bottom w:val="single" w:sz="4" w:space="0" w:color="CCCCCC"/>
+              <w:left w:val="single" w:sz="4" w:space="0" w:color="CCCCCC"/>
+              <w:right w:val="single" w:sz="4" w:space="0" w:color="CCCCCC"/>
+            </w:tcBorders>
+          </w:tcPr>
+          <w:p>
+            <w:pPr>
+              <w:spacing w:before="60" w:after="60" w:line="252" w:lineRule="auto"/>
+              <w:jc w:val="left"/>
+            </w:pPr>
+            <w:r/>
+            <w:r>
+              <w:t>670.50</w:t>
+            </w:r>
+          </w:p>
+        </w:tc>
+        <w:tc>
+          <w:tcPr>
+            <w:tcW w:type="dxa" w:w="1728"/>
+            <w:shd w:fill="F8FAFC"/>
+            <w:tcMar>
+              <w:top w:w="100" w:type="dxa"/>
+              <w:bottom w:w="100" w:type="dxa"/>
+              <w:left w:w="120" w:type="dxa"/>
+              <w:right w:w="120" w:type="dxa"/>
+            </w:tcMar>
+            <w:tcBorders>
+              <w:top w:val="single" w:sz="4" w:space="0" w:color="CCCCCC"/>
+              <w:bottom w:val="single" w:sz="4" w:space="0" w:color="CCCCCC"/>
+              <w:left w:val="single" w:sz="4" w:space="0" w:color="CCCCCC"/>
+              <w:right w:val="single" w:sz="4" w:space="0" w:color="CCCCCC"/>
+            </w:tcBorders>
+          </w:tcPr>
+          <w:p>
+            <w:pPr>
+              <w:spacing w:before="60" w:after="60" w:line="252" w:lineRule="auto"/>
+              <w:jc w:val="left"/>
+            </w:pPr>
+            <w:r/>
+            <w:r>
+              <w:rPr>
+                <w:b/>
+              </w:rPr>
+              <w:t>676.25</w:t>
+            </w:r>
+          </w:p>
+        </w:tc>
+        <w:tc>
+          <w:tcPr>
+            <w:tcW w:type="dxa" w:w="3456"/>
+            <w:shd w:fill="F8FAFC"/>
+            <w:tcMar>
+              <w:top w:w="100" w:type="dxa"/>
+              <w:bottom w:w="100" w:type="dxa"/>
+              <w:left w:w="120" w:type="dxa"/>
+              <w:right w:w="120" w:type="dxa"/>
+            </w:tcMar>
+            <w:tcBorders>
+              <w:top w:val="single" w:sz="4" w:space="0" w:color="CCCCCC"/>
+              <w:bottom w:val="single" w:sz="4" w:space="0" w:color="CCCCCC"/>
+              <w:left w:val="single" w:sz="4" w:space="0" w:color="CCCCCC"/>
+              <w:right w:val="single" w:sz="4" w:space="0" w:color="CCCCCC"/>
+            </w:tcBorders>
+          </w:tcPr>
+          <w:p>
+            <w:pPr>
+              <w:spacing w:before="60" w:after="60" w:line="252" w:lineRule="auto"/>
+              <w:jc w:val="left"/>
+            </w:pPr>
+            <w:r/>
+            <w:r>
+              <w:rPr>
+                <w:b/>
+              </w:rPr>
+              <w:t>-0.75</w:t>
+            </w:r>
+          </w:p>
+        </w:tc>
+        <w:tc>
+          <w:tcPr>
+            <w:tcW w:type="dxa" w:w="1440"/>
+            <w:shd w:fill="F8FAFC"/>
+            <w:tcMar>
+              <w:top w:w="100" w:type="dxa"/>
+              <w:bottom w:w="100" w:type="dxa"/>
+              <w:left w:w="120" w:type="dxa"/>
+              <w:right w:w="120" w:type="dxa"/>
+            </w:tcMar>
+            <w:tcBorders>
+              <w:top w:val="single" w:sz="4" w:space="0" w:color="CCCCCC"/>
+              <w:bottom w:val="single" w:sz="4" w:space="0" w:color="CCCCCC"/>
+              <w:left w:val="single" w:sz="4" w:space="0" w:color="CCCCCC"/>
+              <w:right w:val="single" w:sz="4" w:space="0" w:color="CCCCCC"/>
+            </w:tcBorders>
+          </w:tcPr>
+          <w:p>
+            <w:pPr>
+              <w:spacing w:before="60" w:after="60" w:line="252" w:lineRule="auto"/>
+              <w:jc w:val="left"/>
+            </w:pPr>
+            <w:r/>
+            <w:r>
+              <w:t>BEAR</w:t>
+            </w:r>
+          </w:p>
+        </w:tc>
+      </w:tr>
+      <w:tr>
+        <w:tc>
+          <w:tcPr>
+            <w:tcW w:type="dxa" w:w="1584"/>
+            <w:shd w:fill="FFFFFF"/>
+            <w:tcMar>
+              <w:top w:w="100" w:type="dxa"/>
+              <w:bottom w:w="100" w:type="dxa"/>
+              <w:left w:w="120" w:type="dxa"/>
+              <w:right w:w="120" w:type="dxa"/>
+            </w:tcMar>
+            <w:tcBorders>
+              <w:top w:val="single" w:sz="4" w:space="0" w:color="CCCCCC"/>
+              <w:bottom w:val="single" w:sz="4" w:space="0" w:color="CCCCCC"/>
+              <w:left w:val="single" w:sz="4" w:space="0" w:color="CCCCCC"/>
+              <w:right w:val="single" w:sz="4" w:space="0" w:color="CCCCCC"/>
+            </w:tcBorders>
+          </w:tcPr>
+          <w:p>
+            <w:pPr>
+              <w:spacing w:before="60" w:after="60" w:line="252" w:lineRule="auto"/>
+              <w:jc w:val="left"/>
+            </w:pPr>
+            <w:r/>
+            <w:r>
+              <w:rPr>
+                <w:b/>
+              </w:rPr>
+              <w:t>Fri 23/10</w:t>
+            </w:r>
+          </w:p>
+        </w:tc>
+        <w:tc>
+          <w:tcPr>
+            <w:tcW w:type="dxa" w:w="864"/>
+            <w:shd w:fill="FFFFFF"/>
+            <w:tcMar>
+              <w:top w:w="100" w:type="dxa"/>
+              <w:bottom w:w="100" w:type="dxa"/>
+              <w:left w:w="120" w:type="dxa"/>
+              <w:right w:w="120" w:type="dxa"/>
+            </w:tcMar>
+            <w:tcBorders>
+              <w:top w:val="single" w:sz="4" w:space="0" w:color="CCCCCC"/>
+              <w:bottom w:val="single" w:sz="4" w:space="0" w:color="CCCCCC"/>
+              <w:left w:val="single" w:sz="4" w:space="0" w:color="CCCCCC"/>
+              <w:right w:val="single" w:sz="4" w:space="0" w:color="CCCCCC"/>
+            </w:tcBorders>
+          </w:tcPr>
+          <w:p>
+            <w:pPr>
+              <w:spacing w:before="60" w:after="60" w:line="252" w:lineRule="auto"/>
+              <w:jc w:val="left"/>
+            </w:pPr>
+            <w:r/>
+            <w:r>
+              <w:t>Asia 11-15</w:t>
+            </w:r>
+          </w:p>
+        </w:tc>
+        <w:tc>
+          <w:tcPr>
+            <w:tcW w:type="dxa" w:w="1440"/>
+            <w:shd w:fill="FFFFFF"/>
+            <w:tcMar>
+              <w:top w:w="100" w:type="dxa"/>
+              <w:bottom w:w="100" w:type="dxa"/>
+              <w:left w:w="120" w:type="dxa"/>
+              <w:right w:w="120" w:type="dxa"/>
+            </w:tcMar>
+            <w:tcBorders>
+              <w:top w:val="single" w:sz="4" w:space="0" w:color="CCCCCC"/>
+              <w:bottom w:val="single" w:sz="4" w:space="0" w:color="CCCCCC"/>
+              <w:left w:val="single" w:sz="4" w:space="0" w:color="CCCCCC"/>
+              <w:right w:val="single" w:sz="4" w:space="0" w:color="CCCCCC"/>
+            </w:tcBorders>
+          </w:tcPr>
+          <w:p>
+            <w:pPr>
+              <w:spacing w:before="60" w:after="60" w:line="252" w:lineRule="auto"/>
+              <w:jc w:val="left"/>
+            </w:pPr>
+            <w:r/>
+            <w:r>
+              <w:t>676.25</w:t>
+            </w:r>
+          </w:p>
+        </w:tc>
+        <w:tc>
+          <w:tcPr>
+            <w:tcW w:type="dxa" w:w="2016"/>
+            <w:shd w:fill="FFFFFF"/>
+            <w:tcMar>
+              <w:top w:w="100" w:type="dxa"/>
+              <w:bottom w:w="100" w:type="dxa"/>
+              <w:left w:w="120" w:type="dxa"/>
+              <w:right w:w="120" w:type="dxa"/>
+            </w:tcMar>
+            <w:tcBorders>
+              <w:top w:val="single" w:sz="4" w:space="0" w:color="CCCCCC"/>
+              <w:bottom w:val="single" w:sz="4" w:space="0" w:color="CCCCCC"/>
+              <w:left w:val="single" w:sz="4" w:space="0" w:color="CCCCCC"/>
+              <w:right w:val="single" w:sz="4" w:space="0" w:color="CCCCCC"/>
+            </w:tcBorders>
+          </w:tcPr>
+          <w:p>
+            <w:pPr>
+              <w:spacing w:before="60" w:after="60" w:line="252" w:lineRule="auto"/>
+              <w:jc w:val="left"/>
+            </w:pPr>
+            <w:r/>
+            <w:r>
+              <w:t>683.75</w:t>
+            </w:r>
+          </w:p>
+        </w:tc>
+        <w:tc>
+          <w:tcPr>
+            <w:tcW w:type="dxa" w:w="1152"/>
+            <w:shd w:fill="FFFFFF"/>
+            <w:tcMar>
+              <w:top w:w="100" w:type="dxa"/>
+              <w:bottom w:w="100" w:type="dxa"/>
+              <w:left w:w="120" w:type="dxa"/>
+              <w:right w:w="120" w:type="dxa"/>
+            </w:tcMar>
+            <w:tcBorders>
+              <w:top w:val="single" w:sz="4" w:space="0" w:color="CCCCCC"/>
+              <w:bottom w:val="single" w:sz="4" w:space="0" w:color="CCCCCC"/>
+              <w:left w:val="single" w:sz="4" w:space="0" w:color="CCCCCC"/>
+              <w:right w:val="single" w:sz="4" w:space="0" w:color="CCCCCC"/>
+            </w:tcBorders>
+          </w:tcPr>
+          <w:p>
+            <w:pPr>
+              <w:spacing w:before="60" w:after="60" w:line="252" w:lineRule="auto"/>
+              <w:jc w:val="left"/>
+            </w:pPr>
+            <w:r/>
+            <w:r>
+              <w:t>670.25</w:t>
+            </w:r>
+          </w:p>
+        </w:tc>
+        <w:tc>
+          <w:tcPr>
+            <w:tcW w:type="dxa" w:w="1728"/>
+            <w:shd w:fill="FFFFFF"/>
+            <w:tcMar>
+              <w:top w:w="100" w:type="dxa"/>
+              <w:bottom w:w="100" w:type="dxa"/>
+              <w:left w:w="120" w:type="dxa"/>
+              <w:right w:w="120" w:type="dxa"/>
+            </w:tcMar>
+            <w:tcBorders>
+              <w:top w:val="single" w:sz="4" w:space="0" w:color="CCCCCC"/>
+              <w:bottom w:val="single" w:sz="4" w:space="0" w:color="CCCCCC"/>
+              <w:left w:val="single" w:sz="4" w:space="0" w:color="CCCCCC"/>
+              <w:right w:val="single" w:sz="4" w:space="0" w:color="CCCCCC"/>
+            </w:tcBorders>
+          </w:tcPr>
+          <w:p>
+            <w:pPr>
+              <w:spacing w:before="60" w:after="60" w:line="252" w:lineRule="auto"/>
+              <w:jc w:val="left"/>
+            </w:pPr>
+            <w:r/>
+            <w:r>
+              <w:rPr>
+                <w:b/>
+              </w:rPr>
+              <w:t>675.25</w:t>
             </w:r>
           </w:p>
         </w:tc>
@@ -26152,7 +30382,7 @@
               <w:rPr>
                 <w:b/>
               </w:rPr>
-              <w:t>Tue 20/10</w:t>
+              <w:t>Fri 23/10</w:t>
             </w:r>
           </w:p>
         </w:tc>
@@ -26208,7 +30438,7 @@
             </w:pPr>
             <w:r/>
             <w:r>
-              <w:t>665.75</w:t>
+              <w:t>675.25</w:t>
             </w:r>
           </w:p>
         </w:tc>
@@ -26236,7 +30466,7 @@
             </w:pPr>
             <w:r/>
             <w:r>
-              <w:t>676.25</w:t>
+              <w:t>682.25</w:t>
             </w:r>
           </w:p>
         </w:tc>
@@ -26264,7 +30494,7 @@
             </w:pPr>
             <w:r/>
             <w:r>
-              <w:t>651.00</w:t>
+              <w:t>661.75</w:t>
             </w:r>
           </w:p>
         </w:tc>
@@ -26295,7 +30525,7 @@
               <w:rPr>
                 <w:b/>
               </w:rPr>
-              <w:t>668.00</w:t>
+              <w:t>676.00</w:t>
             </w:r>
           </w:p>
         </w:tc>
@@ -26303,241 +30533,6 @@
           <w:tcPr>
             <w:tcW w:type="dxa" w:w="3456"/>
             <w:shd w:fill="F8FAFC"/>
-            <w:tcMar>
-              <w:top w:w="100" w:type="dxa"/>
-              <w:bottom w:w="100" w:type="dxa"/>
-              <w:left w:w="120" w:type="dxa"/>
-              <w:right w:w="120" w:type="dxa"/>
-            </w:tcMar>
-            <w:tcBorders>
-              <w:top w:val="single" w:sz="4" w:space="0" w:color="CCCCCC"/>
-              <w:bottom w:val="single" w:sz="4" w:space="0" w:color="CCCCCC"/>
-              <w:left w:val="single" w:sz="4" w:space="0" w:color="CCCCCC"/>
-              <w:right w:val="single" w:sz="4" w:space="0" w:color="CCCCCC"/>
-            </w:tcBorders>
-          </w:tcPr>
-          <w:p>
-            <w:pPr>
-              <w:spacing w:before="60" w:after="60" w:line="252" w:lineRule="auto"/>
-              <w:jc w:val="left"/>
-            </w:pPr>
-            <w:r/>
-            <w:r>
-              <w:rPr>
-                <w:b/>
-              </w:rPr>
-              <w:t>+2.25</w:t>
-            </w:r>
-          </w:p>
-        </w:tc>
-        <w:tc>
-          <w:tcPr>
-            <w:tcW w:type="dxa" w:w="1440"/>
-            <w:shd w:fill="F8FAFC"/>
-            <w:tcMar>
-              <w:top w:w="100" w:type="dxa"/>
-              <w:bottom w:w="100" w:type="dxa"/>
-              <w:left w:w="120" w:type="dxa"/>
-              <w:right w:w="120" w:type="dxa"/>
-            </w:tcMar>
-            <w:tcBorders>
-              <w:top w:val="single" w:sz="4" w:space="0" w:color="CCCCCC"/>
-              <w:bottom w:val="single" w:sz="4" w:space="0" w:color="CCCCCC"/>
-              <w:left w:val="single" w:sz="4" w:space="0" w:color="CCCCCC"/>
-              <w:right w:val="single" w:sz="4" w:space="0" w:color="CCCCCC"/>
-            </w:tcBorders>
-          </w:tcPr>
-          <w:p>
-            <w:pPr>
-              <w:spacing w:before="60" w:after="60" w:line="252" w:lineRule="auto"/>
-              <w:jc w:val="left"/>
-            </w:pPr>
-            <w:r/>
-            <w:r>
-              <w:t>BULL</w:t>
-            </w:r>
-          </w:p>
-        </w:tc>
-      </w:tr>
-      <w:tr>
-        <w:tc>
-          <w:tcPr>
-            <w:tcW w:type="dxa" w:w="1584"/>
-            <w:shd w:fill="FFFFFF"/>
-            <w:tcMar>
-              <w:top w:w="100" w:type="dxa"/>
-              <w:bottom w:w="100" w:type="dxa"/>
-              <w:left w:w="120" w:type="dxa"/>
-              <w:right w:w="120" w:type="dxa"/>
-            </w:tcMar>
-            <w:tcBorders>
-              <w:top w:val="single" w:sz="4" w:space="0" w:color="CCCCCC"/>
-              <w:bottom w:val="single" w:sz="4" w:space="0" w:color="CCCCCC"/>
-              <w:left w:val="single" w:sz="4" w:space="0" w:color="CCCCCC"/>
-              <w:right w:val="single" w:sz="4" w:space="0" w:color="CCCCCC"/>
-            </w:tcBorders>
-          </w:tcPr>
-          <w:p>
-            <w:pPr>
-              <w:spacing w:before="60" w:after="60" w:line="252" w:lineRule="auto"/>
-              <w:jc w:val="left"/>
-            </w:pPr>
-            <w:r/>
-            <w:r>
-              <w:rPr>
-                <w:b/>
-              </w:rPr>
-              <w:t>Tue 20/10</w:t>
-            </w:r>
-          </w:p>
-        </w:tc>
-        <w:tc>
-          <w:tcPr>
-            <w:tcW w:type="dxa" w:w="864"/>
-            <w:shd w:fill="FFFFFF"/>
-            <w:tcMar>
-              <w:top w:w="100" w:type="dxa"/>
-              <w:bottom w:w="100" w:type="dxa"/>
-              <w:left w:w="120" w:type="dxa"/>
-              <w:right w:w="120" w:type="dxa"/>
-            </w:tcMar>
-            <w:tcBorders>
-              <w:top w:val="single" w:sz="4" w:space="0" w:color="CCCCCC"/>
-              <w:bottom w:val="single" w:sz="4" w:space="0" w:color="CCCCCC"/>
-              <w:left w:val="single" w:sz="4" w:space="0" w:color="CCCCCC"/>
-              <w:right w:val="single" w:sz="4" w:space="0" w:color="CCCCCC"/>
-            </w:tcBorders>
-          </w:tcPr>
-          <w:p>
-            <w:pPr>
-              <w:spacing w:before="60" w:after="60" w:line="252" w:lineRule="auto"/>
-              <w:jc w:val="left"/>
-            </w:pPr>
-            <w:r/>
-            <w:r>
-              <w:t>Pre-NY 19-21</w:t>
-            </w:r>
-          </w:p>
-        </w:tc>
-        <w:tc>
-          <w:tcPr>
-            <w:tcW w:type="dxa" w:w="1440"/>
-            <w:shd w:fill="FFFFFF"/>
-            <w:tcMar>
-              <w:top w:w="100" w:type="dxa"/>
-              <w:bottom w:w="100" w:type="dxa"/>
-              <w:left w:w="120" w:type="dxa"/>
-              <w:right w:w="120" w:type="dxa"/>
-            </w:tcMar>
-            <w:tcBorders>
-              <w:top w:val="single" w:sz="4" w:space="0" w:color="CCCCCC"/>
-              <w:bottom w:val="single" w:sz="4" w:space="0" w:color="CCCCCC"/>
-              <w:left w:val="single" w:sz="4" w:space="0" w:color="CCCCCC"/>
-              <w:right w:val="single" w:sz="4" w:space="0" w:color="CCCCCC"/>
-            </w:tcBorders>
-          </w:tcPr>
-          <w:p>
-            <w:pPr>
-              <w:spacing w:before="60" w:after="60" w:line="252" w:lineRule="auto"/>
-              <w:jc w:val="left"/>
-            </w:pPr>
-            <w:r/>
-            <w:r>
-              <w:t>668.00</w:t>
-            </w:r>
-          </w:p>
-        </w:tc>
-        <w:tc>
-          <w:tcPr>
-            <w:tcW w:type="dxa" w:w="2016"/>
-            <w:shd w:fill="FFFFFF"/>
-            <w:tcMar>
-              <w:top w:w="100" w:type="dxa"/>
-              <w:bottom w:w="100" w:type="dxa"/>
-              <w:left w:w="120" w:type="dxa"/>
-              <w:right w:w="120" w:type="dxa"/>
-            </w:tcMar>
-            <w:tcBorders>
-              <w:top w:val="single" w:sz="4" w:space="0" w:color="CCCCCC"/>
-              <w:bottom w:val="single" w:sz="4" w:space="0" w:color="CCCCCC"/>
-              <w:left w:val="single" w:sz="4" w:space="0" w:color="CCCCCC"/>
-              <w:right w:val="single" w:sz="4" w:space="0" w:color="CCCCCC"/>
-            </w:tcBorders>
-          </w:tcPr>
-          <w:p>
-            <w:pPr>
-              <w:spacing w:before="60" w:after="60" w:line="252" w:lineRule="auto"/>
-              <w:jc w:val="left"/>
-            </w:pPr>
-            <w:r/>
-            <w:r>
-              <w:t>678.50</w:t>
-            </w:r>
-          </w:p>
-        </w:tc>
-        <w:tc>
-          <w:tcPr>
-            <w:tcW w:type="dxa" w:w="1152"/>
-            <w:shd w:fill="FFFFFF"/>
-            <w:tcMar>
-              <w:top w:w="100" w:type="dxa"/>
-              <w:bottom w:w="100" w:type="dxa"/>
-              <w:left w:w="120" w:type="dxa"/>
-              <w:right w:w="120" w:type="dxa"/>
-            </w:tcMar>
-            <w:tcBorders>
-              <w:top w:val="single" w:sz="4" w:space="0" w:color="CCCCCC"/>
-              <w:bottom w:val="single" w:sz="4" w:space="0" w:color="CCCCCC"/>
-              <w:left w:val="single" w:sz="4" w:space="0" w:color="CCCCCC"/>
-              <w:right w:val="single" w:sz="4" w:space="0" w:color="CCCCCC"/>
-            </w:tcBorders>
-          </w:tcPr>
-          <w:p>
-            <w:pPr>
-              <w:spacing w:before="60" w:after="60" w:line="252" w:lineRule="auto"/>
-              <w:jc w:val="left"/>
-            </w:pPr>
-            <w:r/>
-            <w:r>
-              <w:t>661.75</w:t>
-            </w:r>
-          </w:p>
-        </w:tc>
-        <w:tc>
-          <w:tcPr>
-            <w:tcW w:type="dxa" w:w="1728"/>
-            <w:shd w:fill="FFFFFF"/>
-            <w:tcMar>
-              <w:top w:w="100" w:type="dxa"/>
-              <w:bottom w:w="100" w:type="dxa"/>
-              <w:left w:w="120" w:type="dxa"/>
-              <w:right w:w="120" w:type="dxa"/>
-            </w:tcMar>
-            <w:tcBorders>
-              <w:top w:val="single" w:sz="4" w:space="0" w:color="CCCCCC"/>
-              <w:bottom w:val="single" w:sz="4" w:space="0" w:color="CCCCCC"/>
-              <w:left w:val="single" w:sz="4" w:space="0" w:color="CCCCCC"/>
-              <w:right w:val="single" w:sz="4" w:space="0" w:color="CCCCCC"/>
-            </w:tcBorders>
-          </w:tcPr>
-          <w:p>
-            <w:pPr>
-              <w:spacing w:before="60" w:after="60" w:line="252" w:lineRule="auto"/>
-              <w:jc w:val="left"/>
-            </w:pPr>
-            <w:r/>
-            <w:r>
-              <w:rPr>
-                <w:b/>
-              </w:rPr>
-              <w:t>668.75</w:t>
-            </w:r>
-          </w:p>
-        </w:tc>
-        <w:tc>
-          <w:tcPr>
-            <w:tcW w:type="dxa" w:w="3456"/>
-            <w:shd w:fill="FFFFFF"/>
             <w:tcMar>
               <w:top w:w="100" w:type="dxa"/>
               <w:bottom w:w="100" w:type="dxa"/>
@@ -26568,7 +30563,7 @@
         <w:tc>
           <w:tcPr>
             <w:tcW w:type="dxa" w:w="1440"/>
-            <w:shd w:fill="FFFFFF"/>
+            <w:shd w:fill="F8FAFC"/>
             <w:tcMar>
               <w:top w:w="100" w:type="dxa"/>
               <w:bottom w:w="100" w:type="dxa"/>
@@ -26598,7 +30593,7 @@
         <w:tc>
           <w:tcPr>
             <w:tcW w:type="dxa" w:w="1584"/>
-            <w:shd w:fill="F8FAFC"/>
+            <w:shd w:fill="FFFFFF"/>
             <w:tcMar>
               <w:top w:w="100" w:type="dxa"/>
               <w:bottom w:w="100" w:type="dxa"/>
@@ -26622,42 +30617,98 @@
               <w:rPr>
                 <w:b/>
               </w:rPr>
-              <w:t>Tue 20/10</w:t>
+              <w:t>Fri 23/10</w:t>
             </w:r>
           </w:p>
         </w:tc>
         <w:tc>
           <w:tcPr>
             <w:tcW w:type="dxa" w:w="864"/>
-            <w:shd w:fill="F8FAFC"/>
-            <w:tcMar>
-              <w:top w:w="100" w:type="dxa"/>
-              <w:bottom w:w="100" w:type="dxa"/>
-              <w:left w:w="120" w:type="dxa"/>
-              <w:right w:w="120" w:type="dxa"/>
-            </w:tcMar>
-            <w:tcBorders>
-              <w:top w:val="single" w:sz="4" w:space="0" w:color="CCCCCC"/>
-              <w:bottom w:val="single" w:sz="4" w:space="0" w:color="CCCCCC"/>
-              <w:left w:val="single" w:sz="4" w:space="0" w:color="CCCCCC"/>
-              <w:right w:val="single" w:sz="4" w:space="0" w:color="CCCCCC"/>
-            </w:tcBorders>
-          </w:tcPr>
-          <w:p>
-            <w:pPr>
-              <w:spacing w:before="60" w:after="60" w:line="252" w:lineRule="auto"/>
-              <w:jc w:val="left"/>
-            </w:pPr>
-            <w:r/>
-            <w:r>
-              <w:t>NY Open 21-23</w:t>
+            <w:shd w:fill="FFFFFF"/>
+            <w:tcMar>
+              <w:top w:w="100" w:type="dxa"/>
+              <w:bottom w:w="100" w:type="dxa"/>
+              <w:left w:w="120" w:type="dxa"/>
+              <w:right w:w="120" w:type="dxa"/>
+            </w:tcMar>
+            <w:tcBorders>
+              <w:top w:val="single" w:sz="4" w:space="0" w:color="CCCCCC"/>
+              <w:bottom w:val="single" w:sz="4" w:space="0" w:color="CCCCCC"/>
+              <w:left w:val="single" w:sz="4" w:space="0" w:color="CCCCCC"/>
+              <w:right w:val="single" w:sz="4" w:space="0" w:color="CCCCCC"/>
+            </w:tcBorders>
+          </w:tcPr>
+          <w:p>
+            <w:pPr>
+              <w:spacing w:before="60" w:after="60" w:line="252" w:lineRule="auto"/>
+              <w:jc w:val="left"/>
+            </w:pPr>
+            <w:r/>
+            <w:r>
+              <w:t>Pre-NY 19-21</w:t>
             </w:r>
           </w:p>
         </w:tc>
         <w:tc>
           <w:tcPr>
             <w:tcW w:type="dxa" w:w="1440"/>
-            <w:shd w:fill="F8FAFC"/>
+            <w:shd w:fill="FFFFFF"/>
+            <w:tcMar>
+              <w:top w:w="100" w:type="dxa"/>
+              <w:bottom w:w="100" w:type="dxa"/>
+              <w:left w:w="120" w:type="dxa"/>
+              <w:right w:w="120" w:type="dxa"/>
+            </w:tcMar>
+            <w:tcBorders>
+              <w:top w:val="single" w:sz="4" w:space="0" w:color="CCCCCC"/>
+              <w:bottom w:val="single" w:sz="4" w:space="0" w:color="CCCCCC"/>
+              <w:left w:val="single" w:sz="4" w:space="0" w:color="CCCCCC"/>
+              <w:right w:val="single" w:sz="4" w:space="0" w:color="CCCCCC"/>
+            </w:tcBorders>
+          </w:tcPr>
+          <w:p>
+            <w:pPr>
+              <w:spacing w:before="60" w:after="60" w:line="252" w:lineRule="auto"/>
+              <w:jc w:val="left"/>
+            </w:pPr>
+            <w:r/>
+            <w:r>
+              <w:t>676.00</w:t>
+            </w:r>
+          </w:p>
+        </w:tc>
+        <w:tc>
+          <w:tcPr>
+            <w:tcW w:type="dxa" w:w="2016"/>
+            <w:shd w:fill="FFFFFF"/>
+            <w:tcMar>
+              <w:top w:w="100" w:type="dxa"/>
+              <w:bottom w:w="100" w:type="dxa"/>
+              <w:left w:w="120" w:type="dxa"/>
+              <w:right w:w="120" w:type="dxa"/>
+            </w:tcMar>
+            <w:tcBorders>
+              <w:top w:val="single" w:sz="4" w:space="0" w:color="CCCCCC"/>
+              <w:bottom w:val="single" w:sz="4" w:space="0" w:color="CCCCCC"/>
+              <w:left w:val="single" w:sz="4" w:space="0" w:color="CCCCCC"/>
+              <w:right w:val="single" w:sz="4" w:space="0" w:color="CCCCCC"/>
+            </w:tcBorders>
+          </w:tcPr>
+          <w:p>
+            <w:pPr>
+              <w:spacing w:before="60" w:after="60" w:line="252" w:lineRule="auto"/>
+              <w:jc w:val="left"/>
+            </w:pPr>
+            <w:r/>
+            <w:r>
+              <w:t>685.25</w:t>
+            </w:r>
+          </w:p>
+        </w:tc>
+        <w:tc>
+          <w:tcPr>
+            <w:tcW w:type="dxa" w:w="1152"/>
+            <w:shd w:fill="FFFFFF"/>
             <w:tcMar>
               <w:top w:w="100" w:type="dxa"/>
               <w:bottom w:w="100" w:type="dxa"/>
@@ -26684,64 +30735,8 @@
         </w:tc>
         <w:tc>
           <w:tcPr>
-            <w:tcW w:type="dxa" w:w="2016"/>
-            <w:shd w:fill="F8FAFC"/>
-            <w:tcMar>
-              <w:top w:w="100" w:type="dxa"/>
-              <w:bottom w:w="100" w:type="dxa"/>
-              <w:left w:w="120" w:type="dxa"/>
-              <w:right w:w="120" w:type="dxa"/>
-            </w:tcMar>
-            <w:tcBorders>
-              <w:top w:val="single" w:sz="4" w:space="0" w:color="CCCCCC"/>
-              <w:bottom w:val="single" w:sz="4" w:space="0" w:color="CCCCCC"/>
-              <w:left w:val="single" w:sz="4" w:space="0" w:color="CCCCCC"/>
-              <w:right w:val="single" w:sz="4" w:space="0" w:color="CCCCCC"/>
-            </w:tcBorders>
-          </w:tcPr>
-          <w:p>
-            <w:pPr>
-              <w:spacing w:before="60" w:after="60" w:line="252" w:lineRule="auto"/>
-              <w:jc w:val="left"/>
-            </w:pPr>
-            <w:r/>
-            <w:r>
-              <w:t>683.00</w:t>
-            </w:r>
-          </w:p>
-        </w:tc>
-        <w:tc>
-          <w:tcPr>
-            <w:tcW w:type="dxa" w:w="1152"/>
-            <w:shd w:fill="F8FAFC"/>
-            <w:tcMar>
-              <w:top w:w="100" w:type="dxa"/>
-              <w:bottom w:w="100" w:type="dxa"/>
-              <w:left w:w="120" w:type="dxa"/>
-              <w:right w:w="120" w:type="dxa"/>
-            </w:tcMar>
-            <w:tcBorders>
-              <w:top w:val="single" w:sz="4" w:space="0" w:color="CCCCCC"/>
-              <w:bottom w:val="single" w:sz="4" w:space="0" w:color="CCCCCC"/>
-              <w:left w:val="single" w:sz="4" w:space="0" w:color="CCCCCC"/>
-              <w:right w:val="single" w:sz="4" w:space="0" w:color="CCCCCC"/>
-            </w:tcBorders>
-          </w:tcPr>
-          <w:p>
-            <w:pPr>
-              <w:spacing w:before="60" w:after="60" w:line="252" w:lineRule="auto"/>
-              <w:jc w:val="left"/>
-            </w:pPr>
-            <w:r/>
-            <w:r>
-              <w:t>654.00</w:t>
-            </w:r>
-          </w:p>
-        </w:tc>
-        <w:tc>
-          <w:tcPr>
             <w:tcW w:type="dxa" w:w="1728"/>
-            <w:shd w:fill="F8FAFC"/>
+            <w:shd w:fill="FFFFFF"/>
             <w:tcMar>
               <w:top w:w="100" w:type="dxa"/>
               <w:bottom w:w="100" w:type="dxa"/>
@@ -26765,14 +30760,14 @@
               <w:rPr>
                 <w:b/>
               </w:rPr>
-              <w:t>670.75</w:t>
+              <w:t>675.75</w:t>
             </w:r>
           </w:p>
         </w:tc>
         <w:tc>
           <w:tcPr>
             <w:tcW w:type="dxa" w:w="3456"/>
-            <w:shd w:fill="F8FAFC"/>
+            <w:shd w:fill="FFFFFF"/>
             <w:tcMar>
               <w:top w:w="100" w:type="dxa"/>
               <w:bottom w:w="100" w:type="dxa"/>
@@ -26796,35 +30791,35 @@
               <w:rPr>
                 <w:b/>
               </w:rPr>
-              <w:t>+2.00</w:t>
+              <w:t>-0.25</w:t>
             </w:r>
           </w:p>
         </w:tc>
         <w:tc>
           <w:tcPr>
             <w:tcW w:type="dxa" w:w="1440"/>
-            <w:shd w:fill="F8FAFC"/>
-            <w:tcMar>
-              <w:top w:w="100" w:type="dxa"/>
-              <w:bottom w:w="100" w:type="dxa"/>
-              <w:left w:w="120" w:type="dxa"/>
-              <w:right w:w="120" w:type="dxa"/>
-            </w:tcMar>
-            <w:tcBorders>
-              <w:top w:val="single" w:sz="4" w:space="0" w:color="CCCCCC"/>
-              <w:bottom w:val="single" w:sz="4" w:space="0" w:color="CCCCCC"/>
-              <w:left w:val="single" w:sz="4" w:space="0" w:color="CCCCCC"/>
-              <w:right w:val="single" w:sz="4" w:space="0" w:color="CCCCCC"/>
-            </w:tcBorders>
-          </w:tcPr>
-          <w:p>
-            <w:pPr>
-              <w:spacing w:before="60" w:after="60" w:line="252" w:lineRule="auto"/>
-              <w:jc w:val="left"/>
-            </w:pPr>
-            <w:r/>
-            <w:r>
-              <w:t>BULL</w:t>
+            <w:shd w:fill="FFFFFF"/>
+            <w:tcMar>
+              <w:top w:w="100" w:type="dxa"/>
+              <w:bottom w:w="100" w:type="dxa"/>
+              <w:left w:w="120" w:type="dxa"/>
+              <w:right w:w="120" w:type="dxa"/>
+            </w:tcMar>
+            <w:tcBorders>
+              <w:top w:val="single" w:sz="4" w:space="0" w:color="CCCCCC"/>
+              <w:bottom w:val="single" w:sz="4" w:space="0" w:color="CCCCCC"/>
+              <w:left w:val="single" w:sz="4" w:space="0" w:color="CCCCCC"/>
+              <w:right w:val="single" w:sz="4" w:space="0" w:color="CCCCCC"/>
+            </w:tcBorders>
+          </w:tcPr>
+          <w:p>
+            <w:pPr>
+              <w:spacing w:before="60" w:after="60" w:line="252" w:lineRule="auto"/>
+              <w:jc w:val="left"/>
+            </w:pPr>
+            <w:r/>
+            <w:r>
+              <w:t>BEAR</w:t>
             </w:r>
           </w:p>
         </w:tc>
@@ -26833,7 +30828,7 @@
         <w:tc>
           <w:tcPr>
             <w:tcW w:type="dxa" w:w="1584"/>
-            <w:shd w:fill="FFFFFF"/>
+            <w:shd w:fill="F8FAFC"/>
             <w:tcMar>
               <w:top w:w="100" w:type="dxa"/>
               <w:bottom w:w="100" w:type="dxa"/>
@@ -26857,126 +30852,126 @@
               <w:rPr>
                 <w:b/>
               </w:rPr>
-              <w:t>Tue 20/10</w:t>
+              <w:t>Fri 23/10</w:t>
             </w:r>
           </w:p>
         </w:tc>
         <w:tc>
           <w:tcPr>
             <w:tcW w:type="dxa" w:w="864"/>
-            <w:shd w:fill="FFFFFF"/>
-            <w:tcMar>
-              <w:top w:w="100" w:type="dxa"/>
-              <w:bottom w:w="100" w:type="dxa"/>
-              <w:left w:w="120" w:type="dxa"/>
-              <w:right w:w="120" w:type="dxa"/>
-            </w:tcMar>
-            <w:tcBorders>
-              <w:top w:val="single" w:sz="4" w:space="0" w:color="CCCCCC"/>
-              <w:bottom w:val="single" w:sz="4" w:space="0" w:color="CCCCCC"/>
-              <w:left w:val="single" w:sz="4" w:space="0" w:color="CCCCCC"/>
-              <w:right w:val="single" w:sz="4" w:space="0" w:color="CCCCCC"/>
-            </w:tcBorders>
-          </w:tcPr>
-          <w:p>
-            <w:pPr>
-              <w:spacing w:before="60" w:after="60" w:line="252" w:lineRule="auto"/>
-              <w:jc w:val="left"/>
-            </w:pPr>
-            <w:r/>
-            <w:r>
-              <w:t>NY Close 23-01</w:t>
+            <w:shd w:fill="F8FAFC"/>
+            <w:tcMar>
+              <w:top w:w="100" w:type="dxa"/>
+              <w:bottom w:w="100" w:type="dxa"/>
+              <w:left w:w="120" w:type="dxa"/>
+              <w:right w:w="120" w:type="dxa"/>
+            </w:tcMar>
+            <w:tcBorders>
+              <w:top w:val="single" w:sz="4" w:space="0" w:color="CCCCCC"/>
+              <w:bottom w:val="single" w:sz="4" w:space="0" w:color="CCCCCC"/>
+              <w:left w:val="single" w:sz="4" w:space="0" w:color="CCCCCC"/>
+              <w:right w:val="single" w:sz="4" w:space="0" w:color="CCCCCC"/>
+            </w:tcBorders>
+          </w:tcPr>
+          <w:p>
+            <w:pPr>
+              <w:spacing w:before="60" w:after="60" w:line="252" w:lineRule="auto"/>
+              <w:jc w:val="left"/>
+            </w:pPr>
+            <w:r/>
+            <w:r>
+              <w:t>NY Open 21-23</w:t>
             </w:r>
           </w:p>
         </w:tc>
         <w:tc>
           <w:tcPr>
             <w:tcW w:type="dxa" w:w="1440"/>
-            <w:shd w:fill="FFFFFF"/>
-            <w:tcMar>
-              <w:top w:w="100" w:type="dxa"/>
-              <w:bottom w:w="100" w:type="dxa"/>
-              <w:left w:w="120" w:type="dxa"/>
-              <w:right w:w="120" w:type="dxa"/>
-            </w:tcMar>
-            <w:tcBorders>
-              <w:top w:val="single" w:sz="4" w:space="0" w:color="CCCCCC"/>
-              <w:bottom w:val="single" w:sz="4" w:space="0" w:color="CCCCCC"/>
-              <w:left w:val="single" w:sz="4" w:space="0" w:color="CCCCCC"/>
-              <w:right w:val="single" w:sz="4" w:space="0" w:color="CCCCCC"/>
-            </w:tcBorders>
-          </w:tcPr>
-          <w:p>
-            <w:pPr>
-              <w:spacing w:before="60" w:after="60" w:line="252" w:lineRule="auto"/>
-              <w:jc w:val="left"/>
-            </w:pPr>
-            <w:r/>
-            <w:r>
-              <w:t>670.75</w:t>
+            <w:shd w:fill="F8FAFC"/>
+            <w:tcMar>
+              <w:top w:w="100" w:type="dxa"/>
+              <w:bottom w:w="100" w:type="dxa"/>
+              <w:left w:w="120" w:type="dxa"/>
+              <w:right w:w="120" w:type="dxa"/>
+            </w:tcMar>
+            <w:tcBorders>
+              <w:top w:val="single" w:sz="4" w:space="0" w:color="CCCCCC"/>
+              <w:bottom w:val="single" w:sz="4" w:space="0" w:color="CCCCCC"/>
+              <w:left w:val="single" w:sz="4" w:space="0" w:color="CCCCCC"/>
+              <w:right w:val="single" w:sz="4" w:space="0" w:color="CCCCCC"/>
+            </w:tcBorders>
+          </w:tcPr>
+          <w:p>
+            <w:pPr>
+              <w:spacing w:before="60" w:after="60" w:line="252" w:lineRule="auto"/>
+              <w:jc w:val="left"/>
+            </w:pPr>
+            <w:r/>
+            <w:r>
+              <w:t>675.75</w:t>
             </w:r>
           </w:p>
         </w:tc>
         <w:tc>
           <w:tcPr>
             <w:tcW w:type="dxa" w:w="2016"/>
-            <w:shd w:fill="FFFFFF"/>
-            <w:tcMar>
-              <w:top w:w="100" w:type="dxa"/>
-              <w:bottom w:w="100" w:type="dxa"/>
-              <w:left w:w="120" w:type="dxa"/>
-              <w:right w:w="120" w:type="dxa"/>
-            </w:tcMar>
-            <w:tcBorders>
-              <w:top w:val="single" w:sz="4" w:space="0" w:color="CCCCCC"/>
-              <w:bottom w:val="single" w:sz="4" w:space="0" w:color="CCCCCC"/>
-              <w:left w:val="single" w:sz="4" w:space="0" w:color="CCCCCC"/>
-              <w:right w:val="single" w:sz="4" w:space="0" w:color="CCCCCC"/>
-            </w:tcBorders>
-          </w:tcPr>
-          <w:p>
-            <w:pPr>
-              <w:spacing w:before="60" w:after="60" w:line="252" w:lineRule="auto"/>
-              <w:jc w:val="left"/>
-            </w:pPr>
-            <w:r/>
-            <w:r>
-              <w:t>677.25</w:t>
+            <w:shd w:fill="F8FAFC"/>
+            <w:tcMar>
+              <w:top w:w="100" w:type="dxa"/>
+              <w:bottom w:w="100" w:type="dxa"/>
+              <w:left w:w="120" w:type="dxa"/>
+              <w:right w:w="120" w:type="dxa"/>
+            </w:tcMar>
+            <w:tcBorders>
+              <w:top w:val="single" w:sz="4" w:space="0" w:color="CCCCCC"/>
+              <w:bottom w:val="single" w:sz="4" w:space="0" w:color="CCCCCC"/>
+              <w:left w:val="single" w:sz="4" w:space="0" w:color="CCCCCC"/>
+              <w:right w:val="single" w:sz="4" w:space="0" w:color="CCCCCC"/>
+            </w:tcBorders>
+          </w:tcPr>
+          <w:p>
+            <w:pPr>
+              <w:spacing w:before="60" w:after="60" w:line="252" w:lineRule="auto"/>
+              <w:jc w:val="left"/>
+            </w:pPr>
+            <w:r/>
+            <w:r>
+              <w:t>684.25</w:t>
             </w:r>
           </w:p>
         </w:tc>
         <w:tc>
           <w:tcPr>
             <w:tcW w:type="dxa" w:w="1152"/>
-            <w:shd w:fill="FFFFFF"/>
-            <w:tcMar>
-              <w:top w:w="100" w:type="dxa"/>
-              <w:bottom w:w="100" w:type="dxa"/>
-              <w:left w:w="120" w:type="dxa"/>
-              <w:right w:w="120" w:type="dxa"/>
-            </w:tcMar>
-            <w:tcBorders>
-              <w:top w:val="single" w:sz="4" w:space="0" w:color="CCCCCC"/>
-              <w:bottom w:val="single" w:sz="4" w:space="0" w:color="CCCCCC"/>
-              <w:left w:val="single" w:sz="4" w:space="0" w:color="CCCCCC"/>
-              <w:right w:val="single" w:sz="4" w:space="0" w:color="CCCCCC"/>
-            </w:tcBorders>
-          </w:tcPr>
-          <w:p>
-            <w:pPr>
-              <w:spacing w:before="60" w:after="60" w:line="252" w:lineRule="auto"/>
-              <w:jc w:val="left"/>
-            </w:pPr>
-            <w:r/>
-            <w:r>
-              <w:t>664.00</w:t>
+            <w:shd w:fill="F8FAFC"/>
+            <w:tcMar>
+              <w:top w:w="100" w:type="dxa"/>
+              <w:bottom w:w="100" w:type="dxa"/>
+              <w:left w:w="120" w:type="dxa"/>
+              <w:right w:w="120" w:type="dxa"/>
+            </w:tcMar>
+            <w:tcBorders>
+              <w:top w:val="single" w:sz="4" w:space="0" w:color="CCCCCC"/>
+              <w:bottom w:val="single" w:sz="4" w:space="0" w:color="CCCCCC"/>
+              <w:left w:val="single" w:sz="4" w:space="0" w:color="CCCCCC"/>
+              <w:right w:val="single" w:sz="4" w:space="0" w:color="CCCCCC"/>
+            </w:tcBorders>
+          </w:tcPr>
+          <w:p>
+            <w:pPr>
+              <w:spacing w:before="60" w:after="60" w:line="252" w:lineRule="auto"/>
+              <w:jc w:val="left"/>
+            </w:pPr>
+            <w:r/>
+            <w:r>
+              <w:t>661.75</w:t>
             </w:r>
           </w:p>
         </w:tc>
         <w:tc>
           <w:tcPr>
             <w:tcW w:type="dxa" w:w="1728"/>
-            <w:shd w:fill="FFFFFF"/>
+            <w:shd w:fill="F8FAFC"/>
             <w:tcMar>
               <w:top w:w="100" w:type="dxa"/>
               <w:bottom w:w="100" w:type="dxa"/>
@@ -27000,712 +30995,7 @@
               <w:rPr>
                 <w:b/>
               </w:rPr>
-              <w:t>671.00</w:t>
-            </w:r>
-          </w:p>
-        </w:tc>
-        <w:tc>
-          <w:tcPr>
-            <w:tcW w:type="dxa" w:w="3456"/>
-            <w:shd w:fill="FFFFFF"/>
-            <w:tcMar>
-              <w:top w:w="100" w:type="dxa"/>
-              <w:bottom w:w="100" w:type="dxa"/>
-              <w:left w:w="120" w:type="dxa"/>
-              <w:right w:w="120" w:type="dxa"/>
-            </w:tcMar>
-            <w:tcBorders>
-              <w:top w:val="single" w:sz="4" w:space="0" w:color="CCCCCC"/>
-              <w:bottom w:val="single" w:sz="4" w:space="0" w:color="CCCCCC"/>
-              <w:left w:val="single" w:sz="4" w:space="0" w:color="CCCCCC"/>
-              <w:right w:val="single" w:sz="4" w:space="0" w:color="CCCCCC"/>
-            </w:tcBorders>
-          </w:tcPr>
-          <w:p>
-            <w:pPr>
-              <w:spacing w:before="60" w:after="60" w:line="252" w:lineRule="auto"/>
-              <w:jc w:val="left"/>
-            </w:pPr>
-            <w:r/>
-            <w:r>
-              <w:rPr>
-                <w:b/>
-              </w:rPr>
-              <w:t>+0.25</w:t>
-            </w:r>
-          </w:p>
-        </w:tc>
-        <w:tc>
-          <w:tcPr>
-            <w:tcW w:type="dxa" w:w="1440"/>
-            <w:shd w:fill="FFFFFF"/>
-            <w:tcMar>
-              <w:top w:w="100" w:type="dxa"/>
-              <w:bottom w:w="100" w:type="dxa"/>
-              <w:left w:w="120" w:type="dxa"/>
-              <w:right w:w="120" w:type="dxa"/>
-            </w:tcMar>
-            <w:tcBorders>
-              <w:top w:val="single" w:sz="4" w:space="0" w:color="CCCCCC"/>
-              <w:bottom w:val="single" w:sz="4" w:space="0" w:color="CCCCCC"/>
-              <w:left w:val="single" w:sz="4" w:space="0" w:color="CCCCCC"/>
-              <w:right w:val="single" w:sz="4" w:space="0" w:color="CCCCCC"/>
-            </w:tcBorders>
-          </w:tcPr>
-          <w:p>
-            <w:pPr>
-              <w:spacing w:before="60" w:after="60" w:line="252" w:lineRule="auto"/>
-              <w:jc w:val="left"/>
-            </w:pPr>
-            <w:r/>
-            <w:r>
-              <w:t>BULL</w:t>
-            </w:r>
-          </w:p>
-        </w:tc>
-      </w:tr>
-      <w:tr>
-        <w:tc>
-          <w:tcPr>
-            <w:tcW w:type="dxa" w:w="1584"/>
-            <w:shd w:fill="F8FAFC"/>
-            <w:tcMar>
-              <w:top w:w="100" w:type="dxa"/>
-              <w:bottom w:w="100" w:type="dxa"/>
-              <w:left w:w="120" w:type="dxa"/>
-              <w:right w:w="120" w:type="dxa"/>
-            </w:tcMar>
-            <w:tcBorders>
-              <w:top w:val="single" w:sz="4" w:space="0" w:color="CCCCCC"/>
-              <w:bottom w:val="single" w:sz="4" w:space="0" w:color="CCCCCC"/>
-              <w:left w:val="single" w:sz="4" w:space="0" w:color="CCCCCC"/>
-              <w:right w:val="single" w:sz="4" w:space="0" w:color="CCCCCC"/>
-            </w:tcBorders>
-          </w:tcPr>
-          <w:p>
-            <w:pPr>
-              <w:spacing w:before="60" w:after="60" w:line="252" w:lineRule="auto"/>
-              <w:jc w:val="left"/>
-            </w:pPr>
-            <w:r/>
-            <w:r>
-              <w:rPr>
-                <w:b/>
-              </w:rPr>
-              <w:t>Wed 21/10</w:t>
-            </w:r>
-          </w:p>
-        </w:tc>
-        <w:tc>
-          <w:tcPr>
-            <w:tcW w:type="dxa" w:w="864"/>
-            <w:shd w:fill="F8FAFC"/>
-            <w:tcMar>
-              <w:top w:w="100" w:type="dxa"/>
-              <w:bottom w:w="100" w:type="dxa"/>
-              <w:left w:w="120" w:type="dxa"/>
-              <w:right w:w="120" w:type="dxa"/>
-            </w:tcMar>
-            <w:tcBorders>
-              <w:top w:val="single" w:sz="4" w:space="0" w:color="CCCCCC"/>
-              <w:bottom w:val="single" w:sz="4" w:space="0" w:color="CCCCCC"/>
-              <w:left w:val="single" w:sz="4" w:space="0" w:color="CCCCCC"/>
-              <w:right w:val="single" w:sz="4" w:space="0" w:color="CCCCCC"/>
-            </w:tcBorders>
-          </w:tcPr>
-          <w:p>
-            <w:pPr>
-              <w:spacing w:before="60" w:after="60" w:line="252" w:lineRule="auto"/>
-              <w:jc w:val="left"/>
-            </w:pPr>
-            <w:r/>
-            <w:r>
-              <w:t>Asia 07-11</w:t>
-            </w:r>
-          </w:p>
-        </w:tc>
-        <w:tc>
-          <w:tcPr>
-            <w:tcW w:type="dxa" w:w="1440"/>
-            <w:shd w:fill="F8FAFC"/>
-            <w:tcMar>
-              <w:top w:w="100" w:type="dxa"/>
-              <w:bottom w:w="100" w:type="dxa"/>
-              <w:left w:w="120" w:type="dxa"/>
-              <w:right w:w="120" w:type="dxa"/>
-            </w:tcMar>
-            <w:tcBorders>
-              <w:top w:val="single" w:sz="4" w:space="0" w:color="CCCCCC"/>
-              <w:bottom w:val="single" w:sz="4" w:space="0" w:color="CCCCCC"/>
-              <w:left w:val="single" w:sz="4" w:space="0" w:color="CCCCCC"/>
-              <w:right w:val="single" w:sz="4" w:space="0" w:color="CCCCCC"/>
-            </w:tcBorders>
-          </w:tcPr>
-          <w:p>
-            <w:pPr>
-              <w:spacing w:before="60" w:after="60" w:line="252" w:lineRule="auto"/>
-              <w:jc w:val="left"/>
-            </w:pPr>
-            <w:r/>
-            <w:r>
-              <w:t>671.00</w:t>
-            </w:r>
-          </w:p>
-        </w:tc>
-        <w:tc>
-          <w:tcPr>
-            <w:tcW w:type="dxa" w:w="2016"/>
-            <w:shd w:fill="F8FAFC"/>
-            <w:tcMar>
-              <w:top w:w="100" w:type="dxa"/>
-              <w:bottom w:w="100" w:type="dxa"/>
-              <w:left w:w="120" w:type="dxa"/>
-              <w:right w:w="120" w:type="dxa"/>
-            </w:tcMar>
-            <w:tcBorders>
-              <w:top w:val="single" w:sz="4" w:space="0" w:color="CCCCCC"/>
-              <w:bottom w:val="single" w:sz="4" w:space="0" w:color="CCCCCC"/>
-              <w:left w:val="single" w:sz="4" w:space="0" w:color="CCCCCC"/>
-              <w:right w:val="single" w:sz="4" w:space="0" w:color="CCCCCC"/>
-            </w:tcBorders>
-          </w:tcPr>
-          <w:p>
-            <w:pPr>
-              <w:spacing w:before="60" w:after="60" w:line="252" w:lineRule="auto"/>
-              <w:jc w:val="left"/>
-            </w:pPr>
-            <w:r/>
-            <w:r>
-              <w:t>681.25</w:t>
-            </w:r>
-          </w:p>
-        </w:tc>
-        <w:tc>
-          <w:tcPr>
-            <w:tcW w:type="dxa" w:w="1152"/>
-            <w:shd w:fill="F8FAFC"/>
-            <w:tcMar>
-              <w:top w:w="100" w:type="dxa"/>
-              <w:bottom w:w="100" w:type="dxa"/>
-              <w:left w:w="120" w:type="dxa"/>
-              <w:right w:w="120" w:type="dxa"/>
-            </w:tcMar>
-            <w:tcBorders>
-              <w:top w:val="single" w:sz="4" w:space="0" w:color="CCCCCC"/>
-              <w:bottom w:val="single" w:sz="4" w:space="0" w:color="CCCCCC"/>
-              <w:left w:val="single" w:sz="4" w:space="0" w:color="CCCCCC"/>
-              <w:right w:val="single" w:sz="4" w:space="0" w:color="CCCCCC"/>
-            </w:tcBorders>
-          </w:tcPr>
-          <w:p>
-            <w:pPr>
-              <w:spacing w:before="60" w:after="60" w:line="252" w:lineRule="auto"/>
-              <w:jc w:val="left"/>
-            </w:pPr>
-            <w:r/>
-            <w:r>
-              <w:t>663.00</w:t>
-            </w:r>
-          </w:p>
-        </w:tc>
-        <w:tc>
-          <w:tcPr>
-            <w:tcW w:type="dxa" w:w="1728"/>
-            <w:shd w:fill="F8FAFC"/>
-            <w:tcMar>
-              <w:top w:w="100" w:type="dxa"/>
-              <w:bottom w:w="100" w:type="dxa"/>
-              <w:left w:w="120" w:type="dxa"/>
-              <w:right w:w="120" w:type="dxa"/>
-            </w:tcMar>
-            <w:tcBorders>
-              <w:top w:val="single" w:sz="4" w:space="0" w:color="CCCCCC"/>
-              <w:bottom w:val="single" w:sz="4" w:space="0" w:color="CCCCCC"/>
-              <w:left w:val="single" w:sz="4" w:space="0" w:color="CCCCCC"/>
-              <w:right w:val="single" w:sz="4" w:space="0" w:color="CCCCCC"/>
-            </w:tcBorders>
-          </w:tcPr>
-          <w:p>
-            <w:pPr>
-              <w:spacing w:before="60" w:after="60" w:line="252" w:lineRule="auto"/>
-              <w:jc w:val="left"/>
-            </w:pPr>
-            <w:r/>
-            <w:r>
-              <w:rPr>
-                <w:b/>
-              </w:rPr>
-              <w:t>671.50</w:t>
-            </w:r>
-          </w:p>
-        </w:tc>
-        <w:tc>
-          <w:tcPr>
-            <w:tcW w:type="dxa" w:w="3456"/>
-            <w:shd w:fill="F8FAFC"/>
-            <w:tcMar>
-              <w:top w:w="100" w:type="dxa"/>
-              <w:bottom w:w="100" w:type="dxa"/>
-              <w:left w:w="120" w:type="dxa"/>
-              <w:right w:w="120" w:type="dxa"/>
-            </w:tcMar>
-            <w:tcBorders>
-              <w:top w:val="single" w:sz="4" w:space="0" w:color="CCCCCC"/>
-              <w:bottom w:val="single" w:sz="4" w:space="0" w:color="CCCCCC"/>
-              <w:left w:val="single" w:sz="4" w:space="0" w:color="CCCCCC"/>
-              <w:right w:val="single" w:sz="4" w:space="0" w:color="CCCCCC"/>
-            </w:tcBorders>
-          </w:tcPr>
-          <w:p>
-            <w:pPr>
-              <w:spacing w:before="60" w:after="60" w:line="252" w:lineRule="auto"/>
-              <w:jc w:val="left"/>
-            </w:pPr>
-            <w:r/>
-            <w:r>
-              <w:rPr>
-                <w:b/>
-              </w:rPr>
-              <w:t>+0.50</w:t>
-            </w:r>
-          </w:p>
-        </w:tc>
-        <w:tc>
-          <w:tcPr>
-            <w:tcW w:type="dxa" w:w="1440"/>
-            <w:shd w:fill="F8FAFC"/>
-            <w:tcMar>
-              <w:top w:w="100" w:type="dxa"/>
-              <w:bottom w:w="100" w:type="dxa"/>
-              <w:left w:w="120" w:type="dxa"/>
-              <w:right w:w="120" w:type="dxa"/>
-            </w:tcMar>
-            <w:tcBorders>
-              <w:top w:val="single" w:sz="4" w:space="0" w:color="CCCCCC"/>
-              <w:bottom w:val="single" w:sz="4" w:space="0" w:color="CCCCCC"/>
-              <w:left w:val="single" w:sz="4" w:space="0" w:color="CCCCCC"/>
-              <w:right w:val="single" w:sz="4" w:space="0" w:color="CCCCCC"/>
-            </w:tcBorders>
-          </w:tcPr>
-          <w:p>
-            <w:pPr>
-              <w:spacing w:before="60" w:after="60" w:line="252" w:lineRule="auto"/>
-              <w:jc w:val="left"/>
-            </w:pPr>
-            <w:r/>
-            <w:r>
-              <w:t>BULL</w:t>
-            </w:r>
-          </w:p>
-        </w:tc>
-      </w:tr>
-      <w:tr>
-        <w:tc>
-          <w:tcPr>
-            <w:tcW w:type="dxa" w:w="1584"/>
-            <w:shd w:fill="FFFFFF"/>
-            <w:tcMar>
-              <w:top w:w="100" w:type="dxa"/>
-              <w:bottom w:w="100" w:type="dxa"/>
-              <w:left w:w="120" w:type="dxa"/>
-              <w:right w:w="120" w:type="dxa"/>
-            </w:tcMar>
-            <w:tcBorders>
-              <w:top w:val="single" w:sz="4" w:space="0" w:color="CCCCCC"/>
-              <w:bottom w:val="single" w:sz="4" w:space="0" w:color="CCCCCC"/>
-              <w:left w:val="single" w:sz="4" w:space="0" w:color="CCCCCC"/>
-              <w:right w:val="single" w:sz="4" w:space="0" w:color="CCCCCC"/>
-            </w:tcBorders>
-          </w:tcPr>
-          <w:p>
-            <w:pPr>
-              <w:spacing w:before="60" w:after="60" w:line="252" w:lineRule="auto"/>
-              <w:jc w:val="left"/>
-            </w:pPr>
-            <w:r/>
-            <w:r>
-              <w:rPr>
-                <w:b/>
-              </w:rPr>
-              <w:t>Wed 21/10</w:t>
-            </w:r>
-          </w:p>
-        </w:tc>
-        <w:tc>
-          <w:tcPr>
-            <w:tcW w:type="dxa" w:w="864"/>
-            <w:shd w:fill="FFFFFF"/>
-            <w:tcMar>
-              <w:top w:w="100" w:type="dxa"/>
-              <w:bottom w:w="100" w:type="dxa"/>
-              <w:left w:w="120" w:type="dxa"/>
-              <w:right w:w="120" w:type="dxa"/>
-            </w:tcMar>
-            <w:tcBorders>
-              <w:top w:val="single" w:sz="4" w:space="0" w:color="CCCCCC"/>
-              <w:bottom w:val="single" w:sz="4" w:space="0" w:color="CCCCCC"/>
-              <w:left w:val="single" w:sz="4" w:space="0" w:color="CCCCCC"/>
-              <w:right w:val="single" w:sz="4" w:space="0" w:color="CCCCCC"/>
-            </w:tcBorders>
-          </w:tcPr>
-          <w:p>
-            <w:pPr>
-              <w:spacing w:before="60" w:after="60" w:line="252" w:lineRule="auto"/>
-              <w:jc w:val="left"/>
-            </w:pPr>
-            <w:r/>
-            <w:r>
-              <w:t>Asia 11-15</w:t>
-            </w:r>
-          </w:p>
-        </w:tc>
-        <w:tc>
-          <w:tcPr>
-            <w:tcW w:type="dxa" w:w="1440"/>
-            <w:shd w:fill="FFFFFF"/>
-            <w:tcMar>
-              <w:top w:w="100" w:type="dxa"/>
-              <w:bottom w:w="100" w:type="dxa"/>
-              <w:left w:w="120" w:type="dxa"/>
-              <w:right w:w="120" w:type="dxa"/>
-            </w:tcMar>
-            <w:tcBorders>
-              <w:top w:val="single" w:sz="4" w:space="0" w:color="CCCCCC"/>
-              <w:bottom w:val="single" w:sz="4" w:space="0" w:color="CCCCCC"/>
-              <w:left w:val="single" w:sz="4" w:space="0" w:color="CCCCCC"/>
-              <w:right w:val="single" w:sz="4" w:space="0" w:color="CCCCCC"/>
-            </w:tcBorders>
-          </w:tcPr>
-          <w:p>
-            <w:pPr>
-              <w:spacing w:before="60" w:after="60" w:line="252" w:lineRule="auto"/>
-              <w:jc w:val="left"/>
-            </w:pPr>
-            <w:r/>
-            <w:r>
-              <w:t>671.50</w:t>
-            </w:r>
-          </w:p>
-        </w:tc>
-        <w:tc>
-          <w:tcPr>
-            <w:tcW w:type="dxa" w:w="2016"/>
-            <w:shd w:fill="FFFFFF"/>
-            <w:tcMar>
-              <w:top w:w="100" w:type="dxa"/>
-              <w:bottom w:w="100" w:type="dxa"/>
-              <w:left w:w="120" w:type="dxa"/>
-              <w:right w:w="120" w:type="dxa"/>
-            </w:tcMar>
-            <w:tcBorders>
-              <w:top w:val="single" w:sz="4" w:space="0" w:color="CCCCCC"/>
-              <w:bottom w:val="single" w:sz="4" w:space="0" w:color="CCCCCC"/>
-              <w:left w:val="single" w:sz="4" w:space="0" w:color="CCCCCC"/>
-              <w:right w:val="single" w:sz="4" w:space="0" w:color="CCCCCC"/>
-            </w:tcBorders>
-          </w:tcPr>
-          <w:p>
-            <w:pPr>
-              <w:spacing w:before="60" w:after="60" w:line="252" w:lineRule="auto"/>
-              <w:jc w:val="left"/>
-            </w:pPr>
-            <w:r/>
-            <w:r>
-              <w:t>678.50</w:t>
-            </w:r>
-          </w:p>
-        </w:tc>
-        <w:tc>
-          <w:tcPr>
-            <w:tcW w:type="dxa" w:w="1152"/>
-            <w:shd w:fill="FFFFFF"/>
-            <w:tcMar>
-              <w:top w:w="100" w:type="dxa"/>
-              <w:bottom w:w="100" w:type="dxa"/>
-              <w:left w:w="120" w:type="dxa"/>
-              <w:right w:w="120" w:type="dxa"/>
-            </w:tcMar>
-            <w:tcBorders>
-              <w:top w:val="single" w:sz="4" w:space="0" w:color="CCCCCC"/>
-              <w:bottom w:val="single" w:sz="4" w:space="0" w:color="CCCCCC"/>
-              <w:left w:val="single" w:sz="4" w:space="0" w:color="CCCCCC"/>
-              <w:right w:val="single" w:sz="4" w:space="0" w:color="CCCCCC"/>
-            </w:tcBorders>
-          </w:tcPr>
-          <w:p>
-            <w:pPr>
-              <w:spacing w:before="60" w:after="60" w:line="252" w:lineRule="auto"/>
-              <w:jc w:val="left"/>
-            </w:pPr>
-            <w:r/>
-            <w:r>
-              <w:t>665.50</w:t>
-            </w:r>
-          </w:p>
-        </w:tc>
-        <w:tc>
-          <w:tcPr>
-            <w:tcW w:type="dxa" w:w="1728"/>
-            <w:shd w:fill="FFFFFF"/>
-            <w:tcMar>
-              <w:top w:w="100" w:type="dxa"/>
-              <w:bottom w:w="100" w:type="dxa"/>
-              <w:left w:w="120" w:type="dxa"/>
-              <w:right w:w="120" w:type="dxa"/>
-            </w:tcMar>
-            <w:tcBorders>
-              <w:top w:val="single" w:sz="4" w:space="0" w:color="CCCCCC"/>
-              <w:bottom w:val="single" w:sz="4" w:space="0" w:color="CCCCCC"/>
-              <w:left w:val="single" w:sz="4" w:space="0" w:color="CCCCCC"/>
-              <w:right w:val="single" w:sz="4" w:space="0" w:color="CCCCCC"/>
-            </w:tcBorders>
-          </w:tcPr>
-          <w:p>
-            <w:pPr>
-              <w:spacing w:before="60" w:after="60" w:line="252" w:lineRule="auto"/>
-              <w:jc w:val="left"/>
-            </w:pPr>
-            <w:r/>
-            <w:r>
-              <w:rPr>
-                <w:b/>
-              </w:rPr>
-              <w:t>670.75</w:t>
-            </w:r>
-          </w:p>
-        </w:tc>
-        <w:tc>
-          <w:tcPr>
-            <w:tcW w:type="dxa" w:w="3456"/>
-            <w:shd w:fill="FFFFFF"/>
-            <w:tcMar>
-              <w:top w:w="100" w:type="dxa"/>
-              <w:bottom w:w="100" w:type="dxa"/>
-              <w:left w:w="120" w:type="dxa"/>
-              <w:right w:w="120" w:type="dxa"/>
-            </w:tcMar>
-            <w:tcBorders>
-              <w:top w:val="single" w:sz="4" w:space="0" w:color="CCCCCC"/>
-              <w:bottom w:val="single" w:sz="4" w:space="0" w:color="CCCCCC"/>
-              <w:left w:val="single" w:sz="4" w:space="0" w:color="CCCCCC"/>
-              <w:right w:val="single" w:sz="4" w:space="0" w:color="CCCCCC"/>
-            </w:tcBorders>
-          </w:tcPr>
-          <w:p>
-            <w:pPr>
-              <w:spacing w:before="60" w:after="60" w:line="252" w:lineRule="auto"/>
-              <w:jc w:val="left"/>
-            </w:pPr>
-            <w:r/>
-            <w:r>
-              <w:rPr>
-                <w:b/>
-              </w:rPr>
-              <w:t>-0.75</w:t>
-            </w:r>
-          </w:p>
-        </w:tc>
-        <w:tc>
-          <w:tcPr>
-            <w:tcW w:type="dxa" w:w="1440"/>
-            <w:shd w:fill="FFFFFF"/>
-            <w:tcMar>
-              <w:top w:w="100" w:type="dxa"/>
-              <w:bottom w:w="100" w:type="dxa"/>
-              <w:left w:w="120" w:type="dxa"/>
-              <w:right w:w="120" w:type="dxa"/>
-            </w:tcMar>
-            <w:tcBorders>
-              <w:top w:val="single" w:sz="4" w:space="0" w:color="CCCCCC"/>
-              <w:bottom w:val="single" w:sz="4" w:space="0" w:color="CCCCCC"/>
-              <w:left w:val="single" w:sz="4" w:space="0" w:color="CCCCCC"/>
-              <w:right w:val="single" w:sz="4" w:space="0" w:color="CCCCCC"/>
-            </w:tcBorders>
-          </w:tcPr>
-          <w:p>
-            <w:pPr>
-              <w:spacing w:before="60" w:after="60" w:line="252" w:lineRule="auto"/>
-              <w:jc w:val="left"/>
-            </w:pPr>
-            <w:r/>
-            <w:r>
-              <w:t>BEAR</w:t>
-            </w:r>
-          </w:p>
-        </w:tc>
-      </w:tr>
-      <w:tr>
-        <w:tc>
-          <w:tcPr>
-            <w:tcW w:type="dxa" w:w="1584"/>
-            <w:shd w:fill="F8FAFC"/>
-            <w:tcMar>
-              <w:top w:w="100" w:type="dxa"/>
-              <w:bottom w:w="100" w:type="dxa"/>
-              <w:left w:w="120" w:type="dxa"/>
-              <w:right w:w="120" w:type="dxa"/>
-            </w:tcMar>
-            <w:tcBorders>
-              <w:top w:val="single" w:sz="4" w:space="0" w:color="CCCCCC"/>
-              <w:bottom w:val="single" w:sz="4" w:space="0" w:color="CCCCCC"/>
-              <w:left w:val="single" w:sz="4" w:space="0" w:color="CCCCCC"/>
-              <w:right w:val="single" w:sz="4" w:space="0" w:color="CCCCCC"/>
-            </w:tcBorders>
-          </w:tcPr>
-          <w:p>
-            <w:pPr>
-              <w:spacing w:before="60" w:after="60" w:line="252" w:lineRule="auto"/>
-              <w:jc w:val="left"/>
-            </w:pPr>
-            <w:r/>
-            <w:r>
-              <w:rPr>
-                <w:b/>
-              </w:rPr>
-              <w:t>Wed 21/10</w:t>
-            </w:r>
-          </w:p>
-        </w:tc>
-        <w:tc>
-          <w:tcPr>
-            <w:tcW w:type="dxa" w:w="864"/>
-            <w:shd w:fill="F8FAFC"/>
-            <w:tcMar>
-              <w:top w:w="100" w:type="dxa"/>
-              <w:bottom w:w="100" w:type="dxa"/>
-              <w:left w:w="120" w:type="dxa"/>
-              <w:right w:w="120" w:type="dxa"/>
-            </w:tcMar>
-            <w:tcBorders>
-              <w:top w:val="single" w:sz="4" w:space="0" w:color="CCCCCC"/>
-              <w:bottom w:val="single" w:sz="4" w:space="0" w:color="CCCCCC"/>
-              <w:left w:val="single" w:sz="4" w:space="0" w:color="CCCCCC"/>
-              <w:right w:val="single" w:sz="4" w:space="0" w:color="CCCCCC"/>
-            </w:tcBorders>
-          </w:tcPr>
-          <w:p>
-            <w:pPr>
-              <w:spacing w:before="60" w:after="60" w:line="252" w:lineRule="auto"/>
-              <w:jc w:val="left"/>
-            </w:pPr>
-            <w:r/>
-            <w:r>
-              <w:t>London 15-19</w:t>
-            </w:r>
-          </w:p>
-        </w:tc>
-        <w:tc>
-          <w:tcPr>
-            <w:tcW w:type="dxa" w:w="1440"/>
-            <w:shd w:fill="F8FAFC"/>
-            <w:tcMar>
-              <w:top w:w="100" w:type="dxa"/>
-              <w:bottom w:w="100" w:type="dxa"/>
-              <w:left w:w="120" w:type="dxa"/>
-              <w:right w:w="120" w:type="dxa"/>
-            </w:tcMar>
-            <w:tcBorders>
-              <w:top w:val="single" w:sz="4" w:space="0" w:color="CCCCCC"/>
-              <w:bottom w:val="single" w:sz="4" w:space="0" w:color="CCCCCC"/>
-              <w:left w:val="single" w:sz="4" w:space="0" w:color="CCCCCC"/>
-              <w:right w:val="single" w:sz="4" w:space="0" w:color="CCCCCC"/>
-            </w:tcBorders>
-          </w:tcPr>
-          <w:p>
-            <w:pPr>
-              <w:spacing w:before="60" w:after="60" w:line="252" w:lineRule="auto"/>
-              <w:jc w:val="left"/>
-            </w:pPr>
-            <w:r/>
-            <w:r>
-              <w:t>670.75</w:t>
-            </w:r>
-          </w:p>
-        </w:tc>
-        <w:tc>
-          <w:tcPr>
-            <w:tcW w:type="dxa" w:w="2016"/>
-            <w:shd w:fill="F8FAFC"/>
-            <w:tcMar>
-              <w:top w:w="100" w:type="dxa"/>
-              <w:bottom w:w="100" w:type="dxa"/>
-              <w:left w:w="120" w:type="dxa"/>
-              <w:right w:w="120" w:type="dxa"/>
-            </w:tcMar>
-            <w:tcBorders>
-              <w:top w:val="single" w:sz="4" w:space="0" w:color="CCCCCC"/>
-              <w:bottom w:val="single" w:sz="4" w:space="0" w:color="CCCCCC"/>
-              <w:left w:val="single" w:sz="4" w:space="0" w:color="CCCCCC"/>
-              <w:right w:val="single" w:sz="4" w:space="0" w:color="CCCCCC"/>
-            </w:tcBorders>
-          </w:tcPr>
-          <w:p>
-            <w:pPr>
-              <w:spacing w:before="60" w:after="60" w:line="252" w:lineRule="auto"/>
-              <w:jc w:val="left"/>
-            </w:pPr>
-            <w:r/>
-            <w:r>
-              <w:t>684.25</w:t>
-            </w:r>
-          </w:p>
-        </w:tc>
-        <w:tc>
-          <w:tcPr>
-            <w:tcW w:type="dxa" w:w="1152"/>
-            <w:shd w:fill="F8FAFC"/>
-            <w:tcMar>
-              <w:top w:w="100" w:type="dxa"/>
-              <w:bottom w:w="100" w:type="dxa"/>
-              <w:left w:w="120" w:type="dxa"/>
-              <w:right w:w="120" w:type="dxa"/>
-            </w:tcMar>
-            <w:tcBorders>
-              <w:top w:val="single" w:sz="4" w:space="0" w:color="CCCCCC"/>
-              <w:bottom w:val="single" w:sz="4" w:space="0" w:color="CCCCCC"/>
-              <w:left w:val="single" w:sz="4" w:space="0" w:color="CCCCCC"/>
-              <w:right w:val="single" w:sz="4" w:space="0" w:color="CCCCCC"/>
-            </w:tcBorders>
-          </w:tcPr>
-          <w:p>
-            <w:pPr>
-              <w:spacing w:before="60" w:after="60" w:line="252" w:lineRule="auto"/>
-              <w:jc w:val="left"/>
-            </w:pPr>
-            <w:r/>
-            <w:r>
-              <w:t>657.75</w:t>
-            </w:r>
-          </w:p>
-        </w:tc>
-        <w:tc>
-          <w:tcPr>
-            <w:tcW w:type="dxa" w:w="1728"/>
-            <w:shd w:fill="F8FAFC"/>
-            <w:tcMar>
-              <w:top w:w="100" w:type="dxa"/>
-              <w:bottom w:w="100" w:type="dxa"/>
-              <w:left w:w="120" w:type="dxa"/>
-              <w:right w:w="120" w:type="dxa"/>
-            </w:tcMar>
-            <w:tcBorders>
-              <w:top w:val="single" w:sz="4" w:space="0" w:color="CCCCCC"/>
-              <w:bottom w:val="single" w:sz="4" w:space="0" w:color="CCCCCC"/>
-              <w:left w:val="single" w:sz="4" w:space="0" w:color="CCCCCC"/>
-              <w:right w:val="single" w:sz="4" w:space="0" w:color="CCCCCC"/>
-            </w:tcBorders>
-          </w:tcPr>
-          <w:p>
-            <w:pPr>
-              <w:spacing w:before="60" w:after="60" w:line="252" w:lineRule="auto"/>
-              <w:jc w:val="left"/>
-            </w:pPr>
-            <w:r/>
-            <w:r>
-              <w:rPr>
-                <w:b/>
-              </w:rPr>
-              <w:t>672.50</w:t>
+              <w:t>677.50</w:t>
             </w:r>
           </w:p>
         </w:tc>
@@ -27797,7 +31087,7 @@
               <w:rPr>
                 <w:b/>
               </w:rPr>
-              <w:t>Wed 21/10</w:t>
+              <w:t>Fri 23/10</w:t>
             </w:r>
           </w:p>
         </w:tc>
@@ -27825,7 +31115,7 @@
             </w:pPr>
             <w:r/>
             <w:r>
-              <w:t>Pre-NY 19-21</w:t>
+              <w:t>NY Close 23-01</w:t>
             </w:r>
           </w:p>
         </w:tc>
@@ -27853,7 +31143,7 @@
             </w:pPr>
             <w:r/>
             <w:r>
-              <w:t>672.50</w:t>
+              <w:t>677.50</w:t>
             </w:r>
           </w:p>
         </w:tc>
@@ -27881,7 +31171,7 @@
             </w:pPr>
             <w:r/>
             <w:r>
-              <w:t>681.75</w:t>
+              <w:t>683.75</w:t>
             </w:r>
           </w:p>
         </w:tc>
@@ -27909,7 +31199,7 @@
             </w:pPr>
             <w:r/>
             <w:r>
-              <w:t>661.75</w:t>
+              <w:t>671.00</w:t>
             </w:r>
           </w:p>
         </w:tc>
@@ -27917,2591 +31207,6 @@
           <w:tcPr>
             <w:tcW w:type="dxa" w:w="1728"/>
             <w:shd w:fill="FFFFFF"/>
-            <w:tcMar>
-              <w:top w:w="100" w:type="dxa"/>
-              <w:bottom w:w="100" w:type="dxa"/>
-              <w:left w:w="120" w:type="dxa"/>
-              <w:right w:w="120" w:type="dxa"/>
-            </w:tcMar>
-            <w:tcBorders>
-              <w:top w:val="single" w:sz="4" w:space="0" w:color="CCCCCC"/>
-              <w:bottom w:val="single" w:sz="4" w:space="0" w:color="CCCCCC"/>
-              <w:left w:val="single" w:sz="4" w:space="0" w:color="CCCCCC"/>
-              <w:right w:val="single" w:sz="4" w:space="0" w:color="CCCCCC"/>
-            </w:tcBorders>
-          </w:tcPr>
-          <w:p>
-            <w:pPr>
-              <w:spacing w:before="60" w:after="60" w:line="252" w:lineRule="auto"/>
-              <w:jc w:val="left"/>
-            </w:pPr>
-            <w:r/>
-            <w:r>
-              <w:rPr>
-                <w:b/>
-              </w:rPr>
-              <w:t>673.00</w:t>
-            </w:r>
-          </w:p>
-        </w:tc>
-        <w:tc>
-          <w:tcPr>
-            <w:tcW w:type="dxa" w:w="3456"/>
-            <w:shd w:fill="FFFFFF"/>
-            <w:tcMar>
-              <w:top w:w="100" w:type="dxa"/>
-              <w:bottom w:w="100" w:type="dxa"/>
-              <w:left w:w="120" w:type="dxa"/>
-              <w:right w:w="120" w:type="dxa"/>
-            </w:tcMar>
-            <w:tcBorders>
-              <w:top w:val="single" w:sz="4" w:space="0" w:color="CCCCCC"/>
-              <w:bottom w:val="single" w:sz="4" w:space="0" w:color="CCCCCC"/>
-              <w:left w:val="single" w:sz="4" w:space="0" w:color="CCCCCC"/>
-              <w:right w:val="single" w:sz="4" w:space="0" w:color="CCCCCC"/>
-            </w:tcBorders>
-          </w:tcPr>
-          <w:p>
-            <w:pPr>
-              <w:spacing w:before="60" w:after="60" w:line="252" w:lineRule="auto"/>
-              <w:jc w:val="left"/>
-            </w:pPr>
-            <w:r/>
-            <w:r>
-              <w:rPr>
-                <w:b/>
-              </w:rPr>
-              <w:t>+0.50</w:t>
-            </w:r>
-          </w:p>
-        </w:tc>
-        <w:tc>
-          <w:tcPr>
-            <w:tcW w:type="dxa" w:w="1440"/>
-            <w:shd w:fill="FFFFFF"/>
-            <w:tcMar>
-              <w:top w:w="100" w:type="dxa"/>
-              <w:bottom w:w="100" w:type="dxa"/>
-              <w:left w:w="120" w:type="dxa"/>
-              <w:right w:w="120" w:type="dxa"/>
-            </w:tcMar>
-            <w:tcBorders>
-              <w:top w:val="single" w:sz="4" w:space="0" w:color="CCCCCC"/>
-              <w:bottom w:val="single" w:sz="4" w:space="0" w:color="CCCCCC"/>
-              <w:left w:val="single" w:sz="4" w:space="0" w:color="CCCCCC"/>
-              <w:right w:val="single" w:sz="4" w:space="0" w:color="CCCCCC"/>
-            </w:tcBorders>
-          </w:tcPr>
-          <w:p>
-            <w:pPr>
-              <w:spacing w:before="60" w:after="60" w:line="252" w:lineRule="auto"/>
-              <w:jc w:val="left"/>
-            </w:pPr>
-            <w:r/>
-            <w:r>
-              <w:t>BULL</w:t>
-            </w:r>
-          </w:p>
-        </w:tc>
-      </w:tr>
-      <w:tr>
-        <w:tc>
-          <w:tcPr>
-            <w:tcW w:type="dxa" w:w="1584"/>
-            <w:shd w:fill="F8FAFC"/>
-            <w:tcMar>
-              <w:top w:w="100" w:type="dxa"/>
-              <w:bottom w:w="100" w:type="dxa"/>
-              <w:left w:w="120" w:type="dxa"/>
-              <w:right w:w="120" w:type="dxa"/>
-            </w:tcMar>
-            <w:tcBorders>
-              <w:top w:val="single" w:sz="4" w:space="0" w:color="CCCCCC"/>
-              <w:bottom w:val="single" w:sz="4" w:space="0" w:color="CCCCCC"/>
-              <w:left w:val="single" w:sz="4" w:space="0" w:color="CCCCCC"/>
-              <w:right w:val="single" w:sz="4" w:space="0" w:color="CCCCCC"/>
-            </w:tcBorders>
-          </w:tcPr>
-          <w:p>
-            <w:pPr>
-              <w:spacing w:before="60" w:after="60" w:line="252" w:lineRule="auto"/>
-              <w:jc w:val="left"/>
-            </w:pPr>
-            <w:r/>
-            <w:r>
-              <w:rPr>
-                <w:b/>
-              </w:rPr>
-              <w:t>Wed 21/10</w:t>
-            </w:r>
-          </w:p>
-        </w:tc>
-        <w:tc>
-          <w:tcPr>
-            <w:tcW w:type="dxa" w:w="864"/>
-            <w:shd w:fill="F8FAFC"/>
-            <w:tcMar>
-              <w:top w:w="100" w:type="dxa"/>
-              <w:bottom w:w="100" w:type="dxa"/>
-              <w:left w:w="120" w:type="dxa"/>
-              <w:right w:w="120" w:type="dxa"/>
-            </w:tcMar>
-            <w:tcBorders>
-              <w:top w:val="single" w:sz="4" w:space="0" w:color="CCCCCC"/>
-              <w:bottom w:val="single" w:sz="4" w:space="0" w:color="CCCCCC"/>
-              <w:left w:val="single" w:sz="4" w:space="0" w:color="CCCCCC"/>
-              <w:right w:val="single" w:sz="4" w:space="0" w:color="CCCCCC"/>
-            </w:tcBorders>
-          </w:tcPr>
-          <w:p>
-            <w:pPr>
-              <w:spacing w:before="60" w:after="60" w:line="252" w:lineRule="auto"/>
-              <w:jc w:val="left"/>
-            </w:pPr>
-            <w:r/>
-            <w:r>
-              <w:t>NY Open 21-23</w:t>
-            </w:r>
-          </w:p>
-        </w:tc>
-        <w:tc>
-          <w:tcPr>
-            <w:tcW w:type="dxa" w:w="1440"/>
-            <w:shd w:fill="F8FAFC"/>
-            <w:tcMar>
-              <w:top w:w="100" w:type="dxa"/>
-              <w:bottom w:w="100" w:type="dxa"/>
-              <w:left w:w="120" w:type="dxa"/>
-              <w:right w:w="120" w:type="dxa"/>
-            </w:tcMar>
-            <w:tcBorders>
-              <w:top w:val="single" w:sz="4" w:space="0" w:color="CCCCCC"/>
-              <w:bottom w:val="single" w:sz="4" w:space="0" w:color="CCCCCC"/>
-              <w:left w:val="single" w:sz="4" w:space="0" w:color="CCCCCC"/>
-              <w:right w:val="single" w:sz="4" w:space="0" w:color="CCCCCC"/>
-            </w:tcBorders>
-          </w:tcPr>
-          <w:p>
-            <w:pPr>
-              <w:spacing w:before="60" w:after="60" w:line="252" w:lineRule="auto"/>
-              <w:jc w:val="left"/>
-            </w:pPr>
-            <w:r/>
-            <w:r>
-              <w:t>673.00</w:t>
-            </w:r>
-          </w:p>
-        </w:tc>
-        <w:tc>
-          <w:tcPr>
-            <w:tcW w:type="dxa" w:w="2016"/>
-            <w:shd w:fill="F8FAFC"/>
-            <w:tcMar>
-              <w:top w:w="100" w:type="dxa"/>
-              <w:bottom w:w="100" w:type="dxa"/>
-              <w:left w:w="120" w:type="dxa"/>
-              <w:right w:w="120" w:type="dxa"/>
-            </w:tcMar>
-            <w:tcBorders>
-              <w:top w:val="single" w:sz="4" w:space="0" w:color="CCCCCC"/>
-              <w:bottom w:val="single" w:sz="4" w:space="0" w:color="CCCCCC"/>
-              <w:left w:val="single" w:sz="4" w:space="0" w:color="CCCCCC"/>
-              <w:right w:val="single" w:sz="4" w:space="0" w:color="CCCCCC"/>
-            </w:tcBorders>
-          </w:tcPr>
-          <w:p>
-            <w:pPr>
-              <w:spacing w:before="60" w:after="60" w:line="252" w:lineRule="auto"/>
-              <w:jc w:val="left"/>
-            </w:pPr>
-            <w:r/>
-            <w:r>
-              <w:t>685.25</w:t>
-            </w:r>
-          </w:p>
-        </w:tc>
-        <w:tc>
-          <w:tcPr>
-            <w:tcW w:type="dxa" w:w="1152"/>
-            <w:shd w:fill="F8FAFC"/>
-            <w:tcMar>
-              <w:top w:w="100" w:type="dxa"/>
-              <w:bottom w:w="100" w:type="dxa"/>
-              <w:left w:w="120" w:type="dxa"/>
-              <w:right w:w="120" w:type="dxa"/>
-            </w:tcMar>
-            <w:tcBorders>
-              <w:top w:val="single" w:sz="4" w:space="0" w:color="CCCCCC"/>
-              <w:bottom w:val="single" w:sz="4" w:space="0" w:color="CCCCCC"/>
-              <w:left w:val="single" w:sz="4" w:space="0" w:color="CCCCCC"/>
-              <w:right w:val="single" w:sz="4" w:space="0" w:color="CCCCCC"/>
-            </w:tcBorders>
-          </w:tcPr>
-          <w:p>
-            <w:pPr>
-              <w:spacing w:before="60" w:after="60" w:line="252" w:lineRule="auto"/>
-              <w:jc w:val="left"/>
-            </w:pPr>
-            <w:r/>
-            <w:r>
-              <w:t>658.75</w:t>
-            </w:r>
-          </w:p>
-        </w:tc>
-        <w:tc>
-          <w:tcPr>
-            <w:tcW w:type="dxa" w:w="1728"/>
-            <w:shd w:fill="F8FAFC"/>
-            <w:tcMar>
-              <w:top w:w="100" w:type="dxa"/>
-              <w:bottom w:w="100" w:type="dxa"/>
-              <w:left w:w="120" w:type="dxa"/>
-              <w:right w:w="120" w:type="dxa"/>
-            </w:tcMar>
-            <w:tcBorders>
-              <w:top w:val="single" w:sz="4" w:space="0" w:color="CCCCCC"/>
-              <w:bottom w:val="single" w:sz="4" w:space="0" w:color="CCCCCC"/>
-              <w:left w:val="single" w:sz="4" w:space="0" w:color="CCCCCC"/>
-              <w:right w:val="single" w:sz="4" w:space="0" w:color="CCCCCC"/>
-            </w:tcBorders>
-          </w:tcPr>
-          <w:p>
-            <w:pPr>
-              <w:spacing w:before="60" w:after="60" w:line="252" w:lineRule="auto"/>
-              <w:jc w:val="left"/>
-            </w:pPr>
-            <w:r/>
-            <w:r>
-              <w:rPr>
-                <w:b/>
-              </w:rPr>
-              <w:t>671.50</w:t>
-            </w:r>
-          </w:p>
-        </w:tc>
-        <w:tc>
-          <w:tcPr>
-            <w:tcW w:type="dxa" w:w="3456"/>
-            <w:shd w:fill="F8FAFC"/>
-            <w:tcMar>
-              <w:top w:w="100" w:type="dxa"/>
-              <w:bottom w:w="100" w:type="dxa"/>
-              <w:left w:w="120" w:type="dxa"/>
-              <w:right w:w="120" w:type="dxa"/>
-            </w:tcMar>
-            <w:tcBorders>
-              <w:top w:val="single" w:sz="4" w:space="0" w:color="CCCCCC"/>
-              <w:bottom w:val="single" w:sz="4" w:space="0" w:color="CCCCCC"/>
-              <w:left w:val="single" w:sz="4" w:space="0" w:color="CCCCCC"/>
-              <w:right w:val="single" w:sz="4" w:space="0" w:color="CCCCCC"/>
-            </w:tcBorders>
-          </w:tcPr>
-          <w:p>
-            <w:pPr>
-              <w:spacing w:before="60" w:after="60" w:line="252" w:lineRule="auto"/>
-              <w:jc w:val="left"/>
-            </w:pPr>
-            <w:r/>
-            <w:r>
-              <w:rPr>
-                <w:b/>
-              </w:rPr>
-              <w:t>-1.50</w:t>
-            </w:r>
-          </w:p>
-        </w:tc>
-        <w:tc>
-          <w:tcPr>
-            <w:tcW w:type="dxa" w:w="1440"/>
-            <w:shd w:fill="F8FAFC"/>
-            <w:tcMar>
-              <w:top w:w="100" w:type="dxa"/>
-              <w:bottom w:w="100" w:type="dxa"/>
-              <w:left w:w="120" w:type="dxa"/>
-              <w:right w:w="120" w:type="dxa"/>
-            </w:tcMar>
-            <w:tcBorders>
-              <w:top w:val="single" w:sz="4" w:space="0" w:color="CCCCCC"/>
-              <w:bottom w:val="single" w:sz="4" w:space="0" w:color="CCCCCC"/>
-              <w:left w:val="single" w:sz="4" w:space="0" w:color="CCCCCC"/>
-              <w:right w:val="single" w:sz="4" w:space="0" w:color="CCCCCC"/>
-            </w:tcBorders>
-          </w:tcPr>
-          <w:p>
-            <w:pPr>
-              <w:spacing w:before="60" w:after="60" w:line="252" w:lineRule="auto"/>
-              <w:jc w:val="left"/>
-            </w:pPr>
-            <w:r/>
-            <w:r>
-              <w:t>BEAR</w:t>
-            </w:r>
-          </w:p>
-        </w:tc>
-      </w:tr>
-      <w:tr>
-        <w:tc>
-          <w:tcPr>
-            <w:tcW w:type="dxa" w:w="1584"/>
-            <w:shd w:fill="FFFFFF"/>
-            <w:tcMar>
-              <w:top w:w="100" w:type="dxa"/>
-              <w:bottom w:w="100" w:type="dxa"/>
-              <w:left w:w="120" w:type="dxa"/>
-              <w:right w:w="120" w:type="dxa"/>
-            </w:tcMar>
-            <w:tcBorders>
-              <w:top w:val="single" w:sz="4" w:space="0" w:color="CCCCCC"/>
-              <w:bottom w:val="single" w:sz="4" w:space="0" w:color="CCCCCC"/>
-              <w:left w:val="single" w:sz="4" w:space="0" w:color="CCCCCC"/>
-              <w:right w:val="single" w:sz="4" w:space="0" w:color="CCCCCC"/>
-            </w:tcBorders>
-          </w:tcPr>
-          <w:p>
-            <w:pPr>
-              <w:spacing w:before="60" w:after="60" w:line="252" w:lineRule="auto"/>
-              <w:jc w:val="left"/>
-            </w:pPr>
-            <w:r/>
-            <w:r>
-              <w:rPr>
-                <w:b/>
-              </w:rPr>
-              <w:t>Wed 21/10</w:t>
-            </w:r>
-          </w:p>
-        </w:tc>
-        <w:tc>
-          <w:tcPr>
-            <w:tcW w:type="dxa" w:w="864"/>
-            <w:shd w:fill="FFFFFF"/>
-            <w:tcMar>
-              <w:top w:w="100" w:type="dxa"/>
-              <w:bottom w:w="100" w:type="dxa"/>
-              <w:left w:w="120" w:type="dxa"/>
-              <w:right w:w="120" w:type="dxa"/>
-            </w:tcMar>
-            <w:tcBorders>
-              <w:top w:val="single" w:sz="4" w:space="0" w:color="CCCCCC"/>
-              <w:bottom w:val="single" w:sz="4" w:space="0" w:color="CCCCCC"/>
-              <w:left w:val="single" w:sz="4" w:space="0" w:color="CCCCCC"/>
-              <w:right w:val="single" w:sz="4" w:space="0" w:color="CCCCCC"/>
-            </w:tcBorders>
-          </w:tcPr>
-          <w:p>
-            <w:pPr>
-              <w:spacing w:before="60" w:after="60" w:line="252" w:lineRule="auto"/>
-              <w:jc w:val="left"/>
-            </w:pPr>
-            <w:r/>
-            <w:r>
-              <w:t>NY Close 23-01</w:t>
-            </w:r>
-          </w:p>
-        </w:tc>
-        <w:tc>
-          <w:tcPr>
-            <w:tcW w:type="dxa" w:w="1440"/>
-            <w:shd w:fill="FFFFFF"/>
-            <w:tcMar>
-              <w:top w:w="100" w:type="dxa"/>
-              <w:bottom w:w="100" w:type="dxa"/>
-              <w:left w:w="120" w:type="dxa"/>
-              <w:right w:w="120" w:type="dxa"/>
-            </w:tcMar>
-            <w:tcBorders>
-              <w:top w:val="single" w:sz="4" w:space="0" w:color="CCCCCC"/>
-              <w:bottom w:val="single" w:sz="4" w:space="0" w:color="CCCCCC"/>
-              <w:left w:val="single" w:sz="4" w:space="0" w:color="CCCCCC"/>
-              <w:right w:val="single" w:sz="4" w:space="0" w:color="CCCCCC"/>
-            </w:tcBorders>
-          </w:tcPr>
-          <w:p>
-            <w:pPr>
-              <w:spacing w:before="60" w:after="60" w:line="252" w:lineRule="auto"/>
-              <w:jc w:val="left"/>
-            </w:pPr>
-            <w:r/>
-            <w:r>
-              <w:t>671.50</w:t>
-            </w:r>
-          </w:p>
-        </w:tc>
-        <w:tc>
-          <w:tcPr>
-            <w:tcW w:type="dxa" w:w="2016"/>
-            <w:shd w:fill="FFFFFF"/>
-            <w:tcMar>
-              <w:top w:w="100" w:type="dxa"/>
-              <w:bottom w:w="100" w:type="dxa"/>
-              <w:left w:w="120" w:type="dxa"/>
-              <w:right w:w="120" w:type="dxa"/>
-            </w:tcMar>
-            <w:tcBorders>
-              <w:top w:val="single" w:sz="4" w:space="0" w:color="CCCCCC"/>
-              <w:bottom w:val="single" w:sz="4" w:space="0" w:color="CCCCCC"/>
-              <w:left w:val="single" w:sz="4" w:space="0" w:color="CCCCCC"/>
-              <w:right w:val="single" w:sz="4" w:space="0" w:color="CCCCCC"/>
-            </w:tcBorders>
-          </w:tcPr>
-          <w:p>
-            <w:pPr>
-              <w:spacing w:before="60" w:after="60" w:line="252" w:lineRule="auto"/>
-              <w:jc w:val="left"/>
-            </w:pPr>
-            <w:r/>
-            <w:r>
-              <w:t>678.50</w:t>
-            </w:r>
-          </w:p>
-        </w:tc>
-        <w:tc>
-          <w:tcPr>
-            <w:tcW w:type="dxa" w:w="1152"/>
-            <w:shd w:fill="FFFFFF"/>
-            <w:tcMar>
-              <w:top w:w="100" w:type="dxa"/>
-              <w:bottom w:w="100" w:type="dxa"/>
-              <w:left w:w="120" w:type="dxa"/>
-              <w:right w:w="120" w:type="dxa"/>
-            </w:tcMar>
-            <w:tcBorders>
-              <w:top w:val="single" w:sz="4" w:space="0" w:color="CCCCCC"/>
-              <w:bottom w:val="single" w:sz="4" w:space="0" w:color="CCCCCC"/>
-              <w:left w:val="single" w:sz="4" w:space="0" w:color="CCCCCC"/>
-              <w:right w:val="single" w:sz="4" w:space="0" w:color="CCCCCC"/>
-            </w:tcBorders>
-          </w:tcPr>
-          <w:p>
-            <w:pPr>
-              <w:spacing w:before="60" w:after="60" w:line="252" w:lineRule="auto"/>
-              <w:jc w:val="left"/>
-            </w:pPr>
-            <w:r/>
-            <w:r>
-              <w:t>662.00</w:t>
-            </w:r>
-          </w:p>
-        </w:tc>
-        <w:tc>
-          <w:tcPr>
-            <w:tcW w:type="dxa" w:w="1728"/>
-            <w:shd w:fill="FFFFFF"/>
-            <w:tcMar>
-              <w:top w:w="100" w:type="dxa"/>
-              <w:bottom w:w="100" w:type="dxa"/>
-              <w:left w:w="120" w:type="dxa"/>
-              <w:right w:w="120" w:type="dxa"/>
-            </w:tcMar>
-            <w:tcBorders>
-              <w:top w:val="single" w:sz="4" w:space="0" w:color="CCCCCC"/>
-              <w:bottom w:val="single" w:sz="4" w:space="0" w:color="CCCCCC"/>
-              <w:left w:val="single" w:sz="4" w:space="0" w:color="CCCCCC"/>
-              <w:right w:val="single" w:sz="4" w:space="0" w:color="CCCCCC"/>
-            </w:tcBorders>
-          </w:tcPr>
-          <w:p>
-            <w:pPr>
-              <w:spacing w:before="60" w:after="60" w:line="252" w:lineRule="auto"/>
-              <w:jc w:val="left"/>
-            </w:pPr>
-            <w:r/>
-            <w:r>
-              <w:rPr>
-                <w:b/>
-              </w:rPr>
-              <w:t>672.00</w:t>
-            </w:r>
-          </w:p>
-        </w:tc>
-        <w:tc>
-          <w:tcPr>
-            <w:tcW w:type="dxa" w:w="3456"/>
-            <w:shd w:fill="FFFFFF"/>
-            <w:tcMar>
-              <w:top w:w="100" w:type="dxa"/>
-              <w:bottom w:w="100" w:type="dxa"/>
-              <w:left w:w="120" w:type="dxa"/>
-              <w:right w:w="120" w:type="dxa"/>
-            </w:tcMar>
-            <w:tcBorders>
-              <w:top w:val="single" w:sz="4" w:space="0" w:color="CCCCCC"/>
-              <w:bottom w:val="single" w:sz="4" w:space="0" w:color="CCCCCC"/>
-              <w:left w:val="single" w:sz="4" w:space="0" w:color="CCCCCC"/>
-              <w:right w:val="single" w:sz="4" w:space="0" w:color="CCCCCC"/>
-            </w:tcBorders>
-          </w:tcPr>
-          <w:p>
-            <w:pPr>
-              <w:spacing w:before="60" w:after="60" w:line="252" w:lineRule="auto"/>
-              <w:jc w:val="left"/>
-            </w:pPr>
-            <w:r/>
-            <w:r>
-              <w:rPr>
-                <w:b/>
-              </w:rPr>
-              <w:t>+0.50</w:t>
-            </w:r>
-          </w:p>
-        </w:tc>
-        <w:tc>
-          <w:tcPr>
-            <w:tcW w:type="dxa" w:w="1440"/>
-            <w:shd w:fill="FFFFFF"/>
-            <w:tcMar>
-              <w:top w:w="100" w:type="dxa"/>
-              <w:bottom w:w="100" w:type="dxa"/>
-              <w:left w:w="120" w:type="dxa"/>
-              <w:right w:w="120" w:type="dxa"/>
-            </w:tcMar>
-            <w:tcBorders>
-              <w:top w:val="single" w:sz="4" w:space="0" w:color="CCCCCC"/>
-              <w:bottom w:val="single" w:sz="4" w:space="0" w:color="CCCCCC"/>
-              <w:left w:val="single" w:sz="4" w:space="0" w:color="CCCCCC"/>
-              <w:right w:val="single" w:sz="4" w:space="0" w:color="CCCCCC"/>
-            </w:tcBorders>
-          </w:tcPr>
-          <w:p>
-            <w:pPr>
-              <w:spacing w:before="60" w:after="60" w:line="252" w:lineRule="auto"/>
-              <w:jc w:val="left"/>
-            </w:pPr>
-            <w:r/>
-            <w:r>
-              <w:t>BULL</w:t>
-            </w:r>
-          </w:p>
-        </w:tc>
-      </w:tr>
-      <w:tr>
-        <w:tc>
-          <w:tcPr>
-            <w:tcW w:type="dxa" w:w="1584"/>
-            <w:shd w:fill="F8FAFC"/>
-            <w:tcMar>
-              <w:top w:w="100" w:type="dxa"/>
-              <w:bottom w:w="100" w:type="dxa"/>
-              <w:left w:w="120" w:type="dxa"/>
-              <w:right w:w="120" w:type="dxa"/>
-            </w:tcMar>
-            <w:tcBorders>
-              <w:top w:val="single" w:sz="4" w:space="0" w:color="CCCCCC"/>
-              <w:bottom w:val="single" w:sz="4" w:space="0" w:color="CCCCCC"/>
-              <w:left w:val="single" w:sz="4" w:space="0" w:color="CCCCCC"/>
-              <w:right w:val="single" w:sz="4" w:space="0" w:color="CCCCCC"/>
-            </w:tcBorders>
-          </w:tcPr>
-          <w:p>
-            <w:pPr>
-              <w:spacing w:before="60" w:after="60" w:line="252" w:lineRule="auto"/>
-              <w:jc w:val="left"/>
-            </w:pPr>
-            <w:r/>
-            <w:r>
-              <w:rPr>
-                <w:b/>
-              </w:rPr>
-              <w:t>Thu 22/10</w:t>
-            </w:r>
-          </w:p>
-        </w:tc>
-        <w:tc>
-          <w:tcPr>
-            <w:tcW w:type="dxa" w:w="864"/>
-            <w:shd w:fill="F8FAFC"/>
-            <w:tcMar>
-              <w:top w:w="100" w:type="dxa"/>
-              <w:bottom w:w="100" w:type="dxa"/>
-              <w:left w:w="120" w:type="dxa"/>
-              <w:right w:w="120" w:type="dxa"/>
-            </w:tcMar>
-            <w:tcBorders>
-              <w:top w:val="single" w:sz="4" w:space="0" w:color="CCCCCC"/>
-              <w:bottom w:val="single" w:sz="4" w:space="0" w:color="CCCCCC"/>
-              <w:left w:val="single" w:sz="4" w:space="0" w:color="CCCCCC"/>
-              <w:right w:val="single" w:sz="4" w:space="0" w:color="CCCCCC"/>
-            </w:tcBorders>
-          </w:tcPr>
-          <w:p>
-            <w:pPr>
-              <w:spacing w:before="60" w:after="60" w:line="252" w:lineRule="auto"/>
-              <w:jc w:val="left"/>
-            </w:pPr>
-            <w:r/>
-            <w:r>
-              <w:t>Asia 07-11</w:t>
-            </w:r>
-          </w:p>
-        </w:tc>
-        <w:tc>
-          <w:tcPr>
-            <w:tcW w:type="dxa" w:w="1440"/>
-            <w:shd w:fill="F8FAFC"/>
-            <w:tcMar>
-              <w:top w:w="100" w:type="dxa"/>
-              <w:bottom w:w="100" w:type="dxa"/>
-              <w:left w:w="120" w:type="dxa"/>
-              <w:right w:w="120" w:type="dxa"/>
-            </w:tcMar>
-            <w:tcBorders>
-              <w:top w:val="single" w:sz="4" w:space="0" w:color="CCCCCC"/>
-              <w:bottom w:val="single" w:sz="4" w:space="0" w:color="CCCCCC"/>
-              <w:left w:val="single" w:sz="4" w:space="0" w:color="CCCCCC"/>
-              <w:right w:val="single" w:sz="4" w:space="0" w:color="CCCCCC"/>
-            </w:tcBorders>
-          </w:tcPr>
-          <w:p>
-            <w:pPr>
-              <w:spacing w:before="60" w:after="60" w:line="252" w:lineRule="auto"/>
-              <w:jc w:val="left"/>
-            </w:pPr>
-            <w:r/>
-            <w:r>
-              <w:t>672.00</w:t>
-            </w:r>
-          </w:p>
-        </w:tc>
-        <w:tc>
-          <w:tcPr>
-            <w:tcW w:type="dxa" w:w="2016"/>
-            <w:shd w:fill="F8FAFC"/>
-            <w:tcMar>
-              <w:top w:w="100" w:type="dxa"/>
-              <w:bottom w:w="100" w:type="dxa"/>
-              <w:left w:w="120" w:type="dxa"/>
-              <w:right w:w="120" w:type="dxa"/>
-            </w:tcMar>
-            <w:tcBorders>
-              <w:top w:val="single" w:sz="4" w:space="0" w:color="CCCCCC"/>
-              <w:bottom w:val="single" w:sz="4" w:space="0" w:color="CCCCCC"/>
-              <w:left w:val="single" w:sz="4" w:space="0" w:color="CCCCCC"/>
-              <w:right w:val="single" w:sz="4" w:space="0" w:color="CCCCCC"/>
-            </w:tcBorders>
-          </w:tcPr>
-          <w:p>
-            <w:pPr>
-              <w:spacing w:before="60" w:after="60" w:line="252" w:lineRule="auto"/>
-              <w:jc w:val="left"/>
-            </w:pPr>
-            <w:r/>
-            <w:r>
-              <w:t>682.50</w:t>
-            </w:r>
-          </w:p>
-        </w:tc>
-        <w:tc>
-          <w:tcPr>
-            <w:tcW w:type="dxa" w:w="1152"/>
-            <w:shd w:fill="F8FAFC"/>
-            <w:tcMar>
-              <w:top w:w="100" w:type="dxa"/>
-              <w:bottom w:w="100" w:type="dxa"/>
-              <w:left w:w="120" w:type="dxa"/>
-              <w:right w:w="120" w:type="dxa"/>
-            </w:tcMar>
-            <w:tcBorders>
-              <w:top w:val="single" w:sz="4" w:space="0" w:color="CCCCCC"/>
-              <w:bottom w:val="single" w:sz="4" w:space="0" w:color="CCCCCC"/>
-              <w:left w:val="single" w:sz="4" w:space="0" w:color="CCCCCC"/>
-              <w:right w:val="single" w:sz="4" w:space="0" w:color="CCCCCC"/>
-            </w:tcBorders>
-          </w:tcPr>
-          <w:p>
-            <w:pPr>
-              <w:spacing w:before="60" w:after="60" w:line="252" w:lineRule="auto"/>
-              <w:jc w:val="left"/>
-            </w:pPr>
-            <w:r/>
-            <w:r>
-              <w:t>664.75</w:t>
-            </w:r>
-          </w:p>
-        </w:tc>
-        <w:tc>
-          <w:tcPr>
-            <w:tcW w:type="dxa" w:w="1728"/>
-            <w:shd w:fill="F8FAFC"/>
-            <w:tcMar>
-              <w:top w:w="100" w:type="dxa"/>
-              <w:bottom w:w="100" w:type="dxa"/>
-              <w:left w:w="120" w:type="dxa"/>
-              <w:right w:w="120" w:type="dxa"/>
-            </w:tcMar>
-            <w:tcBorders>
-              <w:top w:val="single" w:sz="4" w:space="0" w:color="CCCCCC"/>
-              <w:bottom w:val="single" w:sz="4" w:space="0" w:color="CCCCCC"/>
-              <w:left w:val="single" w:sz="4" w:space="0" w:color="CCCCCC"/>
-              <w:right w:val="single" w:sz="4" w:space="0" w:color="CCCCCC"/>
-            </w:tcBorders>
-          </w:tcPr>
-          <w:p>
-            <w:pPr>
-              <w:spacing w:before="60" w:after="60" w:line="252" w:lineRule="auto"/>
-              <w:jc w:val="left"/>
-            </w:pPr>
-            <w:r/>
-            <w:r>
-              <w:rPr>
-                <w:b/>
-              </w:rPr>
-              <w:t>671.75</w:t>
-            </w:r>
-          </w:p>
-        </w:tc>
-        <w:tc>
-          <w:tcPr>
-            <w:tcW w:type="dxa" w:w="3456"/>
-            <w:shd w:fill="F8FAFC"/>
-            <w:tcMar>
-              <w:top w:w="100" w:type="dxa"/>
-              <w:bottom w:w="100" w:type="dxa"/>
-              <w:left w:w="120" w:type="dxa"/>
-              <w:right w:w="120" w:type="dxa"/>
-            </w:tcMar>
-            <w:tcBorders>
-              <w:top w:val="single" w:sz="4" w:space="0" w:color="CCCCCC"/>
-              <w:bottom w:val="single" w:sz="4" w:space="0" w:color="CCCCCC"/>
-              <w:left w:val="single" w:sz="4" w:space="0" w:color="CCCCCC"/>
-              <w:right w:val="single" w:sz="4" w:space="0" w:color="CCCCCC"/>
-            </w:tcBorders>
-          </w:tcPr>
-          <w:p>
-            <w:pPr>
-              <w:spacing w:before="60" w:after="60" w:line="252" w:lineRule="auto"/>
-              <w:jc w:val="left"/>
-            </w:pPr>
-            <w:r/>
-            <w:r>
-              <w:rPr>
-                <w:b/>
-              </w:rPr>
-              <w:t>-0.25</w:t>
-            </w:r>
-          </w:p>
-        </w:tc>
-        <w:tc>
-          <w:tcPr>
-            <w:tcW w:type="dxa" w:w="1440"/>
-            <w:shd w:fill="F8FAFC"/>
-            <w:tcMar>
-              <w:top w:w="100" w:type="dxa"/>
-              <w:bottom w:w="100" w:type="dxa"/>
-              <w:left w:w="120" w:type="dxa"/>
-              <w:right w:w="120" w:type="dxa"/>
-            </w:tcMar>
-            <w:tcBorders>
-              <w:top w:val="single" w:sz="4" w:space="0" w:color="CCCCCC"/>
-              <w:bottom w:val="single" w:sz="4" w:space="0" w:color="CCCCCC"/>
-              <w:left w:val="single" w:sz="4" w:space="0" w:color="CCCCCC"/>
-              <w:right w:val="single" w:sz="4" w:space="0" w:color="CCCCCC"/>
-            </w:tcBorders>
-          </w:tcPr>
-          <w:p>
-            <w:pPr>
-              <w:spacing w:before="60" w:after="60" w:line="252" w:lineRule="auto"/>
-              <w:jc w:val="left"/>
-            </w:pPr>
-            <w:r/>
-            <w:r>
-              <w:t>BEAR</w:t>
-            </w:r>
-          </w:p>
-        </w:tc>
-      </w:tr>
-      <w:tr>
-        <w:tc>
-          <w:tcPr>
-            <w:tcW w:type="dxa" w:w="1584"/>
-            <w:shd w:fill="FFFFFF"/>
-            <w:tcMar>
-              <w:top w:w="100" w:type="dxa"/>
-              <w:bottom w:w="100" w:type="dxa"/>
-              <w:left w:w="120" w:type="dxa"/>
-              <w:right w:w="120" w:type="dxa"/>
-            </w:tcMar>
-            <w:tcBorders>
-              <w:top w:val="single" w:sz="4" w:space="0" w:color="CCCCCC"/>
-              <w:bottom w:val="single" w:sz="4" w:space="0" w:color="CCCCCC"/>
-              <w:left w:val="single" w:sz="4" w:space="0" w:color="CCCCCC"/>
-              <w:right w:val="single" w:sz="4" w:space="0" w:color="CCCCCC"/>
-            </w:tcBorders>
-          </w:tcPr>
-          <w:p>
-            <w:pPr>
-              <w:spacing w:before="60" w:after="60" w:line="252" w:lineRule="auto"/>
-              <w:jc w:val="left"/>
-            </w:pPr>
-            <w:r/>
-            <w:r>
-              <w:rPr>
-                <w:b/>
-              </w:rPr>
-              <w:t>Thu 22/10</w:t>
-            </w:r>
-          </w:p>
-        </w:tc>
-        <w:tc>
-          <w:tcPr>
-            <w:tcW w:type="dxa" w:w="864"/>
-            <w:shd w:fill="FFFFFF"/>
-            <w:tcMar>
-              <w:top w:w="100" w:type="dxa"/>
-              <w:bottom w:w="100" w:type="dxa"/>
-              <w:left w:w="120" w:type="dxa"/>
-              <w:right w:w="120" w:type="dxa"/>
-            </w:tcMar>
-            <w:tcBorders>
-              <w:top w:val="single" w:sz="4" w:space="0" w:color="CCCCCC"/>
-              <w:bottom w:val="single" w:sz="4" w:space="0" w:color="CCCCCC"/>
-              <w:left w:val="single" w:sz="4" w:space="0" w:color="CCCCCC"/>
-              <w:right w:val="single" w:sz="4" w:space="0" w:color="CCCCCC"/>
-            </w:tcBorders>
-          </w:tcPr>
-          <w:p>
-            <w:pPr>
-              <w:spacing w:before="60" w:after="60" w:line="252" w:lineRule="auto"/>
-              <w:jc w:val="left"/>
-            </w:pPr>
-            <w:r/>
-            <w:r>
-              <w:t>Asia 11-15</w:t>
-            </w:r>
-          </w:p>
-        </w:tc>
-        <w:tc>
-          <w:tcPr>
-            <w:tcW w:type="dxa" w:w="1440"/>
-            <w:shd w:fill="FFFFFF"/>
-            <w:tcMar>
-              <w:top w:w="100" w:type="dxa"/>
-              <w:bottom w:w="100" w:type="dxa"/>
-              <w:left w:w="120" w:type="dxa"/>
-              <w:right w:w="120" w:type="dxa"/>
-            </w:tcMar>
-            <w:tcBorders>
-              <w:top w:val="single" w:sz="4" w:space="0" w:color="CCCCCC"/>
-              <w:bottom w:val="single" w:sz="4" w:space="0" w:color="CCCCCC"/>
-              <w:left w:val="single" w:sz="4" w:space="0" w:color="CCCCCC"/>
-              <w:right w:val="single" w:sz="4" w:space="0" w:color="CCCCCC"/>
-            </w:tcBorders>
-          </w:tcPr>
-          <w:p>
-            <w:pPr>
-              <w:spacing w:before="60" w:after="60" w:line="252" w:lineRule="auto"/>
-              <w:jc w:val="left"/>
-            </w:pPr>
-            <w:r/>
-            <w:r>
-              <w:t>671.75</w:t>
-            </w:r>
-          </w:p>
-        </w:tc>
-        <w:tc>
-          <w:tcPr>
-            <w:tcW w:type="dxa" w:w="2016"/>
-            <w:shd w:fill="FFFFFF"/>
-            <w:tcMar>
-              <w:top w:w="100" w:type="dxa"/>
-              <w:bottom w:w="100" w:type="dxa"/>
-              <w:left w:w="120" w:type="dxa"/>
-              <w:right w:w="120" w:type="dxa"/>
-            </w:tcMar>
-            <w:tcBorders>
-              <w:top w:val="single" w:sz="4" w:space="0" w:color="CCCCCC"/>
-              <w:bottom w:val="single" w:sz="4" w:space="0" w:color="CCCCCC"/>
-              <w:left w:val="single" w:sz="4" w:space="0" w:color="CCCCCC"/>
-              <w:right w:val="single" w:sz="4" w:space="0" w:color="CCCCCC"/>
-            </w:tcBorders>
-          </w:tcPr>
-          <w:p>
-            <w:pPr>
-              <w:spacing w:before="60" w:after="60" w:line="252" w:lineRule="auto"/>
-              <w:jc w:val="left"/>
-            </w:pPr>
-            <w:r/>
-            <w:r>
-              <w:t>681.50</w:t>
-            </w:r>
-          </w:p>
-        </w:tc>
-        <w:tc>
-          <w:tcPr>
-            <w:tcW w:type="dxa" w:w="1152"/>
-            <w:shd w:fill="FFFFFF"/>
-            <w:tcMar>
-              <w:top w:w="100" w:type="dxa"/>
-              <w:bottom w:w="100" w:type="dxa"/>
-              <w:left w:w="120" w:type="dxa"/>
-              <w:right w:w="120" w:type="dxa"/>
-            </w:tcMar>
-            <w:tcBorders>
-              <w:top w:val="single" w:sz="4" w:space="0" w:color="CCCCCC"/>
-              <w:bottom w:val="single" w:sz="4" w:space="0" w:color="CCCCCC"/>
-              <w:left w:val="single" w:sz="4" w:space="0" w:color="CCCCCC"/>
-              <w:right w:val="single" w:sz="4" w:space="0" w:color="CCCCCC"/>
-            </w:tcBorders>
-          </w:tcPr>
-          <w:p>
-            <w:pPr>
-              <w:spacing w:before="60" w:after="60" w:line="252" w:lineRule="auto"/>
-              <w:jc w:val="left"/>
-            </w:pPr>
-            <w:r/>
-            <w:r>
-              <w:t>662.00</w:t>
-            </w:r>
-          </w:p>
-        </w:tc>
-        <w:tc>
-          <w:tcPr>
-            <w:tcW w:type="dxa" w:w="1728"/>
-            <w:shd w:fill="FFFFFF"/>
-            <w:tcMar>
-              <w:top w:w="100" w:type="dxa"/>
-              <w:bottom w:w="100" w:type="dxa"/>
-              <w:left w:w="120" w:type="dxa"/>
-              <w:right w:w="120" w:type="dxa"/>
-            </w:tcMar>
-            <w:tcBorders>
-              <w:top w:val="single" w:sz="4" w:space="0" w:color="CCCCCC"/>
-              <w:bottom w:val="single" w:sz="4" w:space="0" w:color="CCCCCC"/>
-              <w:left w:val="single" w:sz="4" w:space="0" w:color="CCCCCC"/>
-              <w:right w:val="single" w:sz="4" w:space="0" w:color="CCCCCC"/>
-            </w:tcBorders>
-          </w:tcPr>
-          <w:p>
-            <w:pPr>
-              <w:spacing w:before="60" w:after="60" w:line="252" w:lineRule="auto"/>
-              <w:jc w:val="left"/>
-            </w:pPr>
-            <w:r/>
-            <w:r>
-              <w:rPr>
-                <w:b/>
-              </w:rPr>
-              <w:t>672.25</w:t>
-            </w:r>
-          </w:p>
-        </w:tc>
-        <w:tc>
-          <w:tcPr>
-            <w:tcW w:type="dxa" w:w="3456"/>
-            <w:shd w:fill="FFFFFF"/>
-            <w:tcMar>
-              <w:top w:w="100" w:type="dxa"/>
-              <w:bottom w:w="100" w:type="dxa"/>
-              <w:left w:w="120" w:type="dxa"/>
-              <w:right w:w="120" w:type="dxa"/>
-            </w:tcMar>
-            <w:tcBorders>
-              <w:top w:val="single" w:sz="4" w:space="0" w:color="CCCCCC"/>
-              <w:bottom w:val="single" w:sz="4" w:space="0" w:color="CCCCCC"/>
-              <w:left w:val="single" w:sz="4" w:space="0" w:color="CCCCCC"/>
-              <w:right w:val="single" w:sz="4" w:space="0" w:color="CCCCCC"/>
-            </w:tcBorders>
-          </w:tcPr>
-          <w:p>
-            <w:pPr>
-              <w:spacing w:before="60" w:after="60" w:line="252" w:lineRule="auto"/>
-              <w:jc w:val="left"/>
-            </w:pPr>
-            <w:r/>
-            <w:r>
-              <w:rPr>
-                <w:b/>
-              </w:rPr>
-              <w:t>+0.50</w:t>
-            </w:r>
-          </w:p>
-        </w:tc>
-        <w:tc>
-          <w:tcPr>
-            <w:tcW w:type="dxa" w:w="1440"/>
-            <w:shd w:fill="FFFFFF"/>
-            <w:tcMar>
-              <w:top w:w="100" w:type="dxa"/>
-              <w:bottom w:w="100" w:type="dxa"/>
-              <w:left w:w="120" w:type="dxa"/>
-              <w:right w:w="120" w:type="dxa"/>
-            </w:tcMar>
-            <w:tcBorders>
-              <w:top w:val="single" w:sz="4" w:space="0" w:color="CCCCCC"/>
-              <w:bottom w:val="single" w:sz="4" w:space="0" w:color="CCCCCC"/>
-              <w:left w:val="single" w:sz="4" w:space="0" w:color="CCCCCC"/>
-              <w:right w:val="single" w:sz="4" w:space="0" w:color="CCCCCC"/>
-            </w:tcBorders>
-          </w:tcPr>
-          <w:p>
-            <w:pPr>
-              <w:spacing w:before="60" w:after="60" w:line="252" w:lineRule="auto"/>
-              <w:jc w:val="left"/>
-            </w:pPr>
-            <w:r/>
-            <w:r>
-              <w:t>BULL</w:t>
-            </w:r>
-          </w:p>
-        </w:tc>
-      </w:tr>
-      <w:tr>
-        <w:tc>
-          <w:tcPr>
-            <w:tcW w:type="dxa" w:w="1584"/>
-            <w:shd w:fill="F8FAFC"/>
-            <w:tcMar>
-              <w:top w:w="100" w:type="dxa"/>
-              <w:bottom w:w="100" w:type="dxa"/>
-              <w:left w:w="120" w:type="dxa"/>
-              <w:right w:w="120" w:type="dxa"/>
-            </w:tcMar>
-            <w:tcBorders>
-              <w:top w:val="single" w:sz="4" w:space="0" w:color="CCCCCC"/>
-              <w:bottom w:val="single" w:sz="4" w:space="0" w:color="CCCCCC"/>
-              <w:left w:val="single" w:sz="4" w:space="0" w:color="CCCCCC"/>
-              <w:right w:val="single" w:sz="4" w:space="0" w:color="CCCCCC"/>
-            </w:tcBorders>
-          </w:tcPr>
-          <w:p>
-            <w:pPr>
-              <w:spacing w:before="60" w:after="60" w:line="252" w:lineRule="auto"/>
-              <w:jc w:val="left"/>
-            </w:pPr>
-            <w:r/>
-            <w:r>
-              <w:rPr>
-                <w:b/>
-              </w:rPr>
-              <w:t>Thu 22/10</w:t>
-            </w:r>
-          </w:p>
-        </w:tc>
-        <w:tc>
-          <w:tcPr>
-            <w:tcW w:type="dxa" w:w="864"/>
-            <w:shd w:fill="F8FAFC"/>
-            <w:tcMar>
-              <w:top w:w="100" w:type="dxa"/>
-              <w:bottom w:w="100" w:type="dxa"/>
-              <w:left w:w="120" w:type="dxa"/>
-              <w:right w:w="120" w:type="dxa"/>
-            </w:tcMar>
-            <w:tcBorders>
-              <w:top w:val="single" w:sz="4" w:space="0" w:color="CCCCCC"/>
-              <w:bottom w:val="single" w:sz="4" w:space="0" w:color="CCCCCC"/>
-              <w:left w:val="single" w:sz="4" w:space="0" w:color="CCCCCC"/>
-              <w:right w:val="single" w:sz="4" w:space="0" w:color="CCCCCC"/>
-            </w:tcBorders>
-          </w:tcPr>
-          <w:p>
-            <w:pPr>
-              <w:spacing w:before="60" w:after="60" w:line="252" w:lineRule="auto"/>
-              <w:jc w:val="left"/>
-            </w:pPr>
-            <w:r/>
-            <w:r>
-              <w:t>London 15-19</w:t>
-            </w:r>
-          </w:p>
-        </w:tc>
-        <w:tc>
-          <w:tcPr>
-            <w:tcW w:type="dxa" w:w="1440"/>
-            <w:shd w:fill="F8FAFC"/>
-            <w:tcMar>
-              <w:top w:w="100" w:type="dxa"/>
-              <w:bottom w:w="100" w:type="dxa"/>
-              <w:left w:w="120" w:type="dxa"/>
-              <w:right w:w="120" w:type="dxa"/>
-            </w:tcMar>
-            <w:tcBorders>
-              <w:top w:val="single" w:sz="4" w:space="0" w:color="CCCCCC"/>
-              <w:bottom w:val="single" w:sz="4" w:space="0" w:color="CCCCCC"/>
-              <w:left w:val="single" w:sz="4" w:space="0" w:color="CCCCCC"/>
-              <w:right w:val="single" w:sz="4" w:space="0" w:color="CCCCCC"/>
-            </w:tcBorders>
-          </w:tcPr>
-          <w:p>
-            <w:pPr>
-              <w:spacing w:before="60" w:after="60" w:line="252" w:lineRule="auto"/>
-              <w:jc w:val="left"/>
-            </w:pPr>
-            <w:r/>
-            <w:r>
-              <w:t>672.25</w:t>
-            </w:r>
-          </w:p>
-        </w:tc>
-        <w:tc>
-          <w:tcPr>
-            <w:tcW w:type="dxa" w:w="2016"/>
-            <w:shd w:fill="F8FAFC"/>
-            <w:tcMar>
-              <w:top w:w="100" w:type="dxa"/>
-              <w:bottom w:w="100" w:type="dxa"/>
-              <w:left w:w="120" w:type="dxa"/>
-              <w:right w:w="120" w:type="dxa"/>
-            </w:tcMar>
-            <w:tcBorders>
-              <w:top w:val="single" w:sz="4" w:space="0" w:color="CCCCCC"/>
-              <w:bottom w:val="single" w:sz="4" w:space="0" w:color="CCCCCC"/>
-              <w:left w:val="single" w:sz="4" w:space="0" w:color="CCCCCC"/>
-              <w:right w:val="single" w:sz="4" w:space="0" w:color="CCCCCC"/>
-            </w:tcBorders>
-          </w:tcPr>
-          <w:p>
-            <w:pPr>
-              <w:spacing w:before="60" w:after="60" w:line="252" w:lineRule="auto"/>
-              <w:jc w:val="left"/>
-            </w:pPr>
-            <w:r/>
-            <w:r>
-              <w:t>683.00</w:t>
-            </w:r>
-          </w:p>
-        </w:tc>
-        <w:tc>
-          <w:tcPr>
-            <w:tcW w:type="dxa" w:w="1152"/>
-            <w:shd w:fill="F8FAFC"/>
-            <w:tcMar>
-              <w:top w:w="100" w:type="dxa"/>
-              <w:bottom w:w="100" w:type="dxa"/>
-              <w:left w:w="120" w:type="dxa"/>
-              <w:right w:w="120" w:type="dxa"/>
-            </w:tcMar>
-            <w:tcBorders>
-              <w:top w:val="single" w:sz="4" w:space="0" w:color="CCCCCC"/>
-              <w:bottom w:val="single" w:sz="4" w:space="0" w:color="CCCCCC"/>
-              <w:left w:val="single" w:sz="4" w:space="0" w:color="CCCCCC"/>
-              <w:right w:val="single" w:sz="4" w:space="0" w:color="CCCCCC"/>
-            </w:tcBorders>
-          </w:tcPr>
-          <w:p>
-            <w:pPr>
-              <w:spacing w:before="60" w:after="60" w:line="252" w:lineRule="auto"/>
-              <w:jc w:val="left"/>
-            </w:pPr>
-            <w:r/>
-            <w:r>
-              <w:t>665.00</w:t>
-            </w:r>
-          </w:p>
-        </w:tc>
-        <w:tc>
-          <w:tcPr>
-            <w:tcW w:type="dxa" w:w="1728"/>
-            <w:shd w:fill="F8FAFC"/>
-            <w:tcMar>
-              <w:top w:w="100" w:type="dxa"/>
-              <w:bottom w:w="100" w:type="dxa"/>
-              <w:left w:w="120" w:type="dxa"/>
-              <w:right w:w="120" w:type="dxa"/>
-            </w:tcMar>
-            <w:tcBorders>
-              <w:top w:val="single" w:sz="4" w:space="0" w:color="CCCCCC"/>
-              <w:bottom w:val="single" w:sz="4" w:space="0" w:color="CCCCCC"/>
-              <w:left w:val="single" w:sz="4" w:space="0" w:color="CCCCCC"/>
-              <w:right w:val="single" w:sz="4" w:space="0" w:color="CCCCCC"/>
-            </w:tcBorders>
-          </w:tcPr>
-          <w:p>
-            <w:pPr>
-              <w:spacing w:before="60" w:after="60" w:line="252" w:lineRule="auto"/>
-              <w:jc w:val="left"/>
-            </w:pPr>
-            <w:r/>
-            <w:r>
-              <w:rPr>
-                <w:b/>
-              </w:rPr>
-              <w:t>673.00</w:t>
-            </w:r>
-          </w:p>
-        </w:tc>
-        <w:tc>
-          <w:tcPr>
-            <w:tcW w:type="dxa" w:w="3456"/>
-            <w:shd w:fill="F8FAFC"/>
-            <w:tcMar>
-              <w:top w:w="100" w:type="dxa"/>
-              <w:bottom w:w="100" w:type="dxa"/>
-              <w:left w:w="120" w:type="dxa"/>
-              <w:right w:w="120" w:type="dxa"/>
-            </w:tcMar>
-            <w:tcBorders>
-              <w:top w:val="single" w:sz="4" w:space="0" w:color="CCCCCC"/>
-              <w:bottom w:val="single" w:sz="4" w:space="0" w:color="CCCCCC"/>
-              <w:left w:val="single" w:sz="4" w:space="0" w:color="CCCCCC"/>
-              <w:right w:val="single" w:sz="4" w:space="0" w:color="CCCCCC"/>
-            </w:tcBorders>
-          </w:tcPr>
-          <w:p>
-            <w:pPr>
-              <w:spacing w:before="60" w:after="60" w:line="252" w:lineRule="auto"/>
-              <w:jc w:val="left"/>
-            </w:pPr>
-            <w:r/>
-            <w:r>
-              <w:rPr>
-                <w:b/>
-              </w:rPr>
-              <w:t>+0.75</w:t>
-            </w:r>
-          </w:p>
-        </w:tc>
-        <w:tc>
-          <w:tcPr>
-            <w:tcW w:type="dxa" w:w="1440"/>
-            <w:shd w:fill="F8FAFC"/>
-            <w:tcMar>
-              <w:top w:w="100" w:type="dxa"/>
-              <w:bottom w:w="100" w:type="dxa"/>
-              <w:left w:w="120" w:type="dxa"/>
-              <w:right w:w="120" w:type="dxa"/>
-            </w:tcMar>
-            <w:tcBorders>
-              <w:top w:val="single" w:sz="4" w:space="0" w:color="CCCCCC"/>
-              <w:bottom w:val="single" w:sz="4" w:space="0" w:color="CCCCCC"/>
-              <w:left w:val="single" w:sz="4" w:space="0" w:color="CCCCCC"/>
-              <w:right w:val="single" w:sz="4" w:space="0" w:color="CCCCCC"/>
-            </w:tcBorders>
-          </w:tcPr>
-          <w:p>
-            <w:pPr>
-              <w:spacing w:before="60" w:after="60" w:line="252" w:lineRule="auto"/>
-              <w:jc w:val="left"/>
-            </w:pPr>
-            <w:r/>
-            <w:r>
-              <w:t>BULL</w:t>
-            </w:r>
-          </w:p>
-        </w:tc>
-      </w:tr>
-      <w:tr>
-        <w:tc>
-          <w:tcPr>
-            <w:tcW w:type="dxa" w:w="1584"/>
-            <w:shd w:fill="FFFFFF"/>
-            <w:tcMar>
-              <w:top w:w="100" w:type="dxa"/>
-              <w:bottom w:w="100" w:type="dxa"/>
-              <w:left w:w="120" w:type="dxa"/>
-              <w:right w:w="120" w:type="dxa"/>
-            </w:tcMar>
-            <w:tcBorders>
-              <w:top w:val="single" w:sz="4" w:space="0" w:color="CCCCCC"/>
-              <w:bottom w:val="single" w:sz="4" w:space="0" w:color="CCCCCC"/>
-              <w:left w:val="single" w:sz="4" w:space="0" w:color="CCCCCC"/>
-              <w:right w:val="single" w:sz="4" w:space="0" w:color="CCCCCC"/>
-            </w:tcBorders>
-          </w:tcPr>
-          <w:p>
-            <w:pPr>
-              <w:spacing w:before="60" w:after="60" w:line="252" w:lineRule="auto"/>
-              <w:jc w:val="left"/>
-            </w:pPr>
-            <w:r/>
-            <w:r>
-              <w:rPr>
-                <w:b/>
-              </w:rPr>
-              <w:t>Thu 22/10</w:t>
-            </w:r>
-          </w:p>
-        </w:tc>
-        <w:tc>
-          <w:tcPr>
-            <w:tcW w:type="dxa" w:w="864"/>
-            <w:shd w:fill="FFFFFF"/>
-            <w:tcMar>
-              <w:top w:w="100" w:type="dxa"/>
-              <w:bottom w:w="100" w:type="dxa"/>
-              <w:left w:w="120" w:type="dxa"/>
-              <w:right w:w="120" w:type="dxa"/>
-            </w:tcMar>
-            <w:tcBorders>
-              <w:top w:val="single" w:sz="4" w:space="0" w:color="CCCCCC"/>
-              <w:bottom w:val="single" w:sz="4" w:space="0" w:color="CCCCCC"/>
-              <w:left w:val="single" w:sz="4" w:space="0" w:color="CCCCCC"/>
-              <w:right w:val="single" w:sz="4" w:space="0" w:color="CCCCCC"/>
-            </w:tcBorders>
-          </w:tcPr>
-          <w:p>
-            <w:pPr>
-              <w:spacing w:before="60" w:after="60" w:line="252" w:lineRule="auto"/>
-              <w:jc w:val="left"/>
-            </w:pPr>
-            <w:r/>
-            <w:r>
-              <w:t>Pre-NY 19-21</w:t>
-            </w:r>
-          </w:p>
-        </w:tc>
-        <w:tc>
-          <w:tcPr>
-            <w:tcW w:type="dxa" w:w="1440"/>
-            <w:shd w:fill="FFFFFF"/>
-            <w:tcMar>
-              <w:top w:w="100" w:type="dxa"/>
-              <w:bottom w:w="100" w:type="dxa"/>
-              <w:left w:w="120" w:type="dxa"/>
-              <w:right w:w="120" w:type="dxa"/>
-            </w:tcMar>
-            <w:tcBorders>
-              <w:top w:val="single" w:sz="4" w:space="0" w:color="CCCCCC"/>
-              <w:bottom w:val="single" w:sz="4" w:space="0" w:color="CCCCCC"/>
-              <w:left w:val="single" w:sz="4" w:space="0" w:color="CCCCCC"/>
-              <w:right w:val="single" w:sz="4" w:space="0" w:color="CCCCCC"/>
-            </w:tcBorders>
-          </w:tcPr>
-          <w:p>
-            <w:pPr>
-              <w:spacing w:before="60" w:after="60" w:line="252" w:lineRule="auto"/>
-              <w:jc w:val="left"/>
-            </w:pPr>
-            <w:r/>
-            <w:r>
-              <w:t>673.00</w:t>
-            </w:r>
-          </w:p>
-        </w:tc>
-        <w:tc>
-          <w:tcPr>
-            <w:tcW w:type="dxa" w:w="2016"/>
-            <w:shd w:fill="FFFFFF"/>
-            <w:tcMar>
-              <w:top w:w="100" w:type="dxa"/>
-              <w:bottom w:w="100" w:type="dxa"/>
-              <w:left w:w="120" w:type="dxa"/>
-              <w:right w:w="120" w:type="dxa"/>
-            </w:tcMar>
-            <w:tcBorders>
-              <w:top w:val="single" w:sz="4" w:space="0" w:color="CCCCCC"/>
-              <w:bottom w:val="single" w:sz="4" w:space="0" w:color="CCCCCC"/>
-              <w:left w:val="single" w:sz="4" w:space="0" w:color="CCCCCC"/>
-              <w:right w:val="single" w:sz="4" w:space="0" w:color="CCCCCC"/>
-            </w:tcBorders>
-          </w:tcPr>
-          <w:p>
-            <w:pPr>
-              <w:spacing w:before="60" w:after="60" w:line="252" w:lineRule="auto"/>
-              <w:jc w:val="left"/>
-            </w:pPr>
-            <w:r/>
-            <w:r>
-              <w:t>679.50</w:t>
-            </w:r>
-          </w:p>
-        </w:tc>
-        <w:tc>
-          <w:tcPr>
-            <w:tcW w:type="dxa" w:w="1152"/>
-            <w:shd w:fill="FFFFFF"/>
-            <w:tcMar>
-              <w:top w:w="100" w:type="dxa"/>
-              <w:bottom w:w="100" w:type="dxa"/>
-              <w:left w:w="120" w:type="dxa"/>
-              <w:right w:w="120" w:type="dxa"/>
-            </w:tcMar>
-            <w:tcBorders>
-              <w:top w:val="single" w:sz="4" w:space="0" w:color="CCCCCC"/>
-              <w:bottom w:val="single" w:sz="4" w:space="0" w:color="CCCCCC"/>
-              <w:left w:val="single" w:sz="4" w:space="0" w:color="CCCCCC"/>
-              <w:right w:val="single" w:sz="4" w:space="0" w:color="CCCCCC"/>
-            </w:tcBorders>
-          </w:tcPr>
-          <w:p>
-            <w:pPr>
-              <w:spacing w:before="60" w:after="60" w:line="252" w:lineRule="auto"/>
-              <w:jc w:val="left"/>
-            </w:pPr>
-            <w:r/>
-            <w:r>
-              <w:t>664.50</w:t>
-            </w:r>
-          </w:p>
-        </w:tc>
-        <w:tc>
-          <w:tcPr>
-            <w:tcW w:type="dxa" w:w="1728"/>
-            <w:shd w:fill="FFFFFF"/>
-            <w:tcMar>
-              <w:top w:w="100" w:type="dxa"/>
-              <w:bottom w:w="100" w:type="dxa"/>
-              <w:left w:w="120" w:type="dxa"/>
-              <w:right w:w="120" w:type="dxa"/>
-            </w:tcMar>
-            <w:tcBorders>
-              <w:top w:val="single" w:sz="4" w:space="0" w:color="CCCCCC"/>
-              <w:bottom w:val="single" w:sz="4" w:space="0" w:color="CCCCCC"/>
-              <w:left w:val="single" w:sz="4" w:space="0" w:color="CCCCCC"/>
-              <w:right w:val="single" w:sz="4" w:space="0" w:color="CCCCCC"/>
-            </w:tcBorders>
-          </w:tcPr>
-          <w:p>
-            <w:pPr>
-              <w:spacing w:before="60" w:after="60" w:line="252" w:lineRule="auto"/>
-              <w:jc w:val="left"/>
-            </w:pPr>
-            <w:r/>
-            <w:r>
-              <w:rPr>
-                <w:b/>
-              </w:rPr>
-              <w:t>673.50</w:t>
-            </w:r>
-          </w:p>
-        </w:tc>
-        <w:tc>
-          <w:tcPr>
-            <w:tcW w:type="dxa" w:w="3456"/>
-            <w:shd w:fill="FFFFFF"/>
-            <w:tcMar>
-              <w:top w:w="100" w:type="dxa"/>
-              <w:bottom w:w="100" w:type="dxa"/>
-              <w:left w:w="120" w:type="dxa"/>
-              <w:right w:w="120" w:type="dxa"/>
-            </w:tcMar>
-            <w:tcBorders>
-              <w:top w:val="single" w:sz="4" w:space="0" w:color="CCCCCC"/>
-              <w:bottom w:val="single" w:sz="4" w:space="0" w:color="CCCCCC"/>
-              <w:left w:val="single" w:sz="4" w:space="0" w:color="CCCCCC"/>
-              <w:right w:val="single" w:sz="4" w:space="0" w:color="CCCCCC"/>
-            </w:tcBorders>
-          </w:tcPr>
-          <w:p>
-            <w:pPr>
-              <w:spacing w:before="60" w:after="60" w:line="252" w:lineRule="auto"/>
-              <w:jc w:val="left"/>
-            </w:pPr>
-            <w:r/>
-            <w:r>
-              <w:rPr>
-                <w:b/>
-              </w:rPr>
-              <w:t>+0.50</w:t>
-            </w:r>
-          </w:p>
-        </w:tc>
-        <w:tc>
-          <w:tcPr>
-            <w:tcW w:type="dxa" w:w="1440"/>
-            <w:shd w:fill="FFFFFF"/>
-            <w:tcMar>
-              <w:top w:w="100" w:type="dxa"/>
-              <w:bottom w:w="100" w:type="dxa"/>
-              <w:left w:w="120" w:type="dxa"/>
-              <w:right w:w="120" w:type="dxa"/>
-            </w:tcMar>
-            <w:tcBorders>
-              <w:top w:val="single" w:sz="4" w:space="0" w:color="CCCCCC"/>
-              <w:bottom w:val="single" w:sz="4" w:space="0" w:color="CCCCCC"/>
-              <w:left w:val="single" w:sz="4" w:space="0" w:color="CCCCCC"/>
-              <w:right w:val="single" w:sz="4" w:space="0" w:color="CCCCCC"/>
-            </w:tcBorders>
-          </w:tcPr>
-          <w:p>
-            <w:pPr>
-              <w:spacing w:before="60" w:after="60" w:line="252" w:lineRule="auto"/>
-              <w:jc w:val="left"/>
-            </w:pPr>
-            <w:r/>
-            <w:r>
-              <w:t>BULL</w:t>
-            </w:r>
-          </w:p>
-        </w:tc>
-      </w:tr>
-      <w:tr>
-        <w:tc>
-          <w:tcPr>
-            <w:tcW w:type="dxa" w:w="1584"/>
-            <w:shd w:fill="F8FAFC"/>
-            <w:tcMar>
-              <w:top w:w="100" w:type="dxa"/>
-              <w:bottom w:w="100" w:type="dxa"/>
-              <w:left w:w="120" w:type="dxa"/>
-              <w:right w:w="120" w:type="dxa"/>
-            </w:tcMar>
-            <w:tcBorders>
-              <w:top w:val="single" w:sz="4" w:space="0" w:color="CCCCCC"/>
-              <w:bottom w:val="single" w:sz="4" w:space="0" w:color="CCCCCC"/>
-              <w:left w:val="single" w:sz="4" w:space="0" w:color="CCCCCC"/>
-              <w:right w:val="single" w:sz="4" w:space="0" w:color="CCCCCC"/>
-            </w:tcBorders>
-          </w:tcPr>
-          <w:p>
-            <w:pPr>
-              <w:spacing w:before="60" w:after="60" w:line="252" w:lineRule="auto"/>
-              <w:jc w:val="left"/>
-            </w:pPr>
-            <w:r/>
-            <w:r>
-              <w:rPr>
-                <w:b/>
-              </w:rPr>
-              <w:t>Thu 22/10</w:t>
-            </w:r>
-          </w:p>
-        </w:tc>
-        <w:tc>
-          <w:tcPr>
-            <w:tcW w:type="dxa" w:w="864"/>
-            <w:shd w:fill="F8FAFC"/>
-            <w:tcMar>
-              <w:top w:w="100" w:type="dxa"/>
-              <w:bottom w:w="100" w:type="dxa"/>
-              <w:left w:w="120" w:type="dxa"/>
-              <w:right w:w="120" w:type="dxa"/>
-            </w:tcMar>
-            <w:tcBorders>
-              <w:top w:val="single" w:sz="4" w:space="0" w:color="CCCCCC"/>
-              <w:bottom w:val="single" w:sz="4" w:space="0" w:color="CCCCCC"/>
-              <w:left w:val="single" w:sz="4" w:space="0" w:color="CCCCCC"/>
-              <w:right w:val="single" w:sz="4" w:space="0" w:color="CCCCCC"/>
-            </w:tcBorders>
-          </w:tcPr>
-          <w:p>
-            <w:pPr>
-              <w:spacing w:before="60" w:after="60" w:line="252" w:lineRule="auto"/>
-              <w:jc w:val="left"/>
-            </w:pPr>
-            <w:r/>
-            <w:r>
-              <w:t>NY Open 21-23</w:t>
-            </w:r>
-          </w:p>
-        </w:tc>
-        <w:tc>
-          <w:tcPr>
-            <w:tcW w:type="dxa" w:w="1440"/>
-            <w:shd w:fill="F8FAFC"/>
-            <w:tcMar>
-              <w:top w:w="100" w:type="dxa"/>
-              <w:bottom w:w="100" w:type="dxa"/>
-              <w:left w:w="120" w:type="dxa"/>
-              <w:right w:w="120" w:type="dxa"/>
-            </w:tcMar>
-            <w:tcBorders>
-              <w:top w:val="single" w:sz="4" w:space="0" w:color="CCCCCC"/>
-              <w:bottom w:val="single" w:sz="4" w:space="0" w:color="CCCCCC"/>
-              <w:left w:val="single" w:sz="4" w:space="0" w:color="CCCCCC"/>
-              <w:right w:val="single" w:sz="4" w:space="0" w:color="CCCCCC"/>
-            </w:tcBorders>
-          </w:tcPr>
-          <w:p>
-            <w:pPr>
-              <w:spacing w:before="60" w:after="60" w:line="252" w:lineRule="auto"/>
-              <w:jc w:val="left"/>
-            </w:pPr>
-            <w:r/>
-            <w:r>
-              <w:t>673.50</w:t>
-            </w:r>
-          </w:p>
-        </w:tc>
-        <w:tc>
-          <w:tcPr>
-            <w:tcW w:type="dxa" w:w="2016"/>
-            <w:shd w:fill="F8FAFC"/>
-            <w:tcMar>
-              <w:top w:w="100" w:type="dxa"/>
-              <w:bottom w:w="100" w:type="dxa"/>
-              <w:left w:w="120" w:type="dxa"/>
-              <w:right w:w="120" w:type="dxa"/>
-            </w:tcMar>
-            <w:tcBorders>
-              <w:top w:val="single" w:sz="4" w:space="0" w:color="CCCCCC"/>
-              <w:bottom w:val="single" w:sz="4" w:space="0" w:color="CCCCCC"/>
-              <w:left w:val="single" w:sz="4" w:space="0" w:color="CCCCCC"/>
-              <w:right w:val="single" w:sz="4" w:space="0" w:color="CCCCCC"/>
-            </w:tcBorders>
-          </w:tcPr>
-          <w:p>
-            <w:pPr>
-              <w:spacing w:before="60" w:after="60" w:line="252" w:lineRule="auto"/>
-              <w:jc w:val="left"/>
-            </w:pPr>
-            <w:r/>
-            <w:r>
-              <w:t>684.50</w:t>
-            </w:r>
-          </w:p>
-        </w:tc>
-        <w:tc>
-          <w:tcPr>
-            <w:tcW w:type="dxa" w:w="1152"/>
-            <w:shd w:fill="F8FAFC"/>
-            <w:tcMar>
-              <w:top w:w="100" w:type="dxa"/>
-              <w:bottom w:w="100" w:type="dxa"/>
-              <w:left w:w="120" w:type="dxa"/>
-              <w:right w:w="120" w:type="dxa"/>
-            </w:tcMar>
-            <w:tcBorders>
-              <w:top w:val="single" w:sz="4" w:space="0" w:color="CCCCCC"/>
-              <w:bottom w:val="single" w:sz="4" w:space="0" w:color="CCCCCC"/>
-              <w:left w:val="single" w:sz="4" w:space="0" w:color="CCCCCC"/>
-              <w:right w:val="single" w:sz="4" w:space="0" w:color="CCCCCC"/>
-            </w:tcBorders>
-          </w:tcPr>
-          <w:p>
-            <w:pPr>
-              <w:spacing w:before="60" w:after="60" w:line="252" w:lineRule="auto"/>
-              <w:jc w:val="left"/>
-            </w:pPr>
-            <w:r/>
-            <w:r>
-              <w:t>661.75</w:t>
-            </w:r>
-          </w:p>
-        </w:tc>
-        <w:tc>
-          <w:tcPr>
-            <w:tcW w:type="dxa" w:w="1728"/>
-            <w:shd w:fill="F8FAFC"/>
-            <w:tcMar>
-              <w:top w:w="100" w:type="dxa"/>
-              <w:bottom w:w="100" w:type="dxa"/>
-              <w:left w:w="120" w:type="dxa"/>
-              <w:right w:w="120" w:type="dxa"/>
-            </w:tcMar>
-            <w:tcBorders>
-              <w:top w:val="single" w:sz="4" w:space="0" w:color="CCCCCC"/>
-              <w:bottom w:val="single" w:sz="4" w:space="0" w:color="CCCCCC"/>
-              <w:left w:val="single" w:sz="4" w:space="0" w:color="CCCCCC"/>
-              <w:right w:val="single" w:sz="4" w:space="0" w:color="CCCCCC"/>
-            </w:tcBorders>
-          </w:tcPr>
-          <w:p>
-            <w:pPr>
-              <w:spacing w:before="60" w:after="60" w:line="252" w:lineRule="auto"/>
-              <w:jc w:val="left"/>
-            </w:pPr>
-            <w:r/>
-            <w:r>
-              <w:rPr>
-                <w:b/>
-              </w:rPr>
-              <w:t>677.00</w:t>
-            </w:r>
-          </w:p>
-        </w:tc>
-        <w:tc>
-          <w:tcPr>
-            <w:tcW w:type="dxa" w:w="3456"/>
-            <w:shd w:fill="F8FAFC"/>
-            <w:tcMar>
-              <w:top w:w="100" w:type="dxa"/>
-              <w:bottom w:w="100" w:type="dxa"/>
-              <w:left w:w="120" w:type="dxa"/>
-              <w:right w:w="120" w:type="dxa"/>
-            </w:tcMar>
-            <w:tcBorders>
-              <w:top w:val="single" w:sz="4" w:space="0" w:color="CCCCCC"/>
-              <w:bottom w:val="single" w:sz="4" w:space="0" w:color="CCCCCC"/>
-              <w:left w:val="single" w:sz="4" w:space="0" w:color="CCCCCC"/>
-              <w:right w:val="single" w:sz="4" w:space="0" w:color="CCCCCC"/>
-            </w:tcBorders>
-          </w:tcPr>
-          <w:p>
-            <w:pPr>
-              <w:spacing w:before="60" w:after="60" w:line="252" w:lineRule="auto"/>
-              <w:jc w:val="left"/>
-            </w:pPr>
-            <w:r/>
-            <w:r>
-              <w:rPr>
-                <w:b/>
-              </w:rPr>
-              <w:t>+3.50</w:t>
-            </w:r>
-          </w:p>
-        </w:tc>
-        <w:tc>
-          <w:tcPr>
-            <w:tcW w:type="dxa" w:w="1440"/>
-            <w:shd w:fill="F8FAFC"/>
-            <w:tcMar>
-              <w:top w:w="100" w:type="dxa"/>
-              <w:bottom w:w="100" w:type="dxa"/>
-              <w:left w:w="120" w:type="dxa"/>
-              <w:right w:w="120" w:type="dxa"/>
-            </w:tcMar>
-            <w:tcBorders>
-              <w:top w:val="single" w:sz="4" w:space="0" w:color="CCCCCC"/>
-              <w:bottom w:val="single" w:sz="4" w:space="0" w:color="CCCCCC"/>
-              <w:left w:val="single" w:sz="4" w:space="0" w:color="CCCCCC"/>
-              <w:right w:val="single" w:sz="4" w:space="0" w:color="CCCCCC"/>
-            </w:tcBorders>
-          </w:tcPr>
-          <w:p>
-            <w:pPr>
-              <w:spacing w:before="60" w:after="60" w:line="252" w:lineRule="auto"/>
-              <w:jc w:val="left"/>
-            </w:pPr>
-            <w:r/>
-            <w:r>
-              <w:t>BULL</w:t>
-            </w:r>
-          </w:p>
-        </w:tc>
-      </w:tr>
-      <w:tr>
-        <w:tc>
-          <w:tcPr>
-            <w:tcW w:type="dxa" w:w="1584"/>
-            <w:shd w:fill="FFFFFF"/>
-            <w:tcMar>
-              <w:top w:w="100" w:type="dxa"/>
-              <w:bottom w:w="100" w:type="dxa"/>
-              <w:left w:w="120" w:type="dxa"/>
-              <w:right w:w="120" w:type="dxa"/>
-            </w:tcMar>
-            <w:tcBorders>
-              <w:top w:val="single" w:sz="4" w:space="0" w:color="CCCCCC"/>
-              <w:bottom w:val="single" w:sz="4" w:space="0" w:color="CCCCCC"/>
-              <w:left w:val="single" w:sz="4" w:space="0" w:color="CCCCCC"/>
-              <w:right w:val="single" w:sz="4" w:space="0" w:color="CCCCCC"/>
-            </w:tcBorders>
-          </w:tcPr>
-          <w:p>
-            <w:pPr>
-              <w:spacing w:before="60" w:after="60" w:line="252" w:lineRule="auto"/>
-              <w:jc w:val="left"/>
-            </w:pPr>
-            <w:r/>
-            <w:r>
-              <w:rPr>
-                <w:b/>
-              </w:rPr>
-              <w:t>Thu 22/10</w:t>
-            </w:r>
-          </w:p>
-        </w:tc>
-        <w:tc>
-          <w:tcPr>
-            <w:tcW w:type="dxa" w:w="864"/>
-            <w:shd w:fill="FFFFFF"/>
-            <w:tcMar>
-              <w:top w:w="100" w:type="dxa"/>
-              <w:bottom w:w="100" w:type="dxa"/>
-              <w:left w:w="120" w:type="dxa"/>
-              <w:right w:w="120" w:type="dxa"/>
-            </w:tcMar>
-            <w:tcBorders>
-              <w:top w:val="single" w:sz="4" w:space="0" w:color="CCCCCC"/>
-              <w:bottom w:val="single" w:sz="4" w:space="0" w:color="CCCCCC"/>
-              <w:left w:val="single" w:sz="4" w:space="0" w:color="CCCCCC"/>
-              <w:right w:val="single" w:sz="4" w:space="0" w:color="CCCCCC"/>
-            </w:tcBorders>
-          </w:tcPr>
-          <w:p>
-            <w:pPr>
-              <w:spacing w:before="60" w:after="60" w:line="252" w:lineRule="auto"/>
-              <w:jc w:val="left"/>
-            </w:pPr>
-            <w:r/>
-            <w:r>
-              <w:t>NY Close 23-01</w:t>
-            </w:r>
-          </w:p>
-        </w:tc>
-        <w:tc>
-          <w:tcPr>
-            <w:tcW w:type="dxa" w:w="1440"/>
-            <w:shd w:fill="FFFFFF"/>
-            <w:tcMar>
-              <w:top w:w="100" w:type="dxa"/>
-              <w:bottom w:w="100" w:type="dxa"/>
-              <w:left w:w="120" w:type="dxa"/>
-              <w:right w:w="120" w:type="dxa"/>
-            </w:tcMar>
-            <w:tcBorders>
-              <w:top w:val="single" w:sz="4" w:space="0" w:color="CCCCCC"/>
-              <w:bottom w:val="single" w:sz="4" w:space="0" w:color="CCCCCC"/>
-              <w:left w:val="single" w:sz="4" w:space="0" w:color="CCCCCC"/>
-              <w:right w:val="single" w:sz="4" w:space="0" w:color="CCCCCC"/>
-            </w:tcBorders>
-          </w:tcPr>
-          <w:p>
-            <w:pPr>
-              <w:spacing w:before="60" w:after="60" w:line="252" w:lineRule="auto"/>
-              <w:jc w:val="left"/>
-            </w:pPr>
-            <w:r/>
-            <w:r>
-              <w:t>677.00</w:t>
-            </w:r>
-          </w:p>
-        </w:tc>
-        <w:tc>
-          <w:tcPr>
-            <w:tcW w:type="dxa" w:w="2016"/>
-            <w:shd w:fill="FFFFFF"/>
-            <w:tcMar>
-              <w:top w:w="100" w:type="dxa"/>
-              <w:bottom w:w="100" w:type="dxa"/>
-              <w:left w:w="120" w:type="dxa"/>
-              <w:right w:w="120" w:type="dxa"/>
-            </w:tcMar>
-            <w:tcBorders>
-              <w:top w:val="single" w:sz="4" w:space="0" w:color="CCCCCC"/>
-              <w:bottom w:val="single" w:sz="4" w:space="0" w:color="CCCCCC"/>
-              <w:left w:val="single" w:sz="4" w:space="0" w:color="CCCCCC"/>
-              <w:right w:val="single" w:sz="4" w:space="0" w:color="CCCCCC"/>
-            </w:tcBorders>
-          </w:tcPr>
-          <w:p>
-            <w:pPr>
-              <w:spacing w:before="60" w:after="60" w:line="252" w:lineRule="auto"/>
-              <w:jc w:val="left"/>
-            </w:pPr>
-            <w:r/>
-            <w:r>
-              <w:t>682.50</w:t>
-            </w:r>
-          </w:p>
-        </w:tc>
-        <w:tc>
-          <w:tcPr>
-            <w:tcW w:type="dxa" w:w="1152"/>
-            <w:shd w:fill="FFFFFF"/>
-            <w:tcMar>
-              <w:top w:w="100" w:type="dxa"/>
-              <w:bottom w:w="100" w:type="dxa"/>
-              <w:left w:w="120" w:type="dxa"/>
-              <w:right w:w="120" w:type="dxa"/>
-            </w:tcMar>
-            <w:tcBorders>
-              <w:top w:val="single" w:sz="4" w:space="0" w:color="CCCCCC"/>
-              <w:bottom w:val="single" w:sz="4" w:space="0" w:color="CCCCCC"/>
-              <w:left w:val="single" w:sz="4" w:space="0" w:color="CCCCCC"/>
-              <w:right w:val="single" w:sz="4" w:space="0" w:color="CCCCCC"/>
-            </w:tcBorders>
-          </w:tcPr>
-          <w:p>
-            <w:pPr>
-              <w:spacing w:before="60" w:after="60" w:line="252" w:lineRule="auto"/>
-              <w:jc w:val="left"/>
-            </w:pPr>
-            <w:r/>
-            <w:r>
-              <w:t>669.25</w:t>
-            </w:r>
-          </w:p>
-        </w:tc>
-        <w:tc>
-          <w:tcPr>
-            <w:tcW w:type="dxa" w:w="1728"/>
-            <w:shd w:fill="FFFFFF"/>
-            <w:tcMar>
-              <w:top w:w="100" w:type="dxa"/>
-              <w:bottom w:w="100" w:type="dxa"/>
-              <w:left w:w="120" w:type="dxa"/>
-              <w:right w:w="120" w:type="dxa"/>
-            </w:tcMar>
-            <w:tcBorders>
-              <w:top w:val="single" w:sz="4" w:space="0" w:color="CCCCCC"/>
-              <w:bottom w:val="single" w:sz="4" w:space="0" w:color="CCCCCC"/>
-              <w:left w:val="single" w:sz="4" w:space="0" w:color="CCCCCC"/>
-              <w:right w:val="single" w:sz="4" w:space="0" w:color="CCCCCC"/>
-            </w:tcBorders>
-          </w:tcPr>
-          <w:p>
-            <w:pPr>
-              <w:spacing w:before="60" w:after="60" w:line="252" w:lineRule="auto"/>
-              <w:jc w:val="left"/>
-            </w:pPr>
-            <w:r/>
-            <w:r>
-              <w:rPr>
-                <w:b/>
-              </w:rPr>
-              <w:t>677.75</w:t>
-            </w:r>
-          </w:p>
-        </w:tc>
-        <w:tc>
-          <w:tcPr>
-            <w:tcW w:type="dxa" w:w="3456"/>
-            <w:shd w:fill="FFFFFF"/>
-            <w:tcMar>
-              <w:top w:w="100" w:type="dxa"/>
-              <w:bottom w:w="100" w:type="dxa"/>
-              <w:left w:w="120" w:type="dxa"/>
-              <w:right w:w="120" w:type="dxa"/>
-            </w:tcMar>
-            <w:tcBorders>
-              <w:top w:val="single" w:sz="4" w:space="0" w:color="CCCCCC"/>
-              <w:bottom w:val="single" w:sz="4" w:space="0" w:color="CCCCCC"/>
-              <w:left w:val="single" w:sz="4" w:space="0" w:color="CCCCCC"/>
-              <w:right w:val="single" w:sz="4" w:space="0" w:color="CCCCCC"/>
-            </w:tcBorders>
-          </w:tcPr>
-          <w:p>
-            <w:pPr>
-              <w:spacing w:before="60" w:after="60" w:line="252" w:lineRule="auto"/>
-              <w:jc w:val="left"/>
-            </w:pPr>
-            <w:r/>
-            <w:r>
-              <w:rPr>
-                <w:b/>
-              </w:rPr>
-              <w:t>+0.75</w:t>
-            </w:r>
-          </w:p>
-        </w:tc>
-        <w:tc>
-          <w:tcPr>
-            <w:tcW w:type="dxa" w:w="1440"/>
-            <w:shd w:fill="FFFFFF"/>
-            <w:tcMar>
-              <w:top w:w="100" w:type="dxa"/>
-              <w:bottom w:w="100" w:type="dxa"/>
-              <w:left w:w="120" w:type="dxa"/>
-              <w:right w:w="120" w:type="dxa"/>
-            </w:tcMar>
-            <w:tcBorders>
-              <w:top w:val="single" w:sz="4" w:space="0" w:color="CCCCCC"/>
-              <w:bottom w:val="single" w:sz="4" w:space="0" w:color="CCCCCC"/>
-              <w:left w:val="single" w:sz="4" w:space="0" w:color="CCCCCC"/>
-              <w:right w:val="single" w:sz="4" w:space="0" w:color="CCCCCC"/>
-            </w:tcBorders>
-          </w:tcPr>
-          <w:p>
-            <w:pPr>
-              <w:spacing w:before="60" w:after="60" w:line="252" w:lineRule="auto"/>
-              <w:jc w:val="left"/>
-            </w:pPr>
-            <w:r/>
-            <w:r>
-              <w:t>BULL</w:t>
-            </w:r>
-          </w:p>
-        </w:tc>
-      </w:tr>
-      <w:tr>
-        <w:tc>
-          <w:tcPr>
-            <w:tcW w:type="dxa" w:w="1584"/>
-            <w:shd w:fill="F8FAFC"/>
-            <w:tcMar>
-              <w:top w:w="100" w:type="dxa"/>
-              <w:bottom w:w="100" w:type="dxa"/>
-              <w:left w:w="120" w:type="dxa"/>
-              <w:right w:w="120" w:type="dxa"/>
-            </w:tcMar>
-            <w:tcBorders>
-              <w:top w:val="single" w:sz="4" w:space="0" w:color="CCCCCC"/>
-              <w:bottom w:val="single" w:sz="4" w:space="0" w:color="CCCCCC"/>
-              <w:left w:val="single" w:sz="4" w:space="0" w:color="CCCCCC"/>
-              <w:right w:val="single" w:sz="4" w:space="0" w:color="CCCCCC"/>
-            </w:tcBorders>
-          </w:tcPr>
-          <w:p>
-            <w:pPr>
-              <w:spacing w:before="60" w:after="60" w:line="252" w:lineRule="auto"/>
-              <w:jc w:val="left"/>
-            </w:pPr>
-            <w:r/>
-            <w:r>
-              <w:rPr>
-                <w:b/>
-              </w:rPr>
-              <w:t>Fri 23/10</w:t>
-            </w:r>
-          </w:p>
-        </w:tc>
-        <w:tc>
-          <w:tcPr>
-            <w:tcW w:type="dxa" w:w="864"/>
-            <w:shd w:fill="F8FAFC"/>
-            <w:tcMar>
-              <w:top w:w="100" w:type="dxa"/>
-              <w:bottom w:w="100" w:type="dxa"/>
-              <w:left w:w="120" w:type="dxa"/>
-              <w:right w:w="120" w:type="dxa"/>
-            </w:tcMar>
-            <w:tcBorders>
-              <w:top w:val="single" w:sz="4" w:space="0" w:color="CCCCCC"/>
-              <w:bottom w:val="single" w:sz="4" w:space="0" w:color="CCCCCC"/>
-              <w:left w:val="single" w:sz="4" w:space="0" w:color="CCCCCC"/>
-              <w:right w:val="single" w:sz="4" w:space="0" w:color="CCCCCC"/>
-            </w:tcBorders>
-          </w:tcPr>
-          <w:p>
-            <w:pPr>
-              <w:spacing w:before="60" w:after="60" w:line="252" w:lineRule="auto"/>
-              <w:jc w:val="left"/>
-            </w:pPr>
-            <w:r/>
-            <w:r>
-              <w:t>Asia 07-11</w:t>
-            </w:r>
-          </w:p>
-        </w:tc>
-        <w:tc>
-          <w:tcPr>
-            <w:tcW w:type="dxa" w:w="1440"/>
-            <w:shd w:fill="F8FAFC"/>
-            <w:tcMar>
-              <w:top w:w="100" w:type="dxa"/>
-              <w:bottom w:w="100" w:type="dxa"/>
-              <w:left w:w="120" w:type="dxa"/>
-              <w:right w:w="120" w:type="dxa"/>
-            </w:tcMar>
-            <w:tcBorders>
-              <w:top w:val="single" w:sz="4" w:space="0" w:color="CCCCCC"/>
-              <w:bottom w:val="single" w:sz="4" w:space="0" w:color="CCCCCC"/>
-              <w:left w:val="single" w:sz="4" w:space="0" w:color="CCCCCC"/>
-              <w:right w:val="single" w:sz="4" w:space="0" w:color="CCCCCC"/>
-            </w:tcBorders>
-          </w:tcPr>
-          <w:p>
-            <w:pPr>
-              <w:spacing w:before="60" w:after="60" w:line="252" w:lineRule="auto"/>
-              <w:jc w:val="left"/>
-            </w:pPr>
-            <w:r/>
-            <w:r>
-              <w:t>677.75</w:t>
-            </w:r>
-          </w:p>
-        </w:tc>
-        <w:tc>
-          <w:tcPr>
-            <w:tcW w:type="dxa" w:w="2016"/>
-            <w:shd w:fill="F8FAFC"/>
-            <w:tcMar>
-              <w:top w:w="100" w:type="dxa"/>
-              <w:bottom w:w="100" w:type="dxa"/>
-              <w:left w:w="120" w:type="dxa"/>
-              <w:right w:w="120" w:type="dxa"/>
-            </w:tcMar>
-            <w:tcBorders>
-              <w:top w:val="single" w:sz="4" w:space="0" w:color="CCCCCC"/>
-              <w:bottom w:val="single" w:sz="4" w:space="0" w:color="CCCCCC"/>
-              <w:left w:val="single" w:sz="4" w:space="0" w:color="CCCCCC"/>
-              <w:right w:val="single" w:sz="4" w:space="0" w:color="CCCCCC"/>
-            </w:tcBorders>
-          </w:tcPr>
-          <w:p>
-            <w:pPr>
-              <w:spacing w:before="60" w:after="60" w:line="252" w:lineRule="auto"/>
-              <w:jc w:val="left"/>
-            </w:pPr>
-            <w:r/>
-            <w:r>
-              <w:t>687.00</w:t>
-            </w:r>
-          </w:p>
-        </w:tc>
-        <w:tc>
-          <w:tcPr>
-            <w:tcW w:type="dxa" w:w="1152"/>
-            <w:shd w:fill="F8FAFC"/>
-            <w:tcMar>
-              <w:top w:w="100" w:type="dxa"/>
-              <w:bottom w:w="100" w:type="dxa"/>
-              <w:left w:w="120" w:type="dxa"/>
-              <w:right w:w="120" w:type="dxa"/>
-            </w:tcMar>
-            <w:tcBorders>
-              <w:top w:val="single" w:sz="4" w:space="0" w:color="CCCCCC"/>
-              <w:bottom w:val="single" w:sz="4" w:space="0" w:color="CCCCCC"/>
-              <w:left w:val="single" w:sz="4" w:space="0" w:color="CCCCCC"/>
-              <w:right w:val="single" w:sz="4" w:space="0" w:color="CCCCCC"/>
-            </w:tcBorders>
-          </w:tcPr>
-          <w:p>
-            <w:pPr>
-              <w:spacing w:before="60" w:after="60" w:line="252" w:lineRule="auto"/>
-              <w:jc w:val="left"/>
-            </w:pPr>
-            <w:r/>
-            <w:r>
-              <w:t>671.25</w:t>
-            </w:r>
-          </w:p>
-        </w:tc>
-        <w:tc>
-          <w:tcPr>
-            <w:tcW w:type="dxa" w:w="1728"/>
-            <w:shd w:fill="F8FAFC"/>
-            <w:tcMar>
-              <w:top w:w="100" w:type="dxa"/>
-              <w:bottom w:w="100" w:type="dxa"/>
-              <w:left w:w="120" w:type="dxa"/>
-              <w:right w:w="120" w:type="dxa"/>
-            </w:tcMar>
-            <w:tcBorders>
-              <w:top w:val="single" w:sz="4" w:space="0" w:color="CCCCCC"/>
-              <w:bottom w:val="single" w:sz="4" w:space="0" w:color="CCCCCC"/>
-              <w:left w:val="single" w:sz="4" w:space="0" w:color="CCCCCC"/>
-              <w:right w:val="single" w:sz="4" w:space="0" w:color="CCCCCC"/>
-            </w:tcBorders>
-          </w:tcPr>
-          <w:p>
-            <w:pPr>
-              <w:spacing w:before="60" w:after="60" w:line="252" w:lineRule="auto"/>
-              <w:jc w:val="left"/>
-            </w:pPr>
-            <w:r/>
-            <w:r>
-              <w:rPr>
-                <w:b/>
-              </w:rPr>
-              <w:t>677.00</w:t>
-            </w:r>
-          </w:p>
-        </w:tc>
-        <w:tc>
-          <w:tcPr>
-            <w:tcW w:type="dxa" w:w="3456"/>
-            <w:shd w:fill="F8FAFC"/>
-            <w:tcMar>
-              <w:top w:w="100" w:type="dxa"/>
-              <w:bottom w:w="100" w:type="dxa"/>
-              <w:left w:w="120" w:type="dxa"/>
-              <w:right w:w="120" w:type="dxa"/>
-            </w:tcMar>
-            <w:tcBorders>
-              <w:top w:val="single" w:sz="4" w:space="0" w:color="CCCCCC"/>
-              <w:bottom w:val="single" w:sz="4" w:space="0" w:color="CCCCCC"/>
-              <w:left w:val="single" w:sz="4" w:space="0" w:color="CCCCCC"/>
-              <w:right w:val="single" w:sz="4" w:space="0" w:color="CCCCCC"/>
-            </w:tcBorders>
-          </w:tcPr>
-          <w:p>
-            <w:pPr>
-              <w:spacing w:before="60" w:after="60" w:line="252" w:lineRule="auto"/>
-              <w:jc w:val="left"/>
-            </w:pPr>
-            <w:r/>
-            <w:r>
-              <w:rPr>
-                <w:b/>
-              </w:rPr>
-              <w:t>-0.75</w:t>
-            </w:r>
-          </w:p>
-        </w:tc>
-        <w:tc>
-          <w:tcPr>
-            <w:tcW w:type="dxa" w:w="1440"/>
-            <w:shd w:fill="F8FAFC"/>
-            <w:tcMar>
-              <w:top w:w="100" w:type="dxa"/>
-              <w:bottom w:w="100" w:type="dxa"/>
-              <w:left w:w="120" w:type="dxa"/>
-              <w:right w:w="120" w:type="dxa"/>
-            </w:tcMar>
-            <w:tcBorders>
-              <w:top w:val="single" w:sz="4" w:space="0" w:color="CCCCCC"/>
-              <w:bottom w:val="single" w:sz="4" w:space="0" w:color="CCCCCC"/>
-              <w:left w:val="single" w:sz="4" w:space="0" w:color="CCCCCC"/>
-              <w:right w:val="single" w:sz="4" w:space="0" w:color="CCCCCC"/>
-            </w:tcBorders>
-          </w:tcPr>
-          <w:p>
-            <w:pPr>
-              <w:spacing w:before="60" w:after="60" w:line="252" w:lineRule="auto"/>
-              <w:jc w:val="left"/>
-            </w:pPr>
-            <w:r/>
-            <w:r>
-              <w:t>BEAR</w:t>
-            </w:r>
-          </w:p>
-        </w:tc>
-      </w:tr>
-      <w:tr>
-        <w:tc>
-          <w:tcPr>
-            <w:tcW w:type="dxa" w:w="1584"/>
-            <w:shd w:fill="FFFFFF"/>
-            <w:tcMar>
-              <w:top w:w="100" w:type="dxa"/>
-              <w:bottom w:w="100" w:type="dxa"/>
-              <w:left w:w="120" w:type="dxa"/>
-              <w:right w:w="120" w:type="dxa"/>
-            </w:tcMar>
-            <w:tcBorders>
-              <w:top w:val="single" w:sz="4" w:space="0" w:color="CCCCCC"/>
-              <w:bottom w:val="single" w:sz="4" w:space="0" w:color="CCCCCC"/>
-              <w:left w:val="single" w:sz="4" w:space="0" w:color="CCCCCC"/>
-              <w:right w:val="single" w:sz="4" w:space="0" w:color="CCCCCC"/>
-            </w:tcBorders>
-          </w:tcPr>
-          <w:p>
-            <w:pPr>
-              <w:spacing w:before="60" w:after="60" w:line="252" w:lineRule="auto"/>
-              <w:jc w:val="left"/>
-            </w:pPr>
-            <w:r/>
-            <w:r>
-              <w:rPr>
-                <w:b/>
-              </w:rPr>
-              <w:t>Fri 23/10</w:t>
-            </w:r>
-          </w:p>
-        </w:tc>
-        <w:tc>
-          <w:tcPr>
-            <w:tcW w:type="dxa" w:w="864"/>
-            <w:shd w:fill="FFFFFF"/>
-            <w:tcMar>
-              <w:top w:w="100" w:type="dxa"/>
-              <w:bottom w:w="100" w:type="dxa"/>
-              <w:left w:w="120" w:type="dxa"/>
-              <w:right w:w="120" w:type="dxa"/>
-            </w:tcMar>
-            <w:tcBorders>
-              <w:top w:val="single" w:sz="4" w:space="0" w:color="CCCCCC"/>
-              <w:bottom w:val="single" w:sz="4" w:space="0" w:color="CCCCCC"/>
-              <w:left w:val="single" w:sz="4" w:space="0" w:color="CCCCCC"/>
-              <w:right w:val="single" w:sz="4" w:space="0" w:color="CCCCCC"/>
-            </w:tcBorders>
-          </w:tcPr>
-          <w:p>
-            <w:pPr>
-              <w:spacing w:before="60" w:after="60" w:line="252" w:lineRule="auto"/>
-              <w:jc w:val="left"/>
-            </w:pPr>
-            <w:r/>
-            <w:r>
-              <w:t>Asia 11-15</w:t>
-            </w:r>
-          </w:p>
-        </w:tc>
-        <w:tc>
-          <w:tcPr>
-            <w:tcW w:type="dxa" w:w="1440"/>
-            <w:shd w:fill="FFFFFF"/>
-            <w:tcMar>
-              <w:top w:w="100" w:type="dxa"/>
-              <w:bottom w:w="100" w:type="dxa"/>
-              <w:left w:w="120" w:type="dxa"/>
-              <w:right w:w="120" w:type="dxa"/>
-            </w:tcMar>
-            <w:tcBorders>
-              <w:top w:val="single" w:sz="4" w:space="0" w:color="CCCCCC"/>
-              <w:bottom w:val="single" w:sz="4" w:space="0" w:color="CCCCCC"/>
-              <w:left w:val="single" w:sz="4" w:space="0" w:color="CCCCCC"/>
-              <w:right w:val="single" w:sz="4" w:space="0" w:color="CCCCCC"/>
-            </w:tcBorders>
-          </w:tcPr>
-          <w:p>
-            <w:pPr>
-              <w:spacing w:before="60" w:after="60" w:line="252" w:lineRule="auto"/>
-              <w:jc w:val="left"/>
-            </w:pPr>
-            <w:r/>
-            <w:r>
-              <w:t>677.00</w:t>
-            </w:r>
-          </w:p>
-        </w:tc>
-        <w:tc>
-          <w:tcPr>
-            <w:tcW w:type="dxa" w:w="2016"/>
-            <w:shd w:fill="FFFFFF"/>
-            <w:tcMar>
-              <w:top w:w="100" w:type="dxa"/>
-              <w:bottom w:w="100" w:type="dxa"/>
-              <w:left w:w="120" w:type="dxa"/>
-              <w:right w:w="120" w:type="dxa"/>
-            </w:tcMar>
-            <w:tcBorders>
-              <w:top w:val="single" w:sz="4" w:space="0" w:color="CCCCCC"/>
-              <w:bottom w:val="single" w:sz="4" w:space="0" w:color="CCCCCC"/>
-              <w:left w:val="single" w:sz="4" w:space="0" w:color="CCCCCC"/>
-              <w:right w:val="single" w:sz="4" w:space="0" w:color="CCCCCC"/>
-            </w:tcBorders>
-          </w:tcPr>
-          <w:p>
-            <w:pPr>
-              <w:spacing w:before="60" w:after="60" w:line="252" w:lineRule="auto"/>
-              <w:jc w:val="left"/>
-            </w:pPr>
-            <w:r/>
-            <w:r>
-              <w:t>684.50</w:t>
-            </w:r>
-          </w:p>
-        </w:tc>
-        <w:tc>
-          <w:tcPr>
-            <w:tcW w:type="dxa" w:w="1152"/>
-            <w:shd w:fill="FFFFFF"/>
-            <w:tcMar>
-              <w:top w:w="100" w:type="dxa"/>
-              <w:bottom w:w="100" w:type="dxa"/>
-              <w:left w:w="120" w:type="dxa"/>
-              <w:right w:w="120" w:type="dxa"/>
-            </w:tcMar>
-            <w:tcBorders>
-              <w:top w:val="single" w:sz="4" w:space="0" w:color="CCCCCC"/>
-              <w:bottom w:val="single" w:sz="4" w:space="0" w:color="CCCCCC"/>
-              <w:left w:val="single" w:sz="4" w:space="0" w:color="CCCCCC"/>
-              <w:right w:val="single" w:sz="4" w:space="0" w:color="CCCCCC"/>
-            </w:tcBorders>
-          </w:tcPr>
-          <w:p>
-            <w:pPr>
-              <w:spacing w:before="60" w:after="60" w:line="252" w:lineRule="auto"/>
-              <w:jc w:val="left"/>
-            </w:pPr>
-            <w:r/>
-            <w:r>
-              <w:t>671.00</w:t>
-            </w:r>
-          </w:p>
-        </w:tc>
-        <w:tc>
-          <w:tcPr>
-            <w:tcW w:type="dxa" w:w="1728"/>
-            <w:shd w:fill="FFFFFF"/>
-            <w:tcMar>
-              <w:top w:w="100" w:type="dxa"/>
-              <w:bottom w:w="100" w:type="dxa"/>
-              <w:left w:w="120" w:type="dxa"/>
-              <w:right w:w="120" w:type="dxa"/>
-            </w:tcMar>
-            <w:tcBorders>
-              <w:top w:val="single" w:sz="4" w:space="0" w:color="CCCCCC"/>
-              <w:bottom w:val="single" w:sz="4" w:space="0" w:color="CCCCCC"/>
-              <w:left w:val="single" w:sz="4" w:space="0" w:color="CCCCCC"/>
-              <w:right w:val="single" w:sz="4" w:space="0" w:color="CCCCCC"/>
-            </w:tcBorders>
-          </w:tcPr>
-          <w:p>
-            <w:pPr>
-              <w:spacing w:before="60" w:after="60" w:line="252" w:lineRule="auto"/>
-              <w:jc w:val="left"/>
-            </w:pPr>
-            <w:r/>
-            <w:r>
-              <w:rPr>
-                <w:b/>
-              </w:rPr>
-              <w:t>676.00</w:t>
-            </w:r>
-          </w:p>
-        </w:tc>
-        <w:tc>
-          <w:tcPr>
-            <w:tcW w:type="dxa" w:w="3456"/>
-            <w:shd w:fill="FFFFFF"/>
-            <w:tcMar>
-              <w:top w:w="100" w:type="dxa"/>
-              <w:bottom w:w="100" w:type="dxa"/>
-              <w:left w:w="120" w:type="dxa"/>
-              <w:right w:w="120" w:type="dxa"/>
-            </w:tcMar>
-            <w:tcBorders>
-              <w:top w:val="single" w:sz="4" w:space="0" w:color="CCCCCC"/>
-              <w:bottom w:val="single" w:sz="4" w:space="0" w:color="CCCCCC"/>
-              <w:left w:val="single" w:sz="4" w:space="0" w:color="CCCCCC"/>
-              <w:right w:val="single" w:sz="4" w:space="0" w:color="CCCCCC"/>
-            </w:tcBorders>
-          </w:tcPr>
-          <w:p>
-            <w:pPr>
-              <w:spacing w:before="60" w:after="60" w:line="252" w:lineRule="auto"/>
-              <w:jc w:val="left"/>
-            </w:pPr>
-            <w:r/>
-            <w:r>
-              <w:rPr>
-                <w:b/>
-              </w:rPr>
-              <w:t>-1.00</w:t>
-            </w:r>
-          </w:p>
-        </w:tc>
-        <w:tc>
-          <w:tcPr>
-            <w:tcW w:type="dxa" w:w="1440"/>
-            <w:shd w:fill="FFFFFF"/>
-            <w:tcMar>
-              <w:top w:w="100" w:type="dxa"/>
-              <w:bottom w:w="100" w:type="dxa"/>
-              <w:left w:w="120" w:type="dxa"/>
-              <w:right w:w="120" w:type="dxa"/>
-            </w:tcMar>
-            <w:tcBorders>
-              <w:top w:val="single" w:sz="4" w:space="0" w:color="CCCCCC"/>
-              <w:bottom w:val="single" w:sz="4" w:space="0" w:color="CCCCCC"/>
-              <w:left w:val="single" w:sz="4" w:space="0" w:color="CCCCCC"/>
-              <w:right w:val="single" w:sz="4" w:space="0" w:color="CCCCCC"/>
-            </w:tcBorders>
-          </w:tcPr>
-          <w:p>
-            <w:pPr>
-              <w:spacing w:before="60" w:after="60" w:line="252" w:lineRule="auto"/>
-              <w:jc w:val="left"/>
-            </w:pPr>
-            <w:r/>
-            <w:r>
-              <w:t>BEAR</w:t>
-            </w:r>
-          </w:p>
-        </w:tc>
-      </w:tr>
-      <w:tr>
-        <w:tc>
-          <w:tcPr>
-            <w:tcW w:type="dxa" w:w="1584"/>
-            <w:shd w:fill="F8FAFC"/>
-            <w:tcMar>
-              <w:top w:w="100" w:type="dxa"/>
-              <w:bottom w:w="100" w:type="dxa"/>
-              <w:left w:w="120" w:type="dxa"/>
-              <w:right w:w="120" w:type="dxa"/>
-            </w:tcMar>
-            <w:tcBorders>
-              <w:top w:val="single" w:sz="4" w:space="0" w:color="CCCCCC"/>
-              <w:bottom w:val="single" w:sz="4" w:space="0" w:color="CCCCCC"/>
-              <w:left w:val="single" w:sz="4" w:space="0" w:color="CCCCCC"/>
-              <w:right w:val="single" w:sz="4" w:space="0" w:color="CCCCCC"/>
-            </w:tcBorders>
-          </w:tcPr>
-          <w:p>
-            <w:pPr>
-              <w:spacing w:before="60" w:after="60" w:line="252" w:lineRule="auto"/>
-              <w:jc w:val="left"/>
-            </w:pPr>
-            <w:r/>
-            <w:r>
-              <w:rPr>
-                <w:b/>
-              </w:rPr>
-              <w:t>Fri 23/10</w:t>
-            </w:r>
-          </w:p>
-        </w:tc>
-        <w:tc>
-          <w:tcPr>
-            <w:tcW w:type="dxa" w:w="864"/>
-            <w:shd w:fill="F8FAFC"/>
-            <w:tcMar>
-              <w:top w:w="100" w:type="dxa"/>
-              <w:bottom w:w="100" w:type="dxa"/>
-              <w:left w:w="120" w:type="dxa"/>
-              <w:right w:w="120" w:type="dxa"/>
-            </w:tcMar>
-            <w:tcBorders>
-              <w:top w:val="single" w:sz="4" w:space="0" w:color="CCCCCC"/>
-              <w:bottom w:val="single" w:sz="4" w:space="0" w:color="CCCCCC"/>
-              <w:left w:val="single" w:sz="4" w:space="0" w:color="CCCCCC"/>
-              <w:right w:val="single" w:sz="4" w:space="0" w:color="CCCCCC"/>
-            </w:tcBorders>
-          </w:tcPr>
-          <w:p>
-            <w:pPr>
-              <w:spacing w:before="60" w:after="60" w:line="252" w:lineRule="auto"/>
-              <w:jc w:val="left"/>
-            </w:pPr>
-            <w:r/>
-            <w:r>
-              <w:t>London 15-19</w:t>
-            </w:r>
-          </w:p>
-        </w:tc>
-        <w:tc>
-          <w:tcPr>
-            <w:tcW w:type="dxa" w:w="1440"/>
-            <w:shd w:fill="F8FAFC"/>
-            <w:tcMar>
-              <w:top w:w="100" w:type="dxa"/>
-              <w:bottom w:w="100" w:type="dxa"/>
-              <w:left w:w="120" w:type="dxa"/>
-              <w:right w:w="120" w:type="dxa"/>
-            </w:tcMar>
-            <w:tcBorders>
-              <w:top w:val="single" w:sz="4" w:space="0" w:color="CCCCCC"/>
-              <w:bottom w:val="single" w:sz="4" w:space="0" w:color="CCCCCC"/>
-              <w:left w:val="single" w:sz="4" w:space="0" w:color="CCCCCC"/>
-              <w:right w:val="single" w:sz="4" w:space="0" w:color="CCCCCC"/>
-            </w:tcBorders>
-          </w:tcPr>
-          <w:p>
-            <w:pPr>
-              <w:spacing w:before="60" w:after="60" w:line="252" w:lineRule="auto"/>
-              <w:jc w:val="left"/>
-            </w:pPr>
-            <w:r/>
-            <w:r>
-              <w:t>676.00</w:t>
-            </w:r>
-          </w:p>
-        </w:tc>
-        <w:tc>
-          <w:tcPr>
-            <w:tcW w:type="dxa" w:w="2016"/>
-            <w:shd w:fill="F8FAFC"/>
-            <w:tcMar>
-              <w:top w:w="100" w:type="dxa"/>
-              <w:bottom w:w="100" w:type="dxa"/>
-              <w:left w:w="120" w:type="dxa"/>
-              <w:right w:w="120" w:type="dxa"/>
-            </w:tcMar>
-            <w:tcBorders>
-              <w:top w:val="single" w:sz="4" w:space="0" w:color="CCCCCC"/>
-              <w:bottom w:val="single" w:sz="4" w:space="0" w:color="CCCCCC"/>
-              <w:left w:val="single" w:sz="4" w:space="0" w:color="CCCCCC"/>
-              <w:right w:val="single" w:sz="4" w:space="0" w:color="CCCCCC"/>
-            </w:tcBorders>
-          </w:tcPr>
-          <w:p>
-            <w:pPr>
-              <w:spacing w:before="60" w:after="60" w:line="252" w:lineRule="auto"/>
-              <w:jc w:val="left"/>
-            </w:pPr>
-            <w:r/>
-            <w:r>
-              <w:t>683.00</w:t>
-            </w:r>
-          </w:p>
-        </w:tc>
-        <w:tc>
-          <w:tcPr>
-            <w:tcW w:type="dxa" w:w="1152"/>
-            <w:shd w:fill="F8FAFC"/>
-            <w:tcMar>
-              <w:top w:w="100" w:type="dxa"/>
-              <w:bottom w:w="100" w:type="dxa"/>
-              <w:left w:w="120" w:type="dxa"/>
-              <w:right w:w="120" w:type="dxa"/>
-            </w:tcMar>
-            <w:tcBorders>
-              <w:top w:val="single" w:sz="4" w:space="0" w:color="CCCCCC"/>
-              <w:bottom w:val="single" w:sz="4" w:space="0" w:color="CCCCCC"/>
-              <w:left w:val="single" w:sz="4" w:space="0" w:color="CCCCCC"/>
-              <w:right w:val="single" w:sz="4" w:space="0" w:color="CCCCCC"/>
-            </w:tcBorders>
-          </w:tcPr>
-          <w:p>
-            <w:pPr>
-              <w:spacing w:before="60" w:after="60" w:line="252" w:lineRule="auto"/>
-              <w:jc w:val="left"/>
-            </w:pPr>
-            <w:r/>
-            <w:r>
-              <w:t>662.50</w:t>
-            </w:r>
-          </w:p>
-        </w:tc>
-        <w:tc>
-          <w:tcPr>
-            <w:tcW w:type="dxa" w:w="1728"/>
-            <w:shd w:fill="F8FAFC"/>
             <w:tcMar>
               <w:top w:w="100" w:type="dxa"/>
               <w:bottom w:w="100" w:type="dxa"/>
@@ -30526,711 +31231,6 @@
                 <w:b/>
               </w:rPr>
               <w:t>676.75</w:t>
-            </w:r>
-          </w:p>
-        </w:tc>
-        <w:tc>
-          <w:tcPr>
-            <w:tcW w:type="dxa" w:w="3456"/>
-            <w:shd w:fill="F8FAFC"/>
-            <w:tcMar>
-              <w:top w:w="100" w:type="dxa"/>
-              <w:bottom w:w="100" w:type="dxa"/>
-              <w:left w:w="120" w:type="dxa"/>
-              <w:right w:w="120" w:type="dxa"/>
-            </w:tcMar>
-            <w:tcBorders>
-              <w:top w:val="single" w:sz="4" w:space="0" w:color="CCCCCC"/>
-              <w:bottom w:val="single" w:sz="4" w:space="0" w:color="CCCCCC"/>
-              <w:left w:val="single" w:sz="4" w:space="0" w:color="CCCCCC"/>
-              <w:right w:val="single" w:sz="4" w:space="0" w:color="CCCCCC"/>
-            </w:tcBorders>
-          </w:tcPr>
-          <w:p>
-            <w:pPr>
-              <w:spacing w:before="60" w:after="60" w:line="252" w:lineRule="auto"/>
-              <w:jc w:val="left"/>
-            </w:pPr>
-            <w:r/>
-            <w:r>
-              <w:rPr>
-                <w:b/>
-              </w:rPr>
-              <w:t>+0.75</w:t>
-            </w:r>
-          </w:p>
-        </w:tc>
-        <w:tc>
-          <w:tcPr>
-            <w:tcW w:type="dxa" w:w="1440"/>
-            <w:shd w:fill="F8FAFC"/>
-            <w:tcMar>
-              <w:top w:w="100" w:type="dxa"/>
-              <w:bottom w:w="100" w:type="dxa"/>
-              <w:left w:w="120" w:type="dxa"/>
-              <w:right w:w="120" w:type="dxa"/>
-            </w:tcMar>
-            <w:tcBorders>
-              <w:top w:val="single" w:sz="4" w:space="0" w:color="CCCCCC"/>
-              <w:bottom w:val="single" w:sz="4" w:space="0" w:color="CCCCCC"/>
-              <w:left w:val="single" w:sz="4" w:space="0" w:color="CCCCCC"/>
-              <w:right w:val="single" w:sz="4" w:space="0" w:color="CCCCCC"/>
-            </w:tcBorders>
-          </w:tcPr>
-          <w:p>
-            <w:pPr>
-              <w:spacing w:before="60" w:after="60" w:line="252" w:lineRule="auto"/>
-              <w:jc w:val="left"/>
-            </w:pPr>
-            <w:r/>
-            <w:r>
-              <w:t>BULL</w:t>
-            </w:r>
-          </w:p>
-        </w:tc>
-      </w:tr>
-      <w:tr>
-        <w:tc>
-          <w:tcPr>
-            <w:tcW w:type="dxa" w:w="1584"/>
-            <w:shd w:fill="FFFFFF"/>
-            <w:tcMar>
-              <w:top w:w="100" w:type="dxa"/>
-              <w:bottom w:w="100" w:type="dxa"/>
-              <w:left w:w="120" w:type="dxa"/>
-              <w:right w:w="120" w:type="dxa"/>
-            </w:tcMar>
-            <w:tcBorders>
-              <w:top w:val="single" w:sz="4" w:space="0" w:color="CCCCCC"/>
-              <w:bottom w:val="single" w:sz="4" w:space="0" w:color="CCCCCC"/>
-              <w:left w:val="single" w:sz="4" w:space="0" w:color="CCCCCC"/>
-              <w:right w:val="single" w:sz="4" w:space="0" w:color="CCCCCC"/>
-            </w:tcBorders>
-          </w:tcPr>
-          <w:p>
-            <w:pPr>
-              <w:spacing w:before="60" w:after="60" w:line="252" w:lineRule="auto"/>
-              <w:jc w:val="left"/>
-            </w:pPr>
-            <w:r/>
-            <w:r>
-              <w:rPr>
-                <w:b/>
-              </w:rPr>
-              <w:t>Fri 23/10</w:t>
-            </w:r>
-          </w:p>
-        </w:tc>
-        <w:tc>
-          <w:tcPr>
-            <w:tcW w:type="dxa" w:w="864"/>
-            <w:shd w:fill="FFFFFF"/>
-            <w:tcMar>
-              <w:top w:w="100" w:type="dxa"/>
-              <w:bottom w:w="100" w:type="dxa"/>
-              <w:left w:w="120" w:type="dxa"/>
-              <w:right w:w="120" w:type="dxa"/>
-            </w:tcMar>
-            <w:tcBorders>
-              <w:top w:val="single" w:sz="4" w:space="0" w:color="CCCCCC"/>
-              <w:bottom w:val="single" w:sz="4" w:space="0" w:color="CCCCCC"/>
-              <w:left w:val="single" w:sz="4" w:space="0" w:color="CCCCCC"/>
-              <w:right w:val="single" w:sz="4" w:space="0" w:color="CCCCCC"/>
-            </w:tcBorders>
-          </w:tcPr>
-          <w:p>
-            <w:pPr>
-              <w:spacing w:before="60" w:after="60" w:line="252" w:lineRule="auto"/>
-              <w:jc w:val="left"/>
-            </w:pPr>
-            <w:r/>
-            <w:r>
-              <w:t>Pre-NY 19-21</w:t>
-            </w:r>
-          </w:p>
-        </w:tc>
-        <w:tc>
-          <w:tcPr>
-            <w:tcW w:type="dxa" w:w="1440"/>
-            <w:shd w:fill="FFFFFF"/>
-            <w:tcMar>
-              <w:top w:w="100" w:type="dxa"/>
-              <w:bottom w:w="100" w:type="dxa"/>
-              <w:left w:w="120" w:type="dxa"/>
-              <w:right w:w="120" w:type="dxa"/>
-            </w:tcMar>
-            <w:tcBorders>
-              <w:top w:val="single" w:sz="4" w:space="0" w:color="CCCCCC"/>
-              <w:bottom w:val="single" w:sz="4" w:space="0" w:color="CCCCCC"/>
-              <w:left w:val="single" w:sz="4" w:space="0" w:color="CCCCCC"/>
-              <w:right w:val="single" w:sz="4" w:space="0" w:color="CCCCCC"/>
-            </w:tcBorders>
-          </w:tcPr>
-          <w:p>
-            <w:pPr>
-              <w:spacing w:before="60" w:after="60" w:line="252" w:lineRule="auto"/>
-              <w:jc w:val="left"/>
-            </w:pPr>
-            <w:r/>
-            <w:r>
-              <w:t>676.75</w:t>
-            </w:r>
-          </w:p>
-        </w:tc>
-        <w:tc>
-          <w:tcPr>
-            <w:tcW w:type="dxa" w:w="2016"/>
-            <w:shd w:fill="FFFFFF"/>
-            <w:tcMar>
-              <w:top w:w="100" w:type="dxa"/>
-              <w:bottom w:w="100" w:type="dxa"/>
-              <w:left w:w="120" w:type="dxa"/>
-              <w:right w:w="120" w:type="dxa"/>
-            </w:tcMar>
-            <w:tcBorders>
-              <w:top w:val="single" w:sz="4" w:space="0" w:color="CCCCCC"/>
-              <w:bottom w:val="single" w:sz="4" w:space="0" w:color="CCCCCC"/>
-              <w:left w:val="single" w:sz="4" w:space="0" w:color="CCCCCC"/>
-              <w:right w:val="single" w:sz="4" w:space="0" w:color="CCCCCC"/>
-            </w:tcBorders>
-          </w:tcPr>
-          <w:p>
-            <w:pPr>
-              <w:spacing w:before="60" w:after="60" w:line="252" w:lineRule="auto"/>
-              <w:jc w:val="left"/>
-            </w:pPr>
-            <w:r/>
-            <w:r>
-              <w:t>686.00</w:t>
-            </w:r>
-          </w:p>
-        </w:tc>
-        <w:tc>
-          <w:tcPr>
-            <w:tcW w:type="dxa" w:w="1152"/>
-            <w:shd w:fill="FFFFFF"/>
-            <w:tcMar>
-              <w:top w:w="100" w:type="dxa"/>
-              <w:bottom w:w="100" w:type="dxa"/>
-              <w:left w:w="120" w:type="dxa"/>
-              <w:right w:w="120" w:type="dxa"/>
-            </w:tcMar>
-            <w:tcBorders>
-              <w:top w:val="single" w:sz="4" w:space="0" w:color="CCCCCC"/>
-              <w:bottom w:val="single" w:sz="4" w:space="0" w:color="CCCCCC"/>
-              <w:left w:val="single" w:sz="4" w:space="0" w:color="CCCCCC"/>
-              <w:right w:val="single" w:sz="4" w:space="0" w:color="CCCCCC"/>
-            </w:tcBorders>
-          </w:tcPr>
-          <w:p>
-            <w:pPr>
-              <w:spacing w:before="60" w:after="60" w:line="252" w:lineRule="auto"/>
-              <w:jc w:val="left"/>
-            </w:pPr>
-            <w:r/>
-            <w:r>
-              <w:t>669.50</w:t>
-            </w:r>
-          </w:p>
-        </w:tc>
-        <w:tc>
-          <w:tcPr>
-            <w:tcW w:type="dxa" w:w="1728"/>
-            <w:shd w:fill="FFFFFF"/>
-            <w:tcMar>
-              <w:top w:w="100" w:type="dxa"/>
-              <w:bottom w:w="100" w:type="dxa"/>
-              <w:left w:w="120" w:type="dxa"/>
-              <w:right w:w="120" w:type="dxa"/>
-            </w:tcMar>
-            <w:tcBorders>
-              <w:top w:val="single" w:sz="4" w:space="0" w:color="CCCCCC"/>
-              <w:bottom w:val="single" w:sz="4" w:space="0" w:color="CCCCCC"/>
-              <w:left w:val="single" w:sz="4" w:space="0" w:color="CCCCCC"/>
-              <w:right w:val="single" w:sz="4" w:space="0" w:color="CCCCCC"/>
-            </w:tcBorders>
-          </w:tcPr>
-          <w:p>
-            <w:pPr>
-              <w:spacing w:before="60" w:after="60" w:line="252" w:lineRule="auto"/>
-              <w:jc w:val="left"/>
-            </w:pPr>
-            <w:r/>
-            <w:r>
-              <w:rPr>
-                <w:b/>
-              </w:rPr>
-              <w:t>676.50</w:t>
-            </w:r>
-          </w:p>
-        </w:tc>
-        <w:tc>
-          <w:tcPr>
-            <w:tcW w:type="dxa" w:w="3456"/>
-            <w:shd w:fill="FFFFFF"/>
-            <w:tcMar>
-              <w:top w:w="100" w:type="dxa"/>
-              <w:bottom w:w="100" w:type="dxa"/>
-              <w:left w:w="120" w:type="dxa"/>
-              <w:right w:w="120" w:type="dxa"/>
-            </w:tcMar>
-            <w:tcBorders>
-              <w:top w:val="single" w:sz="4" w:space="0" w:color="CCCCCC"/>
-              <w:bottom w:val="single" w:sz="4" w:space="0" w:color="CCCCCC"/>
-              <w:left w:val="single" w:sz="4" w:space="0" w:color="CCCCCC"/>
-              <w:right w:val="single" w:sz="4" w:space="0" w:color="CCCCCC"/>
-            </w:tcBorders>
-          </w:tcPr>
-          <w:p>
-            <w:pPr>
-              <w:spacing w:before="60" w:after="60" w:line="252" w:lineRule="auto"/>
-              <w:jc w:val="left"/>
-            </w:pPr>
-            <w:r/>
-            <w:r>
-              <w:rPr>
-                <w:b/>
-              </w:rPr>
-              <w:t>-0.25</w:t>
-            </w:r>
-          </w:p>
-        </w:tc>
-        <w:tc>
-          <w:tcPr>
-            <w:tcW w:type="dxa" w:w="1440"/>
-            <w:shd w:fill="FFFFFF"/>
-            <w:tcMar>
-              <w:top w:w="100" w:type="dxa"/>
-              <w:bottom w:w="100" w:type="dxa"/>
-              <w:left w:w="120" w:type="dxa"/>
-              <w:right w:w="120" w:type="dxa"/>
-            </w:tcMar>
-            <w:tcBorders>
-              <w:top w:val="single" w:sz="4" w:space="0" w:color="CCCCCC"/>
-              <w:bottom w:val="single" w:sz="4" w:space="0" w:color="CCCCCC"/>
-              <w:left w:val="single" w:sz="4" w:space="0" w:color="CCCCCC"/>
-              <w:right w:val="single" w:sz="4" w:space="0" w:color="CCCCCC"/>
-            </w:tcBorders>
-          </w:tcPr>
-          <w:p>
-            <w:pPr>
-              <w:spacing w:before="60" w:after="60" w:line="252" w:lineRule="auto"/>
-              <w:jc w:val="left"/>
-            </w:pPr>
-            <w:r/>
-            <w:r>
-              <w:t>BEAR</w:t>
-            </w:r>
-          </w:p>
-        </w:tc>
-      </w:tr>
-      <w:tr>
-        <w:tc>
-          <w:tcPr>
-            <w:tcW w:type="dxa" w:w="1584"/>
-            <w:shd w:fill="F8FAFC"/>
-            <w:tcMar>
-              <w:top w:w="100" w:type="dxa"/>
-              <w:bottom w:w="100" w:type="dxa"/>
-              <w:left w:w="120" w:type="dxa"/>
-              <w:right w:w="120" w:type="dxa"/>
-            </w:tcMar>
-            <w:tcBorders>
-              <w:top w:val="single" w:sz="4" w:space="0" w:color="CCCCCC"/>
-              <w:bottom w:val="single" w:sz="4" w:space="0" w:color="CCCCCC"/>
-              <w:left w:val="single" w:sz="4" w:space="0" w:color="CCCCCC"/>
-              <w:right w:val="single" w:sz="4" w:space="0" w:color="CCCCCC"/>
-            </w:tcBorders>
-          </w:tcPr>
-          <w:p>
-            <w:pPr>
-              <w:spacing w:before="60" w:after="60" w:line="252" w:lineRule="auto"/>
-              <w:jc w:val="left"/>
-            </w:pPr>
-            <w:r/>
-            <w:r>
-              <w:rPr>
-                <w:b/>
-              </w:rPr>
-              <w:t>Fri 23/10</w:t>
-            </w:r>
-          </w:p>
-        </w:tc>
-        <w:tc>
-          <w:tcPr>
-            <w:tcW w:type="dxa" w:w="864"/>
-            <w:shd w:fill="F8FAFC"/>
-            <w:tcMar>
-              <w:top w:w="100" w:type="dxa"/>
-              <w:bottom w:w="100" w:type="dxa"/>
-              <w:left w:w="120" w:type="dxa"/>
-              <w:right w:w="120" w:type="dxa"/>
-            </w:tcMar>
-            <w:tcBorders>
-              <w:top w:val="single" w:sz="4" w:space="0" w:color="CCCCCC"/>
-              <w:bottom w:val="single" w:sz="4" w:space="0" w:color="CCCCCC"/>
-              <w:left w:val="single" w:sz="4" w:space="0" w:color="CCCCCC"/>
-              <w:right w:val="single" w:sz="4" w:space="0" w:color="CCCCCC"/>
-            </w:tcBorders>
-          </w:tcPr>
-          <w:p>
-            <w:pPr>
-              <w:spacing w:before="60" w:after="60" w:line="252" w:lineRule="auto"/>
-              <w:jc w:val="left"/>
-            </w:pPr>
-            <w:r/>
-            <w:r>
-              <w:t>NY Open 21-23</w:t>
-            </w:r>
-          </w:p>
-        </w:tc>
-        <w:tc>
-          <w:tcPr>
-            <w:tcW w:type="dxa" w:w="1440"/>
-            <w:shd w:fill="F8FAFC"/>
-            <w:tcMar>
-              <w:top w:w="100" w:type="dxa"/>
-              <w:bottom w:w="100" w:type="dxa"/>
-              <w:left w:w="120" w:type="dxa"/>
-              <w:right w:w="120" w:type="dxa"/>
-            </w:tcMar>
-            <w:tcBorders>
-              <w:top w:val="single" w:sz="4" w:space="0" w:color="CCCCCC"/>
-              <w:bottom w:val="single" w:sz="4" w:space="0" w:color="CCCCCC"/>
-              <w:left w:val="single" w:sz="4" w:space="0" w:color="CCCCCC"/>
-              <w:right w:val="single" w:sz="4" w:space="0" w:color="CCCCCC"/>
-            </w:tcBorders>
-          </w:tcPr>
-          <w:p>
-            <w:pPr>
-              <w:spacing w:before="60" w:after="60" w:line="252" w:lineRule="auto"/>
-              <w:jc w:val="left"/>
-            </w:pPr>
-            <w:r/>
-            <w:r>
-              <w:t>676.50</w:t>
-            </w:r>
-          </w:p>
-        </w:tc>
-        <w:tc>
-          <w:tcPr>
-            <w:tcW w:type="dxa" w:w="2016"/>
-            <w:shd w:fill="F8FAFC"/>
-            <w:tcMar>
-              <w:top w:w="100" w:type="dxa"/>
-              <w:bottom w:w="100" w:type="dxa"/>
-              <w:left w:w="120" w:type="dxa"/>
-              <w:right w:w="120" w:type="dxa"/>
-            </w:tcMar>
-            <w:tcBorders>
-              <w:top w:val="single" w:sz="4" w:space="0" w:color="CCCCCC"/>
-              <w:bottom w:val="single" w:sz="4" w:space="0" w:color="CCCCCC"/>
-              <w:left w:val="single" w:sz="4" w:space="0" w:color="CCCCCC"/>
-              <w:right w:val="single" w:sz="4" w:space="0" w:color="CCCCCC"/>
-            </w:tcBorders>
-          </w:tcPr>
-          <w:p>
-            <w:pPr>
-              <w:spacing w:before="60" w:after="60" w:line="252" w:lineRule="auto"/>
-              <w:jc w:val="left"/>
-            </w:pPr>
-            <w:r/>
-            <w:r>
-              <w:t>685.00</w:t>
-            </w:r>
-          </w:p>
-        </w:tc>
-        <w:tc>
-          <w:tcPr>
-            <w:tcW w:type="dxa" w:w="1152"/>
-            <w:shd w:fill="F8FAFC"/>
-            <w:tcMar>
-              <w:top w:w="100" w:type="dxa"/>
-              <w:bottom w:w="100" w:type="dxa"/>
-              <w:left w:w="120" w:type="dxa"/>
-              <w:right w:w="120" w:type="dxa"/>
-            </w:tcMar>
-            <w:tcBorders>
-              <w:top w:val="single" w:sz="4" w:space="0" w:color="CCCCCC"/>
-              <w:bottom w:val="single" w:sz="4" w:space="0" w:color="CCCCCC"/>
-              <w:left w:val="single" w:sz="4" w:space="0" w:color="CCCCCC"/>
-              <w:right w:val="single" w:sz="4" w:space="0" w:color="CCCCCC"/>
-            </w:tcBorders>
-          </w:tcPr>
-          <w:p>
-            <w:pPr>
-              <w:spacing w:before="60" w:after="60" w:line="252" w:lineRule="auto"/>
-              <w:jc w:val="left"/>
-            </w:pPr>
-            <w:r/>
-            <w:r>
-              <w:t>662.50</w:t>
-            </w:r>
-          </w:p>
-        </w:tc>
-        <w:tc>
-          <w:tcPr>
-            <w:tcW w:type="dxa" w:w="1728"/>
-            <w:shd w:fill="F8FAFC"/>
-            <w:tcMar>
-              <w:top w:w="100" w:type="dxa"/>
-              <w:bottom w:w="100" w:type="dxa"/>
-              <w:left w:w="120" w:type="dxa"/>
-              <w:right w:w="120" w:type="dxa"/>
-            </w:tcMar>
-            <w:tcBorders>
-              <w:top w:val="single" w:sz="4" w:space="0" w:color="CCCCCC"/>
-              <w:bottom w:val="single" w:sz="4" w:space="0" w:color="CCCCCC"/>
-              <w:left w:val="single" w:sz="4" w:space="0" w:color="CCCCCC"/>
-              <w:right w:val="single" w:sz="4" w:space="0" w:color="CCCCCC"/>
-            </w:tcBorders>
-          </w:tcPr>
-          <w:p>
-            <w:pPr>
-              <w:spacing w:before="60" w:after="60" w:line="252" w:lineRule="auto"/>
-              <w:jc w:val="left"/>
-            </w:pPr>
-            <w:r/>
-            <w:r>
-              <w:rPr>
-                <w:b/>
-              </w:rPr>
-              <w:t>678.25</w:t>
-            </w:r>
-          </w:p>
-        </w:tc>
-        <w:tc>
-          <w:tcPr>
-            <w:tcW w:type="dxa" w:w="3456"/>
-            <w:shd w:fill="F8FAFC"/>
-            <w:tcMar>
-              <w:top w:w="100" w:type="dxa"/>
-              <w:bottom w:w="100" w:type="dxa"/>
-              <w:left w:w="120" w:type="dxa"/>
-              <w:right w:w="120" w:type="dxa"/>
-            </w:tcMar>
-            <w:tcBorders>
-              <w:top w:val="single" w:sz="4" w:space="0" w:color="CCCCCC"/>
-              <w:bottom w:val="single" w:sz="4" w:space="0" w:color="CCCCCC"/>
-              <w:left w:val="single" w:sz="4" w:space="0" w:color="CCCCCC"/>
-              <w:right w:val="single" w:sz="4" w:space="0" w:color="CCCCCC"/>
-            </w:tcBorders>
-          </w:tcPr>
-          <w:p>
-            <w:pPr>
-              <w:spacing w:before="60" w:after="60" w:line="252" w:lineRule="auto"/>
-              <w:jc w:val="left"/>
-            </w:pPr>
-            <w:r/>
-            <w:r>
-              <w:rPr>
-                <w:b/>
-              </w:rPr>
-              <w:t>+1.75</w:t>
-            </w:r>
-          </w:p>
-        </w:tc>
-        <w:tc>
-          <w:tcPr>
-            <w:tcW w:type="dxa" w:w="1440"/>
-            <w:shd w:fill="F8FAFC"/>
-            <w:tcMar>
-              <w:top w:w="100" w:type="dxa"/>
-              <w:bottom w:w="100" w:type="dxa"/>
-              <w:left w:w="120" w:type="dxa"/>
-              <w:right w:w="120" w:type="dxa"/>
-            </w:tcMar>
-            <w:tcBorders>
-              <w:top w:val="single" w:sz="4" w:space="0" w:color="CCCCCC"/>
-              <w:bottom w:val="single" w:sz="4" w:space="0" w:color="CCCCCC"/>
-              <w:left w:val="single" w:sz="4" w:space="0" w:color="CCCCCC"/>
-              <w:right w:val="single" w:sz="4" w:space="0" w:color="CCCCCC"/>
-            </w:tcBorders>
-          </w:tcPr>
-          <w:p>
-            <w:pPr>
-              <w:spacing w:before="60" w:after="60" w:line="252" w:lineRule="auto"/>
-              <w:jc w:val="left"/>
-            </w:pPr>
-            <w:r/>
-            <w:r>
-              <w:t>BULL</w:t>
-            </w:r>
-          </w:p>
-        </w:tc>
-      </w:tr>
-      <w:tr>
-        <w:tc>
-          <w:tcPr>
-            <w:tcW w:type="dxa" w:w="1584"/>
-            <w:shd w:fill="FFFFFF"/>
-            <w:tcMar>
-              <w:top w:w="100" w:type="dxa"/>
-              <w:bottom w:w="100" w:type="dxa"/>
-              <w:left w:w="120" w:type="dxa"/>
-              <w:right w:w="120" w:type="dxa"/>
-            </w:tcMar>
-            <w:tcBorders>
-              <w:top w:val="single" w:sz="4" w:space="0" w:color="CCCCCC"/>
-              <w:bottom w:val="single" w:sz="4" w:space="0" w:color="CCCCCC"/>
-              <w:left w:val="single" w:sz="4" w:space="0" w:color="CCCCCC"/>
-              <w:right w:val="single" w:sz="4" w:space="0" w:color="CCCCCC"/>
-            </w:tcBorders>
-          </w:tcPr>
-          <w:p>
-            <w:pPr>
-              <w:spacing w:before="60" w:after="60" w:line="252" w:lineRule="auto"/>
-              <w:jc w:val="left"/>
-            </w:pPr>
-            <w:r/>
-            <w:r>
-              <w:rPr>
-                <w:b/>
-              </w:rPr>
-              <w:t>Fri 23/10</w:t>
-            </w:r>
-          </w:p>
-        </w:tc>
-        <w:tc>
-          <w:tcPr>
-            <w:tcW w:type="dxa" w:w="864"/>
-            <w:shd w:fill="FFFFFF"/>
-            <w:tcMar>
-              <w:top w:w="100" w:type="dxa"/>
-              <w:bottom w:w="100" w:type="dxa"/>
-              <w:left w:w="120" w:type="dxa"/>
-              <w:right w:w="120" w:type="dxa"/>
-            </w:tcMar>
-            <w:tcBorders>
-              <w:top w:val="single" w:sz="4" w:space="0" w:color="CCCCCC"/>
-              <w:bottom w:val="single" w:sz="4" w:space="0" w:color="CCCCCC"/>
-              <w:left w:val="single" w:sz="4" w:space="0" w:color="CCCCCC"/>
-              <w:right w:val="single" w:sz="4" w:space="0" w:color="CCCCCC"/>
-            </w:tcBorders>
-          </w:tcPr>
-          <w:p>
-            <w:pPr>
-              <w:spacing w:before="60" w:after="60" w:line="252" w:lineRule="auto"/>
-              <w:jc w:val="left"/>
-            </w:pPr>
-            <w:r/>
-            <w:r>
-              <w:t>NY Close 23-01</w:t>
-            </w:r>
-          </w:p>
-        </w:tc>
-        <w:tc>
-          <w:tcPr>
-            <w:tcW w:type="dxa" w:w="1440"/>
-            <w:shd w:fill="FFFFFF"/>
-            <w:tcMar>
-              <w:top w:w="100" w:type="dxa"/>
-              <w:bottom w:w="100" w:type="dxa"/>
-              <w:left w:w="120" w:type="dxa"/>
-              <w:right w:w="120" w:type="dxa"/>
-            </w:tcMar>
-            <w:tcBorders>
-              <w:top w:val="single" w:sz="4" w:space="0" w:color="CCCCCC"/>
-              <w:bottom w:val="single" w:sz="4" w:space="0" w:color="CCCCCC"/>
-              <w:left w:val="single" w:sz="4" w:space="0" w:color="CCCCCC"/>
-              <w:right w:val="single" w:sz="4" w:space="0" w:color="CCCCCC"/>
-            </w:tcBorders>
-          </w:tcPr>
-          <w:p>
-            <w:pPr>
-              <w:spacing w:before="60" w:after="60" w:line="252" w:lineRule="auto"/>
-              <w:jc w:val="left"/>
-            </w:pPr>
-            <w:r/>
-            <w:r>
-              <w:t>678.25</w:t>
-            </w:r>
-          </w:p>
-        </w:tc>
-        <w:tc>
-          <w:tcPr>
-            <w:tcW w:type="dxa" w:w="2016"/>
-            <w:shd w:fill="FFFFFF"/>
-            <w:tcMar>
-              <w:top w:w="100" w:type="dxa"/>
-              <w:bottom w:w="100" w:type="dxa"/>
-              <w:left w:w="120" w:type="dxa"/>
-              <w:right w:w="120" w:type="dxa"/>
-            </w:tcMar>
-            <w:tcBorders>
-              <w:top w:val="single" w:sz="4" w:space="0" w:color="CCCCCC"/>
-              <w:bottom w:val="single" w:sz="4" w:space="0" w:color="CCCCCC"/>
-              <w:left w:val="single" w:sz="4" w:space="0" w:color="CCCCCC"/>
-              <w:right w:val="single" w:sz="4" w:space="0" w:color="CCCCCC"/>
-            </w:tcBorders>
-          </w:tcPr>
-          <w:p>
-            <w:pPr>
-              <w:spacing w:before="60" w:after="60" w:line="252" w:lineRule="auto"/>
-              <w:jc w:val="left"/>
-            </w:pPr>
-            <w:r/>
-            <w:r>
-              <w:t>684.50</w:t>
-            </w:r>
-          </w:p>
-        </w:tc>
-        <w:tc>
-          <w:tcPr>
-            <w:tcW w:type="dxa" w:w="1152"/>
-            <w:shd w:fill="FFFFFF"/>
-            <w:tcMar>
-              <w:top w:w="100" w:type="dxa"/>
-              <w:bottom w:w="100" w:type="dxa"/>
-              <w:left w:w="120" w:type="dxa"/>
-              <w:right w:w="120" w:type="dxa"/>
-            </w:tcMar>
-            <w:tcBorders>
-              <w:top w:val="single" w:sz="4" w:space="0" w:color="CCCCCC"/>
-              <w:bottom w:val="single" w:sz="4" w:space="0" w:color="CCCCCC"/>
-              <w:left w:val="single" w:sz="4" w:space="0" w:color="CCCCCC"/>
-              <w:right w:val="single" w:sz="4" w:space="0" w:color="CCCCCC"/>
-            </w:tcBorders>
-          </w:tcPr>
-          <w:p>
-            <w:pPr>
-              <w:spacing w:before="60" w:after="60" w:line="252" w:lineRule="auto"/>
-              <w:jc w:val="left"/>
-            </w:pPr>
-            <w:r/>
-            <w:r>
-              <w:t>671.75</w:t>
-            </w:r>
-          </w:p>
-        </w:tc>
-        <w:tc>
-          <w:tcPr>
-            <w:tcW w:type="dxa" w:w="1728"/>
-            <w:shd w:fill="FFFFFF"/>
-            <w:tcMar>
-              <w:top w:w="100" w:type="dxa"/>
-              <w:bottom w:w="100" w:type="dxa"/>
-              <w:left w:w="120" w:type="dxa"/>
-              <w:right w:w="120" w:type="dxa"/>
-            </w:tcMar>
-            <w:tcBorders>
-              <w:top w:val="single" w:sz="4" w:space="0" w:color="CCCCCC"/>
-              <w:bottom w:val="single" w:sz="4" w:space="0" w:color="CCCCCC"/>
-              <w:left w:val="single" w:sz="4" w:space="0" w:color="CCCCCC"/>
-              <w:right w:val="single" w:sz="4" w:space="0" w:color="CCCCCC"/>
-            </w:tcBorders>
-          </w:tcPr>
-          <w:p>
-            <w:pPr>
-              <w:spacing w:before="60" w:after="60" w:line="252" w:lineRule="auto"/>
-              <w:jc w:val="left"/>
-            </w:pPr>
-            <w:r/>
-            <w:r>
-              <w:rPr>
-                <w:b/>
-              </w:rPr>
-              <w:t>677.50</w:t>
             </w:r>
           </w:p>
         </w:tc>
